--- a/Doc_Externa_Segundo _Proyecto - Victor_Josias.docx
+++ b/Doc_Externa_Segundo _Proyecto - Victor_Josias.docx
@@ -79,7 +79,7 @@
           <w:bCs/>
         </w:rPr>
       </w:pPr>
-      <w:bookmarkStart w:id="2" w:name="bookmark=id.f0mdybpqxltm"/>
+      <w:bookmarkStart w:id="2" w:name="bookmark=id.f0mdybpqxltm_Copy_1"/>
       <w:bookmarkEnd w:id="2"/>
       <w:r>
         <w:rPr>
@@ -432,7 +432,6 @@
         <w:keepLines/>
         <w:pageBreakBefore w:val="false"/>
         <w:widowControl/>
-        <w:pBdr/>
         <w:shd w:val="clear" w:fill="auto"/>
         <w:spacing w:lineRule="auto" w:line="480" w:before="240" w:after="0"/>
         <w:ind w:firstLine="720" w:left="0" w:right="0"/>
@@ -496,7 +495,6 @@
             <w:keepLines w:val="false"/>
             <w:pageBreakBefore w:val="false"/>
             <w:widowControl/>
-            <w:pBdr/>
             <w:tabs>
               <w:tab w:val="clear" w:pos="720"/>
               <w:tab w:val="right" w:pos="9350" w:leader="dot"/>
@@ -547,6 +545,7 @@
               <w:szCs w:val="24"/>
               <w:iCs w:val="false"/>
               <w:bCs/>
+              <w:vanish w:val="false"/>
               <w:rFonts w:eastAsia="Times New Roman" w:cs="Times New Roman" w:ascii="Times New Roman" w:hAnsi="Times New Roman"/>
               <w:color w:val="000000"/>
             </w:rPr>
@@ -571,6 +570,7 @@
               <w:szCs w:val="24"/>
               <w:iCs w:val="false"/>
               <w:bCs/>
+              <w:vanish w:val="false"/>
               <w:rFonts w:eastAsia="Times New Roman" w:cs="Times New Roman" w:ascii="Times New Roman" w:hAnsi="Times New Roman"/>
               <w:color w:val="000000"/>
             </w:rPr>
@@ -590,6 +590,7 @@
                 <w:smallCaps w:val="false"/>
                 <w:strike w:val="false"/>
                 <w:dstrike w:val="false"/>
+                <w:vanish w:val="false"/>
                 <w:color w:val="000000"/>
                 <w:position w:val="0"/>
                 <w:sz w:val="24"/>
@@ -616,6 +617,7 @@
                 <w:smallCaps w:val="false"/>
                 <w:strike w:val="false"/>
                 <w:dstrike w:val="false"/>
+                <w:vanish w:val="false"/>
                 <w:color w:val="000000"/>
                 <w:position w:val="0"/>
                 <w:sz w:val="24"/>
@@ -637,7 +639,6 @@
             <w:keepLines w:val="false"/>
             <w:pageBreakBefore w:val="false"/>
             <w:widowControl/>
-            <w:pBdr/>
             <w:shd w:val="clear" w:fill="auto"/>
             <w:tabs>
               <w:tab w:val="clear" w:pos="720"/>
@@ -681,6 +682,7 @@
                 <w:smallCaps w:val="false"/>
                 <w:strike w:val="false"/>
                 <w:dstrike w:val="false"/>
+                <w:vanish w:val="false"/>
                 <w:color w:val="000000"/>
                 <w:position w:val="0"/>
                 <w:sz w:val="24"/>
@@ -707,6 +709,7 @@
                 <w:smallCaps w:val="false"/>
                 <w:strike w:val="false"/>
                 <w:dstrike w:val="false"/>
+                <w:vanish w:val="false"/>
                 <w:color w:val="000000"/>
                 <w:position w:val="0"/>
                 <w:sz w:val="24"/>
@@ -728,7 +731,6 @@
             <w:keepLines w:val="false"/>
             <w:pageBreakBefore w:val="false"/>
             <w:widowControl/>
-            <w:pBdr/>
             <w:shd w:val="clear" w:fill="auto"/>
             <w:tabs>
               <w:tab w:val="clear" w:pos="720"/>
@@ -772,6 +774,7 @@
                 <w:smallCaps w:val="false"/>
                 <w:strike w:val="false"/>
                 <w:dstrike w:val="false"/>
+                <w:vanish w:val="false"/>
                 <w:color w:val="000000"/>
                 <w:position w:val="0"/>
                 <w:sz w:val="24"/>
@@ -798,6 +801,7 @@
                 <w:smallCaps w:val="false"/>
                 <w:strike w:val="false"/>
                 <w:dstrike w:val="false"/>
+                <w:vanish w:val="false"/>
                 <w:color w:val="000000"/>
                 <w:position w:val="0"/>
                 <w:sz w:val="24"/>
@@ -819,7 +823,6 @@
             <w:keepLines w:val="false"/>
             <w:pageBreakBefore w:val="false"/>
             <w:widowControl/>
-            <w:pBdr/>
             <w:shd w:val="clear" w:fill="auto"/>
             <w:tabs>
               <w:tab w:val="clear" w:pos="720"/>
@@ -863,6 +866,7 @@
                 <w:smallCaps w:val="false"/>
                 <w:strike w:val="false"/>
                 <w:dstrike w:val="false"/>
+                <w:vanish w:val="false"/>
                 <w:color w:val="000000"/>
                 <w:position w:val="0"/>
                 <w:sz w:val="24"/>
@@ -889,6 +893,7 @@
                 <w:smallCaps w:val="false"/>
                 <w:strike w:val="false"/>
                 <w:dstrike w:val="false"/>
+                <w:vanish w:val="false"/>
                 <w:color w:val="000000"/>
                 <w:position w:val="0"/>
                 <w:sz w:val="24"/>
@@ -903,8 +908,27 @@
             </w:r>
           </w:hyperlink>
           <w:r>
-            <w:rPr/>
-            <w:t>8</w:t>
+            <w:rPr>
+              <w:rFonts w:eastAsia="Aptos" w:cs="Aptos"/>
+              <w:b w:val="false"/>
+              <w:bCs w:val="false"/>
+              <w:i w:val="false"/>
+              <w:iCs w:val="false"/>
+              <w:caps w:val="false"/>
+              <w:smallCaps w:val="false"/>
+              <w:strike w:val="false"/>
+              <w:dstrike w:val="false"/>
+              <w:vanish w:val="false"/>
+              <w:color w:val="000000"/>
+              <w:position w:val="0"/>
+              <w:sz w:val="24"/>
+              <w:sz w:val="24"/>
+              <w:szCs w:val="24"/>
+              <w:u w:val="none"/>
+              <w:shd w:fill="auto" w:val="clear"/>
+              <w:vertAlign w:val="baseline"/>
+            </w:rPr>
+            <w:t>9</w:t>
           </w:r>
         </w:p>
         <w:p>
@@ -914,7 +938,6 @@
             <w:keepLines w:val="false"/>
             <w:pageBreakBefore w:val="false"/>
             <w:widowControl/>
-            <w:pBdr/>
             <w:shd w:val="clear" w:fill="auto"/>
             <w:tabs>
               <w:tab w:val="clear" w:pos="720"/>
@@ -958,6 +981,7 @@
                 <w:smallCaps w:val="false"/>
                 <w:strike w:val="false"/>
                 <w:dstrike w:val="false"/>
+                <w:vanish w:val="false"/>
                 <w:color w:val="000000"/>
                 <w:position w:val="0"/>
                 <w:sz w:val="24"/>
@@ -984,6 +1008,7 @@
                 <w:smallCaps w:val="false"/>
                 <w:strike w:val="false"/>
                 <w:dstrike w:val="false"/>
+                <w:vanish w:val="false"/>
                 <w:color w:val="000000"/>
                 <w:position w:val="0"/>
                 <w:sz w:val="24"/>
@@ -998,8 +1023,27 @@
             </w:r>
           </w:hyperlink>
           <w:r>
-            <w:rPr/>
-            <w:t>8</w:t>
+            <w:rPr>
+              <w:rFonts w:eastAsia="Aptos" w:cs="Aptos"/>
+              <w:b w:val="false"/>
+              <w:bCs w:val="false"/>
+              <w:i w:val="false"/>
+              <w:iCs w:val="false"/>
+              <w:caps w:val="false"/>
+              <w:smallCaps w:val="false"/>
+              <w:strike w:val="false"/>
+              <w:dstrike w:val="false"/>
+              <w:vanish w:val="false"/>
+              <w:color w:val="000000"/>
+              <w:position w:val="0"/>
+              <w:sz w:val="24"/>
+              <w:sz w:val="24"/>
+              <w:szCs w:val="24"/>
+              <w:u w:val="none"/>
+              <w:shd w:fill="auto" w:val="clear"/>
+              <w:vertAlign w:val="baseline"/>
+            </w:rPr>
+            <w:t>9</w:t>
           </w:r>
         </w:p>
         <w:p>
@@ -1009,7 +1053,6 @@
             <w:keepLines w:val="false"/>
             <w:pageBreakBefore w:val="false"/>
             <w:widowControl/>
-            <w:pBdr/>
             <w:shd w:val="clear" w:fill="auto"/>
             <w:tabs>
               <w:tab w:val="clear" w:pos="720"/>
@@ -1053,6 +1096,7 @@
                 <w:smallCaps w:val="false"/>
                 <w:strike w:val="false"/>
                 <w:dstrike w:val="false"/>
+                <w:vanish w:val="false"/>
                 <w:color w:val="000000"/>
                 <w:position w:val="0"/>
                 <w:sz w:val="24"/>
@@ -1079,6 +1123,7 @@
                 <w:smallCaps w:val="false"/>
                 <w:strike w:val="false"/>
                 <w:dstrike w:val="false"/>
+                <w:vanish w:val="false"/>
                 <w:color w:val="000000"/>
                 <w:position w:val="0"/>
                 <w:sz w:val="24"/>
@@ -1093,8 +1138,27 @@
             </w:r>
           </w:hyperlink>
           <w:r>
-            <w:rPr/>
-            <w:t>0</w:t>
+            <w:rPr>
+              <w:rFonts w:eastAsia="Aptos" w:cs="Aptos"/>
+              <w:b w:val="false"/>
+              <w:bCs w:val="false"/>
+              <w:i w:val="false"/>
+              <w:iCs w:val="false"/>
+              <w:caps w:val="false"/>
+              <w:smallCaps w:val="false"/>
+              <w:strike w:val="false"/>
+              <w:dstrike w:val="false"/>
+              <w:vanish w:val="false"/>
+              <w:color w:val="000000"/>
+              <w:position w:val="0"/>
+              <w:sz w:val="24"/>
+              <w:sz w:val="24"/>
+              <w:szCs w:val="24"/>
+              <w:u w:val="none"/>
+              <w:shd w:fill="auto" w:val="clear"/>
+              <w:vertAlign w:val="baseline"/>
+            </w:rPr>
+            <w:t>1</w:t>
           </w:r>
         </w:p>
         <w:p>
@@ -1104,7 +1168,6 @@
             <w:keepLines w:val="false"/>
             <w:pageBreakBefore w:val="false"/>
             <w:widowControl/>
-            <w:pBdr/>
             <w:shd w:val="clear" w:fill="auto"/>
             <w:tabs>
               <w:tab w:val="clear" w:pos="720"/>
@@ -1148,6 +1211,7 @@
                 <w:smallCaps w:val="false"/>
                 <w:strike w:val="false"/>
                 <w:dstrike w:val="false"/>
+                <w:vanish w:val="false"/>
                 <w:color w:val="000000"/>
                 <w:position w:val="0"/>
                 <w:sz w:val="24"/>
@@ -1174,6 +1238,7 @@
                 <w:smallCaps w:val="false"/>
                 <w:strike w:val="false"/>
                 <w:dstrike w:val="false"/>
+                <w:vanish w:val="false"/>
                 <w:color w:val="000000"/>
                 <w:position w:val="0"/>
                 <w:sz w:val="24"/>
@@ -1188,8 +1253,27 @@
             </w:r>
           </w:hyperlink>
           <w:r>
-            <w:rPr/>
-            <w:t>2</w:t>
+            <w:rPr>
+              <w:rFonts w:eastAsia="Aptos" w:cs="Aptos"/>
+              <w:b w:val="false"/>
+              <w:bCs w:val="false"/>
+              <w:i w:val="false"/>
+              <w:iCs w:val="false"/>
+              <w:caps w:val="false"/>
+              <w:smallCaps w:val="false"/>
+              <w:strike w:val="false"/>
+              <w:dstrike w:val="false"/>
+              <w:vanish w:val="false"/>
+              <w:color w:val="000000"/>
+              <w:position w:val="0"/>
+              <w:sz w:val="24"/>
+              <w:sz w:val="24"/>
+              <w:szCs w:val="24"/>
+              <w:u w:val="none"/>
+              <w:shd w:fill="auto" w:val="clear"/>
+              <w:vertAlign w:val="baseline"/>
+            </w:rPr>
+            <w:t>3</w:t>
           </w:r>
         </w:p>
         <w:p>
@@ -1199,7 +1283,6 @@
             <w:keepLines w:val="false"/>
             <w:pageBreakBefore w:val="false"/>
             <w:widowControl/>
-            <w:pBdr/>
             <w:shd w:val="clear" w:fill="auto"/>
             <w:tabs>
               <w:tab w:val="clear" w:pos="720"/>
@@ -1243,6 +1326,7 @@
                 <w:smallCaps w:val="false"/>
                 <w:strike w:val="false"/>
                 <w:dstrike w:val="false"/>
+                <w:vanish w:val="false"/>
                 <w:color w:val="000000"/>
                 <w:position w:val="0"/>
                 <w:sz w:val="24"/>
@@ -1269,6 +1353,7 @@
                 <w:smallCaps w:val="false"/>
                 <w:strike w:val="false"/>
                 <w:dstrike w:val="false"/>
+                <w:vanish w:val="false"/>
                 <w:color w:val="000000"/>
                 <w:position w:val="0"/>
                 <w:sz w:val="24"/>
@@ -1283,8 +1368,27 @@
             </w:r>
           </w:hyperlink>
           <w:r>
-            <w:rPr/>
-            <w:t>4</w:t>
+            <w:rPr>
+              <w:rFonts w:eastAsia="Aptos" w:cs="Aptos"/>
+              <w:b w:val="false"/>
+              <w:bCs w:val="false"/>
+              <w:i w:val="false"/>
+              <w:iCs w:val="false"/>
+              <w:caps w:val="false"/>
+              <w:smallCaps w:val="false"/>
+              <w:strike w:val="false"/>
+              <w:dstrike w:val="false"/>
+              <w:vanish w:val="false"/>
+              <w:color w:val="000000"/>
+              <w:position w:val="0"/>
+              <w:sz w:val="24"/>
+              <w:sz w:val="24"/>
+              <w:szCs w:val="24"/>
+              <w:u w:val="none"/>
+              <w:shd w:fill="auto" w:val="clear"/>
+              <w:vertAlign w:val="baseline"/>
+            </w:rPr>
+            <w:t>5</w:t>
           </w:r>
         </w:p>
         <w:p>
@@ -1294,7 +1398,6 @@
             <w:keepLines w:val="false"/>
             <w:pageBreakBefore w:val="false"/>
             <w:widowControl/>
-            <w:pBdr/>
             <w:shd w:val="clear" w:fill="auto"/>
             <w:tabs>
               <w:tab w:val="clear" w:pos="720"/>
@@ -1338,6 +1441,7 @@
                 <w:smallCaps w:val="false"/>
                 <w:strike w:val="false"/>
                 <w:dstrike w:val="false"/>
+                <w:vanish w:val="false"/>
                 <w:color w:val="000000"/>
                 <w:position w:val="0"/>
                 <w:sz w:val="24"/>
@@ -1364,6 +1468,7 @@
                 <w:smallCaps w:val="false"/>
                 <w:strike w:val="false"/>
                 <w:dstrike w:val="false"/>
+                <w:vanish w:val="false"/>
                 <w:color w:val="000000"/>
                 <w:position w:val="0"/>
                 <w:sz w:val="24"/>
@@ -1378,7 +1483,11 @@
           </w:hyperlink>
           <w:r>
             <w:rPr/>
-            <w:t>27</w:t>
+            <w:t>2</w:t>
+          </w:r>
+          <w:r>
+            <w:rPr/>
+            <w:t>8</w:t>
           </w:r>
           <w:r>
             <w:rPr/>
@@ -1427,6 +1536,7 @@
     <w:p>
       <w:pPr>
         <w:pStyle w:val="Heading1"/>
+        <w:spacing w:before="0" w:after="80"/>
         <w:rPr>
           <w:rFonts w:ascii="Times New Roman" w:hAnsi="Times New Roman" w:eastAsia="Times New Roman" w:cs="Times New Roman"/>
           <w:b/>
@@ -1454,9 +1564,8 @@
         <w:pStyle w:val="normal1"/>
         <w:spacing w:lineRule="auto" w:line="480" w:before="0" w:after="0"/>
         <w:ind w:firstLine="720"/>
-        <w:rPr>
-          <w:rFonts w:ascii="Times New Roman" w:hAnsi="Times New Roman" w:eastAsia="Times New Roman" w:cs="Times New Roman"/>
-        </w:rPr>
+        <w:jc w:val="both"/>
+        <w:rPr/>
       </w:pPr>
       <w:r>
         <w:rPr>
@@ -1470,9 +1579,8 @@
         <w:pStyle w:val="normal1"/>
         <w:spacing w:lineRule="auto" w:line="480" w:before="0" w:after="0"/>
         <w:ind w:firstLine="720"/>
-        <w:rPr>
-          <w:rFonts w:ascii="Times New Roman" w:hAnsi="Times New Roman" w:eastAsia="Times New Roman" w:cs="Times New Roman"/>
-        </w:rPr>
+        <w:jc w:val="both"/>
+        <w:rPr/>
       </w:pPr>
       <w:r>
         <w:rPr>
@@ -1486,9 +1594,8 @@
         <w:pStyle w:val="normal1"/>
         <w:spacing w:lineRule="auto" w:line="480" w:before="0" w:after="160"/>
         <w:ind w:firstLine="720"/>
-        <w:rPr>
-          <w:rFonts w:ascii="Times New Roman" w:hAnsi="Times New Roman" w:eastAsia="Times New Roman" w:cs="Times New Roman"/>
-        </w:rPr>
+        <w:jc w:val="both"/>
+        <w:rPr/>
       </w:pPr>
       <w:r>
         <w:rPr>
@@ -1503,6 +1610,7 @@
     <w:p>
       <w:pPr>
         <w:pStyle w:val="Heading1"/>
+        <w:spacing w:before="0" w:after="80"/>
         <w:rPr>
           <w:rFonts w:ascii="Times New Roman" w:hAnsi="Times New Roman" w:eastAsia="Times New Roman" w:cs="Times New Roman"/>
           <w:sz w:val="24"/>
@@ -1528,6 +1636,292 @@
         <w:pStyle w:val="normal1"/>
         <w:spacing w:lineRule="auto" w:line="480" w:before="0" w:after="0"/>
         <w:ind w:firstLine="720"/>
+        <w:jc w:val="both"/>
+        <w:rPr/>
+      </w:pPr>
+      <w:r>
+        <w:rPr>
+          <w:rFonts w:eastAsia="Times New Roman" w:cs="Times New Roman" w:ascii="Times New Roman" w:hAnsi="Times New Roman"/>
+        </w:rPr>
+        <w:t xml:space="preserve">El proyecto plantea el desarrollo de un videojuego de laberinto dinámico en Python utilizando una interfaz gráfica. El problema principal no consiste únicamente en mostrar una matriz en pantalla, sino en coordinar múltiples componentes que interactúan simultáneamente, como el mapa, el jugador, los obstáculos, los elementos recolectables, el desplazamiento automático, la dificultad progresiva, el sistema de puntajes y la actualización visual en tiempo real. Esto implica mantener coherencia entre el estado lógico del juego y lo que el usuario observa durante la partida. </w:t>
+      </w:r>
+    </w:p>
+    <w:p>
+      <w:pPr>
+        <w:pStyle w:val="normal1"/>
+        <w:spacing w:lineRule="auto" w:line="480" w:before="0" w:after="0"/>
+        <w:ind w:firstLine="720"/>
+        <w:jc w:val="both"/>
+        <w:rPr/>
+      </w:pPr>
+      <w:r>
+        <w:rPr>
+          <w:rFonts w:eastAsia="Times New Roman" w:cs="Times New Roman" w:ascii="Times New Roman" w:hAnsi="Times New Roman"/>
+        </w:rPr>
+        <w:t xml:space="preserve">Uno de los primeros problemas consiste en trabajar con diferentes tamaños de laberinto. El sistema debe permitir mapas de 10x10, 20x20 y 30x30 sin depender de estructuras fijas. Esto afecta directamente la cantidad de filas y columnas, la posición inicial del jugador, el tamaño visual de cada celda, la dificultad del escenario y la administración de puntajes. Por esta razón, el juego requiere mecanismos capaces de generar estructuras dinámicas que se adapten automáticamente al tamaño seleccionado por el usuario. </w:t>
+      </w:r>
+    </w:p>
+    <w:p>
+      <w:pPr>
+        <w:pStyle w:val="normal1"/>
+        <w:spacing w:lineRule="auto" w:line="480" w:before="0" w:after="0"/>
+        <w:ind w:firstLine="720"/>
+        <w:jc w:val="both"/>
+        <w:rPr/>
+      </w:pPr>
+      <w:r>
+        <w:rPr>
+          <w:rFonts w:eastAsia="Times New Roman" w:cs="Times New Roman" w:ascii="Times New Roman" w:hAnsi="Times New Roman"/>
+        </w:rPr>
+        <w:t xml:space="preserve">Otro problema importante corresponde a la representación interna del mapa. El sistema necesita distinguir correctamente entre espacios libres, obstáculos y elementos especiales dentro del escenario. Además, la información del terreno no debe confundirse con objetos como monedas o poderes, ya que ambos cumplen funciones distintas dentro de la lógica del juego. Esto obliga a mantener una organización clara de los datos para facilitar validaciones, desplazamientos y actualizaciones constantes del escenario. </w:t>
+      </w:r>
+    </w:p>
+    <w:p>
+      <w:pPr>
+        <w:pStyle w:val="normal1"/>
+        <w:spacing w:lineRule="auto" w:line="480" w:before="0" w:after="0"/>
+        <w:ind w:firstLine="720"/>
+        <w:jc w:val="both"/>
+        <w:rPr/>
+      </w:pPr>
+      <w:r>
+        <w:rPr>
+          <w:rFonts w:eastAsia="Times New Roman" w:cs="Times New Roman" w:ascii="Times New Roman" w:hAnsi="Times New Roman"/>
+        </w:rPr>
+        <w:t xml:space="preserve">La ubicación inicial del jugador también representa un problema funcional. El personaje debe aparecer siempre en una posición válida dentro del mapa independientemente de las dimensiones seleccionadas. Esto requiere cálculos que permitan determinar automáticamente una posición coherente dentro de la matriz sin provocar errores relacionados con límites o posiciones inexistentes. </w:t>
+      </w:r>
+    </w:p>
+    <w:p>
+      <w:pPr>
+        <w:pStyle w:val="normal1"/>
+        <w:spacing w:lineRule="auto" w:line="480" w:before="0" w:after="0"/>
+        <w:ind w:firstLine="720"/>
+        <w:jc w:val="both"/>
+        <w:rPr/>
+      </w:pPr>
+      <w:r>
+        <w:rPr>
+          <w:rFonts w:eastAsia="Times New Roman" w:cs="Times New Roman" w:ascii="Times New Roman" w:hAnsi="Times New Roman"/>
+        </w:rPr>
+        <w:t xml:space="preserve">El movimiento del jugador constituye otro aspecto central del proyecto. Cada desplazamiento debe validar que la nueva posición permanezca dentro de los límites del mapa y que no exista un obstáculo bloqueando el paso. Sin este control, el personaje podría atravesar muros o salir de la matriz, afectando la lógica general del juego y la experiencia del usuario. </w:t>
+      </w:r>
+    </w:p>
+    <w:p>
+      <w:pPr>
+        <w:pStyle w:val="normal1"/>
+        <w:spacing w:lineRule="auto" w:line="480" w:before="0" w:after="0"/>
+        <w:ind w:firstLine="720"/>
+        <w:jc w:val="both"/>
+        <w:rPr/>
+      </w:pPr>
+      <w:r>
+        <w:rPr>
+          <w:rFonts w:eastAsia="Times New Roman" w:cs="Times New Roman" w:ascii="Times New Roman" w:hAnsi="Times New Roman"/>
+        </w:rPr>
+        <w:t xml:space="preserve">El comportamiento dinámico del mapa representa uno de los retos principales del sistema. A diferencia de un laberinto estático, el escenario cambia constantemente durante la partida mediante el desplazamiento progresivo de filas. Esto obliga a mantener sincronizados el terreno, los obstáculos, la posición del jugador y los elementos especiales mientras el escenario continúa avanzando. </w:t>
+      </w:r>
+    </w:p>
+    <w:p>
+      <w:pPr>
+        <w:pStyle w:val="normal1"/>
+        <w:spacing w:lineRule="auto" w:line="480" w:before="0" w:after="0"/>
+        <w:ind w:firstLine="720"/>
+        <w:jc w:val="both"/>
+        <w:rPr/>
+      </w:pPr>
+      <w:r>
+        <w:rPr>
+          <w:rFonts w:eastAsia="Times New Roman" w:cs="Times New Roman" w:ascii="Times New Roman" w:hAnsi="Times New Roman"/>
+        </w:rPr>
+        <w:t xml:space="preserve">La generación de obstáculos también plantea dificultades importantes. El escenario no puede construirse mediante distribución completamente aleatoria, ya que podrían generarse caminos imposibles o mapas excesivamente simples. El sistema requiere mecanismos que controlen la distribución de espacios libres y obstáculos para mantener una dificultad equilibrada y una experiencia jugable consistente. </w:t>
+      </w:r>
+    </w:p>
+    <w:p>
+      <w:pPr>
+        <w:pStyle w:val="normal1"/>
+        <w:spacing w:lineRule="auto" w:line="480" w:before="0" w:after="0"/>
+        <w:ind w:firstLine="720"/>
+        <w:jc w:val="both"/>
+        <w:rPr/>
+      </w:pPr>
+      <w:r>
+        <w:rPr>
+          <w:rFonts w:eastAsia="Times New Roman" w:cs="Times New Roman" w:ascii="Times New Roman" w:hAnsi="Times New Roman"/>
+        </w:rPr>
+        <w:t xml:space="preserve">Otro problema corresponde a la condición de derrota. El juego debe determinar correctamente cuándo el jugador pierde la partida según el comportamiento dinámico del mapa. Debido al desplazamiento constante del escenario, la derrota depende directamente de la posición del jugador respecto a las filas activas del laberinto. Esto obliga a validar continuamente la relación entre el personaje y el avance del mapa. </w:t>
+      </w:r>
+    </w:p>
+    <w:p>
+      <w:pPr>
+        <w:pStyle w:val="normal1"/>
+        <w:spacing w:lineRule="auto" w:line="480" w:before="0" w:after="0"/>
+        <w:ind w:firstLine="720"/>
+        <w:jc w:val="both"/>
+        <w:rPr/>
+      </w:pPr>
+      <w:r>
+        <w:rPr>
+          <w:rFonts w:eastAsia="Times New Roman" w:cs="Times New Roman" w:ascii="Times New Roman" w:hAnsi="Times New Roman"/>
+        </w:rPr>
+        <w:t xml:space="preserve">El aumento progresivo de dificultad representa otro desafío dentro del sistema. El videojuego requiere incrementar gradualmente la presión sobre el jugador conforme transcurre la partida, pero evitando velocidades excesivas que afecten la jugabilidad. Esto implica administrar intervalos de tiempo y controlar límites mínimos para mantener equilibrio entre dificultad y control del juego. </w:t>
+      </w:r>
+    </w:p>
+    <w:p>
+      <w:pPr>
+        <w:pStyle w:val="normal1"/>
+        <w:spacing w:lineRule="auto" w:line="480" w:before="0" w:after="0"/>
+        <w:ind w:firstLine="720"/>
+        <w:jc w:val="both"/>
+        <w:rPr/>
+      </w:pPr>
+      <w:r>
+        <w:rPr>
+          <w:rFonts w:eastAsia="Times New Roman" w:cs="Times New Roman" w:ascii="Times New Roman" w:hAnsi="Times New Roman"/>
+        </w:rPr>
+        <w:t xml:space="preserve">La generación de recompensas y poderes introduce problemas relacionados con disponibilidad y posicionamiento dentro del mapa. Los elementos especiales deben aparecer únicamente en posiciones válidas y no interferir con obstáculos, otros objetos o la posición actual del jugador. Además, el sistema necesita controlar el tiempo de permanencia de cada elemento para evitar acumulación desordenada dentro del escenario. </w:t>
+      </w:r>
+    </w:p>
+    <w:p>
+      <w:pPr>
+        <w:pStyle w:val="normal1"/>
+        <w:spacing w:lineRule="auto" w:line="480" w:before="0" w:after="0"/>
+        <w:ind w:firstLine="720"/>
+        <w:jc w:val="both"/>
+        <w:rPr/>
+      </w:pPr>
+      <w:r>
+        <w:rPr>
+          <w:rFonts w:eastAsia="Times New Roman" w:cs="Times New Roman" w:ascii="Times New Roman" w:hAnsi="Times New Roman"/>
+        </w:rPr>
+        <w:t xml:space="preserve">El sistema de monedas requiere diferenciar distintos tipos de recompensas y relacionarlas correctamente con el puntaje del jugador. Cada moneda posee un valor específico y debe integrarse con el movimiento y las validaciones del mapa. Esto implica actualizar constantemente el estado del escenario y el puntaje general conforme el jugador interactúa con el entorno. </w:t>
+      </w:r>
+    </w:p>
+    <w:p>
+      <w:pPr>
+        <w:pStyle w:val="normal1"/>
+        <w:spacing w:lineRule="auto" w:line="480" w:before="0" w:after="0"/>
+        <w:ind w:firstLine="720"/>
+        <w:jc w:val="both"/>
+        <w:rPr/>
+      </w:pPr>
+      <w:r>
+        <w:rPr>
+          <w:rFonts w:eastAsia="Times New Roman" w:cs="Times New Roman" w:ascii="Times New Roman" w:hAnsi="Times New Roman"/>
+        </w:rPr>
+        <w:t xml:space="preserve">Los poderes especiales representan otro problema lógico dentro del proyecto. Tanto las bombas como el paso fantasma modifican temporalmente las reglas normales de movimiento e interacción con el mapa. Esto obliga a validar múltiples condiciones antes de permitir determinadas acciones y a mantener coherencia entre las restricciones del escenario y las habilidades disponibles para el jugador. </w:t>
+      </w:r>
+    </w:p>
+    <w:p>
+      <w:pPr>
+        <w:pStyle w:val="normal1"/>
+        <w:spacing w:lineRule="auto" w:line="480" w:before="0" w:after="0"/>
+        <w:ind w:firstLine="720"/>
+        <w:jc w:val="both"/>
+        <w:rPr/>
+      </w:pPr>
+      <w:r>
+        <w:rPr>
+          <w:rFonts w:eastAsia="Times New Roman" w:cs="Times New Roman" w:ascii="Times New Roman" w:hAnsi="Times New Roman"/>
+        </w:rPr>
+        <w:t xml:space="preserve">La acumulación de poderes introduce además la necesidad de administrar recursos disponibles durante la partida. El sistema debe registrar cuántos poderes posee el jugador, cuándo aumentan y cuándo disminuyen, manteniendo siempre consistencia entre el estado lógico interno y la información visual mostrada en pantalla. </w:t>
+      </w:r>
+    </w:p>
+    <w:p>
+      <w:pPr>
+        <w:pStyle w:val="normal1"/>
+        <w:spacing w:lineRule="auto" w:line="480" w:before="0" w:after="0"/>
+        <w:ind w:firstLine="720"/>
+        <w:jc w:val="both"/>
+        <w:rPr/>
+      </w:pPr>
+      <w:r>
+        <w:rPr>
+          <w:rFonts w:eastAsia="Times New Roman" w:cs="Times New Roman" w:ascii="Times New Roman" w:hAnsi="Times New Roman"/>
+        </w:rPr>
+        <w:t xml:space="preserve">El manejo de hilos constituye un aspecto técnico relevante del proyecto. La interfaz gráfica necesita mantenerse activa para capturar eventos del usuario mientras el mapa continúa desplazándose automáticamente en segundo plano. Esto genera problemas de sincronización entre procesos concurrentes que acceden simultáneamente al mismo estado del juego. Por esta razón, el sistema requiere mecanismos que garanticen coherencia de datos durante toda la ejecución. </w:t>
+      </w:r>
+    </w:p>
+    <w:p>
+      <w:pPr>
+        <w:pStyle w:val="normal1"/>
+        <w:spacing w:lineRule="auto" w:line="480" w:before="0" w:after="0"/>
+        <w:ind w:firstLine="720"/>
+        <w:jc w:val="both"/>
+        <w:rPr/>
+      </w:pPr>
+      <w:r>
+        <w:rPr>
+          <w:rFonts w:eastAsia="Times New Roman" w:cs="Times New Roman" w:ascii="Times New Roman" w:hAnsi="Times New Roman"/>
+        </w:rPr>
+        <w:t xml:space="preserve">La interfaz gráfica también forma parte del problema general. El sistema debe transformar estructuras lógicas internas en una representación visual clara y comprensible para el usuario. Esto implica actualizar constantemente el estado visual del mapa, los obstáculos, el jugador, los elementos recolectables, los puntajes y los mensajes del juego sin afectar el rendimiento general de la aplicación. </w:t>
+      </w:r>
+    </w:p>
+    <w:p>
+      <w:pPr>
+        <w:pStyle w:val="normal1"/>
+        <w:spacing w:lineRule="auto" w:line="480" w:before="0" w:after="0"/>
+        <w:ind w:firstLine="720"/>
+        <w:jc w:val="both"/>
+        <w:rPr/>
+      </w:pPr>
+      <w:r>
+        <w:rPr>
+          <w:rFonts w:eastAsia="Times New Roman" w:cs="Times New Roman" w:ascii="Times New Roman" w:hAnsi="Times New Roman"/>
+        </w:rPr>
+        <w:t xml:space="preserve">La navegación entre pantallas introduce otro problema funcional. El videojuego posee múltiples estados, como menú principal, selección de tamaño, configuración, visualización de puntajes, pantalla de juego y derrota. El sistema necesita controlar correctamente las transiciones entre cada pantalla y determinar cómo interpretar las acciones del usuario en cada contexto. </w:t>
+      </w:r>
+    </w:p>
+    <w:p>
+      <w:pPr>
+        <w:pStyle w:val="normal1"/>
+        <w:spacing w:lineRule="auto" w:line="480" w:before="0" w:after="0"/>
+        <w:ind w:firstLine="720"/>
+        <w:jc w:val="both"/>
+        <w:rPr/>
+      </w:pPr>
+      <w:r>
+        <w:rPr>
+          <w:rFonts w:eastAsia="Times New Roman" w:cs="Times New Roman" w:ascii="Times New Roman" w:hAnsi="Times New Roman"/>
+        </w:rPr>
+        <w:t xml:space="preserve">La configuración de controles representa otro requerimiento importante. El usuario debe poder modificar las teclas utilizadas durante la partida sin provocar conflictos entre acciones diferentes. Esto obliga al sistema a validar constantemente las asignaciones de teclas y mantener una organización clara de los controles disponibles. </w:t>
+      </w:r>
+    </w:p>
+    <w:p>
+      <w:pPr>
+        <w:pStyle w:val="normal1"/>
+        <w:spacing w:lineRule="auto" w:line="480" w:before="0" w:after="0"/>
+        <w:ind w:firstLine="720"/>
+        <w:jc w:val="both"/>
+        <w:rPr/>
+      </w:pPr>
+      <w:r>
+        <w:rPr>
+          <w:rFonts w:eastAsia="Times New Roman" w:cs="Times New Roman" w:ascii="Times New Roman" w:hAnsi="Times New Roman"/>
+        </w:rPr>
+        <w:t xml:space="preserve">El almacenamiento de puntajes constituye otro problema relacionado con persistencia de datos. El sistema debe conservar resultados históricos independientes según el tamaño del mapa utilizado. Esto implica leer, actualizar, ordenar y almacenar información correctamente sin perder registros previos ni mezclar resultados de distintas dificultades. </w:t>
+      </w:r>
+    </w:p>
+    <w:p>
+      <w:pPr>
+        <w:pStyle w:val="normal1"/>
+        <w:spacing w:lineRule="auto" w:line="480" w:before="0" w:after="0"/>
+        <w:ind w:firstLine="720"/>
+        <w:jc w:val="both"/>
+        <w:rPr/>
+      </w:pPr>
+      <w:r>
+        <w:rPr>
+          <w:rFonts w:eastAsia="Times New Roman" w:cs="Times New Roman" w:ascii="Times New Roman" w:hAnsi="Times New Roman"/>
+        </w:rPr>
+        <w:t>Finalmente, el principal reto del proyecto consiste en integrar todos estos componentes dentro de un único sistema coherente. El movimiento del jugador depende de las validaciones del mapa, el desplazamiento automático afecta la posición del personaje y los elementos especiales modifican temporalmente las reglas del escenario. Además, todos estos cambios deben reflejarse inmediatamente en la interfaz gráfica y mantenerse sincronizados con el estado interno del juego. Por esta razón, el problema general no se limita a desarrollar funciones aisladas, sino a coordinar correctamente estructuras de datos, lógica de juego, concurrencia, interfaz gráfica y persistencia de información dentro de un entorno interactivo en tiempo real.</w:t>
+      </w:r>
+    </w:p>
+    <w:p>
+      <w:pPr>
+        <w:pStyle w:val="normal1"/>
+        <w:spacing w:lineRule="auto" w:line="480" w:before="0" w:after="160"/>
+        <w:ind w:firstLine="720"/>
+        <w:jc w:val="both"/>
         <w:rPr>
           <w:rFonts w:ascii="Times New Roman" w:hAnsi="Times New Roman" w:eastAsia="Times New Roman" w:cs="Times New Roman"/>
         </w:rPr>
@@ -1536,310 +1930,6 @@
         <w:rPr>
           <w:rFonts w:eastAsia="Times New Roman" w:cs="Times New Roman" w:ascii="Times New Roman" w:hAnsi="Times New Roman"/>
         </w:rPr>
-        <w:t xml:space="preserve">El proyecto plantea el desarrollo de un videojuego de laberinto dinámico en Python utilizando una interfaz gráfica. El problema principal no consiste únicamente en mostrar una matriz en pantalla, sino en coordinar múltiples componentes que interactúan simultáneamente, como el mapa, el jugador, los obstáculos, los elementos recolectables, el desplazamiento automático, la dificultad progresiva, el sistema de puntajes y la actualización visual en tiempo real. Esto implica mantener coherencia entre el estado lógico del juego y lo que el usuario observa durante la partida. </w:t>
-      </w:r>
-    </w:p>
-    <w:p>
-      <w:pPr>
-        <w:pStyle w:val="normal1"/>
-        <w:spacing w:lineRule="auto" w:line="480" w:before="0" w:after="0"/>
-        <w:ind w:firstLine="720"/>
-        <w:rPr>
-          <w:rFonts w:ascii="Times New Roman" w:hAnsi="Times New Roman" w:eastAsia="Times New Roman" w:cs="Times New Roman"/>
-        </w:rPr>
-      </w:pPr>
-      <w:r>
-        <w:rPr>
-          <w:rFonts w:eastAsia="Times New Roman" w:cs="Times New Roman" w:ascii="Times New Roman" w:hAnsi="Times New Roman"/>
-        </w:rPr>
-        <w:t xml:space="preserve">Uno de los primeros problemas consiste en trabajar con diferentes tamaños de laberinto. El sistema debe permitir mapas de 10x10, 20x20 y 30x30 sin depender de estructuras fijas. Esto afecta directamente la cantidad de filas y columnas, la posición inicial del jugador, el tamaño visual de cada celda, la dificultad del escenario y la administración de puntajes. Por esta razón, el juego requiere mecanismos capaces de generar estructuras dinámicas que se adapten automáticamente al tamaño seleccionado por el usuario. </w:t>
-      </w:r>
-    </w:p>
-    <w:p>
-      <w:pPr>
-        <w:pStyle w:val="normal1"/>
-        <w:spacing w:lineRule="auto" w:line="480" w:before="0" w:after="0"/>
-        <w:ind w:firstLine="720"/>
-        <w:rPr>
-          <w:rFonts w:ascii="Times New Roman" w:hAnsi="Times New Roman" w:eastAsia="Times New Roman" w:cs="Times New Roman"/>
-        </w:rPr>
-      </w:pPr>
-      <w:r>
-        <w:rPr>
-          <w:rFonts w:eastAsia="Times New Roman" w:cs="Times New Roman" w:ascii="Times New Roman" w:hAnsi="Times New Roman"/>
-        </w:rPr>
-        <w:t xml:space="preserve">Otro problema importante corresponde a la representación interna del mapa. El sistema necesita distinguir correctamente entre espacios libres, obstáculos y elementos especiales dentro del escenario. Además, la información del terreno no debe confundirse con objetos como monedas o poderes, ya que ambos cumplen funciones distintas dentro de la lógica del juego. Esto obliga a mantener una organización clara de los datos para facilitar validaciones, desplazamientos y actualizaciones constantes del escenario. </w:t>
-      </w:r>
-    </w:p>
-    <w:p>
-      <w:pPr>
-        <w:pStyle w:val="normal1"/>
-        <w:spacing w:lineRule="auto" w:line="480" w:before="0" w:after="0"/>
-        <w:ind w:firstLine="720"/>
-        <w:rPr>
-          <w:rFonts w:ascii="Times New Roman" w:hAnsi="Times New Roman" w:eastAsia="Times New Roman" w:cs="Times New Roman"/>
-        </w:rPr>
-      </w:pPr>
-      <w:r>
-        <w:rPr>
-          <w:rFonts w:eastAsia="Times New Roman" w:cs="Times New Roman" w:ascii="Times New Roman" w:hAnsi="Times New Roman"/>
-        </w:rPr>
-        <w:t xml:space="preserve">La ubicación inicial del jugador también representa un problema funcional. El personaje debe aparecer siempre en una posición válida dentro del mapa independientemente de las dimensiones seleccionadas. Esto requiere cálculos que permitan determinar automáticamente una posición coherente dentro de la matriz sin provocar errores relacionados con límites o posiciones inexistentes. </w:t>
-      </w:r>
-    </w:p>
-    <w:p>
-      <w:pPr>
-        <w:pStyle w:val="normal1"/>
-        <w:spacing w:lineRule="auto" w:line="480" w:before="0" w:after="0"/>
-        <w:ind w:firstLine="720"/>
-        <w:rPr>
-          <w:rFonts w:ascii="Times New Roman" w:hAnsi="Times New Roman" w:eastAsia="Times New Roman" w:cs="Times New Roman"/>
-        </w:rPr>
-      </w:pPr>
-      <w:r>
-        <w:rPr>
-          <w:rFonts w:eastAsia="Times New Roman" w:cs="Times New Roman" w:ascii="Times New Roman" w:hAnsi="Times New Roman"/>
-        </w:rPr>
-        <w:t xml:space="preserve">El movimiento del jugador constituye otro aspecto central del proyecto. Cada desplazamiento debe validar que la nueva posición permanezca dentro de los límites del mapa y que no exista un obstáculo bloqueando el paso. Sin este control, el personaje podría atravesar muros o salir de la matriz, afectando la lógica general del juego y la experiencia del usuario. </w:t>
-      </w:r>
-    </w:p>
-    <w:p>
-      <w:pPr>
-        <w:pStyle w:val="normal1"/>
-        <w:spacing w:lineRule="auto" w:line="480" w:before="0" w:after="0"/>
-        <w:ind w:firstLine="720"/>
-        <w:rPr>
-          <w:rFonts w:ascii="Times New Roman" w:hAnsi="Times New Roman" w:eastAsia="Times New Roman" w:cs="Times New Roman"/>
-        </w:rPr>
-      </w:pPr>
-      <w:r>
-        <w:rPr>
-          <w:rFonts w:eastAsia="Times New Roman" w:cs="Times New Roman" w:ascii="Times New Roman" w:hAnsi="Times New Roman"/>
-        </w:rPr>
-        <w:t xml:space="preserve">El comportamiento dinámico del mapa representa uno de los retos principales del sistema. A diferencia de un laberinto estático, el escenario cambia constantemente durante la partida mediante el desplazamiento progresivo de filas. Esto obliga a mantener sincronizados el terreno, los obstáculos, la posición del jugador y los elementos especiales mientras el escenario continúa avanzando. </w:t>
-      </w:r>
-    </w:p>
-    <w:p>
-      <w:pPr>
-        <w:pStyle w:val="normal1"/>
-        <w:spacing w:lineRule="auto" w:line="480" w:before="0" w:after="0"/>
-        <w:ind w:firstLine="720"/>
-        <w:rPr>
-          <w:rFonts w:ascii="Times New Roman" w:hAnsi="Times New Roman" w:eastAsia="Times New Roman" w:cs="Times New Roman"/>
-        </w:rPr>
-      </w:pPr>
-      <w:r>
-        <w:rPr>
-          <w:rFonts w:eastAsia="Times New Roman" w:cs="Times New Roman" w:ascii="Times New Roman" w:hAnsi="Times New Roman"/>
-        </w:rPr>
-        <w:t xml:space="preserve">La generación de obstáculos también plantea dificultades importantes. El escenario no puede construirse mediante distribución completamente aleatoria, ya que podrían generarse caminos imposibles o mapas excesivamente simples. El sistema requiere mecanismos que controlen la distribución de espacios libres y obstáculos para mantener una dificultad equilibrada y una experiencia jugable consistente. </w:t>
-      </w:r>
-    </w:p>
-    <w:p>
-      <w:pPr>
-        <w:pStyle w:val="normal1"/>
-        <w:spacing w:lineRule="auto" w:line="480" w:before="0" w:after="0"/>
-        <w:ind w:firstLine="720"/>
-        <w:rPr>
-          <w:rFonts w:ascii="Times New Roman" w:hAnsi="Times New Roman" w:eastAsia="Times New Roman" w:cs="Times New Roman"/>
-        </w:rPr>
-      </w:pPr>
-      <w:r>
-        <w:rPr>
-          <w:rFonts w:eastAsia="Times New Roman" w:cs="Times New Roman" w:ascii="Times New Roman" w:hAnsi="Times New Roman"/>
-        </w:rPr>
-        <w:t xml:space="preserve">Otro problema corresponde a la condición de derrota. El juego debe determinar correctamente cuándo el jugador pierde la partida según el comportamiento dinámico del mapa. Debido al desplazamiento constante del escenario, la derrota depende directamente de la posición del jugador respecto a las filas activas del laberinto. Esto obliga a validar continuamente la relación entre el personaje y el avance del mapa. </w:t>
-      </w:r>
-    </w:p>
-    <w:p>
-      <w:pPr>
-        <w:pStyle w:val="normal1"/>
-        <w:spacing w:lineRule="auto" w:line="480" w:before="0" w:after="0"/>
-        <w:ind w:firstLine="720"/>
-        <w:rPr>
-          <w:rFonts w:ascii="Times New Roman" w:hAnsi="Times New Roman" w:eastAsia="Times New Roman" w:cs="Times New Roman"/>
-        </w:rPr>
-      </w:pPr>
-      <w:r>
-        <w:rPr>
-          <w:rFonts w:eastAsia="Times New Roman" w:cs="Times New Roman" w:ascii="Times New Roman" w:hAnsi="Times New Roman"/>
-        </w:rPr>
-        <w:t xml:space="preserve">El aumento progresivo de dificultad representa otro desafío dentro del sistema. El videojuego requiere incrementar gradualmente la presión sobre el jugador conforme transcurre la partida, pero evitando velocidades excesivas que afecten la jugabilidad. Esto implica administrar intervalos de tiempo y controlar límites mínimos para mantener equilibrio entre dificultad y control del juego. </w:t>
-      </w:r>
-    </w:p>
-    <w:p>
-      <w:pPr>
-        <w:pStyle w:val="normal1"/>
-        <w:spacing w:lineRule="auto" w:line="480" w:before="0" w:after="0"/>
-        <w:ind w:firstLine="720"/>
-        <w:rPr>
-          <w:rFonts w:ascii="Times New Roman" w:hAnsi="Times New Roman" w:eastAsia="Times New Roman" w:cs="Times New Roman"/>
-        </w:rPr>
-      </w:pPr>
-      <w:r>
-        <w:rPr>
-          <w:rFonts w:eastAsia="Times New Roman" w:cs="Times New Roman" w:ascii="Times New Roman" w:hAnsi="Times New Roman"/>
-        </w:rPr>
-        <w:t xml:space="preserve">La generación de recompensas y poderes introduce problemas relacionados con disponibilidad y posicionamiento dentro del mapa. Los elementos especiales deben aparecer únicamente en posiciones válidas y no interferir con obstáculos, otros objetos o la posición actual del jugador. Además, el sistema necesita controlar el tiempo de permanencia de cada elemento para evitar acumulación desordenada dentro del escenario. </w:t>
-      </w:r>
-    </w:p>
-    <w:p>
-      <w:pPr>
-        <w:pStyle w:val="normal1"/>
-        <w:spacing w:lineRule="auto" w:line="480" w:before="0" w:after="0"/>
-        <w:ind w:firstLine="720"/>
-        <w:rPr>
-          <w:rFonts w:ascii="Times New Roman" w:hAnsi="Times New Roman" w:eastAsia="Times New Roman" w:cs="Times New Roman"/>
-        </w:rPr>
-      </w:pPr>
-      <w:r>
-        <w:rPr>
-          <w:rFonts w:eastAsia="Times New Roman" w:cs="Times New Roman" w:ascii="Times New Roman" w:hAnsi="Times New Roman"/>
-        </w:rPr>
-        <w:t xml:space="preserve">El sistema de monedas requiere diferenciar distintos tipos de recompensas y relacionarlas correctamente con el puntaje del jugador. Cada moneda posee un valor específico y debe integrarse con el movimiento y las validaciones del mapa. Esto implica actualizar constantemente el estado del escenario y el puntaje general conforme el jugador interactúa con el entorno. </w:t>
-      </w:r>
-    </w:p>
-    <w:p>
-      <w:pPr>
-        <w:pStyle w:val="normal1"/>
-        <w:spacing w:lineRule="auto" w:line="480" w:before="0" w:after="0"/>
-        <w:ind w:firstLine="720"/>
-        <w:rPr>
-          <w:rFonts w:ascii="Times New Roman" w:hAnsi="Times New Roman" w:eastAsia="Times New Roman" w:cs="Times New Roman"/>
-        </w:rPr>
-      </w:pPr>
-      <w:r>
-        <w:rPr>
-          <w:rFonts w:eastAsia="Times New Roman" w:cs="Times New Roman" w:ascii="Times New Roman" w:hAnsi="Times New Roman"/>
-        </w:rPr>
-        <w:t xml:space="preserve">Los poderes especiales representan otro problema lógico dentro del proyecto. Tanto las bombas como el paso fantasma modifican temporalmente las reglas normales de movimiento e interacción con el mapa. Esto obliga a validar múltiples condiciones antes de permitir determinadas acciones y a mantener coherencia entre las restricciones del escenario y las habilidades disponibles para el jugador. </w:t>
-      </w:r>
-    </w:p>
-    <w:p>
-      <w:pPr>
-        <w:pStyle w:val="normal1"/>
-        <w:spacing w:lineRule="auto" w:line="480" w:before="0" w:after="0"/>
-        <w:ind w:firstLine="720"/>
-        <w:rPr>
-          <w:rFonts w:ascii="Times New Roman" w:hAnsi="Times New Roman" w:eastAsia="Times New Roman" w:cs="Times New Roman"/>
-        </w:rPr>
-      </w:pPr>
-      <w:r>
-        <w:rPr>
-          <w:rFonts w:eastAsia="Times New Roman" w:cs="Times New Roman" w:ascii="Times New Roman" w:hAnsi="Times New Roman"/>
-        </w:rPr>
-        <w:t xml:space="preserve">La acumulación de poderes introduce además la necesidad de administrar recursos disponibles durante la partida. El sistema debe registrar cuántos poderes posee el jugador, cuándo aumentan y cuándo disminuyen, manteniendo siempre consistencia entre el estado lógico interno y la información visual mostrada en pantalla. </w:t>
-      </w:r>
-    </w:p>
-    <w:p>
-      <w:pPr>
-        <w:pStyle w:val="normal1"/>
-        <w:spacing w:lineRule="auto" w:line="480" w:before="0" w:after="0"/>
-        <w:ind w:firstLine="720"/>
-        <w:rPr>
-          <w:rFonts w:ascii="Times New Roman" w:hAnsi="Times New Roman" w:eastAsia="Times New Roman" w:cs="Times New Roman"/>
-        </w:rPr>
-      </w:pPr>
-      <w:r>
-        <w:rPr>
-          <w:rFonts w:eastAsia="Times New Roman" w:cs="Times New Roman" w:ascii="Times New Roman" w:hAnsi="Times New Roman"/>
-        </w:rPr>
-        <w:t xml:space="preserve">El manejo de hilos constituye un aspecto técnico relevante del proyecto. La interfaz gráfica necesita mantenerse activa para capturar eventos del usuario mientras el mapa continúa desplazándose automáticamente en segundo plano. Esto genera problemas de sincronización entre procesos concurrentes que acceden simultáneamente al mismo estado del juego. Por esta razón, el sistema requiere mecanismos que garanticen coherencia de datos durante toda la ejecución. </w:t>
-      </w:r>
-    </w:p>
-    <w:p>
-      <w:pPr>
-        <w:pStyle w:val="normal1"/>
-        <w:spacing w:lineRule="auto" w:line="480" w:before="0" w:after="0"/>
-        <w:ind w:firstLine="720"/>
-        <w:rPr>
-          <w:rFonts w:ascii="Times New Roman" w:hAnsi="Times New Roman" w:eastAsia="Times New Roman" w:cs="Times New Roman"/>
-        </w:rPr>
-      </w:pPr>
-      <w:r>
-        <w:rPr>
-          <w:rFonts w:eastAsia="Times New Roman" w:cs="Times New Roman" w:ascii="Times New Roman" w:hAnsi="Times New Roman"/>
-        </w:rPr>
-        <w:t xml:space="preserve">La interfaz gráfica también forma parte del problema general. El sistema debe transformar estructuras lógicas internas en una representación visual clara y comprensible para el usuario. Esto implica actualizar constantemente el estado visual del mapa, los obstáculos, el jugador, los elementos recolectables, los puntajes y los mensajes del juego sin afectar el rendimiento general de la aplicación. </w:t>
-      </w:r>
-    </w:p>
-    <w:p>
-      <w:pPr>
-        <w:pStyle w:val="normal1"/>
-        <w:spacing w:lineRule="auto" w:line="480" w:before="0" w:after="0"/>
-        <w:ind w:firstLine="720"/>
-        <w:rPr>
-          <w:rFonts w:ascii="Times New Roman" w:hAnsi="Times New Roman" w:eastAsia="Times New Roman" w:cs="Times New Roman"/>
-        </w:rPr>
-      </w:pPr>
-      <w:r>
-        <w:rPr>
-          <w:rFonts w:eastAsia="Times New Roman" w:cs="Times New Roman" w:ascii="Times New Roman" w:hAnsi="Times New Roman"/>
-        </w:rPr>
-        <w:t xml:space="preserve">La navegación entre pantallas introduce otro problema funcional. El videojuego posee múltiples estados, como menú principal, selección de tamaño, configuración, visualización de puntajes, pantalla de juego y derrota. El sistema necesita controlar correctamente las transiciones entre cada pantalla y determinar cómo interpretar las acciones del usuario en cada contexto. </w:t>
-      </w:r>
-    </w:p>
-    <w:p>
-      <w:pPr>
-        <w:pStyle w:val="normal1"/>
-        <w:spacing w:lineRule="auto" w:line="480" w:before="0" w:after="0"/>
-        <w:ind w:firstLine="720"/>
-        <w:rPr>
-          <w:rFonts w:ascii="Times New Roman" w:hAnsi="Times New Roman" w:eastAsia="Times New Roman" w:cs="Times New Roman"/>
-        </w:rPr>
-      </w:pPr>
-      <w:r>
-        <w:rPr>
-          <w:rFonts w:eastAsia="Times New Roman" w:cs="Times New Roman" w:ascii="Times New Roman" w:hAnsi="Times New Roman"/>
-        </w:rPr>
-        <w:t xml:space="preserve">La configuración de controles representa otro requerimiento importante. El usuario debe poder modificar las teclas utilizadas durante la partida sin provocar conflictos entre acciones diferentes. Esto obliga al sistema a validar constantemente las asignaciones de teclas y mantener una organización clara de los controles disponibles. </w:t>
-      </w:r>
-    </w:p>
-    <w:p>
-      <w:pPr>
-        <w:pStyle w:val="normal1"/>
-        <w:spacing w:lineRule="auto" w:line="480" w:before="0" w:after="0"/>
-        <w:ind w:firstLine="720"/>
-        <w:rPr>
-          <w:rFonts w:ascii="Times New Roman" w:hAnsi="Times New Roman" w:eastAsia="Times New Roman" w:cs="Times New Roman"/>
-        </w:rPr>
-      </w:pPr>
-      <w:r>
-        <w:rPr>
-          <w:rFonts w:eastAsia="Times New Roman" w:cs="Times New Roman" w:ascii="Times New Roman" w:hAnsi="Times New Roman"/>
-        </w:rPr>
-        <w:t xml:space="preserve">El almacenamiento de puntajes constituye otro problema relacionado con persistencia de datos. El sistema debe conservar resultados históricos independientes según el tamaño del mapa utilizado. Esto implica leer, actualizar, ordenar y almacenar información correctamente sin perder registros previos ni mezclar resultados de distintas dificultades. </w:t>
-      </w:r>
-    </w:p>
-    <w:p>
-      <w:pPr>
-        <w:pStyle w:val="normal1"/>
-        <w:spacing w:lineRule="auto" w:line="480" w:before="0" w:after="0"/>
-        <w:ind w:firstLine="720"/>
-        <w:rPr>
-          <w:rFonts w:ascii="Times New Roman" w:hAnsi="Times New Roman" w:eastAsia="Times New Roman" w:cs="Times New Roman"/>
-        </w:rPr>
-      </w:pPr>
-      <w:r>
-        <w:rPr>
-          <w:rFonts w:eastAsia="Times New Roman" w:cs="Times New Roman" w:ascii="Times New Roman" w:hAnsi="Times New Roman"/>
-        </w:rPr>
-        <w:t>Finalmente, el principal reto del proyecto consiste en integrar todos estos componentes dentro de un único sistema coherente. El movimiento del jugador depende de las validaciones del mapa, el desplazamiento automático afecta la posición del personaje y los elementos especiales modifican temporalmente las reglas del escenario. Además, todos estos cambios deben reflejarse inmediatamente en la interfaz gráfica y mantenerse sincronizados con el estado interno del juego. Por esta razón, el problema general no se limita a desarrollar funciones aisladas, sino a coordinar correctamente estructuras de datos, lógica de juego, concurrencia, interfaz gráfica y persistencia de información dentro de un entorno interactivo en tiempo real.</w:t>
-      </w:r>
-    </w:p>
-    <w:p>
-      <w:pPr>
-        <w:pStyle w:val="normal1"/>
-        <w:spacing w:lineRule="auto" w:line="480" w:before="0" w:after="160"/>
-        <w:ind w:firstLine="720"/>
-        <w:rPr>
-          <w:rFonts w:ascii="Times New Roman" w:hAnsi="Times New Roman" w:eastAsia="Times New Roman" w:cs="Times New Roman"/>
-        </w:rPr>
-      </w:pPr>
-      <w:r>
-        <w:rPr>
-          <w:rFonts w:eastAsia="Times New Roman" w:cs="Times New Roman" w:ascii="Times New Roman" w:hAnsi="Times New Roman"/>
-        </w:rPr>
       </w:r>
       <w:r>
         <w:br w:type="page"/>
@@ -1848,6 +1938,8 @@
     <w:p>
       <w:pPr>
         <w:pStyle w:val="Heading1"/>
+        <w:spacing w:before="0" w:after="80"/>
+        <w:jc w:val="both"/>
         <w:rPr>
           <w:rFonts w:ascii="Times New Roman" w:hAnsi="Times New Roman" w:eastAsia="Times New Roman" w:cs="Times New Roman"/>
           <w:b/>
@@ -1875,9 +1967,8 @@
         <w:pStyle w:val="normal1"/>
         <w:spacing w:lineRule="auto" w:line="480" w:before="0" w:after="0"/>
         <w:ind w:firstLine="720"/>
-        <w:rPr>
-          <w:rFonts w:ascii="Times New Roman" w:hAnsi="Times New Roman" w:eastAsia="Times New Roman" w:cs="Times New Roman"/>
-        </w:rPr>
+        <w:jc w:val="both"/>
+        <w:rPr/>
       </w:pPr>
       <w:r>
         <w:rPr>
@@ -1891,11 +1982,8 @@
         <w:pStyle w:val="normal1"/>
         <w:spacing w:lineRule="auto" w:line="480" w:before="0" w:after="0"/>
         <w:ind w:firstLine="720"/>
-        <w:rPr>
-          <w:rFonts w:ascii="Times New Roman" w:hAnsi="Times New Roman" w:eastAsia="Times New Roman" w:cs="Times New Roman"/>
-          <w:b/>
-          <w:bCs/>
-        </w:rPr>
+        <w:jc w:val="both"/>
+        <w:rPr/>
       </w:pPr>
       <w:r>
         <w:rPr>
@@ -1921,9 +2009,8 @@
         </w:numPr>
         <w:spacing w:lineRule="auto" w:line="480" w:before="0" w:after="0"/>
         <w:ind w:firstLine="720"/>
-        <w:rPr>
-          <w:rFonts w:ascii="Times New Roman" w:hAnsi="Times New Roman" w:eastAsia="Times New Roman" w:cs="Times New Roman"/>
-        </w:rPr>
+        <w:jc w:val="both"/>
+        <w:rPr/>
       </w:pPr>
       <w:r>
         <w:rPr>
@@ -1941,9 +2028,8 @@
         </w:numPr>
         <w:spacing w:lineRule="auto" w:line="480" w:before="0" w:after="0"/>
         <w:ind w:firstLine="720"/>
-        <w:rPr>
-          <w:rFonts w:ascii="Times New Roman" w:hAnsi="Times New Roman" w:eastAsia="Times New Roman" w:cs="Times New Roman"/>
-        </w:rPr>
+        <w:jc w:val="both"/>
+        <w:rPr/>
       </w:pPr>
       <w:r>
         <w:rPr>
@@ -1957,18 +2043,15 @@
         <w:pStyle w:val="normal1"/>
         <w:spacing w:lineRule="auto" w:line="480" w:before="0" w:after="0"/>
         <w:ind w:firstLine="720"/>
-        <w:rPr>
-          <w:rFonts w:ascii="Times New Roman" w:hAnsi="Times New Roman" w:eastAsia="Times New Roman" w:cs="Times New Roman"/>
+        <w:jc w:val="both"/>
+        <w:rPr/>
+      </w:pPr>
+      <w:r>
+        <w:rPr>
+          <w:rFonts w:eastAsia="Times New Roman" w:cs="Times New Roman" w:ascii="Times New Roman" w:hAnsi="Times New Roman"/>
           <w:b/>
           <w:bCs/>
         </w:rPr>
-      </w:pPr>
-      <w:r>
-        <w:rPr>
-          <w:rFonts w:eastAsia="Times New Roman" w:cs="Times New Roman" w:ascii="Times New Roman" w:hAnsi="Times New Roman"/>
-          <w:b/>
-          <w:bCs/>
-        </w:rPr>
         <w:t xml:space="preserve">Random: </w:t>
       </w:r>
       <w:r>
@@ -1983,9 +2066,8 @@
         <w:pStyle w:val="normal1"/>
         <w:spacing w:lineRule="auto" w:line="480" w:before="0" w:after="0"/>
         <w:ind w:firstLine="720"/>
-        <w:rPr>
-          <w:rFonts w:ascii="Times New Roman" w:hAnsi="Times New Roman" w:eastAsia="Times New Roman" w:cs="Times New Roman"/>
-        </w:rPr>
+        <w:jc w:val="both"/>
+        <w:rPr/>
       </w:pPr>
       <w:r>
         <w:rPr>
@@ -2003,9 +2085,8 @@
         </w:numPr>
         <w:spacing w:lineRule="auto" w:line="480" w:before="0" w:after="0"/>
         <w:ind w:firstLine="720"/>
-        <w:rPr>
-          <w:rFonts w:ascii="Times New Roman" w:hAnsi="Times New Roman" w:eastAsia="Times New Roman" w:cs="Times New Roman"/>
-        </w:rPr>
+        <w:jc w:val="both"/>
+        <w:rPr/>
       </w:pPr>
       <w:r>
         <w:rPr>
@@ -2023,9 +2104,8 @@
         </w:numPr>
         <w:spacing w:lineRule="auto" w:line="480" w:before="0" w:after="0"/>
         <w:ind w:firstLine="720"/>
-        <w:rPr>
-          <w:rFonts w:ascii="Times New Roman" w:hAnsi="Times New Roman" w:eastAsia="Times New Roman" w:cs="Times New Roman"/>
-        </w:rPr>
+        <w:jc w:val="both"/>
+        <w:rPr/>
       </w:pPr>
       <w:r>
         <w:rPr>
@@ -2043,9 +2123,8 @@
         </w:numPr>
         <w:spacing w:lineRule="auto" w:line="480" w:before="0" w:after="0"/>
         <w:ind w:firstLine="720"/>
-        <w:rPr>
-          <w:rFonts w:ascii="Times New Roman" w:hAnsi="Times New Roman" w:eastAsia="Times New Roman" w:cs="Times New Roman"/>
-        </w:rPr>
+        <w:jc w:val="both"/>
+        <w:rPr/>
       </w:pPr>
       <w:r>
         <w:rPr>
@@ -2059,18 +2138,15 @@
         <w:pStyle w:val="normal1"/>
         <w:spacing w:lineRule="auto" w:line="480" w:before="0" w:after="0"/>
         <w:ind w:firstLine="720"/>
-        <w:rPr>
-          <w:rFonts w:ascii="Times New Roman" w:hAnsi="Times New Roman" w:eastAsia="Times New Roman" w:cs="Times New Roman"/>
+        <w:jc w:val="both"/>
+        <w:rPr/>
+      </w:pPr>
+      <w:r>
+        <w:rPr>
+          <w:rFonts w:eastAsia="Times New Roman" w:cs="Times New Roman" w:ascii="Times New Roman" w:hAnsi="Times New Roman"/>
           <w:b/>
           <w:bCs/>
         </w:rPr>
-      </w:pPr>
-      <w:r>
-        <w:rPr>
-          <w:rFonts w:eastAsia="Times New Roman" w:cs="Times New Roman" w:ascii="Times New Roman" w:hAnsi="Times New Roman"/>
-          <w:b/>
-          <w:bCs/>
-        </w:rPr>
         <w:t xml:space="preserve">Os: </w:t>
       </w:r>
       <w:r>
@@ -2085,9 +2161,8 @@
         <w:pStyle w:val="normal1"/>
         <w:spacing w:lineRule="auto" w:line="480" w:before="0" w:after="0"/>
         <w:ind w:firstLine="720"/>
-        <w:rPr>
-          <w:rFonts w:ascii="Times New Roman" w:hAnsi="Times New Roman" w:eastAsia="Times New Roman" w:cs="Times New Roman"/>
-        </w:rPr>
+        <w:jc w:val="both"/>
+        <w:rPr/>
       </w:pPr>
       <w:r>
         <w:rPr>
@@ -2105,9 +2180,8 @@
         </w:numPr>
         <w:spacing w:lineRule="auto" w:line="480" w:before="0" w:after="0"/>
         <w:ind w:firstLine="720"/>
-        <w:rPr>
-          <w:rFonts w:ascii="Times New Roman" w:hAnsi="Times New Roman" w:eastAsia="Times New Roman" w:cs="Times New Roman"/>
-        </w:rPr>
+        <w:jc w:val="both"/>
+        <w:rPr/>
       </w:pPr>
       <w:r>
         <w:rPr>
@@ -2125,9 +2199,8 @@
         </w:numPr>
         <w:spacing w:lineRule="auto" w:line="480" w:before="0" w:after="0"/>
         <w:ind w:firstLine="720"/>
-        <w:rPr>
-          <w:rFonts w:ascii="Times New Roman" w:hAnsi="Times New Roman" w:eastAsia="Times New Roman" w:cs="Times New Roman"/>
-        </w:rPr>
+        <w:jc w:val="both"/>
+        <w:rPr/>
       </w:pPr>
       <w:r>
         <w:rPr>
@@ -2145,9 +2218,8 @@
         </w:numPr>
         <w:spacing w:lineRule="auto" w:line="480" w:before="0" w:after="0"/>
         <w:ind w:firstLine="720"/>
-        <w:rPr>
-          <w:rFonts w:ascii="Times New Roman" w:hAnsi="Times New Roman" w:eastAsia="Times New Roman" w:cs="Times New Roman"/>
-        </w:rPr>
+        <w:jc w:val="both"/>
+        <w:rPr/>
       </w:pPr>
       <w:r>
         <w:rPr>
@@ -2207,9 +2279,8 @@
         </w:numPr>
         <w:spacing w:lineRule="auto" w:line="480" w:before="0" w:after="0"/>
         <w:ind w:firstLine="720"/>
-        <w:rPr>
-          <w:rFonts w:ascii="Times New Roman" w:hAnsi="Times New Roman" w:eastAsia="Times New Roman" w:cs="Times New Roman"/>
-        </w:rPr>
+        <w:jc w:val="both"/>
+        <w:rPr/>
       </w:pPr>
       <w:r>
         <w:rPr>
@@ -2227,9 +2298,8 @@
         </w:numPr>
         <w:spacing w:lineRule="auto" w:line="480" w:before="0" w:after="0"/>
         <w:ind w:firstLine="720"/>
-        <w:rPr>
-          <w:rFonts w:ascii="Times New Roman" w:hAnsi="Times New Roman" w:eastAsia="Times New Roman" w:cs="Times New Roman"/>
-        </w:rPr>
+        <w:jc w:val="both"/>
+        <w:rPr/>
       </w:pPr>
       <w:r>
         <w:rPr>
@@ -2247,9 +2317,8 @@
         </w:numPr>
         <w:spacing w:lineRule="auto" w:line="480" w:before="0" w:after="0"/>
         <w:ind w:firstLine="720"/>
-        <w:rPr>
-          <w:rFonts w:ascii="Times New Roman" w:hAnsi="Times New Roman" w:eastAsia="Times New Roman" w:cs="Times New Roman"/>
-        </w:rPr>
+        <w:jc w:val="both"/>
+        <w:rPr/>
       </w:pPr>
       <w:r>
         <w:rPr>
@@ -2263,9 +2332,8 @@
         <w:pStyle w:val="normal1"/>
         <w:spacing w:lineRule="auto" w:line="480" w:before="0" w:after="0"/>
         <w:ind w:firstLine="720"/>
-        <w:rPr>
-          <w:rFonts w:ascii="Times New Roman" w:hAnsi="Times New Roman" w:eastAsia="Times New Roman" w:cs="Times New Roman"/>
-        </w:rPr>
+        <w:jc w:val="both"/>
+        <w:rPr/>
       </w:pPr>
       <w:r>
         <w:rPr>
@@ -2283,9 +2351,8 @@
         </w:numPr>
         <w:spacing w:lineRule="auto" w:line="480" w:before="0" w:after="0"/>
         <w:ind w:firstLine="720"/>
-        <w:rPr>
-          <w:rFonts w:ascii="Times New Roman" w:hAnsi="Times New Roman" w:eastAsia="Times New Roman" w:cs="Times New Roman"/>
-        </w:rPr>
+        <w:jc w:val="both"/>
+        <w:rPr/>
       </w:pPr>
       <w:r>
         <w:rPr>
@@ -2303,9 +2370,8 @@
         </w:numPr>
         <w:spacing w:lineRule="auto" w:line="480" w:before="0" w:after="0"/>
         <w:ind w:firstLine="720"/>
-        <w:rPr>
-          <w:rFonts w:ascii="Times New Roman" w:hAnsi="Times New Roman" w:eastAsia="Times New Roman" w:cs="Times New Roman"/>
-        </w:rPr>
+        <w:jc w:val="both"/>
+        <w:rPr/>
       </w:pPr>
       <w:r>
         <w:rPr>
@@ -2323,9 +2389,8 @@
         </w:numPr>
         <w:spacing w:lineRule="auto" w:line="480" w:before="0" w:after="0"/>
         <w:ind w:firstLine="720"/>
-        <w:rPr>
-          <w:rFonts w:ascii="Times New Roman" w:hAnsi="Times New Roman" w:eastAsia="Times New Roman" w:cs="Times New Roman"/>
-        </w:rPr>
+        <w:jc w:val="both"/>
+        <w:rPr/>
       </w:pPr>
       <w:r>
         <w:rPr>
@@ -2343,9 +2408,8 @@
         </w:numPr>
         <w:spacing w:lineRule="auto" w:line="480" w:before="0" w:after="0"/>
         <w:ind w:firstLine="720"/>
-        <w:rPr>
-          <w:rFonts w:ascii="Times New Roman" w:hAnsi="Times New Roman" w:eastAsia="Times New Roman" w:cs="Times New Roman"/>
-        </w:rPr>
+        <w:jc w:val="both"/>
+        <w:rPr/>
       </w:pPr>
       <w:r>
         <w:rPr>
@@ -2363,9 +2427,8 @@
         </w:numPr>
         <w:spacing w:lineRule="auto" w:line="480" w:before="0" w:after="0"/>
         <w:ind w:firstLine="720"/>
-        <w:rPr>
-          <w:rFonts w:ascii="Times New Roman" w:hAnsi="Times New Roman" w:eastAsia="Times New Roman" w:cs="Times New Roman"/>
-        </w:rPr>
+        <w:jc w:val="both"/>
+        <w:rPr/>
       </w:pPr>
       <w:r>
         <w:rPr>
@@ -2383,9 +2446,8 @@
         </w:numPr>
         <w:spacing w:lineRule="auto" w:line="480" w:before="0" w:after="0"/>
         <w:ind w:firstLine="720"/>
-        <w:rPr>
-          <w:rFonts w:ascii="Times New Roman" w:hAnsi="Times New Roman" w:eastAsia="Times New Roman" w:cs="Times New Roman"/>
-        </w:rPr>
+        <w:jc w:val="both"/>
+        <w:rPr/>
       </w:pPr>
       <w:r>
         <w:rPr>
@@ -2403,6 +2465,21 @@
         </w:numPr>
         <w:spacing w:lineRule="auto" w:line="480" w:before="0" w:after="0"/>
         <w:ind w:firstLine="720"/>
+        <w:jc w:val="both"/>
+        <w:rPr/>
+      </w:pPr>
+      <w:r>
+        <w:rPr>
+          <w:rFonts w:eastAsia="Times New Roman" w:cs="Times New Roman" w:ascii="Times New Roman" w:hAnsi="Times New Roman"/>
+        </w:rPr>
+        <w:t>Thread.join(timeout=1)</w:t>
+      </w:r>
+    </w:p>
+    <w:p>
+      <w:pPr>
+        <w:pStyle w:val="normal1"/>
+        <w:spacing w:lineRule="auto" w:line="480" w:before="0" w:after="0"/>
+        <w:ind w:firstLine="720"/>
         <w:rPr>
           <w:rFonts w:ascii="Times New Roman" w:hAnsi="Times New Roman" w:eastAsia="Times New Roman" w:cs="Times New Roman"/>
         </w:rPr>
@@ -2411,29 +2488,14 @@
         <w:rPr>
           <w:rFonts w:eastAsia="Times New Roman" w:cs="Times New Roman" w:ascii="Times New Roman" w:hAnsi="Times New Roman"/>
         </w:rPr>
-        <w:t>Thread.join(timeout=1)</w:t>
-      </w:r>
-    </w:p>
-    <w:p>
-      <w:pPr>
-        <w:pStyle w:val="normal1"/>
-        <w:spacing w:lineRule="auto" w:line="480" w:before="0" w:after="0"/>
-        <w:ind w:firstLine="720"/>
-        <w:rPr>
-          <w:rFonts w:ascii="Times New Roman" w:hAnsi="Times New Roman" w:eastAsia="Times New Roman" w:cs="Times New Roman"/>
-        </w:rPr>
-      </w:pPr>
-      <w:r>
-        <w:rPr>
-          <w:rFonts w:eastAsia="Times New Roman" w:cs="Times New Roman" w:ascii="Times New Roman" w:hAnsi="Times New Roman"/>
-        </w:rPr>
-      </w:r>
-    </w:p>
-    <w:p>
-      <w:pPr>
-        <w:pStyle w:val="normal1"/>
-        <w:spacing w:lineRule="auto" w:line="480" w:before="0" w:after="0"/>
-        <w:ind w:firstLine="720"/>
+      </w:r>
+    </w:p>
+    <w:p>
+      <w:pPr>
+        <w:pStyle w:val="normal1"/>
+        <w:spacing w:lineRule="auto" w:line="480" w:before="0" w:after="0"/>
+        <w:ind w:firstLine="720"/>
+        <w:jc w:val="both"/>
         <w:rPr>
           <w:rFonts w:ascii="Times New Roman" w:hAnsi="Times New Roman" w:eastAsia="Times New Roman" w:cs="Times New Roman"/>
           <w:b/>
@@ -2460,9 +2522,8 @@
         <w:pStyle w:val="normal1"/>
         <w:spacing w:lineRule="auto" w:line="480" w:before="0" w:after="0"/>
         <w:ind w:firstLine="720"/>
-        <w:rPr>
-          <w:rFonts w:ascii="Times New Roman" w:hAnsi="Times New Roman" w:eastAsia="Times New Roman" w:cs="Times New Roman"/>
-        </w:rPr>
+        <w:jc w:val="both"/>
+        <w:rPr/>
       </w:pPr>
       <w:r>
         <w:rPr>
@@ -2480,9 +2541,8 @@
         </w:numPr>
         <w:spacing w:lineRule="auto" w:line="480" w:before="0" w:after="0"/>
         <w:ind w:firstLine="720"/>
-        <w:rPr>
-          <w:rFonts w:ascii="Times New Roman" w:hAnsi="Times New Roman" w:eastAsia="Times New Roman" w:cs="Times New Roman"/>
-        </w:rPr>
+        <w:jc w:val="both"/>
+        <w:rPr/>
       </w:pPr>
       <w:r>
         <w:rPr>
@@ -2500,9 +2560,8 @@
         </w:numPr>
         <w:spacing w:lineRule="auto" w:line="480" w:before="0" w:after="0"/>
         <w:ind w:firstLine="720"/>
-        <w:rPr>
-          <w:rFonts w:ascii="Times New Roman" w:hAnsi="Times New Roman" w:eastAsia="Times New Roman" w:cs="Times New Roman"/>
-        </w:rPr>
+        <w:jc w:val="both"/>
+        <w:rPr/>
       </w:pPr>
       <w:r>
         <w:rPr>
@@ -2520,9 +2579,8 @@
         </w:numPr>
         <w:spacing w:lineRule="auto" w:line="480" w:before="0" w:after="0"/>
         <w:ind w:firstLine="720"/>
-        <w:rPr>
-          <w:rFonts w:ascii="Times New Roman" w:hAnsi="Times New Roman" w:eastAsia="Times New Roman" w:cs="Times New Roman"/>
-        </w:rPr>
+        <w:jc w:val="both"/>
+        <w:rPr/>
       </w:pPr>
       <w:r>
         <w:rPr>
@@ -2540,9 +2598,8 @@
         </w:numPr>
         <w:spacing w:lineRule="auto" w:line="480" w:before="0" w:after="0"/>
         <w:ind w:firstLine="720"/>
-        <w:rPr>
-          <w:rFonts w:ascii="Times New Roman" w:hAnsi="Times New Roman" w:eastAsia="Times New Roman" w:cs="Times New Roman"/>
-        </w:rPr>
+        <w:jc w:val="both"/>
+        <w:rPr/>
       </w:pPr>
       <w:r>
         <w:rPr>
@@ -2560,9 +2617,8 @@
         </w:numPr>
         <w:spacing w:lineRule="auto" w:line="480" w:before="0" w:after="0"/>
         <w:ind w:firstLine="720"/>
-        <w:rPr>
-          <w:rFonts w:ascii="Times New Roman" w:hAnsi="Times New Roman" w:eastAsia="Times New Roman" w:cs="Times New Roman"/>
-        </w:rPr>
+        <w:jc w:val="both"/>
+        <w:rPr/>
       </w:pPr>
       <w:r>
         <w:rPr>
@@ -2580,9 +2636,8 @@
         </w:numPr>
         <w:spacing w:lineRule="auto" w:line="480" w:before="0" w:after="0"/>
         <w:ind w:firstLine="720"/>
-        <w:rPr>
-          <w:rFonts w:ascii="Times New Roman" w:hAnsi="Times New Roman" w:eastAsia="Times New Roman" w:cs="Times New Roman"/>
-        </w:rPr>
+        <w:jc w:val="both"/>
+        <w:rPr/>
       </w:pPr>
       <w:r>
         <w:rPr>
@@ -2600,9 +2655,8 @@
         </w:numPr>
         <w:spacing w:lineRule="auto" w:line="480" w:before="0" w:after="0"/>
         <w:ind w:firstLine="720"/>
-        <w:rPr>
-          <w:rFonts w:ascii="Times New Roman" w:hAnsi="Times New Roman" w:eastAsia="Times New Roman" w:cs="Times New Roman"/>
-        </w:rPr>
+        <w:jc w:val="both"/>
+        <w:rPr/>
       </w:pPr>
       <w:r>
         <w:rPr>
@@ -2620,9 +2674,8 @@
         </w:numPr>
         <w:spacing w:lineRule="auto" w:line="480" w:before="0" w:after="0"/>
         <w:ind w:firstLine="720"/>
-        <w:rPr>
-          <w:rFonts w:ascii="Times New Roman" w:hAnsi="Times New Roman" w:eastAsia="Times New Roman" w:cs="Times New Roman"/>
-        </w:rPr>
+        <w:jc w:val="both"/>
+        <w:rPr/>
       </w:pPr>
       <w:r>
         <w:rPr>
@@ -2640,9 +2693,8 @@
         </w:numPr>
         <w:spacing w:lineRule="auto" w:line="480" w:before="0" w:after="0"/>
         <w:ind w:firstLine="720"/>
-        <w:rPr>
-          <w:rFonts w:ascii="Times New Roman" w:hAnsi="Times New Roman" w:eastAsia="Times New Roman" w:cs="Times New Roman"/>
-        </w:rPr>
+        <w:jc w:val="both"/>
+        <w:rPr/>
       </w:pPr>
       <w:r>
         <w:rPr>
@@ -2660,9 +2712,8 @@
         </w:numPr>
         <w:spacing w:lineRule="auto" w:line="480" w:before="0" w:after="0"/>
         <w:ind w:firstLine="720"/>
-        <w:rPr>
-          <w:rFonts w:ascii="Times New Roman" w:hAnsi="Times New Roman" w:eastAsia="Times New Roman" w:cs="Times New Roman"/>
-        </w:rPr>
+        <w:jc w:val="both"/>
+        <w:rPr/>
       </w:pPr>
       <w:r>
         <w:rPr>
@@ -2680,9 +2731,8 @@
         </w:numPr>
         <w:spacing w:lineRule="auto" w:line="480" w:before="0" w:after="0"/>
         <w:ind w:firstLine="720"/>
-        <w:rPr>
-          <w:rFonts w:ascii="Times New Roman" w:hAnsi="Times New Roman" w:eastAsia="Times New Roman" w:cs="Times New Roman"/>
-        </w:rPr>
+        <w:jc w:val="both"/>
+        <w:rPr/>
       </w:pPr>
       <w:r>
         <w:rPr>
@@ -2700,9 +2750,8 @@
         </w:numPr>
         <w:spacing w:lineRule="auto" w:line="480" w:before="0" w:after="0"/>
         <w:ind w:firstLine="720"/>
-        <w:rPr>
-          <w:rFonts w:ascii="Times New Roman" w:hAnsi="Times New Roman" w:eastAsia="Times New Roman" w:cs="Times New Roman"/>
-        </w:rPr>
+        <w:jc w:val="both"/>
+        <w:rPr/>
       </w:pPr>
       <w:r>
         <w:rPr>
@@ -2720,9 +2769,8 @@
         </w:numPr>
         <w:spacing w:lineRule="auto" w:line="480" w:before="0" w:after="0"/>
         <w:ind w:firstLine="720"/>
-        <w:rPr>
-          <w:rFonts w:ascii="Times New Roman" w:hAnsi="Times New Roman" w:eastAsia="Times New Roman" w:cs="Times New Roman"/>
-        </w:rPr>
+        <w:jc w:val="both"/>
+        <w:rPr/>
       </w:pPr>
       <w:r>
         <w:rPr>
@@ -2740,9 +2788,8 @@
         </w:numPr>
         <w:spacing w:lineRule="auto" w:line="480" w:before="0" w:after="0"/>
         <w:ind w:firstLine="720"/>
-        <w:rPr>
-          <w:rFonts w:ascii="Times New Roman" w:hAnsi="Times New Roman" w:eastAsia="Times New Roman" w:cs="Times New Roman"/>
-        </w:rPr>
+        <w:jc w:val="both"/>
+        <w:rPr/>
       </w:pPr>
       <w:r>
         <w:rPr>
@@ -2760,9 +2807,8 @@
         </w:numPr>
         <w:spacing w:lineRule="auto" w:line="480" w:before="0" w:after="0"/>
         <w:ind w:firstLine="720"/>
-        <w:rPr>
-          <w:rFonts w:ascii="Times New Roman" w:hAnsi="Times New Roman" w:eastAsia="Times New Roman" w:cs="Times New Roman"/>
-        </w:rPr>
+        <w:jc w:val="both"/>
+        <w:rPr/>
       </w:pPr>
       <w:r>
         <w:rPr>
@@ -2780,9 +2826,8 @@
         </w:numPr>
         <w:spacing w:lineRule="auto" w:line="480" w:before="0" w:after="0"/>
         <w:ind w:firstLine="720"/>
-        <w:rPr>
-          <w:rFonts w:ascii="Times New Roman" w:hAnsi="Times New Roman" w:eastAsia="Times New Roman" w:cs="Times New Roman"/>
-        </w:rPr>
+        <w:jc w:val="both"/>
+        <w:rPr/>
       </w:pPr>
       <w:r>
         <w:rPr>
@@ -2800,9 +2845,8 @@
         </w:numPr>
         <w:spacing w:lineRule="auto" w:line="480" w:before="0" w:after="0"/>
         <w:ind w:firstLine="720"/>
-        <w:rPr>
-          <w:rFonts w:ascii="Times New Roman" w:hAnsi="Times New Roman" w:eastAsia="Times New Roman" w:cs="Times New Roman"/>
-        </w:rPr>
+        <w:jc w:val="both"/>
+        <w:rPr/>
       </w:pPr>
       <w:r>
         <w:rPr>
@@ -2820,9 +2864,8 @@
         </w:numPr>
         <w:spacing w:lineRule="auto" w:line="480" w:before="0" w:after="0"/>
         <w:ind w:firstLine="720"/>
-        <w:rPr>
-          <w:rFonts w:ascii="Times New Roman" w:hAnsi="Times New Roman" w:eastAsia="Times New Roman" w:cs="Times New Roman"/>
-        </w:rPr>
+        <w:jc w:val="both"/>
+        <w:rPr/>
       </w:pPr>
       <w:r>
         <w:rPr>
@@ -2840,9 +2883,8 @@
         </w:numPr>
         <w:spacing w:lineRule="auto" w:line="480" w:before="0" w:after="0"/>
         <w:ind w:firstLine="720"/>
-        <w:rPr>
-          <w:rFonts w:ascii="Times New Roman" w:hAnsi="Times New Roman" w:eastAsia="Times New Roman" w:cs="Times New Roman"/>
-        </w:rPr>
+        <w:jc w:val="both"/>
+        <w:rPr/>
       </w:pPr>
       <w:r>
         <w:rPr>
@@ -2856,9 +2898,8 @@
         <w:pStyle w:val="normal1"/>
         <w:spacing w:lineRule="auto" w:line="480" w:before="0" w:after="0"/>
         <w:ind w:firstLine="720"/>
-        <w:rPr>
-          <w:rFonts w:ascii="Times New Roman" w:hAnsi="Times New Roman" w:eastAsia="Times New Roman" w:cs="Times New Roman"/>
-        </w:rPr>
+        <w:jc w:val="both"/>
+        <w:rPr/>
       </w:pPr>
       <w:r>
         <w:rPr>
@@ -2876,9 +2917,8 @@
         </w:numPr>
         <w:spacing w:lineRule="auto" w:line="480" w:before="0" w:after="0"/>
         <w:ind w:firstLine="720"/>
-        <w:rPr>
-          <w:rFonts w:ascii="Times New Roman" w:hAnsi="Times New Roman" w:eastAsia="Times New Roman" w:cs="Times New Roman"/>
-        </w:rPr>
+        <w:jc w:val="both"/>
+        <w:rPr/>
       </w:pPr>
       <w:r>
         <w:rPr>
@@ -2896,9 +2936,8 @@
         </w:numPr>
         <w:spacing w:lineRule="auto" w:line="480" w:before="0" w:after="0"/>
         <w:ind w:firstLine="720"/>
-        <w:rPr>
-          <w:rFonts w:ascii="Times New Roman" w:hAnsi="Times New Roman" w:eastAsia="Times New Roman" w:cs="Times New Roman"/>
-        </w:rPr>
+        <w:jc w:val="both"/>
+        <w:rPr/>
       </w:pPr>
       <w:r>
         <w:rPr>
@@ -2916,9 +2955,8 @@
         </w:numPr>
         <w:spacing w:lineRule="auto" w:line="480" w:before="0" w:after="0"/>
         <w:ind w:firstLine="720"/>
-        <w:rPr>
-          <w:rFonts w:ascii="Times New Roman" w:hAnsi="Times New Roman" w:eastAsia="Times New Roman" w:cs="Times New Roman"/>
-        </w:rPr>
+        <w:jc w:val="both"/>
+        <w:rPr/>
       </w:pPr>
       <w:r>
         <w:rPr>
@@ -2936,9 +2974,8 @@
         </w:numPr>
         <w:spacing w:lineRule="auto" w:line="480" w:before="0" w:after="0"/>
         <w:ind w:firstLine="720"/>
-        <w:rPr>
-          <w:rFonts w:ascii="Times New Roman" w:hAnsi="Times New Roman" w:eastAsia="Times New Roman" w:cs="Times New Roman"/>
-        </w:rPr>
+        <w:jc w:val="both"/>
+        <w:rPr/>
       </w:pPr>
       <w:r>
         <w:rPr>
@@ -2956,9 +2993,8 @@
         </w:numPr>
         <w:spacing w:lineRule="auto" w:line="480" w:before="0" w:after="0"/>
         <w:ind w:firstLine="720"/>
-        <w:rPr>
-          <w:rFonts w:ascii="Times New Roman" w:hAnsi="Times New Roman" w:eastAsia="Times New Roman" w:cs="Times New Roman"/>
-        </w:rPr>
+        <w:jc w:val="both"/>
+        <w:rPr/>
       </w:pPr>
       <w:r>
         <w:rPr>
@@ -2976,9 +3012,8 @@
         </w:numPr>
         <w:spacing w:lineRule="auto" w:line="480" w:before="0" w:after="0"/>
         <w:ind w:firstLine="720"/>
-        <w:rPr>
-          <w:rFonts w:ascii="Times New Roman" w:hAnsi="Times New Roman" w:eastAsia="Times New Roman" w:cs="Times New Roman"/>
-        </w:rPr>
+        <w:jc w:val="both"/>
+        <w:rPr/>
       </w:pPr>
       <w:r>
         <w:rPr>
@@ -2996,6 +3031,22 @@
         </w:numPr>
         <w:spacing w:lineRule="auto" w:line="480" w:before="0" w:after="0"/>
         <w:ind w:firstLine="720"/>
+        <w:jc w:val="both"/>
+        <w:rPr/>
+      </w:pPr>
+      <w:r>
+        <w:rPr>
+          <w:rFonts w:eastAsia="Times New Roman" w:cs="Times New Roman" w:ascii="Times New Roman" w:hAnsi="Times New Roman"/>
+        </w:rPr>
+        <w:t>reloj.tick(60)</w:t>
+      </w:r>
+    </w:p>
+    <w:p>
+      <w:pPr>
+        <w:pStyle w:val="normal1"/>
+        <w:spacing w:lineRule="auto" w:line="480" w:before="0" w:after="0"/>
+        <w:ind w:firstLine="720"/>
+        <w:jc w:val="both"/>
         <w:rPr>
           <w:rFonts w:ascii="Times New Roman" w:hAnsi="Times New Roman" w:eastAsia="Times New Roman" w:cs="Times New Roman"/>
         </w:rPr>
@@ -3004,14 +3055,75 @@
         <w:rPr>
           <w:rFonts w:eastAsia="Times New Roman" w:cs="Times New Roman" w:ascii="Times New Roman" w:hAnsi="Times New Roman"/>
         </w:rPr>
-        <w:t>reloj.tick(60)</w:t>
-      </w:r>
-    </w:p>
-    <w:p>
-      <w:pPr>
-        <w:pStyle w:val="normal1"/>
-        <w:spacing w:lineRule="auto" w:line="480" w:before="0" w:after="0"/>
-        <w:ind w:firstLine="720"/>
+        <w:t xml:space="preserve">La solución del proyecto se diseñó mediante una arquitectura modular, donde cada componente del sistema cumple una responsabilidad específica dentro del funcionamiento general del videojuego. A partir del análisis realizado, el programa se dividió en módulos encargados de la configuración general, control del jugador, administración del mapa, lógica principal del juego, interfaz gráfica y manejo de puntajes. Esta organización evita depender de una única función extensa y facilita la comunicación entre componentes de forma ordenada. </w:t>
+      </w:r>
+    </w:p>
+    <w:p>
+      <w:pPr>
+        <w:pStyle w:val="normal1"/>
+        <w:spacing w:lineRule="auto" w:line="480" w:before="0" w:after="0"/>
+        <w:ind w:firstLine="720"/>
+        <w:jc w:val="both"/>
+        <w:rPr/>
+      </w:pPr>
+      <w:r>
+        <w:rPr>
+          <w:rFonts w:eastAsia="Times New Roman" w:cs="Times New Roman" w:ascii="Times New Roman" w:hAnsi="Times New Roman"/>
+        </w:rPr>
+        <w:t xml:space="preserve">La propuesta se basa en representar el laberinto mediante una matriz dinámica, controlar al jugador usando coordenadas de fila y columna, generar obstáculos progresivamente, actualizar el escenario automáticamente mediante procesos independientes y mostrar el estado del juego en tiempo real utilizando Pygame. Además, el sistema almacena los puntajes en archivos separados según el tamaño del mapa seleccionado. </w:t>
+      </w:r>
+    </w:p>
+    <w:p>
+      <w:pPr>
+        <w:pStyle w:val="normal1"/>
+        <w:spacing w:lineRule="auto" w:line="480" w:before="0" w:after="0"/>
+        <w:ind w:firstLine="720"/>
+        <w:jc w:val="both"/>
+        <w:rPr/>
+      </w:pPr>
+      <w:r>
+        <w:rPr>
+          <w:rFonts w:eastAsia="Times New Roman" w:cs="Times New Roman" w:ascii="Times New Roman" w:hAnsi="Times New Roman"/>
+        </w:rPr>
+        <w:t xml:space="preserve">Para resolver el problema de trabajar con diferentes dimensiones de laberinto, se implementó un sistema de selección de tamaños que permite generar mapas de 10x10, 20x20 y 30x30. El tamaño elegido por el usuario se utiliza posteriormente para construir toda la estructura lógica del juego. Este enfoque evita crear escenarios fijos y permite que la misma lógica funcione correctamente independientemente de la dimensión seleccionada. </w:t>
+      </w:r>
+    </w:p>
+    <w:p>
+      <w:pPr>
+        <w:pStyle w:val="normal1"/>
+        <w:spacing w:lineRule="auto" w:line="480" w:before="0" w:after="0"/>
+        <w:ind w:firstLine="720"/>
+        <w:jc w:val="both"/>
+        <w:rPr/>
+      </w:pPr>
+      <w:r>
+        <w:rPr>
+          <w:rFonts w:eastAsia="Times New Roman" w:cs="Times New Roman" w:ascii="Times New Roman" w:hAnsi="Times New Roman"/>
+        </w:rPr>
+        <w:t xml:space="preserve">La representación interna del laberinto se resolvió utilizando una matriz de listas en Python. Cada posición de la matriz representa una celda del escenario y permite diferenciar entre espacios libres y obstáculos. Los elementos especiales, como monedas o poderes, se almacenan en estructuras independientes para evitar mezclar información dentro de la misma matriz. Gracias a esto, las validaciones de movimiento y actualización del escenario se realizan de manera más clara y organizada. </w:t>
+      </w:r>
+    </w:p>
+    <w:p>
+      <w:pPr>
+        <w:pStyle w:val="normal1"/>
+        <w:spacing w:lineRule="auto" w:line="480" w:before="0" w:after="0"/>
+        <w:ind w:firstLine="720"/>
+        <w:jc w:val="both"/>
+        <w:rPr/>
+      </w:pPr>
+      <w:r>
+        <w:rPr>
+          <w:rFonts w:eastAsia="Times New Roman" w:cs="Times New Roman" w:ascii="Times New Roman" w:hAnsi="Times New Roman"/>
+        </w:rPr>
+        <w:t xml:space="preserve">La posición inicial del jugador se calculó automáticamente tomando como referencia el tamaño del mapa. El personaje inicia en la última fila y en una posición central del tablero, garantizando que la ubicación inicial funcione correctamente en cualquier dimensión permitida. </w:t>
+      </w:r>
+    </w:p>
+    <w:p>
+      <w:pPr>
+        <w:pStyle w:val="normal1"/>
+        <w:spacing w:lineRule="auto" w:line="480" w:before="0" w:after="0"/>
+        <w:ind w:firstLine="720"/>
+        <w:jc w:val="both"/>
         <w:rPr>
           <w:rFonts w:ascii="Times New Roman" w:hAnsi="Times New Roman" w:eastAsia="Times New Roman" w:cs="Times New Roman"/>
         </w:rPr>
@@ -3020,14 +3132,180 @@
         <w:rPr>
           <w:rFonts w:eastAsia="Times New Roman" w:cs="Times New Roman" w:ascii="Times New Roman" w:hAnsi="Times New Roman"/>
         </w:rPr>
-        <w:t xml:space="preserve">La solución del proyecto se diseñó mediante una arquitectura modular, donde cada componente del sistema cumple una responsabilidad específica dentro del funcionamiento general del videojuego. A partir del análisis realizado, el programa se dividió en módulos encargados de la configuración general, control del jugador, administración del mapa, lógica principal del juego, interfaz gráfica y manejo de puntajes. Esta organización evita depender de una única función extensa y facilita la comunicación entre componentes de forma ordenada. </w:t>
-      </w:r>
-    </w:p>
-    <w:p>
-      <w:pPr>
-        <w:pStyle w:val="normal1"/>
-        <w:spacing w:lineRule="auto" w:line="480" w:before="0" w:after="0"/>
-        <w:ind w:firstLine="720"/>
+        <w:t xml:space="preserve">El movimiento del jugador se resolvió mediante coordenadas de fila y columna. Cada desplazamiento modifica la posición actual dependiendo de la dirección seleccionada. Antes de permitir un movimiento, el sistema valida que la nueva posición permanezca dentro de los límites del mapa y que no exista un obstáculo bloqueando el paso. Este mecanismo evita que el jugador atraviese muros o salga del escenario. </w:t>
+      </w:r>
+    </w:p>
+    <w:p>
+      <w:pPr>
+        <w:pStyle w:val="normal1"/>
+        <w:spacing w:lineRule="auto" w:line="480" w:before="0" w:after="0"/>
+        <w:ind w:firstLine="720"/>
+        <w:jc w:val="both"/>
+        <w:rPr/>
+      </w:pPr>
+      <w:r>
+        <w:rPr>
+          <w:rFonts w:eastAsia="Times New Roman" w:cs="Times New Roman" w:ascii="Times New Roman" w:hAnsi="Times New Roman"/>
+        </w:rPr>
+        <w:t xml:space="preserve">La construcción del mapa se planteó como un proceso dinámico y progresivo. Durante la partida se generan nuevas filas en la parte superior del tablero mientras las filas inferiores desaparecen, creando el efecto de desplazamiento constante del escenario. Paralelamente, los elementos recolectables se actualizan para mantener coherencia con el movimiento general del mapa. </w:t>
+      </w:r>
+    </w:p>
+    <w:p>
+      <w:pPr>
+        <w:pStyle w:val="normal1"/>
+        <w:spacing w:lineRule="auto" w:line="480" w:before="0" w:after="0"/>
+        <w:ind w:firstLine="720"/>
+        <w:jc w:val="both"/>
+        <w:rPr/>
+      </w:pPr>
+      <w:r>
+        <w:rPr>
+          <w:rFonts w:eastAsia="Times New Roman" w:cs="Times New Roman" w:ascii="Times New Roman" w:hAnsi="Times New Roman"/>
+        </w:rPr>
+        <w:t xml:space="preserve">El desplazamiento automático del escenario se implementó mediante un proceso independiente encargado de actualizar el mapa después de determinados intervalos de tiempo. Este mecanismo permite que el escenario continúe avanzando aunque el usuario no interactúe con el teclado, aumentando la presión sobre el jugador y manteniendo activa la mecánica principal del videojuego. </w:t>
+      </w:r>
+    </w:p>
+    <w:p>
+      <w:pPr>
+        <w:pStyle w:val="normal1"/>
+        <w:spacing w:lineRule="auto" w:line="480" w:before="0" w:after="0"/>
+        <w:ind w:firstLine="720"/>
+        <w:jc w:val="both"/>
+        <w:rPr/>
+      </w:pPr>
+      <w:r>
+        <w:rPr>
+          <w:rFonts w:eastAsia="Times New Roman" w:cs="Times New Roman" w:ascii="Times New Roman" w:hAnsi="Times New Roman"/>
+        </w:rPr>
+        <w:t xml:space="preserve">La condición de derrota se relacionó directamente con el avance del mapa. El sistema verifica constantemente si el jugador permanece en la última fila antes de realizar un desplazamiento. Si esto ocurre, la partida termina debido a que el escenario elimina la fila donde se encuentra el personaje. Esta lógica mantiene coherencia con la mecánica central del juego. </w:t>
+      </w:r>
+    </w:p>
+    <w:p>
+      <w:pPr>
+        <w:pStyle w:val="normal1"/>
+        <w:spacing w:lineRule="auto" w:line="480" w:before="0" w:after="0"/>
+        <w:ind w:firstLine="720"/>
+        <w:jc w:val="both"/>
+        <w:rPr/>
+      </w:pPr>
+      <w:r>
+        <w:rPr>
+          <w:rFonts w:eastAsia="Times New Roman" w:cs="Times New Roman" w:ascii="Times New Roman" w:hAnsi="Times New Roman"/>
+        </w:rPr>
+        <w:t xml:space="preserve">La generación de obstáculos se resolvió mediante reglas controladas de distribución. Cada fila intenta aproximarse a una proporción específica de obstáculos y limita la cantidad de espacios libres consecutivos. Este enfoque evita generar caminos excesivamente fáciles y mantiene un nivel de dificultad consistente durante toda la partida. </w:t>
+      </w:r>
+    </w:p>
+    <w:p>
+      <w:pPr>
+        <w:pStyle w:val="normal1"/>
+        <w:spacing w:lineRule="auto" w:line="480" w:before="0" w:after="0"/>
+        <w:ind w:firstLine="720"/>
+        <w:jc w:val="both"/>
+        <w:rPr/>
+      </w:pPr>
+      <w:r>
+        <w:rPr>
+          <w:rFonts w:eastAsia="Times New Roman" w:cs="Times New Roman" w:ascii="Times New Roman" w:hAnsi="Times New Roman"/>
+        </w:rPr>
+        <w:t xml:space="preserve">El aumento de dificultad se implementó reduciendo progresivamente el tiempo entre desplazamientos del mapa. Conforme avanza la partida, el escenario se mueve con mayor velocidad hasta alcanzar un límite mínimo previamente definido. De esta manera, el juego incrementa gradualmente su dificultad sin volverse imposible de controlar. </w:t>
+      </w:r>
+    </w:p>
+    <w:p>
+      <w:pPr>
+        <w:pStyle w:val="normal1"/>
+        <w:spacing w:lineRule="auto" w:line="480" w:before="0" w:after="0"/>
+        <w:ind w:firstLine="720"/>
+        <w:jc w:val="both"/>
+        <w:rPr/>
+      </w:pPr>
+      <w:r>
+        <w:rPr>
+          <w:rFonts w:eastAsia="Times New Roman" w:cs="Times New Roman" w:ascii="Times New Roman" w:hAnsi="Times New Roman"/>
+        </w:rPr>
+        <w:t xml:space="preserve">La aparición de recompensas y poderes se resolvió utilizando estructuras de datos independientes que almacenan la posición y características de cada elemento. El sistema genera objetos en posiciones libres del mapa y controla automáticamente su tiempo de permanencia dentro de la partida. Esto permite administrar monedas y poderes de manera dinámica sin alterar la estructura principal del escenario. </w:t>
+      </w:r>
+    </w:p>
+    <w:p>
+      <w:pPr>
+        <w:pStyle w:val="normal1"/>
+        <w:spacing w:lineRule="auto" w:line="480" w:before="0" w:after="0"/>
+        <w:ind w:firstLine="720"/>
+        <w:jc w:val="both"/>
+        <w:rPr/>
+      </w:pPr>
+      <w:r>
+        <w:rPr>
+          <w:rFonts w:eastAsia="Times New Roman" w:cs="Times New Roman" w:ascii="Times New Roman" w:hAnsi="Times New Roman"/>
+        </w:rPr>
+        <w:t xml:space="preserve">El sistema de monedas se integró directamente con el movimiento del jugador. Cuando el personaje alcanza una posición donde existe una moneda, el sistema incrementa automáticamente el puntaje y elimina el elemento recolectado. Se implementaron monedas normales y especiales con distintos valores para incentivar la exploración y aumentar la competitividad del juego. </w:t>
+      </w:r>
+    </w:p>
+    <w:p>
+      <w:pPr>
+        <w:pStyle w:val="normal1"/>
+        <w:spacing w:lineRule="auto" w:line="480" w:before="0" w:after="0"/>
+        <w:ind w:firstLine="720"/>
+        <w:jc w:val="both"/>
+        <w:rPr/>
+      </w:pPr>
+      <w:r>
+        <w:rPr>
+          <w:rFonts w:eastAsia="Times New Roman" w:cs="Times New Roman" w:ascii="Times New Roman" w:hAnsi="Times New Roman"/>
+        </w:rPr>
+        <w:t xml:space="preserve">Los poderes especiales se diseñaron como herramientas estratégicas para modificar temporalmente el comportamiento del escenario. El poder de bomba permite destruir obstáculos cercanos y abrir nuevos caminos dentro de la matriz, mientras que el paso fantasma permite atravesar obstáculos específicos bajo determinadas condiciones. Ambos mecanismos amplían las posibilidades de movimiento y aportan variedad a la experiencia de juego. </w:t>
+      </w:r>
+    </w:p>
+    <w:p>
+      <w:pPr>
+        <w:pStyle w:val="normal1"/>
+        <w:spacing w:lineRule="auto" w:line="480" w:before="0" w:after="0"/>
+        <w:ind w:firstLine="720"/>
+        <w:jc w:val="both"/>
+        <w:rPr/>
+      </w:pPr>
+      <w:r>
+        <w:rPr>
+          <w:rFonts w:eastAsia="Times New Roman" w:cs="Times New Roman" w:ascii="Times New Roman" w:hAnsi="Times New Roman"/>
+        </w:rPr>
+        <w:t xml:space="preserve">La acumulación de poderes se resolvió mediante contadores numéricos asociados al jugador. Cada vez que el personaje obtiene un poder, el sistema incrementa el contador correspondiente. Cuando el usuario utiliza uno de estos recursos, el valor disminuye automáticamente. Este enfoque permite administrar los recursos disponibles de manera sencilla y visible para el jugador. </w:t>
+      </w:r>
+    </w:p>
+    <w:p>
+      <w:pPr>
+        <w:pStyle w:val="normal1"/>
+        <w:spacing w:lineRule="auto" w:line="480" w:before="0" w:after="0"/>
+        <w:ind w:firstLine="720"/>
+        <w:jc w:val="both"/>
+        <w:rPr/>
+      </w:pPr>
+      <w:r>
+        <w:rPr>
+          <w:rFonts w:eastAsia="Times New Roman" w:cs="Times New Roman" w:ascii="Times New Roman" w:hAnsi="Times New Roman"/>
+        </w:rPr>
+        <w:t xml:space="preserve">La organización general del sistema se desarrolló aplicando programación orientada a objetos y separación modular. Cada archivo y clase cumple una responsabilidad específica dentro del proyecto. El módulo del jugador administra posición y puntaje, el mapa controla obstáculos y elementos, la lógica del juego coordina reglas y dificultad, la interfaz administra la representación visual y el módulo de puntajes conserva los resultados históricos. Esta estructura facilita el mantenimiento, reutilización y comprensión del código. </w:t>
+      </w:r>
+    </w:p>
+    <w:p>
+      <w:pPr>
+        <w:pStyle w:val="normal1"/>
+        <w:spacing w:lineRule="auto" w:line="480" w:before="0" w:after="0"/>
+        <w:ind w:firstLine="720"/>
+        <w:jc w:val="both"/>
+        <w:rPr/>
+      </w:pPr>
+      <w:r>
+        <w:rPr>
+          <w:rFonts w:eastAsia="Times New Roman" w:cs="Times New Roman" w:ascii="Times New Roman" w:hAnsi="Times New Roman"/>
+        </w:rPr>
+        <w:t xml:space="preserve">El manejo de procesos concurrentes se resolvió separando la lógica automática del juego de la interfaz gráfica. Mientras el hilo principal administra los eventos de teclado y la representación visual, un segundo proceso se encarga de actualizar el desplazamiento del mapa, controlar la dificultad y administrar la aparición de elementos. Además, se implementaron mecanismos de sincronización para evitar conflictos al acceder simultáneamente a los datos del juego. </w:t>
+      </w:r>
+    </w:p>
+    <w:p>
+      <w:pPr>
+        <w:pStyle w:val="normal1"/>
+        <w:spacing w:lineRule="auto" w:line="480" w:before="0" w:after="0"/>
+        <w:ind w:firstLine="720"/>
+        <w:jc w:val="both"/>
         <w:rPr>
           <w:rFonts w:ascii="Times New Roman" w:hAnsi="Times New Roman" w:eastAsia="Times New Roman" w:cs="Times New Roman"/>
         </w:rPr>
@@ -3036,14 +3314,30 @@
         <w:rPr>
           <w:rFonts w:eastAsia="Times New Roman" w:cs="Times New Roman" w:ascii="Times New Roman" w:hAnsi="Times New Roman"/>
         </w:rPr>
-        <w:t xml:space="preserve">La propuesta se basa en representar el laberinto mediante una matriz dinámica, controlar al jugador usando coordenadas de fila y columna, generar obstáculos progresivamente, actualizar el escenario automáticamente mediante procesos independientes y mostrar el estado del juego en tiempo real utilizando Pygame. Además, el sistema almacena los puntajes en archivos separados según el tamaño del mapa seleccionado. </w:t>
-      </w:r>
-    </w:p>
-    <w:p>
-      <w:pPr>
-        <w:pStyle w:val="normal1"/>
-        <w:spacing w:lineRule="auto" w:line="480" w:before="0" w:after="0"/>
-        <w:ind w:firstLine="720"/>
+        <w:t xml:space="preserve">La interfaz gráfica se desarrolló utilizando Pygame. El sistema muestra menús, pantallas de selección, configuración, puntajes y el escenario principal de juego. Cada celda de la matriz se representa visualmente según su contenido, diferenciando obstáculos, espacios libres, elementos recolectables y posición del jugador. Esto permite transformar el estado lógico interno en una representación visual clara para el usuario. </w:t>
+      </w:r>
+    </w:p>
+    <w:p>
+      <w:pPr>
+        <w:pStyle w:val="normal1"/>
+        <w:spacing w:lineRule="auto" w:line="480" w:before="0" w:after="0"/>
+        <w:ind w:firstLine="720"/>
+        <w:jc w:val="both"/>
+        <w:rPr/>
+      </w:pPr>
+      <w:r>
+        <w:rPr>
+          <w:rFonts w:eastAsia="Times New Roman" w:cs="Times New Roman" w:ascii="Times New Roman" w:hAnsi="Times New Roman"/>
+        </w:rPr>
+        <w:t xml:space="preserve">La navegación entre pantallas se resolvió mediante un sistema de estados. Dependiendo del valor actual del estado de pantalla, el programa decide qué interfaz mostrar y qué acciones permitir al usuario. Gracias a este enfoque, el flujo general del videojuego se mantiene organizado y cada pantalla funciona de manera independiente. </w:t>
+      </w:r>
+    </w:p>
+    <w:p>
+      <w:pPr>
+        <w:pStyle w:val="normal1"/>
+        <w:spacing w:lineRule="auto" w:line="480" w:before="0" w:after="0"/>
+        <w:ind w:firstLine="720"/>
+        <w:jc w:val="both"/>
         <w:rPr>
           <w:rFonts w:ascii="Times New Roman" w:hAnsi="Times New Roman" w:eastAsia="Times New Roman" w:cs="Times New Roman"/>
         </w:rPr>
@@ -3052,14 +3346,30 @@
         <w:rPr>
           <w:rFonts w:eastAsia="Times New Roman" w:cs="Times New Roman" w:ascii="Times New Roman" w:hAnsi="Times New Roman"/>
         </w:rPr>
-        <w:t xml:space="preserve">Para resolver el problema de trabajar con diferentes dimensiones de laberinto, se implementó un sistema de selección de tamaños que permite generar mapas de 10x10, 20x20 y 30x30. El tamaño elegido por el usuario se utiliza posteriormente para construir toda la estructura lógica del juego. Este enfoque evita crear escenarios fijos y permite que la misma lógica funcione correctamente independientemente de la dimensión seleccionada. </w:t>
-      </w:r>
-    </w:p>
-    <w:p>
-      <w:pPr>
-        <w:pStyle w:val="normal1"/>
-        <w:spacing w:lineRule="auto" w:line="480" w:before="0" w:after="0"/>
-        <w:ind w:firstLine="720"/>
+        <w:t xml:space="preserve">La configuración de controles se implementó mediante estructuras que relacionan acciones con teclas específicas. El sistema permite modificar controles desde la interfaz y valida automáticamente que no existan conflictos entre teclas asignadas. Esto mejora la personalización y evita errores durante la partida. </w:t>
+      </w:r>
+    </w:p>
+    <w:p>
+      <w:pPr>
+        <w:pStyle w:val="normal1"/>
+        <w:spacing w:lineRule="auto" w:line="480" w:before="0" w:after="0"/>
+        <w:ind w:firstLine="720"/>
+        <w:jc w:val="both"/>
+        <w:rPr/>
+      </w:pPr>
+      <w:r>
+        <w:rPr>
+          <w:rFonts w:eastAsia="Times New Roman" w:cs="Times New Roman" w:ascii="Times New Roman" w:hAnsi="Times New Roman"/>
+        </w:rPr>
+        <w:t xml:space="preserve">El almacenamiento de puntajes se resolvió utilizando archivos de texto separados según el tamaño del mapa. Al finalizar cada partida, el sistema registra el nuevo resultado, ordena los puntajes obtenidos y conserva únicamente los mejores registros. Esta solución permite mantener clasificaciones independientes para cada dificultad disponible dentro del juego. </w:t>
+      </w:r>
+    </w:p>
+    <w:p>
+      <w:pPr>
+        <w:pStyle w:val="normal1"/>
+        <w:spacing w:lineRule="auto" w:line="480" w:before="0" w:after="160"/>
+        <w:ind w:firstLine="720"/>
+        <w:jc w:val="both"/>
         <w:rPr>
           <w:rFonts w:ascii="Times New Roman" w:hAnsi="Times New Roman" w:eastAsia="Times New Roman" w:cs="Times New Roman"/>
         </w:rPr>
@@ -3068,294 +3378,6 @@
         <w:rPr>
           <w:rFonts w:eastAsia="Times New Roman" w:cs="Times New Roman" w:ascii="Times New Roman" w:hAnsi="Times New Roman"/>
         </w:rPr>
-        <w:t xml:space="preserve">La representación interna del laberinto se resolvió utilizando una matriz de listas en Python. Cada posición de la matriz representa una celda del escenario y permite diferenciar entre espacios libres y obstáculos. Los elementos especiales, como monedas o poderes, se almacenan en estructuras independientes para evitar mezclar información dentro de la misma matriz. Gracias a esto, las validaciones de movimiento y actualización del escenario se realizan de manera más clara y organizada. </w:t>
-      </w:r>
-    </w:p>
-    <w:p>
-      <w:pPr>
-        <w:pStyle w:val="normal1"/>
-        <w:spacing w:lineRule="auto" w:line="480" w:before="0" w:after="0"/>
-        <w:ind w:firstLine="720"/>
-        <w:rPr>
-          <w:rFonts w:ascii="Times New Roman" w:hAnsi="Times New Roman" w:eastAsia="Times New Roman" w:cs="Times New Roman"/>
-        </w:rPr>
-      </w:pPr>
-      <w:r>
-        <w:rPr>
-          <w:rFonts w:eastAsia="Times New Roman" w:cs="Times New Roman" w:ascii="Times New Roman" w:hAnsi="Times New Roman"/>
-        </w:rPr>
-        <w:t xml:space="preserve">La posición inicial del jugador se calculó automáticamente tomando como referencia el tamaño del mapa. El personaje inicia en la última fila y en una posición central del tablero, garantizando que la ubicación inicial funcione correctamente en cualquier dimensión permitida. </w:t>
-      </w:r>
-    </w:p>
-    <w:p>
-      <w:pPr>
-        <w:pStyle w:val="normal1"/>
-        <w:spacing w:lineRule="auto" w:line="480" w:before="0" w:after="0"/>
-        <w:ind w:firstLine="720"/>
-        <w:rPr>
-          <w:rFonts w:ascii="Times New Roman" w:hAnsi="Times New Roman" w:eastAsia="Times New Roman" w:cs="Times New Roman"/>
-        </w:rPr>
-      </w:pPr>
-      <w:r>
-        <w:rPr>
-          <w:rFonts w:eastAsia="Times New Roman" w:cs="Times New Roman" w:ascii="Times New Roman" w:hAnsi="Times New Roman"/>
-        </w:rPr>
-        <w:t xml:space="preserve">El movimiento del jugador se resolvió mediante coordenadas de fila y columna. Cada desplazamiento modifica la posición actual dependiendo de la dirección seleccionada. Antes de permitir un movimiento, el sistema valida que la nueva posición permanezca dentro de los límites del mapa y que no exista un obstáculo bloqueando el paso. Este mecanismo evita que el jugador atraviese muros o salga del escenario. </w:t>
-      </w:r>
-    </w:p>
-    <w:p>
-      <w:pPr>
-        <w:pStyle w:val="normal1"/>
-        <w:spacing w:lineRule="auto" w:line="480" w:before="0" w:after="0"/>
-        <w:ind w:firstLine="720"/>
-        <w:rPr>
-          <w:rFonts w:ascii="Times New Roman" w:hAnsi="Times New Roman" w:eastAsia="Times New Roman" w:cs="Times New Roman"/>
-        </w:rPr>
-      </w:pPr>
-      <w:r>
-        <w:rPr>
-          <w:rFonts w:eastAsia="Times New Roman" w:cs="Times New Roman" w:ascii="Times New Roman" w:hAnsi="Times New Roman"/>
-        </w:rPr>
-        <w:t xml:space="preserve">La construcción del mapa se planteó como un proceso dinámico y progresivo. Durante la partida se generan nuevas filas en la parte superior del tablero mientras las filas inferiores desaparecen, creando el efecto de desplazamiento constante del escenario. Paralelamente, los elementos recolectables se actualizan para mantener coherencia con el movimiento general del mapa. </w:t>
-      </w:r>
-    </w:p>
-    <w:p>
-      <w:pPr>
-        <w:pStyle w:val="normal1"/>
-        <w:spacing w:lineRule="auto" w:line="480" w:before="0" w:after="0"/>
-        <w:ind w:firstLine="720"/>
-        <w:rPr>
-          <w:rFonts w:ascii="Times New Roman" w:hAnsi="Times New Roman" w:eastAsia="Times New Roman" w:cs="Times New Roman"/>
-        </w:rPr>
-      </w:pPr>
-      <w:r>
-        <w:rPr>
-          <w:rFonts w:eastAsia="Times New Roman" w:cs="Times New Roman" w:ascii="Times New Roman" w:hAnsi="Times New Roman"/>
-        </w:rPr>
-        <w:t xml:space="preserve">El desplazamiento automático del escenario se implementó mediante un proceso independiente encargado de actualizar el mapa después de determinados intervalos de tiempo. Este mecanismo permite que el escenario continúe avanzando aunque el usuario no interactúe con el teclado, aumentando la presión sobre el jugador y manteniendo activa la mecánica principal del videojuego. </w:t>
-      </w:r>
-    </w:p>
-    <w:p>
-      <w:pPr>
-        <w:pStyle w:val="normal1"/>
-        <w:spacing w:lineRule="auto" w:line="480" w:before="0" w:after="0"/>
-        <w:ind w:firstLine="720"/>
-        <w:rPr>
-          <w:rFonts w:ascii="Times New Roman" w:hAnsi="Times New Roman" w:eastAsia="Times New Roman" w:cs="Times New Roman"/>
-        </w:rPr>
-      </w:pPr>
-      <w:r>
-        <w:rPr>
-          <w:rFonts w:eastAsia="Times New Roman" w:cs="Times New Roman" w:ascii="Times New Roman" w:hAnsi="Times New Roman"/>
-        </w:rPr>
-        <w:t xml:space="preserve">La condición de derrota se relacionó directamente con el avance del mapa. El sistema verifica constantemente si el jugador permanece en la última fila antes de realizar un desplazamiento. Si esto ocurre, la partida termina debido a que el escenario elimina la fila donde se encuentra el personaje. Esta lógica mantiene coherencia con la mecánica central del juego. </w:t>
-      </w:r>
-    </w:p>
-    <w:p>
-      <w:pPr>
-        <w:pStyle w:val="normal1"/>
-        <w:spacing w:lineRule="auto" w:line="480" w:before="0" w:after="0"/>
-        <w:ind w:firstLine="720"/>
-        <w:rPr>
-          <w:rFonts w:ascii="Times New Roman" w:hAnsi="Times New Roman" w:eastAsia="Times New Roman" w:cs="Times New Roman"/>
-        </w:rPr>
-      </w:pPr>
-      <w:r>
-        <w:rPr>
-          <w:rFonts w:eastAsia="Times New Roman" w:cs="Times New Roman" w:ascii="Times New Roman" w:hAnsi="Times New Roman"/>
-        </w:rPr>
-        <w:t xml:space="preserve">La generación de obstáculos se resolvió mediante reglas controladas de distribución. Cada fila intenta aproximarse a una proporción específica de obstáculos y limita la cantidad de espacios libres consecutivos. Este enfoque evita generar caminos excesivamente fáciles y mantiene un nivel de dificultad consistente durante toda la partida. </w:t>
-      </w:r>
-    </w:p>
-    <w:p>
-      <w:pPr>
-        <w:pStyle w:val="normal1"/>
-        <w:spacing w:lineRule="auto" w:line="480" w:before="0" w:after="0"/>
-        <w:ind w:firstLine="720"/>
-        <w:rPr>
-          <w:rFonts w:ascii="Times New Roman" w:hAnsi="Times New Roman" w:eastAsia="Times New Roman" w:cs="Times New Roman"/>
-        </w:rPr>
-      </w:pPr>
-      <w:r>
-        <w:rPr>
-          <w:rFonts w:eastAsia="Times New Roman" w:cs="Times New Roman" w:ascii="Times New Roman" w:hAnsi="Times New Roman"/>
-        </w:rPr>
-        <w:t xml:space="preserve">El aumento de dificultad se implementó reduciendo progresivamente el tiempo entre desplazamientos del mapa. Conforme avanza la partida, el escenario se mueve con mayor velocidad hasta alcanzar un límite mínimo previamente definido. De esta manera, el juego incrementa gradualmente su dificultad sin volverse imposible de controlar. </w:t>
-      </w:r>
-    </w:p>
-    <w:p>
-      <w:pPr>
-        <w:pStyle w:val="normal1"/>
-        <w:spacing w:lineRule="auto" w:line="480" w:before="0" w:after="0"/>
-        <w:ind w:firstLine="720"/>
-        <w:rPr>
-          <w:rFonts w:ascii="Times New Roman" w:hAnsi="Times New Roman" w:eastAsia="Times New Roman" w:cs="Times New Roman"/>
-        </w:rPr>
-      </w:pPr>
-      <w:r>
-        <w:rPr>
-          <w:rFonts w:eastAsia="Times New Roman" w:cs="Times New Roman" w:ascii="Times New Roman" w:hAnsi="Times New Roman"/>
-        </w:rPr>
-        <w:t xml:space="preserve">La aparición de recompensas y poderes se resolvió utilizando estructuras de datos independientes que almacenan la posición y características de cada elemento. El sistema genera objetos en posiciones libres del mapa y controla automáticamente su tiempo de permanencia dentro de la partida. Esto permite administrar monedas y poderes de manera dinámica sin alterar la estructura principal del escenario. </w:t>
-      </w:r>
-    </w:p>
-    <w:p>
-      <w:pPr>
-        <w:pStyle w:val="normal1"/>
-        <w:spacing w:lineRule="auto" w:line="480" w:before="0" w:after="0"/>
-        <w:ind w:firstLine="720"/>
-        <w:rPr>
-          <w:rFonts w:ascii="Times New Roman" w:hAnsi="Times New Roman" w:eastAsia="Times New Roman" w:cs="Times New Roman"/>
-        </w:rPr>
-      </w:pPr>
-      <w:r>
-        <w:rPr>
-          <w:rFonts w:eastAsia="Times New Roman" w:cs="Times New Roman" w:ascii="Times New Roman" w:hAnsi="Times New Roman"/>
-        </w:rPr>
-        <w:t xml:space="preserve">El sistema de monedas se integró directamente con el movimiento del jugador. Cuando el personaje alcanza una posición donde existe una moneda, el sistema incrementa automáticamente el puntaje y elimina el elemento recolectado. Se implementaron monedas normales y especiales con distintos valores para incentivar la exploración y aumentar la competitividad del juego. </w:t>
-      </w:r>
-    </w:p>
-    <w:p>
-      <w:pPr>
-        <w:pStyle w:val="normal1"/>
-        <w:spacing w:lineRule="auto" w:line="480" w:before="0" w:after="0"/>
-        <w:ind w:firstLine="720"/>
-        <w:rPr>
-          <w:rFonts w:ascii="Times New Roman" w:hAnsi="Times New Roman" w:eastAsia="Times New Roman" w:cs="Times New Roman"/>
-        </w:rPr>
-      </w:pPr>
-      <w:r>
-        <w:rPr>
-          <w:rFonts w:eastAsia="Times New Roman" w:cs="Times New Roman" w:ascii="Times New Roman" w:hAnsi="Times New Roman"/>
-        </w:rPr>
-        <w:t xml:space="preserve">Los poderes especiales se diseñaron como herramientas estratégicas para modificar temporalmente el comportamiento del escenario. El poder de bomba permite destruir obstáculos cercanos y abrir nuevos caminos dentro de la matriz, mientras que el paso fantasma permite atravesar obstáculos específicos bajo determinadas condiciones. Ambos mecanismos amplían las posibilidades de movimiento y aportan variedad a la experiencia de juego. </w:t>
-      </w:r>
-    </w:p>
-    <w:p>
-      <w:pPr>
-        <w:pStyle w:val="normal1"/>
-        <w:spacing w:lineRule="auto" w:line="480" w:before="0" w:after="0"/>
-        <w:ind w:firstLine="720"/>
-        <w:rPr>
-          <w:rFonts w:ascii="Times New Roman" w:hAnsi="Times New Roman" w:eastAsia="Times New Roman" w:cs="Times New Roman"/>
-        </w:rPr>
-      </w:pPr>
-      <w:r>
-        <w:rPr>
-          <w:rFonts w:eastAsia="Times New Roman" w:cs="Times New Roman" w:ascii="Times New Roman" w:hAnsi="Times New Roman"/>
-        </w:rPr>
-        <w:t xml:space="preserve">La acumulación de poderes se resolvió mediante contadores numéricos asociados al jugador. Cada vez que el personaje obtiene un poder, el sistema incrementa el contador correspondiente. Cuando el usuario utiliza uno de estos recursos, el valor disminuye automáticamente. Este enfoque permite administrar los recursos disponibles de manera sencilla y visible para el jugador. </w:t>
-      </w:r>
-    </w:p>
-    <w:p>
-      <w:pPr>
-        <w:pStyle w:val="normal1"/>
-        <w:spacing w:lineRule="auto" w:line="480" w:before="0" w:after="0"/>
-        <w:ind w:firstLine="720"/>
-        <w:rPr>
-          <w:rFonts w:ascii="Times New Roman" w:hAnsi="Times New Roman" w:eastAsia="Times New Roman" w:cs="Times New Roman"/>
-        </w:rPr>
-      </w:pPr>
-      <w:r>
-        <w:rPr>
-          <w:rFonts w:eastAsia="Times New Roman" w:cs="Times New Roman" w:ascii="Times New Roman" w:hAnsi="Times New Roman"/>
-        </w:rPr>
-        <w:t xml:space="preserve">La organización general del sistema se desarrolló aplicando programación orientada a objetos y separación modular. Cada archivo y clase cumple una responsabilidad específica dentro del proyecto. El módulo del jugador administra posición y puntaje, el mapa controla obstáculos y elementos, la lógica del juego coordina reglas y dificultad, la interfaz administra la representación visual y el módulo de puntajes conserva los resultados históricos. Esta estructura facilita el mantenimiento, reutilización y comprensión del código. </w:t>
-      </w:r>
-    </w:p>
-    <w:p>
-      <w:pPr>
-        <w:pStyle w:val="normal1"/>
-        <w:spacing w:lineRule="auto" w:line="480" w:before="0" w:after="0"/>
-        <w:ind w:firstLine="720"/>
-        <w:rPr>
-          <w:rFonts w:ascii="Times New Roman" w:hAnsi="Times New Roman" w:eastAsia="Times New Roman" w:cs="Times New Roman"/>
-        </w:rPr>
-      </w:pPr>
-      <w:r>
-        <w:rPr>
-          <w:rFonts w:eastAsia="Times New Roman" w:cs="Times New Roman" w:ascii="Times New Roman" w:hAnsi="Times New Roman"/>
-        </w:rPr>
-        <w:t xml:space="preserve">El manejo de procesos concurrentes se resolvió separando la lógica automática del juego de la interfaz gráfica. Mientras el hilo principal administra los eventos de teclado y la representación visual, un segundo proceso se encarga de actualizar el desplazamiento del mapa, controlar la dificultad y administrar la aparición de elementos. Además, se implementaron mecanismos de sincronización para evitar conflictos al acceder simultáneamente a los datos del juego. </w:t>
-      </w:r>
-    </w:p>
-    <w:p>
-      <w:pPr>
-        <w:pStyle w:val="normal1"/>
-        <w:spacing w:lineRule="auto" w:line="480" w:before="0" w:after="0"/>
-        <w:ind w:firstLine="720"/>
-        <w:rPr>
-          <w:rFonts w:ascii="Times New Roman" w:hAnsi="Times New Roman" w:eastAsia="Times New Roman" w:cs="Times New Roman"/>
-        </w:rPr>
-      </w:pPr>
-      <w:r>
-        <w:rPr>
-          <w:rFonts w:eastAsia="Times New Roman" w:cs="Times New Roman" w:ascii="Times New Roman" w:hAnsi="Times New Roman"/>
-        </w:rPr>
-        <w:t xml:space="preserve">La interfaz gráfica se desarrolló utilizando Pygame. El sistema muestra menús, pantallas de selección, configuración, puntajes y el escenario principal de juego. Cada celda de la matriz se representa visualmente según su contenido, diferenciando obstáculos, espacios libres, elementos recolectables y posición del jugador. Esto permite transformar el estado lógico interno en una representación visual clara para el usuario. </w:t>
-      </w:r>
-    </w:p>
-    <w:p>
-      <w:pPr>
-        <w:pStyle w:val="normal1"/>
-        <w:spacing w:lineRule="auto" w:line="480" w:before="0" w:after="0"/>
-        <w:ind w:firstLine="720"/>
-        <w:rPr>
-          <w:rFonts w:ascii="Times New Roman" w:hAnsi="Times New Roman" w:eastAsia="Times New Roman" w:cs="Times New Roman"/>
-        </w:rPr>
-      </w:pPr>
-      <w:r>
-        <w:rPr>
-          <w:rFonts w:eastAsia="Times New Roman" w:cs="Times New Roman" w:ascii="Times New Roman" w:hAnsi="Times New Roman"/>
-        </w:rPr>
-        <w:t xml:space="preserve">La navegación entre pantallas se resolvió mediante un sistema de estados. Dependiendo del valor actual del estado de pantalla, el programa decide qué interfaz mostrar y qué acciones permitir al usuario. Gracias a este enfoque, el flujo general del videojuego se mantiene organizado y cada pantalla funciona de manera independiente. </w:t>
-      </w:r>
-    </w:p>
-    <w:p>
-      <w:pPr>
-        <w:pStyle w:val="normal1"/>
-        <w:spacing w:lineRule="auto" w:line="480" w:before="0" w:after="0"/>
-        <w:ind w:firstLine="720"/>
-        <w:rPr>
-          <w:rFonts w:ascii="Times New Roman" w:hAnsi="Times New Roman" w:eastAsia="Times New Roman" w:cs="Times New Roman"/>
-        </w:rPr>
-      </w:pPr>
-      <w:r>
-        <w:rPr>
-          <w:rFonts w:eastAsia="Times New Roman" w:cs="Times New Roman" w:ascii="Times New Roman" w:hAnsi="Times New Roman"/>
-        </w:rPr>
-        <w:t xml:space="preserve">La configuración de controles se implementó mediante estructuras que relacionan acciones con teclas específicas. El sistema permite modificar controles desde la interfaz y valida automáticamente que no existan conflictos entre teclas asignadas. Esto mejora la personalización y evita errores durante la partida. </w:t>
-      </w:r>
-    </w:p>
-    <w:p>
-      <w:pPr>
-        <w:pStyle w:val="normal1"/>
-        <w:spacing w:lineRule="auto" w:line="480" w:before="0" w:after="0"/>
-        <w:ind w:firstLine="720"/>
-        <w:rPr>
-          <w:rFonts w:ascii="Times New Roman" w:hAnsi="Times New Roman" w:eastAsia="Times New Roman" w:cs="Times New Roman"/>
-        </w:rPr>
-      </w:pPr>
-      <w:r>
-        <w:rPr>
-          <w:rFonts w:eastAsia="Times New Roman" w:cs="Times New Roman" w:ascii="Times New Roman" w:hAnsi="Times New Roman"/>
-        </w:rPr>
-        <w:t xml:space="preserve">El almacenamiento de puntajes se resolvió utilizando archivos de texto separados según el tamaño del mapa. Al finalizar cada partida, el sistema registra el nuevo resultado, ordena los puntajes obtenidos y conserva únicamente los mejores registros. Esta solución permite mantener clasificaciones independientes para cada dificultad disponible dentro del juego. </w:t>
-      </w:r>
-    </w:p>
-    <w:p>
-      <w:pPr>
-        <w:pStyle w:val="normal1"/>
-        <w:spacing w:lineRule="auto" w:line="480" w:before="0" w:after="160"/>
-        <w:ind w:firstLine="720"/>
-        <w:rPr>
-          <w:rFonts w:ascii="Times New Roman" w:hAnsi="Times New Roman" w:eastAsia="Times New Roman" w:cs="Times New Roman"/>
-        </w:rPr>
-      </w:pPr>
-      <w:r>
-        <w:rPr>
-          <w:rFonts w:eastAsia="Times New Roman" w:cs="Times New Roman" w:ascii="Times New Roman" w:hAnsi="Times New Roman"/>
-        </w:rPr>
         <w:t xml:space="preserve">Finalmente, para garantizar la consistencia general del sistema, se estableció un flujo de comunicación controlado entre módulos. La interfaz interpreta las acciones del usuario, la lógica del juego coordina las operaciones y el mapa valida o modifica el escenario. Posteriormente, la interfaz actualiza la representación visual utilizando el nuevo estado generado. Gracias a esta estructura, el videojuego mantiene coherencia entre la lógica interna y la experiencia visual presentada al jugador. </w:t>
       </w:r>
       <w:r>
@@ -3365,6 +3387,7 @@
     <w:p>
       <w:pPr>
         <w:pStyle w:val="Heading1"/>
+        <w:spacing w:before="0" w:after="80"/>
         <w:rPr/>
       </w:pPr>
       <w:bookmarkStart w:id="6" w:name="_heading=h.mq3336rnmk8j"/>
@@ -3424,7 +3447,7 @@
         <w:tblStyle w:val="Table1"/>
         <w:tblW w:w="8828" w:type="dxa"/>
         <w:jc w:val="left"/>
-        <w:tblInd w:w="-108" w:type="dxa"/>
+        <w:tblInd w:w="-109" w:type="dxa"/>
         <w:tblLayout w:type="fixed"/>
         <w:tblCellMar>
           <w:top w:w="0" w:type="dxa"/>
@@ -4697,7 +4720,6 @@
               <w:keepNext w:val="false"/>
               <w:keepLines w:val="false"/>
               <w:widowControl w:val="false"/>
-              <w:pBdr/>
               <w:shd w:val="clear" w:fill="auto"/>
               <w:spacing w:lineRule="auto" w:line="276" w:before="0" w:after="0"/>
               <w:ind w:hanging="0" w:left="0" w:right="0"/>
@@ -4762,7 +4784,6 @@
               <w:keepNext w:val="false"/>
               <w:keepLines w:val="false"/>
               <w:widowControl w:val="false"/>
-              <w:pBdr/>
               <w:shd w:val="clear" w:fill="auto"/>
               <w:spacing w:lineRule="auto" w:line="276" w:before="0" w:after="0"/>
               <w:ind w:hanging="0" w:left="0" w:right="0"/>
@@ -4990,7 +5011,7 @@
         <w:tblStyle w:val="Table4"/>
         <w:tblW w:w="9269" w:type="dxa"/>
         <w:jc w:val="left"/>
-        <w:tblInd w:w="-108" w:type="dxa"/>
+        <w:tblInd w:w="-109" w:type="dxa"/>
         <w:tblLayout w:type="fixed"/>
         <w:tblCellMar>
           <w:top w:w="0" w:type="dxa"/>
@@ -6389,6 +6410,7 @@
     <w:p>
       <w:pPr>
         <w:pStyle w:val="Heading1"/>
+        <w:spacing w:before="0" w:after="80"/>
         <w:rPr>
           <w:rFonts w:ascii="Times New Roman" w:hAnsi="Times New Roman" w:eastAsia="Times New Roman" w:cs="Times New Roman"/>
           <w:b/>
@@ -6422,31 +6444,11 @@
           <w:ilvl w:val="0"/>
           <w:numId w:val="4"/>
         </w:numPr>
-        <w:pBdr/>
         <w:shd w:val="clear" w:fill="auto"/>
         <w:spacing w:lineRule="auto" w:line="480" w:before="0" w:after="0"/>
         <w:ind w:firstLine="720" w:left="720" w:right="0"/>
         <w:jc w:val="both"/>
-        <w:rPr>
-          <w:rFonts w:ascii="Times New Roman" w:hAnsi="Times New Roman" w:eastAsia="Times New Roman" w:cs="Times New Roman"/>
-          <w:b w:val="false"/>
-          <w:bCs w:val="false"/>
-          <w:i w:val="false"/>
-          <w:i w:val="false"/>
-          <w:iCs w:val="false"/>
-          <w:caps w:val="false"/>
-          <w:smallCaps w:val="false"/>
-          <w:strike w:val="false"/>
-          <w:dstrike w:val="false"/>
-          <w:color w:val="000000"/>
-          <w:position w:val="0"/>
-          <w:sz w:val="24"/>
-          <w:sz w:val="24"/>
-          <w:szCs w:val="24"/>
-          <w:u w:val="none"/>
-          <w:shd w:fill="auto" w:val="clear"/>
-          <w:vertAlign w:val="baseline"/>
-        </w:rPr>
+        <w:rPr/>
       </w:pPr>
       <w:r>
         <w:rPr>
@@ -6482,31 +6484,11 @@
           <w:ilvl w:val="0"/>
           <w:numId w:val="4"/>
         </w:numPr>
-        <w:pBdr/>
         <w:shd w:val="clear" w:fill="auto"/>
         <w:spacing w:lineRule="auto" w:line="480" w:before="0" w:after="0"/>
         <w:ind w:firstLine="720" w:left="720" w:right="0"/>
         <w:jc w:val="both"/>
-        <w:rPr>
-          <w:rFonts w:ascii="Times New Roman" w:hAnsi="Times New Roman" w:eastAsia="Times New Roman" w:cs="Times New Roman"/>
-          <w:b w:val="false"/>
-          <w:bCs w:val="false"/>
-          <w:i w:val="false"/>
-          <w:i w:val="false"/>
-          <w:iCs w:val="false"/>
-          <w:caps w:val="false"/>
-          <w:smallCaps w:val="false"/>
-          <w:strike w:val="false"/>
-          <w:dstrike w:val="false"/>
-          <w:color w:val="000000"/>
-          <w:position w:val="0"/>
-          <w:sz w:val="24"/>
-          <w:sz w:val="24"/>
-          <w:szCs w:val="24"/>
-          <w:u w:val="none"/>
-          <w:shd w:fill="auto" w:val="clear"/>
-          <w:vertAlign w:val="baseline"/>
-        </w:rPr>
+        <w:rPr/>
       </w:pPr>
       <w:r>
         <w:rPr>
@@ -6542,31 +6524,11 @@
           <w:ilvl w:val="0"/>
           <w:numId w:val="4"/>
         </w:numPr>
-        <w:pBdr/>
         <w:shd w:val="clear" w:fill="auto"/>
         <w:spacing w:lineRule="auto" w:line="480" w:before="0" w:after="0"/>
         <w:ind w:firstLine="720" w:left="720" w:right="0"/>
         <w:jc w:val="both"/>
-        <w:rPr>
-          <w:rFonts w:ascii="Times New Roman" w:hAnsi="Times New Roman" w:eastAsia="Times New Roman" w:cs="Times New Roman"/>
-          <w:b w:val="false"/>
-          <w:bCs w:val="false"/>
-          <w:i w:val="false"/>
-          <w:i w:val="false"/>
-          <w:iCs w:val="false"/>
-          <w:caps w:val="false"/>
-          <w:smallCaps w:val="false"/>
-          <w:strike w:val="false"/>
-          <w:dstrike w:val="false"/>
-          <w:color w:val="000000"/>
-          <w:position w:val="0"/>
-          <w:sz w:val="24"/>
-          <w:sz w:val="24"/>
-          <w:szCs w:val="24"/>
-          <w:u w:val="none"/>
-          <w:shd w:fill="auto" w:val="clear"/>
-          <w:vertAlign w:val="baseline"/>
-        </w:rPr>
+        <w:rPr/>
       </w:pPr>
       <w:r>
         <w:rPr>
@@ -6602,31 +6564,11 @@
           <w:ilvl w:val="0"/>
           <w:numId w:val="4"/>
         </w:numPr>
-        <w:pBdr/>
         <w:shd w:val="clear" w:fill="auto"/>
         <w:spacing w:lineRule="auto" w:line="480" w:before="0" w:after="0"/>
         <w:ind w:firstLine="720" w:left="720" w:right="0"/>
         <w:jc w:val="both"/>
-        <w:rPr>
-          <w:rFonts w:ascii="Times New Roman" w:hAnsi="Times New Roman" w:eastAsia="Times New Roman" w:cs="Times New Roman"/>
-          <w:b w:val="false"/>
-          <w:bCs w:val="false"/>
-          <w:i w:val="false"/>
-          <w:i w:val="false"/>
-          <w:iCs w:val="false"/>
-          <w:caps w:val="false"/>
-          <w:smallCaps w:val="false"/>
-          <w:strike w:val="false"/>
-          <w:dstrike w:val="false"/>
-          <w:color w:val="000000"/>
-          <w:position w:val="0"/>
-          <w:sz w:val="24"/>
-          <w:sz w:val="24"/>
-          <w:szCs w:val="24"/>
-          <w:u w:val="none"/>
-          <w:shd w:fill="auto" w:val="clear"/>
-          <w:vertAlign w:val="baseline"/>
-        </w:rPr>
+        <w:rPr/>
       </w:pPr>
       <w:r>
         <w:rPr>
@@ -6662,31 +6604,11 @@
           <w:ilvl w:val="0"/>
           <w:numId w:val="4"/>
         </w:numPr>
-        <w:pBdr/>
         <w:shd w:val="clear" w:fill="auto"/>
         <w:spacing w:lineRule="auto" w:line="480" w:before="0" w:after="0"/>
         <w:ind w:firstLine="720" w:left="720" w:right="0"/>
         <w:jc w:val="both"/>
-        <w:rPr>
-          <w:rFonts w:ascii="Times New Roman" w:hAnsi="Times New Roman" w:eastAsia="Times New Roman" w:cs="Times New Roman"/>
-          <w:b w:val="false"/>
-          <w:bCs w:val="false"/>
-          <w:i w:val="false"/>
-          <w:i w:val="false"/>
-          <w:iCs w:val="false"/>
-          <w:caps w:val="false"/>
-          <w:smallCaps w:val="false"/>
-          <w:strike w:val="false"/>
-          <w:dstrike w:val="false"/>
-          <w:color w:val="000000"/>
-          <w:position w:val="0"/>
-          <w:sz w:val="24"/>
-          <w:sz w:val="24"/>
-          <w:szCs w:val="24"/>
-          <w:u w:val="none"/>
-          <w:shd w:fill="auto" w:val="clear"/>
-          <w:vertAlign w:val="baseline"/>
-        </w:rPr>
+        <w:rPr/>
       </w:pPr>
       <w:r>
         <w:rPr>
@@ -6722,31 +6644,11 @@
           <w:ilvl w:val="0"/>
           <w:numId w:val="4"/>
         </w:numPr>
-        <w:pBdr/>
         <w:shd w:val="clear" w:fill="auto"/>
         <w:spacing w:lineRule="auto" w:line="480" w:before="0" w:after="0"/>
         <w:ind w:firstLine="720" w:left="720" w:right="0"/>
         <w:jc w:val="both"/>
-        <w:rPr>
-          <w:rFonts w:ascii="Times New Roman" w:hAnsi="Times New Roman" w:eastAsia="Times New Roman" w:cs="Times New Roman"/>
-          <w:b w:val="false"/>
-          <w:bCs w:val="false"/>
-          <w:i w:val="false"/>
-          <w:i w:val="false"/>
-          <w:iCs w:val="false"/>
-          <w:caps w:val="false"/>
-          <w:smallCaps w:val="false"/>
-          <w:strike w:val="false"/>
-          <w:dstrike w:val="false"/>
-          <w:color w:val="000000"/>
-          <w:position w:val="0"/>
-          <w:sz w:val="24"/>
-          <w:sz w:val="24"/>
-          <w:szCs w:val="24"/>
-          <w:u w:val="none"/>
-          <w:shd w:fill="auto" w:val="clear"/>
-          <w:vertAlign w:val="baseline"/>
-        </w:rPr>
+        <w:rPr/>
       </w:pPr>
       <w:r>
         <w:rPr>
@@ -6782,31 +6684,11 @@
           <w:ilvl w:val="0"/>
           <w:numId w:val="4"/>
         </w:numPr>
-        <w:pBdr/>
         <w:shd w:val="clear" w:fill="auto"/>
         <w:spacing w:lineRule="auto" w:line="480" w:before="0" w:after="0"/>
         <w:ind w:firstLine="720" w:left="720" w:right="0"/>
         <w:jc w:val="both"/>
-        <w:rPr>
-          <w:rFonts w:ascii="Times New Roman" w:hAnsi="Times New Roman" w:eastAsia="Times New Roman" w:cs="Times New Roman"/>
-          <w:b w:val="false"/>
-          <w:bCs w:val="false"/>
-          <w:i w:val="false"/>
-          <w:i w:val="false"/>
-          <w:iCs w:val="false"/>
-          <w:caps w:val="false"/>
-          <w:smallCaps w:val="false"/>
-          <w:strike w:val="false"/>
-          <w:dstrike w:val="false"/>
-          <w:color w:val="000000"/>
-          <w:position w:val="0"/>
-          <w:sz w:val="24"/>
-          <w:sz w:val="24"/>
-          <w:szCs w:val="24"/>
-          <w:u w:val="none"/>
-          <w:shd w:fill="auto" w:val="clear"/>
-          <w:vertAlign w:val="baseline"/>
-        </w:rPr>
+        <w:rPr/>
       </w:pPr>
       <w:r>
         <w:rPr>
@@ -6842,31 +6724,11 @@
           <w:ilvl w:val="0"/>
           <w:numId w:val="4"/>
         </w:numPr>
-        <w:pBdr/>
         <w:shd w:val="clear" w:fill="auto"/>
         <w:spacing w:lineRule="auto" w:line="480" w:before="0" w:after="0"/>
         <w:ind w:firstLine="720" w:left="720" w:right="0"/>
         <w:jc w:val="both"/>
-        <w:rPr>
-          <w:rFonts w:ascii="Times New Roman" w:hAnsi="Times New Roman" w:eastAsia="Times New Roman" w:cs="Times New Roman"/>
-          <w:b w:val="false"/>
-          <w:bCs w:val="false"/>
-          <w:i w:val="false"/>
-          <w:i w:val="false"/>
-          <w:iCs w:val="false"/>
-          <w:caps w:val="false"/>
-          <w:smallCaps w:val="false"/>
-          <w:strike w:val="false"/>
-          <w:dstrike w:val="false"/>
-          <w:color w:val="000000"/>
-          <w:position w:val="0"/>
-          <w:sz w:val="24"/>
-          <w:sz w:val="24"/>
-          <w:szCs w:val="24"/>
-          <w:u w:val="none"/>
-          <w:shd w:fill="auto" w:val="clear"/>
-          <w:vertAlign w:val="baseline"/>
-        </w:rPr>
+        <w:rPr/>
       </w:pPr>
       <w:r>
         <w:rPr>
@@ -6902,31 +6764,11 @@
           <w:ilvl w:val="0"/>
           <w:numId w:val="4"/>
         </w:numPr>
-        <w:pBdr/>
         <w:shd w:val="clear" w:fill="auto"/>
         <w:spacing w:lineRule="auto" w:line="480" w:before="0" w:after="0"/>
         <w:ind w:firstLine="720" w:left="720" w:right="0"/>
         <w:jc w:val="both"/>
-        <w:rPr>
-          <w:rFonts w:ascii="Times New Roman" w:hAnsi="Times New Roman" w:eastAsia="Times New Roman" w:cs="Times New Roman"/>
-          <w:b w:val="false"/>
-          <w:bCs w:val="false"/>
-          <w:i w:val="false"/>
-          <w:i w:val="false"/>
-          <w:iCs w:val="false"/>
-          <w:caps w:val="false"/>
-          <w:smallCaps w:val="false"/>
-          <w:strike w:val="false"/>
-          <w:dstrike w:val="false"/>
-          <w:color w:val="000000"/>
-          <w:position w:val="0"/>
-          <w:sz w:val="24"/>
-          <w:sz w:val="24"/>
-          <w:szCs w:val="24"/>
-          <w:u w:val="none"/>
-          <w:shd w:fill="auto" w:val="clear"/>
-          <w:vertAlign w:val="baseline"/>
-        </w:rPr>
+        <w:rPr/>
       </w:pPr>
       <w:r>
         <w:rPr>
@@ -6962,31 +6804,11 @@
           <w:ilvl w:val="0"/>
           <w:numId w:val="4"/>
         </w:numPr>
-        <w:pBdr/>
         <w:shd w:val="clear" w:fill="auto"/>
         <w:spacing w:lineRule="auto" w:line="480" w:before="0" w:after="160"/>
         <w:ind w:firstLine="720" w:left="720" w:right="0"/>
         <w:jc w:val="both"/>
-        <w:rPr>
-          <w:rFonts w:ascii="Times New Roman" w:hAnsi="Times New Roman" w:eastAsia="Times New Roman" w:cs="Times New Roman"/>
-          <w:b w:val="false"/>
-          <w:bCs w:val="false"/>
-          <w:i w:val="false"/>
-          <w:i w:val="false"/>
-          <w:iCs w:val="false"/>
-          <w:caps w:val="false"/>
-          <w:smallCaps w:val="false"/>
-          <w:strike w:val="false"/>
-          <w:dstrike w:val="false"/>
-          <w:color w:val="000000"/>
-          <w:position w:val="0"/>
-          <w:sz w:val="24"/>
-          <w:sz w:val="24"/>
-          <w:szCs w:val="24"/>
-          <w:u w:val="none"/>
-          <w:shd w:fill="auto" w:val="clear"/>
-          <w:vertAlign w:val="baseline"/>
-        </w:rPr>
+        <w:rPr/>
       </w:pPr>
       <w:r>
         <w:rPr>
@@ -7033,6 +6855,293 @@
     <w:p>
       <w:pPr>
         <w:pStyle w:val="Heading1"/>
+        <w:spacing w:before="0" w:after="80"/>
+        <w:rPr/>
+      </w:pPr>
+      <w:bookmarkStart w:id="10" w:name="_heading=h.oyzj47m4qt1e"/>
+      <w:bookmarkEnd w:id="10"/>
+      <w:r>
+        <w:rPr>
+          <w:rFonts w:eastAsia="Times New Roman" w:cs="Times New Roman" w:ascii="Times New Roman" w:hAnsi="Times New Roman"/>
+          <w:b/>
+          <w:bCs/>
+          <w:sz w:val="24"/>
+          <w:szCs w:val="24"/>
+        </w:rPr>
+        <w:tab/>
+        <w:t>Recomendaciones</w:t>
+      </w:r>
+    </w:p>
+    <w:p>
+      <w:pPr>
+        <w:pStyle w:val="normal1"/>
+        <w:numPr>
+          <w:ilvl w:val="0"/>
+          <w:numId w:val="1"/>
+        </w:numPr>
+        <w:spacing w:lineRule="auto" w:line="480" w:before="0" w:after="0"/>
+        <w:ind w:firstLine="720"/>
+        <w:jc w:val="both"/>
+        <w:rPr/>
+      </w:pPr>
+      <w:r>
+        <w:rPr>
+          <w:rFonts w:eastAsia="Times New Roman" w:cs="Times New Roman" w:ascii="Times New Roman" w:hAnsi="Times New Roman"/>
+        </w:rPr>
+        <w:t>Ampliar el sistema de mapas para incorporar nuevos estilos visuales o niveles con reglas diferentes. Esto permitiría aumentar el alcance del proyecto sin modificar la lógica principal del juego, ya que actualmente el sistema ya separa el tipo de mapa de la estructura interna de la matriz.</w:t>
+      </w:r>
+    </w:p>
+    <w:p>
+      <w:pPr>
+        <w:pStyle w:val="normal1"/>
+        <w:numPr>
+          <w:ilvl w:val="0"/>
+          <w:numId w:val="1"/>
+        </w:numPr>
+        <w:spacing w:lineRule="auto" w:line="480" w:before="0" w:after="0"/>
+        <w:ind w:firstLine="720"/>
+        <w:jc w:val="both"/>
+        <w:rPr/>
+      </w:pPr>
+      <w:r>
+        <w:rPr>
+          <w:rFonts w:eastAsia="Times New Roman" w:cs="Times New Roman" w:ascii="Times New Roman" w:hAnsi="Times New Roman"/>
+        </w:rPr>
+        <w:t>Agregar una pantalla de instrucciones antes de iniciar la partida. Esta pantalla podría explicar brevemente el objetivo del juego, el significado de cada poder, la condición de derrota y las teclas configuradas por el usuario.</w:t>
+      </w:r>
+    </w:p>
+    <w:p>
+      <w:pPr>
+        <w:pStyle w:val="normal1"/>
+        <w:numPr>
+          <w:ilvl w:val="0"/>
+          <w:numId w:val="1"/>
+        </w:numPr>
+        <w:spacing w:lineRule="auto" w:line="480" w:before="0" w:after="0"/>
+        <w:ind w:firstLine="720"/>
+        <w:jc w:val="both"/>
+        <w:rPr/>
+      </w:pPr>
+      <w:r>
+        <w:rPr>
+          <w:rFonts w:eastAsia="Times New Roman" w:cs="Times New Roman" w:ascii="Times New Roman" w:hAnsi="Times New Roman"/>
+        </w:rPr>
+        <w:t>Mejorar la representación visual de los elementos recolectables. Actualmente las monedas, bombas y pasos fantasma se muestran como círculos de colores, pero podrían utilizarse íconos o imágenes para que el jugador identifique más rápidamente cada elemento.</w:t>
+      </w:r>
+    </w:p>
+    <w:p>
+      <w:pPr>
+        <w:pStyle w:val="normal1"/>
+        <w:numPr>
+          <w:ilvl w:val="0"/>
+          <w:numId w:val="1"/>
+        </w:numPr>
+        <w:spacing w:lineRule="auto" w:line="480" w:before="0" w:after="0"/>
+        <w:ind w:firstLine="720"/>
+        <w:jc w:val="both"/>
+        <w:rPr/>
+      </w:pPr>
+      <w:r>
+        <w:rPr>
+          <w:rFonts w:eastAsia="Times New Roman" w:cs="Times New Roman" w:ascii="Times New Roman" w:hAnsi="Times New Roman"/>
+        </w:rPr>
+        <w:t>Incorporar efectos de sonido para acciones importantes, como recoger monedas, usar una bomba, activar el paso fantasma, perder la partida o alcanzar un nuevo puntaje alto. Esto fortalecería la retroalimentación del usuario durante la partida.</w:t>
+      </w:r>
+    </w:p>
+    <w:p>
+      <w:pPr>
+        <w:pStyle w:val="normal1"/>
+        <w:numPr>
+          <w:ilvl w:val="0"/>
+          <w:numId w:val="1"/>
+        </w:numPr>
+        <w:spacing w:lineRule="auto" w:line="480" w:before="0" w:after="0"/>
+        <w:ind w:firstLine="720"/>
+        <w:jc w:val="both"/>
+        <w:rPr/>
+      </w:pPr>
+      <w:r>
+        <w:rPr>
+          <w:rFonts w:eastAsia="Times New Roman" w:cs="Times New Roman" w:ascii="Times New Roman" w:hAnsi="Times New Roman"/>
+        </w:rPr>
+        <w:t>Añadir una validación visual previa al uso de poderes. Por ejemplo, se podría resaltar la celda que será destruida por la bomba o la posición de destino del paso fantasma. Esto ayudaría a que el jugador tome decisiones con mayor precisión.</w:t>
+      </w:r>
+    </w:p>
+    <w:p>
+      <w:pPr>
+        <w:pStyle w:val="normal1"/>
+        <w:numPr>
+          <w:ilvl w:val="0"/>
+          <w:numId w:val="1"/>
+        </w:numPr>
+        <w:spacing w:lineRule="auto" w:line="480" w:before="0" w:after="0"/>
+        <w:ind w:firstLine="720"/>
+        <w:jc w:val="both"/>
+        <w:rPr/>
+      </w:pPr>
+      <w:r>
+        <w:rPr>
+          <w:rFonts w:eastAsia="Times New Roman" w:cs="Times New Roman" w:ascii="Times New Roman" w:hAnsi="Times New Roman"/>
+        </w:rPr>
+        <w:t>Mejorar la persistencia de datos incluyendo el nombre del jugador junto al puntaje. De esta manera, el Top 20 no solo mostraría valores numéricos, sino también quién obtuvo cada resultado.</w:t>
+      </w:r>
+    </w:p>
+    <w:p>
+      <w:pPr>
+        <w:pStyle w:val="normal1"/>
+        <w:numPr>
+          <w:ilvl w:val="0"/>
+          <w:numId w:val="1"/>
+        </w:numPr>
+        <w:spacing w:lineRule="auto" w:line="480" w:before="0" w:after="0"/>
+        <w:ind w:firstLine="720"/>
+        <w:jc w:val="both"/>
+        <w:rPr/>
+      </w:pPr>
+      <w:r>
+        <w:rPr>
+          <w:rFonts w:eastAsia="Times New Roman" w:cs="Times New Roman" w:ascii="Times New Roman" w:hAnsi="Times New Roman"/>
+        </w:rPr>
+        <w:t>Corregir el tamaño de la interfaz a nivel de presentación al usuario. Aunque esto no afecta directamente la ejecución, sí mejora la presentación, lectura y mantenimiento del proyecto.</w:t>
+      </w:r>
+    </w:p>
+    <w:p>
+      <w:pPr>
+        <w:pStyle w:val="normal1"/>
+        <w:numPr>
+          <w:ilvl w:val="0"/>
+          <w:numId w:val="3"/>
+        </w:numPr>
+        <w:spacing w:lineRule="auto" w:line="480" w:before="0" w:after="0"/>
+        <w:ind w:firstLine="720"/>
+        <w:jc w:val="both"/>
+        <w:rPr/>
+      </w:pPr>
+      <w:r>
+        <w:rPr>
+          <w:rFonts w:eastAsia="Times New Roman" w:cs="Times New Roman" w:ascii="Times New Roman" w:hAnsi="Times New Roman"/>
+        </w:rPr>
+        <w:t>Agregar pruebas manuales documentadas para verificar los principales casos del juego: movimiento contra límites, movimiento contra obstáculos, uso de bomba, uso de paso fantasma, recolección de monedas, derrota por desplazamiento y guardado de puntajes.</w:t>
+      </w:r>
+    </w:p>
+    <w:p>
+      <w:pPr>
+        <w:pStyle w:val="normal1"/>
+        <w:numPr>
+          <w:ilvl w:val="0"/>
+          <w:numId w:val="3"/>
+        </w:numPr>
+        <w:spacing w:lineRule="auto" w:line="480" w:before="0" w:after="0"/>
+        <w:ind w:firstLine="720"/>
+        <w:jc w:val="both"/>
+        <w:rPr/>
+      </w:pPr>
+      <w:r>
+        <w:rPr>
+          <w:rFonts w:eastAsia="Times New Roman" w:cs="Times New Roman" w:ascii="Times New Roman" w:hAnsi="Times New Roman"/>
+        </w:rPr>
+        <w:t>Considerar una mejora en el sistema de generación de filas para garantizar siempre al menos una ruta posible. Actualmente la generación controla el porcentaje de obstáculos y las celdas libres consecutivas, pero una validación adicional podría evitar configuraciones demasiado difíciles.</w:t>
+      </w:r>
+    </w:p>
+    <w:p>
+      <w:pPr>
+        <w:pStyle w:val="normal1"/>
+        <w:numPr>
+          <w:ilvl w:val="0"/>
+          <w:numId w:val="3"/>
+        </w:numPr>
+        <w:spacing w:lineRule="auto" w:line="480" w:before="0" w:after="0"/>
+        <w:ind w:firstLine="720"/>
+        <w:jc w:val="both"/>
+        <w:rPr/>
+      </w:pPr>
+      <w:r>
+        <w:rPr>
+          <w:rFonts w:eastAsia="Times New Roman" w:cs="Times New Roman" w:ascii="Times New Roman" w:hAnsi="Times New Roman"/>
+        </w:rPr>
+        <w:t>Ampliar el análisis de puntajes para mostrar estadísticas adicionales, como mejor puntaje general, promedio de puntajes por tamaño de mapa o cantidad de partidas registradas.</w:t>
+      </w:r>
+    </w:p>
+    <w:p>
+      <w:pPr>
+        <w:pStyle w:val="normal1"/>
+        <w:numPr>
+          <w:ilvl w:val="0"/>
+          <w:numId w:val="3"/>
+        </w:numPr>
+        <w:spacing w:lineRule="auto" w:line="480" w:before="0" w:after="0"/>
+        <w:ind w:firstLine="720"/>
+        <w:jc w:val="both"/>
+        <w:rPr/>
+      </w:pPr>
+      <w:r>
+        <w:rPr>
+          <w:rFonts w:eastAsia="Times New Roman" w:cs="Times New Roman" w:ascii="Times New Roman" w:hAnsi="Times New Roman"/>
+        </w:rPr>
+        <w:t>Mantener la estructura modular del proyecto en futuras ampliaciones. Si se agregan nuevas mecánicas, conviene integrarlas respetando la separación actual entre lógica del juego, interfaz, mapa, jugador y persistencia de datos.</w:t>
+      </w:r>
+    </w:p>
+    <w:p>
+      <w:pPr>
+        <w:pStyle w:val="normal1"/>
+        <w:numPr>
+          <w:ilvl w:val="0"/>
+          <w:numId w:val="3"/>
+        </w:numPr>
+        <w:spacing w:lineRule="auto" w:line="480" w:before="0" w:after="0"/>
+        <w:ind w:firstLine="720"/>
+        <w:jc w:val="both"/>
+        <w:rPr/>
+      </w:pPr>
+      <w:r>
+        <w:rPr>
+          <w:rFonts w:eastAsia="Times New Roman" w:cs="Times New Roman" w:ascii="Times New Roman" w:hAnsi="Times New Roman"/>
+        </w:rPr>
+        <w:t>Optimizar la velocidad de actualización visual si se desea una experiencia más fluida. Actualmente el ciclo principal trabaja con una tasa baja de actualización, suficiente para la lógica actual, pero podría incrementarse para mejorar la respuesta visual del juego.</w:t>
+      </w:r>
+    </w:p>
+    <w:p>
+      <w:pPr>
+        <w:pStyle w:val="normal1"/>
+        <w:numPr>
+          <w:ilvl w:val="0"/>
+          <w:numId w:val="3"/>
+        </w:numPr>
+        <w:spacing w:lineRule="auto" w:line="480" w:before="0" w:after="0"/>
+        <w:ind w:firstLine="720"/>
+        <w:jc w:val="both"/>
+        <w:rPr/>
+      </w:pPr>
+      <w:r>
+        <w:rPr>
+          <w:rFonts w:eastAsia="Times New Roman" w:cs="Times New Roman" w:ascii="Times New Roman" w:hAnsi="Times New Roman"/>
+        </w:rPr>
+        <w:t>Incluir un archivo de instrucciones o documentación de ejecución donde se indique cómo iniciar el proyecto, qué dependencia se requiere y cuál archivo debe ejecutarse. Esto facilitaría la revisión del programa en otros equipos.</w:t>
+      </w:r>
+    </w:p>
+    <w:p>
+      <w:pPr>
+        <w:pStyle w:val="normal1"/>
+        <w:spacing w:lineRule="auto" w:line="480" w:before="0" w:after="160"/>
+        <w:ind w:firstLine="720"/>
+        <w:jc w:val="both"/>
+        <w:rPr>
+          <w:rFonts w:ascii="Times New Roman" w:hAnsi="Times New Roman" w:eastAsia="Times New Roman" w:cs="Times New Roman"/>
+        </w:rPr>
+      </w:pPr>
+      <w:r>
+        <w:rPr>
+          <w:rFonts w:eastAsia="Times New Roman" w:cs="Times New Roman" w:ascii="Times New Roman" w:hAnsi="Times New Roman"/>
+        </w:rPr>
+      </w:r>
+      <w:r>
+        <w:br w:type="page"/>
+      </w:r>
+    </w:p>
+    <w:p>
+      <w:pPr>
+        <w:pStyle w:val="Heading1"/>
+        <w:spacing w:before="0" w:after="80"/>
         <w:rPr>
           <w:rFonts w:ascii="Times New Roman" w:hAnsi="Times New Roman" w:eastAsia="Times New Roman" w:cs="Times New Roman"/>
           <w:b/>
@@ -7041,8 +7150,8 @@
           <w:szCs w:val="24"/>
         </w:rPr>
       </w:pPr>
-      <w:bookmarkStart w:id="10" w:name="_heading=h.oyzj47m4qt1e"/>
-      <w:bookmarkEnd w:id="10"/>
+      <w:bookmarkStart w:id="11" w:name="_heading=h.43357oc72s61"/>
+      <w:bookmarkEnd w:id="11"/>
       <w:r>
         <w:rPr>
           <w:rFonts w:eastAsia="Times New Roman" w:cs="Times New Roman" w:ascii="Times New Roman" w:hAnsi="Times New Roman"/>
@@ -7052,323 +7161,6 @@
           <w:szCs w:val="24"/>
         </w:rPr>
         <w:tab/>
-        <w:t>Recomendaciones</w:t>
-      </w:r>
-    </w:p>
-    <w:p>
-      <w:pPr>
-        <w:pStyle w:val="normal1"/>
-        <w:numPr>
-          <w:ilvl w:val="0"/>
-          <w:numId w:val="1"/>
-        </w:numPr>
-        <w:spacing w:lineRule="auto" w:line="480" w:before="0" w:after="0"/>
-        <w:ind w:firstLine="720"/>
-        <w:jc w:val="both"/>
-        <w:rPr>
-          <w:rFonts w:ascii="Times New Roman" w:hAnsi="Times New Roman" w:eastAsia="Times New Roman" w:cs="Times New Roman"/>
-        </w:rPr>
-      </w:pPr>
-      <w:r>
-        <w:rPr>
-          <w:rFonts w:eastAsia="Times New Roman" w:cs="Times New Roman" w:ascii="Times New Roman" w:hAnsi="Times New Roman"/>
-        </w:rPr>
-        <w:t>Ampliar el sistema de mapas para incorporar nuevos estilos visuales o niveles con reglas diferentes. Esto permitiría aumentar el alcance del proyecto sin modificar la lógica principal del juego, ya que actualmente el sistema ya separa el tipo de mapa de la estructura interna de la matriz.</w:t>
-      </w:r>
-    </w:p>
-    <w:p>
-      <w:pPr>
-        <w:pStyle w:val="normal1"/>
-        <w:numPr>
-          <w:ilvl w:val="0"/>
-          <w:numId w:val="1"/>
-        </w:numPr>
-        <w:spacing w:lineRule="auto" w:line="480" w:before="0" w:after="0"/>
-        <w:ind w:firstLine="720"/>
-        <w:jc w:val="both"/>
-        <w:rPr>
-          <w:rFonts w:ascii="Times New Roman" w:hAnsi="Times New Roman" w:eastAsia="Times New Roman" w:cs="Times New Roman"/>
-        </w:rPr>
-      </w:pPr>
-      <w:r>
-        <w:rPr>
-          <w:rFonts w:eastAsia="Times New Roman" w:cs="Times New Roman" w:ascii="Times New Roman" w:hAnsi="Times New Roman"/>
-        </w:rPr>
-        <w:t>Agregar una pantalla de instrucciones antes de iniciar la partida. Esta pantalla podría explicar brevemente el objetivo del juego, el significado de cada poder, la condición de derrota y las teclas configuradas por el usuario.</w:t>
-      </w:r>
-    </w:p>
-    <w:p>
-      <w:pPr>
-        <w:pStyle w:val="normal1"/>
-        <w:numPr>
-          <w:ilvl w:val="0"/>
-          <w:numId w:val="1"/>
-        </w:numPr>
-        <w:spacing w:lineRule="auto" w:line="480" w:before="0" w:after="0"/>
-        <w:ind w:firstLine="720"/>
-        <w:jc w:val="both"/>
-        <w:rPr>
-          <w:rFonts w:ascii="Times New Roman" w:hAnsi="Times New Roman" w:eastAsia="Times New Roman" w:cs="Times New Roman"/>
-        </w:rPr>
-      </w:pPr>
-      <w:r>
-        <w:rPr>
-          <w:rFonts w:eastAsia="Times New Roman" w:cs="Times New Roman" w:ascii="Times New Roman" w:hAnsi="Times New Roman"/>
-        </w:rPr>
-        <w:t>Mejorar la representación visual de los elementos recolectables. Actualmente las monedas, bombas y pasos fantasma se muestran como círculos de colores, pero podrían utilizarse íconos o imágenes para que el jugador identifique más rápidamente cada elemento.</w:t>
-      </w:r>
-    </w:p>
-    <w:p>
-      <w:pPr>
-        <w:pStyle w:val="normal1"/>
-        <w:numPr>
-          <w:ilvl w:val="0"/>
-          <w:numId w:val="1"/>
-        </w:numPr>
-        <w:spacing w:lineRule="auto" w:line="480" w:before="0" w:after="0"/>
-        <w:ind w:firstLine="720"/>
-        <w:jc w:val="both"/>
-        <w:rPr>
-          <w:rFonts w:ascii="Times New Roman" w:hAnsi="Times New Roman" w:eastAsia="Times New Roman" w:cs="Times New Roman"/>
-        </w:rPr>
-      </w:pPr>
-      <w:r>
-        <w:rPr>
-          <w:rFonts w:eastAsia="Times New Roman" w:cs="Times New Roman" w:ascii="Times New Roman" w:hAnsi="Times New Roman"/>
-        </w:rPr>
-        <w:t>Incorporar efectos de sonido para acciones importantes, como recoger monedas, usar una bomba, activar el paso fantasma, perder la partida o alcanzar un nuevo puntaje alto. Esto fortalecería la retroalimentación del usuario durante la partida.</w:t>
-      </w:r>
-    </w:p>
-    <w:p>
-      <w:pPr>
-        <w:pStyle w:val="normal1"/>
-        <w:numPr>
-          <w:ilvl w:val="0"/>
-          <w:numId w:val="1"/>
-        </w:numPr>
-        <w:spacing w:lineRule="auto" w:line="480" w:before="0" w:after="0"/>
-        <w:ind w:firstLine="720"/>
-        <w:jc w:val="both"/>
-        <w:rPr>
-          <w:rFonts w:ascii="Times New Roman" w:hAnsi="Times New Roman" w:eastAsia="Times New Roman" w:cs="Times New Roman"/>
-        </w:rPr>
-      </w:pPr>
-      <w:r>
-        <w:rPr>
-          <w:rFonts w:eastAsia="Times New Roman" w:cs="Times New Roman" w:ascii="Times New Roman" w:hAnsi="Times New Roman"/>
-        </w:rPr>
-        <w:t>Añadir una validación visual previa al uso de poderes. Por ejemplo, se podría resaltar la celda que será destruida por la bomba o la posición de destino del paso fantasma. Esto ayudaría a que el jugador tome decisiones con mayor precisión.</w:t>
-      </w:r>
-    </w:p>
-    <w:p>
-      <w:pPr>
-        <w:pStyle w:val="normal1"/>
-        <w:numPr>
-          <w:ilvl w:val="0"/>
-          <w:numId w:val="1"/>
-        </w:numPr>
-        <w:spacing w:lineRule="auto" w:line="480" w:before="0" w:after="0"/>
-        <w:ind w:firstLine="720"/>
-        <w:jc w:val="both"/>
-        <w:rPr>
-          <w:rFonts w:ascii="Times New Roman" w:hAnsi="Times New Roman" w:eastAsia="Times New Roman" w:cs="Times New Roman"/>
-        </w:rPr>
-      </w:pPr>
-      <w:r>
-        <w:rPr>
-          <w:rFonts w:eastAsia="Times New Roman" w:cs="Times New Roman" w:ascii="Times New Roman" w:hAnsi="Times New Roman"/>
-        </w:rPr>
-        <w:t>Mejorar la persistencia de datos incluyendo el nombre del jugador junto al puntaje. De esta manera, el Top 20 no solo mostraría valores numéricos, sino también quién obtuvo cada resultado.</w:t>
-      </w:r>
-    </w:p>
-    <w:p>
-      <w:pPr>
-        <w:pStyle w:val="normal1"/>
-        <w:numPr>
-          <w:ilvl w:val="0"/>
-          <w:numId w:val="1"/>
-        </w:numPr>
-        <w:spacing w:lineRule="auto" w:line="480" w:before="0" w:after="0"/>
-        <w:ind w:firstLine="720"/>
-        <w:jc w:val="both"/>
-        <w:rPr>
-          <w:rFonts w:ascii="Times New Roman" w:hAnsi="Times New Roman" w:eastAsia="Times New Roman" w:cs="Times New Roman"/>
-        </w:rPr>
-      </w:pPr>
-      <w:r>
-        <w:rPr>
-          <w:rFonts w:eastAsia="Times New Roman" w:cs="Times New Roman" w:ascii="Times New Roman" w:hAnsi="Times New Roman"/>
-        </w:rPr>
-        <w:t>Corregir el tamaño de la interfaz a nivel de presentación al usuario. Aunque esto no afecta directamente la ejecución, sí mejora la presentación, lectura y mantenimiento del proyecto.</w:t>
-      </w:r>
-    </w:p>
-    <w:p>
-      <w:pPr>
-        <w:pStyle w:val="normal1"/>
-        <w:numPr>
-          <w:ilvl w:val="0"/>
-          <w:numId w:val="3"/>
-        </w:numPr>
-        <w:spacing w:lineRule="auto" w:line="480" w:before="0" w:after="0"/>
-        <w:ind w:firstLine="720"/>
-        <w:jc w:val="both"/>
-        <w:rPr>
-          <w:rFonts w:ascii="Times New Roman" w:hAnsi="Times New Roman" w:eastAsia="Times New Roman" w:cs="Times New Roman"/>
-        </w:rPr>
-      </w:pPr>
-      <w:r>
-        <w:rPr>
-          <w:rFonts w:eastAsia="Times New Roman" w:cs="Times New Roman" w:ascii="Times New Roman" w:hAnsi="Times New Roman"/>
-        </w:rPr>
-        <w:t>Agregar pruebas manuales documentadas para verificar los principales casos del juego: movimiento contra límites, movimiento contra obstáculos, uso de bomba, uso de paso fantasma, recolección de monedas, derrota por desplazamiento y guardado de puntajes.</w:t>
-      </w:r>
-    </w:p>
-    <w:p>
-      <w:pPr>
-        <w:pStyle w:val="normal1"/>
-        <w:numPr>
-          <w:ilvl w:val="0"/>
-          <w:numId w:val="3"/>
-        </w:numPr>
-        <w:spacing w:lineRule="auto" w:line="480" w:before="0" w:after="0"/>
-        <w:ind w:firstLine="720"/>
-        <w:jc w:val="both"/>
-        <w:rPr>
-          <w:rFonts w:ascii="Times New Roman" w:hAnsi="Times New Roman" w:eastAsia="Times New Roman" w:cs="Times New Roman"/>
-        </w:rPr>
-      </w:pPr>
-      <w:r>
-        <w:rPr>
-          <w:rFonts w:eastAsia="Times New Roman" w:cs="Times New Roman" w:ascii="Times New Roman" w:hAnsi="Times New Roman"/>
-        </w:rPr>
-        <w:t>Considerar una mejora en el sistema de generación de filas para garantizar siempre al menos una ruta posible. Actualmente la generación controla el porcentaje de obstáculos y las celdas libres consecutivas, pero una validación adicional podría evitar configuraciones demasiado difíciles.</w:t>
-      </w:r>
-    </w:p>
-    <w:p>
-      <w:pPr>
-        <w:pStyle w:val="normal1"/>
-        <w:numPr>
-          <w:ilvl w:val="0"/>
-          <w:numId w:val="3"/>
-        </w:numPr>
-        <w:spacing w:lineRule="auto" w:line="480" w:before="0" w:after="0"/>
-        <w:ind w:firstLine="720"/>
-        <w:jc w:val="both"/>
-        <w:rPr>
-          <w:rFonts w:ascii="Times New Roman" w:hAnsi="Times New Roman" w:eastAsia="Times New Roman" w:cs="Times New Roman"/>
-        </w:rPr>
-      </w:pPr>
-      <w:r>
-        <w:rPr>
-          <w:rFonts w:eastAsia="Times New Roman" w:cs="Times New Roman" w:ascii="Times New Roman" w:hAnsi="Times New Roman"/>
-        </w:rPr>
-        <w:t>Ampliar el análisis de puntajes para mostrar estadísticas adicionales, como mejor puntaje general, promedio de puntajes por tamaño de mapa o cantidad de partidas registradas.</w:t>
-      </w:r>
-    </w:p>
-    <w:p>
-      <w:pPr>
-        <w:pStyle w:val="normal1"/>
-        <w:numPr>
-          <w:ilvl w:val="0"/>
-          <w:numId w:val="3"/>
-        </w:numPr>
-        <w:spacing w:lineRule="auto" w:line="480" w:before="0" w:after="0"/>
-        <w:ind w:firstLine="720"/>
-        <w:jc w:val="both"/>
-        <w:rPr>
-          <w:rFonts w:ascii="Times New Roman" w:hAnsi="Times New Roman" w:eastAsia="Times New Roman" w:cs="Times New Roman"/>
-        </w:rPr>
-      </w:pPr>
-      <w:r>
-        <w:rPr>
-          <w:rFonts w:eastAsia="Times New Roman" w:cs="Times New Roman" w:ascii="Times New Roman" w:hAnsi="Times New Roman"/>
-        </w:rPr>
-        <w:t>Mantener la estructura modular del proyecto en futuras ampliaciones. Si se agregan nuevas mecánicas, conviene integrarlas respetando la separación actual entre lógica del juego, interfaz, mapa, jugador y persistencia de datos.</w:t>
-      </w:r>
-    </w:p>
-    <w:p>
-      <w:pPr>
-        <w:pStyle w:val="normal1"/>
-        <w:numPr>
-          <w:ilvl w:val="0"/>
-          <w:numId w:val="3"/>
-        </w:numPr>
-        <w:spacing w:lineRule="auto" w:line="480" w:before="0" w:after="0"/>
-        <w:ind w:firstLine="720"/>
-        <w:jc w:val="both"/>
-        <w:rPr>
-          <w:rFonts w:ascii="Times New Roman" w:hAnsi="Times New Roman" w:eastAsia="Times New Roman" w:cs="Times New Roman"/>
-        </w:rPr>
-      </w:pPr>
-      <w:r>
-        <w:rPr>
-          <w:rFonts w:eastAsia="Times New Roman" w:cs="Times New Roman" w:ascii="Times New Roman" w:hAnsi="Times New Roman"/>
-        </w:rPr>
-        <w:t>Optimizar la velocidad de actualización visual si se desea una experiencia más fluida. Actualmente el ciclo principal trabaja con una tasa baja de actualización, suficiente para la lógica actual, pero podría incrementarse para mejorar la respuesta visual del juego.</w:t>
-      </w:r>
-    </w:p>
-    <w:p>
-      <w:pPr>
-        <w:pStyle w:val="normal1"/>
-        <w:numPr>
-          <w:ilvl w:val="0"/>
-          <w:numId w:val="3"/>
-        </w:numPr>
-        <w:spacing w:lineRule="auto" w:line="480" w:before="0" w:after="0"/>
-        <w:ind w:firstLine="720"/>
-        <w:jc w:val="both"/>
-        <w:rPr>
-          <w:rFonts w:ascii="Times New Roman" w:hAnsi="Times New Roman" w:eastAsia="Times New Roman" w:cs="Times New Roman"/>
-        </w:rPr>
-      </w:pPr>
-      <w:r>
-        <w:rPr>
-          <w:rFonts w:eastAsia="Times New Roman" w:cs="Times New Roman" w:ascii="Times New Roman" w:hAnsi="Times New Roman"/>
-        </w:rPr>
-        <w:t>Incluir un archivo de instrucciones o documentación de ejecución donde se indique cómo iniciar el proyecto, qué dependencia se requiere y cuál archivo debe ejecutarse. Esto facilitaría la revisión del programa en otros equipos.</w:t>
-      </w:r>
-    </w:p>
-    <w:p>
-      <w:pPr>
-        <w:pStyle w:val="normal1"/>
-        <w:spacing w:lineRule="auto" w:line="480" w:before="0" w:after="160"/>
-        <w:ind w:firstLine="720"/>
-        <w:jc w:val="both"/>
-        <w:rPr>
-          <w:rFonts w:ascii="Times New Roman" w:hAnsi="Times New Roman" w:eastAsia="Times New Roman" w:cs="Times New Roman"/>
-        </w:rPr>
-      </w:pPr>
-      <w:r>
-        <w:rPr>
-          <w:rFonts w:eastAsia="Times New Roman" w:cs="Times New Roman" w:ascii="Times New Roman" w:hAnsi="Times New Roman"/>
-        </w:rPr>
-      </w:r>
-      <w:r>
-        <w:br w:type="page"/>
-      </w:r>
-    </w:p>
-    <w:p>
-      <w:pPr>
-        <w:pStyle w:val="Heading1"/>
-        <w:rPr>
-          <w:rFonts w:ascii="Times New Roman" w:hAnsi="Times New Roman" w:eastAsia="Times New Roman" w:cs="Times New Roman"/>
-          <w:b/>
-          <w:bCs/>
-          <w:sz w:val="24"/>
-          <w:szCs w:val="24"/>
-        </w:rPr>
-      </w:pPr>
-      <w:bookmarkStart w:id="11" w:name="_heading=h.43357oc72s61"/>
-      <w:bookmarkEnd w:id="11"/>
-      <w:r>
-        <w:rPr>
-          <w:rFonts w:eastAsia="Times New Roman" w:cs="Times New Roman" w:ascii="Times New Roman" w:hAnsi="Times New Roman"/>
-          <w:b/>
-          <w:bCs/>
-          <w:sz w:val="24"/>
-          <w:szCs w:val="24"/>
-        </w:rPr>
-        <w:tab/>
         <w:t>Referencias bibliográficas:</w:t>
       </w:r>
     </w:p>
@@ -7390,7 +7182,7 @@
       <w:hyperlink r:id="rId2">
         <w:r>
           <w:rPr>
-            <w:rStyle w:val="ListLabel91"/>
+            <w:rStyle w:val="ListLabel100"/>
             <w:rFonts w:eastAsia="Times New Roman" w:cs="Times New Roman" w:ascii="Times New Roman" w:hAnsi="Times New Roman"/>
             <w:color w:val="467886"/>
             <w:u w:val="single"/>
@@ -7417,7 +7209,7 @@
       <w:hyperlink r:id="rId3">
         <w:r>
           <w:rPr>
-            <w:rStyle w:val="ListLabel91"/>
+            <w:rStyle w:val="ListLabel100"/>
             <w:rFonts w:eastAsia="Times New Roman" w:cs="Times New Roman" w:ascii="Times New Roman" w:hAnsi="Times New Roman"/>
             <w:color w:val="467886"/>
             <w:u w:val="single"/>
@@ -7444,7 +7236,7 @@
       <w:hyperlink r:id="rId4">
         <w:r>
           <w:rPr>
-            <w:rStyle w:val="ListLabel91"/>
+            <w:rStyle w:val="ListLabel100"/>
             <w:rFonts w:eastAsia="Times New Roman" w:cs="Times New Roman" w:ascii="Times New Roman" w:hAnsi="Times New Roman"/>
             <w:color w:val="467886"/>
             <w:u w:val="single"/>
@@ -7471,7 +7263,7 @@
       <w:hyperlink r:id="rId5">
         <w:r>
           <w:rPr>
-            <w:rStyle w:val="ListLabel91"/>
+            <w:rStyle w:val="ListLabel100"/>
             <w:rFonts w:eastAsia="Times New Roman" w:cs="Times New Roman" w:ascii="Times New Roman" w:hAnsi="Times New Roman"/>
             <w:color w:val="467886"/>
             <w:u w:val="single"/>
@@ -7498,7 +7290,7 @@
       <w:hyperlink r:id="rId6">
         <w:r>
           <w:rPr>
-            <w:rStyle w:val="ListLabel91"/>
+            <w:rStyle w:val="ListLabel100"/>
             <w:rFonts w:eastAsia="Times New Roman" w:cs="Times New Roman" w:ascii="Times New Roman" w:hAnsi="Times New Roman"/>
             <w:color w:val="467886"/>
             <w:u w:val="single"/>
@@ -7609,7 +7401,7 @@
     </w:r>
     <w:r>
       <w:rPr/>
-      <w:t>27</w:t>
+      <w:t>28</w:t>
     </w:r>
     <w:r>
       <w:rPr/>
@@ -7689,7 +7481,6 @@
       <w:keepLines w:val="false"/>
       <w:pageBreakBefore w:val="false"/>
       <w:widowControl/>
-      <w:pBdr/>
       <w:shd w:val="clear" w:fill="auto"/>
       <w:tabs>
         <w:tab w:val="clear" w:pos="720"/>
@@ -7801,7 +7592,7 @@
     </w:r>
     <w:r>
       <w:rPr/>
-      <w:t>27</w:t>
+      <w:t>28</w:t>
     </w:r>
     <w:r>
       <w:rPr/>
@@ -7881,7 +7672,6 @@
       <w:keepLines w:val="false"/>
       <w:pageBreakBefore w:val="false"/>
       <w:widowControl/>
-      <w:pBdr/>
       <w:shd w:val="clear" w:fill="auto"/>
       <w:tabs>
         <w:tab w:val="clear" w:pos="720"/>
@@ -9558,6 +9348,7 @@
     <w:qFormat/>
     <w:pPr>
       <w:widowControl/>
+      <w:suppressAutoHyphens w:val="true"/>
       <w:bidi w:val="0"/>
       <w:spacing w:lineRule="auto" w:line="276" w:before="0" w:after="160"/>
       <w:jc w:val="left"/>
@@ -9742,6 +9533,7 @@
     <w:qFormat/>
     <w:pPr>
       <w:widowControl/>
+      <w:suppressAutoHyphens w:val="true"/>
       <w:bidi w:val="0"/>
       <w:spacing w:lineRule="auto" w:line="276" w:before="0" w:after="160"/>
       <w:jc w:val="left"/>

--- a/Doc_Externa_Segundo _Proyecto - Victor_Josias.docx
+++ b/Doc_Externa_Segundo _Proyecto - Victor_Josias.docx
@@ -812,9 +812,31 @@
                 <w:vertAlign w:val="baseline"/>
               </w:rPr>
               <w:tab/>
-              <w:t>9</w:t>
             </w:r>
           </w:hyperlink>
+          <w:r>
+            <w:rPr>
+              <w:rFonts w:eastAsia="Aptos" w:cs="Aptos"/>
+              <w:b w:val="false"/>
+              <w:bCs w:val="false"/>
+              <w:i w:val="false"/>
+              <w:iCs w:val="false"/>
+              <w:caps w:val="false"/>
+              <w:smallCaps w:val="false"/>
+              <w:strike w:val="false"/>
+              <w:dstrike w:val="false"/>
+              <w:vanish w:val="false"/>
+              <w:color w:val="000000"/>
+              <w:position w:val="0"/>
+              <w:sz w:val="24"/>
+              <w:sz w:val="24"/>
+              <w:szCs w:val="24"/>
+              <w:u w:val="none"/>
+              <w:shd w:fill="auto" w:val="clear"/>
+              <w:vertAlign w:val="baseline"/>
+            </w:rPr>
+            <w:t>6</w:t>
+          </w:r>
         </w:p>
         <w:p>
           <w:pPr>
@@ -904,7 +926,6 @@
                 <w:vertAlign w:val="baseline"/>
               </w:rPr>
               <w:tab/>
-              <w:t>1</w:t>
             </w:r>
           </w:hyperlink>
           <w:r>
@@ -928,7 +949,7 @@
               <w:shd w:fill="auto" w:val="clear"/>
               <w:vertAlign w:val="baseline"/>
             </w:rPr>
-            <w:t>9</w:t>
+            <w:t>15</w:t>
           </w:r>
         </w:p>
         <w:p>
@@ -1019,7 +1040,6 @@
                 <w:vertAlign w:val="baseline"/>
               </w:rPr>
               <w:tab/>
-              <w:t>1</w:t>
             </w:r>
           </w:hyperlink>
           <w:r>
@@ -1043,7 +1063,7 @@
               <w:shd w:fill="auto" w:val="clear"/>
               <w:vertAlign w:val="baseline"/>
             </w:rPr>
-            <w:t>9</w:t>
+            <w:t>15</w:t>
           </w:r>
         </w:p>
         <w:p>
@@ -1134,7 +1154,6 @@
                 <w:vertAlign w:val="baseline"/>
               </w:rPr>
               <w:tab/>
-              <w:t>2</w:t>
             </w:r>
           </w:hyperlink>
           <w:r>
@@ -1158,7 +1177,7 @@
               <w:shd w:fill="auto" w:val="clear"/>
               <w:vertAlign w:val="baseline"/>
             </w:rPr>
-            <w:t>1</w:t>
+            <w:t>16</w:t>
           </w:r>
         </w:p>
         <w:p>
@@ -1249,7 +1268,6 @@
                 <w:vertAlign w:val="baseline"/>
               </w:rPr>
               <w:tab/>
-              <w:t>2</w:t>
             </w:r>
           </w:hyperlink>
           <w:r>
@@ -1273,7 +1291,7 @@
               <w:shd w:fill="auto" w:val="clear"/>
               <w:vertAlign w:val="baseline"/>
             </w:rPr>
-            <w:t>3</w:t>
+            <w:t>18</w:t>
           </w:r>
         </w:p>
         <w:p>
@@ -1364,7 +1382,6 @@
                 <w:vertAlign w:val="baseline"/>
               </w:rPr>
               <w:tab/>
-              <w:t>2</w:t>
             </w:r>
           </w:hyperlink>
           <w:r>
@@ -1388,7 +1405,7 @@
               <w:shd w:fill="auto" w:val="clear"/>
               <w:vertAlign w:val="baseline"/>
             </w:rPr>
-            <w:t>5</w:t>
+            <w:t>19</w:t>
           </w:r>
         </w:p>
         <w:p>
@@ -1482,15 +1499,49 @@
             </w:r>
           </w:hyperlink>
           <w:r>
-            <w:rPr/>
-            <w:t>2</w:t>
+            <w:rPr>
+              <w:rFonts w:eastAsia="Aptos" w:cs="Aptos"/>
+              <w:b w:val="false"/>
+              <w:bCs w:val="false"/>
+              <w:i w:val="false"/>
+              <w:iCs w:val="false"/>
+              <w:caps w:val="false"/>
+              <w:smallCaps w:val="false"/>
+              <w:strike w:val="false"/>
+              <w:dstrike w:val="false"/>
+              <w:vanish w:val="false"/>
+              <w:color w:val="000000"/>
+              <w:position w:val="0"/>
+              <w:sz w:val="24"/>
+              <w:sz w:val="24"/>
+              <w:szCs w:val="24"/>
+              <w:u w:val="none"/>
+              <w:shd w:fill="auto" w:val="clear"/>
+              <w:vertAlign w:val="baseline"/>
+            </w:rPr>
+            <w:t>21</w:t>
           </w:r>
           <w:r>
-            <w:rPr/>
-            <w:t>8</w:t>
-          </w:r>
-          <w:r>
-            <w:rPr/>
+            <w:rPr>
+              <w:smallCaps w:val="false"/>
+              <w:caps w:val="false"/>
+              <w:dstrike w:val="false"/>
+              <w:strike w:val="false"/>
+              <w:vertAlign w:val="baseline"/>
+              <w:position w:val="0"/>
+              <w:sz w:val="24"/>
+              <w:sz w:val="24"/>
+              <w:i w:val="false"/>
+              <w:u w:val="none"/>
+              <w:b w:val="false"/>
+              <w:shd w:fill="auto" w:val="clear"/>
+              <w:szCs w:val="24"/>
+              <w:iCs w:val="false"/>
+              <w:bCs w:val="false"/>
+              <w:vanish w:val="false"/>
+              <w:rFonts w:eastAsia="Aptos" w:cs="Aptos"/>
+              <w:color w:val="000000"/>
+            </w:rPr>
             <w:fldChar w:fldCharType="end"/>
           </w:r>
         </w:p>
@@ -1571,7 +1622,7 @@
         <w:rPr>
           <w:rFonts w:eastAsia="Times New Roman" w:cs="Times New Roman" w:ascii="Times New Roman" w:hAnsi="Times New Roman"/>
         </w:rPr>
-        <w:t>El desarrollo de software interactivo constituye una de las áreas de aplicación más importantes dentro de la Ingeniería en Computación, debido a que integra lógica computacional, estructuras de datos, control de eventos y diseño modular en un mismo sistema. En la asignatura Taller de Programación, estos elementos permiten fortalecer habilidades relacionadas con la construcción de soluciones funcionales mediante programación orientada a objetos y manejo eficiente de procesos dinámicos.</w:t>
+        <w:t>Este proyecto se desarrolla con el propósito de implementar un videojuego de laberinto dinámico en Python, utilizando una interfaz gráfica y una matriz como estructura principal para representar el entorno de juego. La solución busca incorporar mecanismos de desplazamiento automático, generación dinámica de obstáculos, control de recompensas y persistencia de puntajes, permitiendo aplicar distintos conceptos fundamentales de programación dentro de un sistema interactivo.</w:t>
       </w:r>
     </w:p>
     <w:p>
@@ -1586,7 +1637,7 @@
         <w:rPr>
           <w:rFonts w:eastAsia="Times New Roman" w:cs="Times New Roman" w:ascii="Times New Roman" w:hAnsi="Times New Roman"/>
         </w:rPr>
-        <w:t>Este proyecto se desarrolla con el propósito de implementar un videojuego de laberinto dinámico en Python, utilizando una interfaz gráfica y una matriz como estructura principal para representar el entorno de juego. La solución busca incorporar mecanismos de desplazamiento automático, generación dinámica de obstáculos, control de recompensas y persistencia de puntajes, permitiendo aplicar distintos conceptos fundamentales de programación dentro de un sistema interactivo.</w:t>
+        <w:t>Además, el proyecto integra técnicas utilizadas en el desarrollo moderno de software, como el uso de concurrencia mediante hilos para desacoplar procesos de ejecución, validación de movimientos en entornos dinámicos y administración de estados en tiempo real. Estos componentes favorecen el desarrollo de habilidades relacionadas con análisis lógico, organización estructurada del código y diseño de aplicaciones orientadas a eventos.</w:t>
       </w:r>
     </w:p>
     <w:p>
@@ -1601,7 +1652,13 @@
         <w:rPr>
           <w:rFonts w:eastAsia="Times New Roman" w:cs="Times New Roman" w:ascii="Times New Roman" w:hAnsi="Times New Roman"/>
         </w:rPr>
-        <w:t>Además, el proyecto integra técnicas utilizadas en el desarrollo moderno de software, como el uso de concurrencia mediante hilos para desacoplar procesos de ejecución, validación de movimientos en entornos dinámicos y administración de estados en tiempo real. Estos componentes favorecen el desarrollo de habilidades relacionadas con análisis lógico, organización estructurada del código y diseño de aplicaciones orientadas a eventos.</w:t>
+        <w:t xml:space="preserve">Por último, el proyecto buscan implementar diferentes áreas de programación en un videojuego. </w:t>
+      </w:r>
+      <w:r>
+        <w:rPr>
+          <w:rFonts w:eastAsia="Times New Roman" w:cs="Times New Roman" w:ascii="Times New Roman" w:hAnsi="Times New Roman"/>
+        </w:rPr>
+        <w:t>La matriz permite presentar el mapa de juego. La interfaz gráfica permite permite una interacción amigable con el usuario y de esta manera existe una mejor experiencia.</w:t>
       </w:r>
       <w:r>
         <w:br w:type="page"/>
@@ -1637,291 +1694,6 @@
         <w:spacing w:lineRule="auto" w:line="480" w:before="0" w:after="0"/>
         <w:ind w:firstLine="720"/>
         <w:jc w:val="both"/>
-        <w:rPr/>
-      </w:pPr>
-      <w:r>
-        <w:rPr>
-          <w:rFonts w:eastAsia="Times New Roman" w:cs="Times New Roman" w:ascii="Times New Roman" w:hAnsi="Times New Roman"/>
-        </w:rPr>
-        <w:t xml:space="preserve">El proyecto plantea el desarrollo de un videojuego de laberinto dinámico en Python utilizando una interfaz gráfica. El problema principal no consiste únicamente en mostrar una matriz en pantalla, sino en coordinar múltiples componentes que interactúan simultáneamente, como el mapa, el jugador, los obstáculos, los elementos recolectables, el desplazamiento automático, la dificultad progresiva, el sistema de puntajes y la actualización visual en tiempo real. Esto implica mantener coherencia entre el estado lógico del juego y lo que el usuario observa durante la partida. </w:t>
-      </w:r>
-    </w:p>
-    <w:p>
-      <w:pPr>
-        <w:pStyle w:val="normal1"/>
-        <w:spacing w:lineRule="auto" w:line="480" w:before="0" w:after="0"/>
-        <w:ind w:firstLine="720"/>
-        <w:jc w:val="both"/>
-        <w:rPr/>
-      </w:pPr>
-      <w:r>
-        <w:rPr>
-          <w:rFonts w:eastAsia="Times New Roman" w:cs="Times New Roman" w:ascii="Times New Roman" w:hAnsi="Times New Roman"/>
-        </w:rPr>
-        <w:t xml:space="preserve">Uno de los primeros problemas consiste en trabajar con diferentes tamaños de laberinto. El sistema debe permitir mapas de 10x10, 20x20 y 30x30 sin depender de estructuras fijas. Esto afecta directamente la cantidad de filas y columnas, la posición inicial del jugador, el tamaño visual de cada celda, la dificultad del escenario y la administración de puntajes. Por esta razón, el juego requiere mecanismos capaces de generar estructuras dinámicas que se adapten automáticamente al tamaño seleccionado por el usuario. </w:t>
-      </w:r>
-    </w:p>
-    <w:p>
-      <w:pPr>
-        <w:pStyle w:val="normal1"/>
-        <w:spacing w:lineRule="auto" w:line="480" w:before="0" w:after="0"/>
-        <w:ind w:firstLine="720"/>
-        <w:jc w:val="both"/>
-        <w:rPr/>
-      </w:pPr>
-      <w:r>
-        <w:rPr>
-          <w:rFonts w:eastAsia="Times New Roman" w:cs="Times New Roman" w:ascii="Times New Roman" w:hAnsi="Times New Roman"/>
-        </w:rPr>
-        <w:t xml:space="preserve">Otro problema importante corresponde a la representación interna del mapa. El sistema necesita distinguir correctamente entre espacios libres, obstáculos y elementos especiales dentro del escenario. Además, la información del terreno no debe confundirse con objetos como monedas o poderes, ya que ambos cumplen funciones distintas dentro de la lógica del juego. Esto obliga a mantener una organización clara de los datos para facilitar validaciones, desplazamientos y actualizaciones constantes del escenario. </w:t>
-      </w:r>
-    </w:p>
-    <w:p>
-      <w:pPr>
-        <w:pStyle w:val="normal1"/>
-        <w:spacing w:lineRule="auto" w:line="480" w:before="0" w:after="0"/>
-        <w:ind w:firstLine="720"/>
-        <w:jc w:val="both"/>
-        <w:rPr/>
-      </w:pPr>
-      <w:r>
-        <w:rPr>
-          <w:rFonts w:eastAsia="Times New Roman" w:cs="Times New Roman" w:ascii="Times New Roman" w:hAnsi="Times New Roman"/>
-        </w:rPr>
-        <w:t xml:space="preserve">La ubicación inicial del jugador también representa un problema funcional. El personaje debe aparecer siempre en una posición válida dentro del mapa independientemente de las dimensiones seleccionadas. Esto requiere cálculos que permitan determinar automáticamente una posición coherente dentro de la matriz sin provocar errores relacionados con límites o posiciones inexistentes. </w:t>
-      </w:r>
-    </w:p>
-    <w:p>
-      <w:pPr>
-        <w:pStyle w:val="normal1"/>
-        <w:spacing w:lineRule="auto" w:line="480" w:before="0" w:after="0"/>
-        <w:ind w:firstLine="720"/>
-        <w:jc w:val="both"/>
-        <w:rPr/>
-      </w:pPr>
-      <w:r>
-        <w:rPr>
-          <w:rFonts w:eastAsia="Times New Roman" w:cs="Times New Roman" w:ascii="Times New Roman" w:hAnsi="Times New Roman"/>
-        </w:rPr>
-        <w:t xml:space="preserve">El movimiento del jugador constituye otro aspecto central del proyecto. Cada desplazamiento debe validar que la nueva posición permanezca dentro de los límites del mapa y que no exista un obstáculo bloqueando el paso. Sin este control, el personaje podría atravesar muros o salir de la matriz, afectando la lógica general del juego y la experiencia del usuario. </w:t>
-      </w:r>
-    </w:p>
-    <w:p>
-      <w:pPr>
-        <w:pStyle w:val="normal1"/>
-        <w:spacing w:lineRule="auto" w:line="480" w:before="0" w:after="0"/>
-        <w:ind w:firstLine="720"/>
-        <w:jc w:val="both"/>
-        <w:rPr/>
-      </w:pPr>
-      <w:r>
-        <w:rPr>
-          <w:rFonts w:eastAsia="Times New Roman" w:cs="Times New Roman" w:ascii="Times New Roman" w:hAnsi="Times New Roman"/>
-        </w:rPr>
-        <w:t xml:space="preserve">El comportamiento dinámico del mapa representa uno de los retos principales del sistema. A diferencia de un laberinto estático, el escenario cambia constantemente durante la partida mediante el desplazamiento progresivo de filas. Esto obliga a mantener sincronizados el terreno, los obstáculos, la posición del jugador y los elementos especiales mientras el escenario continúa avanzando. </w:t>
-      </w:r>
-    </w:p>
-    <w:p>
-      <w:pPr>
-        <w:pStyle w:val="normal1"/>
-        <w:spacing w:lineRule="auto" w:line="480" w:before="0" w:after="0"/>
-        <w:ind w:firstLine="720"/>
-        <w:jc w:val="both"/>
-        <w:rPr/>
-      </w:pPr>
-      <w:r>
-        <w:rPr>
-          <w:rFonts w:eastAsia="Times New Roman" w:cs="Times New Roman" w:ascii="Times New Roman" w:hAnsi="Times New Roman"/>
-        </w:rPr>
-        <w:t xml:space="preserve">La generación de obstáculos también plantea dificultades importantes. El escenario no puede construirse mediante distribución completamente aleatoria, ya que podrían generarse caminos imposibles o mapas excesivamente simples. El sistema requiere mecanismos que controlen la distribución de espacios libres y obstáculos para mantener una dificultad equilibrada y una experiencia jugable consistente. </w:t>
-      </w:r>
-    </w:p>
-    <w:p>
-      <w:pPr>
-        <w:pStyle w:val="normal1"/>
-        <w:spacing w:lineRule="auto" w:line="480" w:before="0" w:after="0"/>
-        <w:ind w:firstLine="720"/>
-        <w:jc w:val="both"/>
-        <w:rPr/>
-      </w:pPr>
-      <w:r>
-        <w:rPr>
-          <w:rFonts w:eastAsia="Times New Roman" w:cs="Times New Roman" w:ascii="Times New Roman" w:hAnsi="Times New Roman"/>
-        </w:rPr>
-        <w:t xml:space="preserve">Otro problema corresponde a la condición de derrota. El juego debe determinar correctamente cuándo el jugador pierde la partida según el comportamiento dinámico del mapa. Debido al desplazamiento constante del escenario, la derrota depende directamente de la posición del jugador respecto a las filas activas del laberinto. Esto obliga a validar continuamente la relación entre el personaje y el avance del mapa. </w:t>
-      </w:r>
-    </w:p>
-    <w:p>
-      <w:pPr>
-        <w:pStyle w:val="normal1"/>
-        <w:spacing w:lineRule="auto" w:line="480" w:before="0" w:after="0"/>
-        <w:ind w:firstLine="720"/>
-        <w:jc w:val="both"/>
-        <w:rPr/>
-      </w:pPr>
-      <w:r>
-        <w:rPr>
-          <w:rFonts w:eastAsia="Times New Roman" w:cs="Times New Roman" w:ascii="Times New Roman" w:hAnsi="Times New Roman"/>
-        </w:rPr>
-        <w:t xml:space="preserve">El aumento progresivo de dificultad representa otro desafío dentro del sistema. El videojuego requiere incrementar gradualmente la presión sobre el jugador conforme transcurre la partida, pero evitando velocidades excesivas que afecten la jugabilidad. Esto implica administrar intervalos de tiempo y controlar límites mínimos para mantener equilibrio entre dificultad y control del juego. </w:t>
-      </w:r>
-    </w:p>
-    <w:p>
-      <w:pPr>
-        <w:pStyle w:val="normal1"/>
-        <w:spacing w:lineRule="auto" w:line="480" w:before="0" w:after="0"/>
-        <w:ind w:firstLine="720"/>
-        <w:jc w:val="both"/>
-        <w:rPr/>
-      </w:pPr>
-      <w:r>
-        <w:rPr>
-          <w:rFonts w:eastAsia="Times New Roman" w:cs="Times New Roman" w:ascii="Times New Roman" w:hAnsi="Times New Roman"/>
-        </w:rPr>
-        <w:t xml:space="preserve">La generación de recompensas y poderes introduce problemas relacionados con disponibilidad y posicionamiento dentro del mapa. Los elementos especiales deben aparecer únicamente en posiciones válidas y no interferir con obstáculos, otros objetos o la posición actual del jugador. Además, el sistema necesita controlar el tiempo de permanencia de cada elemento para evitar acumulación desordenada dentro del escenario. </w:t>
-      </w:r>
-    </w:p>
-    <w:p>
-      <w:pPr>
-        <w:pStyle w:val="normal1"/>
-        <w:spacing w:lineRule="auto" w:line="480" w:before="0" w:after="0"/>
-        <w:ind w:firstLine="720"/>
-        <w:jc w:val="both"/>
-        <w:rPr/>
-      </w:pPr>
-      <w:r>
-        <w:rPr>
-          <w:rFonts w:eastAsia="Times New Roman" w:cs="Times New Roman" w:ascii="Times New Roman" w:hAnsi="Times New Roman"/>
-        </w:rPr>
-        <w:t xml:space="preserve">El sistema de monedas requiere diferenciar distintos tipos de recompensas y relacionarlas correctamente con el puntaje del jugador. Cada moneda posee un valor específico y debe integrarse con el movimiento y las validaciones del mapa. Esto implica actualizar constantemente el estado del escenario y el puntaje general conforme el jugador interactúa con el entorno. </w:t>
-      </w:r>
-    </w:p>
-    <w:p>
-      <w:pPr>
-        <w:pStyle w:val="normal1"/>
-        <w:spacing w:lineRule="auto" w:line="480" w:before="0" w:after="0"/>
-        <w:ind w:firstLine="720"/>
-        <w:jc w:val="both"/>
-        <w:rPr/>
-      </w:pPr>
-      <w:r>
-        <w:rPr>
-          <w:rFonts w:eastAsia="Times New Roman" w:cs="Times New Roman" w:ascii="Times New Roman" w:hAnsi="Times New Roman"/>
-        </w:rPr>
-        <w:t xml:space="preserve">Los poderes especiales representan otro problema lógico dentro del proyecto. Tanto las bombas como el paso fantasma modifican temporalmente las reglas normales de movimiento e interacción con el mapa. Esto obliga a validar múltiples condiciones antes de permitir determinadas acciones y a mantener coherencia entre las restricciones del escenario y las habilidades disponibles para el jugador. </w:t>
-      </w:r>
-    </w:p>
-    <w:p>
-      <w:pPr>
-        <w:pStyle w:val="normal1"/>
-        <w:spacing w:lineRule="auto" w:line="480" w:before="0" w:after="0"/>
-        <w:ind w:firstLine="720"/>
-        <w:jc w:val="both"/>
-        <w:rPr/>
-      </w:pPr>
-      <w:r>
-        <w:rPr>
-          <w:rFonts w:eastAsia="Times New Roman" w:cs="Times New Roman" w:ascii="Times New Roman" w:hAnsi="Times New Roman"/>
-        </w:rPr>
-        <w:t xml:space="preserve">La acumulación de poderes introduce además la necesidad de administrar recursos disponibles durante la partida. El sistema debe registrar cuántos poderes posee el jugador, cuándo aumentan y cuándo disminuyen, manteniendo siempre consistencia entre el estado lógico interno y la información visual mostrada en pantalla. </w:t>
-      </w:r>
-    </w:p>
-    <w:p>
-      <w:pPr>
-        <w:pStyle w:val="normal1"/>
-        <w:spacing w:lineRule="auto" w:line="480" w:before="0" w:after="0"/>
-        <w:ind w:firstLine="720"/>
-        <w:jc w:val="both"/>
-        <w:rPr/>
-      </w:pPr>
-      <w:r>
-        <w:rPr>
-          <w:rFonts w:eastAsia="Times New Roman" w:cs="Times New Roman" w:ascii="Times New Roman" w:hAnsi="Times New Roman"/>
-        </w:rPr>
-        <w:t xml:space="preserve">El manejo de hilos constituye un aspecto técnico relevante del proyecto. La interfaz gráfica necesita mantenerse activa para capturar eventos del usuario mientras el mapa continúa desplazándose automáticamente en segundo plano. Esto genera problemas de sincronización entre procesos concurrentes que acceden simultáneamente al mismo estado del juego. Por esta razón, el sistema requiere mecanismos que garanticen coherencia de datos durante toda la ejecución. </w:t>
-      </w:r>
-    </w:p>
-    <w:p>
-      <w:pPr>
-        <w:pStyle w:val="normal1"/>
-        <w:spacing w:lineRule="auto" w:line="480" w:before="0" w:after="0"/>
-        <w:ind w:firstLine="720"/>
-        <w:jc w:val="both"/>
-        <w:rPr/>
-      </w:pPr>
-      <w:r>
-        <w:rPr>
-          <w:rFonts w:eastAsia="Times New Roman" w:cs="Times New Roman" w:ascii="Times New Roman" w:hAnsi="Times New Roman"/>
-        </w:rPr>
-        <w:t xml:space="preserve">La interfaz gráfica también forma parte del problema general. El sistema debe transformar estructuras lógicas internas en una representación visual clara y comprensible para el usuario. Esto implica actualizar constantemente el estado visual del mapa, los obstáculos, el jugador, los elementos recolectables, los puntajes y los mensajes del juego sin afectar el rendimiento general de la aplicación. </w:t>
-      </w:r>
-    </w:p>
-    <w:p>
-      <w:pPr>
-        <w:pStyle w:val="normal1"/>
-        <w:spacing w:lineRule="auto" w:line="480" w:before="0" w:after="0"/>
-        <w:ind w:firstLine="720"/>
-        <w:jc w:val="both"/>
-        <w:rPr/>
-      </w:pPr>
-      <w:r>
-        <w:rPr>
-          <w:rFonts w:eastAsia="Times New Roman" w:cs="Times New Roman" w:ascii="Times New Roman" w:hAnsi="Times New Roman"/>
-        </w:rPr>
-        <w:t xml:space="preserve">La navegación entre pantallas introduce otro problema funcional. El videojuego posee múltiples estados, como menú principal, selección de tamaño, configuración, visualización de puntajes, pantalla de juego y derrota. El sistema necesita controlar correctamente las transiciones entre cada pantalla y determinar cómo interpretar las acciones del usuario en cada contexto. </w:t>
-      </w:r>
-    </w:p>
-    <w:p>
-      <w:pPr>
-        <w:pStyle w:val="normal1"/>
-        <w:spacing w:lineRule="auto" w:line="480" w:before="0" w:after="0"/>
-        <w:ind w:firstLine="720"/>
-        <w:jc w:val="both"/>
-        <w:rPr/>
-      </w:pPr>
-      <w:r>
-        <w:rPr>
-          <w:rFonts w:eastAsia="Times New Roman" w:cs="Times New Roman" w:ascii="Times New Roman" w:hAnsi="Times New Roman"/>
-        </w:rPr>
-        <w:t xml:space="preserve">La configuración de controles representa otro requerimiento importante. El usuario debe poder modificar las teclas utilizadas durante la partida sin provocar conflictos entre acciones diferentes. Esto obliga al sistema a validar constantemente las asignaciones de teclas y mantener una organización clara de los controles disponibles. </w:t>
-      </w:r>
-    </w:p>
-    <w:p>
-      <w:pPr>
-        <w:pStyle w:val="normal1"/>
-        <w:spacing w:lineRule="auto" w:line="480" w:before="0" w:after="0"/>
-        <w:ind w:firstLine="720"/>
-        <w:jc w:val="both"/>
-        <w:rPr/>
-      </w:pPr>
-      <w:r>
-        <w:rPr>
-          <w:rFonts w:eastAsia="Times New Roman" w:cs="Times New Roman" w:ascii="Times New Roman" w:hAnsi="Times New Roman"/>
-        </w:rPr>
-        <w:t xml:space="preserve">El almacenamiento de puntajes constituye otro problema relacionado con persistencia de datos. El sistema debe conservar resultados históricos independientes según el tamaño del mapa utilizado. Esto implica leer, actualizar, ordenar y almacenar información correctamente sin perder registros previos ni mezclar resultados de distintas dificultades. </w:t>
-      </w:r>
-    </w:p>
-    <w:p>
-      <w:pPr>
-        <w:pStyle w:val="normal1"/>
-        <w:spacing w:lineRule="auto" w:line="480" w:before="0" w:after="0"/>
-        <w:ind w:firstLine="720"/>
-        <w:jc w:val="both"/>
-        <w:rPr/>
-      </w:pPr>
-      <w:r>
-        <w:rPr>
-          <w:rFonts w:eastAsia="Times New Roman" w:cs="Times New Roman" w:ascii="Times New Roman" w:hAnsi="Times New Roman"/>
-        </w:rPr>
-        <w:t>Finalmente, el principal reto del proyecto consiste en integrar todos estos componentes dentro de un único sistema coherente. El movimiento del jugador depende de las validaciones del mapa, el desplazamiento automático afecta la posición del personaje y los elementos especiales modifican temporalmente las reglas del escenario. Además, todos estos cambios deben reflejarse inmediatamente en la interfaz gráfica y mantenerse sincronizados con el estado interno del juego. Por esta razón, el problema general no se limita a desarrollar funciones aisladas, sino a coordinar correctamente estructuras de datos, lógica de juego, concurrencia, interfaz gráfica y persistencia de información dentro de un entorno interactivo en tiempo real.</w:t>
-      </w:r>
-    </w:p>
-    <w:p>
-      <w:pPr>
-        <w:pStyle w:val="normal1"/>
-        <w:spacing w:lineRule="auto" w:line="480" w:before="0" w:after="160"/>
-        <w:ind w:firstLine="720"/>
-        <w:jc w:val="both"/>
         <w:rPr>
           <w:rFonts w:ascii="Times New Roman" w:hAnsi="Times New Roman" w:eastAsia="Times New Roman" w:cs="Times New Roman"/>
         </w:rPr>
@@ -1930,6 +1702,138 @@
         <w:rPr>
           <w:rFonts w:eastAsia="Times New Roman" w:cs="Times New Roman" w:ascii="Times New Roman" w:hAnsi="Times New Roman"/>
         </w:rPr>
+        <w:tab/>
+      </w:r>
+      <w:r>
+        <w:rPr>
+          <w:rFonts w:eastAsia="Times New Roman" w:cs="Times New Roman" w:ascii="Times New Roman" w:hAnsi="Times New Roman"/>
+        </w:rPr>
+        <w:t>El proyecto consiste en desarrollar un videjuego de laberinto dinámico en Python con interfaz gráfica. El reto principal es lograr cordinar múltiples componentes como: el mapa, el jugador, los obstáculos, los elementos recolectables, el desplazamiento automático, la dificultad progresiva, el sistema de puntajes y la representacion visual del videjuego.</w:t>
+      </w:r>
+    </w:p>
+    <w:p>
+      <w:pPr>
+        <w:pStyle w:val="normal1"/>
+        <w:spacing w:lineRule="auto" w:line="480" w:before="0" w:after="0"/>
+        <w:ind w:firstLine="720"/>
+        <w:jc w:val="both"/>
+        <w:rPr>
+          <w:rFonts w:ascii="Times New Roman" w:hAnsi="Times New Roman" w:eastAsia="Times New Roman" w:cs="Times New Roman"/>
+        </w:rPr>
+      </w:pPr>
+      <w:r>
+        <w:rPr>
+          <w:rFonts w:eastAsia="Times New Roman" w:cs="Times New Roman" w:ascii="Times New Roman" w:hAnsi="Times New Roman"/>
+        </w:rPr>
+        <w:t xml:space="preserve">El sistema debe contener tres tamaños de laberinto los cuales son 10x10, 20x20 y 30x30, los cuales no deben de depender de estructuras fijas. Esto obliga a generar </w:t>
+      </w:r>
+      <w:r>
+        <w:rPr>
+          <w:rFonts w:eastAsia="Times New Roman" w:cs="Times New Roman" w:ascii="Times New Roman" w:hAnsi="Times New Roman"/>
+        </w:rPr>
+        <w:t>filas, columnas, tamaños de celdas y posición inicial del jugador. El mapa de distinguir con claridad entre las celdas libres y los obstáculos y elementos especiales, ya que cada tipo cumple con funciones distintas.</w:t>
+      </w:r>
+    </w:p>
+    <w:p>
+      <w:pPr>
+        <w:pStyle w:val="normal1"/>
+        <w:spacing w:lineRule="auto" w:line="480" w:before="0" w:after="0"/>
+        <w:ind w:firstLine="720"/>
+        <w:jc w:val="both"/>
+        <w:rPr>
+          <w:rFonts w:ascii="Times New Roman" w:hAnsi="Times New Roman" w:eastAsia="Times New Roman" w:cs="Times New Roman"/>
+        </w:rPr>
+      </w:pPr>
+      <w:r>
+        <w:rPr>
+          <w:rFonts w:eastAsia="Times New Roman" w:cs="Times New Roman" w:ascii="Times New Roman" w:hAnsi="Times New Roman"/>
+        </w:rPr>
+        <w:t>La posición inicial del personaje debe calcularse actomáticamente para asi poder garantizar que caiga en una celda válida. Durante la partida, cada movimiento debe verificar que la nueva posición esté dentro de los límites de la matriz y que de esa manera no exista un obstáculo, evitando que el jugador atraviese muros o salga de la matriz.</w:t>
+      </w:r>
+    </w:p>
+    <w:p>
+      <w:pPr>
+        <w:pStyle w:val="normal1"/>
+        <w:spacing w:lineRule="auto" w:line="480" w:before="0" w:after="0"/>
+        <w:ind w:firstLine="720"/>
+        <w:jc w:val="both"/>
+        <w:rPr>
+          <w:rFonts w:ascii="Times New Roman" w:hAnsi="Times New Roman" w:eastAsia="Times New Roman" w:cs="Times New Roman"/>
+        </w:rPr>
+      </w:pPr>
+      <w:r>
+        <w:rPr>
+          <w:rFonts w:eastAsia="Times New Roman" w:cs="Times New Roman" w:ascii="Times New Roman" w:hAnsi="Times New Roman"/>
+        </w:rPr>
+        <w:t>El mapa debe desplazarse de manera progresiva durante la partida, generando nuevas filas y eliminando las anteriores. Esto exige que la matriz este de manera sincronizada en todo momento. La condición de derrota debe estar directamente vinculada a este desplazamiento, para que esta manera, si el jugador se encuentra en la última fila y el mapa avanza, entonces la partida termina.</w:t>
+      </w:r>
+    </w:p>
+    <w:p>
+      <w:pPr>
+        <w:pStyle w:val="normal1"/>
+        <w:spacing w:lineRule="auto" w:line="480" w:before="0" w:after="0"/>
+        <w:ind w:firstLine="720"/>
+        <w:jc w:val="both"/>
+        <w:rPr>
+          <w:rFonts w:ascii="Times New Roman" w:hAnsi="Times New Roman" w:eastAsia="Times New Roman" w:cs="Times New Roman"/>
+        </w:rPr>
+      </w:pPr>
+      <w:r>
+        <w:rPr>
+          <w:rFonts w:eastAsia="Times New Roman" w:cs="Times New Roman" w:ascii="Times New Roman" w:hAnsi="Times New Roman"/>
+        </w:rPr>
+        <w:t>La distribución de obstáculos no puede ser completamente aleatoria, ya que podría generar caminos imposibles o niveles demasiados sencillos. Por eso, el sistema debe controlar el porcentaje de celdas bloquedas por fila y de esta forma garantizar al menos un camino viable. Por otra parte, la dificultad debe aumentar, reduciendo de esta manera el intervalo de desplazamiento del mapa.</w:t>
+      </w:r>
+    </w:p>
+    <w:p>
+      <w:pPr>
+        <w:pStyle w:val="normal1"/>
+        <w:spacing w:lineRule="auto" w:line="480" w:before="0" w:after="0"/>
+        <w:ind w:firstLine="720"/>
+        <w:jc w:val="both"/>
+        <w:rPr>
+          <w:rFonts w:ascii="Times New Roman" w:hAnsi="Times New Roman" w:eastAsia="Times New Roman" w:cs="Times New Roman"/>
+        </w:rPr>
+      </w:pPr>
+      <w:r>
+        <w:rPr>
+          <w:rFonts w:eastAsia="Times New Roman" w:cs="Times New Roman" w:ascii="Times New Roman" w:hAnsi="Times New Roman"/>
+        </w:rPr>
+        <w:t>Las monedas y poderes especiales deben generarse únicamente en posiciones libres, por esta razón el sistema debe diferenciar entre tipos de monedas con distintos valores y controlar el tiempo de permanencia de cada elemento. Los poderes se necesitan trabajar de manera distinta, ya que siguen una lógica distinta al videojuego. Esto obliga a crear distintas funciones que se encargen de manejar la destrucción o saltos de obstáculos.</w:t>
+      </w:r>
+    </w:p>
+    <w:p>
+      <w:pPr>
+        <w:pStyle w:val="normal1"/>
+        <w:spacing w:lineRule="auto" w:line="480" w:before="0" w:after="0"/>
+        <w:ind w:firstLine="720"/>
+        <w:jc w:val="both"/>
+        <w:rPr>
+          <w:rFonts w:ascii="Times New Roman" w:hAnsi="Times New Roman" w:eastAsia="Times New Roman" w:cs="Times New Roman"/>
+        </w:rPr>
+      </w:pPr>
+      <w:r>
+        <w:rPr>
+          <w:rFonts w:eastAsia="Times New Roman" w:cs="Times New Roman" w:ascii="Times New Roman" w:hAnsi="Times New Roman"/>
+        </w:rPr>
+        <w:t>La interfaz gráfica debe mantenerse activa, para asi poder capturar decisiones del usuario, lo que puede causar problemas de sincronización entre procesos. Por eso el sistema debe transfomar la estructura lógica y una representación visual clara. EL videojuego también gestiona múltiples pantallas, por lo que se requiere un mecanismo de navegación correcto.</w:t>
+      </w:r>
+    </w:p>
+    <w:p>
+      <w:pPr>
+        <w:pStyle w:val="normal1"/>
+        <w:spacing w:lineRule="auto" w:line="480" w:before="0" w:after="0"/>
+        <w:ind w:firstLine="720"/>
+        <w:jc w:val="both"/>
+        <w:rPr>
+          <w:rFonts w:ascii="Times New Roman" w:hAnsi="Times New Roman" w:eastAsia="Times New Roman" w:cs="Times New Roman"/>
+        </w:rPr>
+      </w:pPr>
+      <w:r>
+        <w:rPr>
+          <w:rFonts w:eastAsia="Times New Roman" w:cs="Times New Roman" w:ascii="Times New Roman" w:hAnsi="Times New Roman"/>
+        </w:rPr>
+        <w:t>Por último, el mayor desafío del proyecto esque todos estos componentes deben de funcionar de manera simultánea. EL movimiento del jugador depende de las validaciones del mapa, los poderes deben de manejar de manera adecuada. Cada cambio interno debe reflejarse en la interfaz gráfica, para que de esta manera exista una mejor jugabilidad. Por ello, el problema no se limita a desarrollar funciones aisladas, sino a coordinar correctamente la lógica, datos, concurrencia y presentación dentro de la interacción del usuario con el videojuego.</w:t>
       </w:r>
       <w:r>
         <w:br w:type="page"/>
@@ -1997,7 +1901,7 @@
         <w:rPr>
           <w:rFonts w:eastAsia="Times New Roman" w:cs="Times New Roman" w:ascii="Times New Roman" w:hAnsi="Times New Roman"/>
         </w:rPr>
-        <w:t>La librería time permite trabajar con medición y control del tiempo dentro de Python. En el proyecto se utilizó para controlar intervalos de desplazamiento del mapa, aparición de elementos, aumento progresivo de dificultad y duración temporal de recompensas y poderes. Según Python Software Foundation (s.f.), el módulo time proporciona funciones relacionadas con el manejo del tiempo, incluyendo medición de intervalos, pausas de ejecución y obtención del tiempo actual dentro de programas desarrollados en Python.Se usaron las funciones:</w:t>
+        <w:t>La librería time permite trabajar con control del tiempo dentro de Python. En el proyecto se utilizó para controlar intervalos de desplazamiento del mapa, aparición de elementos, aumento progresivo de dificultad y duración temporal de recompensas y poderes. Según Python Software Foundation (s.f.), el módulo time proporciona funciones relacionadas con el manejo del tiempo, incluyendo medición de intervalos, pausas de ejecución y obtención del tiempo actual dentro de programas desarrollados en Python.Se usaron las funciones:</w:t>
       </w:r>
     </w:p>
     <w:p>
@@ -2016,7 +1920,7 @@
         <w:rPr>
           <w:rFonts w:eastAsia="Times New Roman" w:cs="Times New Roman" w:ascii="Times New Roman" w:hAnsi="Times New Roman"/>
         </w:rPr>
-        <w:t>time.monotonic(): que mide tiempo de forma continua para controlar desplazamientos, aparición de elementos y aumento de dificultad.</w:t>
+        <w:t>time.monotonic(): mide tiempo de forma continua para controlar desplazamientos, aparición de elementos y aumento de dificultad.</w:t>
       </w:r>
     </w:p>
     <w:p>
@@ -2035,7 +1939,7 @@
         <w:rPr>
           <w:rFonts w:eastAsia="Times New Roman" w:cs="Times New Roman" w:ascii="Times New Roman" w:hAnsi="Times New Roman"/>
         </w:rPr>
-        <w:t>time.sleep(0.05): el cual pausa breve en el ciclo automático del juego para no saturar el procesador.</w:t>
+        <w:t>time.sleep(0.05): pausa breve en el ciclo automático del juego para no saturar el procesador.</w:t>
       </w:r>
     </w:p>
     <w:p>
@@ -2058,102 +1962,31 @@
         <w:rPr>
           <w:rFonts w:eastAsia="Times New Roman" w:cs="Times New Roman" w:ascii="Times New Roman" w:hAnsi="Times New Roman"/>
         </w:rPr>
-        <w:t>La librería random permite generar valores aleatorios. Dentro del proyecto se empleó para crear obstáculos, seleccionar posiciones disponibles dentro del mapa y generar elementos recolectables de manera dinámica. Según Python Software Foundation (s.f.), el módulo random implementa generadores de números pseudoaleatorios y funciones para realizar selecciones aleatorias dentro de distintas estructuras de datos en Python.</w:t>
-      </w:r>
-    </w:p>
-    <w:p>
-      <w:pPr>
-        <w:pStyle w:val="normal1"/>
-        <w:spacing w:lineRule="auto" w:line="480" w:before="0" w:after="0"/>
-        <w:ind w:firstLine="720"/>
-        <w:jc w:val="both"/>
-        <w:rPr/>
-      </w:pPr>
-      <w:r>
-        <w:rPr>
-          <w:rFonts w:eastAsia="Times New Roman" w:cs="Times New Roman" w:ascii="Times New Roman" w:hAnsi="Times New Roman"/>
-        </w:rPr>
-        <w:t>Se usaron las funciones:</w:t>
-      </w:r>
-    </w:p>
-    <w:p>
-      <w:pPr>
-        <w:pStyle w:val="normal1"/>
-        <w:numPr>
-          <w:ilvl w:val="0"/>
-          <w:numId w:val="10"/>
-        </w:numPr>
-        <w:spacing w:lineRule="auto" w:line="480" w:before="0" w:after="0"/>
-        <w:ind w:firstLine="720"/>
-        <w:jc w:val="both"/>
-        <w:rPr/>
-      </w:pPr>
-      <w:r>
-        <w:rPr>
-          <w:rFonts w:eastAsia="Times New Roman" w:cs="Times New Roman" w:ascii="Times New Roman" w:hAnsi="Times New Roman"/>
-        </w:rPr>
-        <w:t>random.random(): que genera un número decimal aleatorio para decidir si una celda será obstáculo o libre.</w:t>
-      </w:r>
-    </w:p>
-    <w:p>
-      <w:pPr>
-        <w:pStyle w:val="normal1"/>
-        <w:numPr>
-          <w:ilvl w:val="0"/>
-          <w:numId w:val="10"/>
-        </w:numPr>
-        <w:spacing w:lineRule="auto" w:line="480" w:before="0" w:after="0"/>
-        <w:ind w:firstLine="720"/>
-        <w:jc w:val="both"/>
-        <w:rPr/>
-      </w:pPr>
-      <w:r>
-        <w:rPr>
-          <w:rFonts w:eastAsia="Times New Roman" w:cs="Times New Roman" w:ascii="Times New Roman" w:hAnsi="Times New Roman"/>
-        </w:rPr>
-        <w:t>random.choice(posiciones): que escoge una posición libre aleatoria del mapa.</w:t>
-      </w:r>
-    </w:p>
-    <w:p>
-      <w:pPr>
-        <w:pStyle w:val="normal1"/>
-        <w:numPr>
-          <w:ilvl w:val="0"/>
-          <w:numId w:val="10"/>
-        </w:numPr>
-        <w:spacing w:lineRule="auto" w:line="480" w:before="0" w:after="0"/>
-        <w:ind w:firstLine="720"/>
-        <w:jc w:val="both"/>
-        <w:rPr/>
-      </w:pPr>
-      <w:r>
-        <w:rPr>
-          <w:rFonts w:eastAsia="Times New Roman" w:cs="Times New Roman" w:ascii="Times New Roman" w:hAnsi="Times New Roman"/>
-        </w:rPr>
-        <w:t>random.choices(..., weights=..., k=1): que escoge aleatoriamente el tipo de elemento que aparece, usando probabilidades/pesos.</w:t>
-      </w:r>
-    </w:p>
-    <w:p>
-      <w:pPr>
-        <w:pStyle w:val="normal1"/>
-        <w:spacing w:lineRule="auto" w:line="480" w:before="0" w:after="0"/>
-        <w:ind w:firstLine="720"/>
-        <w:jc w:val="both"/>
-        <w:rPr/>
-      </w:pPr>
-      <w:r>
-        <w:rPr>
-          <w:rFonts w:eastAsia="Times New Roman" w:cs="Times New Roman" w:ascii="Times New Roman" w:hAnsi="Times New Roman"/>
-          <w:b/>
-          <w:bCs/>
-        </w:rPr>
-        <w:t xml:space="preserve">Os: </w:t>
-      </w:r>
-      <w:r>
-        <w:rPr>
-          <w:rFonts w:eastAsia="Times New Roman" w:cs="Times New Roman" w:ascii="Times New Roman" w:hAnsi="Times New Roman"/>
-        </w:rPr>
-        <w:t>La librería os proporciona herramientas para interactuar con el sistema operativo y administrar archivos o rutas. En el proyecto se utilizó para gestionar directorios y archivos relacionados con el almacenamiento de puntajes. Según Python Software Foundation (s.f.), el módulo os permite utilizar funcionalidades dependientes del sistema operativo, incluyendo manejo de archivos, rutas y directorios dentro de programas desarrollados en Python.</w:t>
+        <w:t xml:space="preserve">La librería random permite generar valores aleatorios. Dentro del proyecto se empleó para crear obstáculos, seleccionar posiciones disponibles, </w:t>
+      </w:r>
+      <w:r>
+        <w:rPr>
+          <w:rFonts w:eastAsia="Times New Roman" w:cs="Times New Roman" w:ascii="Times New Roman" w:hAnsi="Times New Roman"/>
+        </w:rPr>
+        <w:t>entre otros</w:t>
+      </w:r>
+      <w:r>
+        <w:rPr>
+          <w:rFonts w:eastAsia="Times New Roman" w:cs="Times New Roman" w:ascii="Times New Roman" w:hAnsi="Times New Roman"/>
+        </w:rPr>
+        <w:t xml:space="preserve">. Según Python Software Foundation (s.f.), el módulo random implementa generadores de números </w:t>
+      </w:r>
+      <w:r>
+        <w:rPr>
+          <w:rFonts w:eastAsia="Times New Roman" w:cs="Times New Roman" w:ascii="Times New Roman" w:hAnsi="Times New Roman"/>
+        </w:rPr>
+        <w:t>aleatorios</w:t>
+      </w:r>
+      <w:r>
+        <w:rPr>
+          <w:rFonts w:eastAsia="Times New Roman" w:cs="Times New Roman" w:ascii="Times New Roman" w:hAnsi="Times New Roman"/>
+        </w:rPr>
+        <w:t xml:space="preserve"> y funciones para realizar selecciones aleatorias dentro de distintas estructuras de datos en Python.</w:t>
       </w:r>
     </w:p>
     <w:p>
@@ -2187,7 +2020,7 @@
         <w:rPr>
           <w:rFonts w:eastAsia="Times New Roman" w:cs="Times New Roman" w:ascii="Times New Roman" w:hAnsi="Times New Roman"/>
         </w:rPr>
-        <w:t>os.path.join(...): lo cual construye la ruta del archivo de puntajes.</w:t>
+        <w:t>random.random(): que genera un número decimal aleatorio para decidir si una celda será obstáculo o libre.</w:t>
       </w:r>
     </w:p>
     <w:p>
@@ -2206,7 +2039,7 @@
         <w:rPr>
           <w:rFonts w:eastAsia="Times New Roman" w:cs="Times New Roman" w:ascii="Times New Roman" w:hAnsi="Times New Roman"/>
         </w:rPr>
-        <w:t>os.makedirs(..., exist_ok=True): que  crea la carpeta datos si no existe.</w:t>
+        <w:t>random.choice(posiciones): que escoge una posición libre aleatoria del mapa.</w:t>
       </w:r>
     </w:p>
     <w:p>
@@ -2225,43 +2058,51 @@
         <w:rPr>
           <w:rFonts w:eastAsia="Times New Roman" w:cs="Times New Roman" w:ascii="Times New Roman" w:hAnsi="Times New Roman"/>
         </w:rPr>
-        <w:t>os.path.exists(ruta):  que verifica si existe el archivo de puntajes antes de leerlo.</w:t>
-      </w:r>
-    </w:p>
-    <w:p>
-      <w:pPr>
-        <w:pStyle w:val="normal1"/>
-        <w:spacing w:lineRule="auto" w:line="480" w:before="0" w:after="0"/>
-        <w:ind w:firstLine="720"/>
-        <w:rPr>
-          <w:rFonts w:ascii="Times New Roman" w:hAnsi="Times New Roman" w:eastAsia="Times New Roman" w:cs="Times New Roman"/>
+        <w:t>random.choices(..., weights=..., k=1): que escoge aleatoriamente el tipo de elemento que aparece, usando probabilidades/pesos.</w:t>
+      </w:r>
+    </w:p>
+    <w:p>
+      <w:pPr>
+        <w:pStyle w:val="normal1"/>
+        <w:spacing w:lineRule="auto" w:line="480" w:before="0" w:after="0"/>
+        <w:ind w:firstLine="720"/>
+        <w:jc w:val="both"/>
+        <w:rPr/>
+      </w:pPr>
+      <w:r>
+        <w:rPr>
+          <w:rFonts w:eastAsia="Times New Roman" w:cs="Times New Roman" w:ascii="Times New Roman" w:hAnsi="Times New Roman"/>
           <w:b/>
           <w:bCs/>
         </w:rPr>
-      </w:pPr>
-      <w:r>
-        <w:rPr>
-          <w:rFonts w:eastAsia="Times New Roman" w:cs="Times New Roman" w:ascii="Times New Roman" w:hAnsi="Times New Roman"/>
-          <w:b/>
-          <w:bCs/>
-        </w:rPr>
-        <w:t xml:space="preserve">Threading: </w:t>
-      </w:r>
-      <w:r>
-        <w:rPr>
-          <w:rFonts w:eastAsia="Times New Roman" w:cs="Times New Roman" w:ascii="Times New Roman" w:hAnsi="Times New Roman"/>
-        </w:rPr>
-        <w:t>La librería threading permite ejecutar múltiples procesos de manera concurrente. En el videojuego se utilizó para mantener el desplazamiento automático del mapa y la actualización lógica del juego mientras la interfaz gráfica permanecía activa. Según Python Software Foundation (s.f.), el módulo threading proporciona herramientas para trabajar con múltiples hilos de ejecución dentro de un programa, permitiendo ejecutar tareas simultáneamente y administrar mecanismos de sincronización entre procesos.</w:t>
-      </w:r>
-    </w:p>
-    <w:p>
-      <w:pPr>
-        <w:pStyle w:val="normal1"/>
-        <w:spacing w:lineRule="auto" w:line="480" w:before="0" w:after="0"/>
-        <w:ind w:firstLine="720"/>
-        <w:rPr>
-          <w:rFonts w:ascii="Times New Roman" w:hAnsi="Times New Roman" w:eastAsia="Times New Roman" w:cs="Times New Roman"/>
-        </w:rPr>
+        <w:t xml:space="preserve">Os: </w:t>
+      </w:r>
+      <w:r>
+        <w:rPr>
+          <w:rFonts w:eastAsia="Times New Roman" w:cs="Times New Roman" w:ascii="Times New Roman" w:hAnsi="Times New Roman"/>
+        </w:rPr>
+        <w:t>La librería os proporciona herramientas para interactuar con el sistema operat</w:t>
+      </w:r>
+      <w:r>
+        <w:rPr>
+          <w:rFonts w:eastAsia="Times New Roman" w:cs="Times New Roman" w:ascii="Times New Roman" w:hAnsi="Times New Roman"/>
+        </w:rPr>
+        <w:t>ivo</w:t>
+      </w:r>
+      <w:r>
+        <w:rPr>
+          <w:rFonts w:eastAsia="Times New Roman" w:cs="Times New Roman" w:ascii="Times New Roman" w:hAnsi="Times New Roman"/>
+        </w:rPr>
+        <w:t>. En el proyecto se utilizó para gestionar archivos relacionados con el almacenamiento de puntajes. Según Python Software Foundation (s.f.), el módulo os permite utilizar funcionalidades dependientes del sistema operativo, incluyendo manejo de archivos, rutas y directorios dentro de programas desarrollados en Python.</w:t>
+      </w:r>
+    </w:p>
+    <w:p>
+      <w:pPr>
+        <w:pStyle w:val="normal1"/>
+        <w:spacing w:lineRule="auto" w:line="480" w:before="0" w:after="0"/>
+        <w:ind w:firstLine="720"/>
+        <w:jc w:val="both"/>
+        <w:rPr/>
       </w:pPr>
       <w:r>
         <w:rPr>
@@ -2286,7 +2127,7 @@
         <w:rPr>
           <w:rFonts w:eastAsia="Times New Roman" w:cs="Times New Roman" w:ascii="Times New Roman" w:hAnsi="Times New Roman"/>
         </w:rPr>
-        <w:t>threading.Lock(): para crear un bloqueo para proteger datos compartidos entre la interfaz y el hilo del juego.</w:t>
+        <w:t>os.path.join(...): lo cual construye la ruta del archivo de puntajes.</w:t>
       </w:r>
     </w:p>
     <w:p>
@@ -2305,7 +2146,7 @@
         <w:rPr>
           <w:rFonts w:eastAsia="Times New Roman" w:cs="Times New Roman" w:ascii="Times New Roman" w:hAnsi="Times New Roman"/>
         </w:rPr>
-        <w:t>threading.Event(): para crear una señal para detener el hilo.</w:t>
+        <w:t>os.makedirs(..., exist_ok=True): que  crea la carpeta datos si no existe.</w:t>
       </w:r>
     </w:p>
     <w:p>
@@ -2324,22 +2165,61 @@
         <w:rPr>
           <w:rFonts w:eastAsia="Times New Roman" w:cs="Times New Roman" w:ascii="Times New Roman" w:hAnsi="Times New Roman"/>
         </w:rPr>
-        <w:t>threading.Thread(...): para crear el hilo secundario que ejecuta el ciclo automático del juego.</w:t>
-      </w:r>
-    </w:p>
-    <w:p>
-      <w:pPr>
-        <w:pStyle w:val="normal1"/>
-        <w:spacing w:lineRule="auto" w:line="480" w:before="0" w:after="0"/>
-        <w:ind w:firstLine="720"/>
-        <w:jc w:val="both"/>
-        <w:rPr/>
-      </w:pPr>
-      <w:r>
-        <w:rPr>
-          <w:rFonts w:eastAsia="Times New Roman" w:cs="Times New Roman" w:ascii="Times New Roman" w:hAnsi="Times New Roman"/>
-        </w:rPr>
-        <w:t>Se usaron métodos de esos objetos:</w:t>
+        <w:t>os.path.exists(ruta):  que verifica si existe el archivo de puntajes antes de leerlo.</w:t>
+      </w:r>
+    </w:p>
+    <w:p>
+      <w:pPr>
+        <w:pStyle w:val="normal1"/>
+        <w:spacing w:lineRule="auto" w:line="480" w:before="0" w:after="0"/>
+        <w:ind w:firstLine="720"/>
+        <w:rPr>
+          <w:rFonts w:ascii="Times New Roman" w:hAnsi="Times New Roman" w:eastAsia="Times New Roman" w:cs="Times New Roman"/>
+          <w:b/>
+          <w:bCs/>
+        </w:rPr>
+      </w:pPr>
+      <w:r>
+        <w:rPr>
+          <w:rFonts w:eastAsia="Times New Roman" w:cs="Times New Roman" w:ascii="Times New Roman" w:hAnsi="Times New Roman"/>
+          <w:b/>
+          <w:bCs/>
+        </w:rPr>
+        <w:t xml:space="preserve">Threading: </w:t>
+      </w:r>
+      <w:r>
+        <w:rPr>
+          <w:rFonts w:eastAsia="Times New Roman" w:cs="Times New Roman" w:ascii="Times New Roman" w:hAnsi="Times New Roman"/>
+        </w:rPr>
+        <w:t>La librería threading permite ejecutar múltiples procesos. En el videojuego se utilizó para mantener el desplazamiento automático del mapa y la actualización lógica del juego mientras la interfaz gráfica permanecía activa. Según Python Software Foundation (s.f.), el módulo threading proporciona herramientas para trabajar con múltiples hilos de ejecució</w:t>
+      </w:r>
+      <w:r>
+        <w:rPr>
+          <w:rFonts w:eastAsia="Times New Roman" w:cs="Times New Roman" w:ascii="Times New Roman" w:hAnsi="Times New Roman"/>
+        </w:rPr>
+        <w:t>n</w:t>
+      </w:r>
+      <w:r>
+        <w:rPr>
+          <w:rFonts w:eastAsia="Times New Roman" w:cs="Times New Roman" w:ascii="Times New Roman" w:hAnsi="Times New Roman"/>
+        </w:rPr>
+        <w:t>, permitiendo ejecutar tareas y administrar mecanismos de sincronización entre procesos.</w:t>
+      </w:r>
+    </w:p>
+    <w:p>
+      <w:pPr>
+        <w:pStyle w:val="normal1"/>
+        <w:spacing w:lineRule="auto" w:line="480" w:before="0" w:after="0"/>
+        <w:ind w:firstLine="720"/>
+        <w:rPr>
+          <w:rFonts w:ascii="Times New Roman" w:hAnsi="Times New Roman" w:eastAsia="Times New Roman" w:cs="Times New Roman"/>
+        </w:rPr>
+      </w:pPr>
+      <w:r>
+        <w:rPr>
+          <w:rFonts w:eastAsia="Times New Roman" w:cs="Times New Roman" w:ascii="Times New Roman" w:hAnsi="Times New Roman"/>
+        </w:rPr>
+        <w:t>Se usaron las funciones:</w:t>
       </w:r>
     </w:p>
     <w:p>
@@ -2358,7 +2238,7 @@
         <w:rPr>
           <w:rFonts w:eastAsia="Times New Roman" w:cs="Times New Roman" w:ascii="Times New Roman" w:hAnsi="Times New Roman"/>
         </w:rPr>
-        <w:t>lock con with self._hilo.lock:</w:t>
+        <w:t>threading.Lock(): para crear un bloqueo para proteger datos compartidos entre la interfaz y el hilo del juego.</w:t>
       </w:r>
     </w:p>
     <w:p>
@@ -2377,7 +2257,7 @@
         <w:rPr>
           <w:rFonts w:eastAsia="Times New Roman" w:cs="Times New Roman" w:ascii="Times New Roman" w:hAnsi="Times New Roman"/>
         </w:rPr>
-        <w:t>Event.clear()</w:t>
+        <w:t>threading.Event(): para crear una señal para detener el hilo.</w:t>
       </w:r>
     </w:p>
     <w:p>
@@ -2396,7 +2276,22 @@
         <w:rPr>
           <w:rFonts w:eastAsia="Times New Roman" w:cs="Times New Roman" w:ascii="Times New Roman" w:hAnsi="Times New Roman"/>
         </w:rPr>
-        <w:t>Event.set()</w:t>
+        <w:t>threading.Thread(...): para crear el hilo secundario.</w:t>
+      </w:r>
+    </w:p>
+    <w:p>
+      <w:pPr>
+        <w:pStyle w:val="normal1"/>
+        <w:spacing w:lineRule="auto" w:line="480" w:before="0" w:after="0"/>
+        <w:ind w:firstLine="720"/>
+        <w:jc w:val="both"/>
+        <w:rPr/>
+      </w:pPr>
+      <w:r>
+        <w:rPr>
+          <w:rFonts w:eastAsia="Times New Roman" w:cs="Times New Roman" w:ascii="Times New Roman" w:hAnsi="Times New Roman"/>
+        </w:rPr>
+        <w:t>Se usaron métodos de esos objetos:</w:t>
       </w:r>
     </w:p>
     <w:p>
@@ -2404,7 +2299,7 @@
         <w:pStyle w:val="normal1"/>
         <w:numPr>
           <w:ilvl w:val="0"/>
-          <w:numId w:val="7"/>
+          <w:numId w:val="6"/>
         </w:numPr>
         <w:spacing w:lineRule="auto" w:line="480" w:before="0" w:after="0"/>
         <w:ind w:firstLine="720"/>
@@ -2415,7 +2310,7 @@
         <w:rPr>
           <w:rFonts w:eastAsia="Times New Roman" w:cs="Times New Roman" w:ascii="Times New Roman" w:hAnsi="Times New Roman"/>
         </w:rPr>
-        <w:t>Event.is_set()</w:t>
+        <w:t>lock con with self._hilo.lock:</w:t>
       </w:r>
     </w:p>
     <w:p>
@@ -2423,7 +2318,7 @@
         <w:pStyle w:val="normal1"/>
         <w:numPr>
           <w:ilvl w:val="0"/>
-          <w:numId w:val="7"/>
+          <w:numId w:val="6"/>
         </w:numPr>
         <w:spacing w:lineRule="auto" w:line="480" w:before="0" w:after="0"/>
         <w:ind w:firstLine="720"/>
@@ -2434,7 +2329,7 @@
         <w:rPr>
           <w:rFonts w:eastAsia="Times New Roman" w:cs="Times New Roman" w:ascii="Times New Roman" w:hAnsi="Times New Roman"/>
         </w:rPr>
-        <w:t>Thread.start()</w:t>
+        <w:t>Event.clear()</w:t>
       </w:r>
     </w:p>
     <w:p>
@@ -2442,7 +2337,7 @@
         <w:pStyle w:val="normal1"/>
         <w:numPr>
           <w:ilvl w:val="0"/>
-          <w:numId w:val="7"/>
+          <w:numId w:val="6"/>
         </w:numPr>
         <w:spacing w:lineRule="auto" w:line="480" w:before="0" w:after="0"/>
         <w:ind w:firstLine="720"/>
@@ -2453,7 +2348,7 @@
         <w:rPr>
           <w:rFonts w:eastAsia="Times New Roman" w:cs="Times New Roman" w:ascii="Times New Roman" w:hAnsi="Times New Roman"/>
         </w:rPr>
-        <w:t>Thread.is_alive()</w:t>
+        <w:t>Event.set()</w:t>
       </w:r>
     </w:p>
     <w:p>
@@ -2461,7 +2356,7 @@
         <w:pStyle w:val="normal1"/>
         <w:numPr>
           <w:ilvl w:val="0"/>
-          <w:numId w:val="7"/>
+          <w:numId w:val="6"/>
         </w:numPr>
         <w:spacing w:lineRule="auto" w:line="480" w:before="0" w:after="0"/>
         <w:ind w:firstLine="720"/>
@@ -2472,22 +2367,64 @@
         <w:rPr>
           <w:rFonts w:eastAsia="Times New Roman" w:cs="Times New Roman" w:ascii="Times New Roman" w:hAnsi="Times New Roman"/>
         </w:rPr>
+        <w:t>Event.is_set()</w:t>
+      </w:r>
+    </w:p>
+    <w:p>
+      <w:pPr>
+        <w:pStyle w:val="normal1"/>
+        <w:numPr>
+          <w:ilvl w:val="0"/>
+          <w:numId w:val="6"/>
+        </w:numPr>
+        <w:spacing w:lineRule="auto" w:line="480" w:before="0" w:after="0"/>
+        <w:ind w:firstLine="720"/>
+        <w:jc w:val="both"/>
+        <w:rPr/>
+      </w:pPr>
+      <w:r>
+        <w:rPr>
+          <w:rFonts w:eastAsia="Times New Roman" w:cs="Times New Roman" w:ascii="Times New Roman" w:hAnsi="Times New Roman"/>
+        </w:rPr>
+        <w:t>Thread.start()</w:t>
+      </w:r>
+    </w:p>
+    <w:p>
+      <w:pPr>
+        <w:pStyle w:val="normal1"/>
+        <w:numPr>
+          <w:ilvl w:val="0"/>
+          <w:numId w:val="6"/>
+        </w:numPr>
+        <w:spacing w:lineRule="auto" w:line="480" w:before="0" w:after="0"/>
+        <w:ind w:firstLine="720"/>
+        <w:jc w:val="both"/>
+        <w:rPr/>
+      </w:pPr>
+      <w:r>
+        <w:rPr>
+          <w:rFonts w:eastAsia="Times New Roman" w:cs="Times New Roman" w:ascii="Times New Roman" w:hAnsi="Times New Roman"/>
+        </w:rPr>
+        <w:t>Thread.is_alive()</w:t>
+      </w:r>
+    </w:p>
+    <w:p>
+      <w:pPr>
+        <w:pStyle w:val="normal1"/>
+        <w:numPr>
+          <w:ilvl w:val="0"/>
+          <w:numId w:val="6"/>
+        </w:numPr>
+        <w:spacing w:lineRule="auto" w:line="480" w:before="0" w:after="0"/>
+        <w:ind w:firstLine="720"/>
+        <w:jc w:val="both"/>
+        <w:rPr/>
+      </w:pPr>
+      <w:r>
+        <w:rPr>
+          <w:rFonts w:eastAsia="Times New Roman" w:cs="Times New Roman" w:ascii="Times New Roman" w:hAnsi="Times New Roman"/>
+        </w:rPr>
         <w:t>Thread.join(timeout=1)</w:t>
-      </w:r>
-    </w:p>
-    <w:p>
-      <w:pPr>
-        <w:pStyle w:val="normal1"/>
-        <w:spacing w:lineRule="auto" w:line="480" w:before="0" w:after="0"/>
-        <w:ind w:firstLine="720"/>
-        <w:rPr>
-          <w:rFonts w:ascii="Times New Roman" w:hAnsi="Times New Roman" w:eastAsia="Times New Roman" w:cs="Times New Roman"/>
-        </w:rPr>
-      </w:pPr>
-      <w:r>
-        <w:rPr>
-          <w:rFonts w:eastAsia="Times New Roman" w:cs="Times New Roman" w:ascii="Times New Roman" w:hAnsi="Times New Roman"/>
-        </w:rPr>
       </w:r>
     </w:p>
     <w:p>
@@ -2530,6 +2467,382 @@
           <w:rFonts w:eastAsia="Times New Roman" w:cs="Times New Roman" w:ascii="Times New Roman" w:hAnsi="Times New Roman"/>
         </w:rPr>
         <w:t>Sus funciones/clases principales usadas:</w:t>
+      </w:r>
+    </w:p>
+    <w:p>
+      <w:pPr>
+        <w:pStyle w:val="normal1"/>
+        <w:numPr>
+          <w:ilvl w:val="0"/>
+          <w:numId w:val="4"/>
+        </w:numPr>
+        <w:spacing w:lineRule="auto" w:line="480" w:before="0" w:after="0"/>
+        <w:ind w:firstLine="720"/>
+        <w:jc w:val="both"/>
+        <w:rPr/>
+      </w:pPr>
+      <w:r>
+        <w:rPr>
+          <w:rFonts w:eastAsia="Times New Roman" w:cs="Times New Roman" w:ascii="Times New Roman" w:hAnsi="Times New Roman"/>
+        </w:rPr>
+        <w:t>pygame.init()</w:t>
+      </w:r>
+    </w:p>
+    <w:p>
+      <w:pPr>
+        <w:pStyle w:val="normal1"/>
+        <w:numPr>
+          <w:ilvl w:val="0"/>
+          <w:numId w:val="4"/>
+        </w:numPr>
+        <w:spacing w:lineRule="auto" w:line="480" w:before="0" w:after="0"/>
+        <w:ind w:firstLine="720"/>
+        <w:jc w:val="both"/>
+        <w:rPr/>
+      </w:pPr>
+      <w:r>
+        <w:rPr>
+          <w:rFonts w:eastAsia="Times New Roman" w:cs="Times New Roman" w:ascii="Times New Roman" w:hAnsi="Times New Roman"/>
+        </w:rPr>
+        <w:t>pygame.quit()</w:t>
+      </w:r>
+    </w:p>
+    <w:p>
+      <w:pPr>
+        <w:pStyle w:val="normal1"/>
+        <w:numPr>
+          <w:ilvl w:val="0"/>
+          <w:numId w:val="4"/>
+        </w:numPr>
+        <w:spacing w:lineRule="auto" w:line="480" w:before="0" w:after="0"/>
+        <w:ind w:firstLine="720"/>
+        <w:jc w:val="both"/>
+        <w:rPr/>
+      </w:pPr>
+      <w:r>
+        <w:rPr>
+          <w:rFonts w:eastAsia="Times New Roman" w:cs="Times New Roman" w:ascii="Times New Roman" w:hAnsi="Times New Roman"/>
+        </w:rPr>
+        <w:t>pygame.Color(...)</w:t>
+      </w:r>
+    </w:p>
+    <w:p>
+      <w:pPr>
+        <w:pStyle w:val="normal1"/>
+        <w:numPr>
+          <w:ilvl w:val="0"/>
+          <w:numId w:val="4"/>
+        </w:numPr>
+        <w:spacing w:lineRule="auto" w:line="480" w:before="0" w:after="0"/>
+        <w:ind w:firstLine="720"/>
+        <w:jc w:val="both"/>
+        <w:rPr/>
+      </w:pPr>
+      <w:r>
+        <w:rPr>
+          <w:rFonts w:eastAsia="Times New Roman" w:cs="Times New Roman" w:ascii="Times New Roman" w:hAnsi="Times New Roman"/>
+        </w:rPr>
+        <w:t>pygame.Rect(...)</w:t>
+      </w:r>
+    </w:p>
+    <w:p>
+      <w:pPr>
+        <w:pStyle w:val="normal1"/>
+        <w:numPr>
+          <w:ilvl w:val="0"/>
+          <w:numId w:val="4"/>
+        </w:numPr>
+        <w:spacing w:lineRule="auto" w:line="480" w:before="0" w:after="0"/>
+        <w:ind w:firstLine="720"/>
+        <w:jc w:val="both"/>
+        <w:rPr/>
+      </w:pPr>
+      <w:r>
+        <w:rPr>
+          <w:rFonts w:eastAsia="Times New Roman" w:cs="Times New Roman" w:ascii="Times New Roman" w:hAnsi="Times New Roman"/>
+        </w:rPr>
+        <w:t>pygame.Surface(...)</w:t>
+      </w:r>
+    </w:p>
+    <w:p>
+      <w:pPr>
+        <w:pStyle w:val="normal1"/>
+        <w:numPr>
+          <w:ilvl w:val="0"/>
+          <w:numId w:val="4"/>
+        </w:numPr>
+        <w:spacing w:lineRule="auto" w:line="480" w:before="0" w:after="0"/>
+        <w:ind w:firstLine="720"/>
+        <w:jc w:val="both"/>
+        <w:rPr/>
+      </w:pPr>
+      <w:r>
+        <w:rPr>
+          <w:rFonts w:eastAsia="Times New Roman" w:cs="Times New Roman" w:ascii="Times New Roman" w:hAnsi="Times New Roman"/>
+        </w:rPr>
+        <w:t>pygame.display.set_mode(...)</w:t>
+      </w:r>
+    </w:p>
+    <w:p>
+      <w:pPr>
+        <w:pStyle w:val="normal1"/>
+        <w:numPr>
+          <w:ilvl w:val="0"/>
+          <w:numId w:val="4"/>
+        </w:numPr>
+        <w:spacing w:lineRule="auto" w:line="480" w:before="0" w:after="0"/>
+        <w:ind w:firstLine="720"/>
+        <w:jc w:val="both"/>
+        <w:rPr/>
+      </w:pPr>
+      <w:r>
+        <w:rPr>
+          <w:rFonts w:eastAsia="Times New Roman" w:cs="Times New Roman" w:ascii="Times New Roman" w:hAnsi="Times New Roman"/>
+        </w:rPr>
+        <w:t>pygame.display.set_caption(...)</w:t>
+      </w:r>
+    </w:p>
+    <w:p>
+      <w:pPr>
+        <w:pStyle w:val="normal1"/>
+        <w:numPr>
+          <w:ilvl w:val="0"/>
+          <w:numId w:val="4"/>
+        </w:numPr>
+        <w:spacing w:lineRule="auto" w:line="480" w:before="0" w:after="0"/>
+        <w:ind w:firstLine="720"/>
+        <w:jc w:val="both"/>
+        <w:rPr/>
+      </w:pPr>
+      <w:r>
+        <w:rPr>
+          <w:rFonts w:eastAsia="Times New Roman" w:cs="Times New Roman" w:ascii="Times New Roman" w:hAnsi="Times New Roman"/>
+        </w:rPr>
+        <w:t>pygame.display.flip()</w:t>
+      </w:r>
+    </w:p>
+    <w:p>
+      <w:pPr>
+        <w:pStyle w:val="normal1"/>
+        <w:numPr>
+          <w:ilvl w:val="0"/>
+          <w:numId w:val="4"/>
+        </w:numPr>
+        <w:spacing w:lineRule="auto" w:line="480" w:before="0" w:after="0"/>
+        <w:ind w:firstLine="720"/>
+        <w:jc w:val="both"/>
+        <w:rPr/>
+      </w:pPr>
+      <w:r>
+        <w:rPr>
+          <w:rFonts w:eastAsia="Times New Roman" w:cs="Times New Roman" w:ascii="Times New Roman" w:hAnsi="Times New Roman"/>
+        </w:rPr>
+        <w:t>pygame.time.Clock()</w:t>
+      </w:r>
+    </w:p>
+    <w:p>
+      <w:pPr>
+        <w:pStyle w:val="normal1"/>
+        <w:numPr>
+          <w:ilvl w:val="0"/>
+          <w:numId w:val="4"/>
+        </w:numPr>
+        <w:spacing w:lineRule="auto" w:line="480" w:before="0" w:after="0"/>
+        <w:ind w:firstLine="720"/>
+        <w:jc w:val="both"/>
+        <w:rPr/>
+      </w:pPr>
+      <w:r>
+        <w:rPr>
+          <w:rFonts w:eastAsia="Times New Roman" w:cs="Times New Roman" w:ascii="Times New Roman" w:hAnsi="Times New Roman"/>
+        </w:rPr>
+        <w:t>pygame.time.get_ticks()</w:t>
+      </w:r>
+    </w:p>
+    <w:p>
+      <w:pPr>
+        <w:pStyle w:val="normal1"/>
+        <w:numPr>
+          <w:ilvl w:val="0"/>
+          <w:numId w:val="4"/>
+        </w:numPr>
+        <w:spacing w:lineRule="auto" w:line="480" w:before="0" w:after="0"/>
+        <w:ind w:firstLine="720"/>
+        <w:jc w:val="both"/>
+        <w:rPr/>
+      </w:pPr>
+      <w:r>
+        <w:rPr>
+          <w:rFonts w:eastAsia="Times New Roman" w:cs="Times New Roman" w:ascii="Times New Roman" w:hAnsi="Times New Roman"/>
+        </w:rPr>
+        <w:t>pygame.font.SysFont(...)</w:t>
+      </w:r>
+    </w:p>
+    <w:p>
+      <w:pPr>
+        <w:pStyle w:val="normal1"/>
+        <w:numPr>
+          <w:ilvl w:val="0"/>
+          <w:numId w:val="4"/>
+        </w:numPr>
+        <w:spacing w:lineRule="auto" w:line="480" w:before="0" w:after="0"/>
+        <w:ind w:firstLine="720"/>
+        <w:jc w:val="both"/>
+        <w:rPr/>
+      </w:pPr>
+      <w:r>
+        <w:rPr>
+          <w:rFonts w:eastAsia="Times New Roman" w:cs="Times New Roman" w:ascii="Times New Roman" w:hAnsi="Times New Roman"/>
+        </w:rPr>
+        <w:t>pygame.key.set_repeat(...)</w:t>
+      </w:r>
+    </w:p>
+    <w:p>
+      <w:pPr>
+        <w:pStyle w:val="normal1"/>
+        <w:numPr>
+          <w:ilvl w:val="0"/>
+          <w:numId w:val="4"/>
+        </w:numPr>
+        <w:spacing w:lineRule="auto" w:line="480" w:before="0" w:after="0"/>
+        <w:ind w:firstLine="720"/>
+        <w:jc w:val="both"/>
+        <w:rPr/>
+      </w:pPr>
+      <w:r>
+        <w:rPr>
+          <w:rFonts w:eastAsia="Times New Roman" w:cs="Times New Roman" w:ascii="Times New Roman" w:hAnsi="Times New Roman"/>
+        </w:rPr>
+        <w:t>pygame.key.name(...)</w:t>
+      </w:r>
+    </w:p>
+    <w:p>
+      <w:pPr>
+        <w:pStyle w:val="normal1"/>
+        <w:numPr>
+          <w:ilvl w:val="0"/>
+          <w:numId w:val="4"/>
+        </w:numPr>
+        <w:spacing w:lineRule="auto" w:line="480" w:before="0" w:after="0"/>
+        <w:ind w:firstLine="720"/>
+        <w:jc w:val="both"/>
+        <w:rPr/>
+      </w:pPr>
+      <w:r>
+        <w:rPr>
+          <w:rFonts w:eastAsia="Times New Roman" w:cs="Times New Roman" w:ascii="Times New Roman" w:hAnsi="Times New Roman"/>
+        </w:rPr>
+        <w:t>pygame.mouse.get_pos()</w:t>
+      </w:r>
+    </w:p>
+    <w:p>
+      <w:pPr>
+        <w:pStyle w:val="normal1"/>
+        <w:numPr>
+          <w:ilvl w:val="0"/>
+          <w:numId w:val="4"/>
+        </w:numPr>
+        <w:spacing w:lineRule="auto" w:line="480" w:before="0" w:after="0"/>
+        <w:ind w:firstLine="720"/>
+        <w:jc w:val="both"/>
+        <w:rPr/>
+      </w:pPr>
+      <w:r>
+        <w:rPr>
+          <w:rFonts w:eastAsia="Times New Roman" w:cs="Times New Roman" w:ascii="Times New Roman" w:hAnsi="Times New Roman"/>
+        </w:rPr>
+        <w:t>pygame.event.get()</w:t>
+      </w:r>
+    </w:p>
+    <w:p>
+      <w:pPr>
+        <w:pStyle w:val="normal1"/>
+        <w:numPr>
+          <w:ilvl w:val="0"/>
+          <w:numId w:val="4"/>
+        </w:numPr>
+        <w:spacing w:lineRule="auto" w:line="480" w:before="0" w:after="0"/>
+        <w:ind w:firstLine="720"/>
+        <w:jc w:val="both"/>
+        <w:rPr/>
+      </w:pPr>
+      <w:r>
+        <w:rPr>
+          <w:rFonts w:eastAsia="Times New Roman" w:cs="Times New Roman" w:ascii="Times New Roman" w:hAnsi="Times New Roman"/>
+        </w:rPr>
+        <w:t>pygame.transform.smoothscale(...)</w:t>
+      </w:r>
+    </w:p>
+    <w:p>
+      <w:pPr>
+        <w:pStyle w:val="normal1"/>
+        <w:numPr>
+          <w:ilvl w:val="0"/>
+          <w:numId w:val="4"/>
+        </w:numPr>
+        <w:spacing w:lineRule="auto" w:line="480" w:before="0" w:after="0"/>
+        <w:ind w:firstLine="720"/>
+        <w:jc w:val="both"/>
+        <w:rPr/>
+      </w:pPr>
+      <w:r>
+        <w:rPr>
+          <w:rFonts w:eastAsia="Times New Roman" w:cs="Times New Roman" w:ascii="Times New Roman" w:hAnsi="Times New Roman"/>
+        </w:rPr>
+        <w:t>pygame.draw.rect(...)</w:t>
+      </w:r>
+    </w:p>
+    <w:p>
+      <w:pPr>
+        <w:pStyle w:val="normal1"/>
+        <w:numPr>
+          <w:ilvl w:val="0"/>
+          <w:numId w:val="4"/>
+        </w:numPr>
+        <w:spacing w:lineRule="auto" w:line="480" w:before="0" w:after="0"/>
+        <w:ind w:firstLine="720"/>
+        <w:jc w:val="both"/>
+        <w:rPr/>
+      </w:pPr>
+      <w:r>
+        <w:rPr>
+          <w:rFonts w:eastAsia="Times New Roman" w:cs="Times New Roman" w:ascii="Times New Roman" w:hAnsi="Times New Roman"/>
+        </w:rPr>
+        <w:t>pygame.draw.circle(...)</w:t>
+      </w:r>
+    </w:p>
+    <w:p>
+      <w:pPr>
+        <w:pStyle w:val="normal1"/>
+        <w:numPr>
+          <w:ilvl w:val="0"/>
+          <w:numId w:val="4"/>
+        </w:numPr>
+        <w:spacing w:lineRule="auto" w:line="480" w:before="0" w:after="0"/>
+        <w:ind w:firstLine="720"/>
+        <w:jc w:val="both"/>
+        <w:rPr/>
+      </w:pPr>
+      <w:r>
+        <w:rPr>
+          <w:rFonts w:eastAsia="Times New Roman" w:cs="Times New Roman" w:ascii="Times New Roman" w:hAnsi="Times New Roman"/>
+        </w:rPr>
+        <w:t>pygame.draw.polygon(...)</w:t>
+      </w:r>
+    </w:p>
+    <w:p>
+      <w:pPr>
+        <w:pStyle w:val="normal1"/>
+        <w:spacing w:lineRule="auto" w:line="480" w:before="0" w:after="0"/>
+        <w:ind w:firstLine="720"/>
+        <w:jc w:val="both"/>
+        <w:rPr/>
+      </w:pPr>
+      <w:r>
+        <w:rPr>
+          <w:rFonts w:eastAsia="Times New Roman" w:cs="Times New Roman" w:ascii="Times New Roman" w:hAnsi="Times New Roman"/>
+        </w:rPr>
+        <w:t>También métodos de objetos , como:</w:t>
       </w:r>
     </w:p>
     <w:p>
@@ -2548,7 +2861,7 @@
         <w:rPr>
           <w:rFonts w:eastAsia="Times New Roman" w:cs="Times New Roman" w:ascii="Times New Roman" w:hAnsi="Times New Roman"/>
         </w:rPr>
-        <w:t>pygame.init()</w:t>
+        <w:t>rect.inflate(...)</w:t>
       </w:r>
     </w:p>
     <w:p>
@@ -2567,7 +2880,7 @@
         <w:rPr>
           <w:rFonts w:eastAsia="Times New Roman" w:cs="Times New Roman" w:ascii="Times New Roman" w:hAnsi="Times New Roman"/>
         </w:rPr>
-        <w:t>pygame.quit()</w:t>
+        <w:t>rect.collidepoint(...)</w:t>
       </w:r>
     </w:p>
     <w:p>
@@ -2586,7 +2899,7 @@
         <w:rPr>
           <w:rFonts w:eastAsia="Times New Roman" w:cs="Times New Roman" w:ascii="Times New Roman" w:hAnsi="Times New Roman"/>
         </w:rPr>
-        <w:t>pygame.Color(...)</w:t>
+        <w:t>fuente.render(...)</w:t>
       </w:r>
     </w:p>
     <w:p>
@@ -2605,7 +2918,7 @@
         <w:rPr>
           <w:rFonts w:eastAsia="Times New Roman" w:cs="Times New Roman" w:ascii="Times New Roman" w:hAnsi="Times New Roman"/>
         </w:rPr>
-        <w:t>pygame.Rect(...)</w:t>
+        <w:t>superficie.blit(...)</w:t>
       </w:r>
     </w:p>
     <w:p>
@@ -2624,7 +2937,7 @@
         <w:rPr>
           <w:rFonts w:eastAsia="Times New Roman" w:cs="Times New Roman" w:ascii="Times New Roman" w:hAnsi="Times New Roman"/>
         </w:rPr>
-        <w:t>pygame.Surface(...)</w:t>
+        <w:t>superficie.fill(...)</w:t>
       </w:r>
     </w:p>
     <w:p>
@@ -2643,7 +2956,7 @@
         <w:rPr>
           <w:rFonts w:eastAsia="Times New Roman" w:cs="Times New Roman" w:ascii="Times New Roman" w:hAnsi="Times New Roman"/>
         </w:rPr>
-        <w:t>pygame.display.set_mode(...)</w:t>
+        <w:t>ventana.get_size()</w:t>
       </w:r>
     </w:p>
     <w:p>
@@ -2662,16 +2975,29 @@
         <w:rPr>
           <w:rFonts w:eastAsia="Times New Roman" w:cs="Times New Roman" w:ascii="Times New Roman" w:hAnsi="Times New Roman"/>
         </w:rPr>
-        <w:t>pygame.display.set_caption(...)</w:t>
-      </w:r>
-    </w:p>
-    <w:p>
-      <w:pPr>
-        <w:pStyle w:val="normal1"/>
-        <w:numPr>
-          <w:ilvl w:val="0"/>
-          <w:numId w:val="5"/>
-        </w:numPr>
+        <w:t>reloj.tick(60)</w:t>
+      </w:r>
+    </w:p>
+    <w:p>
+      <w:pPr>
+        <w:pStyle w:val="normal1"/>
+        <w:spacing w:lineRule="auto" w:line="480" w:before="0" w:after="0"/>
+        <w:ind w:firstLine="720"/>
+        <w:jc w:val="both"/>
+        <w:rPr>
+          <w:rFonts w:ascii="Times New Roman" w:hAnsi="Times New Roman" w:eastAsia="Times New Roman" w:cs="Times New Roman"/>
+        </w:rPr>
+      </w:pPr>
+      <w:r>
+        <w:rPr>
+          <w:rFonts w:eastAsia="Times New Roman" w:cs="Times New Roman" w:ascii="Times New Roman" w:hAnsi="Times New Roman"/>
+        </w:rPr>
+        <w:t>La solución del proyecto se diseñó mediante una arquitectura modular, donde cada componente del sistema cumple una responsabilidad específica dentro del funcionamiento general del videojuego. A partir del análisis realizado, el programa se dividió en módulos encargados de la configuración general, control del jugador, administración del mapa, lógica principal del juego, interfaz gráfica y manejo de puntajes.</w:t>
+      </w:r>
+    </w:p>
+    <w:p>
+      <w:pPr>
+        <w:pStyle w:val="normal1"/>
         <w:spacing w:lineRule="auto" w:line="480" w:before="0" w:after="0"/>
         <w:ind w:firstLine="720"/>
         <w:jc w:val="both"/>
@@ -2681,16 +3007,12 @@
         <w:rPr>
           <w:rFonts w:eastAsia="Times New Roman" w:cs="Times New Roman" w:ascii="Times New Roman" w:hAnsi="Times New Roman"/>
         </w:rPr>
-        <w:t>pygame.display.flip()</w:t>
-      </w:r>
-    </w:p>
-    <w:p>
-      <w:pPr>
-        <w:pStyle w:val="normal1"/>
-        <w:numPr>
-          <w:ilvl w:val="0"/>
-          <w:numId w:val="5"/>
-        </w:numPr>
+        <w:t>La propuesta se basa en representar el laberinto mediante una matriz dinámica, controlar al jugador usando coordenadas de fila y columna, generar obstáculos progresivamente, actualizar el escenario automáticamente mediante procesos independientes y mostrar el estado del juego en tiempo real utilizando Pygame. Además, el sistema almacena los puntajes en archivos separados.</w:t>
+      </w:r>
+    </w:p>
+    <w:p>
+      <w:pPr>
+        <w:pStyle w:val="normal1"/>
         <w:spacing w:lineRule="auto" w:line="480" w:before="0" w:after="0"/>
         <w:ind w:firstLine="720"/>
         <w:jc w:val="both"/>
@@ -2700,16 +3022,12 @@
         <w:rPr>
           <w:rFonts w:eastAsia="Times New Roman" w:cs="Times New Roman" w:ascii="Times New Roman" w:hAnsi="Times New Roman"/>
         </w:rPr>
-        <w:t>pygame.time.Clock()</w:t>
-      </w:r>
-    </w:p>
-    <w:p>
-      <w:pPr>
-        <w:pStyle w:val="normal1"/>
-        <w:numPr>
-          <w:ilvl w:val="0"/>
-          <w:numId w:val="5"/>
-        </w:numPr>
+        <w:t>Para resolver el problema de trabajar con diferentes dimensiones de laberinto, se implementó un sistema de selección de tamaños que permite generar mapas de 10x10, 20x20 y 30x30. El tamaño elegido por el usuario se utiliza posteriormente para construir toda la estructura lógica del juego. Este enfoque evita crear escenarios fijos y permite que la misma lógica funcione correctamente.</w:t>
+      </w:r>
+    </w:p>
+    <w:p>
+      <w:pPr>
+        <w:pStyle w:val="normal1"/>
         <w:spacing w:lineRule="auto" w:line="480" w:before="0" w:after="0"/>
         <w:ind w:firstLine="720"/>
         <w:jc w:val="both"/>
@@ -2719,16 +3037,12 @@
         <w:rPr>
           <w:rFonts w:eastAsia="Times New Roman" w:cs="Times New Roman" w:ascii="Times New Roman" w:hAnsi="Times New Roman"/>
         </w:rPr>
-        <w:t>pygame.time.get_ticks()</w:t>
-      </w:r>
-    </w:p>
-    <w:p>
-      <w:pPr>
-        <w:pStyle w:val="normal1"/>
-        <w:numPr>
-          <w:ilvl w:val="0"/>
-          <w:numId w:val="5"/>
-        </w:numPr>
+        <w:t>La representación interna del laberinto se resolvió utilizando una matriz de listas en Python. Cada posición de la matriz representa una celda del escenario y permite diferenciar entre espacios libres y obstáculos. Los elementos especiales, como monedas o poderes, se almacenan en estructuras independientes para evitar mezclar información dentro de la misma matriz.</w:t>
+      </w:r>
+    </w:p>
+    <w:p>
+      <w:pPr>
+        <w:pStyle w:val="normal1"/>
         <w:spacing w:lineRule="auto" w:line="480" w:before="0" w:after="0"/>
         <w:ind w:firstLine="720"/>
         <w:jc w:val="both"/>
@@ -2738,16 +3052,41 @@
         <w:rPr>
           <w:rFonts w:eastAsia="Times New Roman" w:cs="Times New Roman" w:ascii="Times New Roman" w:hAnsi="Times New Roman"/>
         </w:rPr>
-        <w:t>pygame.font.SysFont(...)</w:t>
-      </w:r>
-    </w:p>
-    <w:p>
-      <w:pPr>
-        <w:pStyle w:val="normal1"/>
-        <w:numPr>
-          <w:ilvl w:val="0"/>
-          <w:numId w:val="5"/>
-        </w:numPr>
+        <w:t xml:space="preserve">La posición inicial del jugador se calculó automáticamente tomando como referencia el tamaño del mapa. El personaje inicia en la última fila y en una posición central del tablero, garantizando que la ubicación inicial funcione correctamente en cualquier dimensión permitida. </w:t>
+      </w:r>
+    </w:p>
+    <w:p>
+      <w:pPr>
+        <w:pStyle w:val="normal1"/>
+        <w:spacing w:lineRule="auto" w:line="480" w:before="0" w:after="0"/>
+        <w:ind w:firstLine="720"/>
+        <w:jc w:val="both"/>
+        <w:rPr>
+          <w:rFonts w:ascii="Times New Roman" w:hAnsi="Times New Roman" w:eastAsia="Times New Roman" w:cs="Times New Roman"/>
+        </w:rPr>
+      </w:pPr>
+      <w:r>
+        <w:rPr>
+          <w:rFonts w:eastAsia="Times New Roman" w:cs="Times New Roman" w:ascii="Times New Roman" w:hAnsi="Times New Roman"/>
+        </w:rPr>
+        <w:t xml:space="preserve">El movimiento del jugador se resolvió mediante coordenadas de fila y columna. Cada desplazamiento modifica la posición actual dependiendo de la dirección seleccionada. Antes de permitir un movimiento, el sistema valida que la nueva posición </w:t>
+      </w:r>
+      <w:r>
+        <w:rPr>
+          <w:rFonts w:eastAsia="Times New Roman" w:cs="Times New Roman" w:ascii="Times New Roman" w:hAnsi="Times New Roman"/>
+        </w:rPr>
+        <w:t>este dentro del rango</w:t>
+      </w:r>
+      <w:r>
+        <w:rPr>
+          <w:rFonts w:eastAsia="Times New Roman" w:cs="Times New Roman" w:ascii="Times New Roman" w:hAnsi="Times New Roman"/>
+        </w:rPr>
+        <w:t xml:space="preserve">. Este mecanismo evita que el jugador atraviese muros o salga del escenario. </w:t>
+      </w:r>
+    </w:p>
+    <w:p>
+      <w:pPr>
+        <w:pStyle w:val="normal1"/>
         <w:spacing w:lineRule="auto" w:line="480" w:before="0" w:after="0"/>
         <w:ind w:firstLine="720"/>
         <w:jc w:val="both"/>
@@ -2757,16 +3096,12 @@
         <w:rPr>
           <w:rFonts w:eastAsia="Times New Roman" w:cs="Times New Roman" w:ascii="Times New Roman" w:hAnsi="Times New Roman"/>
         </w:rPr>
-        <w:t>pygame.key.set_repeat(...)</w:t>
-      </w:r>
-    </w:p>
-    <w:p>
-      <w:pPr>
-        <w:pStyle w:val="normal1"/>
-        <w:numPr>
-          <w:ilvl w:val="0"/>
-          <w:numId w:val="5"/>
-        </w:numPr>
+        <w:t>La construcción del mapa se planteó como un proceso dinámico y progresivo. Durante la partida se generan nuevas filas en la parte superior del tablero mientras las filas inferiores desaparecen, creando el efecto de desplazamiento constante del escenario. El desplazamiento automático del escenario se implementó mediante un proceso independiente encargado de actualizar el mapa después de determinados intervalos de tiempo.</w:t>
+      </w:r>
+    </w:p>
+    <w:p>
+      <w:pPr>
+        <w:pStyle w:val="normal1"/>
         <w:spacing w:lineRule="auto" w:line="480" w:before="0" w:after="0"/>
         <w:ind w:firstLine="720"/>
         <w:jc w:val="both"/>
@@ -2776,16 +3111,12 @@
         <w:rPr>
           <w:rFonts w:eastAsia="Times New Roman" w:cs="Times New Roman" w:ascii="Times New Roman" w:hAnsi="Times New Roman"/>
         </w:rPr>
-        <w:t>pygame.key.name(...)</w:t>
-      </w:r>
-    </w:p>
-    <w:p>
-      <w:pPr>
-        <w:pStyle w:val="normal1"/>
-        <w:numPr>
-          <w:ilvl w:val="0"/>
-          <w:numId w:val="5"/>
-        </w:numPr>
+        <w:t xml:space="preserve">La condición de derrota se relacionó directamente con el avance del mapa. El sistema verifica constantemente si el jugador permanece en la última fila antes de realizar un desplazamiento. Si esto ocurre, la partida termina debido a que el escenario elimina la fila donde se encuentra el personaje. Esta lógica mantiene coherencia con la mecánica central del juego. </w:t>
+      </w:r>
+    </w:p>
+    <w:p>
+      <w:pPr>
+        <w:pStyle w:val="normal1"/>
         <w:spacing w:lineRule="auto" w:line="480" w:before="0" w:after="0"/>
         <w:ind w:firstLine="720"/>
         <w:jc w:val="both"/>
@@ -2795,16 +3126,12 @@
         <w:rPr>
           <w:rFonts w:eastAsia="Times New Roman" w:cs="Times New Roman" w:ascii="Times New Roman" w:hAnsi="Times New Roman"/>
         </w:rPr>
-        <w:t>pygame.mouse.get_pos()</w:t>
-      </w:r>
-    </w:p>
-    <w:p>
-      <w:pPr>
-        <w:pStyle w:val="normal1"/>
-        <w:numPr>
-          <w:ilvl w:val="0"/>
-          <w:numId w:val="5"/>
-        </w:numPr>
+        <w:t xml:space="preserve">La generación de obstáculos se resolvió mediante reglas controladas de distribución. Cada fila intenta aproximarse a una proporción específica de obstáculos y limita la cantidad de espacios libres consecutivos. Este enfoque evita generar caminos excesivamente fáciles y mantiene un nivel de dificultad consistente durante toda la partida. </w:t>
+      </w:r>
+    </w:p>
+    <w:p>
+      <w:pPr>
+        <w:pStyle w:val="normal1"/>
         <w:spacing w:lineRule="auto" w:line="480" w:before="0" w:after="0"/>
         <w:ind w:firstLine="720"/>
         <w:jc w:val="both"/>
@@ -2814,16 +3141,12 @@
         <w:rPr>
           <w:rFonts w:eastAsia="Times New Roman" w:cs="Times New Roman" w:ascii="Times New Roman" w:hAnsi="Times New Roman"/>
         </w:rPr>
-        <w:t>pygame.event.get()</w:t>
-      </w:r>
-    </w:p>
-    <w:p>
-      <w:pPr>
-        <w:pStyle w:val="normal1"/>
-        <w:numPr>
-          <w:ilvl w:val="0"/>
-          <w:numId w:val="5"/>
-        </w:numPr>
+        <w:t xml:space="preserve">El aumento de dificultad se implementó reduciendo progresivamente el tiempo entre desplazamientos del mapa. Conforme avanza la partida, el escenario se mueve con mayor velocidad hasta alcanzar un límite mínimo previamente definido. De esta manera, el juego incrementa gradualmente su dificultad. </w:t>
+      </w:r>
+    </w:p>
+    <w:p>
+      <w:pPr>
+        <w:pStyle w:val="normal1"/>
         <w:spacing w:lineRule="auto" w:line="480" w:before="0" w:after="0"/>
         <w:ind w:firstLine="720"/>
         <w:jc w:val="both"/>
@@ -2833,16 +3156,12 @@
         <w:rPr>
           <w:rFonts w:eastAsia="Times New Roman" w:cs="Times New Roman" w:ascii="Times New Roman" w:hAnsi="Times New Roman"/>
         </w:rPr>
-        <w:t>pygame.transform.smoothscale(...)</w:t>
-      </w:r>
-    </w:p>
-    <w:p>
-      <w:pPr>
-        <w:pStyle w:val="normal1"/>
-        <w:numPr>
-          <w:ilvl w:val="0"/>
-          <w:numId w:val="5"/>
-        </w:numPr>
+        <w:t xml:space="preserve">La aparición de recompensas y poderes se resolvió utilizando estructuras de datos independientes que almacenan la posición y características de cada elemento. El sistema genera objetos en posiciones libres del mapa y controla automáticamente su tiempo de permanencia dentro de la partida. Esto permite administrar monedas y poderes de manera dinámica. </w:t>
+      </w:r>
+    </w:p>
+    <w:p>
+      <w:pPr>
+        <w:pStyle w:val="normal1"/>
         <w:spacing w:lineRule="auto" w:line="480" w:before="0" w:after="0"/>
         <w:ind w:firstLine="720"/>
         <w:jc w:val="both"/>
@@ -2852,16 +3171,12 @@
         <w:rPr>
           <w:rFonts w:eastAsia="Times New Roman" w:cs="Times New Roman" w:ascii="Times New Roman" w:hAnsi="Times New Roman"/>
         </w:rPr>
-        <w:t>pygame.draw.rect(...)</w:t>
-      </w:r>
-    </w:p>
-    <w:p>
-      <w:pPr>
-        <w:pStyle w:val="normal1"/>
-        <w:numPr>
-          <w:ilvl w:val="0"/>
-          <w:numId w:val="5"/>
-        </w:numPr>
+        <w:t>El sistema de monedas se integró directamente con el movimiento del jugador. Cuando el personaje alcanza una posición donde existe una moneda, el sistema incrementa automáticamente el puntaje y elimina el elemento recolectado. Se implementaron monedas normales y especiales con distintos valores.</w:t>
+      </w:r>
+    </w:p>
+    <w:p>
+      <w:pPr>
+        <w:pStyle w:val="normal1"/>
         <w:spacing w:lineRule="auto" w:line="480" w:before="0" w:after="0"/>
         <w:ind w:firstLine="720"/>
         <w:jc w:val="both"/>
@@ -2871,16 +3186,12 @@
         <w:rPr>
           <w:rFonts w:eastAsia="Times New Roman" w:cs="Times New Roman" w:ascii="Times New Roman" w:hAnsi="Times New Roman"/>
         </w:rPr>
-        <w:t>pygame.draw.circle(...)</w:t>
-      </w:r>
-    </w:p>
-    <w:p>
-      <w:pPr>
-        <w:pStyle w:val="normal1"/>
-        <w:numPr>
-          <w:ilvl w:val="0"/>
-          <w:numId w:val="5"/>
-        </w:numPr>
+        <w:t xml:space="preserve">Los poderes especiales se diseñaron como herramientas estratégicas para modificar temporalmente el comportamiento del escenario. El poder de bomba permite destruir obstáculos cercanos y abrir nuevos caminos dentro de la matriz, mientras que el paso fantasma permite atravesar obstáculos específicos bajo determinadas condiciones. Ambos mecanismos amplían las posibilidades de movimiento. </w:t>
+      </w:r>
+    </w:p>
+    <w:p>
+      <w:pPr>
+        <w:pStyle w:val="normal1"/>
         <w:spacing w:lineRule="auto" w:line="480" w:before="0" w:after="0"/>
         <w:ind w:firstLine="720"/>
         <w:jc w:val="both"/>
@@ -2890,7 +3201,13 @@
         <w:rPr>
           <w:rFonts w:eastAsia="Times New Roman" w:cs="Times New Roman" w:ascii="Times New Roman" w:hAnsi="Times New Roman"/>
         </w:rPr>
-        <w:t>pygame.draw.polygon(...)</w:t>
+        <w:t>La acumulación de poderes se resolvió mediante contadores numéricos asociados al jugador. Cada vez que el personaje obtiene un poder, el sistema incrementa el contador correspondiente. Cuando el usuario utiliza uno de estos recursos, el valor disminuye automáticamente. Este enfoque permite administrar los recursos disponibles de manera sencill</w:t>
+      </w:r>
+      <w:r>
+        <w:rPr>
+          <w:rFonts w:eastAsia="Times New Roman" w:cs="Times New Roman" w:ascii="Times New Roman" w:hAnsi="Times New Roman"/>
+        </w:rPr>
+        <w:t>a.</w:t>
       </w:r>
     </w:p>
     <w:p>
@@ -2905,384 +3222,7 @@
         <w:rPr>
           <w:rFonts w:eastAsia="Times New Roman" w:cs="Times New Roman" w:ascii="Times New Roman" w:hAnsi="Times New Roman"/>
         </w:rPr>
-        <w:t>También métodos de objetos , como:</w:t>
-      </w:r>
-    </w:p>
-    <w:p>
-      <w:pPr>
-        <w:pStyle w:val="normal1"/>
-        <w:numPr>
-          <w:ilvl w:val="0"/>
-          <w:numId w:val="6"/>
-        </w:numPr>
-        <w:spacing w:lineRule="auto" w:line="480" w:before="0" w:after="0"/>
-        <w:ind w:firstLine="720"/>
-        <w:jc w:val="both"/>
-        <w:rPr/>
-      </w:pPr>
-      <w:r>
-        <w:rPr>
-          <w:rFonts w:eastAsia="Times New Roman" w:cs="Times New Roman" w:ascii="Times New Roman" w:hAnsi="Times New Roman"/>
-        </w:rPr>
-        <w:t>rect.inflate(...)</w:t>
-      </w:r>
-    </w:p>
-    <w:p>
-      <w:pPr>
-        <w:pStyle w:val="normal1"/>
-        <w:numPr>
-          <w:ilvl w:val="0"/>
-          <w:numId w:val="6"/>
-        </w:numPr>
-        <w:spacing w:lineRule="auto" w:line="480" w:before="0" w:after="0"/>
-        <w:ind w:firstLine="720"/>
-        <w:jc w:val="both"/>
-        <w:rPr/>
-      </w:pPr>
-      <w:r>
-        <w:rPr>
-          <w:rFonts w:eastAsia="Times New Roman" w:cs="Times New Roman" w:ascii="Times New Roman" w:hAnsi="Times New Roman"/>
-        </w:rPr>
-        <w:t>rect.collidepoint(...)</w:t>
-      </w:r>
-    </w:p>
-    <w:p>
-      <w:pPr>
-        <w:pStyle w:val="normal1"/>
-        <w:numPr>
-          <w:ilvl w:val="0"/>
-          <w:numId w:val="6"/>
-        </w:numPr>
-        <w:spacing w:lineRule="auto" w:line="480" w:before="0" w:after="0"/>
-        <w:ind w:firstLine="720"/>
-        <w:jc w:val="both"/>
-        <w:rPr/>
-      </w:pPr>
-      <w:r>
-        <w:rPr>
-          <w:rFonts w:eastAsia="Times New Roman" w:cs="Times New Roman" w:ascii="Times New Roman" w:hAnsi="Times New Roman"/>
-        </w:rPr>
-        <w:t>fuente.render(...)</w:t>
-      </w:r>
-    </w:p>
-    <w:p>
-      <w:pPr>
-        <w:pStyle w:val="normal1"/>
-        <w:numPr>
-          <w:ilvl w:val="0"/>
-          <w:numId w:val="6"/>
-        </w:numPr>
-        <w:spacing w:lineRule="auto" w:line="480" w:before="0" w:after="0"/>
-        <w:ind w:firstLine="720"/>
-        <w:jc w:val="both"/>
-        <w:rPr/>
-      </w:pPr>
-      <w:r>
-        <w:rPr>
-          <w:rFonts w:eastAsia="Times New Roman" w:cs="Times New Roman" w:ascii="Times New Roman" w:hAnsi="Times New Roman"/>
-        </w:rPr>
-        <w:t>superficie.blit(...)</w:t>
-      </w:r>
-    </w:p>
-    <w:p>
-      <w:pPr>
-        <w:pStyle w:val="normal1"/>
-        <w:numPr>
-          <w:ilvl w:val="0"/>
-          <w:numId w:val="6"/>
-        </w:numPr>
-        <w:spacing w:lineRule="auto" w:line="480" w:before="0" w:after="0"/>
-        <w:ind w:firstLine="720"/>
-        <w:jc w:val="both"/>
-        <w:rPr/>
-      </w:pPr>
-      <w:r>
-        <w:rPr>
-          <w:rFonts w:eastAsia="Times New Roman" w:cs="Times New Roman" w:ascii="Times New Roman" w:hAnsi="Times New Roman"/>
-        </w:rPr>
-        <w:t>superficie.fill(...)</w:t>
-      </w:r>
-    </w:p>
-    <w:p>
-      <w:pPr>
-        <w:pStyle w:val="normal1"/>
-        <w:numPr>
-          <w:ilvl w:val="0"/>
-          <w:numId w:val="6"/>
-        </w:numPr>
-        <w:spacing w:lineRule="auto" w:line="480" w:before="0" w:after="0"/>
-        <w:ind w:firstLine="720"/>
-        <w:jc w:val="both"/>
-        <w:rPr/>
-      </w:pPr>
-      <w:r>
-        <w:rPr>
-          <w:rFonts w:eastAsia="Times New Roman" w:cs="Times New Roman" w:ascii="Times New Roman" w:hAnsi="Times New Roman"/>
-        </w:rPr>
-        <w:t>ventana.get_size()</w:t>
-      </w:r>
-    </w:p>
-    <w:p>
-      <w:pPr>
-        <w:pStyle w:val="normal1"/>
-        <w:numPr>
-          <w:ilvl w:val="0"/>
-          <w:numId w:val="6"/>
-        </w:numPr>
-        <w:spacing w:lineRule="auto" w:line="480" w:before="0" w:after="0"/>
-        <w:ind w:firstLine="720"/>
-        <w:jc w:val="both"/>
-        <w:rPr/>
-      </w:pPr>
-      <w:r>
-        <w:rPr>
-          <w:rFonts w:eastAsia="Times New Roman" w:cs="Times New Roman" w:ascii="Times New Roman" w:hAnsi="Times New Roman"/>
-        </w:rPr>
-        <w:t>reloj.tick(60)</w:t>
-      </w:r>
-    </w:p>
-    <w:p>
-      <w:pPr>
-        <w:pStyle w:val="normal1"/>
-        <w:spacing w:lineRule="auto" w:line="480" w:before="0" w:after="0"/>
-        <w:ind w:firstLine="720"/>
-        <w:jc w:val="both"/>
-        <w:rPr>
-          <w:rFonts w:ascii="Times New Roman" w:hAnsi="Times New Roman" w:eastAsia="Times New Roman" w:cs="Times New Roman"/>
-        </w:rPr>
-      </w:pPr>
-      <w:r>
-        <w:rPr>
-          <w:rFonts w:eastAsia="Times New Roman" w:cs="Times New Roman" w:ascii="Times New Roman" w:hAnsi="Times New Roman"/>
-        </w:rPr>
-        <w:t xml:space="preserve">La solución del proyecto se diseñó mediante una arquitectura modular, donde cada componente del sistema cumple una responsabilidad específica dentro del funcionamiento general del videojuego. A partir del análisis realizado, el programa se dividió en módulos encargados de la configuración general, control del jugador, administración del mapa, lógica principal del juego, interfaz gráfica y manejo de puntajes. Esta organización evita depender de una única función extensa y facilita la comunicación entre componentes de forma ordenada. </w:t>
-      </w:r>
-    </w:p>
-    <w:p>
-      <w:pPr>
-        <w:pStyle w:val="normal1"/>
-        <w:spacing w:lineRule="auto" w:line="480" w:before="0" w:after="0"/>
-        <w:ind w:firstLine="720"/>
-        <w:jc w:val="both"/>
-        <w:rPr/>
-      </w:pPr>
-      <w:r>
-        <w:rPr>
-          <w:rFonts w:eastAsia="Times New Roman" w:cs="Times New Roman" w:ascii="Times New Roman" w:hAnsi="Times New Roman"/>
-        </w:rPr>
-        <w:t xml:space="preserve">La propuesta se basa en representar el laberinto mediante una matriz dinámica, controlar al jugador usando coordenadas de fila y columna, generar obstáculos progresivamente, actualizar el escenario automáticamente mediante procesos independientes y mostrar el estado del juego en tiempo real utilizando Pygame. Además, el sistema almacena los puntajes en archivos separados según el tamaño del mapa seleccionado. </w:t>
-      </w:r>
-    </w:p>
-    <w:p>
-      <w:pPr>
-        <w:pStyle w:val="normal1"/>
-        <w:spacing w:lineRule="auto" w:line="480" w:before="0" w:after="0"/>
-        <w:ind w:firstLine="720"/>
-        <w:jc w:val="both"/>
-        <w:rPr/>
-      </w:pPr>
-      <w:r>
-        <w:rPr>
-          <w:rFonts w:eastAsia="Times New Roman" w:cs="Times New Roman" w:ascii="Times New Roman" w:hAnsi="Times New Roman"/>
-        </w:rPr>
-        <w:t xml:space="preserve">Para resolver el problema de trabajar con diferentes dimensiones de laberinto, se implementó un sistema de selección de tamaños que permite generar mapas de 10x10, 20x20 y 30x30. El tamaño elegido por el usuario se utiliza posteriormente para construir toda la estructura lógica del juego. Este enfoque evita crear escenarios fijos y permite que la misma lógica funcione correctamente independientemente de la dimensión seleccionada. </w:t>
-      </w:r>
-    </w:p>
-    <w:p>
-      <w:pPr>
-        <w:pStyle w:val="normal1"/>
-        <w:spacing w:lineRule="auto" w:line="480" w:before="0" w:after="0"/>
-        <w:ind w:firstLine="720"/>
-        <w:jc w:val="both"/>
-        <w:rPr/>
-      </w:pPr>
-      <w:r>
-        <w:rPr>
-          <w:rFonts w:eastAsia="Times New Roman" w:cs="Times New Roman" w:ascii="Times New Roman" w:hAnsi="Times New Roman"/>
-        </w:rPr>
-        <w:t xml:space="preserve">La representación interna del laberinto se resolvió utilizando una matriz de listas en Python. Cada posición de la matriz representa una celda del escenario y permite diferenciar entre espacios libres y obstáculos. Los elementos especiales, como monedas o poderes, se almacenan en estructuras independientes para evitar mezclar información dentro de la misma matriz. Gracias a esto, las validaciones de movimiento y actualización del escenario se realizan de manera más clara y organizada. </w:t>
-      </w:r>
-    </w:p>
-    <w:p>
-      <w:pPr>
-        <w:pStyle w:val="normal1"/>
-        <w:spacing w:lineRule="auto" w:line="480" w:before="0" w:after="0"/>
-        <w:ind w:firstLine="720"/>
-        <w:jc w:val="both"/>
-        <w:rPr/>
-      </w:pPr>
-      <w:r>
-        <w:rPr>
-          <w:rFonts w:eastAsia="Times New Roman" w:cs="Times New Roman" w:ascii="Times New Roman" w:hAnsi="Times New Roman"/>
-        </w:rPr>
-        <w:t xml:space="preserve">La posición inicial del jugador se calculó automáticamente tomando como referencia el tamaño del mapa. El personaje inicia en la última fila y en una posición central del tablero, garantizando que la ubicación inicial funcione correctamente en cualquier dimensión permitida. </w:t>
-      </w:r>
-    </w:p>
-    <w:p>
-      <w:pPr>
-        <w:pStyle w:val="normal1"/>
-        <w:spacing w:lineRule="auto" w:line="480" w:before="0" w:after="0"/>
-        <w:ind w:firstLine="720"/>
-        <w:jc w:val="both"/>
-        <w:rPr>
-          <w:rFonts w:ascii="Times New Roman" w:hAnsi="Times New Roman" w:eastAsia="Times New Roman" w:cs="Times New Roman"/>
-        </w:rPr>
-      </w:pPr>
-      <w:r>
-        <w:rPr>
-          <w:rFonts w:eastAsia="Times New Roman" w:cs="Times New Roman" w:ascii="Times New Roman" w:hAnsi="Times New Roman"/>
-        </w:rPr>
-        <w:t xml:space="preserve">El movimiento del jugador se resolvió mediante coordenadas de fila y columna. Cada desplazamiento modifica la posición actual dependiendo de la dirección seleccionada. Antes de permitir un movimiento, el sistema valida que la nueva posición permanezca dentro de los límites del mapa y que no exista un obstáculo bloqueando el paso. Este mecanismo evita que el jugador atraviese muros o salga del escenario. </w:t>
-      </w:r>
-    </w:p>
-    <w:p>
-      <w:pPr>
-        <w:pStyle w:val="normal1"/>
-        <w:spacing w:lineRule="auto" w:line="480" w:before="0" w:after="0"/>
-        <w:ind w:firstLine="720"/>
-        <w:jc w:val="both"/>
-        <w:rPr/>
-      </w:pPr>
-      <w:r>
-        <w:rPr>
-          <w:rFonts w:eastAsia="Times New Roman" w:cs="Times New Roman" w:ascii="Times New Roman" w:hAnsi="Times New Roman"/>
-        </w:rPr>
-        <w:t xml:space="preserve">La construcción del mapa se planteó como un proceso dinámico y progresivo. Durante la partida se generan nuevas filas en la parte superior del tablero mientras las filas inferiores desaparecen, creando el efecto de desplazamiento constante del escenario. Paralelamente, los elementos recolectables se actualizan para mantener coherencia con el movimiento general del mapa. </w:t>
-      </w:r>
-    </w:p>
-    <w:p>
-      <w:pPr>
-        <w:pStyle w:val="normal1"/>
-        <w:spacing w:lineRule="auto" w:line="480" w:before="0" w:after="0"/>
-        <w:ind w:firstLine="720"/>
-        <w:jc w:val="both"/>
-        <w:rPr/>
-      </w:pPr>
-      <w:r>
-        <w:rPr>
-          <w:rFonts w:eastAsia="Times New Roman" w:cs="Times New Roman" w:ascii="Times New Roman" w:hAnsi="Times New Roman"/>
-        </w:rPr>
-        <w:t xml:space="preserve">El desplazamiento automático del escenario se implementó mediante un proceso independiente encargado de actualizar el mapa después de determinados intervalos de tiempo. Este mecanismo permite que el escenario continúe avanzando aunque el usuario no interactúe con el teclado, aumentando la presión sobre el jugador y manteniendo activa la mecánica principal del videojuego. </w:t>
-      </w:r>
-    </w:p>
-    <w:p>
-      <w:pPr>
-        <w:pStyle w:val="normal1"/>
-        <w:spacing w:lineRule="auto" w:line="480" w:before="0" w:after="0"/>
-        <w:ind w:firstLine="720"/>
-        <w:jc w:val="both"/>
-        <w:rPr/>
-      </w:pPr>
-      <w:r>
-        <w:rPr>
-          <w:rFonts w:eastAsia="Times New Roman" w:cs="Times New Roman" w:ascii="Times New Roman" w:hAnsi="Times New Roman"/>
-        </w:rPr>
-        <w:t xml:space="preserve">La condición de derrota se relacionó directamente con el avance del mapa. El sistema verifica constantemente si el jugador permanece en la última fila antes de realizar un desplazamiento. Si esto ocurre, la partida termina debido a que el escenario elimina la fila donde se encuentra el personaje. Esta lógica mantiene coherencia con la mecánica central del juego. </w:t>
-      </w:r>
-    </w:p>
-    <w:p>
-      <w:pPr>
-        <w:pStyle w:val="normal1"/>
-        <w:spacing w:lineRule="auto" w:line="480" w:before="0" w:after="0"/>
-        <w:ind w:firstLine="720"/>
-        <w:jc w:val="both"/>
-        <w:rPr/>
-      </w:pPr>
-      <w:r>
-        <w:rPr>
-          <w:rFonts w:eastAsia="Times New Roman" w:cs="Times New Roman" w:ascii="Times New Roman" w:hAnsi="Times New Roman"/>
-        </w:rPr>
-        <w:t xml:space="preserve">La generación de obstáculos se resolvió mediante reglas controladas de distribución. Cada fila intenta aproximarse a una proporción específica de obstáculos y limita la cantidad de espacios libres consecutivos. Este enfoque evita generar caminos excesivamente fáciles y mantiene un nivel de dificultad consistente durante toda la partida. </w:t>
-      </w:r>
-    </w:p>
-    <w:p>
-      <w:pPr>
-        <w:pStyle w:val="normal1"/>
-        <w:spacing w:lineRule="auto" w:line="480" w:before="0" w:after="0"/>
-        <w:ind w:firstLine="720"/>
-        <w:jc w:val="both"/>
-        <w:rPr/>
-      </w:pPr>
-      <w:r>
-        <w:rPr>
-          <w:rFonts w:eastAsia="Times New Roman" w:cs="Times New Roman" w:ascii="Times New Roman" w:hAnsi="Times New Roman"/>
-        </w:rPr>
-        <w:t xml:space="preserve">El aumento de dificultad se implementó reduciendo progresivamente el tiempo entre desplazamientos del mapa. Conforme avanza la partida, el escenario se mueve con mayor velocidad hasta alcanzar un límite mínimo previamente definido. De esta manera, el juego incrementa gradualmente su dificultad sin volverse imposible de controlar. </w:t>
-      </w:r>
-    </w:p>
-    <w:p>
-      <w:pPr>
-        <w:pStyle w:val="normal1"/>
-        <w:spacing w:lineRule="auto" w:line="480" w:before="0" w:after="0"/>
-        <w:ind w:firstLine="720"/>
-        <w:jc w:val="both"/>
-        <w:rPr/>
-      </w:pPr>
-      <w:r>
-        <w:rPr>
-          <w:rFonts w:eastAsia="Times New Roman" w:cs="Times New Roman" w:ascii="Times New Roman" w:hAnsi="Times New Roman"/>
-        </w:rPr>
-        <w:t xml:space="preserve">La aparición de recompensas y poderes se resolvió utilizando estructuras de datos independientes que almacenan la posición y características de cada elemento. El sistema genera objetos en posiciones libres del mapa y controla automáticamente su tiempo de permanencia dentro de la partida. Esto permite administrar monedas y poderes de manera dinámica sin alterar la estructura principal del escenario. </w:t>
-      </w:r>
-    </w:p>
-    <w:p>
-      <w:pPr>
-        <w:pStyle w:val="normal1"/>
-        <w:spacing w:lineRule="auto" w:line="480" w:before="0" w:after="0"/>
-        <w:ind w:firstLine="720"/>
-        <w:jc w:val="both"/>
-        <w:rPr/>
-      </w:pPr>
-      <w:r>
-        <w:rPr>
-          <w:rFonts w:eastAsia="Times New Roman" w:cs="Times New Roman" w:ascii="Times New Roman" w:hAnsi="Times New Roman"/>
-        </w:rPr>
-        <w:t xml:space="preserve">El sistema de monedas se integró directamente con el movimiento del jugador. Cuando el personaje alcanza una posición donde existe una moneda, el sistema incrementa automáticamente el puntaje y elimina el elemento recolectado. Se implementaron monedas normales y especiales con distintos valores para incentivar la exploración y aumentar la competitividad del juego. </w:t>
-      </w:r>
-    </w:p>
-    <w:p>
-      <w:pPr>
-        <w:pStyle w:val="normal1"/>
-        <w:spacing w:lineRule="auto" w:line="480" w:before="0" w:after="0"/>
-        <w:ind w:firstLine="720"/>
-        <w:jc w:val="both"/>
-        <w:rPr/>
-      </w:pPr>
-      <w:r>
-        <w:rPr>
-          <w:rFonts w:eastAsia="Times New Roman" w:cs="Times New Roman" w:ascii="Times New Roman" w:hAnsi="Times New Roman"/>
-        </w:rPr>
-        <w:t xml:space="preserve">Los poderes especiales se diseñaron como herramientas estratégicas para modificar temporalmente el comportamiento del escenario. El poder de bomba permite destruir obstáculos cercanos y abrir nuevos caminos dentro de la matriz, mientras que el paso fantasma permite atravesar obstáculos específicos bajo determinadas condiciones. Ambos mecanismos amplían las posibilidades de movimiento y aportan variedad a la experiencia de juego. </w:t>
-      </w:r>
-    </w:p>
-    <w:p>
-      <w:pPr>
-        <w:pStyle w:val="normal1"/>
-        <w:spacing w:lineRule="auto" w:line="480" w:before="0" w:after="0"/>
-        <w:ind w:firstLine="720"/>
-        <w:jc w:val="both"/>
-        <w:rPr/>
-      </w:pPr>
-      <w:r>
-        <w:rPr>
-          <w:rFonts w:eastAsia="Times New Roman" w:cs="Times New Roman" w:ascii="Times New Roman" w:hAnsi="Times New Roman"/>
-        </w:rPr>
-        <w:t xml:space="preserve">La acumulación de poderes se resolvió mediante contadores numéricos asociados al jugador. Cada vez que el personaje obtiene un poder, el sistema incrementa el contador correspondiente. Cuando el usuario utiliza uno de estos recursos, el valor disminuye automáticamente. Este enfoque permite administrar los recursos disponibles de manera sencilla y visible para el jugador. </w:t>
-      </w:r>
-    </w:p>
-    <w:p>
-      <w:pPr>
-        <w:pStyle w:val="normal1"/>
-        <w:spacing w:lineRule="auto" w:line="480" w:before="0" w:after="0"/>
-        <w:ind w:firstLine="720"/>
-        <w:jc w:val="both"/>
-        <w:rPr/>
-      </w:pPr>
-      <w:r>
-        <w:rPr>
-          <w:rFonts w:eastAsia="Times New Roman" w:cs="Times New Roman" w:ascii="Times New Roman" w:hAnsi="Times New Roman"/>
-        </w:rPr>
-        <w:t xml:space="preserve">La organización general del sistema se desarrolló aplicando programación orientada a objetos y separación modular. Cada archivo y clase cumple una responsabilidad específica dentro del proyecto. El módulo del jugador administra posición y puntaje, el mapa controla obstáculos y elementos, la lógica del juego coordina reglas y dificultad, la interfaz administra la representación visual y el módulo de puntajes conserva los resultados históricos. Esta estructura facilita el mantenimiento, reutilización y comprensión del código. </w:t>
+        <w:t>La organización general del sistema se desarrolló aplicando programación orientada a objetos y separación modular. Cada archivo y clase cumple una responsabilidad específica dentro del proyecto. El módulo del jugador administra posición y puntaje, el mapa controla obstáculos y elementos, la lógica del juego coordina reglas y dificultad, la interfaz administra la representación visual y el módulo de puntajes conserva los resultados históricos.</w:t>
       </w:r>
     </w:p>
     <w:p>
@@ -3480,13 +3420,9 @@
             <w:pPr>
               <w:pStyle w:val="normal1"/>
               <w:widowControl/>
-              <w:spacing w:lineRule="auto" w:line="480" w:before="0" w:after="0"/>
+              <w:spacing w:lineRule="auto" w:line="360" w:before="0" w:after="0"/>
               <w:jc w:val="center"/>
-              <w:rPr>
-                <w:rFonts w:ascii="Times New Roman" w:hAnsi="Times New Roman" w:eastAsia="Times New Roman" w:cs="Times New Roman"/>
-                <w:b/>
-                <w:bCs/>
-              </w:rPr>
+              <w:rPr/>
             </w:pPr>
             <w:r>
               <w:rPr>
@@ -3516,13 +3452,9 @@
             <w:pPr>
               <w:pStyle w:val="normal1"/>
               <w:widowControl/>
-              <w:spacing w:lineRule="auto" w:line="480" w:before="0" w:after="0"/>
+              <w:spacing w:lineRule="auto" w:line="360" w:before="0" w:after="0"/>
               <w:jc w:val="center"/>
-              <w:rPr>
-                <w:rFonts w:ascii="Times New Roman" w:hAnsi="Times New Roman" w:eastAsia="Times New Roman" w:cs="Times New Roman"/>
-                <w:b/>
-                <w:bCs/>
-              </w:rPr>
+              <w:rPr/>
             </w:pPr>
             <w:r>
               <w:rPr>
@@ -3552,13 +3484,9 @@
             <w:pPr>
               <w:pStyle w:val="normal1"/>
               <w:widowControl/>
-              <w:spacing w:lineRule="auto" w:line="480" w:before="0" w:after="0"/>
+              <w:spacing w:lineRule="auto" w:line="360" w:before="0" w:after="0"/>
               <w:jc w:val="center"/>
-              <w:rPr>
-                <w:rFonts w:ascii="Times New Roman" w:hAnsi="Times New Roman" w:eastAsia="Times New Roman" w:cs="Times New Roman"/>
-                <w:b/>
-                <w:bCs/>
-              </w:rPr>
+              <w:rPr/>
             </w:pPr>
             <w:r>
               <w:rPr>
@@ -3590,11 +3518,9 @@
             <w:pPr>
               <w:pStyle w:val="normal1"/>
               <w:widowControl/>
-              <w:spacing w:lineRule="auto" w:line="480" w:before="0" w:after="0"/>
+              <w:spacing w:lineRule="auto" w:line="360" w:before="0" w:after="0"/>
               <w:jc w:val="center"/>
-              <w:rPr>
-                <w:rFonts w:ascii="Times New Roman" w:hAnsi="Times New Roman" w:eastAsia="Times New Roman" w:cs="Times New Roman"/>
-              </w:rPr>
+              <w:rPr/>
             </w:pPr>
             <w:r>
               <w:rPr>
@@ -3627,11 +3553,9 @@
             <w:pPr>
               <w:pStyle w:val="normal1"/>
               <w:widowControl/>
-              <w:spacing w:lineRule="auto" w:line="480" w:before="0" w:after="0"/>
+              <w:spacing w:lineRule="auto" w:line="360" w:before="0" w:after="0"/>
               <w:jc w:val="center"/>
-              <w:rPr>
-                <w:rFonts w:ascii="Times New Roman" w:hAnsi="Times New Roman" w:eastAsia="Times New Roman" w:cs="Times New Roman"/>
-              </w:rPr>
+              <w:rPr/>
             </w:pPr>
             <w:r>
               <w:rPr>
@@ -3657,11 +3581,9 @@
             <w:pPr>
               <w:pStyle w:val="normal1"/>
               <w:widowControl/>
-              <w:spacing w:lineRule="auto" w:line="480" w:before="0" w:after="0"/>
+              <w:spacing w:lineRule="auto" w:line="360" w:before="0" w:after="0"/>
               <w:jc w:val="center"/>
-              <w:rPr>
-                <w:rFonts w:ascii="Times New Roman" w:hAnsi="Times New Roman" w:eastAsia="Times New Roman" w:cs="Times New Roman"/>
-              </w:rPr>
+              <w:rPr/>
             </w:pPr>
             <w:r>
               <w:rPr>
@@ -3691,11 +3613,9 @@
             <w:pPr>
               <w:pStyle w:val="normal1"/>
               <w:widowControl/>
-              <w:spacing w:lineRule="auto" w:line="480" w:before="0" w:after="0"/>
+              <w:spacing w:lineRule="auto" w:line="360" w:before="0" w:after="0"/>
               <w:jc w:val="center"/>
-              <w:rPr>
-                <w:rFonts w:ascii="Times New Roman" w:hAnsi="Times New Roman" w:eastAsia="Times New Roman" w:cs="Times New Roman"/>
-              </w:rPr>
+              <w:rPr/>
             </w:pPr>
             <w:r>
               <w:rPr>
@@ -3722,11 +3642,9 @@
             <w:pPr>
               <w:pStyle w:val="normal1"/>
               <w:widowControl/>
-              <w:spacing w:lineRule="auto" w:line="480" w:before="0" w:after="0"/>
+              <w:spacing w:lineRule="auto" w:line="360" w:before="0" w:after="0"/>
               <w:jc w:val="center"/>
-              <w:rPr>
-                <w:rFonts w:ascii="Times New Roman" w:hAnsi="Times New Roman" w:eastAsia="Times New Roman" w:cs="Times New Roman"/>
-              </w:rPr>
+              <w:rPr/>
             </w:pPr>
             <w:r>
               <w:rPr>
@@ -3752,11 +3670,9 @@
             <w:pPr>
               <w:pStyle w:val="normal1"/>
               <w:widowControl/>
-              <w:spacing w:lineRule="auto" w:line="480" w:before="0" w:after="0"/>
+              <w:spacing w:lineRule="auto" w:line="360" w:before="0" w:after="0"/>
               <w:jc w:val="center"/>
-              <w:rPr>
-                <w:rFonts w:ascii="Times New Roman" w:hAnsi="Times New Roman" w:eastAsia="Times New Roman" w:cs="Times New Roman"/>
-              </w:rPr>
+              <w:rPr/>
             </w:pPr>
             <w:r>
               <w:rPr>
@@ -3786,11 +3702,9 @@
             <w:pPr>
               <w:pStyle w:val="normal1"/>
               <w:widowControl/>
-              <w:spacing w:lineRule="auto" w:line="480" w:before="0" w:after="0"/>
+              <w:spacing w:lineRule="auto" w:line="360" w:before="0" w:after="0"/>
               <w:jc w:val="center"/>
-              <w:rPr>
-                <w:rFonts w:ascii="Times New Roman" w:hAnsi="Times New Roman" w:eastAsia="Times New Roman" w:cs="Times New Roman"/>
-              </w:rPr>
+              <w:rPr/>
             </w:pPr>
             <w:r>
               <w:rPr>
@@ -3817,11 +3731,9 @@
             <w:pPr>
               <w:pStyle w:val="normal1"/>
               <w:widowControl/>
-              <w:spacing w:lineRule="auto" w:line="480" w:before="0" w:after="0"/>
+              <w:spacing w:lineRule="auto" w:line="360" w:before="0" w:after="0"/>
               <w:jc w:val="center"/>
-              <w:rPr>
-                <w:rFonts w:ascii="Times New Roman" w:hAnsi="Times New Roman" w:eastAsia="Times New Roman" w:cs="Times New Roman"/>
-              </w:rPr>
+              <w:rPr/>
             </w:pPr>
             <w:r>
               <w:rPr>
@@ -3847,11 +3759,9 @@
             <w:pPr>
               <w:pStyle w:val="normal1"/>
               <w:widowControl/>
-              <w:spacing w:lineRule="auto" w:line="480" w:before="0" w:after="0"/>
+              <w:spacing w:lineRule="auto" w:line="360" w:before="0" w:after="0"/>
               <w:jc w:val="center"/>
-              <w:rPr>
-                <w:rFonts w:ascii="Times New Roman" w:hAnsi="Times New Roman" w:eastAsia="Times New Roman" w:cs="Times New Roman"/>
-              </w:rPr>
+              <w:rPr/>
             </w:pPr>
             <w:r>
               <w:rPr>
@@ -3881,11 +3791,9 @@
             <w:pPr>
               <w:pStyle w:val="normal1"/>
               <w:widowControl/>
-              <w:spacing w:lineRule="auto" w:line="480" w:before="0" w:after="0"/>
+              <w:spacing w:lineRule="auto" w:line="360" w:before="0" w:after="0"/>
               <w:jc w:val="center"/>
-              <w:rPr>
-                <w:rFonts w:ascii="Times New Roman" w:hAnsi="Times New Roman" w:eastAsia="Times New Roman" w:cs="Times New Roman"/>
-              </w:rPr>
+              <w:rPr/>
             </w:pPr>
             <w:r>
               <w:rPr>
@@ -3912,11 +3820,9 @@
             <w:pPr>
               <w:pStyle w:val="normal1"/>
               <w:widowControl/>
-              <w:spacing w:lineRule="auto" w:line="480" w:before="0" w:after="0"/>
+              <w:spacing w:lineRule="auto" w:line="360" w:before="0" w:after="0"/>
               <w:jc w:val="center"/>
-              <w:rPr>
-                <w:rFonts w:ascii="Times New Roman" w:hAnsi="Times New Roman" w:eastAsia="Times New Roman" w:cs="Times New Roman"/>
-              </w:rPr>
+              <w:rPr/>
             </w:pPr>
             <w:r>
               <w:rPr>
@@ -3942,11 +3848,9 @@
             <w:pPr>
               <w:pStyle w:val="normal1"/>
               <w:widowControl/>
-              <w:spacing w:lineRule="auto" w:line="480" w:before="0" w:after="0"/>
+              <w:spacing w:lineRule="auto" w:line="360" w:before="0" w:after="0"/>
               <w:jc w:val="center"/>
-              <w:rPr>
-                <w:rFonts w:ascii="Times New Roman" w:hAnsi="Times New Roman" w:eastAsia="Times New Roman" w:cs="Times New Roman"/>
-              </w:rPr>
+              <w:rPr/>
             </w:pPr>
             <w:r>
               <w:rPr>
@@ -3976,11 +3880,9 @@
             <w:pPr>
               <w:pStyle w:val="normal1"/>
               <w:widowControl/>
-              <w:spacing w:lineRule="auto" w:line="480" w:before="0" w:after="0"/>
+              <w:spacing w:lineRule="auto" w:line="360" w:before="0" w:after="0"/>
               <w:jc w:val="center"/>
-              <w:rPr>
-                <w:rFonts w:ascii="Times New Roman" w:hAnsi="Times New Roman" w:eastAsia="Times New Roman" w:cs="Times New Roman"/>
-              </w:rPr>
+              <w:rPr/>
             </w:pPr>
             <w:r>
               <w:rPr>
@@ -4007,11 +3909,9 @@
             <w:pPr>
               <w:pStyle w:val="normal1"/>
               <w:widowControl/>
-              <w:spacing w:lineRule="auto" w:line="480" w:before="0" w:after="0"/>
+              <w:spacing w:lineRule="auto" w:line="360" w:before="0" w:after="0"/>
               <w:jc w:val="center"/>
-              <w:rPr>
-                <w:rFonts w:ascii="Times New Roman" w:hAnsi="Times New Roman" w:eastAsia="Times New Roman" w:cs="Times New Roman"/>
-              </w:rPr>
+              <w:rPr/>
             </w:pPr>
             <w:r>
               <w:rPr>
@@ -4037,11 +3937,9 @@
             <w:pPr>
               <w:pStyle w:val="normal1"/>
               <w:widowControl/>
-              <w:spacing w:lineRule="auto" w:line="480" w:before="0" w:after="0"/>
+              <w:spacing w:lineRule="auto" w:line="360" w:before="0" w:after="0"/>
               <w:jc w:val="center"/>
-              <w:rPr>
-                <w:rFonts w:ascii="Times New Roman" w:hAnsi="Times New Roman" w:eastAsia="Times New Roman" w:cs="Times New Roman"/>
-              </w:rPr>
+              <w:rPr/>
             </w:pPr>
             <w:r>
               <w:rPr>
@@ -4071,11 +3969,9 @@
             <w:pPr>
               <w:pStyle w:val="normal1"/>
               <w:widowControl/>
-              <w:spacing w:lineRule="auto" w:line="480" w:before="0" w:after="0"/>
+              <w:spacing w:lineRule="auto" w:line="360" w:before="0" w:after="0"/>
               <w:jc w:val="center"/>
-              <w:rPr>
-                <w:rFonts w:ascii="Times New Roman" w:hAnsi="Times New Roman" w:eastAsia="Times New Roman" w:cs="Times New Roman"/>
-              </w:rPr>
+              <w:rPr/>
             </w:pPr>
             <w:r>
               <w:rPr>
@@ -4102,11 +3998,9 @@
             <w:pPr>
               <w:pStyle w:val="normal1"/>
               <w:widowControl/>
-              <w:spacing w:lineRule="auto" w:line="480" w:before="0" w:after="0"/>
+              <w:spacing w:lineRule="auto" w:line="360" w:before="0" w:after="0"/>
               <w:jc w:val="center"/>
-              <w:rPr>
-                <w:rFonts w:ascii="Times New Roman" w:hAnsi="Times New Roman" w:eastAsia="Times New Roman" w:cs="Times New Roman"/>
-              </w:rPr>
+              <w:rPr/>
             </w:pPr>
             <w:r>
               <w:rPr>
@@ -4132,11 +4026,9 @@
             <w:pPr>
               <w:pStyle w:val="normal1"/>
               <w:widowControl/>
-              <w:spacing w:lineRule="auto" w:line="480" w:before="0" w:after="0"/>
+              <w:spacing w:lineRule="auto" w:line="360" w:before="0" w:after="0"/>
               <w:jc w:val="center"/>
-              <w:rPr>
-                <w:rFonts w:ascii="Times New Roman" w:hAnsi="Times New Roman" w:eastAsia="Times New Roman" w:cs="Times New Roman"/>
-              </w:rPr>
+              <w:rPr/>
             </w:pPr>
             <w:r>
               <w:rPr>
@@ -4166,11 +4058,9 @@
             <w:pPr>
               <w:pStyle w:val="normal1"/>
               <w:widowControl/>
-              <w:spacing w:lineRule="auto" w:line="480" w:before="0" w:after="0"/>
+              <w:spacing w:lineRule="auto" w:line="360" w:before="0" w:after="0"/>
               <w:jc w:val="center"/>
-              <w:rPr>
-                <w:rFonts w:ascii="Times New Roman" w:hAnsi="Times New Roman" w:eastAsia="Times New Roman" w:cs="Times New Roman"/>
-              </w:rPr>
+              <w:rPr/>
             </w:pPr>
             <w:r>
               <w:rPr>
@@ -4197,11 +4087,9 @@
             <w:pPr>
               <w:pStyle w:val="normal1"/>
               <w:widowControl/>
-              <w:spacing w:lineRule="auto" w:line="480" w:before="0" w:after="0"/>
+              <w:spacing w:lineRule="auto" w:line="360" w:before="0" w:after="0"/>
               <w:jc w:val="center"/>
-              <w:rPr>
-                <w:rFonts w:ascii="Times New Roman" w:hAnsi="Times New Roman" w:eastAsia="Times New Roman" w:cs="Times New Roman"/>
-              </w:rPr>
+              <w:rPr/>
             </w:pPr>
             <w:r>
               <w:rPr>
@@ -4227,11 +4115,9 @@
             <w:pPr>
               <w:pStyle w:val="normal1"/>
               <w:widowControl/>
-              <w:spacing w:lineRule="auto" w:line="480" w:before="0" w:after="0"/>
+              <w:spacing w:lineRule="auto" w:line="360" w:before="0" w:after="0"/>
               <w:jc w:val="center"/>
-              <w:rPr>
-                <w:rFonts w:ascii="Times New Roman" w:hAnsi="Times New Roman" w:eastAsia="Times New Roman" w:cs="Times New Roman"/>
-              </w:rPr>
+              <w:rPr/>
             </w:pPr>
             <w:r>
               <w:rPr>
@@ -4261,11 +4147,9 @@
             <w:pPr>
               <w:pStyle w:val="normal1"/>
               <w:widowControl/>
-              <w:spacing w:lineRule="auto" w:line="480" w:before="0" w:after="0"/>
+              <w:spacing w:lineRule="auto" w:line="360" w:before="0" w:after="0"/>
               <w:jc w:val="center"/>
-              <w:rPr>
-                <w:rFonts w:ascii="Times New Roman" w:hAnsi="Times New Roman" w:eastAsia="Times New Roman" w:cs="Times New Roman"/>
-              </w:rPr>
+              <w:rPr/>
             </w:pPr>
             <w:r>
               <w:rPr>
@@ -4292,11 +4176,9 @@
             <w:pPr>
               <w:pStyle w:val="normal1"/>
               <w:widowControl/>
-              <w:spacing w:lineRule="auto" w:line="480" w:before="0" w:after="0"/>
+              <w:spacing w:lineRule="auto" w:line="360" w:before="0" w:after="0"/>
               <w:jc w:val="center"/>
-              <w:rPr>
-                <w:rFonts w:ascii="Times New Roman" w:hAnsi="Times New Roman" w:eastAsia="Times New Roman" w:cs="Times New Roman"/>
-              </w:rPr>
+              <w:rPr/>
             </w:pPr>
             <w:r>
               <w:rPr>
@@ -4322,11 +4204,9 @@
             <w:pPr>
               <w:pStyle w:val="normal1"/>
               <w:widowControl/>
-              <w:spacing w:lineRule="auto" w:line="480" w:before="0" w:after="0"/>
+              <w:spacing w:lineRule="auto" w:line="360" w:before="0" w:after="0"/>
               <w:jc w:val="center"/>
-              <w:rPr>
-                <w:rFonts w:ascii="Times New Roman" w:hAnsi="Times New Roman" w:eastAsia="Times New Roman" w:cs="Times New Roman"/>
-              </w:rPr>
+              <w:rPr/>
             </w:pPr>
             <w:r>
               <w:rPr>
@@ -4356,11 +4236,9 @@
             <w:pPr>
               <w:pStyle w:val="normal1"/>
               <w:widowControl/>
-              <w:spacing w:lineRule="auto" w:line="480" w:before="0" w:after="0"/>
+              <w:spacing w:lineRule="auto" w:line="360" w:before="0" w:after="0"/>
               <w:jc w:val="center"/>
-              <w:rPr>
-                <w:rFonts w:ascii="Times New Roman" w:hAnsi="Times New Roman" w:eastAsia="Times New Roman" w:cs="Times New Roman"/>
-              </w:rPr>
+              <w:rPr/>
             </w:pPr>
             <w:r>
               <w:rPr>
@@ -4387,11 +4265,9 @@
             <w:pPr>
               <w:pStyle w:val="normal1"/>
               <w:widowControl/>
-              <w:spacing w:lineRule="auto" w:line="480" w:before="0" w:after="0"/>
+              <w:spacing w:lineRule="auto" w:line="360" w:before="0" w:after="0"/>
               <w:jc w:val="center"/>
-              <w:rPr>
-                <w:rFonts w:ascii="Times New Roman" w:hAnsi="Times New Roman" w:eastAsia="Times New Roman" w:cs="Times New Roman"/>
-              </w:rPr>
+              <w:rPr/>
             </w:pPr>
             <w:r>
               <w:rPr>
@@ -4417,11 +4293,9 @@
             <w:pPr>
               <w:pStyle w:val="normal1"/>
               <w:widowControl/>
-              <w:spacing w:lineRule="auto" w:line="480" w:before="0" w:after="0"/>
+              <w:spacing w:lineRule="auto" w:line="360" w:before="0" w:after="0"/>
               <w:jc w:val="center"/>
-              <w:rPr>
-                <w:rFonts w:ascii="Times New Roman" w:hAnsi="Times New Roman" w:eastAsia="Times New Roman" w:cs="Times New Roman"/>
-              </w:rPr>
+              <w:rPr/>
             </w:pPr>
             <w:r>
               <w:rPr>
@@ -4451,11 +4325,9 @@
             <w:pPr>
               <w:pStyle w:val="normal1"/>
               <w:widowControl/>
-              <w:spacing w:lineRule="auto" w:line="480" w:before="0" w:after="0"/>
+              <w:spacing w:lineRule="auto" w:line="360" w:before="0" w:after="0"/>
               <w:jc w:val="center"/>
-              <w:rPr>
-                <w:rFonts w:ascii="Times New Roman" w:hAnsi="Times New Roman" w:eastAsia="Times New Roman" w:cs="Times New Roman"/>
-              </w:rPr>
+              <w:rPr/>
             </w:pPr>
             <w:r>
               <w:rPr>
@@ -4482,11 +4354,9 @@
             <w:pPr>
               <w:pStyle w:val="normal1"/>
               <w:widowControl/>
-              <w:spacing w:lineRule="auto" w:line="480" w:before="0" w:after="0"/>
+              <w:spacing w:lineRule="auto" w:line="360" w:before="0" w:after="0"/>
               <w:jc w:val="center"/>
-              <w:rPr>
-                <w:rFonts w:ascii="Times New Roman" w:hAnsi="Times New Roman" w:eastAsia="Times New Roman" w:cs="Times New Roman"/>
-              </w:rPr>
+              <w:rPr/>
             </w:pPr>
             <w:r>
               <w:rPr>
@@ -4512,11 +4382,9 @@
             <w:pPr>
               <w:pStyle w:val="normal1"/>
               <w:widowControl/>
-              <w:spacing w:lineRule="auto" w:line="480" w:before="0" w:after="0"/>
+              <w:spacing w:lineRule="auto" w:line="360" w:before="0" w:after="0"/>
               <w:jc w:val="center"/>
-              <w:rPr>
-                <w:rFonts w:ascii="Times New Roman" w:hAnsi="Times New Roman" w:eastAsia="Times New Roman" w:cs="Times New Roman"/>
-              </w:rPr>
+              <w:rPr/>
             </w:pPr>
             <w:r>
               <w:rPr>
@@ -4546,11 +4414,9 @@
             <w:pPr>
               <w:pStyle w:val="normal1"/>
               <w:widowControl/>
-              <w:spacing w:lineRule="auto" w:line="480" w:before="0" w:after="0"/>
+              <w:spacing w:lineRule="auto" w:line="360" w:before="0" w:after="0"/>
               <w:jc w:val="center"/>
-              <w:rPr>
-                <w:rFonts w:ascii="Times New Roman" w:hAnsi="Times New Roman" w:eastAsia="Times New Roman" w:cs="Times New Roman"/>
-              </w:rPr>
+              <w:rPr/>
             </w:pPr>
             <w:r>
               <w:rPr>
@@ -4577,11 +4443,9 @@
             <w:pPr>
               <w:pStyle w:val="normal1"/>
               <w:widowControl/>
-              <w:spacing w:lineRule="auto" w:line="480" w:before="0" w:after="0"/>
+              <w:spacing w:lineRule="auto" w:line="360" w:before="0" w:after="0"/>
               <w:jc w:val="center"/>
-              <w:rPr>
-                <w:rFonts w:ascii="Times New Roman" w:hAnsi="Times New Roman" w:eastAsia="Times New Roman" w:cs="Times New Roman"/>
-              </w:rPr>
+              <w:rPr/>
             </w:pPr>
             <w:r>
               <w:rPr>
@@ -4607,11 +4471,9 @@
             <w:pPr>
               <w:pStyle w:val="normal1"/>
               <w:widowControl/>
-              <w:spacing w:lineRule="auto" w:line="480" w:before="0" w:after="0"/>
+              <w:spacing w:lineRule="auto" w:line="360" w:before="0" w:after="0"/>
               <w:jc w:val="center"/>
-              <w:rPr>
-                <w:rFonts w:ascii="Times New Roman" w:hAnsi="Times New Roman" w:eastAsia="Times New Roman" w:cs="Times New Roman"/>
-              </w:rPr>
+              <w:rPr/>
             </w:pPr>
             <w:r>
               <w:rPr>
@@ -4641,11 +4503,9 @@
             <w:pPr>
               <w:pStyle w:val="normal1"/>
               <w:widowControl/>
-              <w:spacing w:lineRule="auto" w:line="480" w:before="0" w:after="0"/>
+              <w:spacing w:lineRule="auto" w:line="360" w:before="0" w:after="0"/>
               <w:jc w:val="center"/>
-              <w:rPr>
-                <w:rFonts w:ascii="Times New Roman" w:hAnsi="Times New Roman" w:eastAsia="Times New Roman" w:cs="Times New Roman"/>
-              </w:rPr>
+              <w:rPr/>
             </w:pPr>
             <w:r>
               <w:rPr>
@@ -4672,7 +4532,7 @@
             <w:pPr>
               <w:pStyle w:val="normal1"/>
               <w:widowControl/>
-              <w:spacing w:lineRule="auto" w:line="480" w:before="0" w:after="0"/>
+              <w:spacing w:lineRule="auto" w:line="360" w:before="0" w:after="0"/>
               <w:jc w:val="center"/>
               <w:rPr>
                 <w:rFonts w:ascii="Times New Roman" w:hAnsi="Times New Roman" w:eastAsia="Times New Roman" w:cs="Times New Roman"/>
@@ -4688,11 +4548,9 @@
             <w:pPr>
               <w:pStyle w:val="normal1"/>
               <w:widowControl/>
-              <w:spacing w:lineRule="auto" w:line="480" w:before="0" w:after="0"/>
+              <w:spacing w:lineRule="auto" w:line="360" w:before="0" w:after="0"/>
               <w:jc w:val="center"/>
-              <w:rPr>
-                <w:rFonts w:ascii="Times New Roman" w:hAnsi="Times New Roman" w:eastAsia="Times New Roman" w:cs="Times New Roman"/>
-              </w:rPr>
+              <w:rPr/>
             </w:pPr>
             <w:r>
               <w:rPr>
@@ -4717,151 +4575,25 @@
           <w:p>
             <w:pPr>
               <w:pStyle w:val="normal1"/>
-              <w:keepNext w:val="false"/>
-              <w:keepLines w:val="false"/>
-              <w:widowControl w:val="false"/>
-              <w:shd w:val="clear" w:fill="auto"/>
-              <w:spacing w:lineRule="auto" w:line="276" w:before="0" w:after="0"/>
-              <w:ind w:hanging="0" w:left="0" w:right="0"/>
-              <w:jc w:val="left"/>
-              <w:rPr>
-                <w:rFonts w:ascii="Times New Roman" w:hAnsi="Times New Roman" w:eastAsia="Times New Roman" w:cs="Times New Roman"/>
+              <w:spacing w:lineRule="auto" w:line="360" w:before="0" w:after="0"/>
+              <w:jc w:val="center"/>
+              <w:rPr>
+                <w:rFonts w:ascii="Times New roman" w:hAnsi="Times New roman"/>
               </w:rPr>
             </w:pPr>
             <w:r>
               <w:rPr>
-                <w:rFonts w:eastAsia="Times New Roman" w:cs="Times New Roman" w:ascii="Times New Roman" w:hAnsi="Times New Roman"/>
-              </w:rPr>
-            </w:r>
-          </w:p>
-          <w:tbl>
-            <w:tblPr>
-              <w:tblStyle w:val="Table2"/>
-              <w:tblW w:w="96" w:type="dxa"/>
-              <w:jc w:val="left"/>
-              <w:tblInd w:w="0" w:type="dxa"/>
-              <w:tblLayout w:type="fixed"/>
-              <w:tblCellMar>
-                <w:top w:w="0" w:type="dxa"/>
-                <w:left w:w="108" w:type="dxa"/>
-                <w:bottom w:w="0" w:type="dxa"/>
-                <w:right w:w="108" w:type="dxa"/>
-              </w:tblCellMar>
-              <w:tblLook w:val="0400"/>
-            </w:tblPr>
-            <w:tblGrid>
-              <w:gridCol w:w="96"/>
-            </w:tblGrid>
-            <w:tr>
-              <w:trPr/>
-              <w:tc>
-                <w:tcPr>
-                  <w:tcW w:w="96" w:type="dxa"/>
-                  <w:tcBorders/>
-                  <w:vAlign w:val="center"/>
-                </w:tcPr>
-                <w:p>
-                  <w:pPr>
-                    <w:pStyle w:val="normal1"/>
-                    <w:spacing w:lineRule="auto" w:line="480" w:before="0" w:after="0"/>
-                    <w:jc w:val="center"/>
-                    <w:rPr>
-                      <w:rFonts w:ascii="Times New Roman" w:hAnsi="Times New Roman" w:eastAsia="Times New Roman" w:cs="Times New Roman"/>
-                    </w:rPr>
-                  </w:pPr>
-                  <w:r>
-                    <w:rPr>
-                      <w:rFonts w:eastAsia="Times New Roman" w:cs="Times New Roman" w:ascii="Times New Roman" w:hAnsi="Times New Roman"/>
-                    </w:rPr>
-                  </w:r>
-                </w:p>
-              </w:tc>
-            </w:tr>
-          </w:tbl>
-          <w:p>
-            <w:pPr>
-              <w:pStyle w:val="normal1"/>
-              <w:keepNext w:val="false"/>
-              <w:keepLines w:val="false"/>
-              <w:widowControl w:val="false"/>
-              <w:shd w:val="clear" w:fill="auto"/>
-              <w:spacing w:lineRule="auto" w:line="276" w:before="0" w:after="0"/>
-              <w:ind w:hanging="0" w:left="0" w:right="0"/>
-              <w:jc w:val="left"/>
-              <w:rPr>
-                <w:rFonts w:ascii="Times New Roman" w:hAnsi="Times New Roman" w:eastAsia="Times New Roman" w:cs="Times New Roman"/>
-              </w:rPr>
-            </w:pPr>
-            <w:r>
-              <w:rPr>
-                <w:rFonts w:eastAsia="Times New Roman" w:cs="Times New Roman" w:ascii="Times New Roman" w:hAnsi="Times New Roman"/>
-              </w:rPr>
-            </w:r>
-          </w:p>
-          <w:tbl>
-            <w:tblPr>
-              <w:tblStyle w:val="Table3"/>
-              <w:tblW w:w="2727" w:type="dxa"/>
-              <w:jc w:val="left"/>
-              <w:tblInd w:w="0" w:type="dxa"/>
-              <w:tblLayout w:type="fixed"/>
-              <w:tblCellMar>
-                <w:top w:w="0" w:type="dxa"/>
-                <w:left w:w="108" w:type="dxa"/>
-                <w:bottom w:w="0" w:type="dxa"/>
-                <w:right w:w="108" w:type="dxa"/>
-              </w:tblCellMar>
-              <w:tblLook w:val="0400"/>
-            </w:tblPr>
-            <w:tblGrid>
-              <w:gridCol w:w="2727"/>
-            </w:tblGrid>
-            <w:tr>
-              <w:trPr/>
-              <w:tc>
-                <w:tcPr>
-                  <w:tcW w:w="2727" w:type="dxa"/>
-                  <w:tcBorders/>
-                  <w:vAlign w:val="center"/>
-                </w:tcPr>
-                <w:p>
-                  <w:pPr>
-                    <w:pStyle w:val="normal1"/>
-                    <w:spacing w:lineRule="auto" w:line="480" w:before="0" w:after="0"/>
-                    <w:jc w:val="center"/>
-                    <w:rPr>
-                      <w:rFonts w:ascii="Times New Roman" w:hAnsi="Times New Roman" w:eastAsia="Times New Roman" w:cs="Times New Roman"/>
-                    </w:rPr>
-                  </w:pPr>
-                  <w:r>
-                    <w:rPr>
-                      <w:rFonts w:eastAsia="Times New Roman" w:cs="Times New Roman" w:ascii="Times New Roman" w:hAnsi="Times New Roman"/>
-                    </w:rPr>
-                    <w:t>El código incorpora comentarios y docstrings en las funciones principales.</w:t>
-                  </w:r>
-                </w:p>
-              </w:tc>
-            </w:tr>
-          </w:tbl>
-          <w:p>
-            <w:pPr>
-              <w:pStyle w:val="normal1"/>
-              <w:spacing w:lineRule="auto" w:line="480" w:before="0" w:after="160"/>
-              <w:jc w:val="center"/>
-              <w:rPr>
-                <w:rFonts w:ascii="Times New Roman" w:hAnsi="Times New Roman" w:eastAsia="Times New Roman" w:cs="Times New Roman"/>
-              </w:rPr>
-            </w:pPr>
-            <w:r>
-              <w:rPr>
-                <w:rFonts w:eastAsia="Times New Roman" w:cs="Times New Roman" w:ascii="Times New Roman" w:hAnsi="Times New Roman"/>
-              </w:rPr>
+                <w:rFonts w:ascii="Times New roman" w:hAnsi="Times New roman"/>
+              </w:rPr>
+              <w:t>El código incorpora comentarios y docstrings en las funciones principales.</w:t>
             </w:r>
           </w:p>
         </w:tc>
       </w:tr>
       <w:tr>
-        <w:trPr/>
+        <w:trPr>
+          <w:trHeight w:val="624" w:hRule="atLeast"/>
+        </w:trPr>
         <w:tc>
           <w:tcPr>
             <w:tcW w:w="2942" w:type="dxa"/>
@@ -4877,11 +4609,9 @@
             <w:pPr>
               <w:pStyle w:val="normal1"/>
               <w:widowControl/>
-              <w:spacing w:lineRule="auto" w:line="480" w:before="0" w:after="0"/>
+              <w:spacing w:lineRule="auto" w:line="360" w:before="0" w:after="0"/>
               <w:jc w:val="center"/>
-              <w:rPr>
-                <w:rFonts w:ascii="Times New Roman" w:hAnsi="Times New Roman" w:eastAsia="Times New Roman" w:cs="Times New Roman"/>
-              </w:rPr>
+              <w:rPr/>
             </w:pPr>
             <w:r>
               <w:rPr>
@@ -4908,11 +4638,9 @@
             <w:pPr>
               <w:pStyle w:val="normal1"/>
               <w:widowControl/>
-              <w:spacing w:lineRule="auto" w:line="480" w:before="0" w:after="0"/>
+              <w:spacing w:lineRule="auto" w:line="360" w:before="0" w:after="0"/>
               <w:jc w:val="center"/>
-              <w:rPr>
-                <w:rFonts w:ascii="Times New Roman" w:hAnsi="Times New Roman" w:eastAsia="Times New Roman" w:cs="Times New Roman"/>
-              </w:rPr>
+              <w:rPr/>
             </w:pPr>
             <w:r>
               <w:rPr>
@@ -4938,11 +4666,9 @@
             <w:pPr>
               <w:pStyle w:val="normal1"/>
               <w:widowControl/>
-              <w:spacing w:lineRule="auto" w:line="480" w:before="0" w:after="0"/>
+              <w:spacing w:lineRule="auto" w:line="360" w:before="0" w:after="0"/>
               <w:jc w:val="center"/>
-              <w:rPr>
-                <w:rFonts w:ascii="Times New Roman" w:hAnsi="Times New Roman" w:eastAsia="Times New Roman" w:cs="Times New Roman"/>
-              </w:rPr>
+              <w:rPr/>
             </w:pPr>
             <w:r>
               <w:rPr>
@@ -4950,24 +4676,12 @@
                 <w:sz w:val="24"/>
                 <w:szCs w:val="24"/>
               </w:rPr>
-              <w:t>Se construye mediante el proceso de la realización del proyecto.</w:t>
+              <w:t>Se construye mediante el la realización del proyecto.</w:t>
             </w:r>
           </w:p>
         </w:tc>
       </w:tr>
     </w:tbl>
-    <w:p>
-      <w:pPr>
-        <w:pStyle w:val="normal1"/>
-        <w:spacing w:lineRule="auto" w:line="480" w:before="0" w:after="0"/>
-        <w:ind w:hanging="0"/>
-        <w:jc w:val="both"/>
-        <w:rPr/>
-      </w:pPr>
-      <w:r>
-        <w:rPr/>
-      </w:r>
-    </w:p>
     <w:p>
       <w:pPr>
         <w:pStyle w:val="Heading2"/>
@@ -5045,13 +4759,9 @@
             <w:pPr>
               <w:pStyle w:val="normal1"/>
               <w:widowControl/>
-              <w:spacing w:lineRule="auto" w:line="480" w:before="0" w:after="0"/>
+              <w:spacing w:lineRule="auto" w:line="360" w:before="0" w:after="0"/>
               <w:jc w:val="center"/>
-              <w:rPr>
-                <w:rFonts w:ascii="Times New Roman" w:hAnsi="Times New Roman" w:eastAsia="Times New Roman" w:cs="Times New Roman"/>
-                <w:b/>
-                <w:bCs/>
-              </w:rPr>
+              <w:rPr/>
             </w:pPr>
             <w:r>
               <w:rPr>
@@ -5080,13 +4790,9 @@
             <w:pPr>
               <w:pStyle w:val="normal1"/>
               <w:widowControl/>
-              <w:spacing w:lineRule="auto" w:line="480" w:before="0" w:after="0"/>
+              <w:spacing w:lineRule="auto" w:line="360" w:before="0" w:after="0"/>
               <w:jc w:val="center"/>
-              <w:rPr>
-                <w:rFonts w:ascii="Times New Roman" w:hAnsi="Times New Roman" w:eastAsia="Times New Roman" w:cs="Times New Roman"/>
-                <w:b/>
-                <w:bCs/>
-              </w:rPr>
+              <w:rPr/>
             </w:pPr>
             <w:r>
               <w:rPr>
@@ -5115,13 +4821,9 @@
             <w:pPr>
               <w:pStyle w:val="normal1"/>
               <w:widowControl/>
-              <w:spacing w:lineRule="auto" w:line="480" w:before="0" w:after="0"/>
+              <w:spacing w:lineRule="auto" w:line="360" w:before="0" w:after="0"/>
               <w:jc w:val="center"/>
-              <w:rPr>
-                <w:rFonts w:ascii="Times New Roman" w:hAnsi="Times New Roman" w:eastAsia="Times New Roman" w:cs="Times New Roman"/>
-                <w:b/>
-                <w:bCs/>
-              </w:rPr>
+              <w:rPr/>
             </w:pPr>
             <w:r>
               <w:rPr>
@@ -5155,11 +4857,9 @@
             <w:pPr>
               <w:pStyle w:val="normal1"/>
               <w:widowControl/>
-              <w:spacing w:lineRule="auto" w:line="480" w:before="0" w:after="0"/>
+              <w:spacing w:lineRule="auto" w:line="360" w:before="0" w:after="0"/>
               <w:jc w:val="center"/>
-              <w:rPr>
-                <w:rFonts w:ascii="Times New Roman" w:hAnsi="Times New Roman" w:eastAsia="Times New Roman" w:cs="Times New Roman"/>
-              </w:rPr>
+              <w:rPr/>
             </w:pPr>
             <w:r>
               <w:rPr>
@@ -5189,11 +4889,9 @@
                 <w:tab w:val="clear" w:pos="720"/>
                 <w:tab w:val="left" w:pos="335" w:leader="none"/>
               </w:tabs>
-              <w:spacing w:lineRule="auto" w:line="480" w:before="0" w:after="0"/>
+              <w:spacing w:lineRule="auto" w:line="360" w:before="0" w:after="0"/>
               <w:jc w:val="center"/>
-              <w:rPr>
-                <w:rFonts w:ascii="Times New Roman" w:hAnsi="Times New Roman" w:eastAsia="Times New Roman" w:cs="Times New Roman"/>
-              </w:rPr>
+              <w:rPr/>
             </w:pPr>
             <w:r>
               <w:rPr>
@@ -5219,11 +4917,9 @@
             <w:pPr>
               <w:pStyle w:val="normal1"/>
               <w:widowControl/>
-              <w:spacing w:lineRule="auto" w:line="480" w:before="0" w:after="0"/>
+              <w:spacing w:lineRule="auto" w:line="360" w:before="0" w:after="0"/>
               <w:jc w:val="center"/>
-              <w:rPr>
-                <w:rFonts w:ascii="Times New Roman" w:hAnsi="Times New Roman" w:eastAsia="Times New Roman" w:cs="Times New Roman"/>
-              </w:rPr>
+              <w:rPr/>
             </w:pPr>
             <w:r>
               <w:rPr>
@@ -5255,11 +4951,9 @@
             <w:pPr>
               <w:pStyle w:val="normal1"/>
               <w:widowControl/>
-              <w:spacing w:lineRule="auto" w:line="480" w:before="0" w:after="0"/>
+              <w:spacing w:lineRule="auto" w:line="360" w:before="0" w:after="0"/>
               <w:jc w:val="center"/>
-              <w:rPr>
-                <w:rFonts w:ascii="Times New Roman" w:hAnsi="Times New Roman" w:eastAsia="Times New Roman" w:cs="Times New Roman"/>
-              </w:rPr>
+              <w:rPr/>
             </w:pPr>
             <w:r>
               <w:rPr>
@@ -5274,7 +4968,7 @@
             <w:pPr>
               <w:pStyle w:val="normal1"/>
               <w:widowControl/>
-              <w:spacing w:lineRule="auto" w:line="480" w:before="0" w:after="0"/>
+              <w:spacing w:lineRule="auto" w:line="360" w:before="0" w:after="0"/>
               <w:jc w:val="center"/>
               <w:rPr>
                 <w:rFonts w:ascii="Times New Roman" w:hAnsi="Times New Roman" w:eastAsia="Times New Roman" w:cs="Times New Roman"/>
@@ -5301,11 +4995,9 @@
             <w:pPr>
               <w:pStyle w:val="normal1"/>
               <w:widowControl/>
-              <w:spacing w:lineRule="auto" w:line="480" w:before="0" w:after="0"/>
+              <w:spacing w:lineRule="auto" w:line="360" w:before="0" w:after="0"/>
               <w:jc w:val="center"/>
-              <w:rPr>
-                <w:rFonts w:ascii="Times New Roman" w:hAnsi="Times New Roman" w:eastAsia="Times New Roman" w:cs="Times New Roman"/>
-              </w:rPr>
+              <w:rPr/>
             </w:pPr>
             <w:r>
               <w:rPr>
@@ -5336,11 +5028,9 @@
                 <w:tab w:val="left" w:pos="1122" w:leader="none"/>
                 <w:tab w:val="center" w:pos="1424" w:leader="none"/>
               </w:tabs>
-              <w:spacing w:lineRule="auto" w:line="480" w:before="0" w:after="0"/>
+              <w:spacing w:lineRule="auto" w:line="360" w:before="0" w:after="0"/>
               <w:jc w:val="center"/>
-              <w:rPr>
-                <w:rFonts w:ascii="Times New Roman" w:hAnsi="Times New Roman" w:eastAsia="Times New Roman" w:cs="Times New Roman"/>
-              </w:rPr>
+              <w:rPr/>
             </w:pPr>
             <w:r>
               <w:rPr>
@@ -5372,11 +5062,9 @@
             <w:pPr>
               <w:pStyle w:val="normal1"/>
               <w:widowControl/>
-              <w:spacing w:lineRule="auto" w:line="480" w:before="0" w:after="0"/>
+              <w:spacing w:lineRule="auto" w:line="360" w:before="0" w:after="0"/>
               <w:jc w:val="center"/>
-              <w:rPr>
-                <w:rFonts w:ascii="Times New Roman" w:hAnsi="Times New Roman" w:eastAsia="Times New Roman" w:cs="Times New Roman"/>
-              </w:rPr>
+              <w:rPr/>
             </w:pPr>
             <w:r>
               <w:rPr>
@@ -5406,11 +5094,9 @@
                 <w:tab w:val="clear" w:pos="720"/>
                 <w:tab w:val="left" w:pos="251" w:leader="none"/>
               </w:tabs>
-              <w:spacing w:lineRule="auto" w:line="480" w:before="0" w:after="0"/>
+              <w:spacing w:lineRule="auto" w:line="360" w:before="0" w:after="0"/>
               <w:jc w:val="center"/>
-              <w:rPr>
-                <w:rFonts w:ascii="Times New Roman" w:hAnsi="Times New Roman" w:eastAsia="Times New Roman" w:cs="Times New Roman"/>
-              </w:rPr>
+              <w:rPr/>
             </w:pPr>
             <w:r>
               <w:rPr>
@@ -5436,11 +5122,9 @@
             <w:pPr>
               <w:pStyle w:val="normal1"/>
               <w:widowControl/>
-              <w:spacing w:lineRule="auto" w:line="480" w:before="0" w:after="0"/>
+              <w:spacing w:lineRule="auto" w:line="360" w:before="0" w:after="0"/>
               <w:jc w:val="center"/>
-              <w:rPr>
-                <w:rFonts w:ascii="Times New Roman" w:hAnsi="Times New Roman" w:eastAsia="Times New Roman" w:cs="Times New Roman"/>
-              </w:rPr>
+              <w:rPr/>
             </w:pPr>
             <w:r>
               <w:rPr>
@@ -5472,11 +5156,9 @@
             <w:pPr>
               <w:pStyle w:val="normal1"/>
               <w:widowControl/>
-              <w:spacing w:lineRule="auto" w:line="480" w:before="0" w:after="0"/>
+              <w:spacing w:lineRule="auto" w:line="360" w:before="0" w:after="0"/>
               <w:jc w:val="center"/>
-              <w:rPr>
-                <w:rFonts w:ascii="Times New Roman" w:hAnsi="Times New Roman" w:eastAsia="Times New Roman" w:cs="Times New Roman"/>
-              </w:rPr>
+              <w:rPr/>
             </w:pPr>
             <w:r>
               <w:rPr>
@@ -5502,11 +5184,9 @@
             <w:pPr>
               <w:pStyle w:val="normal1"/>
               <w:widowControl/>
-              <w:spacing w:lineRule="auto" w:line="480" w:before="0" w:after="0"/>
+              <w:spacing w:lineRule="auto" w:line="360" w:before="0" w:after="0"/>
               <w:jc w:val="center"/>
-              <w:rPr>
-                <w:rFonts w:ascii="Times New Roman" w:hAnsi="Times New Roman" w:eastAsia="Times New Roman" w:cs="Times New Roman"/>
-              </w:rPr>
+              <w:rPr/>
             </w:pPr>
             <w:r>
               <w:rPr>
@@ -5532,11 +5212,9 @@
             <w:pPr>
               <w:pStyle w:val="normal1"/>
               <w:widowControl/>
-              <w:spacing w:lineRule="auto" w:line="480" w:before="0" w:after="0"/>
+              <w:spacing w:lineRule="auto" w:line="360" w:before="0" w:after="0"/>
               <w:jc w:val="center"/>
-              <w:rPr>
-                <w:rFonts w:ascii="Times New Roman" w:hAnsi="Times New Roman" w:eastAsia="Times New Roman" w:cs="Times New Roman"/>
-              </w:rPr>
+              <w:rPr/>
             </w:pPr>
             <w:r>
               <w:rPr>
@@ -5572,11 +5250,9 @@
                 <w:tab w:val="clear" w:pos="720"/>
                 <w:tab w:val="left" w:pos="2143" w:leader="none"/>
               </w:tabs>
-              <w:spacing w:lineRule="auto" w:line="480" w:before="0" w:after="0"/>
+              <w:spacing w:lineRule="auto" w:line="360" w:before="0" w:after="0"/>
               <w:jc w:val="center"/>
-              <w:rPr>
-                <w:rFonts w:ascii="Times New Roman" w:hAnsi="Times New Roman" w:eastAsia="Times New Roman" w:cs="Times New Roman"/>
-              </w:rPr>
+              <w:rPr/>
             </w:pPr>
             <w:r>
               <w:rPr>
@@ -5602,11 +5278,9 @@
             <w:pPr>
               <w:pStyle w:val="normal1"/>
               <w:widowControl/>
-              <w:spacing w:lineRule="auto" w:line="480" w:before="0" w:after="0"/>
+              <w:spacing w:lineRule="auto" w:line="360" w:before="0" w:after="0"/>
               <w:jc w:val="center"/>
-              <w:rPr>
-                <w:rFonts w:ascii="Times New Roman" w:hAnsi="Times New Roman" w:eastAsia="Times New Roman" w:cs="Times New Roman"/>
-              </w:rPr>
+              <w:rPr/>
             </w:pPr>
             <w:r>
               <w:rPr>
@@ -5632,11 +5306,9 @@
             <w:pPr>
               <w:pStyle w:val="normal1"/>
               <w:widowControl/>
-              <w:spacing w:lineRule="auto" w:line="480" w:before="0" w:after="0"/>
+              <w:spacing w:lineRule="auto" w:line="360" w:before="0" w:after="0"/>
               <w:jc w:val="center"/>
-              <w:rPr>
-                <w:rFonts w:ascii="Times New Roman" w:hAnsi="Times New Roman" w:eastAsia="Times New Roman" w:cs="Times New Roman"/>
-              </w:rPr>
+              <w:rPr/>
             </w:pPr>
             <w:r>
               <w:rPr>
@@ -5668,11 +5340,9 @@
             <w:pPr>
               <w:pStyle w:val="normal1"/>
               <w:widowControl/>
-              <w:spacing w:lineRule="auto" w:line="480" w:before="0" w:after="0"/>
+              <w:spacing w:lineRule="auto" w:line="360" w:before="0" w:after="0"/>
               <w:jc w:val="center"/>
-              <w:rPr>
-                <w:rFonts w:ascii="Times New Roman" w:hAnsi="Times New Roman" w:eastAsia="Times New Roman" w:cs="Times New Roman"/>
-              </w:rPr>
+              <w:rPr/>
             </w:pPr>
             <w:r>
               <w:rPr>
@@ -5702,11 +5372,9 @@
                 <w:tab w:val="clear" w:pos="720"/>
                 <w:tab w:val="left" w:pos="938" w:leader="none"/>
               </w:tabs>
-              <w:spacing w:lineRule="auto" w:line="480" w:before="0" w:after="0"/>
+              <w:spacing w:lineRule="auto" w:line="360" w:before="0" w:after="0"/>
               <w:jc w:val="center"/>
-              <w:rPr>
-                <w:rFonts w:ascii="Times New Roman" w:hAnsi="Times New Roman" w:eastAsia="Times New Roman" w:cs="Times New Roman"/>
-              </w:rPr>
+              <w:rPr/>
             </w:pPr>
             <w:r>
               <w:rPr>
@@ -5732,11 +5400,9 @@
             <w:pPr>
               <w:pStyle w:val="normal1"/>
               <w:widowControl/>
-              <w:spacing w:lineRule="auto" w:line="480" w:before="0" w:after="0"/>
+              <w:spacing w:lineRule="auto" w:line="360" w:before="0" w:after="0"/>
               <w:jc w:val="center"/>
-              <w:rPr>
-                <w:rFonts w:ascii="Times New Roman" w:hAnsi="Times New Roman" w:eastAsia="Times New Roman" w:cs="Times New Roman"/>
-              </w:rPr>
+              <w:rPr/>
             </w:pPr>
             <w:r>
               <w:rPr>
@@ -5768,11 +5434,9 @@
             <w:pPr>
               <w:pStyle w:val="normal1"/>
               <w:widowControl/>
-              <w:spacing w:lineRule="auto" w:line="480" w:before="0" w:after="0"/>
+              <w:spacing w:lineRule="auto" w:line="360" w:before="0" w:after="0"/>
               <w:jc w:val="center"/>
-              <w:rPr>
-                <w:rFonts w:ascii="Times New Roman" w:hAnsi="Times New Roman" w:eastAsia="Times New Roman" w:cs="Times New Roman"/>
-              </w:rPr>
+              <w:rPr/>
             </w:pPr>
             <w:r>
               <w:rPr>
@@ -5791,7 +5455,7 @@
                 <w:tab w:val="clear" w:pos="720"/>
                 <w:tab w:val="left" w:pos="2127" w:leader="none"/>
               </w:tabs>
-              <w:spacing w:lineRule="auto" w:line="480" w:before="0" w:after="0"/>
+              <w:spacing w:lineRule="auto" w:line="360" w:before="0" w:after="0"/>
               <w:jc w:val="center"/>
               <w:rPr>
                 <w:rFonts w:ascii="Times New Roman" w:hAnsi="Times New Roman" w:eastAsia="Times New Roman" w:cs="Times New Roman"/>
@@ -5818,11 +5482,9 @@
             <w:pPr>
               <w:pStyle w:val="normal1"/>
               <w:widowControl/>
-              <w:spacing w:lineRule="auto" w:line="480" w:before="0" w:after="0"/>
+              <w:spacing w:lineRule="auto" w:line="360" w:before="0" w:after="0"/>
               <w:jc w:val="center"/>
-              <w:rPr>
-                <w:rFonts w:ascii="Times New Roman" w:hAnsi="Times New Roman" w:eastAsia="Times New Roman" w:cs="Times New Roman"/>
-              </w:rPr>
+              <w:rPr/>
             </w:pPr>
             <w:r>
               <w:rPr>
@@ -5848,11 +5510,9 @@
             <w:pPr>
               <w:pStyle w:val="normal1"/>
               <w:widowControl/>
-              <w:spacing w:lineRule="auto" w:line="480" w:before="0" w:after="0"/>
+              <w:spacing w:lineRule="auto" w:line="360" w:before="0" w:after="0"/>
               <w:jc w:val="center"/>
-              <w:rPr>
-                <w:rFonts w:ascii="Times New Roman" w:hAnsi="Times New Roman" w:eastAsia="Times New Roman" w:cs="Times New Roman"/>
-              </w:rPr>
+              <w:rPr/>
             </w:pPr>
             <w:r>
               <w:rPr>
@@ -5884,11 +5544,9 @@
             <w:pPr>
               <w:pStyle w:val="normal1"/>
               <w:widowControl/>
-              <w:spacing w:lineRule="auto" w:line="480" w:before="0" w:after="0"/>
+              <w:spacing w:lineRule="auto" w:line="360" w:before="0" w:after="0"/>
               <w:jc w:val="center"/>
-              <w:rPr>
-                <w:rFonts w:ascii="Times New Roman" w:hAnsi="Times New Roman" w:eastAsia="Times New Roman" w:cs="Times New Roman"/>
-              </w:rPr>
+              <w:rPr/>
             </w:pPr>
             <w:r>
               <w:rPr>
@@ -5914,11 +5572,9 @@
             <w:pPr>
               <w:pStyle w:val="normal1"/>
               <w:widowControl/>
-              <w:spacing w:lineRule="auto" w:line="480" w:before="0" w:after="0"/>
+              <w:spacing w:lineRule="auto" w:line="360" w:before="0" w:after="0"/>
               <w:jc w:val="center"/>
-              <w:rPr>
-                <w:rFonts w:ascii="Times New Roman" w:hAnsi="Times New Roman" w:eastAsia="Times New Roman" w:cs="Times New Roman"/>
-              </w:rPr>
+              <w:rPr/>
             </w:pPr>
             <w:r>
               <w:rPr>
@@ -5944,11 +5600,9 @@
             <w:pPr>
               <w:pStyle w:val="normal1"/>
               <w:widowControl/>
-              <w:spacing w:lineRule="auto" w:line="480" w:before="0" w:after="0"/>
+              <w:spacing w:lineRule="auto" w:line="360" w:before="0" w:after="0"/>
               <w:jc w:val="center"/>
-              <w:rPr>
-                <w:rFonts w:ascii="Times New Roman" w:hAnsi="Times New Roman" w:eastAsia="Times New Roman" w:cs="Times New Roman"/>
-              </w:rPr>
+              <w:rPr/>
             </w:pPr>
             <w:r>
               <w:rPr>
@@ -5980,11 +5634,9 @@
             <w:pPr>
               <w:pStyle w:val="normal1"/>
               <w:widowControl/>
-              <w:spacing w:lineRule="auto" w:line="480" w:before="0" w:after="0"/>
+              <w:spacing w:lineRule="auto" w:line="360" w:before="0" w:after="0"/>
               <w:jc w:val="center"/>
-              <w:rPr>
-                <w:rFonts w:ascii="Times New Roman" w:hAnsi="Times New Roman" w:eastAsia="Times New Roman" w:cs="Times New Roman"/>
-              </w:rPr>
+              <w:rPr/>
             </w:pPr>
             <w:r>
               <w:rPr>
@@ -6010,11 +5662,9 @@
             <w:pPr>
               <w:pStyle w:val="normal1"/>
               <w:widowControl/>
-              <w:spacing w:lineRule="auto" w:line="480" w:before="0" w:after="0"/>
+              <w:spacing w:lineRule="auto" w:line="360" w:before="0" w:after="0"/>
               <w:jc w:val="center"/>
-              <w:rPr>
-                <w:rFonts w:ascii="Times New Roman" w:hAnsi="Times New Roman" w:eastAsia="Times New Roman" w:cs="Times New Roman"/>
-              </w:rPr>
+              <w:rPr/>
             </w:pPr>
             <w:r>
               <w:rPr>
@@ -6040,11 +5690,9 @@
             <w:pPr>
               <w:pStyle w:val="normal1"/>
               <w:widowControl/>
-              <w:spacing w:lineRule="auto" w:line="480" w:before="0" w:after="0"/>
+              <w:spacing w:lineRule="auto" w:line="360" w:before="0" w:after="0"/>
               <w:jc w:val="center"/>
-              <w:rPr>
-                <w:rFonts w:ascii="Times New Roman" w:hAnsi="Times New Roman" w:eastAsia="Times New Roman" w:cs="Times New Roman"/>
-              </w:rPr>
+              <w:rPr/>
             </w:pPr>
             <w:r>
               <w:rPr>
@@ -6076,11 +5724,9 @@
             <w:pPr>
               <w:pStyle w:val="normal1"/>
               <w:widowControl/>
-              <w:spacing w:lineRule="auto" w:line="480" w:before="0" w:after="0"/>
+              <w:spacing w:lineRule="auto" w:line="360" w:before="0" w:after="0"/>
               <w:jc w:val="center"/>
-              <w:rPr>
-                <w:rFonts w:ascii="Times New Roman" w:hAnsi="Times New Roman" w:eastAsia="Times New Roman" w:cs="Times New Roman"/>
-              </w:rPr>
+              <w:rPr/>
             </w:pPr>
             <w:r>
               <w:rPr>
@@ -6106,11 +5752,9 @@
             <w:pPr>
               <w:pStyle w:val="normal1"/>
               <w:widowControl/>
-              <w:spacing w:lineRule="auto" w:line="480" w:before="0" w:after="0"/>
+              <w:spacing w:lineRule="auto" w:line="360" w:before="0" w:after="0"/>
               <w:jc w:val="center"/>
-              <w:rPr>
-                <w:rFonts w:ascii="Times New Roman" w:hAnsi="Times New Roman" w:eastAsia="Times New Roman" w:cs="Times New Roman"/>
-              </w:rPr>
+              <w:rPr/>
             </w:pPr>
             <w:r>
               <w:rPr>
@@ -6136,11 +5780,9 @@
             <w:pPr>
               <w:pStyle w:val="normal1"/>
               <w:widowControl/>
-              <w:spacing w:lineRule="auto" w:line="480" w:before="0" w:after="0"/>
+              <w:spacing w:lineRule="auto" w:line="360" w:before="0" w:after="0"/>
               <w:jc w:val="center"/>
-              <w:rPr>
-                <w:rFonts w:ascii="Times New Roman" w:hAnsi="Times New Roman" w:eastAsia="Times New Roman" w:cs="Times New Roman"/>
-              </w:rPr>
+              <w:rPr/>
             </w:pPr>
             <w:r>
               <w:rPr>
@@ -6172,11 +5814,9 @@
             <w:pPr>
               <w:pStyle w:val="normal1"/>
               <w:widowControl/>
-              <w:spacing w:lineRule="auto" w:line="480" w:before="0" w:after="0"/>
+              <w:spacing w:lineRule="auto" w:line="360" w:before="0" w:after="0"/>
               <w:jc w:val="center"/>
-              <w:rPr>
-                <w:rFonts w:ascii="Times New Roman" w:hAnsi="Times New Roman" w:eastAsia="Times New Roman" w:cs="Times New Roman"/>
-              </w:rPr>
+              <w:rPr/>
             </w:pPr>
             <w:r>
               <w:rPr>
@@ -6202,11 +5842,9 @@
             <w:pPr>
               <w:pStyle w:val="normal1"/>
               <w:widowControl/>
-              <w:spacing w:lineRule="auto" w:line="480" w:before="0" w:after="0"/>
+              <w:spacing w:lineRule="auto" w:line="360" w:before="0" w:after="0"/>
               <w:jc w:val="center"/>
-              <w:rPr>
-                <w:rFonts w:ascii="Times New Roman" w:hAnsi="Times New Roman" w:eastAsia="Times New Roman" w:cs="Times New Roman"/>
-              </w:rPr>
+              <w:rPr/>
             </w:pPr>
             <w:r>
               <w:rPr>
@@ -6232,11 +5870,9 @@
             <w:pPr>
               <w:pStyle w:val="normal1"/>
               <w:widowControl/>
-              <w:spacing w:lineRule="auto" w:line="480" w:before="0" w:after="0"/>
+              <w:spacing w:lineRule="auto" w:line="360" w:before="0" w:after="0"/>
               <w:jc w:val="center"/>
-              <w:rPr>
-                <w:rFonts w:ascii="Times New Roman" w:hAnsi="Times New Roman" w:eastAsia="Times New Roman" w:cs="Times New Roman"/>
-              </w:rPr>
+              <w:rPr/>
             </w:pPr>
             <w:r>
               <w:rPr>
@@ -6268,11 +5904,9 @@
             <w:pPr>
               <w:pStyle w:val="normal1"/>
               <w:widowControl/>
-              <w:spacing w:lineRule="auto" w:line="480" w:before="0" w:after="0"/>
+              <w:spacing w:lineRule="auto" w:line="360" w:before="0" w:after="0"/>
               <w:jc w:val="center"/>
-              <w:rPr>
-                <w:rFonts w:ascii="Times New Roman" w:hAnsi="Times New Roman" w:eastAsia="Times New Roman" w:cs="Times New Roman"/>
-              </w:rPr>
+              <w:rPr/>
             </w:pPr>
             <w:r>
               <w:rPr>
@@ -6291,7 +5925,7 @@
                 <w:tab w:val="clear" w:pos="720"/>
                 <w:tab w:val="left" w:pos="1959" w:leader="none"/>
               </w:tabs>
-              <w:spacing w:lineRule="auto" w:line="480" w:before="0" w:after="0"/>
+              <w:spacing w:lineRule="auto" w:line="360" w:before="0" w:after="0"/>
               <w:jc w:val="center"/>
               <w:rPr>
                 <w:rFonts w:ascii="Times New Roman" w:hAnsi="Times New Roman" w:eastAsia="Times New Roman" w:cs="Times New Roman"/>
@@ -6318,11 +5952,9 @@
             <w:pPr>
               <w:pStyle w:val="normal1"/>
               <w:widowControl/>
-              <w:spacing w:lineRule="auto" w:line="480" w:before="0" w:after="0"/>
+              <w:spacing w:lineRule="auto" w:line="360" w:before="0" w:after="0"/>
               <w:jc w:val="center"/>
-              <w:rPr>
-                <w:rFonts w:ascii="Times New Roman" w:hAnsi="Times New Roman" w:eastAsia="Times New Roman" w:cs="Times New Roman"/>
-              </w:rPr>
+              <w:rPr/>
             </w:pPr>
             <w:r>
               <w:rPr>
@@ -6348,11 +5980,9 @@
             <w:pPr>
               <w:pStyle w:val="normal1"/>
               <w:widowControl/>
-              <w:spacing w:lineRule="auto" w:line="480" w:before="0" w:after="0"/>
+              <w:spacing w:lineRule="auto" w:line="360" w:before="0" w:after="0"/>
               <w:jc w:val="center"/>
-              <w:rPr>
-                <w:rFonts w:ascii="Times New Roman" w:hAnsi="Times New Roman" w:eastAsia="Times New Roman" w:cs="Times New Roman"/>
-              </w:rPr>
+              <w:rPr/>
             </w:pPr>
             <w:r>
               <w:rPr>
@@ -6442,7 +6072,7 @@
         <w:widowControl/>
         <w:numPr>
           <w:ilvl w:val="0"/>
-          <w:numId w:val="4"/>
+          <w:numId w:val="3"/>
         </w:numPr>
         <w:shd w:val="clear" w:fill="auto"/>
         <w:spacing w:lineRule="auto" w:line="480" w:before="0" w:after="0"/>
@@ -6470,19 +6100,16 @@
           <w:shd w:fill="auto" w:val="clear"/>
           <w:vertAlign w:val="baseline"/>
         </w:rPr>
-        <w:t>El proyecto permitió comprobar que el uso de una matriz dinámica es adecuado para representar un laberinto en movimiento, ya que facilita la administración de celdas libres, obstáculos, elementos recolectables y desplazamientos dentro de una misma estructura lógica.</w:t>
-      </w:r>
-    </w:p>
-    <w:p>
-      <w:pPr>
-        <w:pStyle w:val="normal1"/>
-        <w:keepNext w:val="false"/>
-        <w:keepLines w:val="false"/>
-        <w:pageBreakBefore w:val="false"/>
+        <w:t>El uso de una matriz dinámica demostró ser la mejor solución para representar el laberinto, ya que permitío gestionar de forma correcta los obstáculo, elementos y el desplazamiento de la matriz dentro de una misma estructura lógica.</w:t>
+      </w:r>
+    </w:p>
+    <w:p>
+      <w:pPr>
+        <w:pStyle w:val="normal1"/>
         <w:widowControl/>
         <w:numPr>
           <w:ilvl w:val="0"/>
-          <w:numId w:val="4"/>
+          <w:numId w:val="3"/>
         </w:numPr>
         <w:shd w:val="clear" w:fill="auto"/>
         <w:spacing w:lineRule="auto" w:line="480" w:before="0" w:after="0"/>
@@ -6510,19 +6137,16 @@
           <w:shd w:fill="auto" w:val="clear"/>
           <w:vertAlign w:val="baseline"/>
         </w:rPr>
-        <w:t>La separación del sistema en módulos permitió organizar mejor la solución. La división entre Mapa, Jugador, Juego, Interfaz, Puntajes y Config favorece que cada parte tenga una responsabilidad específica y reduce la dependencia entre la lógica interna y la presentación gráfica.</w:t>
-      </w:r>
-    </w:p>
-    <w:p>
-      <w:pPr>
-        <w:pStyle w:val="normal1"/>
-        <w:keepNext w:val="false"/>
-        <w:keepLines w:val="false"/>
-        <w:pageBreakBefore w:val="false"/>
+        <w:t>Dividir el sistema en distintos módulos permitió que cada componenete tuviera una resposabilidad clara, reduciendo la dependencia entre parte y haciendo el código más organizado y comprensible.</w:t>
+      </w:r>
+    </w:p>
+    <w:p>
+      <w:pPr>
+        <w:pStyle w:val="normal1"/>
         <w:widowControl/>
         <w:numPr>
           <w:ilvl w:val="0"/>
-          <w:numId w:val="4"/>
+          <w:numId w:val="3"/>
         </w:numPr>
         <w:shd w:val="clear" w:fill="auto"/>
         <w:spacing w:lineRule="auto" w:line="480" w:before="0" w:after="0"/>
@@ -6550,26 +6174,8 @@
           <w:shd w:fill="auto" w:val="clear"/>
           <w:vertAlign w:val="baseline"/>
         </w:rPr>
-        <w:t>La implementación del desplazamiento automático mediante un hilo secundario permitió mantener la interfaz activa mientras el mapa avanzaba con el paso del tiempo. Este enfoque resultó pertinente porque evita que la ventana se congele y permite que el usuario siga interactuando con el juego en tiempo real.</w:t>
-      </w:r>
-    </w:p>
-    <w:p>
-      <w:pPr>
-        <w:pStyle w:val="normal1"/>
-        <w:keepNext w:val="false"/>
-        <w:keepLines w:val="false"/>
-        <w:pageBreakBefore w:val="false"/>
-        <w:widowControl/>
-        <w:numPr>
-          <w:ilvl w:val="0"/>
-          <w:numId w:val="4"/>
-        </w:numPr>
-        <w:shd w:val="clear" w:fill="auto"/>
-        <w:spacing w:lineRule="auto" w:line="480" w:before="0" w:after="0"/>
-        <w:ind w:firstLine="720" w:left="720" w:right="0"/>
-        <w:jc w:val="both"/>
-        <w:rPr/>
-      </w:pPr>
+        <w:t xml:space="preserve">Implementar un hilo secundario fue clave, porque de esta manera </w:t>
+      </w:r>
       <w:r>
         <w:rPr>
           <w:rFonts w:eastAsia="Times New Roman" w:cs="Times New Roman" w:ascii="Times New Roman" w:hAnsi="Times New Roman"/>
@@ -6590,19 +6196,16 @@
           <w:shd w:fill="auto" w:val="clear"/>
           <w:vertAlign w:val="baseline"/>
         </w:rPr>
-        <w:t>El sistema de validación de movimientos permitió controlar correctamente los límites de la matriz y los obstáculos. Como resultado, el jugador solo puede desplazarse hacia posiciones válidas, lo que mantiene la coherencia entre las reglas del juego y la representación interna del mapa.</w:t>
-      </w:r>
-    </w:p>
-    <w:p>
-      <w:pPr>
-        <w:pStyle w:val="normal1"/>
-        <w:keepNext w:val="false"/>
-        <w:keepLines w:val="false"/>
-        <w:pageBreakBefore w:val="false"/>
+        <w:t>el desplazamiento automático del mapa permitió mantener la interfaz gráfica activa, logrando que el juego se sintiera fluido.</w:t>
+      </w:r>
+    </w:p>
+    <w:p>
+      <w:pPr>
+        <w:pStyle w:val="normal1"/>
         <w:widowControl/>
         <w:numPr>
           <w:ilvl w:val="0"/>
-          <w:numId w:val="4"/>
+          <w:numId w:val="3"/>
         </w:numPr>
         <w:shd w:val="clear" w:fill="auto"/>
         <w:spacing w:lineRule="auto" w:line="480" w:before="0" w:after="0"/>
@@ -6630,19 +6233,16 @@
           <w:shd w:fill="auto" w:val="clear"/>
           <w:vertAlign w:val="baseline"/>
         </w:rPr>
-        <w:t>La generación de filas con aproximadamente 60% de obstáculos y control de celdas libres consecutivas permitió construir un escenario con dificultad regulada. Esta estrategia evita que el mapa sea completamente aleatorio y reduce la posibilidad de generar filas demasiado fáciles o mal equilibradas.</w:t>
-      </w:r>
-    </w:p>
-    <w:p>
-      <w:pPr>
-        <w:pStyle w:val="normal1"/>
-        <w:keepNext w:val="false"/>
-        <w:keepLines w:val="false"/>
-        <w:pageBreakBefore w:val="false"/>
+        <w:t>La generación controlado de obstáculos con el incremento gradual de la velocidad del mapa dio de resultado una experencia de juego equilibrada, donde la dificultad aumenta con el tiempo y de esta manera no se vueve inmjugable.</w:t>
+      </w:r>
+    </w:p>
+    <w:p>
+      <w:pPr>
+        <w:pStyle w:val="normal1"/>
         <w:widowControl/>
         <w:numPr>
           <w:ilvl w:val="0"/>
-          <w:numId w:val="4"/>
+          <w:numId w:val="3"/>
         </w:numPr>
         <w:shd w:val="clear" w:fill="auto"/>
         <w:spacing w:lineRule="auto" w:line="480" w:before="0" w:after="0"/>
@@ -6670,167 +6270,7 @@
           <w:shd w:fill="auto" w:val="clear"/>
           <w:vertAlign w:val="baseline"/>
         </w:rPr>
-        <w:t>El aumento progresivo de dificultad, basado en la reducción del intervalo de desplazamiento, logró que la partida se vuelva más exigente con el tiempo. Además, el uso de un intervalo mínimo impide que la velocidad alcance valores que puedan afectar la jugabilidad.</w:t>
-      </w:r>
-    </w:p>
-    <w:p>
-      <w:pPr>
-        <w:pStyle w:val="normal1"/>
-        <w:keepNext w:val="false"/>
-        <w:keepLines w:val="false"/>
-        <w:pageBreakBefore w:val="false"/>
-        <w:widowControl/>
-        <w:numPr>
-          <w:ilvl w:val="0"/>
-          <w:numId w:val="4"/>
-        </w:numPr>
-        <w:shd w:val="clear" w:fill="auto"/>
-        <w:spacing w:lineRule="auto" w:line="480" w:before="0" w:after="0"/>
-        <w:ind w:firstLine="720" w:left="720" w:right="0"/>
-        <w:jc w:val="both"/>
-        <w:rPr/>
-      </w:pPr>
-      <w:r>
-        <w:rPr>
-          <w:rFonts w:eastAsia="Times New Roman" w:cs="Times New Roman" w:ascii="Times New Roman" w:hAnsi="Times New Roman"/>
-          <w:b w:val="false"/>
-          <w:bCs w:val="false"/>
-          <w:i w:val="false"/>
-          <w:iCs w:val="false"/>
-          <w:caps w:val="false"/>
-          <w:smallCaps w:val="false"/>
-          <w:strike w:val="false"/>
-          <w:dstrike w:val="false"/>
-          <w:color w:val="000000"/>
-          <w:position w:val="0"/>
-          <w:sz w:val="24"/>
-          <w:sz w:val="24"/>
-          <w:szCs w:val="24"/>
-          <w:u w:val="none"/>
-          <w:shd w:fill="auto" w:val="clear"/>
-          <w:vertAlign w:val="baseline"/>
-        </w:rPr>
-        <w:t>El uso de poderes como bombas y pasos fantasma amplió las posibilidades de interacción del jugador con el mapa. La bomba permite modificar la matriz al destruir obstáculos, mientras que el paso fantasma permite atravesar un único obstáculo bajo condiciones específicas.</w:t>
-      </w:r>
-    </w:p>
-    <w:p>
-      <w:pPr>
-        <w:pStyle w:val="normal1"/>
-        <w:keepNext w:val="false"/>
-        <w:keepLines w:val="false"/>
-        <w:pageBreakBefore w:val="false"/>
-        <w:widowControl/>
-        <w:numPr>
-          <w:ilvl w:val="0"/>
-          <w:numId w:val="4"/>
-        </w:numPr>
-        <w:shd w:val="clear" w:fill="auto"/>
-        <w:spacing w:lineRule="auto" w:line="480" w:before="0" w:after="0"/>
-        <w:ind w:firstLine="720" w:left="720" w:right="0"/>
-        <w:jc w:val="both"/>
-        <w:rPr/>
-      </w:pPr>
-      <w:r>
-        <w:rPr>
-          <w:rFonts w:eastAsia="Times New Roman" w:cs="Times New Roman" w:ascii="Times New Roman" w:hAnsi="Times New Roman"/>
-          <w:b w:val="false"/>
-          <w:bCs w:val="false"/>
-          <w:i w:val="false"/>
-          <w:iCs w:val="false"/>
-          <w:caps w:val="false"/>
-          <w:smallCaps w:val="false"/>
-          <w:strike w:val="false"/>
-          <w:dstrike w:val="false"/>
-          <w:color w:val="000000"/>
-          <w:position w:val="0"/>
-          <w:sz w:val="24"/>
-          <w:sz w:val="24"/>
-          <w:szCs w:val="24"/>
-          <w:u w:val="none"/>
-          <w:shd w:fill="auto" w:val="clear"/>
-          <w:vertAlign w:val="baseline"/>
-        </w:rPr>
-        <w:t>El sistema de recompensas y puntaje funcionó como mecanismo de progreso dentro de la partida. Las monedas normales y especiales permiten acumular puntos, mientras que el guardado de resultados en archivos separados por tamaño de mapa permite conservar rankings independientes.</w:t>
-      </w:r>
-    </w:p>
-    <w:p>
-      <w:pPr>
-        <w:pStyle w:val="normal1"/>
-        <w:keepNext w:val="false"/>
-        <w:keepLines w:val="false"/>
-        <w:pageBreakBefore w:val="false"/>
-        <w:widowControl/>
-        <w:numPr>
-          <w:ilvl w:val="0"/>
-          <w:numId w:val="4"/>
-        </w:numPr>
-        <w:shd w:val="clear" w:fill="auto"/>
-        <w:spacing w:lineRule="auto" w:line="480" w:before="0" w:after="0"/>
-        <w:ind w:firstLine="720" w:left="720" w:right="0"/>
-        <w:jc w:val="both"/>
-        <w:rPr/>
-      </w:pPr>
-      <w:r>
-        <w:rPr>
-          <w:rFonts w:eastAsia="Times New Roman" w:cs="Times New Roman" w:ascii="Times New Roman" w:hAnsi="Times New Roman"/>
-          <w:b w:val="false"/>
-          <w:bCs w:val="false"/>
-          <w:i w:val="false"/>
-          <w:iCs w:val="false"/>
-          <w:caps w:val="false"/>
-          <w:smallCaps w:val="false"/>
-          <w:strike w:val="false"/>
-          <w:dstrike w:val="false"/>
-          <w:color w:val="000000"/>
-          <w:position w:val="0"/>
-          <w:sz w:val="24"/>
-          <w:sz w:val="24"/>
-          <w:szCs w:val="24"/>
-          <w:u w:val="none"/>
-          <w:shd w:fill="auto" w:val="clear"/>
-          <w:vertAlign w:val="baseline"/>
-        </w:rPr>
-        <w:t>La interfaz gráfica desarrollada con Pygame permitió representar visualmente el estado del juego de forma clara. El jugador, los obstáculos, las recompensas, los poderes disponibles, el puntaje y los mensajes se actualizan en pantalla según los cambios internos del sistema.</w:t>
-      </w:r>
-    </w:p>
-    <w:p>
-      <w:pPr>
-        <w:pStyle w:val="normal1"/>
-        <w:keepNext w:val="false"/>
-        <w:keepLines w:val="false"/>
-        <w:pageBreakBefore w:val="false"/>
-        <w:widowControl/>
-        <w:numPr>
-          <w:ilvl w:val="0"/>
-          <w:numId w:val="4"/>
-        </w:numPr>
-        <w:shd w:val="clear" w:fill="auto"/>
-        <w:spacing w:lineRule="auto" w:line="480" w:before="0" w:after="160"/>
-        <w:ind w:firstLine="720" w:left="720" w:right="0"/>
-        <w:jc w:val="both"/>
-        <w:rPr/>
-      </w:pPr>
-      <w:r>
-        <w:rPr>
-          <w:rFonts w:eastAsia="Times New Roman" w:cs="Times New Roman" w:ascii="Times New Roman" w:hAnsi="Times New Roman"/>
-          <w:b w:val="false"/>
-          <w:bCs w:val="false"/>
-          <w:i w:val="false"/>
-          <w:iCs w:val="false"/>
-          <w:caps w:val="false"/>
-          <w:smallCaps w:val="false"/>
-          <w:strike w:val="false"/>
-          <w:dstrike w:val="false"/>
-          <w:color w:val="000000"/>
-          <w:position w:val="0"/>
-          <w:sz w:val="24"/>
-          <w:sz w:val="24"/>
-          <w:szCs w:val="24"/>
-          <w:u w:val="none"/>
-          <w:shd w:fill="auto" w:val="clear"/>
-          <w:vertAlign w:val="baseline"/>
-        </w:rPr>
-        <w:t>El proyecto alcanzó el objetivo principal de desarrollar un videojuego de laberinto dinámico funcional, integrando programación orientada a objetos, estructuras de datos, manejo de archivos, temporizadores, concurrencia e interfaz gráfica en un mismo sistema.</w:t>
+        <w:t>Por último el videojuego alcanzó con el objetivo al aplicar programación orientada a objetos, manejo de archivos, concurrencia mendiante hilos, estructura de datos y una interfaz gráfica, demostrando que estos conceptos son de suma importancia a la hora de realizar un videjuego de forma coherente y que sea en un sistema interactivo real.</w:t>
       </w:r>
     </w:p>
     <w:p>
@@ -7010,7 +6450,7 @@
         <w:pStyle w:val="normal1"/>
         <w:numPr>
           <w:ilvl w:val="0"/>
-          <w:numId w:val="3"/>
+          <w:numId w:val="1"/>
         </w:numPr>
         <w:spacing w:lineRule="auto" w:line="480" w:before="0" w:after="0"/>
         <w:ind w:firstLine="720"/>
@@ -7022,101 +6462,6 @@
           <w:rFonts w:eastAsia="Times New Roman" w:cs="Times New Roman" w:ascii="Times New Roman" w:hAnsi="Times New Roman"/>
         </w:rPr>
         <w:t>Agregar pruebas manuales documentadas para verificar los principales casos del juego: movimiento contra límites, movimiento contra obstáculos, uso de bomba, uso de paso fantasma, recolección de monedas, derrota por desplazamiento y guardado de puntajes.</w:t>
-      </w:r>
-    </w:p>
-    <w:p>
-      <w:pPr>
-        <w:pStyle w:val="normal1"/>
-        <w:numPr>
-          <w:ilvl w:val="0"/>
-          <w:numId w:val="3"/>
-        </w:numPr>
-        <w:spacing w:lineRule="auto" w:line="480" w:before="0" w:after="0"/>
-        <w:ind w:firstLine="720"/>
-        <w:jc w:val="both"/>
-        <w:rPr/>
-      </w:pPr>
-      <w:r>
-        <w:rPr>
-          <w:rFonts w:eastAsia="Times New Roman" w:cs="Times New Roman" w:ascii="Times New Roman" w:hAnsi="Times New Roman"/>
-        </w:rPr>
-        <w:t>Considerar una mejora en el sistema de generación de filas para garantizar siempre al menos una ruta posible. Actualmente la generación controla el porcentaje de obstáculos y las celdas libres consecutivas, pero una validación adicional podría evitar configuraciones demasiado difíciles.</w:t>
-      </w:r>
-    </w:p>
-    <w:p>
-      <w:pPr>
-        <w:pStyle w:val="normal1"/>
-        <w:numPr>
-          <w:ilvl w:val="0"/>
-          <w:numId w:val="3"/>
-        </w:numPr>
-        <w:spacing w:lineRule="auto" w:line="480" w:before="0" w:after="0"/>
-        <w:ind w:firstLine="720"/>
-        <w:jc w:val="both"/>
-        <w:rPr/>
-      </w:pPr>
-      <w:r>
-        <w:rPr>
-          <w:rFonts w:eastAsia="Times New Roman" w:cs="Times New Roman" w:ascii="Times New Roman" w:hAnsi="Times New Roman"/>
-        </w:rPr>
-        <w:t>Ampliar el análisis de puntajes para mostrar estadísticas adicionales, como mejor puntaje general, promedio de puntajes por tamaño de mapa o cantidad de partidas registradas.</w:t>
-      </w:r>
-    </w:p>
-    <w:p>
-      <w:pPr>
-        <w:pStyle w:val="normal1"/>
-        <w:numPr>
-          <w:ilvl w:val="0"/>
-          <w:numId w:val="3"/>
-        </w:numPr>
-        <w:spacing w:lineRule="auto" w:line="480" w:before="0" w:after="0"/>
-        <w:ind w:firstLine="720"/>
-        <w:jc w:val="both"/>
-        <w:rPr/>
-      </w:pPr>
-      <w:r>
-        <w:rPr>
-          <w:rFonts w:eastAsia="Times New Roman" w:cs="Times New Roman" w:ascii="Times New Roman" w:hAnsi="Times New Roman"/>
-        </w:rPr>
-        <w:t>Mantener la estructura modular del proyecto en futuras ampliaciones. Si se agregan nuevas mecánicas, conviene integrarlas respetando la separación actual entre lógica del juego, interfaz, mapa, jugador y persistencia de datos.</w:t>
-      </w:r>
-    </w:p>
-    <w:p>
-      <w:pPr>
-        <w:pStyle w:val="normal1"/>
-        <w:numPr>
-          <w:ilvl w:val="0"/>
-          <w:numId w:val="3"/>
-        </w:numPr>
-        <w:spacing w:lineRule="auto" w:line="480" w:before="0" w:after="0"/>
-        <w:ind w:firstLine="720"/>
-        <w:jc w:val="both"/>
-        <w:rPr/>
-      </w:pPr>
-      <w:r>
-        <w:rPr>
-          <w:rFonts w:eastAsia="Times New Roman" w:cs="Times New Roman" w:ascii="Times New Roman" w:hAnsi="Times New Roman"/>
-        </w:rPr>
-        <w:t>Optimizar la velocidad de actualización visual si se desea una experiencia más fluida. Actualmente el ciclo principal trabaja con una tasa baja de actualización, suficiente para la lógica actual, pero podría incrementarse para mejorar la respuesta visual del juego.</w:t>
-      </w:r>
-    </w:p>
-    <w:p>
-      <w:pPr>
-        <w:pStyle w:val="normal1"/>
-        <w:numPr>
-          <w:ilvl w:val="0"/>
-          <w:numId w:val="3"/>
-        </w:numPr>
-        <w:spacing w:lineRule="auto" w:line="480" w:before="0" w:after="0"/>
-        <w:ind w:firstLine="720"/>
-        <w:jc w:val="both"/>
-        <w:rPr/>
-      </w:pPr>
-      <w:r>
-        <w:rPr>
-          <w:rFonts w:eastAsia="Times New Roman" w:cs="Times New Roman" w:ascii="Times New Roman" w:hAnsi="Times New Roman"/>
-        </w:rPr>
-        <w:t>Incluir un archivo de instrucciones o documentación de ejecución donde se indique cómo iniciar el proyecto, qué dependencia se requiere y cuál archivo debe ejecutarse. Esto facilitaría la revisión del programa en otros equipos.</w:t>
       </w:r>
     </w:p>
     <w:p>
@@ -7401,7 +6746,7 @@
     </w:r>
     <w:r>
       <w:rPr/>
-      <w:t>28</w:t>
+      <w:t>21</w:t>
     </w:r>
     <w:r>
       <w:rPr/>
@@ -7592,7 +6937,7 @@
     </w:r>
     <w:r>
       <w:rPr/>
-      <w:t>28</w:t>
+      <w:t>21</w:t>
     </w:r>
     <w:r>
       <w:rPr/>
@@ -8005,7 +7350,7 @@
   </w:abstractNum>
   <w:abstractNum w:abstractNumId="3">
     <w:lvl w:ilvl="0">
-      <w:start w:val="10"/>
+      <w:start w:val="1"/>
       <w:numFmt w:val="decimal"/>
       <w:lvlText w:val="%1."/>
       <w:lvlJc w:val="left"/>
@@ -8019,7 +7364,7 @@
     </w:lvl>
     <w:lvl w:ilvl="1">
       <w:start w:val="1"/>
-      <w:numFmt w:val="decimal"/>
+      <w:numFmt w:val="lowerLetter"/>
       <w:lvlText w:val="%2."/>
       <w:lvlJc w:val="left"/>
       <w:pPr>
@@ -8032,14 +7377,14 @@
     </w:lvl>
     <w:lvl w:ilvl="2">
       <w:start w:val="1"/>
-      <w:numFmt w:val="decimal"/>
+      <w:numFmt w:val="lowerRoman"/>
       <w:lvlText w:val="%3."/>
-      <w:lvlJc w:val="left"/>
+      <w:lvlJc w:val="right"/>
       <w:pPr>
         <w:tabs>
           <w:tab w:val="num" w:pos="0"/>
         </w:tabs>
-        <w:ind w:left="2160" w:hanging="360"/>
+        <w:ind w:left="2160" w:hanging="180"/>
       </w:pPr>
       <w:rPr/>
     </w:lvl>
@@ -8058,7 +7403,7 @@
     </w:lvl>
     <w:lvl w:ilvl="4">
       <w:start w:val="1"/>
-      <w:numFmt w:val="decimal"/>
+      <w:numFmt w:val="lowerLetter"/>
       <w:lvlText w:val="%5."/>
       <w:lvlJc w:val="left"/>
       <w:pPr>
@@ -8071,14 +7416,14 @@
     </w:lvl>
     <w:lvl w:ilvl="5">
       <w:start w:val="1"/>
-      <w:numFmt w:val="decimal"/>
+      <w:numFmt w:val="lowerRoman"/>
       <w:lvlText w:val="%6."/>
-      <w:lvlJc w:val="left"/>
+      <w:lvlJc w:val="right"/>
       <w:pPr>
         <w:tabs>
           <w:tab w:val="num" w:pos="0"/>
         </w:tabs>
-        <w:ind w:left="4320" w:hanging="360"/>
+        <w:ind w:left="4320" w:hanging="180"/>
       </w:pPr>
       <w:rPr/>
     </w:lvl>
@@ -8097,125 +7442,6 @@
     </w:lvl>
     <w:lvl w:ilvl="7">
       <w:start w:val="1"/>
-      <w:numFmt w:val="decimal"/>
-      <w:lvlText w:val="%8."/>
-      <w:lvlJc w:val="left"/>
-      <w:pPr>
-        <w:tabs>
-          <w:tab w:val="num" w:pos="0"/>
-        </w:tabs>
-        <w:ind w:left="5760" w:hanging="360"/>
-      </w:pPr>
-      <w:rPr/>
-    </w:lvl>
-    <w:lvl w:ilvl="8">
-      <w:start w:val="1"/>
-      <w:numFmt w:val="decimal"/>
-      <w:lvlText w:val="%9."/>
-      <w:lvlJc w:val="left"/>
-      <w:pPr>
-        <w:tabs>
-          <w:tab w:val="num" w:pos="0"/>
-        </w:tabs>
-        <w:ind w:left="6480" w:hanging="360"/>
-      </w:pPr>
-      <w:rPr/>
-    </w:lvl>
-  </w:abstractNum>
-  <w:abstractNum w:abstractNumId="4">
-    <w:lvl w:ilvl="0">
-      <w:start w:val="1"/>
-      <w:numFmt w:val="decimal"/>
-      <w:lvlText w:val="%1."/>
-      <w:lvlJc w:val="left"/>
-      <w:pPr>
-        <w:tabs>
-          <w:tab w:val="num" w:pos="0"/>
-        </w:tabs>
-        <w:ind w:left="720" w:hanging="360"/>
-      </w:pPr>
-      <w:rPr/>
-    </w:lvl>
-    <w:lvl w:ilvl="1">
-      <w:start w:val="1"/>
-      <w:numFmt w:val="lowerLetter"/>
-      <w:lvlText w:val="%2."/>
-      <w:lvlJc w:val="left"/>
-      <w:pPr>
-        <w:tabs>
-          <w:tab w:val="num" w:pos="0"/>
-        </w:tabs>
-        <w:ind w:left="1440" w:hanging="360"/>
-      </w:pPr>
-      <w:rPr/>
-    </w:lvl>
-    <w:lvl w:ilvl="2">
-      <w:start w:val="1"/>
-      <w:numFmt w:val="lowerRoman"/>
-      <w:lvlText w:val="%3."/>
-      <w:lvlJc w:val="right"/>
-      <w:pPr>
-        <w:tabs>
-          <w:tab w:val="num" w:pos="0"/>
-        </w:tabs>
-        <w:ind w:left="2160" w:hanging="180"/>
-      </w:pPr>
-      <w:rPr/>
-    </w:lvl>
-    <w:lvl w:ilvl="3">
-      <w:start w:val="1"/>
-      <w:numFmt w:val="decimal"/>
-      <w:lvlText w:val="%4."/>
-      <w:lvlJc w:val="left"/>
-      <w:pPr>
-        <w:tabs>
-          <w:tab w:val="num" w:pos="0"/>
-        </w:tabs>
-        <w:ind w:left="2880" w:hanging="360"/>
-      </w:pPr>
-      <w:rPr/>
-    </w:lvl>
-    <w:lvl w:ilvl="4">
-      <w:start w:val="1"/>
-      <w:numFmt w:val="lowerLetter"/>
-      <w:lvlText w:val="%5."/>
-      <w:lvlJc w:val="left"/>
-      <w:pPr>
-        <w:tabs>
-          <w:tab w:val="num" w:pos="0"/>
-        </w:tabs>
-        <w:ind w:left="3600" w:hanging="360"/>
-      </w:pPr>
-      <w:rPr/>
-    </w:lvl>
-    <w:lvl w:ilvl="5">
-      <w:start w:val="1"/>
-      <w:numFmt w:val="lowerRoman"/>
-      <w:lvlText w:val="%6."/>
-      <w:lvlJc w:val="right"/>
-      <w:pPr>
-        <w:tabs>
-          <w:tab w:val="num" w:pos="0"/>
-        </w:tabs>
-        <w:ind w:left="4320" w:hanging="180"/>
-      </w:pPr>
-      <w:rPr/>
-    </w:lvl>
-    <w:lvl w:ilvl="6">
-      <w:start w:val="1"/>
-      <w:numFmt w:val="decimal"/>
-      <w:lvlText w:val="%7."/>
-      <w:lvlJc w:val="left"/>
-      <w:pPr>
-        <w:tabs>
-          <w:tab w:val="num" w:pos="0"/>
-        </w:tabs>
-        <w:ind w:left="5040" w:hanging="360"/>
-      </w:pPr>
-      <w:rPr/>
-    </w:lvl>
-    <w:lvl w:ilvl="7">
-      <w:start w:val="1"/>
       <w:numFmt w:val="lowerLetter"/>
       <w:lvlText w:val="%8."/>
       <w:lvlJc w:val="left"/>
@@ -8239,6 +7465,161 @@
         <w:ind w:left="6480" w:hanging="180"/>
       </w:pPr>
       <w:rPr/>
+    </w:lvl>
+  </w:abstractNum>
+  <w:abstractNum w:abstractNumId="4">
+    <w:lvl w:ilvl="0">
+      <w:start w:val="1"/>
+      <w:numFmt w:val="bullet"/>
+      <w:lvlText w:val="●"/>
+      <w:lvlJc w:val="left"/>
+      <w:pPr>
+        <w:tabs>
+          <w:tab w:val="num" w:pos="0"/>
+        </w:tabs>
+        <w:ind w:left="720" w:hanging="360"/>
+      </w:pPr>
+      <w:rPr>
+        <w:rFonts w:ascii="Noto Sans Symbols" w:hAnsi="Noto Sans Symbols" w:cs="Noto Sans Symbols" w:hint="default"/>
+        <w:sz w:val="20"/>
+        <w:szCs w:val="20"/>
+      </w:rPr>
+    </w:lvl>
+    <w:lvl w:ilvl="1">
+      <w:start w:val="1"/>
+      <w:numFmt w:val="bullet"/>
+      <w:lvlText w:val="●"/>
+      <w:lvlJc w:val="left"/>
+      <w:pPr>
+        <w:tabs>
+          <w:tab w:val="num" w:pos="0"/>
+        </w:tabs>
+        <w:ind w:left="1440" w:hanging="360"/>
+      </w:pPr>
+      <w:rPr>
+        <w:rFonts w:ascii="Noto Sans Symbols" w:hAnsi="Noto Sans Symbols" w:cs="Noto Sans Symbols" w:hint="default"/>
+        <w:sz w:val="20"/>
+        <w:szCs w:val="20"/>
+      </w:rPr>
+    </w:lvl>
+    <w:lvl w:ilvl="2">
+      <w:start w:val="1"/>
+      <w:numFmt w:val="bullet"/>
+      <w:lvlText w:val="●"/>
+      <w:lvlJc w:val="left"/>
+      <w:pPr>
+        <w:tabs>
+          <w:tab w:val="num" w:pos="0"/>
+        </w:tabs>
+        <w:ind w:left="2160" w:hanging="360"/>
+      </w:pPr>
+      <w:rPr>
+        <w:rFonts w:ascii="Noto Sans Symbols" w:hAnsi="Noto Sans Symbols" w:cs="Noto Sans Symbols" w:hint="default"/>
+        <w:sz w:val="20"/>
+        <w:szCs w:val="20"/>
+      </w:rPr>
+    </w:lvl>
+    <w:lvl w:ilvl="3">
+      <w:start w:val="1"/>
+      <w:numFmt w:val="bullet"/>
+      <w:lvlText w:val="●"/>
+      <w:lvlJc w:val="left"/>
+      <w:pPr>
+        <w:tabs>
+          <w:tab w:val="num" w:pos="0"/>
+        </w:tabs>
+        <w:ind w:left="2880" w:hanging="360"/>
+      </w:pPr>
+      <w:rPr>
+        <w:rFonts w:ascii="Noto Sans Symbols" w:hAnsi="Noto Sans Symbols" w:cs="Noto Sans Symbols" w:hint="default"/>
+        <w:sz w:val="20"/>
+        <w:szCs w:val="20"/>
+      </w:rPr>
+    </w:lvl>
+    <w:lvl w:ilvl="4">
+      <w:start w:val="1"/>
+      <w:numFmt w:val="bullet"/>
+      <w:lvlText w:val="●"/>
+      <w:lvlJc w:val="left"/>
+      <w:pPr>
+        <w:tabs>
+          <w:tab w:val="num" w:pos="0"/>
+        </w:tabs>
+        <w:ind w:left="3600" w:hanging="360"/>
+      </w:pPr>
+      <w:rPr>
+        <w:rFonts w:ascii="Noto Sans Symbols" w:hAnsi="Noto Sans Symbols" w:cs="Noto Sans Symbols" w:hint="default"/>
+        <w:sz w:val="20"/>
+        <w:szCs w:val="20"/>
+      </w:rPr>
+    </w:lvl>
+    <w:lvl w:ilvl="5">
+      <w:start w:val="1"/>
+      <w:numFmt w:val="bullet"/>
+      <w:lvlText w:val="●"/>
+      <w:lvlJc w:val="left"/>
+      <w:pPr>
+        <w:tabs>
+          <w:tab w:val="num" w:pos="0"/>
+        </w:tabs>
+        <w:ind w:left="4320" w:hanging="360"/>
+      </w:pPr>
+      <w:rPr>
+        <w:rFonts w:ascii="Noto Sans Symbols" w:hAnsi="Noto Sans Symbols" w:cs="Noto Sans Symbols" w:hint="default"/>
+        <w:sz w:val="20"/>
+        <w:szCs w:val="20"/>
+      </w:rPr>
+    </w:lvl>
+    <w:lvl w:ilvl="6">
+      <w:start w:val="1"/>
+      <w:numFmt w:val="bullet"/>
+      <w:lvlText w:val="●"/>
+      <w:lvlJc w:val="left"/>
+      <w:pPr>
+        <w:tabs>
+          <w:tab w:val="num" w:pos="0"/>
+        </w:tabs>
+        <w:ind w:left="5040" w:hanging="360"/>
+      </w:pPr>
+      <w:rPr>
+        <w:rFonts w:ascii="Noto Sans Symbols" w:hAnsi="Noto Sans Symbols" w:cs="Noto Sans Symbols" w:hint="default"/>
+        <w:sz w:val="20"/>
+        <w:szCs w:val="20"/>
+      </w:rPr>
+    </w:lvl>
+    <w:lvl w:ilvl="7">
+      <w:start w:val="1"/>
+      <w:numFmt w:val="bullet"/>
+      <w:lvlText w:val="●"/>
+      <w:lvlJc w:val="left"/>
+      <w:pPr>
+        <w:tabs>
+          <w:tab w:val="num" w:pos="0"/>
+        </w:tabs>
+        <w:ind w:left="5760" w:hanging="360"/>
+      </w:pPr>
+      <w:rPr>
+        <w:rFonts w:ascii="Noto Sans Symbols" w:hAnsi="Noto Sans Symbols" w:cs="Noto Sans Symbols" w:hint="default"/>
+        <w:sz w:val="20"/>
+        <w:szCs w:val="20"/>
+      </w:rPr>
+    </w:lvl>
+    <w:lvl w:ilvl="8">
+      <w:start w:val="1"/>
+      <w:numFmt w:val="bullet"/>
+      <w:lvlText w:val="●"/>
+      <w:lvlJc w:val="left"/>
+      <w:pPr>
+        <w:tabs>
+          <w:tab w:val="num" w:pos="0"/>
+        </w:tabs>
+        <w:ind w:left="6480" w:hanging="360"/>
+      </w:pPr>
+      <w:rPr>
+        <w:rFonts w:ascii="Noto Sans Symbols" w:hAnsi="Noto Sans Symbols" w:cs="Noto Sans Symbols" w:hint="default"/>
+        <w:sz w:val="20"/>
+        <w:szCs w:val="20"/>
+      </w:rPr>
     </w:lvl>
   </w:abstractNum>
   <w:abstractNum w:abstractNumId="5">
@@ -9017,161 +8398,6 @@
     </w:lvl>
   </w:abstractNum>
   <w:abstractNum w:abstractNumId="10">
-    <w:lvl w:ilvl="0">
-      <w:start w:val="1"/>
-      <w:numFmt w:val="bullet"/>
-      <w:lvlText w:val="●"/>
-      <w:lvlJc w:val="left"/>
-      <w:pPr>
-        <w:tabs>
-          <w:tab w:val="num" w:pos="0"/>
-        </w:tabs>
-        <w:ind w:left="720" w:hanging="360"/>
-      </w:pPr>
-      <w:rPr>
-        <w:rFonts w:ascii="Noto Sans Symbols" w:hAnsi="Noto Sans Symbols" w:cs="Noto Sans Symbols" w:hint="default"/>
-        <w:sz w:val="20"/>
-        <w:szCs w:val="20"/>
-      </w:rPr>
-    </w:lvl>
-    <w:lvl w:ilvl="1">
-      <w:start w:val="1"/>
-      <w:numFmt w:val="bullet"/>
-      <w:lvlText w:val="●"/>
-      <w:lvlJc w:val="left"/>
-      <w:pPr>
-        <w:tabs>
-          <w:tab w:val="num" w:pos="0"/>
-        </w:tabs>
-        <w:ind w:left="1440" w:hanging="360"/>
-      </w:pPr>
-      <w:rPr>
-        <w:rFonts w:ascii="Noto Sans Symbols" w:hAnsi="Noto Sans Symbols" w:cs="Noto Sans Symbols" w:hint="default"/>
-        <w:sz w:val="20"/>
-        <w:szCs w:val="20"/>
-      </w:rPr>
-    </w:lvl>
-    <w:lvl w:ilvl="2">
-      <w:start w:val="1"/>
-      <w:numFmt w:val="bullet"/>
-      <w:lvlText w:val="●"/>
-      <w:lvlJc w:val="left"/>
-      <w:pPr>
-        <w:tabs>
-          <w:tab w:val="num" w:pos="0"/>
-        </w:tabs>
-        <w:ind w:left="2160" w:hanging="360"/>
-      </w:pPr>
-      <w:rPr>
-        <w:rFonts w:ascii="Noto Sans Symbols" w:hAnsi="Noto Sans Symbols" w:cs="Noto Sans Symbols" w:hint="default"/>
-        <w:sz w:val="20"/>
-        <w:szCs w:val="20"/>
-      </w:rPr>
-    </w:lvl>
-    <w:lvl w:ilvl="3">
-      <w:start w:val="1"/>
-      <w:numFmt w:val="bullet"/>
-      <w:lvlText w:val="●"/>
-      <w:lvlJc w:val="left"/>
-      <w:pPr>
-        <w:tabs>
-          <w:tab w:val="num" w:pos="0"/>
-        </w:tabs>
-        <w:ind w:left="2880" w:hanging="360"/>
-      </w:pPr>
-      <w:rPr>
-        <w:rFonts w:ascii="Noto Sans Symbols" w:hAnsi="Noto Sans Symbols" w:cs="Noto Sans Symbols" w:hint="default"/>
-        <w:sz w:val="20"/>
-        <w:szCs w:val="20"/>
-      </w:rPr>
-    </w:lvl>
-    <w:lvl w:ilvl="4">
-      <w:start w:val="1"/>
-      <w:numFmt w:val="bullet"/>
-      <w:lvlText w:val="●"/>
-      <w:lvlJc w:val="left"/>
-      <w:pPr>
-        <w:tabs>
-          <w:tab w:val="num" w:pos="0"/>
-        </w:tabs>
-        <w:ind w:left="3600" w:hanging="360"/>
-      </w:pPr>
-      <w:rPr>
-        <w:rFonts w:ascii="Noto Sans Symbols" w:hAnsi="Noto Sans Symbols" w:cs="Noto Sans Symbols" w:hint="default"/>
-        <w:sz w:val="20"/>
-        <w:szCs w:val="20"/>
-      </w:rPr>
-    </w:lvl>
-    <w:lvl w:ilvl="5">
-      <w:start w:val="1"/>
-      <w:numFmt w:val="bullet"/>
-      <w:lvlText w:val="●"/>
-      <w:lvlJc w:val="left"/>
-      <w:pPr>
-        <w:tabs>
-          <w:tab w:val="num" w:pos="0"/>
-        </w:tabs>
-        <w:ind w:left="4320" w:hanging="360"/>
-      </w:pPr>
-      <w:rPr>
-        <w:rFonts w:ascii="Noto Sans Symbols" w:hAnsi="Noto Sans Symbols" w:cs="Noto Sans Symbols" w:hint="default"/>
-        <w:sz w:val="20"/>
-        <w:szCs w:val="20"/>
-      </w:rPr>
-    </w:lvl>
-    <w:lvl w:ilvl="6">
-      <w:start w:val="1"/>
-      <w:numFmt w:val="bullet"/>
-      <w:lvlText w:val="●"/>
-      <w:lvlJc w:val="left"/>
-      <w:pPr>
-        <w:tabs>
-          <w:tab w:val="num" w:pos="0"/>
-        </w:tabs>
-        <w:ind w:left="5040" w:hanging="360"/>
-      </w:pPr>
-      <w:rPr>
-        <w:rFonts w:ascii="Noto Sans Symbols" w:hAnsi="Noto Sans Symbols" w:cs="Noto Sans Symbols" w:hint="default"/>
-        <w:sz w:val="20"/>
-        <w:szCs w:val="20"/>
-      </w:rPr>
-    </w:lvl>
-    <w:lvl w:ilvl="7">
-      <w:start w:val="1"/>
-      <w:numFmt w:val="bullet"/>
-      <w:lvlText w:val="●"/>
-      <w:lvlJc w:val="left"/>
-      <w:pPr>
-        <w:tabs>
-          <w:tab w:val="num" w:pos="0"/>
-        </w:tabs>
-        <w:ind w:left="5760" w:hanging="360"/>
-      </w:pPr>
-      <w:rPr>
-        <w:rFonts w:ascii="Noto Sans Symbols" w:hAnsi="Noto Sans Symbols" w:cs="Noto Sans Symbols" w:hint="default"/>
-        <w:sz w:val="20"/>
-        <w:szCs w:val="20"/>
-      </w:rPr>
-    </w:lvl>
-    <w:lvl w:ilvl="8">
-      <w:start w:val="1"/>
-      <w:numFmt w:val="bullet"/>
-      <w:lvlText w:val="●"/>
-      <w:lvlJc w:val="left"/>
-      <w:pPr>
-        <w:tabs>
-          <w:tab w:val="num" w:pos="0"/>
-        </w:tabs>
-        <w:ind w:left="6480" w:hanging="360"/>
-      </w:pPr>
-      <w:rPr>
-        <w:rFonts w:ascii="Noto Sans Symbols" w:hAnsi="Noto Sans Symbols" w:cs="Noto Sans Symbols" w:hint="default"/>
-        <w:sz w:val="20"/>
-        <w:szCs w:val="20"/>
-      </w:rPr>
-    </w:lvl>
-  </w:abstractNum>
-  <w:abstractNum w:abstractNumId="11">
     <w:lvl w:ilvl="0">
       <w:start w:val="1"/>
       <w:numFmt w:val="none"/>
@@ -9319,9 +8545,6 @@
   </w:num>
   <w:num w:numId="10">
     <w:abstractNumId w:val="10"/>
-  </w:num>
-  <w:num w:numId="11">
-    <w:abstractNumId w:val="11"/>
   </w:num>
 </w:numbering>
 </file>
@@ -9586,6 +8809,29 @@
     <w:pPr/>
     <w:rPr/>
   </w:style>
+  <w:style w:type="paragraph" w:styleId="TableContents">
+    <w:name w:val="Table Contents"/>
+    <w:basedOn w:val="Normal"/>
+    <w:qFormat/>
+    <w:pPr>
+      <w:widowControl w:val="false"/>
+      <w:suppressLineNumbers/>
+    </w:pPr>
+    <w:rPr/>
+  </w:style>
+  <w:style w:type="paragraph" w:styleId="TableHeading">
+    <w:name w:val="Table Heading"/>
+    <w:basedOn w:val="TableContents"/>
+    <w:qFormat/>
+    <w:pPr>
+      <w:suppressLineNumbers/>
+      <w:jc w:val="center"/>
+    </w:pPr>
+    <w:rPr>
+      <w:b/>
+      <w:bCs/>
+    </w:rPr>
+  </w:style>
   <w:style w:type="table" w:default="1" w:styleId="TableNormal">
     <w:name w:val="TableNormal"/>
     <w:tblPr>

--- a/Doc_Externa_Segundo _Proyecto - Victor_Josias.docx
+++ b/Doc_Externa_Segundo _Proyecto - Victor_Josias.docx
@@ -949,7 +949,30 @@
               <w:shd w:fill="auto" w:val="clear"/>
               <w:vertAlign w:val="baseline"/>
             </w:rPr>
-            <w:t>15</w:t>
+            <w:t>1</w:t>
+          </w:r>
+          <w:r>
+            <w:rPr>
+              <w:rFonts w:eastAsia="Aptos" w:cs="Aptos"/>
+              <w:b w:val="false"/>
+              <w:bCs w:val="false"/>
+              <w:i w:val="false"/>
+              <w:iCs w:val="false"/>
+              <w:caps w:val="false"/>
+              <w:smallCaps w:val="false"/>
+              <w:strike w:val="false"/>
+              <w:dstrike w:val="false"/>
+              <w:vanish w:val="false"/>
+              <w:color w:val="000000"/>
+              <w:position w:val="0"/>
+              <w:sz w:val="24"/>
+              <w:sz w:val="24"/>
+              <w:szCs w:val="24"/>
+              <w:u w:val="none"/>
+              <w:shd w:fill="auto" w:val="clear"/>
+              <w:vertAlign w:val="baseline"/>
+            </w:rPr>
+            <w:t>2</w:t>
           </w:r>
         </w:p>
         <w:p>
@@ -1063,7 +1086,30 @@
               <w:shd w:fill="auto" w:val="clear"/>
               <w:vertAlign w:val="baseline"/>
             </w:rPr>
-            <w:t>15</w:t>
+            <w:t>1</w:t>
+          </w:r>
+          <w:r>
+            <w:rPr>
+              <w:rFonts w:eastAsia="Aptos" w:cs="Aptos"/>
+              <w:b w:val="false"/>
+              <w:bCs w:val="false"/>
+              <w:i w:val="false"/>
+              <w:iCs w:val="false"/>
+              <w:caps w:val="false"/>
+              <w:smallCaps w:val="false"/>
+              <w:strike w:val="false"/>
+              <w:dstrike w:val="false"/>
+              <w:vanish w:val="false"/>
+              <w:color w:val="000000"/>
+              <w:position w:val="0"/>
+              <w:sz w:val="24"/>
+              <w:sz w:val="24"/>
+              <w:szCs w:val="24"/>
+              <w:u w:val="none"/>
+              <w:shd w:fill="auto" w:val="clear"/>
+              <w:vertAlign w:val="baseline"/>
+            </w:rPr>
+            <w:t>2</w:t>
           </w:r>
         </w:p>
         <w:p>
@@ -1177,7 +1223,30 @@
               <w:shd w:fill="auto" w:val="clear"/>
               <w:vertAlign w:val="baseline"/>
             </w:rPr>
-            <w:t>16</w:t>
+            <w:t>1</w:t>
+          </w:r>
+          <w:r>
+            <w:rPr>
+              <w:rFonts w:eastAsia="Aptos" w:cs="Aptos"/>
+              <w:b w:val="false"/>
+              <w:bCs w:val="false"/>
+              <w:i w:val="false"/>
+              <w:iCs w:val="false"/>
+              <w:caps w:val="false"/>
+              <w:smallCaps w:val="false"/>
+              <w:strike w:val="false"/>
+              <w:dstrike w:val="false"/>
+              <w:vanish w:val="false"/>
+              <w:color w:val="000000"/>
+              <w:position w:val="0"/>
+              <w:sz w:val="24"/>
+              <w:sz w:val="24"/>
+              <w:szCs w:val="24"/>
+              <w:u w:val="none"/>
+              <w:shd w:fill="auto" w:val="clear"/>
+              <w:vertAlign w:val="baseline"/>
+            </w:rPr>
+            <w:t>3</w:t>
           </w:r>
         </w:p>
         <w:p>
@@ -1291,7 +1360,30 @@
               <w:shd w:fill="auto" w:val="clear"/>
               <w:vertAlign w:val="baseline"/>
             </w:rPr>
-            <w:t>18</w:t>
+            <w:t>1</w:t>
+          </w:r>
+          <w:r>
+            <w:rPr>
+              <w:rFonts w:eastAsia="Aptos" w:cs="Aptos"/>
+              <w:b w:val="false"/>
+              <w:bCs w:val="false"/>
+              <w:i w:val="false"/>
+              <w:iCs w:val="false"/>
+              <w:caps w:val="false"/>
+              <w:smallCaps w:val="false"/>
+              <w:strike w:val="false"/>
+              <w:dstrike w:val="false"/>
+              <w:vanish w:val="false"/>
+              <w:color w:val="000000"/>
+              <w:position w:val="0"/>
+              <w:sz w:val="24"/>
+              <w:sz w:val="24"/>
+              <w:szCs w:val="24"/>
+              <w:u w:val="none"/>
+              <w:shd w:fill="auto" w:val="clear"/>
+              <w:vertAlign w:val="baseline"/>
+            </w:rPr>
+            <w:t>5</w:t>
           </w:r>
         </w:p>
         <w:p>
@@ -1405,7 +1497,30 @@
               <w:shd w:fill="auto" w:val="clear"/>
               <w:vertAlign w:val="baseline"/>
             </w:rPr>
-            <w:t>19</w:t>
+            <w:t>1</w:t>
+          </w:r>
+          <w:r>
+            <w:rPr>
+              <w:rFonts w:eastAsia="Aptos" w:cs="Aptos"/>
+              <w:b w:val="false"/>
+              <w:bCs w:val="false"/>
+              <w:i w:val="false"/>
+              <w:iCs w:val="false"/>
+              <w:caps w:val="false"/>
+              <w:smallCaps w:val="false"/>
+              <w:strike w:val="false"/>
+              <w:dstrike w:val="false"/>
+              <w:vanish w:val="false"/>
+              <w:color w:val="000000"/>
+              <w:position w:val="0"/>
+              <w:sz w:val="24"/>
+              <w:sz w:val="24"/>
+              <w:szCs w:val="24"/>
+              <w:u w:val="none"/>
+              <w:shd w:fill="auto" w:val="clear"/>
+              <w:vertAlign w:val="baseline"/>
+            </w:rPr>
+            <w:t>6</w:t>
           </w:r>
         </w:p>
         <w:p>
@@ -1519,7 +1634,7 @@
               <w:shd w:fill="auto" w:val="clear"/>
               <w:vertAlign w:val="baseline"/>
             </w:rPr>
-            <w:t>21</w:t>
+            <w:t>18</w:t>
           </w:r>
           <w:r>
             <w:rPr>
@@ -1652,13 +1767,7 @@
         <w:rPr>
           <w:rFonts w:eastAsia="Times New Roman" w:cs="Times New Roman" w:ascii="Times New Roman" w:hAnsi="Times New Roman"/>
         </w:rPr>
-        <w:t xml:space="preserve">Por último, el proyecto buscan implementar diferentes áreas de programación en un videojuego. </w:t>
-      </w:r>
-      <w:r>
-        <w:rPr>
-          <w:rFonts w:eastAsia="Times New Roman" w:cs="Times New Roman" w:ascii="Times New Roman" w:hAnsi="Times New Roman"/>
-        </w:rPr>
-        <w:t>La matriz permite presentar el mapa de juego. La interfaz gráfica permite permite una interacción amigable con el usuario y de esta manera existe una mejor experiencia.</w:t>
+        <w:t>Por último, el proyecto buscan implementar diferentes áreas de programación en un videojuego. La matriz permite presentar el mapa de juego. La interfaz gráfica permite permite una interacción amigable con el usuario y de esta manera existe una mejor experiencia.</w:t>
       </w:r>
       <w:r>
         <w:br w:type="page"/>
@@ -1703,11 +1812,6 @@
           <w:rFonts w:eastAsia="Times New Roman" w:cs="Times New Roman" w:ascii="Times New Roman" w:hAnsi="Times New Roman"/>
         </w:rPr>
         <w:tab/>
-      </w:r>
-      <w:r>
-        <w:rPr>
-          <w:rFonts w:eastAsia="Times New Roman" w:cs="Times New Roman" w:ascii="Times New Roman" w:hAnsi="Times New Roman"/>
-        </w:rPr>
         <w:t>El proyecto consiste en desarrollar un videjuego de laberinto dinámico en Python con interfaz gráfica. El reto principal es lograr cordinar múltiples componentes como: el mapa, el jugador, los obstáculos, los elementos recolectables, el desplazamiento automático, la dificultad progresiva, el sistema de puntajes y la representacion visual del videjuego.</w:t>
       </w:r>
     </w:p>
@@ -1725,13 +1829,7 @@
         <w:rPr>
           <w:rFonts w:eastAsia="Times New Roman" w:cs="Times New Roman" w:ascii="Times New Roman" w:hAnsi="Times New Roman"/>
         </w:rPr>
-        <w:t xml:space="preserve">El sistema debe contener tres tamaños de laberinto los cuales son 10x10, 20x20 y 30x30, los cuales no deben de depender de estructuras fijas. Esto obliga a generar </w:t>
-      </w:r>
-      <w:r>
-        <w:rPr>
-          <w:rFonts w:eastAsia="Times New Roman" w:cs="Times New Roman" w:ascii="Times New Roman" w:hAnsi="Times New Roman"/>
-        </w:rPr>
-        <w:t>filas, columnas, tamaños de celdas y posición inicial del jugador. El mapa de distinguir con claridad entre las celdas libres y los obstáculos y elementos especiales, ya que cada tipo cumple con funciones distintas.</w:t>
+        <w:t>El sistema debe contener tres tamaños de laberinto los cuales son 10x10, 20x20 y 30x30, los cuales no deben de depender de estructuras fijas. Esto obliga a generar filas, columnas, tamaños de celdas y posición inicial del jugador. El mapa de distinguir con claridad entre las celdas libres y los obstáculos y elementos especiales, ya que cada tipo cumple con funciones distintas.</w:t>
       </w:r>
     </w:p>
     <w:p>
@@ -1901,16 +1999,12 @@
         <w:rPr>
           <w:rFonts w:eastAsia="Times New Roman" w:cs="Times New Roman" w:ascii="Times New Roman" w:hAnsi="Times New Roman"/>
         </w:rPr>
-        <w:t>La librería time permite trabajar con control del tiempo dentro de Python. En el proyecto se utilizó para controlar intervalos de desplazamiento del mapa, aparición de elementos, aumento progresivo de dificultad y duración temporal de recompensas y poderes. Según Python Software Foundation (s.f.), el módulo time proporciona funciones relacionadas con el manejo del tiempo, incluyendo medición de intervalos, pausas de ejecución y obtención del tiempo actual dentro de programas desarrollados en Python.Se usaron las funciones:</w:t>
-      </w:r>
-    </w:p>
-    <w:p>
-      <w:pPr>
-        <w:pStyle w:val="normal1"/>
-        <w:numPr>
-          <w:ilvl w:val="0"/>
-          <w:numId w:val="2"/>
-        </w:numPr>
+        <w:t>La librería time permite trabajar con control del tiempo dentro de Python. En el proyecto se utilizó para controlar intervalos de desplazamiento del mapa, aparición de elementos, aumento progresivo de dificultad y duración temporal de recompensas y poderes. Según Python Software Foundation (s.f.), el módulo time proporciona funciones relacionadas con el manejo del tiempo, incluyendo medición de intervalos, pausas de ejecución y obtención del tiempo actual dentro de programas desarrollados en Python.</w:t>
+      </w:r>
+    </w:p>
+    <w:p>
+      <w:pPr>
+        <w:pStyle w:val="normal1"/>
         <w:spacing w:lineRule="auto" w:line="480" w:before="0" w:after="0"/>
         <w:ind w:firstLine="720"/>
         <w:jc w:val="both"/>
@@ -1919,17 +2013,21 @@
       <w:r>
         <w:rPr>
           <w:rFonts w:eastAsia="Times New Roman" w:cs="Times New Roman" w:ascii="Times New Roman" w:hAnsi="Times New Roman"/>
-        </w:rPr>
-        <w:t>time.monotonic(): mide tiempo de forma continua para controlar desplazamientos, aparición de elementos y aumento de dificultad.</w:t>
-      </w:r>
-    </w:p>
-    <w:p>
-      <w:pPr>
-        <w:pStyle w:val="normal1"/>
-        <w:numPr>
-          <w:ilvl w:val="0"/>
-          <w:numId w:val="2"/>
-        </w:numPr>
+          <w:b/>
+          <w:bCs/>
+        </w:rPr>
+        <w:t xml:space="preserve">Random: </w:t>
+      </w:r>
+      <w:r>
+        <w:rPr>
+          <w:rFonts w:eastAsia="Times New Roman" w:cs="Times New Roman" w:ascii="Times New Roman" w:hAnsi="Times New Roman"/>
+        </w:rPr>
+        <w:t>La librería random permite generar valores aleatorios. Dentro del proyecto se empleó para crear obstáculos, seleccionar posiciones disponibles, entre otros. Según Python Software Foundation (s.f.), el módulo random implementa generadores de números aleatorios y funciones para realizar selecciones aleatorias dentro de distintas estructuras de datos en Python.</w:t>
+      </w:r>
+    </w:p>
+    <w:p>
+      <w:pPr>
+        <w:pStyle w:val="normal1"/>
         <w:spacing w:lineRule="auto" w:line="480" w:before="0" w:after="0"/>
         <w:ind w:firstLine="720"/>
         <w:jc w:val="both"/>
@@ -1938,234 +2036,16 @@
       <w:r>
         <w:rPr>
           <w:rFonts w:eastAsia="Times New Roman" w:cs="Times New Roman" w:ascii="Times New Roman" w:hAnsi="Times New Roman"/>
-        </w:rPr>
-        <w:t>time.sleep(0.05): pausa breve en el ciclo automático del juego para no saturar el procesador.</w:t>
-      </w:r>
-    </w:p>
-    <w:p>
-      <w:pPr>
-        <w:pStyle w:val="normal1"/>
-        <w:spacing w:lineRule="auto" w:line="480" w:before="0" w:after="0"/>
-        <w:ind w:firstLine="720"/>
-        <w:jc w:val="both"/>
-        <w:rPr/>
-      </w:pPr>
-      <w:r>
-        <w:rPr>
-          <w:rFonts w:eastAsia="Times New Roman" w:cs="Times New Roman" w:ascii="Times New Roman" w:hAnsi="Times New Roman"/>
           <w:b/>
           <w:bCs/>
         </w:rPr>
-        <w:t xml:space="preserve">Random: </w:t>
-      </w:r>
-      <w:r>
-        <w:rPr>
-          <w:rFonts w:eastAsia="Times New Roman" w:cs="Times New Roman" w:ascii="Times New Roman" w:hAnsi="Times New Roman"/>
-        </w:rPr>
-        <w:t xml:space="preserve">La librería random permite generar valores aleatorios. Dentro del proyecto se empleó para crear obstáculos, seleccionar posiciones disponibles, </w:t>
-      </w:r>
-      <w:r>
-        <w:rPr>
-          <w:rFonts w:eastAsia="Times New Roman" w:cs="Times New Roman" w:ascii="Times New Roman" w:hAnsi="Times New Roman"/>
-        </w:rPr>
-        <w:t>entre otros</w:t>
-      </w:r>
-      <w:r>
-        <w:rPr>
-          <w:rFonts w:eastAsia="Times New Roman" w:cs="Times New Roman" w:ascii="Times New Roman" w:hAnsi="Times New Roman"/>
-        </w:rPr>
-        <w:t xml:space="preserve">. Según Python Software Foundation (s.f.), el módulo random implementa generadores de números </w:t>
-      </w:r>
-      <w:r>
-        <w:rPr>
-          <w:rFonts w:eastAsia="Times New Roman" w:cs="Times New Roman" w:ascii="Times New Roman" w:hAnsi="Times New Roman"/>
-        </w:rPr>
-        <w:t>aleatorios</w:t>
-      </w:r>
-      <w:r>
-        <w:rPr>
-          <w:rFonts w:eastAsia="Times New Roman" w:cs="Times New Roman" w:ascii="Times New Roman" w:hAnsi="Times New Roman"/>
-        </w:rPr>
-        <w:t xml:space="preserve"> y funciones para realizar selecciones aleatorias dentro de distintas estructuras de datos en Python.</w:t>
-      </w:r>
-    </w:p>
-    <w:p>
-      <w:pPr>
-        <w:pStyle w:val="normal1"/>
-        <w:spacing w:lineRule="auto" w:line="480" w:before="0" w:after="0"/>
-        <w:ind w:firstLine="720"/>
-        <w:jc w:val="both"/>
-        <w:rPr/>
-      </w:pPr>
-      <w:r>
-        <w:rPr>
-          <w:rFonts w:eastAsia="Times New Roman" w:cs="Times New Roman" w:ascii="Times New Roman" w:hAnsi="Times New Roman"/>
-        </w:rPr>
-        <w:t>Se usaron las funciones:</w:t>
-      </w:r>
-    </w:p>
-    <w:p>
-      <w:pPr>
-        <w:pStyle w:val="normal1"/>
-        <w:numPr>
-          <w:ilvl w:val="0"/>
-          <w:numId w:val="9"/>
-        </w:numPr>
-        <w:spacing w:lineRule="auto" w:line="480" w:before="0" w:after="0"/>
-        <w:ind w:firstLine="720"/>
-        <w:jc w:val="both"/>
-        <w:rPr/>
-      </w:pPr>
-      <w:r>
-        <w:rPr>
-          <w:rFonts w:eastAsia="Times New Roman" w:cs="Times New Roman" w:ascii="Times New Roman" w:hAnsi="Times New Roman"/>
-        </w:rPr>
-        <w:t>random.random(): que genera un número decimal aleatorio para decidir si una celda será obstáculo o libre.</w:t>
-      </w:r>
-    </w:p>
-    <w:p>
-      <w:pPr>
-        <w:pStyle w:val="normal1"/>
-        <w:numPr>
-          <w:ilvl w:val="0"/>
-          <w:numId w:val="9"/>
-        </w:numPr>
-        <w:spacing w:lineRule="auto" w:line="480" w:before="0" w:after="0"/>
-        <w:ind w:firstLine="720"/>
-        <w:jc w:val="both"/>
-        <w:rPr/>
-      </w:pPr>
-      <w:r>
-        <w:rPr>
-          <w:rFonts w:eastAsia="Times New Roman" w:cs="Times New Roman" w:ascii="Times New Roman" w:hAnsi="Times New Roman"/>
-        </w:rPr>
-        <w:t>random.choice(posiciones): que escoge una posición libre aleatoria del mapa.</w:t>
-      </w:r>
-    </w:p>
-    <w:p>
-      <w:pPr>
-        <w:pStyle w:val="normal1"/>
-        <w:numPr>
-          <w:ilvl w:val="0"/>
-          <w:numId w:val="9"/>
-        </w:numPr>
-        <w:spacing w:lineRule="auto" w:line="480" w:before="0" w:after="0"/>
-        <w:ind w:firstLine="720"/>
-        <w:jc w:val="both"/>
-        <w:rPr/>
-      </w:pPr>
-      <w:r>
-        <w:rPr>
-          <w:rFonts w:eastAsia="Times New Roman" w:cs="Times New Roman" w:ascii="Times New Roman" w:hAnsi="Times New Roman"/>
-        </w:rPr>
-        <w:t>random.choices(..., weights=..., k=1): que escoge aleatoriamente el tipo de elemento que aparece, usando probabilidades/pesos.</w:t>
-      </w:r>
-    </w:p>
-    <w:p>
-      <w:pPr>
-        <w:pStyle w:val="normal1"/>
-        <w:spacing w:lineRule="auto" w:line="480" w:before="0" w:after="0"/>
-        <w:ind w:firstLine="720"/>
-        <w:jc w:val="both"/>
-        <w:rPr/>
-      </w:pPr>
-      <w:r>
-        <w:rPr>
-          <w:rFonts w:eastAsia="Times New Roman" w:cs="Times New Roman" w:ascii="Times New Roman" w:hAnsi="Times New Roman"/>
-          <w:b/>
-          <w:bCs/>
-        </w:rPr>
         <w:t xml:space="preserve">Os: </w:t>
       </w:r>
       <w:r>
         <w:rPr>
           <w:rFonts w:eastAsia="Times New Roman" w:cs="Times New Roman" w:ascii="Times New Roman" w:hAnsi="Times New Roman"/>
         </w:rPr>
-        <w:t>La librería os proporciona herramientas para interactuar con el sistema operat</w:t>
-      </w:r>
-      <w:r>
-        <w:rPr>
-          <w:rFonts w:eastAsia="Times New Roman" w:cs="Times New Roman" w:ascii="Times New Roman" w:hAnsi="Times New Roman"/>
-        </w:rPr>
-        <w:t>ivo</w:t>
-      </w:r>
-      <w:r>
-        <w:rPr>
-          <w:rFonts w:eastAsia="Times New Roman" w:cs="Times New Roman" w:ascii="Times New Roman" w:hAnsi="Times New Roman"/>
-        </w:rPr>
-        <w:t>. En el proyecto se utilizó para gestionar archivos relacionados con el almacenamiento de puntajes. Según Python Software Foundation (s.f.), el módulo os permite utilizar funcionalidades dependientes del sistema operativo, incluyendo manejo de archivos, rutas y directorios dentro de programas desarrollados en Python.</w:t>
-      </w:r>
-    </w:p>
-    <w:p>
-      <w:pPr>
-        <w:pStyle w:val="normal1"/>
-        <w:spacing w:lineRule="auto" w:line="480" w:before="0" w:after="0"/>
-        <w:ind w:firstLine="720"/>
-        <w:jc w:val="both"/>
-        <w:rPr/>
-      </w:pPr>
-      <w:r>
-        <w:rPr>
-          <w:rFonts w:eastAsia="Times New Roman" w:cs="Times New Roman" w:ascii="Times New Roman" w:hAnsi="Times New Roman"/>
-        </w:rPr>
-        <w:t>Se usaron las funciones:</w:t>
-      </w:r>
-    </w:p>
-    <w:p>
-      <w:pPr>
-        <w:pStyle w:val="normal1"/>
-        <w:numPr>
-          <w:ilvl w:val="0"/>
-          <w:numId w:val="8"/>
-        </w:numPr>
-        <w:spacing w:lineRule="auto" w:line="480" w:before="0" w:after="0"/>
-        <w:ind w:firstLine="720"/>
-        <w:jc w:val="both"/>
-        <w:rPr/>
-      </w:pPr>
-      <w:r>
-        <w:rPr>
-          <w:rFonts w:eastAsia="Times New Roman" w:cs="Times New Roman" w:ascii="Times New Roman" w:hAnsi="Times New Roman"/>
-        </w:rPr>
-        <w:t>os.path.join(...): lo cual construye la ruta del archivo de puntajes.</w:t>
-      </w:r>
-    </w:p>
-    <w:p>
-      <w:pPr>
-        <w:pStyle w:val="normal1"/>
-        <w:numPr>
-          <w:ilvl w:val="0"/>
-          <w:numId w:val="8"/>
-        </w:numPr>
-        <w:spacing w:lineRule="auto" w:line="480" w:before="0" w:after="0"/>
-        <w:ind w:firstLine="720"/>
-        <w:jc w:val="both"/>
-        <w:rPr/>
-      </w:pPr>
-      <w:r>
-        <w:rPr>
-          <w:rFonts w:eastAsia="Times New Roman" w:cs="Times New Roman" w:ascii="Times New Roman" w:hAnsi="Times New Roman"/>
-        </w:rPr>
-        <w:t>os.makedirs(..., exist_ok=True): que  crea la carpeta datos si no existe.</w:t>
-      </w:r>
-    </w:p>
-    <w:p>
-      <w:pPr>
-        <w:pStyle w:val="normal1"/>
-        <w:numPr>
-          <w:ilvl w:val="0"/>
-          <w:numId w:val="8"/>
-        </w:numPr>
-        <w:spacing w:lineRule="auto" w:line="480" w:before="0" w:after="0"/>
-        <w:ind w:firstLine="720"/>
-        <w:jc w:val="both"/>
-        <w:rPr/>
-      </w:pPr>
-      <w:r>
-        <w:rPr>
-          <w:rFonts w:eastAsia="Times New Roman" w:cs="Times New Roman" w:ascii="Times New Roman" w:hAnsi="Times New Roman"/>
-        </w:rPr>
-        <w:t>os.path.exists(ruta):  que verifica si existe el archivo de puntajes antes de leerlo.</w:t>
+        <w:t>La librería os proporciona herramientas para interactuar con el sistema operativo. En el proyecto se utilizó para gestionar archivos relacionados con el almacenamiento de puntajes. Según Python Software Foundation (s.f.), el módulo os permite utilizar funcionalidades dependientes del sistema operativo, incluyendo manejo de archivos, rutas y directorios dentro de programas desarrollados en Python.</w:t>
       </w:r>
     </w:p>
     <w:p>
@@ -2191,240 +2071,7 @@
         <w:rPr>
           <w:rFonts w:eastAsia="Times New Roman" w:cs="Times New Roman" w:ascii="Times New Roman" w:hAnsi="Times New Roman"/>
         </w:rPr>
-        <w:t>La librería threading permite ejecutar múltiples procesos. En el videojuego se utilizó para mantener el desplazamiento automático del mapa y la actualización lógica del juego mientras la interfaz gráfica permanecía activa. Según Python Software Foundation (s.f.), el módulo threading proporciona herramientas para trabajar con múltiples hilos de ejecució</w:t>
-      </w:r>
-      <w:r>
-        <w:rPr>
-          <w:rFonts w:eastAsia="Times New Roman" w:cs="Times New Roman" w:ascii="Times New Roman" w:hAnsi="Times New Roman"/>
-        </w:rPr>
-        <w:t>n</w:t>
-      </w:r>
-      <w:r>
-        <w:rPr>
-          <w:rFonts w:eastAsia="Times New Roman" w:cs="Times New Roman" w:ascii="Times New Roman" w:hAnsi="Times New Roman"/>
-        </w:rPr>
-        <w:t>, permitiendo ejecutar tareas y administrar mecanismos de sincronización entre procesos.</w:t>
-      </w:r>
-    </w:p>
-    <w:p>
-      <w:pPr>
-        <w:pStyle w:val="normal1"/>
-        <w:spacing w:lineRule="auto" w:line="480" w:before="0" w:after="0"/>
-        <w:ind w:firstLine="720"/>
-        <w:rPr>
-          <w:rFonts w:ascii="Times New Roman" w:hAnsi="Times New Roman" w:eastAsia="Times New Roman" w:cs="Times New Roman"/>
-        </w:rPr>
-      </w:pPr>
-      <w:r>
-        <w:rPr>
-          <w:rFonts w:eastAsia="Times New Roman" w:cs="Times New Roman" w:ascii="Times New Roman" w:hAnsi="Times New Roman"/>
-        </w:rPr>
-        <w:t>Se usaron las funciones:</w:t>
-      </w:r>
-    </w:p>
-    <w:p>
-      <w:pPr>
-        <w:pStyle w:val="normal1"/>
-        <w:numPr>
-          <w:ilvl w:val="0"/>
-          <w:numId w:val="7"/>
-        </w:numPr>
-        <w:spacing w:lineRule="auto" w:line="480" w:before="0" w:after="0"/>
-        <w:ind w:firstLine="720"/>
-        <w:jc w:val="both"/>
-        <w:rPr/>
-      </w:pPr>
-      <w:r>
-        <w:rPr>
-          <w:rFonts w:eastAsia="Times New Roman" w:cs="Times New Roman" w:ascii="Times New Roman" w:hAnsi="Times New Roman"/>
-        </w:rPr>
-        <w:t>threading.Lock(): para crear un bloqueo para proteger datos compartidos entre la interfaz y el hilo del juego.</w:t>
-      </w:r>
-    </w:p>
-    <w:p>
-      <w:pPr>
-        <w:pStyle w:val="normal1"/>
-        <w:numPr>
-          <w:ilvl w:val="0"/>
-          <w:numId w:val="7"/>
-        </w:numPr>
-        <w:spacing w:lineRule="auto" w:line="480" w:before="0" w:after="0"/>
-        <w:ind w:firstLine="720"/>
-        <w:jc w:val="both"/>
-        <w:rPr/>
-      </w:pPr>
-      <w:r>
-        <w:rPr>
-          <w:rFonts w:eastAsia="Times New Roman" w:cs="Times New Roman" w:ascii="Times New Roman" w:hAnsi="Times New Roman"/>
-        </w:rPr>
-        <w:t>threading.Event(): para crear una señal para detener el hilo.</w:t>
-      </w:r>
-    </w:p>
-    <w:p>
-      <w:pPr>
-        <w:pStyle w:val="normal1"/>
-        <w:numPr>
-          <w:ilvl w:val="0"/>
-          <w:numId w:val="7"/>
-        </w:numPr>
-        <w:spacing w:lineRule="auto" w:line="480" w:before="0" w:after="0"/>
-        <w:ind w:firstLine="720"/>
-        <w:jc w:val="both"/>
-        <w:rPr/>
-      </w:pPr>
-      <w:r>
-        <w:rPr>
-          <w:rFonts w:eastAsia="Times New Roman" w:cs="Times New Roman" w:ascii="Times New Roman" w:hAnsi="Times New Roman"/>
-        </w:rPr>
-        <w:t>threading.Thread(...): para crear el hilo secundario.</w:t>
-      </w:r>
-    </w:p>
-    <w:p>
-      <w:pPr>
-        <w:pStyle w:val="normal1"/>
-        <w:spacing w:lineRule="auto" w:line="480" w:before="0" w:after="0"/>
-        <w:ind w:firstLine="720"/>
-        <w:jc w:val="both"/>
-        <w:rPr/>
-      </w:pPr>
-      <w:r>
-        <w:rPr>
-          <w:rFonts w:eastAsia="Times New Roman" w:cs="Times New Roman" w:ascii="Times New Roman" w:hAnsi="Times New Roman"/>
-        </w:rPr>
-        <w:t>Se usaron métodos de esos objetos:</w:t>
-      </w:r>
-    </w:p>
-    <w:p>
-      <w:pPr>
-        <w:pStyle w:val="normal1"/>
-        <w:numPr>
-          <w:ilvl w:val="0"/>
-          <w:numId w:val="6"/>
-        </w:numPr>
-        <w:spacing w:lineRule="auto" w:line="480" w:before="0" w:after="0"/>
-        <w:ind w:firstLine="720"/>
-        <w:jc w:val="both"/>
-        <w:rPr/>
-      </w:pPr>
-      <w:r>
-        <w:rPr>
-          <w:rFonts w:eastAsia="Times New Roman" w:cs="Times New Roman" w:ascii="Times New Roman" w:hAnsi="Times New Roman"/>
-        </w:rPr>
-        <w:t>lock con with self._hilo.lock:</w:t>
-      </w:r>
-    </w:p>
-    <w:p>
-      <w:pPr>
-        <w:pStyle w:val="normal1"/>
-        <w:numPr>
-          <w:ilvl w:val="0"/>
-          <w:numId w:val="6"/>
-        </w:numPr>
-        <w:spacing w:lineRule="auto" w:line="480" w:before="0" w:after="0"/>
-        <w:ind w:firstLine="720"/>
-        <w:jc w:val="both"/>
-        <w:rPr/>
-      </w:pPr>
-      <w:r>
-        <w:rPr>
-          <w:rFonts w:eastAsia="Times New Roman" w:cs="Times New Roman" w:ascii="Times New Roman" w:hAnsi="Times New Roman"/>
-        </w:rPr>
-        <w:t>Event.clear()</w:t>
-      </w:r>
-    </w:p>
-    <w:p>
-      <w:pPr>
-        <w:pStyle w:val="normal1"/>
-        <w:numPr>
-          <w:ilvl w:val="0"/>
-          <w:numId w:val="6"/>
-        </w:numPr>
-        <w:spacing w:lineRule="auto" w:line="480" w:before="0" w:after="0"/>
-        <w:ind w:firstLine="720"/>
-        <w:jc w:val="both"/>
-        <w:rPr/>
-      </w:pPr>
-      <w:r>
-        <w:rPr>
-          <w:rFonts w:eastAsia="Times New Roman" w:cs="Times New Roman" w:ascii="Times New Roman" w:hAnsi="Times New Roman"/>
-        </w:rPr>
-        <w:t>Event.set()</w:t>
-      </w:r>
-    </w:p>
-    <w:p>
-      <w:pPr>
-        <w:pStyle w:val="normal1"/>
-        <w:numPr>
-          <w:ilvl w:val="0"/>
-          <w:numId w:val="6"/>
-        </w:numPr>
-        <w:spacing w:lineRule="auto" w:line="480" w:before="0" w:after="0"/>
-        <w:ind w:firstLine="720"/>
-        <w:jc w:val="both"/>
-        <w:rPr/>
-      </w:pPr>
-      <w:r>
-        <w:rPr>
-          <w:rFonts w:eastAsia="Times New Roman" w:cs="Times New Roman" w:ascii="Times New Roman" w:hAnsi="Times New Roman"/>
-        </w:rPr>
-        <w:t>Event.is_set()</w:t>
-      </w:r>
-    </w:p>
-    <w:p>
-      <w:pPr>
-        <w:pStyle w:val="normal1"/>
-        <w:numPr>
-          <w:ilvl w:val="0"/>
-          <w:numId w:val="6"/>
-        </w:numPr>
-        <w:spacing w:lineRule="auto" w:line="480" w:before="0" w:after="0"/>
-        <w:ind w:firstLine="720"/>
-        <w:jc w:val="both"/>
-        <w:rPr/>
-      </w:pPr>
-      <w:r>
-        <w:rPr>
-          <w:rFonts w:eastAsia="Times New Roman" w:cs="Times New Roman" w:ascii="Times New Roman" w:hAnsi="Times New Roman"/>
-        </w:rPr>
-        <w:t>Thread.start()</w:t>
-      </w:r>
-    </w:p>
-    <w:p>
-      <w:pPr>
-        <w:pStyle w:val="normal1"/>
-        <w:numPr>
-          <w:ilvl w:val="0"/>
-          <w:numId w:val="6"/>
-        </w:numPr>
-        <w:spacing w:lineRule="auto" w:line="480" w:before="0" w:after="0"/>
-        <w:ind w:firstLine="720"/>
-        <w:jc w:val="both"/>
-        <w:rPr/>
-      </w:pPr>
-      <w:r>
-        <w:rPr>
-          <w:rFonts w:eastAsia="Times New Roman" w:cs="Times New Roman" w:ascii="Times New Roman" w:hAnsi="Times New Roman"/>
-        </w:rPr>
-        <w:t>Thread.is_alive()</w:t>
-      </w:r>
-    </w:p>
-    <w:p>
-      <w:pPr>
-        <w:pStyle w:val="normal1"/>
-        <w:numPr>
-          <w:ilvl w:val="0"/>
-          <w:numId w:val="6"/>
-        </w:numPr>
-        <w:spacing w:lineRule="auto" w:line="480" w:before="0" w:after="0"/>
-        <w:ind w:firstLine="720"/>
-        <w:jc w:val="both"/>
-        <w:rPr/>
-      </w:pPr>
-      <w:r>
-        <w:rPr>
-          <w:rFonts w:eastAsia="Times New Roman" w:cs="Times New Roman" w:ascii="Times New Roman" w:hAnsi="Times New Roman"/>
-        </w:rPr>
-        <w:t>Thread.join(timeout=1)</w:t>
+        <w:t>La librería threading permite ejecutar múltiples procesos. En el videojuego se utilizó para mantener el desplazamiento automático del mapa y la actualización lógica del juego mientras la interfaz gráfica permanecía activa. Según Python Software Foundation (s.f.), el módulo threading proporciona herramientas para trabajar con múltiples hilos de ejecución, permitiendo ejecutar tareas y administrar mecanismos de sincronización entre procesos.</w:t>
       </w:r>
     </w:p>
     <w:p>
@@ -2451,7 +2098,24 @@
         <w:rPr>
           <w:rFonts w:eastAsia="Times New Roman" w:cs="Times New Roman" w:ascii="Times New Roman" w:hAnsi="Times New Roman"/>
         </w:rPr>
-        <w:t>La librería pygame proporciona herramientas para el desarrollo de videojuegos en Python mediante gráficos, eventos y renderizado en tiempo real. Dentro del proyecto se utilizó para construir la interfaz gráfica, capturar entradas del usuario, dibujar el escenario y actualizar visualmente el estado del juego. Según Pygame Community (s.f.), Pygame corresponde a un conjunto de módulos de Python diseñados para la creación de videojuegos y aplicaciones multimedia, funcionando sobre la biblioteca SDL y permitiendo desarrollar aplicaciones gráficas multiplataforma.Sus Funciones/clases principales usadas fueron:</w:t>
+        <w:t>La librería pygame proporciona herramientas para el desarrollo de videojuegos en Python mediante gráficos, eventos y renderizado en tiempo real. Dentro del proyecto se utilizó para construir la interfaz gráfica, capturar entradas del usuario, dibujar el escenario y actualizar visualmente el estado del juego. Según Pygame Community (s.f.), Pygame corresponde a un conjunto de módulos de Python diseñados para la creación de videojuegos y aplicaciones multimedia, funcionando sobre la biblioteca SDL y permitiendo desarrollar aplicaciones gráficas multiplataforma.</w:t>
+      </w:r>
+    </w:p>
+    <w:p>
+      <w:pPr>
+        <w:pStyle w:val="normal1"/>
+        <w:spacing w:lineRule="auto" w:line="480" w:before="0" w:after="0"/>
+        <w:ind w:firstLine="720"/>
+        <w:jc w:val="both"/>
+        <w:rPr>
+          <w:rFonts w:ascii="Times New Roman" w:hAnsi="Times New Roman" w:eastAsia="Times New Roman" w:cs="Times New Roman"/>
+        </w:rPr>
+      </w:pPr>
+      <w:r>
+        <w:rPr>
+          <w:rFonts w:eastAsia="Times New Roman" w:cs="Times New Roman" w:ascii="Times New Roman" w:hAnsi="Times New Roman"/>
+        </w:rPr>
+        <w:t>La solución del proyecto se diseñó mediante una arquitectura modular, donde cada componente del sistema cumple una responsabilidad específica dentro del funcionamiento general del videojuego. A partir del análisis realizado, el programa se dividió en módulos encargados de la configuración general, control del jugador, administración del mapa, lógica principal del juego, interfaz gráfica y manejo de puntajes.</w:t>
       </w:r>
     </w:p>
     <w:p>
@@ -2466,16 +2130,12 @@
         <w:rPr>
           <w:rFonts w:eastAsia="Times New Roman" w:cs="Times New Roman" w:ascii="Times New Roman" w:hAnsi="Times New Roman"/>
         </w:rPr>
-        <w:t>Sus funciones/clases principales usadas:</w:t>
-      </w:r>
-    </w:p>
-    <w:p>
-      <w:pPr>
-        <w:pStyle w:val="normal1"/>
-        <w:numPr>
-          <w:ilvl w:val="0"/>
-          <w:numId w:val="4"/>
-        </w:numPr>
+        <w:t>La propuesta se basa en representar el laberinto mediante una matriz dinámica, controlar al jugador usando coordenadas de fila y columna, generar obstáculos progresivamente, actualizar el escenario automáticamente mediante procesos independientes y mostrar el estado del juego en tiempo real utilizando Pygame. Además, el sistema almacena los puntajes en archivos separados.</w:t>
+      </w:r>
+    </w:p>
+    <w:p>
+      <w:pPr>
+        <w:pStyle w:val="normal1"/>
         <w:spacing w:lineRule="auto" w:line="480" w:before="0" w:after="0"/>
         <w:ind w:firstLine="720"/>
         <w:jc w:val="both"/>
@@ -2485,16 +2145,12 @@
         <w:rPr>
           <w:rFonts w:eastAsia="Times New Roman" w:cs="Times New Roman" w:ascii="Times New Roman" w:hAnsi="Times New Roman"/>
         </w:rPr>
-        <w:t>pygame.init()</w:t>
-      </w:r>
-    </w:p>
-    <w:p>
-      <w:pPr>
-        <w:pStyle w:val="normal1"/>
-        <w:numPr>
-          <w:ilvl w:val="0"/>
-          <w:numId w:val="4"/>
-        </w:numPr>
+        <w:t>Para resolver el problema de trabajar con diferentes dimensiones de laberinto, se implementó un sistema de selección de tamaños que permite generar mapas de 10x10, 20x20 y 30x30. El tamaño elegido por el usuario se utiliza posteriormente para construir toda la estructura lógica del juego. Este enfoque evita crear escenarios fijos y permite que la misma lógica funcione correctamente.</w:t>
+      </w:r>
+    </w:p>
+    <w:p>
+      <w:pPr>
+        <w:pStyle w:val="normal1"/>
         <w:spacing w:lineRule="auto" w:line="480" w:before="0" w:after="0"/>
         <w:ind w:firstLine="720"/>
         <w:jc w:val="both"/>
@@ -2504,16 +2160,12 @@
         <w:rPr>
           <w:rFonts w:eastAsia="Times New Roman" w:cs="Times New Roman" w:ascii="Times New Roman" w:hAnsi="Times New Roman"/>
         </w:rPr>
-        <w:t>pygame.quit()</w:t>
-      </w:r>
-    </w:p>
-    <w:p>
-      <w:pPr>
-        <w:pStyle w:val="normal1"/>
-        <w:numPr>
-          <w:ilvl w:val="0"/>
-          <w:numId w:val="4"/>
-        </w:numPr>
+        <w:t>La representación interna del laberinto se resolvió utilizando una matriz de listas en Python. Cada posición de la matriz representa una celda del escenario y permite diferenciar entre espacios libres y obstáculos. Los elementos especiales, como monedas o poderes, se almacenan en estructuras independientes para evitar mezclar información dentro de la misma matriz.</w:t>
+      </w:r>
+    </w:p>
+    <w:p>
+      <w:pPr>
+        <w:pStyle w:val="normal1"/>
         <w:spacing w:lineRule="auto" w:line="480" w:before="0" w:after="0"/>
         <w:ind w:firstLine="720"/>
         <w:jc w:val="both"/>
@@ -2523,16 +2175,29 @@
         <w:rPr>
           <w:rFonts w:eastAsia="Times New Roman" w:cs="Times New Roman" w:ascii="Times New Roman" w:hAnsi="Times New Roman"/>
         </w:rPr>
-        <w:t>pygame.Color(...)</w:t>
-      </w:r>
-    </w:p>
-    <w:p>
-      <w:pPr>
-        <w:pStyle w:val="normal1"/>
-        <w:numPr>
-          <w:ilvl w:val="0"/>
-          <w:numId w:val="4"/>
-        </w:numPr>
+        <w:t xml:space="preserve">La posición inicial del jugador se calculó automáticamente tomando como referencia el tamaño del mapa. El personaje inicia en la última fila y en una posición central del tablero, garantizando que la ubicación inicial funcione correctamente en cualquier dimensión permitida. </w:t>
+      </w:r>
+    </w:p>
+    <w:p>
+      <w:pPr>
+        <w:pStyle w:val="normal1"/>
+        <w:spacing w:lineRule="auto" w:line="480" w:before="0" w:after="0"/>
+        <w:ind w:firstLine="720"/>
+        <w:jc w:val="both"/>
+        <w:rPr>
+          <w:rFonts w:ascii="Times New Roman" w:hAnsi="Times New Roman" w:eastAsia="Times New Roman" w:cs="Times New Roman"/>
+        </w:rPr>
+      </w:pPr>
+      <w:r>
+        <w:rPr>
+          <w:rFonts w:eastAsia="Times New Roman" w:cs="Times New Roman" w:ascii="Times New Roman" w:hAnsi="Times New Roman"/>
+        </w:rPr>
+        <w:t xml:space="preserve">El movimiento del jugador se resolvió mediante coordenadas de fila y columna. Cada desplazamiento modifica la posición actual dependiendo de la dirección seleccionada. Antes de permitir un movimiento, el sistema valida que la nueva posición este dentro del rango. Este mecanismo evita que el jugador atraviese muros o salga del escenario. </w:t>
+      </w:r>
+    </w:p>
+    <w:p>
+      <w:pPr>
+        <w:pStyle w:val="normal1"/>
         <w:spacing w:lineRule="auto" w:line="480" w:before="0" w:after="0"/>
         <w:ind w:firstLine="720"/>
         <w:jc w:val="both"/>
@@ -2542,16 +2207,12 @@
         <w:rPr>
           <w:rFonts w:eastAsia="Times New Roman" w:cs="Times New Roman" w:ascii="Times New Roman" w:hAnsi="Times New Roman"/>
         </w:rPr>
-        <w:t>pygame.Rect(...)</w:t>
-      </w:r>
-    </w:p>
-    <w:p>
-      <w:pPr>
-        <w:pStyle w:val="normal1"/>
-        <w:numPr>
-          <w:ilvl w:val="0"/>
-          <w:numId w:val="4"/>
-        </w:numPr>
+        <w:t>La construcción del mapa se planteó como un proceso dinámico y progresivo. Durante la partida se generan nuevas filas en la parte superior del tablero mientras las filas inferiores desaparecen, creando el efecto de desplazamiento constante del escenario. El desplazamiento automático del escenario se implementó mediante un proceso independiente encargado de actualizar el mapa después de determinados intervalos de tiempo.</w:t>
+      </w:r>
+    </w:p>
+    <w:p>
+      <w:pPr>
+        <w:pStyle w:val="normal1"/>
         <w:spacing w:lineRule="auto" w:line="480" w:before="0" w:after="0"/>
         <w:ind w:firstLine="720"/>
         <w:jc w:val="both"/>
@@ -2561,16 +2222,12 @@
         <w:rPr>
           <w:rFonts w:eastAsia="Times New Roman" w:cs="Times New Roman" w:ascii="Times New Roman" w:hAnsi="Times New Roman"/>
         </w:rPr>
-        <w:t>pygame.Surface(...)</w:t>
-      </w:r>
-    </w:p>
-    <w:p>
-      <w:pPr>
-        <w:pStyle w:val="normal1"/>
-        <w:numPr>
-          <w:ilvl w:val="0"/>
-          <w:numId w:val="4"/>
-        </w:numPr>
+        <w:t xml:space="preserve">La condición de derrota se relacionó directamente con el avance del mapa. El sistema verifica constantemente si el jugador permanece en la última fila antes de realizar un desplazamiento. Si esto ocurre, la partida termina debido a que el escenario elimina la fila donde se encuentra el personaje. Esta lógica mantiene coherencia con la mecánica central del juego. </w:t>
+      </w:r>
+    </w:p>
+    <w:p>
+      <w:pPr>
+        <w:pStyle w:val="normal1"/>
         <w:spacing w:lineRule="auto" w:line="480" w:before="0" w:after="0"/>
         <w:ind w:firstLine="720"/>
         <w:jc w:val="both"/>
@@ -2580,16 +2237,12 @@
         <w:rPr>
           <w:rFonts w:eastAsia="Times New Roman" w:cs="Times New Roman" w:ascii="Times New Roman" w:hAnsi="Times New Roman"/>
         </w:rPr>
-        <w:t>pygame.display.set_mode(...)</w:t>
-      </w:r>
-    </w:p>
-    <w:p>
-      <w:pPr>
-        <w:pStyle w:val="normal1"/>
-        <w:numPr>
-          <w:ilvl w:val="0"/>
-          <w:numId w:val="4"/>
-        </w:numPr>
+        <w:t xml:space="preserve">La generación de obstáculos se resolvió mediante reglas controladas de distribución. Cada fila intenta aproximarse a una proporción específica de obstáculos y limita la cantidad de espacios libres consecutivos. Este enfoque evita generar caminos excesivamente fáciles y mantiene un nivel de dificultad consistente durante toda la partida. </w:t>
+      </w:r>
+    </w:p>
+    <w:p>
+      <w:pPr>
+        <w:pStyle w:val="normal1"/>
         <w:spacing w:lineRule="auto" w:line="480" w:before="0" w:after="0"/>
         <w:ind w:firstLine="720"/>
         <w:jc w:val="both"/>
@@ -2599,16 +2252,12 @@
         <w:rPr>
           <w:rFonts w:eastAsia="Times New Roman" w:cs="Times New Roman" w:ascii="Times New Roman" w:hAnsi="Times New Roman"/>
         </w:rPr>
-        <w:t>pygame.display.set_caption(...)</w:t>
-      </w:r>
-    </w:p>
-    <w:p>
-      <w:pPr>
-        <w:pStyle w:val="normal1"/>
-        <w:numPr>
-          <w:ilvl w:val="0"/>
-          <w:numId w:val="4"/>
-        </w:numPr>
+        <w:t xml:space="preserve">El aumento de dificultad se implementó reduciendo progresivamente el tiempo entre desplazamientos del mapa. Conforme avanza la partida, el escenario se mueve con mayor velocidad hasta alcanzar un límite mínimo previamente definido. De esta manera, el juego incrementa gradualmente su dificultad. </w:t>
+      </w:r>
+    </w:p>
+    <w:p>
+      <w:pPr>
+        <w:pStyle w:val="normal1"/>
         <w:spacing w:lineRule="auto" w:line="480" w:before="0" w:after="0"/>
         <w:ind w:firstLine="720"/>
         <w:jc w:val="both"/>
@@ -2618,16 +2267,12 @@
         <w:rPr>
           <w:rFonts w:eastAsia="Times New Roman" w:cs="Times New Roman" w:ascii="Times New Roman" w:hAnsi="Times New Roman"/>
         </w:rPr>
-        <w:t>pygame.display.flip()</w:t>
-      </w:r>
-    </w:p>
-    <w:p>
-      <w:pPr>
-        <w:pStyle w:val="normal1"/>
-        <w:numPr>
-          <w:ilvl w:val="0"/>
-          <w:numId w:val="4"/>
-        </w:numPr>
+        <w:t xml:space="preserve">La aparición de recompensas y poderes se resolvió utilizando estructuras de datos independientes que almacenan la posición y características de cada elemento. El sistema genera objetos en posiciones libres del mapa y controla automáticamente su tiempo de permanencia dentro de la partida. Esto permite administrar monedas y poderes de manera dinámica. </w:t>
+      </w:r>
+    </w:p>
+    <w:p>
+      <w:pPr>
+        <w:pStyle w:val="normal1"/>
         <w:spacing w:lineRule="auto" w:line="480" w:before="0" w:after="0"/>
         <w:ind w:firstLine="720"/>
         <w:jc w:val="both"/>
@@ -2637,16 +2282,12 @@
         <w:rPr>
           <w:rFonts w:eastAsia="Times New Roman" w:cs="Times New Roman" w:ascii="Times New Roman" w:hAnsi="Times New Roman"/>
         </w:rPr>
-        <w:t>pygame.time.Clock()</w:t>
-      </w:r>
-    </w:p>
-    <w:p>
-      <w:pPr>
-        <w:pStyle w:val="normal1"/>
-        <w:numPr>
-          <w:ilvl w:val="0"/>
-          <w:numId w:val="4"/>
-        </w:numPr>
+        <w:t>El sistema de monedas se integró directamente con el movimiento del jugador. Cuando el personaje alcanza una posición donde existe una moneda, el sistema incrementa automáticamente el puntaje y elimina el elemento recolectado. Se implementaron monedas normales y especiales con distintos valores.</w:t>
+      </w:r>
+    </w:p>
+    <w:p>
+      <w:pPr>
+        <w:pStyle w:val="normal1"/>
         <w:spacing w:lineRule="auto" w:line="480" w:before="0" w:after="0"/>
         <w:ind w:firstLine="720"/>
         <w:jc w:val="both"/>
@@ -2656,16 +2297,12 @@
         <w:rPr>
           <w:rFonts w:eastAsia="Times New Roman" w:cs="Times New Roman" w:ascii="Times New Roman" w:hAnsi="Times New Roman"/>
         </w:rPr>
-        <w:t>pygame.time.get_ticks()</w:t>
-      </w:r>
-    </w:p>
-    <w:p>
-      <w:pPr>
-        <w:pStyle w:val="normal1"/>
-        <w:numPr>
-          <w:ilvl w:val="0"/>
-          <w:numId w:val="4"/>
-        </w:numPr>
+        <w:t xml:space="preserve">Los poderes especiales se diseñaron como herramientas estratégicas para modificar temporalmente el comportamiento del escenario. El poder de bomba permite destruir obstáculos cercanos y abrir nuevos caminos dentro de la matriz, mientras que el paso fantasma permite atravesar obstáculos específicos bajo determinadas condiciones. Ambos mecanismos amplían las posibilidades de movimiento. </w:t>
+      </w:r>
+    </w:p>
+    <w:p>
+      <w:pPr>
+        <w:pStyle w:val="normal1"/>
         <w:spacing w:lineRule="auto" w:line="480" w:before="0" w:after="0"/>
         <w:ind w:firstLine="720"/>
         <w:jc w:val="both"/>
@@ -2675,539 +2312,7 @@
         <w:rPr>
           <w:rFonts w:eastAsia="Times New Roman" w:cs="Times New Roman" w:ascii="Times New Roman" w:hAnsi="Times New Roman"/>
         </w:rPr>
-        <w:t>pygame.font.SysFont(...)</w:t>
-      </w:r>
-    </w:p>
-    <w:p>
-      <w:pPr>
-        <w:pStyle w:val="normal1"/>
-        <w:numPr>
-          <w:ilvl w:val="0"/>
-          <w:numId w:val="4"/>
-        </w:numPr>
-        <w:spacing w:lineRule="auto" w:line="480" w:before="0" w:after="0"/>
-        <w:ind w:firstLine="720"/>
-        <w:jc w:val="both"/>
-        <w:rPr/>
-      </w:pPr>
-      <w:r>
-        <w:rPr>
-          <w:rFonts w:eastAsia="Times New Roman" w:cs="Times New Roman" w:ascii="Times New Roman" w:hAnsi="Times New Roman"/>
-        </w:rPr>
-        <w:t>pygame.key.set_repeat(...)</w:t>
-      </w:r>
-    </w:p>
-    <w:p>
-      <w:pPr>
-        <w:pStyle w:val="normal1"/>
-        <w:numPr>
-          <w:ilvl w:val="0"/>
-          <w:numId w:val="4"/>
-        </w:numPr>
-        <w:spacing w:lineRule="auto" w:line="480" w:before="0" w:after="0"/>
-        <w:ind w:firstLine="720"/>
-        <w:jc w:val="both"/>
-        <w:rPr/>
-      </w:pPr>
-      <w:r>
-        <w:rPr>
-          <w:rFonts w:eastAsia="Times New Roman" w:cs="Times New Roman" w:ascii="Times New Roman" w:hAnsi="Times New Roman"/>
-        </w:rPr>
-        <w:t>pygame.key.name(...)</w:t>
-      </w:r>
-    </w:p>
-    <w:p>
-      <w:pPr>
-        <w:pStyle w:val="normal1"/>
-        <w:numPr>
-          <w:ilvl w:val="0"/>
-          <w:numId w:val="4"/>
-        </w:numPr>
-        <w:spacing w:lineRule="auto" w:line="480" w:before="0" w:after="0"/>
-        <w:ind w:firstLine="720"/>
-        <w:jc w:val="both"/>
-        <w:rPr/>
-      </w:pPr>
-      <w:r>
-        <w:rPr>
-          <w:rFonts w:eastAsia="Times New Roman" w:cs="Times New Roman" w:ascii="Times New Roman" w:hAnsi="Times New Roman"/>
-        </w:rPr>
-        <w:t>pygame.mouse.get_pos()</w:t>
-      </w:r>
-    </w:p>
-    <w:p>
-      <w:pPr>
-        <w:pStyle w:val="normal1"/>
-        <w:numPr>
-          <w:ilvl w:val="0"/>
-          <w:numId w:val="4"/>
-        </w:numPr>
-        <w:spacing w:lineRule="auto" w:line="480" w:before="0" w:after="0"/>
-        <w:ind w:firstLine="720"/>
-        <w:jc w:val="both"/>
-        <w:rPr/>
-      </w:pPr>
-      <w:r>
-        <w:rPr>
-          <w:rFonts w:eastAsia="Times New Roman" w:cs="Times New Roman" w:ascii="Times New Roman" w:hAnsi="Times New Roman"/>
-        </w:rPr>
-        <w:t>pygame.event.get()</w:t>
-      </w:r>
-    </w:p>
-    <w:p>
-      <w:pPr>
-        <w:pStyle w:val="normal1"/>
-        <w:numPr>
-          <w:ilvl w:val="0"/>
-          <w:numId w:val="4"/>
-        </w:numPr>
-        <w:spacing w:lineRule="auto" w:line="480" w:before="0" w:after="0"/>
-        <w:ind w:firstLine="720"/>
-        <w:jc w:val="both"/>
-        <w:rPr/>
-      </w:pPr>
-      <w:r>
-        <w:rPr>
-          <w:rFonts w:eastAsia="Times New Roman" w:cs="Times New Roman" w:ascii="Times New Roman" w:hAnsi="Times New Roman"/>
-        </w:rPr>
-        <w:t>pygame.transform.smoothscale(...)</w:t>
-      </w:r>
-    </w:p>
-    <w:p>
-      <w:pPr>
-        <w:pStyle w:val="normal1"/>
-        <w:numPr>
-          <w:ilvl w:val="0"/>
-          <w:numId w:val="4"/>
-        </w:numPr>
-        <w:spacing w:lineRule="auto" w:line="480" w:before="0" w:after="0"/>
-        <w:ind w:firstLine="720"/>
-        <w:jc w:val="both"/>
-        <w:rPr/>
-      </w:pPr>
-      <w:r>
-        <w:rPr>
-          <w:rFonts w:eastAsia="Times New Roman" w:cs="Times New Roman" w:ascii="Times New Roman" w:hAnsi="Times New Roman"/>
-        </w:rPr>
-        <w:t>pygame.draw.rect(...)</w:t>
-      </w:r>
-    </w:p>
-    <w:p>
-      <w:pPr>
-        <w:pStyle w:val="normal1"/>
-        <w:numPr>
-          <w:ilvl w:val="0"/>
-          <w:numId w:val="4"/>
-        </w:numPr>
-        <w:spacing w:lineRule="auto" w:line="480" w:before="0" w:after="0"/>
-        <w:ind w:firstLine="720"/>
-        <w:jc w:val="both"/>
-        <w:rPr/>
-      </w:pPr>
-      <w:r>
-        <w:rPr>
-          <w:rFonts w:eastAsia="Times New Roman" w:cs="Times New Roman" w:ascii="Times New Roman" w:hAnsi="Times New Roman"/>
-        </w:rPr>
-        <w:t>pygame.draw.circle(...)</w:t>
-      </w:r>
-    </w:p>
-    <w:p>
-      <w:pPr>
-        <w:pStyle w:val="normal1"/>
-        <w:numPr>
-          <w:ilvl w:val="0"/>
-          <w:numId w:val="4"/>
-        </w:numPr>
-        <w:spacing w:lineRule="auto" w:line="480" w:before="0" w:after="0"/>
-        <w:ind w:firstLine="720"/>
-        <w:jc w:val="both"/>
-        <w:rPr/>
-      </w:pPr>
-      <w:r>
-        <w:rPr>
-          <w:rFonts w:eastAsia="Times New Roman" w:cs="Times New Roman" w:ascii="Times New Roman" w:hAnsi="Times New Roman"/>
-        </w:rPr>
-        <w:t>pygame.draw.polygon(...)</w:t>
-      </w:r>
-    </w:p>
-    <w:p>
-      <w:pPr>
-        <w:pStyle w:val="normal1"/>
-        <w:spacing w:lineRule="auto" w:line="480" w:before="0" w:after="0"/>
-        <w:ind w:firstLine="720"/>
-        <w:jc w:val="both"/>
-        <w:rPr/>
-      </w:pPr>
-      <w:r>
-        <w:rPr>
-          <w:rFonts w:eastAsia="Times New Roman" w:cs="Times New Roman" w:ascii="Times New Roman" w:hAnsi="Times New Roman"/>
-        </w:rPr>
-        <w:t>También métodos de objetos , como:</w:t>
-      </w:r>
-    </w:p>
-    <w:p>
-      <w:pPr>
-        <w:pStyle w:val="normal1"/>
-        <w:numPr>
-          <w:ilvl w:val="0"/>
-          <w:numId w:val="5"/>
-        </w:numPr>
-        <w:spacing w:lineRule="auto" w:line="480" w:before="0" w:after="0"/>
-        <w:ind w:firstLine="720"/>
-        <w:jc w:val="both"/>
-        <w:rPr/>
-      </w:pPr>
-      <w:r>
-        <w:rPr>
-          <w:rFonts w:eastAsia="Times New Roman" w:cs="Times New Roman" w:ascii="Times New Roman" w:hAnsi="Times New Roman"/>
-        </w:rPr>
-        <w:t>rect.inflate(...)</w:t>
-      </w:r>
-    </w:p>
-    <w:p>
-      <w:pPr>
-        <w:pStyle w:val="normal1"/>
-        <w:numPr>
-          <w:ilvl w:val="0"/>
-          <w:numId w:val="5"/>
-        </w:numPr>
-        <w:spacing w:lineRule="auto" w:line="480" w:before="0" w:after="0"/>
-        <w:ind w:firstLine="720"/>
-        <w:jc w:val="both"/>
-        <w:rPr/>
-      </w:pPr>
-      <w:r>
-        <w:rPr>
-          <w:rFonts w:eastAsia="Times New Roman" w:cs="Times New Roman" w:ascii="Times New Roman" w:hAnsi="Times New Roman"/>
-        </w:rPr>
-        <w:t>rect.collidepoint(...)</w:t>
-      </w:r>
-    </w:p>
-    <w:p>
-      <w:pPr>
-        <w:pStyle w:val="normal1"/>
-        <w:numPr>
-          <w:ilvl w:val="0"/>
-          <w:numId w:val="5"/>
-        </w:numPr>
-        <w:spacing w:lineRule="auto" w:line="480" w:before="0" w:after="0"/>
-        <w:ind w:firstLine="720"/>
-        <w:jc w:val="both"/>
-        <w:rPr/>
-      </w:pPr>
-      <w:r>
-        <w:rPr>
-          <w:rFonts w:eastAsia="Times New Roman" w:cs="Times New Roman" w:ascii="Times New Roman" w:hAnsi="Times New Roman"/>
-        </w:rPr>
-        <w:t>fuente.render(...)</w:t>
-      </w:r>
-    </w:p>
-    <w:p>
-      <w:pPr>
-        <w:pStyle w:val="normal1"/>
-        <w:numPr>
-          <w:ilvl w:val="0"/>
-          <w:numId w:val="5"/>
-        </w:numPr>
-        <w:spacing w:lineRule="auto" w:line="480" w:before="0" w:after="0"/>
-        <w:ind w:firstLine="720"/>
-        <w:jc w:val="both"/>
-        <w:rPr/>
-      </w:pPr>
-      <w:r>
-        <w:rPr>
-          <w:rFonts w:eastAsia="Times New Roman" w:cs="Times New Roman" w:ascii="Times New Roman" w:hAnsi="Times New Roman"/>
-        </w:rPr>
-        <w:t>superficie.blit(...)</w:t>
-      </w:r>
-    </w:p>
-    <w:p>
-      <w:pPr>
-        <w:pStyle w:val="normal1"/>
-        <w:numPr>
-          <w:ilvl w:val="0"/>
-          <w:numId w:val="5"/>
-        </w:numPr>
-        <w:spacing w:lineRule="auto" w:line="480" w:before="0" w:after="0"/>
-        <w:ind w:firstLine="720"/>
-        <w:jc w:val="both"/>
-        <w:rPr/>
-      </w:pPr>
-      <w:r>
-        <w:rPr>
-          <w:rFonts w:eastAsia="Times New Roman" w:cs="Times New Roman" w:ascii="Times New Roman" w:hAnsi="Times New Roman"/>
-        </w:rPr>
-        <w:t>superficie.fill(...)</w:t>
-      </w:r>
-    </w:p>
-    <w:p>
-      <w:pPr>
-        <w:pStyle w:val="normal1"/>
-        <w:numPr>
-          <w:ilvl w:val="0"/>
-          <w:numId w:val="5"/>
-        </w:numPr>
-        <w:spacing w:lineRule="auto" w:line="480" w:before="0" w:after="0"/>
-        <w:ind w:firstLine="720"/>
-        <w:jc w:val="both"/>
-        <w:rPr/>
-      </w:pPr>
-      <w:r>
-        <w:rPr>
-          <w:rFonts w:eastAsia="Times New Roman" w:cs="Times New Roman" w:ascii="Times New Roman" w:hAnsi="Times New Roman"/>
-        </w:rPr>
-        <w:t>ventana.get_size()</w:t>
-      </w:r>
-    </w:p>
-    <w:p>
-      <w:pPr>
-        <w:pStyle w:val="normal1"/>
-        <w:numPr>
-          <w:ilvl w:val="0"/>
-          <w:numId w:val="5"/>
-        </w:numPr>
-        <w:spacing w:lineRule="auto" w:line="480" w:before="0" w:after="0"/>
-        <w:ind w:firstLine="720"/>
-        <w:jc w:val="both"/>
-        <w:rPr/>
-      </w:pPr>
-      <w:r>
-        <w:rPr>
-          <w:rFonts w:eastAsia="Times New Roman" w:cs="Times New Roman" w:ascii="Times New Roman" w:hAnsi="Times New Roman"/>
-        </w:rPr>
-        <w:t>reloj.tick(60)</w:t>
-      </w:r>
-    </w:p>
-    <w:p>
-      <w:pPr>
-        <w:pStyle w:val="normal1"/>
-        <w:spacing w:lineRule="auto" w:line="480" w:before="0" w:after="0"/>
-        <w:ind w:firstLine="720"/>
-        <w:jc w:val="both"/>
-        <w:rPr>
-          <w:rFonts w:ascii="Times New Roman" w:hAnsi="Times New Roman" w:eastAsia="Times New Roman" w:cs="Times New Roman"/>
-        </w:rPr>
-      </w:pPr>
-      <w:r>
-        <w:rPr>
-          <w:rFonts w:eastAsia="Times New Roman" w:cs="Times New Roman" w:ascii="Times New Roman" w:hAnsi="Times New Roman"/>
-        </w:rPr>
-        <w:t>La solución del proyecto se diseñó mediante una arquitectura modular, donde cada componente del sistema cumple una responsabilidad específica dentro del funcionamiento general del videojuego. A partir del análisis realizado, el programa se dividió en módulos encargados de la configuración general, control del jugador, administración del mapa, lógica principal del juego, interfaz gráfica y manejo de puntajes.</w:t>
-      </w:r>
-    </w:p>
-    <w:p>
-      <w:pPr>
-        <w:pStyle w:val="normal1"/>
-        <w:spacing w:lineRule="auto" w:line="480" w:before="0" w:after="0"/>
-        <w:ind w:firstLine="720"/>
-        <w:jc w:val="both"/>
-        <w:rPr/>
-      </w:pPr>
-      <w:r>
-        <w:rPr>
-          <w:rFonts w:eastAsia="Times New Roman" w:cs="Times New Roman" w:ascii="Times New Roman" w:hAnsi="Times New Roman"/>
-        </w:rPr>
-        <w:t>La propuesta se basa en representar el laberinto mediante una matriz dinámica, controlar al jugador usando coordenadas de fila y columna, generar obstáculos progresivamente, actualizar el escenario automáticamente mediante procesos independientes y mostrar el estado del juego en tiempo real utilizando Pygame. Además, el sistema almacena los puntajes en archivos separados.</w:t>
-      </w:r>
-    </w:p>
-    <w:p>
-      <w:pPr>
-        <w:pStyle w:val="normal1"/>
-        <w:spacing w:lineRule="auto" w:line="480" w:before="0" w:after="0"/>
-        <w:ind w:firstLine="720"/>
-        <w:jc w:val="both"/>
-        <w:rPr/>
-      </w:pPr>
-      <w:r>
-        <w:rPr>
-          <w:rFonts w:eastAsia="Times New Roman" w:cs="Times New Roman" w:ascii="Times New Roman" w:hAnsi="Times New Roman"/>
-        </w:rPr>
-        <w:t>Para resolver el problema de trabajar con diferentes dimensiones de laberinto, se implementó un sistema de selección de tamaños que permite generar mapas de 10x10, 20x20 y 30x30. El tamaño elegido por el usuario se utiliza posteriormente para construir toda la estructura lógica del juego. Este enfoque evita crear escenarios fijos y permite que la misma lógica funcione correctamente.</w:t>
-      </w:r>
-    </w:p>
-    <w:p>
-      <w:pPr>
-        <w:pStyle w:val="normal1"/>
-        <w:spacing w:lineRule="auto" w:line="480" w:before="0" w:after="0"/>
-        <w:ind w:firstLine="720"/>
-        <w:jc w:val="both"/>
-        <w:rPr/>
-      </w:pPr>
-      <w:r>
-        <w:rPr>
-          <w:rFonts w:eastAsia="Times New Roman" w:cs="Times New Roman" w:ascii="Times New Roman" w:hAnsi="Times New Roman"/>
-        </w:rPr>
-        <w:t>La representación interna del laberinto se resolvió utilizando una matriz de listas en Python. Cada posición de la matriz representa una celda del escenario y permite diferenciar entre espacios libres y obstáculos. Los elementos especiales, como monedas o poderes, se almacenan en estructuras independientes para evitar mezclar información dentro de la misma matriz.</w:t>
-      </w:r>
-    </w:p>
-    <w:p>
-      <w:pPr>
-        <w:pStyle w:val="normal1"/>
-        <w:spacing w:lineRule="auto" w:line="480" w:before="0" w:after="0"/>
-        <w:ind w:firstLine="720"/>
-        <w:jc w:val="both"/>
-        <w:rPr/>
-      </w:pPr>
-      <w:r>
-        <w:rPr>
-          <w:rFonts w:eastAsia="Times New Roman" w:cs="Times New Roman" w:ascii="Times New Roman" w:hAnsi="Times New Roman"/>
-        </w:rPr>
-        <w:t xml:space="preserve">La posición inicial del jugador se calculó automáticamente tomando como referencia el tamaño del mapa. El personaje inicia en la última fila y en una posición central del tablero, garantizando que la ubicación inicial funcione correctamente en cualquier dimensión permitida. </w:t>
-      </w:r>
-    </w:p>
-    <w:p>
-      <w:pPr>
-        <w:pStyle w:val="normal1"/>
-        <w:spacing w:lineRule="auto" w:line="480" w:before="0" w:after="0"/>
-        <w:ind w:firstLine="720"/>
-        <w:jc w:val="both"/>
-        <w:rPr>
-          <w:rFonts w:ascii="Times New Roman" w:hAnsi="Times New Roman" w:eastAsia="Times New Roman" w:cs="Times New Roman"/>
-        </w:rPr>
-      </w:pPr>
-      <w:r>
-        <w:rPr>
-          <w:rFonts w:eastAsia="Times New Roman" w:cs="Times New Roman" w:ascii="Times New Roman" w:hAnsi="Times New Roman"/>
-        </w:rPr>
-        <w:t xml:space="preserve">El movimiento del jugador se resolvió mediante coordenadas de fila y columna. Cada desplazamiento modifica la posición actual dependiendo de la dirección seleccionada. Antes de permitir un movimiento, el sistema valida que la nueva posición </w:t>
-      </w:r>
-      <w:r>
-        <w:rPr>
-          <w:rFonts w:eastAsia="Times New Roman" w:cs="Times New Roman" w:ascii="Times New Roman" w:hAnsi="Times New Roman"/>
-        </w:rPr>
-        <w:t>este dentro del rango</w:t>
-      </w:r>
-      <w:r>
-        <w:rPr>
-          <w:rFonts w:eastAsia="Times New Roman" w:cs="Times New Roman" w:ascii="Times New Roman" w:hAnsi="Times New Roman"/>
-        </w:rPr>
-        <w:t xml:space="preserve">. Este mecanismo evita que el jugador atraviese muros o salga del escenario. </w:t>
-      </w:r>
-    </w:p>
-    <w:p>
-      <w:pPr>
-        <w:pStyle w:val="normal1"/>
-        <w:spacing w:lineRule="auto" w:line="480" w:before="0" w:after="0"/>
-        <w:ind w:firstLine="720"/>
-        <w:jc w:val="both"/>
-        <w:rPr/>
-      </w:pPr>
-      <w:r>
-        <w:rPr>
-          <w:rFonts w:eastAsia="Times New Roman" w:cs="Times New Roman" w:ascii="Times New Roman" w:hAnsi="Times New Roman"/>
-        </w:rPr>
-        <w:t>La construcción del mapa se planteó como un proceso dinámico y progresivo. Durante la partida se generan nuevas filas en la parte superior del tablero mientras las filas inferiores desaparecen, creando el efecto de desplazamiento constante del escenario. El desplazamiento automático del escenario se implementó mediante un proceso independiente encargado de actualizar el mapa después de determinados intervalos de tiempo.</w:t>
-      </w:r>
-    </w:p>
-    <w:p>
-      <w:pPr>
-        <w:pStyle w:val="normal1"/>
-        <w:spacing w:lineRule="auto" w:line="480" w:before="0" w:after="0"/>
-        <w:ind w:firstLine="720"/>
-        <w:jc w:val="both"/>
-        <w:rPr/>
-      </w:pPr>
-      <w:r>
-        <w:rPr>
-          <w:rFonts w:eastAsia="Times New Roman" w:cs="Times New Roman" w:ascii="Times New Roman" w:hAnsi="Times New Roman"/>
-        </w:rPr>
-        <w:t xml:space="preserve">La condición de derrota se relacionó directamente con el avance del mapa. El sistema verifica constantemente si el jugador permanece en la última fila antes de realizar un desplazamiento. Si esto ocurre, la partida termina debido a que el escenario elimina la fila donde se encuentra el personaje. Esta lógica mantiene coherencia con la mecánica central del juego. </w:t>
-      </w:r>
-    </w:p>
-    <w:p>
-      <w:pPr>
-        <w:pStyle w:val="normal1"/>
-        <w:spacing w:lineRule="auto" w:line="480" w:before="0" w:after="0"/>
-        <w:ind w:firstLine="720"/>
-        <w:jc w:val="both"/>
-        <w:rPr/>
-      </w:pPr>
-      <w:r>
-        <w:rPr>
-          <w:rFonts w:eastAsia="Times New Roman" w:cs="Times New Roman" w:ascii="Times New Roman" w:hAnsi="Times New Roman"/>
-        </w:rPr>
-        <w:t xml:space="preserve">La generación de obstáculos se resolvió mediante reglas controladas de distribución. Cada fila intenta aproximarse a una proporción específica de obstáculos y limita la cantidad de espacios libres consecutivos. Este enfoque evita generar caminos excesivamente fáciles y mantiene un nivel de dificultad consistente durante toda la partida. </w:t>
-      </w:r>
-    </w:p>
-    <w:p>
-      <w:pPr>
-        <w:pStyle w:val="normal1"/>
-        <w:spacing w:lineRule="auto" w:line="480" w:before="0" w:after="0"/>
-        <w:ind w:firstLine="720"/>
-        <w:jc w:val="both"/>
-        <w:rPr/>
-      </w:pPr>
-      <w:r>
-        <w:rPr>
-          <w:rFonts w:eastAsia="Times New Roman" w:cs="Times New Roman" w:ascii="Times New Roman" w:hAnsi="Times New Roman"/>
-        </w:rPr>
-        <w:t xml:space="preserve">El aumento de dificultad se implementó reduciendo progresivamente el tiempo entre desplazamientos del mapa. Conforme avanza la partida, el escenario se mueve con mayor velocidad hasta alcanzar un límite mínimo previamente definido. De esta manera, el juego incrementa gradualmente su dificultad. </w:t>
-      </w:r>
-    </w:p>
-    <w:p>
-      <w:pPr>
-        <w:pStyle w:val="normal1"/>
-        <w:spacing w:lineRule="auto" w:line="480" w:before="0" w:after="0"/>
-        <w:ind w:firstLine="720"/>
-        <w:jc w:val="both"/>
-        <w:rPr/>
-      </w:pPr>
-      <w:r>
-        <w:rPr>
-          <w:rFonts w:eastAsia="Times New Roman" w:cs="Times New Roman" w:ascii="Times New Roman" w:hAnsi="Times New Roman"/>
-        </w:rPr>
-        <w:t xml:space="preserve">La aparición de recompensas y poderes se resolvió utilizando estructuras de datos independientes que almacenan la posición y características de cada elemento. El sistema genera objetos en posiciones libres del mapa y controla automáticamente su tiempo de permanencia dentro de la partida. Esto permite administrar monedas y poderes de manera dinámica. </w:t>
-      </w:r>
-    </w:p>
-    <w:p>
-      <w:pPr>
-        <w:pStyle w:val="normal1"/>
-        <w:spacing w:lineRule="auto" w:line="480" w:before="0" w:after="0"/>
-        <w:ind w:firstLine="720"/>
-        <w:jc w:val="both"/>
-        <w:rPr/>
-      </w:pPr>
-      <w:r>
-        <w:rPr>
-          <w:rFonts w:eastAsia="Times New Roman" w:cs="Times New Roman" w:ascii="Times New Roman" w:hAnsi="Times New Roman"/>
-        </w:rPr>
-        <w:t>El sistema de monedas se integró directamente con el movimiento del jugador. Cuando el personaje alcanza una posición donde existe una moneda, el sistema incrementa automáticamente el puntaje y elimina el elemento recolectado. Se implementaron monedas normales y especiales con distintos valores.</w:t>
-      </w:r>
-    </w:p>
-    <w:p>
-      <w:pPr>
-        <w:pStyle w:val="normal1"/>
-        <w:spacing w:lineRule="auto" w:line="480" w:before="0" w:after="0"/>
-        <w:ind w:firstLine="720"/>
-        <w:jc w:val="both"/>
-        <w:rPr/>
-      </w:pPr>
-      <w:r>
-        <w:rPr>
-          <w:rFonts w:eastAsia="Times New Roman" w:cs="Times New Roman" w:ascii="Times New Roman" w:hAnsi="Times New Roman"/>
-        </w:rPr>
-        <w:t xml:space="preserve">Los poderes especiales se diseñaron como herramientas estratégicas para modificar temporalmente el comportamiento del escenario. El poder de bomba permite destruir obstáculos cercanos y abrir nuevos caminos dentro de la matriz, mientras que el paso fantasma permite atravesar obstáculos específicos bajo determinadas condiciones. Ambos mecanismos amplían las posibilidades de movimiento. </w:t>
-      </w:r>
-    </w:p>
-    <w:p>
-      <w:pPr>
-        <w:pStyle w:val="normal1"/>
-        <w:spacing w:lineRule="auto" w:line="480" w:before="0" w:after="0"/>
-        <w:ind w:firstLine="720"/>
-        <w:jc w:val="both"/>
-        <w:rPr/>
-      </w:pPr>
-      <w:r>
-        <w:rPr>
-          <w:rFonts w:eastAsia="Times New Roman" w:cs="Times New Roman" w:ascii="Times New Roman" w:hAnsi="Times New Roman"/>
-        </w:rPr>
-        <w:t>La acumulación de poderes se resolvió mediante contadores numéricos asociados al jugador. Cada vez que el personaje obtiene un poder, el sistema incrementa el contador correspondiente. Cuando el usuario utiliza uno de estos recursos, el valor disminuye automáticamente. Este enfoque permite administrar los recursos disponibles de manera sencill</w:t>
-      </w:r>
-      <w:r>
-        <w:rPr>
-          <w:rFonts w:eastAsia="Times New Roman" w:cs="Times New Roman" w:ascii="Times New Roman" w:hAnsi="Times New Roman"/>
-        </w:rPr>
-        <w:t>a.</w:t>
+        <w:t>La acumulación de poderes se resolvió mediante contadores numéricos asociados al jugador. Cada vez que el personaje obtiene un poder, el sistema incrementa el contador correspondiente. Cuando el usuario utiliza uno de estos recursos, el valor disminuye automáticamente. Este enfoque permite administrar los recursos disponibles de manera sencilla.</w:t>
       </w:r>
     </w:p>
     <w:p>
@@ -6072,7 +5177,7 @@
         <w:widowControl/>
         <w:numPr>
           <w:ilvl w:val="0"/>
-          <w:numId w:val="3"/>
+          <w:numId w:val="2"/>
         </w:numPr>
         <w:shd w:val="clear" w:fill="auto"/>
         <w:spacing w:lineRule="auto" w:line="480" w:before="0" w:after="0"/>
@@ -6109,7 +5214,7 @@
         <w:widowControl/>
         <w:numPr>
           <w:ilvl w:val="0"/>
-          <w:numId w:val="3"/>
+          <w:numId w:val="2"/>
         </w:numPr>
         <w:shd w:val="clear" w:fill="auto"/>
         <w:spacing w:lineRule="auto" w:line="480" w:before="0" w:after="0"/>
@@ -6146,7 +5251,7 @@
         <w:widowControl/>
         <w:numPr>
           <w:ilvl w:val="0"/>
-          <w:numId w:val="3"/>
+          <w:numId w:val="2"/>
         </w:numPr>
         <w:shd w:val="clear" w:fill="auto"/>
         <w:spacing w:lineRule="auto" w:line="480" w:before="0" w:after="0"/>
@@ -6174,8 +5279,23 @@
           <w:shd w:fill="auto" w:val="clear"/>
           <w:vertAlign w:val="baseline"/>
         </w:rPr>
-        <w:t xml:space="preserve">Implementar un hilo secundario fue clave, porque de esta manera </w:t>
-      </w:r>
+        <w:t>Implementar un hilo secundario fue clave, porque de esta manera el desplazamiento automático del mapa permitió mantener la interfaz gráfica activa, logrando que el juego se sintiera fluido.</w:t>
+      </w:r>
+    </w:p>
+    <w:p>
+      <w:pPr>
+        <w:pStyle w:val="normal1"/>
+        <w:widowControl/>
+        <w:numPr>
+          <w:ilvl w:val="0"/>
+          <w:numId w:val="2"/>
+        </w:numPr>
+        <w:shd w:val="clear" w:fill="auto"/>
+        <w:spacing w:lineRule="auto" w:line="480" w:before="0" w:after="0"/>
+        <w:ind w:firstLine="720" w:left="720" w:right="0"/>
+        <w:jc w:val="both"/>
+        <w:rPr/>
+      </w:pPr>
       <w:r>
         <w:rPr>
           <w:rFonts w:eastAsia="Times New Roman" w:cs="Times New Roman" w:ascii="Times New Roman" w:hAnsi="Times New Roman"/>
@@ -6196,7 +5316,7 @@
           <w:shd w:fill="auto" w:val="clear"/>
           <w:vertAlign w:val="baseline"/>
         </w:rPr>
-        <w:t>el desplazamiento automático del mapa permitió mantener la interfaz gráfica activa, logrando que el juego se sintiera fluido.</w:t>
+        <w:t>La generación controlado de obstáculos con el incremento gradual de la velocidad del mapa dio de resultado una experencia de juego equilibrada, donde la dificultad aumenta con el tiempo y de esta manera no se vueve inmjugable.</w:t>
       </w:r>
     </w:p>
     <w:p>
@@ -6205,7 +5325,7 @@
         <w:widowControl/>
         <w:numPr>
           <w:ilvl w:val="0"/>
-          <w:numId w:val="3"/>
+          <w:numId w:val="2"/>
         </w:numPr>
         <w:shd w:val="clear" w:fill="auto"/>
         <w:spacing w:lineRule="auto" w:line="480" w:before="0" w:after="0"/>
@@ -6233,43 +5353,6 @@
           <w:shd w:fill="auto" w:val="clear"/>
           <w:vertAlign w:val="baseline"/>
         </w:rPr>
-        <w:t>La generación controlado de obstáculos con el incremento gradual de la velocidad del mapa dio de resultado una experencia de juego equilibrada, donde la dificultad aumenta con el tiempo y de esta manera no se vueve inmjugable.</w:t>
-      </w:r>
-    </w:p>
-    <w:p>
-      <w:pPr>
-        <w:pStyle w:val="normal1"/>
-        <w:widowControl/>
-        <w:numPr>
-          <w:ilvl w:val="0"/>
-          <w:numId w:val="3"/>
-        </w:numPr>
-        <w:shd w:val="clear" w:fill="auto"/>
-        <w:spacing w:lineRule="auto" w:line="480" w:before="0" w:after="0"/>
-        <w:ind w:firstLine="720" w:left="720" w:right="0"/>
-        <w:jc w:val="both"/>
-        <w:rPr/>
-      </w:pPr>
-      <w:r>
-        <w:rPr>
-          <w:rFonts w:eastAsia="Times New Roman" w:cs="Times New Roman" w:ascii="Times New Roman" w:hAnsi="Times New Roman"/>
-          <w:b w:val="false"/>
-          <w:bCs w:val="false"/>
-          <w:i w:val="false"/>
-          <w:iCs w:val="false"/>
-          <w:caps w:val="false"/>
-          <w:smallCaps w:val="false"/>
-          <w:strike w:val="false"/>
-          <w:dstrike w:val="false"/>
-          <w:color w:val="000000"/>
-          <w:position w:val="0"/>
-          <w:sz w:val="24"/>
-          <w:sz w:val="24"/>
-          <w:szCs w:val="24"/>
-          <w:u w:val="none"/>
-          <w:shd w:fill="auto" w:val="clear"/>
-          <w:vertAlign w:val="baseline"/>
-        </w:rPr>
         <w:t>Por último el videojuego alcanzó con el objetivo al aplicar programación orientada a objetos, manejo de archivos, concurrencia mendiante hilos, estructura de datos y una interfaz gráfica, demostrando que estos conceptos son de suma importancia a la hora de realizar un videjuego de forma coherente y que sea en un sistema interactivo real.</w:t>
       </w:r>
     </w:p>
@@ -6527,7 +5610,7 @@
       <w:hyperlink r:id="rId2">
         <w:r>
           <w:rPr>
-            <w:rStyle w:val="ListLabel100"/>
+            <w:rStyle w:val="ListLabel91"/>
             <w:rFonts w:eastAsia="Times New Roman" w:cs="Times New Roman" w:ascii="Times New Roman" w:hAnsi="Times New Roman"/>
             <w:color w:val="467886"/>
             <w:u w:val="single"/>
@@ -6554,7 +5637,7 @@
       <w:hyperlink r:id="rId3">
         <w:r>
           <w:rPr>
-            <w:rStyle w:val="ListLabel100"/>
+            <w:rStyle w:val="ListLabel91"/>
             <w:rFonts w:eastAsia="Times New Roman" w:cs="Times New Roman" w:ascii="Times New Roman" w:hAnsi="Times New Roman"/>
             <w:color w:val="467886"/>
             <w:u w:val="single"/>
@@ -6581,7 +5664,7 @@
       <w:hyperlink r:id="rId4">
         <w:r>
           <w:rPr>
-            <w:rStyle w:val="ListLabel100"/>
+            <w:rStyle w:val="ListLabel91"/>
             <w:rFonts w:eastAsia="Times New Roman" w:cs="Times New Roman" w:ascii="Times New Roman" w:hAnsi="Times New Roman"/>
             <w:color w:val="467886"/>
             <w:u w:val="single"/>
@@ -6608,7 +5691,7 @@
       <w:hyperlink r:id="rId5">
         <w:r>
           <w:rPr>
-            <w:rStyle w:val="ListLabel100"/>
+            <w:rStyle w:val="ListLabel91"/>
             <w:rFonts w:eastAsia="Times New Roman" w:cs="Times New Roman" w:ascii="Times New Roman" w:hAnsi="Times New Roman"/>
             <w:color w:val="467886"/>
             <w:u w:val="single"/>
@@ -6635,7 +5718,7 @@
       <w:hyperlink r:id="rId6">
         <w:r>
           <w:rPr>
-            <w:rStyle w:val="ListLabel100"/>
+            <w:rStyle w:val="ListLabel91"/>
             <w:rFonts w:eastAsia="Times New Roman" w:cs="Times New Roman" w:ascii="Times New Roman" w:hAnsi="Times New Roman"/>
             <w:color w:val="467886"/>
             <w:u w:val="single"/>
@@ -6746,7 +5829,7 @@
     </w:r>
     <w:r>
       <w:rPr/>
-      <w:t>21</w:t>
+      <w:t>18</w:t>
     </w:r>
     <w:r>
       <w:rPr/>
@@ -6937,7 +6020,7 @@
     </w:r>
     <w:r>
       <w:rPr/>
-      <w:t>21</w:t>
+      <w:t>18</w:t>
     </w:r>
     <w:r>
       <w:rPr/>
@@ -7196,161 +6279,6 @@
   <w:abstractNum w:abstractNumId="2">
     <w:lvl w:ilvl="0">
       <w:start w:val="1"/>
-      <w:numFmt w:val="bullet"/>
-      <w:lvlText w:val="●"/>
-      <w:lvlJc w:val="left"/>
-      <w:pPr>
-        <w:tabs>
-          <w:tab w:val="num" w:pos="0"/>
-        </w:tabs>
-        <w:ind w:left="720" w:hanging="360"/>
-      </w:pPr>
-      <w:rPr>
-        <w:rFonts w:ascii="Noto Sans Symbols" w:hAnsi="Noto Sans Symbols" w:cs="Noto Sans Symbols" w:hint="default"/>
-        <w:sz w:val="20"/>
-        <w:szCs w:val="20"/>
-      </w:rPr>
-    </w:lvl>
-    <w:lvl w:ilvl="1">
-      <w:start w:val="1"/>
-      <w:numFmt w:val="bullet"/>
-      <w:lvlText w:val="●"/>
-      <w:lvlJc w:val="left"/>
-      <w:pPr>
-        <w:tabs>
-          <w:tab w:val="num" w:pos="0"/>
-        </w:tabs>
-        <w:ind w:left="1440" w:hanging="360"/>
-      </w:pPr>
-      <w:rPr>
-        <w:rFonts w:ascii="Noto Sans Symbols" w:hAnsi="Noto Sans Symbols" w:cs="Noto Sans Symbols" w:hint="default"/>
-        <w:sz w:val="20"/>
-        <w:szCs w:val="20"/>
-      </w:rPr>
-    </w:lvl>
-    <w:lvl w:ilvl="2">
-      <w:start w:val="1"/>
-      <w:numFmt w:val="bullet"/>
-      <w:lvlText w:val="●"/>
-      <w:lvlJc w:val="left"/>
-      <w:pPr>
-        <w:tabs>
-          <w:tab w:val="num" w:pos="0"/>
-        </w:tabs>
-        <w:ind w:left="2160" w:hanging="360"/>
-      </w:pPr>
-      <w:rPr>
-        <w:rFonts w:ascii="Noto Sans Symbols" w:hAnsi="Noto Sans Symbols" w:cs="Noto Sans Symbols" w:hint="default"/>
-        <w:sz w:val="20"/>
-        <w:szCs w:val="20"/>
-      </w:rPr>
-    </w:lvl>
-    <w:lvl w:ilvl="3">
-      <w:start w:val="1"/>
-      <w:numFmt w:val="bullet"/>
-      <w:lvlText w:val="●"/>
-      <w:lvlJc w:val="left"/>
-      <w:pPr>
-        <w:tabs>
-          <w:tab w:val="num" w:pos="0"/>
-        </w:tabs>
-        <w:ind w:left="2880" w:hanging="360"/>
-      </w:pPr>
-      <w:rPr>
-        <w:rFonts w:ascii="Noto Sans Symbols" w:hAnsi="Noto Sans Symbols" w:cs="Noto Sans Symbols" w:hint="default"/>
-        <w:sz w:val="20"/>
-        <w:szCs w:val="20"/>
-      </w:rPr>
-    </w:lvl>
-    <w:lvl w:ilvl="4">
-      <w:start w:val="1"/>
-      <w:numFmt w:val="bullet"/>
-      <w:lvlText w:val="●"/>
-      <w:lvlJc w:val="left"/>
-      <w:pPr>
-        <w:tabs>
-          <w:tab w:val="num" w:pos="0"/>
-        </w:tabs>
-        <w:ind w:left="3600" w:hanging="360"/>
-      </w:pPr>
-      <w:rPr>
-        <w:rFonts w:ascii="Noto Sans Symbols" w:hAnsi="Noto Sans Symbols" w:cs="Noto Sans Symbols" w:hint="default"/>
-        <w:sz w:val="20"/>
-        <w:szCs w:val="20"/>
-      </w:rPr>
-    </w:lvl>
-    <w:lvl w:ilvl="5">
-      <w:start w:val="1"/>
-      <w:numFmt w:val="bullet"/>
-      <w:lvlText w:val="●"/>
-      <w:lvlJc w:val="left"/>
-      <w:pPr>
-        <w:tabs>
-          <w:tab w:val="num" w:pos="0"/>
-        </w:tabs>
-        <w:ind w:left="4320" w:hanging="360"/>
-      </w:pPr>
-      <w:rPr>
-        <w:rFonts w:ascii="Noto Sans Symbols" w:hAnsi="Noto Sans Symbols" w:cs="Noto Sans Symbols" w:hint="default"/>
-        <w:sz w:val="20"/>
-        <w:szCs w:val="20"/>
-      </w:rPr>
-    </w:lvl>
-    <w:lvl w:ilvl="6">
-      <w:start w:val="1"/>
-      <w:numFmt w:val="bullet"/>
-      <w:lvlText w:val="●"/>
-      <w:lvlJc w:val="left"/>
-      <w:pPr>
-        <w:tabs>
-          <w:tab w:val="num" w:pos="0"/>
-        </w:tabs>
-        <w:ind w:left="5040" w:hanging="360"/>
-      </w:pPr>
-      <w:rPr>
-        <w:rFonts w:ascii="Noto Sans Symbols" w:hAnsi="Noto Sans Symbols" w:cs="Noto Sans Symbols" w:hint="default"/>
-        <w:sz w:val="20"/>
-        <w:szCs w:val="20"/>
-      </w:rPr>
-    </w:lvl>
-    <w:lvl w:ilvl="7">
-      <w:start w:val="1"/>
-      <w:numFmt w:val="bullet"/>
-      <w:lvlText w:val="●"/>
-      <w:lvlJc w:val="left"/>
-      <w:pPr>
-        <w:tabs>
-          <w:tab w:val="num" w:pos="0"/>
-        </w:tabs>
-        <w:ind w:left="5760" w:hanging="360"/>
-      </w:pPr>
-      <w:rPr>
-        <w:rFonts w:ascii="Noto Sans Symbols" w:hAnsi="Noto Sans Symbols" w:cs="Noto Sans Symbols" w:hint="default"/>
-        <w:sz w:val="20"/>
-        <w:szCs w:val="20"/>
-      </w:rPr>
-    </w:lvl>
-    <w:lvl w:ilvl="8">
-      <w:start w:val="1"/>
-      <w:numFmt w:val="bullet"/>
-      <w:lvlText w:val="●"/>
-      <w:lvlJc w:val="left"/>
-      <w:pPr>
-        <w:tabs>
-          <w:tab w:val="num" w:pos="0"/>
-        </w:tabs>
-        <w:ind w:left="6480" w:hanging="360"/>
-      </w:pPr>
-      <w:rPr>
-        <w:rFonts w:ascii="Noto Sans Symbols" w:hAnsi="Noto Sans Symbols" w:cs="Noto Sans Symbols" w:hint="default"/>
-        <w:sz w:val="20"/>
-        <w:szCs w:val="20"/>
-      </w:rPr>
-    </w:lvl>
-  </w:abstractNum>
-  <w:abstractNum w:abstractNumId="3">
-    <w:lvl w:ilvl="0">
-      <w:start w:val="1"/>
       <w:numFmt w:val="decimal"/>
       <w:lvlText w:val="%1."/>
       <w:lvlJc w:val="left"/>
@@ -7467,937 +6395,7 @@
       <w:rPr/>
     </w:lvl>
   </w:abstractNum>
-  <w:abstractNum w:abstractNumId="4">
-    <w:lvl w:ilvl="0">
-      <w:start w:val="1"/>
-      <w:numFmt w:val="bullet"/>
-      <w:lvlText w:val="●"/>
-      <w:lvlJc w:val="left"/>
-      <w:pPr>
-        <w:tabs>
-          <w:tab w:val="num" w:pos="0"/>
-        </w:tabs>
-        <w:ind w:left="720" w:hanging="360"/>
-      </w:pPr>
-      <w:rPr>
-        <w:rFonts w:ascii="Noto Sans Symbols" w:hAnsi="Noto Sans Symbols" w:cs="Noto Sans Symbols" w:hint="default"/>
-        <w:sz w:val="20"/>
-        <w:szCs w:val="20"/>
-      </w:rPr>
-    </w:lvl>
-    <w:lvl w:ilvl="1">
-      <w:start w:val="1"/>
-      <w:numFmt w:val="bullet"/>
-      <w:lvlText w:val="●"/>
-      <w:lvlJc w:val="left"/>
-      <w:pPr>
-        <w:tabs>
-          <w:tab w:val="num" w:pos="0"/>
-        </w:tabs>
-        <w:ind w:left="1440" w:hanging="360"/>
-      </w:pPr>
-      <w:rPr>
-        <w:rFonts w:ascii="Noto Sans Symbols" w:hAnsi="Noto Sans Symbols" w:cs="Noto Sans Symbols" w:hint="default"/>
-        <w:sz w:val="20"/>
-        <w:szCs w:val="20"/>
-      </w:rPr>
-    </w:lvl>
-    <w:lvl w:ilvl="2">
-      <w:start w:val="1"/>
-      <w:numFmt w:val="bullet"/>
-      <w:lvlText w:val="●"/>
-      <w:lvlJc w:val="left"/>
-      <w:pPr>
-        <w:tabs>
-          <w:tab w:val="num" w:pos="0"/>
-        </w:tabs>
-        <w:ind w:left="2160" w:hanging="360"/>
-      </w:pPr>
-      <w:rPr>
-        <w:rFonts w:ascii="Noto Sans Symbols" w:hAnsi="Noto Sans Symbols" w:cs="Noto Sans Symbols" w:hint="default"/>
-        <w:sz w:val="20"/>
-        <w:szCs w:val="20"/>
-      </w:rPr>
-    </w:lvl>
-    <w:lvl w:ilvl="3">
-      <w:start w:val="1"/>
-      <w:numFmt w:val="bullet"/>
-      <w:lvlText w:val="●"/>
-      <w:lvlJc w:val="left"/>
-      <w:pPr>
-        <w:tabs>
-          <w:tab w:val="num" w:pos="0"/>
-        </w:tabs>
-        <w:ind w:left="2880" w:hanging="360"/>
-      </w:pPr>
-      <w:rPr>
-        <w:rFonts w:ascii="Noto Sans Symbols" w:hAnsi="Noto Sans Symbols" w:cs="Noto Sans Symbols" w:hint="default"/>
-        <w:sz w:val="20"/>
-        <w:szCs w:val="20"/>
-      </w:rPr>
-    </w:lvl>
-    <w:lvl w:ilvl="4">
-      <w:start w:val="1"/>
-      <w:numFmt w:val="bullet"/>
-      <w:lvlText w:val="●"/>
-      <w:lvlJc w:val="left"/>
-      <w:pPr>
-        <w:tabs>
-          <w:tab w:val="num" w:pos="0"/>
-        </w:tabs>
-        <w:ind w:left="3600" w:hanging="360"/>
-      </w:pPr>
-      <w:rPr>
-        <w:rFonts w:ascii="Noto Sans Symbols" w:hAnsi="Noto Sans Symbols" w:cs="Noto Sans Symbols" w:hint="default"/>
-        <w:sz w:val="20"/>
-        <w:szCs w:val="20"/>
-      </w:rPr>
-    </w:lvl>
-    <w:lvl w:ilvl="5">
-      <w:start w:val="1"/>
-      <w:numFmt w:val="bullet"/>
-      <w:lvlText w:val="●"/>
-      <w:lvlJc w:val="left"/>
-      <w:pPr>
-        <w:tabs>
-          <w:tab w:val="num" w:pos="0"/>
-        </w:tabs>
-        <w:ind w:left="4320" w:hanging="360"/>
-      </w:pPr>
-      <w:rPr>
-        <w:rFonts w:ascii="Noto Sans Symbols" w:hAnsi="Noto Sans Symbols" w:cs="Noto Sans Symbols" w:hint="default"/>
-        <w:sz w:val="20"/>
-        <w:szCs w:val="20"/>
-      </w:rPr>
-    </w:lvl>
-    <w:lvl w:ilvl="6">
-      <w:start w:val="1"/>
-      <w:numFmt w:val="bullet"/>
-      <w:lvlText w:val="●"/>
-      <w:lvlJc w:val="left"/>
-      <w:pPr>
-        <w:tabs>
-          <w:tab w:val="num" w:pos="0"/>
-        </w:tabs>
-        <w:ind w:left="5040" w:hanging="360"/>
-      </w:pPr>
-      <w:rPr>
-        <w:rFonts w:ascii="Noto Sans Symbols" w:hAnsi="Noto Sans Symbols" w:cs="Noto Sans Symbols" w:hint="default"/>
-        <w:sz w:val="20"/>
-        <w:szCs w:val="20"/>
-      </w:rPr>
-    </w:lvl>
-    <w:lvl w:ilvl="7">
-      <w:start w:val="1"/>
-      <w:numFmt w:val="bullet"/>
-      <w:lvlText w:val="●"/>
-      <w:lvlJc w:val="left"/>
-      <w:pPr>
-        <w:tabs>
-          <w:tab w:val="num" w:pos="0"/>
-        </w:tabs>
-        <w:ind w:left="5760" w:hanging="360"/>
-      </w:pPr>
-      <w:rPr>
-        <w:rFonts w:ascii="Noto Sans Symbols" w:hAnsi="Noto Sans Symbols" w:cs="Noto Sans Symbols" w:hint="default"/>
-        <w:sz w:val="20"/>
-        <w:szCs w:val="20"/>
-      </w:rPr>
-    </w:lvl>
-    <w:lvl w:ilvl="8">
-      <w:start w:val="1"/>
-      <w:numFmt w:val="bullet"/>
-      <w:lvlText w:val="●"/>
-      <w:lvlJc w:val="left"/>
-      <w:pPr>
-        <w:tabs>
-          <w:tab w:val="num" w:pos="0"/>
-        </w:tabs>
-        <w:ind w:left="6480" w:hanging="360"/>
-      </w:pPr>
-      <w:rPr>
-        <w:rFonts w:ascii="Noto Sans Symbols" w:hAnsi="Noto Sans Symbols" w:cs="Noto Sans Symbols" w:hint="default"/>
-        <w:sz w:val="20"/>
-        <w:szCs w:val="20"/>
-      </w:rPr>
-    </w:lvl>
-  </w:abstractNum>
-  <w:abstractNum w:abstractNumId="5">
-    <w:lvl w:ilvl="0">
-      <w:start w:val="1"/>
-      <w:numFmt w:val="bullet"/>
-      <w:lvlText w:val="●"/>
-      <w:lvlJc w:val="left"/>
-      <w:pPr>
-        <w:tabs>
-          <w:tab w:val="num" w:pos="0"/>
-        </w:tabs>
-        <w:ind w:left="720" w:hanging="360"/>
-      </w:pPr>
-      <w:rPr>
-        <w:rFonts w:ascii="Noto Sans Symbols" w:hAnsi="Noto Sans Symbols" w:cs="Noto Sans Symbols" w:hint="default"/>
-        <w:sz w:val="20"/>
-        <w:szCs w:val="20"/>
-      </w:rPr>
-    </w:lvl>
-    <w:lvl w:ilvl="1">
-      <w:start w:val="1"/>
-      <w:numFmt w:val="bullet"/>
-      <w:lvlText w:val="●"/>
-      <w:lvlJc w:val="left"/>
-      <w:pPr>
-        <w:tabs>
-          <w:tab w:val="num" w:pos="0"/>
-        </w:tabs>
-        <w:ind w:left="1440" w:hanging="360"/>
-      </w:pPr>
-      <w:rPr>
-        <w:rFonts w:ascii="Noto Sans Symbols" w:hAnsi="Noto Sans Symbols" w:cs="Noto Sans Symbols" w:hint="default"/>
-        <w:sz w:val="20"/>
-        <w:szCs w:val="20"/>
-      </w:rPr>
-    </w:lvl>
-    <w:lvl w:ilvl="2">
-      <w:start w:val="1"/>
-      <w:numFmt w:val="bullet"/>
-      <w:lvlText w:val="●"/>
-      <w:lvlJc w:val="left"/>
-      <w:pPr>
-        <w:tabs>
-          <w:tab w:val="num" w:pos="0"/>
-        </w:tabs>
-        <w:ind w:left="2160" w:hanging="360"/>
-      </w:pPr>
-      <w:rPr>
-        <w:rFonts w:ascii="Noto Sans Symbols" w:hAnsi="Noto Sans Symbols" w:cs="Noto Sans Symbols" w:hint="default"/>
-        <w:sz w:val="20"/>
-        <w:szCs w:val="20"/>
-      </w:rPr>
-    </w:lvl>
-    <w:lvl w:ilvl="3">
-      <w:start w:val="1"/>
-      <w:numFmt w:val="bullet"/>
-      <w:lvlText w:val="●"/>
-      <w:lvlJc w:val="left"/>
-      <w:pPr>
-        <w:tabs>
-          <w:tab w:val="num" w:pos="0"/>
-        </w:tabs>
-        <w:ind w:left="2880" w:hanging="360"/>
-      </w:pPr>
-      <w:rPr>
-        <w:rFonts w:ascii="Noto Sans Symbols" w:hAnsi="Noto Sans Symbols" w:cs="Noto Sans Symbols" w:hint="default"/>
-        <w:sz w:val="20"/>
-        <w:szCs w:val="20"/>
-      </w:rPr>
-    </w:lvl>
-    <w:lvl w:ilvl="4">
-      <w:start w:val="1"/>
-      <w:numFmt w:val="bullet"/>
-      <w:lvlText w:val="●"/>
-      <w:lvlJc w:val="left"/>
-      <w:pPr>
-        <w:tabs>
-          <w:tab w:val="num" w:pos="0"/>
-        </w:tabs>
-        <w:ind w:left="3600" w:hanging="360"/>
-      </w:pPr>
-      <w:rPr>
-        <w:rFonts w:ascii="Noto Sans Symbols" w:hAnsi="Noto Sans Symbols" w:cs="Noto Sans Symbols" w:hint="default"/>
-        <w:sz w:val="20"/>
-        <w:szCs w:val="20"/>
-      </w:rPr>
-    </w:lvl>
-    <w:lvl w:ilvl="5">
-      <w:start w:val="1"/>
-      <w:numFmt w:val="bullet"/>
-      <w:lvlText w:val="●"/>
-      <w:lvlJc w:val="left"/>
-      <w:pPr>
-        <w:tabs>
-          <w:tab w:val="num" w:pos="0"/>
-        </w:tabs>
-        <w:ind w:left="4320" w:hanging="360"/>
-      </w:pPr>
-      <w:rPr>
-        <w:rFonts w:ascii="Noto Sans Symbols" w:hAnsi="Noto Sans Symbols" w:cs="Noto Sans Symbols" w:hint="default"/>
-        <w:sz w:val="20"/>
-        <w:szCs w:val="20"/>
-      </w:rPr>
-    </w:lvl>
-    <w:lvl w:ilvl="6">
-      <w:start w:val="1"/>
-      <w:numFmt w:val="bullet"/>
-      <w:lvlText w:val="●"/>
-      <w:lvlJc w:val="left"/>
-      <w:pPr>
-        <w:tabs>
-          <w:tab w:val="num" w:pos="0"/>
-        </w:tabs>
-        <w:ind w:left="5040" w:hanging="360"/>
-      </w:pPr>
-      <w:rPr>
-        <w:rFonts w:ascii="Noto Sans Symbols" w:hAnsi="Noto Sans Symbols" w:cs="Noto Sans Symbols" w:hint="default"/>
-        <w:sz w:val="20"/>
-        <w:szCs w:val="20"/>
-      </w:rPr>
-    </w:lvl>
-    <w:lvl w:ilvl="7">
-      <w:start w:val="1"/>
-      <w:numFmt w:val="bullet"/>
-      <w:lvlText w:val="●"/>
-      <w:lvlJc w:val="left"/>
-      <w:pPr>
-        <w:tabs>
-          <w:tab w:val="num" w:pos="0"/>
-        </w:tabs>
-        <w:ind w:left="5760" w:hanging="360"/>
-      </w:pPr>
-      <w:rPr>
-        <w:rFonts w:ascii="Noto Sans Symbols" w:hAnsi="Noto Sans Symbols" w:cs="Noto Sans Symbols" w:hint="default"/>
-        <w:sz w:val="20"/>
-        <w:szCs w:val="20"/>
-      </w:rPr>
-    </w:lvl>
-    <w:lvl w:ilvl="8">
-      <w:start w:val="1"/>
-      <w:numFmt w:val="bullet"/>
-      <w:lvlText w:val="●"/>
-      <w:lvlJc w:val="left"/>
-      <w:pPr>
-        <w:tabs>
-          <w:tab w:val="num" w:pos="0"/>
-        </w:tabs>
-        <w:ind w:left="6480" w:hanging="360"/>
-      </w:pPr>
-      <w:rPr>
-        <w:rFonts w:ascii="Noto Sans Symbols" w:hAnsi="Noto Sans Symbols" w:cs="Noto Sans Symbols" w:hint="default"/>
-        <w:sz w:val="20"/>
-        <w:szCs w:val="20"/>
-      </w:rPr>
-    </w:lvl>
-  </w:abstractNum>
-  <w:abstractNum w:abstractNumId="6">
-    <w:lvl w:ilvl="0">
-      <w:start w:val="1"/>
-      <w:numFmt w:val="bullet"/>
-      <w:lvlText w:val="●"/>
-      <w:lvlJc w:val="left"/>
-      <w:pPr>
-        <w:tabs>
-          <w:tab w:val="num" w:pos="0"/>
-        </w:tabs>
-        <w:ind w:left="720" w:hanging="360"/>
-      </w:pPr>
-      <w:rPr>
-        <w:rFonts w:ascii="Noto Sans Symbols" w:hAnsi="Noto Sans Symbols" w:cs="Noto Sans Symbols" w:hint="default"/>
-        <w:sz w:val="20"/>
-        <w:szCs w:val="20"/>
-      </w:rPr>
-    </w:lvl>
-    <w:lvl w:ilvl="1">
-      <w:start w:val="1"/>
-      <w:numFmt w:val="bullet"/>
-      <w:lvlText w:val="●"/>
-      <w:lvlJc w:val="left"/>
-      <w:pPr>
-        <w:tabs>
-          <w:tab w:val="num" w:pos="0"/>
-        </w:tabs>
-        <w:ind w:left="1440" w:hanging="360"/>
-      </w:pPr>
-      <w:rPr>
-        <w:rFonts w:ascii="Noto Sans Symbols" w:hAnsi="Noto Sans Symbols" w:cs="Noto Sans Symbols" w:hint="default"/>
-        <w:sz w:val="20"/>
-        <w:szCs w:val="20"/>
-      </w:rPr>
-    </w:lvl>
-    <w:lvl w:ilvl="2">
-      <w:start w:val="1"/>
-      <w:numFmt w:val="bullet"/>
-      <w:lvlText w:val="●"/>
-      <w:lvlJc w:val="left"/>
-      <w:pPr>
-        <w:tabs>
-          <w:tab w:val="num" w:pos="0"/>
-        </w:tabs>
-        <w:ind w:left="2160" w:hanging="360"/>
-      </w:pPr>
-      <w:rPr>
-        <w:rFonts w:ascii="Noto Sans Symbols" w:hAnsi="Noto Sans Symbols" w:cs="Noto Sans Symbols" w:hint="default"/>
-        <w:sz w:val="20"/>
-        <w:szCs w:val="20"/>
-      </w:rPr>
-    </w:lvl>
-    <w:lvl w:ilvl="3">
-      <w:start w:val="1"/>
-      <w:numFmt w:val="bullet"/>
-      <w:lvlText w:val="●"/>
-      <w:lvlJc w:val="left"/>
-      <w:pPr>
-        <w:tabs>
-          <w:tab w:val="num" w:pos="0"/>
-        </w:tabs>
-        <w:ind w:left="2880" w:hanging="360"/>
-      </w:pPr>
-      <w:rPr>
-        <w:rFonts w:ascii="Noto Sans Symbols" w:hAnsi="Noto Sans Symbols" w:cs="Noto Sans Symbols" w:hint="default"/>
-        <w:sz w:val="20"/>
-        <w:szCs w:val="20"/>
-      </w:rPr>
-    </w:lvl>
-    <w:lvl w:ilvl="4">
-      <w:start w:val="1"/>
-      <w:numFmt w:val="bullet"/>
-      <w:lvlText w:val="●"/>
-      <w:lvlJc w:val="left"/>
-      <w:pPr>
-        <w:tabs>
-          <w:tab w:val="num" w:pos="0"/>
-        </w:tabs>
-        <w:ind w:left="3600" w:hanging="360"/>
-      </w:pPr>
-      <w:rPr>
-        <w:rFonts w:ascii="Noto Sans Symbols" w:hAnsi="Noto Sans Symbols" w:cs="Noto Sans Symbols" w:hint="default"/>
-        <w:sz w:val="20"/>
-        <w:szCs w:val="20"/>
-      </w:rPr>
-    </w:lvl>
-    <w:lvl w:ilvl="5">
-      <w:start w:val="1"/>
-      <w:numFmt w:val="bullet"/>
-      <w:lvlText w:val="●"/>
-      <w:lvlJc w:val="left"/>
-      <w:pPr>
-        <w:tabs>
-          <w:tab w:val="num" w:pos="0"/>
-        </w:tabs>
-        <w:ind w:left="4320" w:hanging="360"/>
-      </w:pPr>
-      <w:rPr>
-        <w:rFonts w:ascii="Noto Sans Symbols" w:hAnsi="Noto Sans Symbols" w:cs="Noto Sans Symbols" w:hint="default"/>
-        <w:sz w:val="20"/>
-        <w:szCs w:val="20"/>
-      </w:rPr>
-    </w:lvl>
-    <w:lvl w:ilvl="6">
-      <w:start w:val="1"/>
-      <w:numFmt w:val="bullet"/>
-      <w:lvlText w:val="●"/>
-      <w:lvlJc w:val="left"/>
-      <w:pPr>
-        <w:tabs>
-          <w:tab w:val="num" w:pos="0"/>
-        </w:tabs>
-        <w:ind w:left="5040" w:hanging="360"/>
-      </w:pPr>
-      <w:rPr>
-        <w:rFonts w:ascii="Noto Sans Symbols" w:hAnsi="Noto Sans Symbols" w:cs="Noto Sans Symbols" w:hint="default"/>
-        <w:sz w:val="20"/>
-        <w:szCs w:val="20"/>
-      </w:rPr>
-    </w:lvl>
-    <w:lvl w:ilvl="7">
-      <w:start w:val="1"/>
-      <w:numFmt w:val="bullet"/>
-      <w:lvlText w:val="●"/>
-      <w:lvlJc w:val="left"/>
-      <w:pPr>
-        <w:tabs>
-          <w:tab w:val="num" w:pos="0"/>
-        </w:tabs>
-        <w:ind w:left="5760" w:hanging="360"/>
-      </w:pPr>
-      <w:rPr>
-        <w:rFonts w:ascii="Noto Sans Symbols" w:hAnsi="Noto Sans Symbols" w:cs="Noto Sans Symbols" w:hint="default"/>
-        <w:sz w:val="20"/>
-        <w:szCs w:val="20"/>
-      </w:rPr>
-    </w:lvl>
-    <w:lvl w:ilvl="8">
-      <w:start w:val="1"/>
-      <w:numFmt w:val="bullet"/>
-      <w:lvlText w:val="●"/>
-      <w:lvlJc w:val="left"/>
-      <w:pPr>
-        <w:tabs>
-          <w:tab w:val="num" w:pos="0"/>
-        </w:tabs>
-        <w:ind w:left="6480" w:hanging="360"/>
-      </w:pPr>
-      <w:rPr>
-        <w:rFonts w:ascii="Noto Sans Symbols" w:hAnsi="Noto Sans Symbols" w:cs="Noto Sans Symbols" w:hint="default"/>
-        <w:sz w:val="20"/>
-        <w:szCs w:val="20"/>
-      </w:rPr>
-    </w:lvl>
-  </w:abstractNum>
-  <w:abstractNum w:abstractNumId="7">
-    <w:lvl w:ilvl="0">
-      <w:start w:val="1"/>
-      <w:numFmt w:val="bullet"/>
-      <w:lvlText w:val="●"/>
-      <w:lvlJc w:val="left"/>
-      <w:pPr>
-        <w:tabs>
-          <w:tab w:val="num" w:pos="0"/>
-        </w:tabs>
-        <w:ind w:left="720" w:hanging="360"/>
-      </w:pPr>
-      <w:rPr>
-        <w:rFonts w:ascii="Noto Sans Symbols" w:hAnsi="Noto Sans Symbols" w:cs="Noto Sans Symbols" w:hint="default"/>
-        <w:sz w:val="20"/>
-        <w:szCs w:val="20"/>
-      </w:rPr>
-    </w:lvl>
-    <w:lvl w:ilvl="1">
-      <w:start w:val="1"/>
-      <w:numFmt w:val="bullet"/>
-      <w:lvlText w:val="●"/>
-      <w:lvlJc w:val="left"/>
-      <w:pPr>
-        <w:tabs>
-          <w:tab w:val="num" w:pos="0"/>
-        </w:tabs>
-        <w:ind w:left="1440" w:hanging="360"/>
-      </w:pPr>
-      <w:rPr>
-        <w:rFonts w:ascii="Noto Sans Symbols" w:hAnsi="Noto Sans Symbols" w:cs="Noto Sans Symbols" w:hint="default"/>
-        <w:sz w:val="20"/>
-        <w:szCs w:val="20"/>
-      </w:rPr>
-    </w:lvl>
-    <w:lvl w:ilvl="2">
-      <w:start w:val="1"/>
-      <w:numFmt w:val="bullet"/>
-      <w:lvlText w:val="●"/>
-      <w:lvlJc w:val="left"/>
-      <w:pPr>
-        <w:tabs>
-          <w:tab w:val="num" w:pos="0"/>
-        </w:tabs>
-        <w:ind w:left="2160" w:hanging="360"/>
-      </w:pPr>
-      <w:rPr>
-        <w:rFonts w:ascii="Noto Sans Symbols" w:hAnsi="Noto Sans Symbols" w:cs="Noto Sans Symbols" w:hint="default"/>
-        <w:sz w:val="20"/>
-        <w:szCs w:val="20"/>
-      </w:rPr>
-    </w:lvl>
-    <w:lvl w:ilvl="3">
-      <w:start w:val="1"/>
-      <w:numFmt w:val="bullet"/>
-      <w:lvlText w:val="●"/>
-      <w:lvlJc w:val="left"/>
-      <w:pPr>
-        <w:tabs>
-          <w:tab w:val="num" w:pos="0"/>
-        </w:tabs>
-        <w:ind w:left="2880" w:hanging="360"/>
-      </w:pPr>
-      <w:rPr>
-        <w:rFonts w:ascii="Noto Sans Symbols" w:hAnsi="Noto Sans Symbols" w:cs="Noto Sans Symbols" w:hint="default"/>
-        <w:sz w:val="20"/>
-        <w:szCs w:val="20"/>
-      </w:rPr>
-    </w:lvl>
-    <w:lvl w:ilvl="4">
-      <w:start w:val="1"/>
-      <w:numFmt w:val="bullet"/>
-      <w:lvlText w:val="●"/>
-      <w:lvlJc w:val="left"/>
-      <w:pPr>
-        <w:tabs>
-          <w:tab w:val="num" w:pos="0"/>
-        </w:tabs>
-        <w:ind w:left="3600" w:hanging="360"/>
-      </w:pPr>
-      <w:rPr>
-        <w:rFonts w:ascii="Noto Sans Symbols" w:hAnsi="Noto Sans Symbols" w:cs="Noto Sans Symbols" w:hint="default"/>
-        <w:sz w:val="20"/>
-        <w:szCs w:val="20"/>
-      </w:rPr>
-    </w:lvl>
-    <w:lvl w:ilvl="5">
-      <w:start w:val="1"/>
-      <w:numFmt w:val="bullet"/>
-      <w:lvlText w:val="●"/>
-      <w:lvlJc w:val="left"/>
-      <w:pPr>
-        <w:tabs>
-          <w:tab w:val="num" w:pos="0"/>
-        </w:tabs>
-        <w:ind w:left="4320" w:hanging="360"/>
-      </w:pPr>
-      <w:rPr>
-        <w:rFonts w:ascii="Noto Sans Symbols" w:hAnsi="Noto Sans Symbols" w:cs="Noto Sans Symbols" w:hint="default"/>
-        <w:sz w:val="20"/>
-        <w:szCs w:val="20"/>
-      </w:rPr>
-    </w:lvl>
-    <w:lvl w:ilvl="6">
-      <w:start w:val="1"/>
-      <w:numFmt w:val="bullet"/>
-      <w:lvlText w:val="●"/>
-      <w:lvlJc w:val="left"/>
-      <w:pPr>
-        <w:tabs>
-          <w:tab w:val="num" w:pos="0"/>
-        </w:tabs>
-        <w:ind w:left="5040" w:hanging="360"/>
-      </w:pPr>
-      <w:rPr>
-        <w:rFonts w:ascii="Noto Sans Symbols" w:hAnsi="Noto Sans Symbols" w:cs="Noto Sans Symbols" w:hint="default"/>
-        <w:sz w:val="20"/>
-        <w:szCs w:val="20"/>
-      </w:rPr>
-    </w:lvl>
-    <w:lvl w:ilvl="7">
-      <w:start w:val="1"/>
-      <w:numFmt w:val="bullet"/>
-      <w:lvlText w:val="●"/>
-      <w:lvlJc w:val="left"/>
-      <w:pPr>
-        <w:tabs>
-          <w:tab w:val="num" w:pos="0"/>
-        </w:tabs>
-        <w:ind w:left="5760" w:hanging="360"/>
-      </w:pPr>
-      <w:rPr>
-        <w:rFonts w:ascii="Noto Sans Symbols" w:hAnsi="Noto Sans Symbols" w:cs="Noto Sans Symbols" w:hint="default"/>
-        <w:sz w:val="20"/>
-        <w:szCs w:val="20"/>
-      </w:rPr>
-    </w:lvl>
-    <w:lvl w:ilvl="8">
-      <w:start w:val="1"/>
-      <w:numFmt w:val="bullet"/>
-      <w:lvlText w:val="●"/>
-      <w:lvlJc w:val="left"/>
-      <w:pPr>
-        <w:tabs>
-          <w:tab w:val="num" w:pos="0"/>
-        </w:tabs>
-        <w:ind w:left="6480" w:hanging="360"/>
-      </w:pPr>
-      <w:rPr>
-        <w:rFonts w:ascii="Noto Sans Symbols" w:hAnsi="Noto Sans Symbols" w:cs="Noto Sans Symbols" w:hint="default"/>
-        <w:sz w:val="20"/>
-        <w:szCs w:val="20"/>
-      </w:rPr>
-    </w:lvl>
-  </w:abstractNum>
-  <w:abstractNum w:abstractNumId="8">
-    <w:lvl w:ilvl="0">
-      <w:start w:val="1"/>
-      <w:numFmt w:val="bullet"/>
-      <w:lvlText w:val="●"/>
-      <w:lvlJc w:val="left"/>
-      <w:pPr>
-        <w:tabs>
-          <w:tab w:val="num" w:pos="0"/>
-        </w:tabs>
-        <w:ind w:left="720" w:hanging="360"/>
-      </w:pPr>
-      <w:rPr>
-        <w:rFonts w:ascii="Noto Sans Symbols" w:hAnsi="Noto Sans Symbols" w:cs="Noto Sans Symbols" w:hint="default"/>
-        <w:sz w:val="20"/>
-        <w:szCs w:val="20"/>
-      </w:rPr>
-    </w:lvl>
-    <w:lvl w:ilvl="1">
-      <w:start w:val="1"/>
-      <w:numFmt w:val="bullet"/>
-      <w:lvlText w:val="●"/>
-      <w:lvlJc w:val="left"/>
-      <w:pPr>
-        <w:tabs>
-          <w:tab w:val="num" w:pos="0"/>
-        </w:tabs>
-        <w:ind w:left="1440" w:hanging="360"/>
-      </w:pPr>
-      <w:rPr>
-        <w:rFonts w:ascii="Noto Sans Symbols" w:hAnsi="Noto Sans Symbols" w:cs="Noto Sans Symbols" w:hint="default"/>
-        <w:sz w:val="20"/>
-        <w:szCs w:val="20"/>
-      </w:rPr>
-    </w:lvl>
-    <w:lvl w:ilvl="2">
-      <w:start w:val="1"/>
-      <w:numFmt w:val="bullet"/>
-      <w:lvlText w:val="●"/>
-      <w:lvlJc w:val="left"/>
-      <w:pPr>
-        <w:tabs>
-          <w:tab w:val="num" w:pos="0"/>
-        </w:tabs>
-        <w:ind w:left="2160" w:hanging="360"/>
-      </w:pPr>
-      <w:rPr>
-        <w:rFonts w:ascii="Noto Sans Symbols" w:hAnsi="Noto Sans Symbols" w:cs="Noto Sans Symbols" w:hint="default"/>
-        <w:sz w:val="20"/>
-        <w:szCs w:val="20"/>
-      </w:rPr>
-    </w:lvl>
-    <w:lvl w:ilvl="3">
-      <w:start w:val="1"/>
-      <w:numFmt w:val="bullet"/>
-      <w:lvlText w:val="●"/>
-      <w:lvlJc w:val="left"/>
-      <w:pPr>
-        <w:tabs>
-          <w:tab w:val="num" w:pos="0"/>
-        </w:tabs>
-        <w:ind w:left="2880" w:hanging="360"/>
-      </w:pPr>
-      <w:rPr>
-        <w:rFonts w:ascii="Noto Sans Symbols" w:hAnsi="Noto Sans Symbols" w:cs="Noto Sans Symbols" w:hint="default"/>
-        <w:sz w:val="20"/>
-        <w:szCs w:val="20"/>
-      </w:rPr>
-    </w:lvl>
-    <w:lvl w:ilvl="4">
-      <w:start w:val="1"/>
-      <w:numFmt w:val="bullet"/>
-      <w:lvlText w:val="●"/>
-      <w:lvlJc w:val="left"/>
-      <w:pPr>
-        <w:tabs>
-          <w:tab w:val="num" w:pos="0"/>
-        </w:tabs>
-        <w:ind w:left="3600" w:hanging="360"/>
-      </w:pPr>
-      <w:rPr>
-        <w:rFonts w:ascii="Noto Sans Symbols" w:hAnsi="Noto Sans Symbols" w:cs="Noto Sans Symbols" w:hint="default"/>
-        <w:sz w:val="20"/>
-        <w:szCs w:val="20"/>
-      </w:rPr>
-    </w:lvl>
-    <w:lvl w:ilvl="5">
-      <w:start w:val="1"/>
-      <w:numFmt w:val="bullet"/>
-      <w:lvlText w:val="●"/>
-      <w:lvlJc w:val="left"/>
-      <w:pPr>
-        <w:tabs>
-          <w:tab w:val="num" w:pos="0"/>
-        </w:tabs>
-        <w:ind w:left="4320" w:hanging="360"/>
-      </w:pPr>
-      <w:rPr>
-        <w:rFonts w:ascii="Noto Sans Symbols" w:hAnsi="Noto Sans Symbols" w:cs="Noto Sans Symbols" w:hint="default"/>
-        <w:sz w:val="20"/>
-        <w:szCs w:val="20"/>
-      </w:rPr>
-    </w:lvl>
-    <w:lvl w:ilvl="6">
-      <w:start w:val="1"/>
-      <w:numFmt w:val="bullet"/>
-      <w:lvlText w:val="●"/>
-      <w:lvlJc w:val="left"/>
-      <w:pPr>
-        <w:tabs>
-          <w:tab w:val="num" w:pos="0"/>
-        </w:tabs>
-        <w:ind w:left="5040" w:hanging="360"/>
-      </w:pPr>
-      <w:rPr>
-        <w:rFonts w:ascii="Noto Sans Symbols" w:hAnsi="Noto Sans Symbols" w:cs="Noto Sans Symbols" w:hint="default"/>
-        <w:sz w:val="20"/>
-        <w:szCs w:val="20"/>
-      </w:rPr>
-    </w:lvl>
-    <w:lvl w:ilvl="7">
-      <w:start w:val="1"/>
-      <w:numFmt w:val="bullet"/>
-      <w:lvlText w:val="●"/>
-      <w:lvlJc w:val="left"/>
-      <w:pPr>
-        <w:tabs>
-          <w:tab w:val="num" w:pos="0"/>
-        </w:tabs>
-        <w:ind w:left="5760" w:hanging="360"/>
-      </w:pPr>
-      <w:rPr>
-        <w:rFonts w:ascii="Noto Sans Symbols" w:hAnsi="Noto Sans Symbols" w:cs="Noto Sans Symbols" w:hint="default"/>
-        <w:sz w:val="20"/>
-        <w:szCs w:val="20"/>
-      </w:rPr>
-    </w:lvl>
-    <w:lvl w:ilvl="8">
-      <w:start w:val="1"/>
-      <w:numFmt w:val="bullet"/>
-      <w:lvlText w:val="●"/>
-      <w:lvlJc w:val="left"/>
-      <w:pPr>
-        <w:tabs>
-          <w:tab w:val="num" w:pos="0"/>
-        </w:tabs>
-        <w:ind w:left="6480" w:hanging="360"/>
-      </w:pPr>
-      <w:rPr>
-        <w:rFonts w:ascii="Noto Sans Symbols" w:hAnsi="Noto Sans Symbols" w:cs="Noto Sans Symbols" w:hint="default"/>
-        <w:sz w:val="20"/>
-        <w:szCs w:val="20"/>
-      </w:rPr>
-    </w:lvl>
-  </w:abstractNum>
-  <w:abstractNum w:abstractNumId="9">
-    <w:lvl w:ilvl="0">
-      <w:start w:val="1"/>
-      <w:numFmt w:val="bullet"/>
-      <w:lvlText w:val="●"/>
-      <w:lvlJc w:val="left"/>
-      <w:pPr>
-        <w:tabs>
-          <w:tab w:val="num" w:pos="0"/>
-        </w:tabs>
-        <w:ind w:left="720" w:hanging="360"/>
-      </w:pPr>
-      <w:rPr>
-        <w:rFonts w:ascii="Noto Sans Symbols" w:hAnsi="Noto Sans Symbols" w:cs="Noto Sans Symbols" w:hint="default"/>
-        <w:sz w:val="20"/>
-        <w:szCs w:val="20"/>
-      </w:rPr>
-    </w:lvl>
-    <w:lvl w:ilvl="1">
-      <w:start w:val="1"/>
-      <w:numFmt w:val="bullet"/>
-      <w:lvlText w:val="●"/>
-      <w:lvlJc w:val="left"/>
-      <w:pPr>
-        <w:tabs>
-          <w:tab w:val="num" w:pos="0"/>
-        </w:tabs>
-        <w:ind w:left="1440" w:hanging="360"/>
-      </w:pPr>
-      <w:rPr>
-        <w:rFonts w:ascii="Noto Sans Symbols" w:hAnsi="Noto Sans Symbols" w:cs="Noto Sans Symbols" w:hint="default"/>
-        <w:sz w:val="20"/>
-        <w:szCs w:val="20"/>
-      </w:rPr>
-    </w:lvl>
-    <w:lvl w:ilvl="2">
-      <w:start w:val="1"/>
-      <w:numFmt w:val="bullet"/>
-      <w:lvlText w:val="●"/>
-      <w:lvlJc w:val="left"/>
-      <w:pPr>
-        <w:tabs>
-          <w:tab w:val="num" w:pos="0"/>
-        </w:tabs>
-        <w:ind w:left="2160" w:hanging="360"/>
-      </w:pPr>
-      <w:rPr>
-        <w:rFonts w:ascii="Noto Sans Symbols" w:hAnsi="Noto Sans Symbols" w:cs="Noto Sans Symbols" w:hint="default"/>
-        <w:sz w:val="20"/>
-        <w:szCs w:val="20"/>
-      </w:rPr>
-    </w:lvl>
-    <w:lvl w:ilvl="3">
-      <w:start w:val="1"/>
-      <w:numFmt w:val="bullet"/>
-      <w:lvlText w:val="●"/>
-      <w:lvlJc w:val="left"/>
-      <w:pPr>
-        <w:tabs>
-          <w:tab w:val="num" w:pos="0"/>
-        </w:tabs>
-        <w:ind w:left="2880" w:hanging="360"/>
-      </w:pPr>
-      <w:rPr>
-        <w:rFonts w:ascii="Noto Sans Symbols" w:hAnsi="Noto Sans Symbols" w:cs="Noto Sans Symbols" w:hint="default"/>
-        <w:sz w:val="20"/>
-        <w:szCs w:val="20"/>
-      </w:rPr>
-    </w:lvl>
-    <w:lvl w:ilvl="4">
-      <w:start w:val="1"/>
-      <w:numFmt w:val="bullet"/>
-      <w:lvlText w:val="●"/>
-      <w:lvlJc w:val="left"/>
-      <w:pPr>
-        <w:tabs>
-          <w:tab w:val="num" w:pos="0"/>
-        </w:tabs>
-        <w:ind w:left="3600" w:hanging="360"/>
-      </w:pPr>
-      <w:rPr>
-        <w:rFonts w:ascii="Noto Sans Symbols" w:hAnsi="Noto Sans Symbols" w:cs="Noto Sans Symbols" w:hint="default"/>
-        <w:sz w:val="20"/>
-        <w:szCs w:val="20"/>
-      </w:rPr>
-    </w:lvl>
-    <w:lvl w:ilvl="5">
-      <w:start w:val="1"/>
-      <w:numFmt w:val="bullet"/>
-      <w:lvlText w:val="●"/>
-      <w:lvlJc w:val="left"/>
-      <w:pPr>
-        <w:tabs>
-          <w:tab w:val="num" w:pos="0"/>
-        </w:tabs>
-        <w:ind w:left="4320" w:hanging="360"/>
-      </w:pPr>
-      <w:rPr>
-        <w:rFonts w:ascii="Noto Sans Symbols" w:hAnsi="Noto Sans Symbols" w:cs="Noto Sans Symbols" w:hint="default"/>
-        <w:sz w:val="20"/>
-        <w:szCs w:val="20"/>
-      </w:rPr>
-    </w:lvl>
-    <w:lvl w:ilvl="6">
-      <w:start w:val="1"/>
-      <w:numFmt w:val="bullet"/>
-      <w:lvlText w:val="●"/>
-      <w:lvlJc w:val="left"/>
-      <w:pPr>
-        <w:tabs>
-          <w:tab w:val="num" w:pos="0"/>
-        </w:tabs>
-        <w:ind w:left="5040" w:hanging="360"/>
-      </w:pPr>
-      <w:rPr>
-        <w:rFonts w:ascii="Noto Sans Symbols" w:hAnsi="Noto Sans Symbols" w:cs="Noto Sans Symbols" w:hint="default"/>
-        <w:sz w:val="20"/>
-        <w:szCs w:val="20"/>
-      </w:rPr>
-    </w:lvl>
-    <w:lvl w:ilvl="7">
-      <w:start w:val="1"/>
-      <w:numFmt w:val="bullet"/>
-      <w:lvlText w:val="●"/>
-      <w:lvlJc w:val="left"/>
-      <w:pPr>
-        <w:tabs>
-          <w:tab w:val="num" w:pos="0"/>
-        </w:tabs>
-        <w:ind w:left="5760" w:hanging="360"/>
-      </w:pPr>
-      <w:rPr>
-        <w:rFonts w:ascii="Noto Sans Symbols" w:hAnsi="Noto Sans Symbols" w:cs="Noto Sans Symbols" w:hint="default"/>
-        <w:sz w:val="20"/>
-        <w:szCs w:val="20"/>
-      </w:rPr>
-    </w:lvl>
-    <w:lvl w:ilvl="8">
-      <w:start w:val="1"/>
-      <w:numFmt w:val="bullet"/>
-      <w:lvlText w:val="●"/>
-      <w:lvlJc w:val="left"/>
-      <w:pPr>
-        <w:tabs>
-          <w:tab w:val="num" w:pos="0"/>
-        </w:tabs>
-        <w:ind w:left="6480" w:hanging="360"/>
-      </w:pPr>
-      <w:rPr>
-        <w:rFonts w:ascii="Noto Sans Symbols" w:hAnsi="Noto Sans Symbols" w:cs="Noto Sans Symbols" w:hint="default"/>
-        <w:sz w:val="20"/>
-        <w:szCs w:val="20"/>
-      </w:rPr>
-    </w:lvl>
-  </w:abstractNum>
-  <w:abstractNum w:abstractNumId="10">
+  <w:abstractNum w:abstractNumId="3">
     <w:lvl w:ilvl="0">
       <w:start w:val="1"/>
       <w:numFmt w:val="none"/>
@@ -8524,27 +6522,6 @@
   </w:num>
   <w:num w:numId="3">
     <w:abstractNumId w:val="3"/>
-  </w:num>
-  <w:num w:numId="4">
-    <w:abstractNumId w:val="4"/>
-  </w:num>
-  <w:num w:numId="5">
-    <w:abstractNumId w:val="5"/>
-  </w:num>
-  <w:num w:numId="6">
-    <w:abstractNumId w:val="6"/>
-  </w:num>
-  <w:num w:numId="7">
-    <w:abstractNumId w:val="7"/>
-  </w:num>
-  <w:num w:numId="8">
-    <w:abstractNumId w:val="8"/>
-  </w:num>
-  <w:num w:numId="9">
-    <w:abstractNumId w:val="9"/>
-  </w:num>
-  <w:num w:numId="10">
-    <w:abstractNumId w:val="10"/>
   </w:num>
 </w:numbering>
 </file>

--- a/Doc_Externa_Segundo _Proyecto - Victor_Josias.docx
+++ b/Doc_Externa_Segundo _Proyecto - Victor_Josias.docx
@@ -949,30 +949,7 @@
               <w:shd w:fill="auto" w:val="clear"/>
               <w:vertAlign w:val="baseline"/>
             </w:rPr>
-            <w:t>1</w:t>
-          </w:r>
-          <w:r>
-            <w:rPr>
-              <w:rFonts w:eastAsia="Aptos" w:cs="Aptos"/>
-              <w:b w:val="false"/>
-              <w:bCs w:val="false"/>
-              <w:i w:val="false"/>
-              <w:iCs w:val="false"/>
-              <w:caps w:val="false"/>
-              <w:smallCaps w:val="false"/>
-              <w:strike w:val="false"/>
-              <w:dstrike w:val="false"/>
-              <w:vanish w:val="false"/>
-              <w:color w:val="000000"/>
-              <w:position w:val="0"/>
-              <w:sz w:val="24"/>
-              <w:sz w:val="24"/>
-              <w:szCs w:val="24"/>
-              <w:u w:val="none"/>
-              <w:shd w:fill="auto" w:val="clear"/>
-              <w:vertAlign w:val="baseline"/>
-            </w:rPr>
-            <w:t>2</w:t>
+            <w:t>12</w:t>
           </w:r>
         </w:p>
         <w:p>
@@ -1086,30 +1063,7 @@
               <w:shd w:fill="auto" w:val="clear"/>
               <w:vertAlign w:val="baseline"/>
             </w:rPr>
-            <w:t>1</w:t>
-          </w:r>
-          <w:r>
-            <w:rPr>
-              <w:rFonts w:eastAsia="Aptos" w:cs="Aptos"/>
-              <w:b w:val="false"/>
-              <w:bCs w:val="false"/>
-              <w:i w:val="false"/>
-              <w:iCs w:val="false"/>
-              <w:caps w:val="false"/>
-              <w:smallCaps w:val="false"/>
-              <w:strike w:val="false"/>
-              <w:dstrike w:val="false"/>
-              <w:vanish w:val="false"/>
-              <w:color w:val="000000"/>
-              <w:position w:val="0"/>
-              <w:sz w:val="24"/>
-              <w:sz w:val="24"/>
-              <w:szCs w:val="24"/>
-              <w:u w:val="none"/>
-              <w:shd w:fill="auto" w:val="clear"/>
-              <w:vertAlign w:val="baseline"/>
-            </w:rPr>
-            <w:t>2</w:t>
+            <w:t>12</w:t>
           </w:r>
         </w:p>
         <w:p>
@@ -1223,30 +1177,7 @@
               <w:shd w:fill="auto" w:val="clear"/>
               <w:vertAlign w:val="baseline"/>
             </w:rPr>
-            <w:t>1</w:t>
-          </w:r>
-          <w:r>
-            <w:rPr>
-              <w:rFonts w:eastAsia="Aptos" w:cs="Aptos"/>
-              <w:b w:val="false"/>
-              <w:bCs w:val="false"/>
-              <w:i w:val="false"/>
-              <w:iCs w:val="false"/>
-              <w:caps w:val="false"/>
-              <w:smallCaps w:val="false"/>
-              <w:strike w:val="false"/>
-              <w:dstrike w:val="false"/>
-              <w:vanish w:val="false"/>
-              <w:color w:val="000000"/>
-              <w:position w:val="0"/>
-              <w:sz w:val="24"/>
-              <w:sz w:val="24"/>
-              <w:szCs w:val="24"/>
-              <w:u w:val="none"/>
-              <w:shd w:fill="auto" w:val="clear"/>
-              <w:vertAlign w:val="baseline"/>
-            </w:rPr>
-            <w:t>3</w:t>
+            <w:t>13</w:t>
           </w:r>
         </w:p>
         <w:p>
@@ -1360,30 +1291,7 @@
               <w:shd w:fill="auto" w:val="clear"/>
               <w:vertAlign w:val="baseline"/>
             </w:rPr>
-            <w:t>1</w:t>
-          </w:r>
-          <w:r>
-            <w:rPr>
-              <w:rFonts w:eastAsia="Aptos" w:cs="Aptos"/>
-              <w:b w:val="false"/>
-              <w:bCs w:val="false"/>
-              <w:i w:val="false"/>
-              <w:iCs w:val="false"/>
-              <w:caps w:val="false"/>
-              <w:smallCaps w:val="false"/>
-              <w:strike w:val="false"/>
-              <w:dstrike w:val="false"/>
-              <w:vanish w:val="false"/>
-              <w:color w:val="000000"/>
-              <w:position w:val="0"/>
-              <w:sz w:val="24"/>
-              <w:sz w:val="24"/>
-              <w:szCs w:val="24"/>
-              <w:u w:val="none"/>
-              <w:shd w:fill="auto" w:val="clear"/>
-              <w:vertAlign w:val="baseline"/>
-            </w:rPr>
-            <w:t>5</w:t>
+            <w:t>15</w:t>
           </w:r>
         </w:p>
         <w:p>
@@ -1497,30 +1405,7 @@
               <w:shd w:fill="auto" w:val="clear"/>
               <w:vertAlign w:val="baseline"/>
             </w:rPr>
-            <w:t>1</w:t>
-          </w:r>
-          <w:r>
-            <w:rPr>
-              <w:rFonts w:eastAsia="Aptos" w:cs="Aptos"/>
-              <w:b w:val="false"/>
-              <w:bCs w:val="false"/>
-              <w:i w:val="false"/>
-              <w:iCs w:val="false"/>
-              <w:caps w:val="false"/>
-              <w:smallCaps w:val="false"/>
-              <w:strike w:val="false"/>
-              <w:dstrike w:val="false"/>
-              <w:vanish w:val="false"/>
-              <w:color w:val="000000"/>
-              <w:position w:val="0"/>
-              <w:sz w:val="24"/>
-              <w:sz w:val="24"/>
-              <w:szCs w:val="24"/>
-              <w:u w:val="none"/>
-              <w:shd w:fill="auto" w:val="clear"/>
-              <w:vertAlign w:val="baseline"/>
-            </w:rPr>
-            <w:t>6</w:t>
+            <w:t>16</w:t>
           </w:r>
         </w:p>
         <w:p>
@@ -1767,7 +1652,7 @@
         <w:rPr>
           <w:rFonts w:eastAsia="Times New Roman" w:cs="Times New Roman" w:ascii="Times New Roman" w:hAnsi="Times New Roman"/>
         </w:rPr>
-        <w:t>Por último, el proyecto buscan implementar diferentes áreas de programación en un videojuego. La matriz permite presentar el mapa de juego. La interfaz gráfica permite permite una interacción amigable con el usuario y de esta manera existe una mejor experiencia.</w:t>
+        <w:t>Por último, el proyecto buscan implementar diferentes áreas de programación en un videojuego. La matriz permite presentar el mapa de juego. La interfaz gráfica permite una interacción amigable con el usuario y de esta manera existe una mejor experiencia.</w:t>
       </w:r>
       <w:r>
         <w:br w:type="page"/>
@@ -2490,9 +2375,9 @@
     <w:tbl>
       <w:tblPr>
         <w:tblStyle w:val="Table1"/>
-        <w:tblW w:w="8828" w:type="dxa"/>
+        <w:tblW w:w="9060" w:type="dxa"/>
         <w:jc w:val="left"/>
-        <w:tblInd w:w="-109" w:type="dxa"/>
+        <w:tblInd w:w="264" w:type="dxa"/>
         <w:tblLayout w:type="fixed"/>
         <w:tblCellMar>
           <w:top w:w="0" w:type="dxa"/>
@@ -2503,15 +2388,15 @@
         <w:tblLook w:val="0400"/>
       </w:tblPr>
       <w:tblGrid>
-        <w:gridCol w:w="2942"/>
-        <w:gridCol w:w="2943"/>
-        <w:gridCol w:w="2943"/>
+        <w:gridCol w:w="2568"/>
+        <w:gridCol w:w="2940"/>
+        <w:gridCol w:w="3552"/>
       </w:tblGrid>
       <w:tr>
         <w:trPr/>
         <w:tc>
           <w:tcPr>
-            <w:tcW w:w="2942" w:type="dxa"/>
+            <w:tcW w:w="2568" w:type="dxa"/>
             <w:tcBorders>
               <w:top w:val="single" w:sz="4" w:space="0" w:color="000000"/>
               <w:left w:val="single" w:sz="4" w:space="0" w:color="000000"/>
@@ -2543,7 +2428,7 @@
         </w:tc>
         <w:tc>
           <w:tcPr>
-            <w:tcW w:w="2943" w:type="dxa"/>
+            <w:tcW w:w="2940" w:type="dxa"/>
             <w:tcBorders>
               <w:top w:val="single" w:sz="4" w:space="0" w:color="000000"/>
               <w:left w:val="single" w:sz="4" w:space="0" w:color="000000"/>
@@ -2575,7 +2460,7 @@
         </w:tc>
         <w:tc>
           <w:tcPr>
-            <w:tcW w:w="2943" w:type="dxa"/>
+            <w:tcW w:w="3552" w:type="dxa"/>
             <w:tcBorders>
               <w:top w:val="single" w:sz="4" w:space="0" w:color="000000"/>
               <w:left w:val="single" w:sz="4" w:space="0" w:color="000000"/>
@@ -2610,7 +2495,7 @@
         <w:trPr/>
         <w:tc>
           <w:tcPr>
-            <w:tcW w:w="2942" w:type="dxa"/>
+            <w:tcW w:w="2568" w:type="dxa"/>
             <w:tcBorders>
               <w:top w:val="single" w:sz="4" w:space="0" w:color="000000"/>
               <w:left w:val="single" w:sz="4" w:space="0" w:color="000000"/>
@@ -2645,7 +2530,7 @@
         </w:tc>
         <w:tc>
           <w:tcPr>
-            <w:tcW w:w="2943" w:type="dxa"/>
+            <w:tcW w:w="2940" w:type="dxa"/>
             <w:tcBorders>
               <w:top w:val="single" w:sz="4" w:space="0" w:color="000000"/>
               <w:left w:val="single" w:sz="4" w:space="0" w:color="000000"/>
@@ -2674,7 +2559,7 @@
         </w:tc>
         <w:tc>
           <w:tcPr>
-            <w:tcW w:w="2943" w:type="dxa"/>
+            <w:tcW w:w="3552" w:type="dxa"/>
             <w:tcBorders>
               <w:top w:val="single" w:sz="4" w:space="0" w:color="000000"/>
               <w:left w:val="single" w:sz="4" w:space="0" w:color="000000"/>
@@ -2705,7 +2590,7 @@
         <w:trPr/>
         <w:tc>
           <w:tcPr>
-            <w:tcW w:w="2942" w:type="dxa"/>
+            <w:tcW w:w="2568" w:type="dxa"/>
             <w:tcBorders>
               <w:top w:val="single" w:sz="4" w:space="0" w:color="000000"/>
               <w:left w:val="single" w:sz="4" w:space="0" w:color="000000"/>
@@ -2734,7 +2619,7 @@
         </w:tc>
         <w:tc>
           <w:tcPr>
-            <w:tcW w:w="2943" w:type="dxa"/>
+            <w:tcW w:w="2940" w:type="dxa"/>
             <w:tcBorders>
               <w:top w:val="single" w:sz="4" w:space="0" w:color="000000"/>
               <w:left w:val="single" w:sz="4" w:space="0" w:color="000000"/>
@@ -2763,7 +2648,7 @@
         </w:tc>
         <w:tc>
           <w:tcPr>
-            <w:tcW w:w="2943" w:type="dxa"/>
+            <w:tcW w:w="3552" w:type="dxa"/>
             <w:tcBorders>
               <w:top w:val="single" w:sz="4" w:space="0" w:color="000000"/>
               <w:left w:val="single" w:sz="4" w:space="0" w:color="000000"/>
@@ -2794,7 +2679,7 @@
         <w:trPr/>
         <w:tc>
           <w:tcPr>
-            <w:tcW w:w="2942" w:type="dxa"/>
+            <w:tcW w:w="2568" w:type="dxa"/>
             <w:tcBorders>
               <w:top w:val="single" w:sz="4" w:space="0" w:color="000000"/>
               <w:left w:val="single" w:sz="4" w:space="0" w:color="000000"/>
@@ -2823,7 +2708,7 @@
         </w:tc>
         <w:tc>
           <w:tcPr>
-            <w:tcW w:w="2943" w:type="dxa"/>
+            <w:tcW w:w="2940" w:type="dxa"/>
             <w:tcBorders>
               <w:top w:val="single" w:sz="4" w:space="0" w:color="000000"/>
               <w:left w:val="single" w:sz="4" w:space="0" w:color="000000"/>
@@ -2852,7 +2737,7 @@
         </w:tc>
         <w:tc>
           <w:tcPr>
-            <w:tcW w:w="2943" w:type="dxa"/>
+            <w:tcW w:w="3552" w:type="dxa"/>
             <w:tcBorders>
               <w:top w:val="single" w:sz="4" w:space="0" w:color="000000"/>
               <w:left w:val="single" w:sz="4" w:space="0" w:color="000000"/>
@@ -2883,7 +2768,7 @@
         <w:trPr/>
         <w:tc>
           <w:tcPr>
-            <w:tcW w:w="2942" w:type="dxa"/>
+            <w:tcW w:w="2568" w:type="dxa"/>
             <w:tcBorders>
               <w:top w:val="single" w:sz="4" w:space="0" w:color="000000"/>
               <w:left w:val="single" w:sz="4" w:space="0" w:color="000000"/>
@@ -2912,7 +2797,7 @@
         </w:tc>
         <w:tc>
           <w:tcPr>
-            <w:tcW w:w="2943" w:type="dxa"/>
+            <w:tcW w:w="2940" w:type="dxa"/>
             <w:tcBorders>
               <w:top w:val="single" w:sz="4" w:space="0" w:color="000000"/>
               <w:left w:val="single" w:sz="4" w:space="0" w:color="000000"/>
@@ -2941,7 +2826,7 @@
         </w:tc>
         <w:tc>
           <w:tcPr>
-            <w:tcW w:w="2943" w:type="dxa"/>
+            <w:tcW w:w="3552" w:type="dxa"/>
             <w:tcBorders>
               <w:top w:val="single" w:sz="4" w:space="0" w:color="000000"/>
               <w:left w:val="single" w:sz="4" w:space="0" w:color="000000"/>
@@ -2972,7 +2857,7 @@
         <w:trPr/>
         <w:tc>
           <w:tcPr>
-            <w:tcW w:w="2942" w:type="dxa"/>
+            <w:tcW w:w="2568" w:type="dxa"/>
             <w:tcBorders>
               <w:top w:val="single" w:sz="4" w:space="0" w:color="000000"/>
               <w:left w:val="single" w:sz="4" w:space="0" w:color="000000"/>
@@ -3001,7 +2886,7 @@
         </w:tc>
         <w:tc>
           <w:tcPr>
-            <w:tcW w:w="2943" w:type="dxa"/>
+            <w:tcW w:w="2940" w:type="dxa"/>
             <w:tcBorders>
               <w:top w:val="single" w:sz="4" w:space="0" w:color="000000"/>
               <w:left w:val="single" w:sz="4" w:space="0" w:color="000000"/>
@@ -3030,7 +2915,7 @@
         </w:tc>
         <w:tc>
           <w:tcPr>
-            <w:tcW w:w="2943" w:type="dxa"/>
+            <w:tcW w:w="3552" w:type="dxa"/>
             <w:tcBorders>
               <w:top w:val="single" w:sz="4" w:space="0" w:color="000000"/>
               <w:left w:val="single" w:sz="4" w:space="0" w:color="000000"/>
@@ -3061,7 +2946,7 @@
         <w:trPr/>
         <w:tc>
           <w:tcPr>
-            <w:tcW w:w="2942" w:type="dxa"/>
+            <w:tcW w:w="2568" w:type="dxa"/>
             <w:tcBorders>
               <w:top w:val="single" w:sz="4" w:space="0" w:color="000000"/>
               <w:left w:val="single" w:sz="4" w:space="0" w:color="000000"/>
@@ -3090,7 +2975,7 @@
         </w:tc>
         <w:tc>
           <w:tcPr>
-            <w:tcW w:w="2943" w:type="dxa"/>
+            <w:tcW w:w="2940" w:type="dxa"/>
             <w:tcBorders>
               <w:top w:val="single" w:sz="4" w:space="0" w:color="000000"/>
               <w:left w:val="single" w:sz="4" w:space="0" w:color="000000"/>
@@ -3119,7 +3004,7 @@
         </w:tc>
         <w:tc>
           <w:tcPr>
-            <w:tcW w:w="2943" w:type="dxa"/>
+            <w:tcW w:w="3552" w:type="dxa"/>
             <w:tcBorders>
               <w:top w:val="single" w:sz="4" w:space="0" w:color="000000"/>
               <w:left w:val="single" w:sz="4" w:space="0" w:color="000000"/>
@@ -3150,7 +3035,7 @@
         <w:trPr/>
         <w:tc>
           <w:tcPr>
-            <w:tcW w:w="2942" w:type="dxa"/>
+            <w:tcW w:w="2568" w:type="dxa"/>
             <w:tcBorders>
               <w:top w:val="single" w:sz="4" w:space="0" w:color="000000"/>
               <w:left w:val="single" w:sz="4" w:space="0" w:color="000000"/>
@@ -3179,7 +3064,7 @@
         </w:tc>
         <w:tc>
           <w:tcPr>
-            <w:tcW w:w="2943" w:type="dxa"/>
+            <w:tcW w:w="2940" w:type="dxa"/>
             <w:tcBorders>
               <w:top w:val="single" w:sz="4" w:space="0" w:color="000000"/>
               <w:left w:val="single" w:sz="4" w:space="0" w:color="000000"/>
@@ -3208,7 +3093,7 @@
         </w:tc>
         <w:tc>
           <w:tcPr>
-            <w:tcW w:w="2943" w:type="dxa"/>
+            <w:tcW w:w="3552" w:type="dxa"/>
             <w:tcBorders>
               <w:top w:val="single" w:sz="4" w:space="0" w:color="000000"/>
               <w:left w:val="single" w:sz="4" w:space="0" w:color="000000"/>
@@ -3239,7 +3124,7 @@
         <w:trPr/>
         <w:tc>
           <w:tcPr>
-            <w:tcW w:w="2942" w:type="dxa"/>
+            <w:tcW w:w="2568" w:type="dxa"/>
             <w:tcBorders>
               <w:top w:val="single" w:sz="4" w:space="0" w:color="000000"/>
               <w:left w:val="single" w:sz="4" w:space="0" w:color="000000"/>
@@ -3268,7 +3153,7 @@
         </w:tc>
         <w:tc>
           <w:tcPr>
-            <w:tcW w:w="2943" w:type="dxa"/>
+            <w:tcW w:w="2940" w:type="dxa"/>
             <w:tcBorders>
               <w:top w:val="single" w:sz="4" w:space="0" w:color="000000"/>
               <w:left w:val="single" w:sz="4" w:space="0" w:color="000000"/>
@@ -3297,7 +3182,7 @@
         </w:tc>
         <w:tc>
           <w:tcPr>
-            <w:tcW w:w="2943" w:type="dxa"/>
+            <w:tcW w:w="3552" w:type="dxa"/>
             <w:tcBorders>
               <w:top w:val="single" w:sz="4" w:space="0" w:color="000000"/>
               <w:left w:val="single" w:sz="4" w:space="0" w:color="000000"/>
@@ -3328,7 +3213,7 @@
         <w:trPr/>
         <w:tc>
           <w:tcPr>
-            <w:tcW w:w="2942" w:type="dxa"/>
+            <w:tcW w:w="2568" w:type="dxa"/>
             <w:tcBorders>
               <w:top w:val="single" w:sz="4" w:space="0" w:color="000000"/>
               <w:left w:val="single" w:sz="4" w:space="0" w:color="000000"/>
@@ -3357,7 +3242,7 @@
         </w:tc>
         <w:tc>
           <w:tcPr>
-            <w:tcW w:w="2943" w:type="dxa"/>
+            <w:tcW w:w="2940" w:type="dxa"/>
             <w:tcBorders>
               <w:top w:val="single" w:sz="4" w:space="0" w:color="000000"/>
               <w:left w:val="single" w:sz="4" w:space="0" w:color="000000"/>
@@ -3386,7 +3271,7 @@
         </w:tc>
         <w:tc>
           <w:tcPr>
-            <w:tcW w:w="2943" w:type="dxa"/>
+            <w:tcW w:w="3552" w:type="dxa"/>
             <w:tcBorders>
               <w:top w:val="single" w:sz="4" w:space="0" w:color="000000"/>
               <w:left w:val="single" w:sz="4" w:space="0" w:color="000000"/>
@@ -3417,7 +3302,7 @@
         <w:trPr/>
         <w:tc>
           <w:tcPr>
-            <w:tcW w:w="2942" w:type="dxa"/>
+            <w:tcW w:w="2568" w:type="dxa"/>
             <w:tcBorders>
               <w:top w:val="single" w:sz="4" w:space="0" w:color="000000"/>
               <w:left w:val="single" w:sz="4" w:space="0" w:color="000000"/>
@@ -3446,7 +3331,7 @@
         </w:tc>
         <w:tc>
           <w:tcPr>
-            <w:tcW w:w="2943" w:type="dxa"/>
+            <w:tcW w:w="2940" w:type="dxa"/>
             <w:tcBorders>
               <w:top w:val="single" w:sz="4" w:space="0" w:color="000000"/>
               <w:left w:val="single" w:sz="4" w:space="0" w:color="000000"/>
@@ -3475,7 +3360,7 @@
         </w:tc>
         <w:tc>
           <w:tcPr>
-            <w:tcW w:w="2943" w:type="dxa"/>
+            <w:tcW w:w="3552" w:type="dxa"/>
             <w:tcBorders>
               <w:top w:val="single" w:sz="4" w:space="0" w:color="000000"/>
               <w:left w:val="single" w:sz="4" w:space="0" w:color="000000"/>
@@ -3506,7 +3391,7 @@
         <w:trPr/>
         <w:tc>
           <w:tcPr>
-            <w:tcW w:w="2942" w:type="dxa"/>
+            <w:tcW w:w="2568" w:type="dxa"/>
             <w:tcBorders>
               <w:top w:val="single" w:sz="4" w:space="0" w:color="000000"/>
               <w:left w:val="single" w:sz="4" w:space="0" w:color="000000"/>
@@ -3535,7 +3420,7 @@
         </w:tc>
         <w:tc>
           <w:tcPr>
-            <w:tcW w:w="2943" w:type="dxa"/>
+            <w:tcW w:w="2940" w:type="dxa"/>
             <w:tcBorders>
               <w:top w:val="single" w:sz="4" w:space="0" w:color="000000"/>
               <w:left w:val="single" w:sz="4" w:space="0" w:color="000000"/>
@@ -3564,7 +3449,7 @@
         </w:tc>
         <w:tc>
           <w:tcPr>
-            <w:tcW w:w="2943" w:type="dxa"/>
+            <w:tcW w:w="3552" w:type="dxa"/>
             <w:tcBorders>
               <w:top w:val="single" w:sz="4" w:space="0" w:color="000000"/>
               <w:left w:val="single" w:sz="4" w:space="0" w:color="000000"/>
@@ -3595,7 +3480,7 @@
         <w:trPr/>
         <w:tc>
           <w:tcPr>
-            <w:tcW w:w="2942" w:type="dxa"/>
+            <w:tcW w:w="2568" w:type="dxa"/>
             <w:tcBorders>
               <w:top w:val="single" w:sz="4" w:space="0" w:color="000000"/>
               <w:left w:val="single" w:sz="4" w:space="0" w:color="000000"/>
@@ -3624,7 +3509,7 @@
         </w:tc>
         <w:tc>
           <w:tcPr>
-            <w:tcW w:w="2943" w:type="dxa"/>
+            <w:tcW w:w="2940" w:type="dxa"/>
             <w:tcBorders>
               <w:top w:val="single" w:sz="4" w:space="0" w:color="000000"/>
               <w:left w:val="single" w:sz="4" w:space="0" w:color="000000"/>
@@ -3669,22 +3554,20 @@
         </w:tc>
         <w:tc>
           <w:tcPr>
-            <w:tcW w:w="2943" w:type="dxa"/>
-            <w:tcBorders>
-              <w:top w:val="single" w:sz="4" w:space="0" w:color="000000"/>
-              <w:left w:val="single" w:sz="4" w:space="0" w:color="000000"/>
-              <w:bottom w:val="single" w:sz="4" w:space="0" w:color="000000"/>
-              <w:right w:val="single" w:sz="4" w:space="0" w:color="000000"/>
-            </w:tcBorders>
-          </w:tcPr>
-          <w:p>
-            <w:pPr>
-              <w:pStyle w:val="normal1"/>
-              <w:spacing w:lineRule="auto" w:line="360" w:before="0" w:after="0"/>
-              <w:jc w:val="center"/>
-              <w:rPr>
-                <w:rFonts w:ascii="Times New roman" w:hAnsi="Times New roman"/>
-              </w:rPr>
+            <w:tcW w:w="3552" w:type="dxa"/>
+            <w:tcBorders>
+              <w:top w:val="single" w:sz="4" w:space="0" w:color="000000"/>
+              <w:left w:val="single" w:sz="4" w:space="0" w:color="000000"/>
+              <w:bottom w:val="single" w:sz="4" w:space="0" w:color="000000"/>
+              <w:right w:val="single" w:sz="4" w:space="0" w:color="000000"/>
+            </w:tcBorders>
+          </w:tcPr>
+          <w:p>
+            <w:pPr>
+              <w:pStyle w:val="normal1"/>
+              <w:spacing w:lineRule="auto" w:line="360" w:before="0" w:after="0"/>
+              <w:jc w:val="center"/>
+              <w:rPr/>
             </w:pPr>
             <w:r>
               <w:rPr>
@@ -3701,7 +3584,7 @@
         </w:trPr>
         <w:tc>
           <w:tcPr>
-            <w:tcW w:w="2942" w:type="dxa"/>
+            <w:tcW w:w="2568" w:type="dxa"/>
             <w:tcBorders>
               <w:top w:val="single" w:sz="4" w:space="0" w:color="000000"/>
               <w:left w:val="single" w:sz="4" w:space="0" w:color="000000"/>
@@ -3730,7 +3613,7 @@
         </w:tc>
         <w:tc>
           <w:tcPr>
-            <w:tcW w:w="2943" w:type="dxa"/>
+            <w:tcW w:w="2940" w:type="dxa"/>
             <w:tcBorders>
               <w:top w:val="single" w:sz="4" w:space="0" w:color="000000"/>
               <w:left w:val="single" w:sz="4" w:space="0" w:color="000000"/>
@@ -3759,7 +3642,7 @@
         </w:tc>
         <w:tc>
           <w:tcPr>
-            <w:tcW w:w="2943" w:type="dxa"/>
+            <w:tcW w:w="3552" w:type="dxa"/>
             <w:tcBorders>
               <w:top w:val="single" w:sz="4" w:space="0" w:color="000000"/>
               <w:left w:val="single" w:sz="4" w:space="0" w:color="000000"/>
@@ -3828,9 +3711,9 @@
     <w:tbl>
       <w:tblPr>
         <w:tblStyle w:val="Table4"/>
-        <w:tblW w:w="9269" w:type="dxa"/>
+        <w:tblW w:w="9095" w:type="dxa"/>
         <w:jc w:val="left"/>
-        <w:tblInd w:w="-109" w:type="dxa"/>
+        <w:tblInd w:w="264" w:type="dxa"/>
         <w:tblLayout w:type="fixed"/>
         <w:tblCellMar>
           <w:top w:w="0" w:type="dxa"/>
@@ -3841,9 +3724,9 @@
         <w:tblLook w:val="0400"/>
       </w:tblPr>
       <w:tblGrid>
-        <w:gridCol w:w="3119"/>
-        <w:gridCol w:w="3081"/>
-        <w:gridCol w:w="3069"/>
+        <w:gridCol w:w="2748"/>
+        <w:gridCol w:w="3084"/>
+        <w:gridCol w:w="3263"/>
       </w:tblGrid>
       <w:tr>
         <w:trPr>
@@ -3851,7 +3734,7 @@
         </w:trPr>
         <w:tc>
           <w:tcPr>
-            <w:tcW w:w="3119" w:type="dxa"/>
+            <w:tcW w:w="2748" w:type="dxa"/>
             <w:tcBorders>
               <w:top w:val="single" w:sz="4" w:space="0" w:color="000000"/>
               <w:left w:val="single" w:sz="4" w:space="0" w:color="000000"/>
@@ -3882,7 +3765,7 @@
         </w:tc>
         <w:tc>
           <w:tcPr>
-            <w:tcW w:w="3081" w:type="dxa"/>
+            <w:tcW w:w="3084" w:type="dxa"/>
             <w:tcBorders>
               <w:top w:val="single" w:sz="4" w:space="0" w:color="000000"/>
               <w:left w:val="single" w:sz="4" w:space="0" w:color="000000"/>
@@ -3913,7 +3796,7 @@
         </w:tc>
         <w:tc>
           <w:tcPr>
-            <w:tcW w:w="3069" w:type="dxa"/>
+            <w:tcW w:w="3263" w:type="dxa"/>
             <w:tcBorders>
               <w:top w:val="single" w:sz="4" w:space="0" w:color="000000"/>
               <w:left w:val="single" w:sz="4" w:space="0" w:color="000000"/>
@@ -3949,7 +3832,7 @@
         </w:trPr>
         <w:tc>
           <w:tcPr>
-            <w:tcW w:w="3119" w:type="dxa"/>
+            <w:tcW w:w="2748" w:type="dxa"/>
             <w:tcBorders>
               <w:top w:val="single" w:sz="4" w:space="0" w:color="000000"/>
               <w:left w:val="single" w:sz="4" w:space="0" w:color="000000"/>
@@ -3978,7 +3861,7 @@
         </w:tc>
         <w:tc>
           <w:tcPr>
-            <w:tcW w:w="3081" w:type="dxa"/>
+            <w:tcW w:w="3084" w:type="dxa"/>
             <w:tcBorders>
               <w:top w:val="single" w:sz="4" w:space="0" w:color="000000"/>
               <w:left w:val="single" w:sz="4" w:space="0" w:color="000000"/>
@@ -4010,7 +3893,7 @@
         </w:tc>
         <w:tc>
           <w:tcPr>
-            <w:tcW w:w="3069" w:type="dxa"/>
+            <w:tcW w:w="3263" w:type="dxa"/>
             <w:tcBorders>
               <w:top w:val="single" w:sz="4" w:space="0" w:color="000000"/>
               <w:left w:val="single" w:sz="4" w:space="0" w:color="000000"/>
@@ -4043,7 +3926,7 @@
         </w:trPr>
         <w:tc>
           <w:tcPr>
-            <w:tcW w:w="3119" w:type="dxa"/>
+            <w:tcW w:w="2748" w:type="dxa"/>
             <w:tcBorders>
               <w:top w:val="single" w:sz="4" w:space="0" w:color="000000"/>
               <w:left w:val="single" w:sz="4" w:space="0" w:color="000000"/>
@@ -4088,7 +3971,7 @@
         </w:tc>
         <w:tc>
           <w:tcPr>
-            <w:tcW w:w="3081" w:type="dxa"/>
+            <w:tcW w:w="3084" w:type="dxa"/>
             <w:tcBorders>
               <w:top w:val="single" w:sz="4" w:space="0" w:color="000000"/>
               <w:left w:val="single" w:sz="4" w:space="0" w:color="000000"/>
@@ -4116,7 +3999,7 @@
         </w:tc>
         <w:tc>
           <w:tcPr>
-            <w:tcW w:w="3069" w:type="dxa"/>
+            <w:tcW w:w="3263" w:type="dxa"/>
             <w:tcBorders>
               <w:top w:val="single" w:sz="4" w:space="0" w:color="000000"/>
               <w:left w:val="single" w:sz="4" w:space="0" w:color="000000"/>
@@ -4154,7 +4037,7 @@
         </w:trPr>
         <w:tc>
           <w:tcPr>
-            <w:tcW w:w="3119" w:type="dxa"/>
+            <w:tcW w:w="2748" w:type="dxa"/>
             <w:tcBorders>
               <w:top w:val="single" w:sz="4" w:space="0" w:color="000000"/>
               <w:left w:val="single" w:sz="4" w:space="0" w:color="000000"/>
@@ -4183,7 +4066,7 @@
         </w:tc>
         <w:tc>
           <w:tcPr>
-            <w:tcW w:w="3081" w:type="dxa"/>
+            <w:tcW w:w="3084" w:type="dxa"/>
             <w:tcBorders>
               <w:top w:val="single" w:sz="4" w:space="0" w:color="000000"/>
               <w:left w:val="single" w:sz="4" w:space="0" w:color="000000"/>
@@ -4215,7 +4098,7 @@
         </w:tc>
         <w:tc>
           <w:tcPr>
-            <w:tcW w:w="3069" w:type="dxa"/>
+            <w:tcW w:w="3263" w:type="dxa"/>
             <w:tcBorders>
               <w:top w:val="single" w:sz="4" w:space="0" w:color="000000"/>
               <w:left w:val="single" w:sz="4" w:space="0" w:color="000000"/>
@@ -4248,7 +4131,7 @@
         </w:trPr>
         <w:tc>
           <w:tcPr>
-            <w:tcW w:w="3119" w:type="dxa"/>
+            <w:tcW w:w="2748" w:type="dxa"/>
             <w:tcBorders>
               <w:top w:val="single" w:sz="4" w:space="0" w:color="000000"/>
               <w:left w:val="single" w:sz="4" w:space="0" w:color="000000"/>
@@ -4277,7 +4160,7 @@
         </w:tc>
         <w:tc>
           <w:tcPr>
-            <w:tcW w:w="3081" w:type="dxa"/>
+            <w:tcW w:w="3084" w:type="dxa"/>
             <w:tcBorders>
               <w:top w:val="single" w:sz="4" w:space="0" w:color="000000"/>
               <w:left w:val="single" w:sz="4" w:space="0" w:color="000000"/>
@@ -4305,7 +4188,7 @@
         </w:tc>
         <w:tc>
           <w:tcPr>
-            <w:tcW w:w="3069" w:type="dxa"/>
+            <w:tcW w:w="3263" w:type="dxa"/>
             <w:tcBorders>
               <w:top w:val="single" w:sz="4" w:space="0" w:color="000000"/>
               <w:left w:val="single" w:sz="4" w:space="0" w:color="000000"/>
@@ -4338,7 +4221,7 @@
         </w:trPr>
         <w:tc>
           <w:tcPr>
-            <w:tcW w:w="3119" w:type="dxa"/>
+            <w:tcW w:w="2748" w:type="dxa"/>
             <w:tcBorders>
               <w:top w:val="single" w:sz="4" w:space="0" w:color="000000"/>
               <w:left w:val="single" w:sz="4" w:space="0" w:color="000000"/>
@@ -4371,7 +4254,7 @@
         </w:tc>
         <w:tc>
           <w:tcPr>
-            <w:tcW w:w="3081" w:type="dxa"/>
+            <w:tcW w:w="3084" w:type="dxa"/>
             <w:tcBorders>
               <w:top w:val="single" w:sz="4" w:space="0" w:color="000000"/>
               <w:left w:val="single" w:sz="4" w:space="0" w:color="000000"/>
@@ -4399,7 +4282,7 @@
         </w:tc>
         <w:tc>
           <w:tcPr>
-            <w:tcW w:w="3069" w:type="dxa"/>
+            <w:tcW w:w="3263" w:type="dxa"/>
             <w:tcBorders>
               <w:top w:val="single" w:sz="4" w:space="0" w:color="000000"/>
               <w:left w:val="single" w:sz="4" w:space="0" w:color="000000"/>
@@ -4432,7 +4315,7 @@
         </w:trPr>
         <w:tc>
           <w:tcPr>
-            <w:tcW w:w="3119" w:type="dxa"/>
+            <w:tcW w:w="2748" w:type="dxa"/>
             <w:tcBorders>
               <w:top w:val="single" w:sz="4" w:space="0" w:color="000000"/>
               <w:left w:val="single" w:sz="4" w:space="0" w:color="000000"/>
@@ -4461,7 +4344,7 @@
         </w:tc>
         <w:tc>
           <w:tcPr>
-            <w:tcW w:w="3081" w:type="dxa"/>
+            <w:tcW w:w="3084" w:type="dxa"/>
             <w:tcBorders>
               <w:top w:val="single" w:sz="4" w:space="0" w:color="000000"/>
               <w:left w:val="single" w:sz="4" w:space="0" w:color="000000"/>
@@ -4493,7 +4376,7 @@
         </w:tc>
         <w:tc>
           <w:tcPr>
-            <w:tcW w:w="3069" w:type="dxa"/>
+            <w:tcW w:w="3263" w:type="dxa"/>
             <w:tcBorders>
               <w:top w:val="single" w:sz="4" w:space="0" w:color="000000"/>
               <w:left w:val="single" w:sz="4" w:space="0" w:color="000000"/>
@@ -4526,7 +4409,7 @@
         </w:trPr>
         <w:tc>
           <w:tcPr>
-            <w:tcW w:w="3119" w:type="dxa"/>
+            <w:tcW w:w="2748" w:type="dxa"/>
             <w:tcBorders>
               <w:top w:val="single" w:sz="4" w:space="0" w:color="000000"/>
               <w:left w:val="single" w:sz="4" w:space="0" w:color="000000"/>
@@ -4575,7 +4458,7 @@
         </w:tc>
         <w:tc>
           <w:tcPr>
-            <w:tcW w:w="3081" w:type="dxa"/>
+            <w:tcW w:w="3084" w:type="dxa"/>
             <w:tcBorders>
               <w:top w:val="single" w:sz="4" w:space="0" w:color="000000"/>
               <w:left w:val="single" w:sz="4" w:space="0" w:color="000000"/>
@@ -4603,7 +4486,7 @@
         </w:tc>
         <w:tc>
           <w:tcPr>
-            <w:tcW w:w="3069" w:type="dxa"/>
+            <w:tcW w:w="3263" w:type="dxa"/>
             <w:tcBorders>
               <w:top w:val="single" w:sz="4" w:space="0" w:color="000000"/>
               <w:left w:val="single" w:sz="4" w:space="0" w:color="000000"/>
@@ -4636,7 +4519,7 @@
         </w:trPr>
         <w:tc>
           <w:tcPr>
-            <w:tcW w:w="3119" w:type="dxa"/>
+            <w:tcW w:w="2748" w:type="dxa"/>
             <w:tcBorders>
               <w:top w:val="single" w:sz="4" w:space="0" w:color="000000"/>
               <w:left w:val="single" w:sz="4" w:space="0" w:color="000000"/>
@@ -4665,7 +4548,7 @@
         </w:tc>
         <w:tc>
           <w:tcPr>
-            <w:tcW w:w="3081" w:type="dxa"/>
+            <w:tcW w:w="3084" w:type="dxa"/>
             <w:tcBorders>
               <w:top w:val="single" w:sz="4" w:space="0" w:color="000000"/>
               <w:left w:val="single" w:sz="4" w:space="0" w:color="000000"/>
@@ -4693,7 +4576,7 @@
         </w:tc>
         <w:tc>
           <w:tcPr>
-            <w:tcW w:w="3069" w:type="dxa"/>
+            <w:tcW w:w="3263" w:type="dxa"/>
             <w:tcBorders>
               <w:top w:val="single" w:sz="4" w:space="0" w:color="000000"/>
               <w:left w:val="single" w:sz="4" w:space="0" w:color="000000"/>
@@ -4726,7 +4609,7 @@
         </w:trPr>
         <w:tc>
           <w:tcPr>
-            <w:tcW w:w="3119" w:type="dxa"/>
+            <w:tcW w:w="2748" w:type="dxa"/>
             <w:tcBorders>
               <w:top w:val="single" w:sz="4" w:space="0" w:color="000000"/>
               <w:left w:val="single" w:sz="4" w:space="0" w:color="000000"/>
@@ -4755,7 +4638,7 @@
         </w:tc>
         <w:tc>
           <w:tcPr>
-            <w:tcW w:w="3081" w:type="dxa"/>
+            <w:tcW w:w="3084" w:type="dxa"/>
             <w:tcBorders>
               <w:top w:val="single" w:sz="4" w:space="0" w:color="000000"/>
               <w:left w:val="single" w:sz="4" w:space="0" w:color="000000"/>
@@ -4783,7 +4666,7 @@
         </w:tc>
         <w:tc>
           <w:tcPr>
-            <w:tcW w:w="3069" w:type="dxa"/>
+            <w:tcW w:w="3263" w:type="dxa"/>
             <w:tcBorders>
               <w:top w:val="single" w:sz="4" w:space="0" w:color="000000"/>
               <w:left w:val="single" w:sz="4" w:space="0" w:color="000000"/>
@@ -4816,7 +4699,7 @@
         </w:trPr>
         <w:tc>
           <w:tcPr>
-            <w:tcW w:w="3119" w:type="dxa"/>
+            <w:tcW w:w="2748" w:type="dxa"/>
             <w:tcBorders>
               <w:top w:val="single" w:sz="4" w:space="0" w:color="000000"/>
               <w:left w:val="single" w:sz="4" w:space="0" w:color="000000"/>
@@ -4845,7 +4728,7 @@
         </w:tc>
         <w:tc>
           <w:tcPr>
-            <w:tcW w:w="3081" w:type="dxa"/>
+            <w:tcW w:w="3084" w:type="dxa"/>
             <w:tcBorders>
               <w:top w:val="single" w:sz="4" w:space="0" w:color="000000"/>
               <w:left w:val="single" w:sz="4" w:space="0" w:color="000000"/>
@@ -4873,7 +4756,7 @@
         </w:tc>
         <w:tc>
           <w:tcPr>
-            <w:tcW w:w="3069" w:type="dxa"/>
+            <w:tcW w:w="3263" w:type="dxa"/>
             <w:tcBorders>
               <w:top w:val="single" w:sz="4" w:space="0" w:color="000000"/>
               <w:left w:val="single" w:sz="4" w:space="0" w:color="000000"/>
@@ -4906,7 +4789,7 @@
         </w:trPr>
         <w:tc>
           <w:tcPr>
-            <w:tcW w:w="3119" w:type="dxa"/>
+            <w:tcW w:w="2748" w:type="dxa"/>
             <w:tcBorders>
               <w:top w:val="single" w:sz="4" w:space="0" w:color="000000"/>
               <w:left w:val="single" w:sz="4" w:space="0" w:color="000000"/>
@@ -4935,7 +4818,7 @@
         </w:tc>
         <w:tc>
           <w:tcPr>
-            <w:tcW w:w="3081" w:type="dxa"/>
+            <w:tcW w:w="3084" w:type="dxa"/>
             <w:tcBorders>
               <w:top w:val="single" w:sz="4" w:space="0" w:color="000000"/>
               <w:left w:val="single" w:sz="4" w:space="0" w:color="000000"/>
@@ -4963,7 +4846,7 @@
         </w:tc>
         <w:tc>
           <w:tcPr>
-            <w:tcW w:w="3069" w:type="dxa"/>
+            <w:tcW w:w="3263" w:type="dxa"/>
             <w:tcBorders>
               <w:top w:val="single" w:sz="4" w:space="0" w:color="000000"/>
               <w:left w:val="single" w:sz="4" w:space="0" w:color="000000"/>
@@ -4996,7 +4879,7 @@
         </w:trPr>
         <w:tc>
           <w:tcPr>
-            <w:tcW w:w="3119" w:type="dxa"/>
+            <w:tcW w:w="2748" w:type="dxa"/>
             <w:tcBorders>
               <w:top w:val="single" w:sz="4" w:space="0" w:color="000000"/>
               <w:left w:val="single" w:sz="4" w:space="0" w:color="000000"/>
@@ -5045,7 +4928,7 @@
         </w:tc>
         <w:tc>
           <w:tcPr>
-            <w:tcW w:w="3081" w:type="dxa"/>
+            <w:tcW w:w="3084" w:type="dxa"/>
             <w:tcBorders>
               <w:top w:val="single" w:sz="4" w:space="0" w:color="000000"/>
               <w:left w:val="single" w:sz="4" w:space="0" w:color="000000"/>
@@ -5073,7 +4956,7 @@
         </w:tc>
         <w:tc>
           <w:tcPr>
-            <w:tcW w:w="3069" w:type="dxa"/>
+            <w:tcW w:w="3263" w:type="dxa"/>
             <w:tcBorders>
               <w:top w:val="single" w:sz="4" w:space="0" w:color="000000"/>
               <w:left w:val="single" w:sz="4" w:space="0" w:color="000000"/>
@@ -5610,7 +5493,7 @@
       <w:hyperlink r:id="rId2">
         <w:r>
           <w:rPr>
-            <w:rStyle w:val="ListLabel91"/>
+            <w:rStyle w:val="ListLabel28"/>
             <w:rFonts w:eastAsia="Times New Roman" w:cs="Times New Roman" w:ascii="Times New Roman" w:hAnsi="Times New Roman"/>
             <w:color w:val="467886"/>
             <w:u w:val="single"/>
@@ -5637,7 +5520,7 @@
       <w:hyperlink r:id="rId3">
         <w:r>
           <w:rPr>
-            <w:rStyle w:val="ListLabel91"/>
+            <w:rStyle w:val="ListLabel28"/>
             <w:rFonts w:eastAsia="Times New Roman" w:cs="Times New Roman" w:ascii="Times New Roman" w:hAnsi="Times New Roman"/>
             <w:color w:val="467886"/>
             <w:u w:val="single"/>
@@ -5664,7 +5547,7 @@
       <w:hyperlink r:id="rId4">
         <w:r>
           <w:rPr>
-            <w:rStyle w:val="ListLabel91"/>
+            <w:rStyle w:val="ListLabel28"/>
             <w:rFonts w:eastAsia="Times New Roman" w:cs="Times New Roman" w:ascii="Times New Roman" w:hAnsi="Times New Roman"/>
             <w:color w:val="467886"/>
             <w:u w:val="single"/>
@@ -5691,7 +5574,7 @@
       <w:hyperlink r:id="rId5">
         <w:r>
           <w:rPr>
-            <w:rStyle w:val="ListLabel91"/>
+            <w:rStyle w:val="ListLabel28"/>
             <w:rFonts w:eastAsia="Times New Roman" w:cs="Times New Roman" w:ascii="Times New Roman" w:hAnsi="Times New Roman"/>
             <w:color w:val="467886"/>
             <w:u w:val="single"/>
@@ -5718,7 +5601,7 @@
       <w:hyperlink r:id="rId6">
         <w:r>
           <w:rPr>
-            <w:rStyle w:val="ListLabel91"/>
+            <w:rStyle w:val="ListLabel28"/>
             <w:rFonts w:eastAsia="Times New Roman" w:cs="Times New Roman" w:ascii="Times New Roman" w:hAnsi="Times New Roman"/>
             <w:color w:val="467886"/>
             <w:u w:val="single"/>

--- a/Doc_Externa_Segundo _Proyecto - Victor_Josias.docx
+++ b/Doc_Externa_Segundo _Proyecto - Victor_Josias.docx
@@ -2388,15 +2388,15 @@
         <w:tblLook w:val="0400"/>
       </w:tblPr>
       <w:tblGrid>
-        <w:gridCol w:w="2568"/>
+        <w:gridCol w:w="2567"/>
         <w:gridCol w:w="2940"/>
-        <w:gridCol w:w="3552"/>
+        <w:gridCol w:w="3553"/>
       </w:tblGrid>
       <w:tr>
         <w:trPr/>
         <w:tc>
           <w:tcPr>
-            <w:tcW w:w="2568" w:type="dxa"/>
+            <w:tcW w:w="2567" w:type="dxa"/>
             <w:tcBorders>
               <w:top w:val="single" w:sz="4" w:space="0" w:color="000000"/>
               <w:left w:val="single" w:sz="4" w:space="0" w:color="000000"/>
@@ -2460,7 +2460,7 @@
         </w:tc>
         <w:tc>
           <w:tcPr>
-            <w:tcW w:w="3552" w:type="dxa"/>
+            <w:tcW w:w="3553" w:type="dxa"/>
             <w:tcBorders>
               <w:top w:val="single" w:sz="4" w:space="0" w:color="000000"/>
               <w:left w:val="single" w:sz="4" w:space="0" w:color="000000"/>
@@ -2495,7 +2495,7 @@
         <w:trPr/>
         <w:tc>
           <w:tcPr>
-            <w:tcW w:w="2568" w:type="dxa"/>
+            <w:tcW w:w="2567" w:type="dxa"/>
             <w:tcBorders>
               <w:top w:val="single" w:sz="4" w:space="0" w:color="000000"/>
               <w:left w:val="single" w:sz="4" w:space="0" w:color="000000"/>
@@ -2559,7 +2559,7 @@
         </w:tc>
         <w:tc>
           <w:tcPr>
-            <w:tcW w:w="3552" w:type="dxa"/>
+            <w:tcW w:w="3553" w:type="dxa"/>
             <w:tcBorders>
               <w:top w:val="single" w:sz="4" w:space="0" w:color="000000"/>
               <w:left w:val="single" w:sz="4" w:space="0" w:color="000000"/>
@@ -2590,7 +2590,7 @@
         <w:trPr/>
         <w:tc>
           <w:tcPr>
-            <w:tcW w:w="2568" w:type="dxa"/>
+            <w:tcW w:w="2567" w:type="dxa"/>
             <w:tcBorders>
               <w:top w:val="single" w:sz="4" w:space="0" w:color="000000"/>
               <w:left w:val="single" w:sz="4" w:space="0" w:color="000000"/>
@@ -2648,7 +2648,7 @@
         </w:tc>
         <w:tc>
           <w:tcPr>
-            <w:tcW w:w="3552" w:type="dxa"/>
+            <w:tcW w:w="3553" w:type="dxa"/>
             <w:tcBorders>
               <w:top w:val="single" w:sz="4" w:space="0" w:color="000000"/>
               <w:left w:val="single" w:sz="4" w:space="0" w:color="000000"/>
@@ -2679,7 +2679,7 @@
         <w:trPr/>
         <w:tc>
           <w:tcPr>
-            <w:tcW w:w="2568" w:type="dxa"/>
+            <w:tcW w:w="2567" w:type="dxa"/>
             <w:tcBorders>
               <w:top w:val="single" w:sz="4" w:space="0" w:color="000000"/>
               <w:left w:val="single" w:sz="4" w:space="0" w:color="000000"/>
@@ -2737,7 +2737,7 @@
         </w:tc>
         <w:tc>
           <w:tcPr>
-            <w:tcW w:w="3552" w:type="dxa"/>
+            <w:tcW w:w="3553" w:type="dxa"/>
             <w:tcBorders>
               <w:top w:val="single" w:sz="4" w:space="0" w:color="000000"/>
               <w:left w:val="single" w:sz="4" w:space="0" w:color="000000"/>
@@ -2768,7 +2768,7 @@
         <w:trPr/>
         <w:tc>
           <w:tcPr>
-            <w:tcW w:w="2568" w:type="dxa"/>
+            <w:tcW w:w="2567" w:type="dxa"/>
             <w:tcBorders>
               <w:top w:val="single" w:sz="4" w:space="0" w:color="000000"/>
               <w:left w:val="single" w:sz="4" w:space="0" w:color="000000"/>
@@ -2826,7 +2826,7 @@
         </w:tc>
         <w:tc>
           <w:tcPr>
-            <w:tcW w:w="3552" w:type="dxa"/>
+            <w:tcW w:w="3553" w:type="dxa"/>
             <w:tcBorders>
               <w:top w:val="single" w:sz="4" w:space="0" w:color="000000"/>
               <w:left w:val="single" w:sz="4" w:space="0" w:color="000000"/>
@@ -2857,7 +2857,7 @@
         <w:trPr/>
         <w:tc>
           <w:tcPr>
-            <w:tcW w:w="2568" w:type="dxa"/>
+            <w:tcW w:w="2567" w:type="dxa"/>
             <w:tcBorders>
               <w:top w:val="single" w:sz="4" w:space="0" w:color="000000"/>
               <w:left w:val="single" w:sz="4" w:space="0" w:color="000000"/>
@@ -2915,7 +2915,7 @@
         </w:tc>
         <w:tc>
           <w:tcPr>
-            <w:tcW w:w="3552" w:type="dxa"/>
+            <w:tcW w:w="3553" w:type="dxa"/>
             <w:tcBorders>
               <w:top w:val="single" w:sz="4" w:space="0" w:color="000000"/>
               <w:left w:val="single" w:sz="4" w:space="0" w:color="000000"/>
@@ -2946,7 +2946,7 @@
         <w:trPr/>
         <w:tc>
           <w:tcPr>
-            <w:tcW w:w="2568" w:type="dxa"/>
+            <w:tcW w:w="2567" w:type="dxa"/>
             <w:tcBorders>
               <w:top w:val="single" w:sz="4" w:space="0" w:color="000000"/>
               <w:left w:val="single" w:sz="4" w:space="0" w:color="000000"/>
@@ -3004,7 +3004,7 @@
         </w:tc>
         <w:tc>
           <w:tcPr>
-            <w:tcW w:w="3552" w:type="dxa"/>
+            <w:tcW w:w="3553" w:type="dxa"/>
             <w:tcBorders>
               <w:top w:val="single" w:sz="4" w:space="0" w:color="000000"/>
               <w:left w:val="single" w:sz="4" w:space="0" w:color="000000"/>
@@ -3035,7 +3035,7 @@
         <w:trPr/>
         <w:tc>
           <w:tcPr>
-            <w:tcW w:w="2568" w:type="dxa"/>
+            <w:tcW w:w="2567" w:type="dxa"/>
             <w:tcBorders>
               <w:top w:val="single" w:sz="4" w:space="0" w:color="000000"/>
               <w:left w:val="single" w:sz="4" w:space="0" w:color="000000"/>
@@ -3093,7 +3093,7 @@
         </w:tc>
         <w:tc>
           <w:tcPr>
-            <w:tcW w:w="3552" w:type="dxa"/>
+            <w:tcW w:w="3553" w:type="dxa"/>
             <w:tcBorders>
               <w:top w:val="single" w:sz="4" w:space="0" w:color="000000"/>
               <w:left w:val="single" w:sz="4" w:space="0" w:color="000000"/>
@@ -3124,7 +3124,7 @@
         <w:trPr/>
         <w:tc>
           <w:tcPr>
-            <w:tcW w:w="2568" w:type="dxa"/>
+            <w:tcW w:w="2567" w:type="dxa"/>
             <w:tcBorders>
               <w:top w:val="single" w:sz="4" w:space="0" w:color="000000"/>
               <w:left w:val="single" w:sz="4" w:space="0" w:color="000000"/>
@@ -3182,7 +3182,7 @@
         </w:tc>
         <w:tc>
           <w:tcPr>
-            <w:tcW w:w="3552" w:type="dxa"/>
+            <w:tcW w:w="3553" w:type="dxa"/>
             <w:tcBorders>
               <w:top w:val="single" w:sz="4" w:space="0" w:color="000000"/>
               <w:left w:val="single" w:sz="4" w:space="0" w:color="000000"/>
@@ -3213,7 +3213,7 @@
         <w:trPr/>
         <w:tc>
           <w:tcPr>
-            <w:tcW w:w="2568" w:type="dxa"/>
+            <w:tcW w:w="2567" w:type="dxa"/>
             <w:tcBorders>
               <w:top w:val="single" w:sz="4" w:space="0" w:color="000000"/>
               <w:left w:val="single" w:sz="4" w:space="0" w:color="000000"/>
@@ -3271,7 +3271,7 @@
         </w:tc>
         <w:tc>
           <w:tcPr>
-            <w:tcW w:w="3552" w:type="dxa"/>
+            <w:tcW w:w="3553" w:type="dxa"/>
             <w:tcBorders>
               <w:top w:val="single" w:sz="4" w:space="0" w:color="000000"/>
               <w:left w:val="single" w:sz="4" w:space="0" w:color="000000"/>
@@ -3302,7 +3302,7 @@
         <w:trPr/>
         <w:tc>
           <w:tcPr>
-            <w:tcW w:w="2568" w:type="dxa"/>
+            <w:tcW w:w="2567" w:type="dxa"/>
             <w:tcBorders>
               <w:top w:val="single" w:sz="4" w:space="0" w:color="000000"/>
               <w:left w:val="single" w:sz="4" w:space="0" w:color="000000"/>
@@ -3360,7 +3360,7 @@
         </w:tc>
         <w:tc>
           <w:tcPr>
-            <w:tcW w:w="3552" w:type="dxa"/>
+            <w:tcW w:w="3553" w:type="dxa"/>
             <w:tcBorders>
               <w:top w:val="single" w:sz="4" w:space="0" w:color="000000"/>
               <w:left w:val="single" w:sz="4" w:space="0" w:color="000000"/>
@@ -3391,7 +3391,7 @@
         <w:trPr/>
         <w:tc>
           <w:tcPr>
-            <w:tcW w:w="2568" w:type="dxa"/>
+            <w:tcW w:w="2567" w:type="dxa"/>
             <w:tcBorders>
               <w:top w:val="single" w:sz="4" w:space="0" w:color="000000"/>
               <w:left w:val="single" w:sz="4" w:space="0" w:color="000000"/>
@@ -3449,7 +3449,7 @@
         </w:tc>
         <w:tc>
           <w:tcPr>
-            <w:tcW w:w="3552" w:type="dxa"/>
+            <w:tcW w:w="3553" w:type="dxa"/>
             <w:tcBorders>
               <w:top w:val="single" w:sz="4" w:space="0" w:color="000000"/>
               <w:left w:val="single" w:sz="4" w:space="0" w:color="000000"/>
@@ -3480,7 +3480,7 @@
         <w:trPr/>
         <w:tc>
           <w:tcPr>
-            <w:tcW w:w="2568" w:type="dxa"/>
+            <w:tcW w:w="2567" w:type="dxa"/>
             <w:tcBorders>
               <w:top w:val="single" w:sz="4" w:space="0" w:color="000000"/>
               <w:left w:val="single" w:sz="4" w:space="0" w:color="000000"/>
@@ -3554,7 +3554,7 @@
         </w:tc>
         <w:tc>
           <w:tcPr>
-            <w:tcW w:w="3552" w:type="dxa"/>
+            <w:tcW w:w="3553" w:type="dxa"/>
             <w:tcBorders>
               <w:top w:val="single" w:sz="4" w:space="0" w:color="000000"/>
               <w:left w:val="single" w:sz="4" w:space="0" w:color="000000"/>
@@ -3584,7 +3584,7 @@
         </w:trPr>
         <w:tc>
           <w:tcPr>
-            <w:tcW w:w="2568" w:type="dxa"/>
+            <w:tcW w:w="2567" w:type="dxa"/>
             <w:tcBorders>
               <w:top w:val="single" w:sz="4" w:space="0" w:color="000000"/>
               <w:left w:val="single" w:sz="4" w:space="0" w:color="000000"/>
@@ -3642,7 +3642,7 @@
         </w:tc>
         <w:tc>
           <w:tcPr>
-            <w:tcW w:w="3552" w:type="dxa"/>
+            <w:tcW w:w="3553" w:type="dxa"/>
             <w:tcBorders>
               <w:top w:val="single" w:sz="4" w:space="0" w:color="000000"/>
               <w:left w:val="single" w:sz="4" w:space="0" w:color="000000"/>
@@ -3724,9 +3724,9 @@
         <w:tblLook w:val="0400"/>
       </w:tblPr>
       <w:tblGrid>
-        <w:gridCol w:w="2748"/>
+        <w:gridCol w:w="2747"/>
         <w:gridCol w:w="3084"/>
-        <w:gridCol w:w="3263"/>
+        <w:gridCol w:w="3264"/>
       </w:tblGrid>
       <w:tr>
         <w:trPr>
@@ -3734,7 +3734,7 @@
         </w:trPr>
         <w:tc>
           <w:tcPr>
-            <w:tcW w:w="2748" w:type="dxa"/>
+            <w:tcW w:w="2747" w:type="dxa"/>
             <w:tcBorders>
               <w:top w:val="single" w:sz="4" w:space="0" w:color="000000"/>
               <w:left w:val="single" w:sz="4" w:space="0" w:color="000000"/>
@@ -3796,7 +3796,7 @@
         </w:tc>
         <w:tc>
           <w:tcPr>
-            <w:tcW w:w="3263" w:type="dxa"/>
+            <w:tcW w:w="3264" w:type="dxa"/>
             <w:tcBorders>
               <w:top w:val="single" w:sz="4" w:space="0" w:color="000000"/>
               <w:left w:val="single" w:sz="4" w:space="0" w:color="000000"/>
@@ -3832,7 +3832,7 @@
         </w:trPr>
         <w:tc>
           <w:tcPr>
-            <w:tcW w:w="2748" w:type="dxa"/>
+            <w:tcW w:w="2747" w:type="dxa"/>
             <w:tcBorders>
               <w:top w:val="single" w:sz="4" w:space="0" w:color="000000"/>
               <w:left w:val="single" w:sz="4" w:space="0" w:color="000000"/>
@@ -3893,7 +3893,7 @@
         </w:tc>
         <w:tc>
           <w:tcPr>
-            <w:tcW w:w="3263" w:type="dxa"/>
+            <w:tcW w:w="3264" w:type="dxa"/>
             <w:tcBorders>
               <w:top w:val="single" w:sz="4" w:space="0" w:color="000000"/>
               <w:left w:val="single" w:sz="4" w:space="0" w:color="000000"/>
@@ -3926,7 +3926,7 @@
         </w:trPr>
         <w:tc>
           <w:tcPr>
-            <w:tcW w:w="2748" w:type="dxa"/>
+            <w:tcW w:w="2747" w:type="dxa"/>
             <w:tcBorders>
               <w:top w:val="single" w:sz="4" w:space="0" w:color="000000"/>
               <w:left w:val="single" w:sz="4" w:space="0" w:color="000000"/>
@@ -3999,7 +3999,7 @@
         </w:tc>
         <w:tc>
           <w:tcPr>
-            <w:tcW w:w="3263" w:type="dxa"/>
+            <w:tcW w:w="3264" w:type="dxa"/>
             <w:tcBorders>
               <w:top w:val="single" w:sz="4" w:space="0" w:color="000000"/>
               <w:left w:val="single" w:sz="4" w:space="0" w:color="000000"/>
@@ -4037,7 +4037,7 @@
         </w:trPr>
         <w:tc>
           <w:tcPr>
-            <w:tcW w:w="2748" w:type="dxa"/>
+            <w:tcW w:w="2747" w:type="dxa"/>
             <w:tcBorders>
               <w:top w:val="single" w:sz="4" w:space="0" w:color="000000"/>
               <w:left w:val="single" w:sz="4" w:space="0" w:color="000000"/>
@@ -4098,7 +4098,7 @@
         </w:tc>
         <w:tc>
           <w:tcPr>
-            <w:tcW w:w="3263" w:type="dxa"/>
+            <w:tcW w:w="3264" w:type="dxa"/>
             <w:tcBorders>
               <w:top w:val="single" w:sz="4" w:space="0" w:color="000000"/>
               <w:left w:val="single" w:sz="4" w:space="0" w:color="000000"/>
@@ -4131,7 +4131,7 @@
         </w:trPr>
         <w:tc>
           <w:tcPr>
-            <w:tcW w:w="2748" w:type="dxa"/>
+            <w:tcW w:w="2747" w:type="dxa"/>
             <w:tcBorders>
               <w:top w:val="single" w:sz="4" w:space="0" w:color="000000"/>
               <w:left w:val="single" w:sz="4" w:space="0" w:color="000000"/>
@@ -4188,7 +4188,7 @@
         </w:tc>
         <w:tc>
           <w:tcPr>
-            <w:tcW w:w="3263" w:type="dxa"/>
+            <w:tcW w:w="3264" w:type="dxa"/>
             <w:tcBorders>
               <w:top w:val="single" w:sz="4" w:space="0" w:color="000000"/>
               <w:left w:val="single" w:sz="4" w:space="0" w:color="000000"/>
@@ -4221,7 +4221,7 @@
         </w:trPr>
         <w:tc>
           <w:tcPr>
-            <w:tcW w:w="2748" w:type="dxa"/>
+            <w:tcW w:w="2747" w:type="dxa"/>
             <w:tcBorders>
               <w:top w:val="single" w:sz="4" w:space="0" w:color="000000"/>
               <w:left w:val="single" w:sz="4" w:space="0" w:color="000000"/>
@@ -4282,7 +4282,7 @@
         </w:tc>
         <w:tc>
           <w:tcPr>
-            <w:tcW w:w="3263" w:type="dxa"/>
+            <w:tcW w:w="3264" w:type="dxa"/>
             <w:tcBorders>
               <w:top w:val="single" w:sz="4" w:space="0" w:color="000000"/>
               <w:left w:val="single" w:sz="4" w:space="0" w:color="000000"/>
@@ -4315,7 +4315,7 @@
         </w:trPr>
         <w:tc>
           <w:tcPr>
-            <w:tcW w:w="2748" w:type="dxa"/>
+            <w:tcW w:w="2747" w:type="dxa"/>
             <w:tcBorders>
               <w:top w:val="single" w:sz="4" w:space="0" w:color="000000"/>
               <w:left w:val="single" w:sz="4" w:space="0" w:color="000000"/>
@@ -4376,7 +4376,7 @@
         </w:tc>
         <w:tc>
           <w:tcPr>
-            <w:tcW w:w="3263" w:type="dxa"/>
+            <w:tcW w:w="3264" w:type="dxa"/>
             <w:tcBorders>
               <w:top w:val="single" w:sz="4" w:space="0" w:color="000000"/>
               <w:left w:val="single" w:sz="4" w:space="0" w:color="000000"/>
@@ -4409,7 +4409,7 @@
         </w:trPr>
         <w:tc>
           <w:tcPr>
-            <w:tcW w:w="2748" w:type="dxa"/>
+            <w:tcW w:w="2747" w:type="dxa"/>
             <w:tcBorders>
               <w:top w:val="single" w:sz="4" w:space="0" w:color="000000"/>
               <w:left w:val="single" w:sz="4" w:space="0" w:color="000000"/>
@@ -4486,7 +4486,7 @@
         </w:tc>
         <w:tc>
           <w:tcPr>
-            <w:tcW w:w="3263" w:type="dxa"/>
+            <w:tcW w:w="3264" w:type="dxa"/>
             <w:tcBorders>
               <w:top w:val="single" w:sz="4" w:space="0" w:color="000000"/>
               <w:left w:val="single" w:sz="4" w:space="0" w:color="000000"/>
@@ -4519,7 +4519,7 @@
         </w:trPr>
         <w:tc>
           <w:tcPr>
-            <w:tcW w:w="2748" w:type="dxa"/>
+            <w:tcW w:w="2747" w:type="dxa"/>
             <w:tcBorders>
               <w:top w:val="single" w:sz="4" w:space="0" w:color="000000"/>
               <w:left w:val="single" w:sz="4" w:space="0" w:color="000000"/>
@@ -4576,7 +4576,7 @@
         </w:tc>
         <w:tc>
           <w:tcPr>
-            <w:tcW w:w="3263" w:type="dxa"/>
+            <w:tcW w:w="3264" w:type="dxa"/>
             <w:tcBorders>
               <w:top w:val="single" w:sz="4" w:space="0" w:color="000000"/>
               <w:left w:val="single" w:sz="4" w:space="0" w:color="000000"/>
@@ -4609,7 +4609,7 @@
         </w:trPr>
         <w:tc>
           <w:tcPr>
-            <w:tcW w:w="2748" w:type="dxa"/>
+            <w:tcW w:w="2747" w:type="dxa"/>
             <w:tcBorders>
               <w:top w:val="single" w:sz="4" w:space="0" w:color="000000"/>
               <w:left w:val="single" w:sz="4" w:space="0" w:color="000000"/>
@@ -4666,7 +4666,7 @@
         </w:tc>
         <w:tc>
           <w:tcPr>
-            <w:tcW w:w="3263" w:type="dxa"/>
+            <w:tcW w:w="3264" w:type="dxa"/>
             <w:tcBorders>
               <w:top w:val="single" w:sz="4" w:space="0" w:color="000000"/>
               <w:left w:val="single" w:sz="4" w:space="0" w:color="000000"/>
@@ -4699,7 +4699,7 @@
         </w:trPr>
         <w:tc>
           <w:tcPr>
-            <w:tcW w:w="2748" w:type="dxa"/>
+            <w:tcW w:w="2747" w:type="dxa"/>
             <w:tcBorders>
               <w:top w:val="single" w:sz="4" w:space="0" w:color="000000"/>
               <w:left w:val="single" w:sz="4" w:space="0" w:color="000000"/>
@@ -4756,7 +4756,7 @@
         </w:tc>
         <w:tc>
           <w:tcPr>
-            <w:tcW w:w="3263" w:type="dxa"/>
+            <w:tcW w:w="3264" w:type="dxa"/>
             <w:tcBorders>
               <w:top w:val="single" w:sz="4" w:space="0" w:color="000000"/>
               <w:left w:val="single" w:sz="4" w:space="0" w:color="000000"/>
@@ -4789,7 +4789,7 @@
         </w:trPr>
         <w:tc>
           <w:tcPr>
-            <w:tcW w:w="2748" w:type="dxa"/>
+            <w:tcW w:w="2747" w:type="dxa"/>
             <w:tcBorders>
               <w:top w:val="single" w:sz="4" w:space="0" w:color="000000"/>
               <w:left w:val="single" w:sz="4" w:space="0" w:color="000000"/>
@@ -4846,7 +4846,7 @@
         </w:tc>
         <w:tc>
           <w:tcPr>
-            <w:tcW w:w="3263" w:type="dxa"/>
+            <w:tcW w:w="3264" w:type="dxa"/>
             <w:tcBorders>
               <w:top w:val="single" w:sz="4" w:space="0" w:color="000000"/>
               <w:left w:val="single" w:sz="4" w:space="0" w:color="000000"/>
@@ -4879,7 +4879,7 @@
         </w:trPr>
         <w:tc>
           <w:tcPr>
-            <w:tcW w:w="2748" w:type="dxa"/>
+            <w:tcW w:w="2747" w:type="dxa"/>
             <w:tcBorders>
               <w:top w:val="single" w:sz="4" w:space="0" w:color="000000"/>
               <w:left w:val="single" w:sz="4" w:space="0" w:color="000000"/>
@@ -4956,7 +4956,7 @@
         </w:tc>
         <w:tc>
           <w:tcPr>
-            <w:tcW w:w="3263" w:type="dxa"/>
+            <w:tcW w:w="3264" w:type="dxa"/>
             <w:tcBorders>
               <w:top w:val="single" w:sz="4" w:space="0" w:color="000000"/>
               <w:left w:val="single" w:sz="4" w:space="0" w:color="000000"/>
@@ -5007,7 +5007,7 @@
       <w:pPr>
         <w:pStyle w:val="normal1"/>
         <w:spacing w:lineRule="auto" w:line="480" w:before="0" w:after="160"/>
-        <w:ind w:firstLine="720"/>
+        <w:ind w:hanging="0"/>
         <w:rPr>
           <w:rFonts w:ascii="Times New Roman" w:hAnsi="Times New Roman" w:eastAsia="Times New Roman" w:cs="Times New Roman"/>
           <w:b/>
@@ -5020,7 +5020,29 @@
           <w:b/>
           <w:bCs/>
         </w:rPr>
-      </w:r>
+        <w:t xml:space="preserve">Link de GitHub: </w:t>
+      </w:r>
+      <w:hyperlink r:id="rId2">
+        <w:r>
+          <w:rPr>
+            <w:rStyle w:val="Hyperlink"/>
+            <w:rFonts w:eastAsia="Times New Roman" w:cs="Times New Roman" w:ascii="Times New Roman" w:hAnsi="Times New Roman"/>
+            <w:b/>
+            <w:bCs/>
+          </w:rPr>
+          <w:t>https://github.com/victorjulioch777-ui/Segundo_proyecto</w:t>
+        </w:r>
+      </w:hyperlink>
+      <w:hyperlink r:id="rId3">
+        <w:r>
+          <w:rPr>
+            <w:rFonts w:eastAsia="Times New Roman" w:cs="Times New Roman" w:ascii="Times New Roman" w:hAnsi="Times New Roman"/>
+            <w:b/>
+            <w:bCs/>
+          </w:rPr>
+          <w:t xml:space="preserve">  </w:t>
+        </w:r>
+      </w:hyperlink>
       <w:r>
         <w:br w:type="page"/>
       </w:r>
@@ -5490,7 +5512,7 @@
         </w:rPr>
         <w:t xml:space="preserve">Pygame Community. (s.f.). Pygame documentation. Pygame. </w:t>
       </w:r>
-      <w:hyperlink r:id="rId2">
+      <w:hyperlink r:id="rId4">
         <w:r>
           <w:rPr>
             <w:rStyle w:val="ListLabel28"/>
@@ -5517,7 +5539,7 @@
         </w:rPr>
         <w:t xml:space="preserve">Documentation. Python Software Foundation. (s.f.). os, Miscellaneous operating system interfaces. Python Documentation. </w:t>
       </w:r>
-      <w:hyperlink r:id="rId3">
+      <w:hyperlink r:id="rId5">
         <w:r>
           <w:rPr>
             <w:rStyle w:val="ListLabel28"/>
@@ -5544,7 +5566,7 @@
         </w:rPr>
         <w:t xml:space="preserve">Python Software Foundation. (s.f.). random, Generate pseudo-random numbers. Python Documentation. </w:t>
       </w:r>
-      <w:hyperlink r:id="rId4">
+      <w:hyperlink r:id="rId6">
         <w:r>
           <w:rPr>
             <w:rStyle w:val="ListLabel28"/>
@@ -5571,7 +5593,7 @@
         </w:rPr>
         <w:t xml:space="preserve">Python Software Foundation. (s.f.). threading, Thread-based parallelism. Python Documentation.  </w:t>
       </w:r>
-      <w:hyperlink r:id="rId5">
+      <w:hyperlink r:id="rId7">
         <w:r>
           <w:rPr>
             <w:rStyle w:val="ListLabel28"/>
@@ -5598,7 +5620,7 @@
         </w:rPr>
         <w:t xml:space="preserve">Python Software Foundation. (s.f.). time, Time access and conversions. Python Documentation. </w:t>
       </w:r>
-      <w:hyperlink r:id="rId6">
+      <w:hyperlink r:id="rId8">
         <w:r>
           <w:rPr>
             <w:rStyle w:val="ListLabel28"/>
@@ -5626,9 +5648,9 @@
       </w:r>
     </w:p>
     <w:sectPr>
-      <w:footerReference w:type="even" r:id="rId7"/>
-      <w:footerReference w:type="default" r:id="rId8"/>
-      <w:footerReference w:type="first" r:id="rId9"/>
+      <w:footerReference w:type="even" r:id="rId9"/>
+      <w:footerReference w:type="default" r:id="rId10"/>
+      <w:footerReference w:type="first" r:id="rId11"/>
       <w:type w:val="nextPage"/>
       <w:pgSz w:w="12240" w:h="15840"/>
       <w:pgMar w:left="1440" w:right="1440" w:gutter="0" w:header="0" w:top="1440" w:footer="709" w:bottom="1440"/>

--- a/Doc_Externa_Segundo _Proyecto - Victor_Josias.docx
+++ b/Doc_Externa_Segundo _Proyecto - Victor_Josias.docx
@@ -1,22 +1,22 @@
 
 <file path=word/document.xml><?xml version="1.0" encoding="utf-8"?>
-<w:document xmlns:wpc="http://schemas.microsoft.com/office/word/2010/wordprocessingCanvas" xmlns:cx="http://schemas.microsoft.com/office/drawing/2014/chartex" xmlns:cx1="http://schemas.microsoft.com/office/drawing/2015/9/8/chartex" xmlns:cx2="http://schemas.microsoft.com/office/drawing/2015/10/21/chartex" xmlns:cx3="http://schemas.microsoft.com/office/drawing/2016/5/9/chartex" xmlns:cx4="http://schemas.microsoft.com/office/drawing/2016/5/10/chartex" xmlns:cx5="http://schemas.microsoft.com/office/drawing/2016/5/11/chartex" xmlns:cx6="http://schemas.microsoft.com/office/drawing/2016/5/12/chartex" xmlns:cx7="http://schemas.microsoft.com/office/drawing/2016/5/13/chartex" xmlns:cx8="http://schemas.microsoft.com/office/drawing/2016/5/14/chartex" xmlns:mc="http://schemas.openxmlformats.org/markup-compatibility/2006" xmlns:aink="http://schemas.microsoft.com/office/drawing/2016/ink" xmlns:am3d="http://schemas.microsoft.com/office/drawing/2017/model3d" xmlns:o="urn:schemas-microsoft-com:office:office" xmlns:oel="http://schemas.microsoft.com/office/2019/extlst" xmlns:r="http://schemas.openxmlformats.org/officeDocument/2006/relationships" xmlns:m="http://schemas.openxmlformats.org/officeDocument/2006/math" xmlns:v="urn:schemas-microsoft-com:vml" xmlns:wp14="http://schemas.microsoft.com/office/word/2010/wordprocessingDrawing" xmlns:wp="http://schemas.openxmlformats.org/drawingml/2006/wordprocessingDrawing" xmlns:w10="urn:schemas-microsoft-com:office:word" xmlns:w="http://schemas.openxmlformats.org/wordprocessingml/2006/main" xmlns:w14="http://schemas.microsoft.com/office/word/2010/wordml" xmlns:w15="http://schemas.microsoft.com/office/word/2012/wordml" xmlns:w16cex="http://schemas.microsoft.com/office/word/2018/wordml/cex" xmlns:w16cid="http://schemas.microsoft.com/office/word/2016/wordml/cid" xmlns:w16="http://schemas.microsoft.com/office/word/2018/wordml" xmlns:w16du="http://schemas.microsoft.com/office/word/2023/wordml/word16du" xmlns:w16sdtdh="http://schemas.microsoft.com/office/word/2020/wordml/sdtdatahash" xmlns:w16sdtfl="http://schemas.microsoft.com/office/word/2024/wordml/sdtformatlock" xmlns:w16se="http://schemas.microsoft.com/office/word/2015/wordml/symex" xmlns:wpg="http://schemas.microsoft.com/office/word/2010/wordprocessingGroup" xmlns:wpi="http://schemas.microsoft.com/office/word/2010/wordprocessingInk" xmlns:wne="http://schemas.microsoft.com/office/word/2006/wordml" xmlns:wps="http://schemas.microsoft.com/office/word/2010/wordprocessingShape" mc:Ignorable="w14 w15 w16se w16cid w16 w16cex w16sdtdh w16sdtfl w16du wp14">
+<w:document xmlns:o="urn:schemas-microsoft-com:office:office" xmlns:r="http://schemas.openxmlformats.org/officeDocument/2006/relationships" xmlns:v="urn:schemas-microsoft-com:vml" xmlns:w="http://schemas.openxmlformats.org/wordprocessingml/2006/main" xmlns:w10="urn:schemas-microsoft-com:office:word" xmlns:wp="http://schemas.openxmlformats.org/drawingml/2006/wordprocessingDrawing" xmlns:wps="http://schemas.microsoft.com/office/word/2010/wordprocessingShape" xmlns:wpg="http://schemas.microsoft.com/office/word/2010/wordprocessingGroup" xmlns:mc="http://schemas.openxmlformats.org/markup-compatibility/2006" xmlns:wp14="http://schemas.microsoft.com/office/word/2010/wordprocessingDrawing" xmlns:w14="http://schemas.microsoft.com/office/word/2010/wordml" xmlns:w15="http://schemas.microsoft.com/office/word/2012/wordml" mc:Ignorable="w14 wp14 w15">
   <w:body>
     <w:p>
       <w:pPr>
         <w:pStyle w:val="normal1"/>
-        <w:spacing w:after="0" w:line="480" w:lineRule="auto"/>
+        <w:spacing w:lineRule="auto" w:line="480" w:before="0" w:after="0"/>
         <w:ind w:firstLine="720"/>
         <w:jc w:val="center"/>
         <w:rPr>
-          <w:rFonts w:ascii="Times New Roman" w:eastAsia="Times New Roman" w:hAnsi="Times New Roman" w:cs="Times New Roman"/>
+          <w:rFonts w:ascii="Times New Roman" w:hAnsi="Times New Roman" w:eastAsia="Times New Roman" w:cs="Times New Roman"/>
           <w:b/>
           <w:bCs/>
         </w:rPr>
       </w:pPr>
       <w:r>
         <w:rPr>
-          <w:rFonts w:ascii="Times New Roman" w:eastAsia="Times New Roman" w:hAnsi="Times New Roman" w:cs="Times New Roman"/>
+          <w:rFonts w:eastAsia="Times New Roman" w:cs="Times New Roman" w:ascii="Times New Roman" w:hAnsi="Times New Roman"/>
           <w:b/>
           <w:bCs/>
         </w:rPr>
@@ -26,18 +26,18 @@
     <w:p>
       <w:pPr>
         <w:pStyle w:val="normal1"/>
-        <w:spacing w:after="0" w:line="480" w:lineRule="auto"/>
+        <w:spacing w:lineRule="auto" w:line="480" w:before="0" w:after="0"/>
         <w:ind w:firstLine="720"/>
         <w:jc w:val="center"/>
         <w:rPr>
-          <w:rFonts w:ascii="Times New Roman" w:eastAsia="Times New Roman" w:hAnsi="Times New Roman" w:cs="Times New Roman"/>
+          <w:rFonts w:ascii="Times New Roman" w:hAnsi="Times New Roman" w:eastAsia="Times New Roman" w:cs="Times New Roman"/>
           <w:b/>
           <w:bCs/>
         </w:rPr>
       </w:pPr>
       <w:r>
         <w:rPr>
-          <w:rFonts w:ascii="Times New Roman" w:eastAsia="Times New Roman" w:hAnsi="Times New Roman" w:cs="Times New Roman"/>
+          <w:rFonts w:eastAsia="Times New Roman" w:cs="Times New Roman" w:ascii="Times New Roman" w:hAnsi="Times New Roman"/>
           <w:b/>
           <w:bCs/>
         </w:rPr>
@@ -47,321 +47,399 @@
     <w:p>
       <w:pPr>
         <w:pStyle w:val="normal1"/>
-        <w:spacing w:after="0" w:line="480" w:lineRule="auto"/>
+        <w:spacing w:lineRule="auto" w:line="480" w:before="0" w:after="0"/>
         <w:ind w:firstLine="720"/>
         <w:jc w:val="center"/>
         <w:rPr>
-          <w:rFonts w:ascii="Times New Roman" w:eastAsia="Times New Roman" w:hAnsi="Times New Roman" w:cs="Times New Roman"/>
+          <w:rFonts w:ascii="Times New Roman" w:hAnsi="Times New Roman" w:eastAsia="Times New Roman" w:cs="Times New Roman"/>
           <w:b/>
           <w:bCs/>
         </w:rPr>
       </w:pPr>
-      <w:bookmarkStart w:id="0" w:name="bookmark=id.f0mdybpqxltm"/>
-      <w:bookmarkEnd w:id="0"/>
-    </w:p>
-    <w:p>
-      <w:pPr>
-        <w:pStyle w:val="normal1"/>
-        <w:spacing w:after="0" w:line="480" w:lineRule="auto"/>
-        <w:ind w:firstLine="720"/>
-        <w:jc w:val="center"/>
-        <w:rPr>
-          <w:rFonts w:ascii="Times New Roman" w:eastAsia="Times New Roman" w:hAnsi="Times New Roman" w:cs="Times New Roman"/>
+      <w:r>
+        <w:rPr>
+          <w:rFonts w:eastAsia="Times New Roman" w:cs="Times New Roman" w:ascii="Times New Roman" w:hAnsi="Times New Roman"/>
           <w:b/>
           <w:bCs/>
         </w:rPr>
-      </w:pPr>
-      <w:bookmarkStart w:id="1" w:name="bookmark=id.f0mdybpqxltm_Copy_1"/>
+      </w:r>
+      <w:bookmarkStart w:id="0" w:name="bookmark=id.f0mdybpqxltm"/>
+      <w:bookmarkStart w:id="1" w:name="bookmark=id.f0mdybpqxltm"/>
       <w:bookmarkEnd w:id="1"/>
-      <w:r>
-        <w:rPr>
-          <w:rFonts w:ascii="Times New Roman" w:eastAsia="Times New Roman" w:hAnsi="Times New Roman" w:cs="Times New Roman"/>
+    </w:p>
+    <w:p>
+      <w:pPr>
+        <w:pStyle w:val="normal1"/>
+        <w:spacing w:lineRule="auto" w:line="480" w:before="0" w:after="0"/>
+        <w:ind w:firstLine="720"/>
+        <w:jc w:val="center"/>
+        <w:rPr>
+          <w:rFonts w:ascii="Times New Roman" w:hAnsi="Times New Roman" w:eastAsia="Times New Roman" w:cs="Times New Roman"/>
           <w:b/>
           <w:bCs/>
         </w:rPr>
-        <w:t>Juego de Laberinto Dinámico con Matrices y Programación Orientada a Objetos en Python</w:t>
-      </w:r>
-    </w:p>
-    <w:p>
-      <w:pPr>
-        <w:pStyle w:val="normal1"/>
-        <w:spacing w:after="0" w:line="480" w:lineRule="auto"/>
-        <w:ind w:firstLine="720"/>
-        <w:jc w:val="center"/>
-        <w:rPr>
-          <w:rFonts w:ascii="Times New Roman" w:eastAsia="Times New Roman" w:hAnsi="Times New Roman" w:cs="Times New Roman"/>
+      </w:pPr>
+      <w:bookmarkStart w:id="2" w:name="bookmark=id.f0mdybpqxltm_Copy_1"/>
+      <w:bookmarkEnd w:id="2"/>
+      <w:r>
+        <w:rPr>
+          <w:rFonts w:eastAsia="Times New Roman" w:cs="Times New Roman" w:ascii="Times New Roman" w:hAnsi="Times New Roman"/>
           <w:b/>
           <w:bCs/>
         </w:rPr>
-      </w:pPr>
-    </w:p>
-    <w:p>
-      <w:pPr>
-        <w:pStyle w:val="normal1"/>
-        <w:spacing w:after="0" w:line="480" w:lineRule="auto"/>
+        <w:t>Juego de Laberinto Dinámico con Matrices y Programación Orientada a Objetos en Python</w:t>
+      </w:r>
+    </w:p>
+    <w:p>
+      <w:pPr>
+        <w:pStyle w:val="normal1"/>
+        <w:spacing w:lineRule="auto" w:line="480" w:before="0" w:after="0"/>
         <w:ind w:firstLine="720"/>
         <w:jc w:val="center"/>
         <w:rPr>
-          <w:rFonts w:ascii="Times New Roman" w:eastAsia="Times New Roman" w:hAnsi="Times New Roman" w:cs="Times New Roman"/>
+          <w:rFonts w:ascii="Times New Roman" w:hAnsi="Times New Roman" w:eastAsia="Times New Roman" w:cs="Times New Roman"/>
           <w:b/>
           <w:bCs/>
         </w:rPr>
       </w:pPr>
-    </w:p>
-    <w:p>
-      <w:pPr>
-        <w:pStyle w:val="normal1"/>
-        <w:spacing w:after="0" w:line="480" w:lineRule="auto"/>
-        <w:ind w:firstLine="720"/>
-        <w:jc w:val="center"/>
-        <w:rPr>
-          <w:rFonts w:ascii="Times New Roman" w:eastAsia="Times New Roman" w:hAnsi="Times New Roman" w:cs="Times New Roman"/>
+      <w:r>
+        <w:rPr>
+          <w:rFonts w:eastAsia="Times New Roman" w:cs="Times New Roman" w:ascii="Times New Roman" w:hAnsi="Times New Roman"/>
           <w:b/>
           <w:bCs/>
         </w:rPr>
-      </w:pPr>
-      <w:r>
-        <w:rPr>
-          <w:rFonts w:ascii="Times New Roman" w:eastAsia="Times New Roman" w:hAnsi="Times New Roman" w:cs="Times New Roman"/>
+      </w:r>
+    </w:p>
+    <w:p>
+      <w:pPr>
+        <w:pStyle w:val="normal1"/>
+        <w:spacing w:lineRule="auto" w:line="480" w:before="0" w:after="0"/>
+        <w:ind w:firstLine="720"/>
+        <w:jc w:val="center"/>
+        <w:rPr>
+          <w:rFonts w:ascii="Times New Roman" w:hAnsi="Times New Roman" w:eastAsia="Times New Roman" w:cs="Times New Roman"/>
           <w:b/>
           <w:bCs/>
         </w:rPr>
-        <w:t>PROFESOR:</w:t>
-      </w:r>
-    </w:p>
-    <w:p>
-      <w:pPr>
-        <w:pStyle w:val="normal1"/>
-        <w:spacing w:after="0" w:line="480" w:lineRule="auto"/>
-        <w:ind w:firstLine="720"/>
-        <w:jc w:val="center"/>
-        <w:rPr>
-          <w:rFonts w:ascii="Times New Roman" w:eastAsia="Times New Roman" w:hAnsi="Times New Roman" w:cs="Times New Roman"/>
-        </w:rPr>
-      </w:pPr>
-      <w:r>
-        <w:rPr>
-          <w:rFonts w:ascii="Times New Roman" w:eastAsia="Times New Roman" w:hAnsi="Times New Roman" w:cs="Times New Roman"/>
-        </w:rPr>
-        <w:t>Leonardo Viquez Acuña</w:t>
-      </w:r>
-    </w:p>
-    <w:p>
-      <w:pPr>
-        <w:pStyle w:val="normal1"/>
-        <w:spacing w:after="0" w:line="480" w:lineRule="auto"/>
-        <w:ind w:firstLine="720"/>
-        <w:jc w:val="center"/>
-        <w:rPr>
-          <w:rFonts w:ascii="Times New Roman" w:eastAsia="Times New Roman" w:hAnsi="Times New Roman" w:cs="Times New Roman"/>
+      </w:pPr>
+      <w:r>
+        <w:rPr>
+          <w:rFonts w:eastAsia="Times New Roman" w:cs="Times New Roman" w:ascii="Times New Roman" w:hAnsi="Times New Roman"/>
           <w:b/>
           <w:bCs/>
         </w:rPr>
-      </w:pPr>
-    </w:p>
-    <w:p>
-      <w:pPr>
-        <w:pStyle w:val="normal1"/>
-        <w:spacing w:after="0" w:line="480" w:lineRule="auto"/>
+      </w:r>
+    </w:p>
+    <w:p>
+      <w:pPr>
+        <w:pStyle w:val="normal1"/>
+        <w:spacing w:lineRule="auto" w:line="480" w:before="0" w:after="0"/>
         <w:ind w:firstLine="720"/>
         <w:jc w:val="center"/>
         <w:rPr>
-          <w:rFonts w:ascii="Times New Roman" w:eastAsia="Times New Roman" w:hAnsi="Times New Roman" w:cs="Times New Roman"/>
+          <w:rFonts w:ascii="Times New Roman" w:hAnsi="Times New Roman" w:eastAsia="Times New Roman" w:cs="Times New Roman"/>
           <w:b/>
           <w:bCs/>
         </w:rPr>
       </w:pPr>
       <w:r>
         <w:rPr>
-          <w:rFonts w:ascii="Times New Roman" w:eastAsia="Times New Roman" w:hAnsi="Times New Roman" w:cs="Times New Roman"/>
+          <w:rFonts w:eastAsia="Times New Roman" w:cs="Times New Roman" w:ascii="Times New Roman" w:hAnsi="Times New Roman"/>
           <w:b/>
           <w:bCs/>
         </w:rPr>
-        <w:t>INTEGRANTES</w:t>
-      </w:r>
-    </w:p>
-    <w:p>
-      <w:pPr>
-        <w:pStyle w:val="normal1"/>
-        <w:spacing w:after="0" w:line="480" w:lineRule="auto"/>
+        <w:t>PROFESOR:</w:t>
+      </w:r>
+    </w:p>
+    <w:p>
+      <w:pPr>
+        <w:pStyle w:val="normal1"/>
+        <w:spacing w:lineRule="auto" w:line="480" w:before="0" w:after="0"/>
         <w:ind w:firstLine="720"/>
         <w:jc w:val="center"/>
         <w:rPr>
-          <w:rFonts w:ascii="Times New Roman" w:eastAsia="Times New Roman" w:hAnsi="Times New Roman" w:cs="Times New Roman"/>
-        </w:rPr>
-      </w:pPr>
-      <w:r>
-        <w:rPr>
-          <w:rFonts w:ascii="Times New Roman" w:eastAsia="Times New Roman" w:hAnsi="Times New Roman" w:cs="Times New Roman"/>
-        </w:rPr>
-        <w:t xml:space="preserve">Josias Manuel Tijerino Gutiérrez </w:t>
-      </w:r>
-    </w:p>
-    <w:p>
-      <w:pPr>
-        <w:pStyle w:val="normal1"/>
-        <w:spacing w:after="0" w:line="480" w:lineRule="auto"/>
+          <w:rFonts w:ascii="Times New Roman" w:hAnsi="Times New Roman" w:eastAsia="Times New Roman" w:cs="Times New Roman"/>
+        </w:rPr>
+      </w:pPr>
+      <w:r>
+        <w:rPr>
+          <w:rFonts w:eastAsia="Times New Roman" w:cs="Times New Roman" w:ascii="Times New Roman" w:hAnsi="Times New Roman"/>
+        </w:rPr>
+        <w:t>Leonardo Viquez Acuña</w:t>
+      </w:r>
+    </w:p>
+    <w:p>
+      <w:pPr>
+        <w:pStyle w:val="normal1"/>
+        <w:spacing w:lineRule="auto" w:line="480" w:before="0" w:after="0"/>
         <w:ind w:firstLine="720"/>
         <w:jc w:val="center"/>
         <w:rPr>
-          <w:rFonts w:ascii="Times New Roman" w:eastAsia="Times New Roman" w:hAnsi="Times New Roman" w:cs="Times New Roman"/>
-        </w:rPr>
-      </w:pPr>
-      <w:r>
-        <w:rPr>
-          <w:rFonts w:ascii="Times New Roman" w:eastAsia="Times New Roman" w:hAnsi="Times New Roman" w:cs="Times New Roman"/>
-        </w:rPr>
-        <w:t>Víctor Julio Chavarria Ordoñez</w:t>
-      </w:r>
-    </w:p>
-    <w:p>
-      <w:pPr>
-        <w:pStyle w:val="normal1"/>
-        <w:spacing w:after="0" w:line="480" w:lineRule="auto"/>
-        <w:ind w:firstLine="720"/>
-        <w:jc w:val="center"/>
-        <w:rPr>
-          <w:rFonts w:ascii="Times New Roman" w:eastAsia="Times New Roman" w:hAnsi="Times New Roman" w:cs="Times New Roman"/>
+          <w:rFonts w:ascii="Times New Roman" w:hAnsi="Times New Roman" w:eastAsia="Times New Roman" w:cs="Times New Roman"/>
           <w:b/>
           <w:bCs/>
         </w:rPr>
       </w:pPr>
-    </w:p>
-    <w:p>
-      <w:pPr>
-        <w:pStyle w:val="normal1"/>
-        <w:spacing w:after="0" w:line="480" w:lineRule="auto"/>
-        <w:ind w:firstLine="720"/>
-        <w:jc w:val="center"/>
-        <w:rPr>
-          <w:rFonts w:ascii="Times New Roman" w:eastAsia="Times New Roman" w:hAnsi="Times New Roman" w:cs="Times New Roman"/>
+      <w:r>
+        <w:rPr>
+          <w:rFonts w:eastAsia="Times New Roman" w:cs="Times New Roman" w:ascii="Times New Roman" w:hAnsi="Times New Roman"/>
           <w:b/>
           <w:bCs/>
         </w:rPr>
-      </w:pPr>
-    </w:p>
-    <w:p>
-      <w:pPr>
-        <w:pStyle w:val="normal1"/>
-        <w:spacing w:after="0" w:line="480" w:lineRule="auto"/>
+      </w:r>
+    </w:p>
+    <w:p>
+      <w:pPr>
+        <w:pStyle w:val="normal1"/>
+        <w:spacing w:lineRule="auto" w:line="480" w:before="0" w:after="0"/>
         <w:ind w:firstLine="720"/>
         <w:jc w:val="center"/>
         <w:rPr>
-          <w:rFonts w:ascii="Times New Roman" w:eastAsia="Times New Roman" w:hAnsi="Times New Roman" w:cs="Times New Roman"/>
+          <w:rFonts w:ascii="Times New Roman" w:hAnsi="Times New Roman" w:eastAsia="Times New Roman" w:cs="Times New Roman"/>
           <w:b/>
           <w:bCs/>
         </w:rPr>
       </w:pPr>
-    </w:p>
-    <w:p>
-      <w:pPr>
-        <w:pStyle w:val="normal1"/>
-        <w:spacing w:after="0" w:line="480" w:lineRule="auto"/>
-        <w:ind w:firstLine="720"/>
-        <w:jc w:val="center"/>
-        <w:rPr>
-          <w:rFonts w:ascii="Times New Roman" w:eastAsia="Times New Roman" w:hAnsi="Times New Roman" w:cs="Times New Roman"/>
+      <w:r>
+        <w:rPr>
+          <w:rFonts w:eastAsia="Times New Roman" w:cs="Times New Roman" w:ascii="Times New Roman" w:hAnsi="Times New Roman"/>
           <w:b/>
           <w:bCs/>
         </w:rPr>
-      </w:pPr>
-      <w:r>
-        <w:rPr>
-          <w:rFonts w:ascii="Times New Roman" w:eastAsia="Times New Roman" w:hAnsi="Times New Roman" w:cs="Times New Roman"/>
+        <w:t>INTEGRANTES</w:t>
+      </w:r>
+    </w:p>
+    <w:p>
+      <w:pPr>
+        <w:pStyle w:val="normal1"/>
+        <w:spacing w:lineRule="auto" w:line="480" w:before="0" w:after="0"/>
+        <w:ind w:firstLine="720"/>
+        <w:jc w:val="center"/>
+        <w:rPr>
+          <w:rFonts w:ascii="Times New Roman" w:hAnsi="Times New Roman" w:eastAsia="Times New Roman" w:cs="Times New Roman"/>
+        </w:rPr>
+      </w:pPr>
+      <w:r>
+        <w:rPr>
+          <w:rFonts w:eastAsia="Times New Roman" w:cs="Times New Roman" w:ascii="Times New Roman" w:hAnsi="Times New Roman"/>
+        </w:rPr>
+        <w:t xml:space="preserve">Josias Manuel Tijerino Gutiérrez </w:t>
+      </w:r>
+    </w:p>
+    <w:p>
+      <w:pPr>
+        <w:pStyle w:val="normal1"/>
+        <w:spacing w:lineRule="auto" w:line="480" w:before="0" w:after="0"/>
+        <w:ind w:firstLine="720"/>
+        <w:jc w:val="center"/>
+        <w:rPr>
+          <w:rFonts w:ascii="Times New Roman" w:hAnsi="Times New Roman" w:eastAsia="Times New Roman" w:cs="Times New Roman"/>
+        </w:rPr>
+      </w:pPr>
+      <w:r>
+        <w:rPr>
+          <w:rFonts w:eastAsia="Times New Roman" w:cs="Times New Roman" w:ascii="Times New Roman" w:hAnsi="Times New Roman"/>
+        </w:rPr>
+        <w:t>Víctor Julio Chavarria Ordoñez</w:t>
+      </w:r>
+    </w:p>
+    <w:p>
+      <w:pPr>
+        <w:pStyle w:val="normal1"/>
+        <w:spacing w:lineRule="auto" w:line="480" w:before="0" w:after="0"/>
+        <w:ind w:firstLine="720"/>
+        <w:jc w:val="center"/>
+        <w:rPr>
+          <w:rFonts w:ascii="Times New Roman" w:hAnsi="Times New Roman" w:eastAsia="Times New Roman" w:cs="Times New Roman"/>
           <w:b/>
           <w:bCs/>
         </w:rPr>
-        <w:t>Sede San Carlos</w:t>
-      </w:r>
-    </w:p>
-    <w:p>
-      <w:pPr>
-        <w:pStyle w:val="normal1"/>
-        <w:spacing w:after="0" w:line="480" w:lineRule="auto"/>
-        <w:ind w:firstLine="720"/>
-        <w:jc w:val="center"/>
-        <w:rPr>
-          <w:rFonts w:ascii="Times New Roman" w:eastAsia="Times New Roman" w:hAnsi="Times New Roman" w:cs="Times New Roman"/>
+      </w:pPr>
+      <w:r>
+        <w:rPr>
+          <w:rFonts w:eastAsia="Times New Roman" w:cs="Times New Roman" w:ascii="Times New Roman" w:hAnsi="Times New Roman"/>
           <w:b/>
           <w:bCs/>
         </w:rPr>
-      </w:pPr>
-    </w:p>
-    <w:p>
-      <w:pPr>
-        <w:pStyle w:val="normal1"/>
-        <w:spacing w:after="0" w:line="480" w:lineRule="auto"/>
+      </w:r>
+    </w:p>
+    <w:p>
+      <w:pPr>
+        <w:pStyle w:val="normal1"/>
+        <w:spacing w:lineRule="auto" w:line="480" w:before="0" w:after="0"/>
         <w:ind w:firstLine="720"/>
         <w:jc w:val="center"/>
         <w:rPr>
-          <w:rFonts w:ascii="Times New Roman" w:eastAsia="Times New Roman" w:hAnsi="Times New Roman" w:cs="Times New Roman"/>
+          <w:rFonts w:ascii="Times New Roman" w:hAnsi="Times New Roman" w:eastAsia="Times New Roman" w:cs="Times New Roman"/>
           <w:b/>
           <w:bCs/>
         </w:rPr>
       </w:pPr>
-    </w:p>
-    <w:p>
-      <w:pPr>
-        <w:pStyle w:val="normal1"/>
-        <w:spacing w:after="0" w:line="480" w:lineRule="auto"/>
-        <w:ind w:firstLine="720"/>
-        <w:jc w:val="center"/>
-        <w:rPr>
-          <w:rFonts w:ascii="Times New Roman" w:eastAsia="Times New Roman" w:hAnsi="Times New Roman" w:cs="Times New Roman"/>
+      <w:r>
+        <w:rPr>
+          <w:rFonts w:eastAsia="Times New Roman" w:cs="Times New Roman" w:ascii="Times New Roman" w:hAnsi="Times New Roman"/>
           <w:b/>
           <w:bCs/>
         </w:rPr>
-      </w:pPr>
-      <w:r>
-        <w:rPr>
-          <w:rFonts w:ascii="Times New Roman" w:eastAsia="Times New Roman" w:hAnsi="Times New Roman" w:cs="Times New Roman"/>
+      </w:r>
+    </w:p>
+    <w:p>
+      <w:pPr>
+        <w:pStyle w:val="normal1"/>
+        <w:spacing w:lineRule="auto" w:line="480" w:before="0" w:after="0"/>
+        <w:ind w:firstLine="720"/>
+        <w:jc w:val="center"/>
+        <w:rPr>
+          <w:rFonts w:ascii="Times New Roman" w:hAnsi="Times New Roman" w:eastAsia="Times New Roman" w:cs="Times New Roman"/>
           <w:b/>
           <w:bCs/>
         </w:rPr>
-        <w:t>19 de Mayo de 2026</w:t>
-      </w:r>
-    </w:p>
-    <w:p>
-      <w:pPr>
-        <w:pStyle w:val="normal1"/>
-        <w:rPr>
-          <w:rFonts w:ascii="Times New Roman" w:eastAsia="Times New Roman" w:hAnsi="Times New Roman" w:cs="Times New Roman"/>
+      </w:pPr>
+      <w:r>
+        <w:rPr>
+          <w:rFonts w:eastAsia="Times New Roman" w:cs="Times New Roman" w:ascii="Times New Roman" w:hAnsi="Times New Roman"/>
           <w:b/>
           <w:bCs/>
         </w:rPr>
-      </w:pPr>
-      <w:r>
-        <w:br w:type="page"/>
-      </w:r>
-    </w:p>
-    <w:p>
-      <w:pPr>
-        <w:pStyle w:val="normal1"/>
-        <w:spacing w:line="480" w:lineRule="auto"/>
+      </w:r>
+    </w:p>
+    <w:p>
+      <w:pPr>
+        <w:pStyle w:val="normal1"/>
+        <w:spacing w:lineRule="auto" w:line="480" w:before="0" w:after="0"/>
         <w:ind w:firstLine="720"/>
         <w:jc w:val="center"/>
         <w:rPr>
-          <w:rFonts w:ascii="Times New Roman" w:eastAsia="Times New Roman" w:hAnsi="Times New Roman" w:cs="Times New Roman"/>
+          <w:rFonts w:ascii="Times New Roman" w:hAnsi="Times New Roman" w:eastAsia="Times New Roman" w:cs="Times New Roman"/>
           <w:b/>
           <w:bCs/>
         </w:rPr>
       </w:pPr>
-    </w:p>
-    <w:p>
-      <w:pPr>
-        <w:pStyle w:val="normal1"/>
-        <w:keepNext/>
+      <w:r>
+        <w:rPr>
+          <w:rFonts w:eastAsia="Times New Roman" w:cs="Times New Roman" w:ascii="Times New Roman" w:hAnsi="Times New Roman"/>
+          <w:b/>
+          <w:bCs/>
+        </w:rPr>
+        <w:t>Sede San Carlos</w:t>
+      </w:r>
+    </w:p>
+    <w:p>
+      <w:pPr>
+        <w:pStyle w:val="normal1"/>
+        <w:spacing w:lineRule="auto" w:line="480" w:before="0" w:after="0"/>
+        <w:ind w:firstLine="720"/>
+        <w:jc w:val="center"/>
+        <w:rPr>
+          <w:rFonts w:ascii="Times New Roman" w:hAnsi="Times New Roman" w:eastAsia="Times New Roman" w:cs="Times New Roman"/>
+          <w:b/>
+          <w:bCs/>
+        </w:rPr>
+      </w:pPr>
+      <w:r>
+        <w:rPr>
+          <w:rFonts w:eastAsia="Times New Roman" w:cs="Times New Roman" w:ascii="Times New Roman" w:hAnsi="Times New Roman"/>
+          <w:b/>
+          <w:bCs/>
+        </w:rPr>
+      </w:r>
+    </w:p>
+    <w:p>
+      <w:pPr>
+        <w:pStyle w:val="normal1"/>
+        <w:spacing w:lineRule="auto" w:line="480" w:before="0" w:after="0"/>
+        <w:ind w:firstLine="720"/>
+        <w:jc w:val="center"/>
+        <w:rPr>
+          <w:rFonts w:ascii="Times New Roman" w:hAnsi="Times New Roman" w:eastAsia="Times New Roman" w:cs="Times New Roman"/>
+          <w:b/>
+          <w:bCs/>
+        </w:rPr>
+      </w:pPr>
+      <w:r>
+        <w:rPr>
+          <w:rFonts w:eastAsia="Times New Roman" w:cs="Times New Roman" w:ascii="Times New Roman" w:hAnsi="Times New Roman"/>
+          <w:b/>
+          <w:bCs/>
+        </w:rPr>
+      </w:r>
+    </w:p>
+    <w:p>
+      <w:pPr>
+        <w:pStyle w:val="normal1"/>
+        <w:spacing w:lineRule="auto" w:line="480" w:before="0" w:after="0"/>
+        <w:ind w:firstLine="720"/>
+        <w:jc w:val="center"/>
+        <w:rPr>
+          <w:rFonts w:ascii="Times New Roman" w:hAnsi="Times New Roman" w:eastAsia="Times New Roman" w:cs="Times New Roman"/>
+          <w:b/>
+          <w:bCs/>
+        </w:rPr>
+      </w:pPr>
+      <w:r>
+        <w:rPr>
+          <w:rFonts w:eastAsia="Times New Roman" w:cs="Times New Roman" w:ascii="Times New Roman" w:hAnsi="Times New Roman"/>
+          <w:b/>
+          <w:bCs/>
+        </w:rPr>
+        <w:t>19 de Mayo de 2026</w:t>
+      </w:r>
+    </w:p>
+    <w:p>
+      <w:pPr>
+        <w:pStyle w:val="normal1"/>
+        <w:rPr>
+          <w:rFonts w:ascii="Times New Roman" w:hAnsi="Times New Roman" w:eastAsia="Times New Roman" w:cs="Times New Roman"/>
+          <w:b/>
+          <w:bCs/>
+        </w:rPr>
+      </w:pPr>
+      <w:r>
+        <w:rPr>
+          <w:rFonts w:eastAsia="Times New Roman" w:cs="Times New Roman" w:ascii="Times New Roman" w:hAnsi="Times New Roman"/>
+          <w:b/>
+          <w:bCs/>
+        </w:rPr>
+      </w:r>
+      <w:r>
+        <w:br w:type="page"/>
+      </w:r>
+    </w:p>
+    <w:p>
+      <w:pPr>
+        <w:pStyle w:val="normal1"/>
+        <w:spacing w:lineRule="auto" w:line="480" w:before="0" w:after="160"/>
+        <w:ind w:firstLine="720"/>
+        <w:jc w:val="center"/>
+        <w:rPr>
+          <w:rFonts w:ascii="Times New Roman" w:hAnsi="Times New Roman" w:eastAsia="Times New Roman" w:cs="Times New Roman"/>
+          <w:b/>
+          <w:bCs/>
+        </w:rPr>
+      </w:pPr>
+      <w:r>
+        <w:rPr>
+          <w:rFonts w:eastAsia="Times New Roman" w:cs="Times New Roman" w:ascii="Times New Roman" w:hAnsi="Times New Roman"/>
+          <w:b/>
+          <w:bCs/>
+        </w:rPr>
+      </w:r>
+    </w:p>
+    <w:p>
+      <w:pPr>
+        <w:pStyle w:val="normal1"/>
+        <w:keepNext w:val="true"/>
         <w:keepLines/>
-        <w:spacing w:before="240" w:after="0" w:line="480" w:lineRule="auto"/>
-        <w:ind w:firstLine="720"/>
-        <w:rPr>
-          <w:rFonts w:ascii="Times New Roman" w:eastAsia="Times New Roman" w:hAnsi="Times New Roman" w:cs="Times New Roman"/>
+        <w:spacing w:lineRule="auto" w:line="480" w:before="240" w:after="0"/>
+        <w:ind w:firstLine="720"/>
+        <w:rPr>
+          <w:rFonts w:ascii="Times New Roman" w:hAnsi="Times New Roman" w:eastAsia="Times New Roman" w:cs="Times New Roman"/>
           <w:color w:val="0F4761"/>
         </w:rPr>
       </w:pPr>
       <w:r>
         <w:rPr>
-          <w:rFonts w:ascii="Times New Roman" w:eastAsia="Times New Roman" w:hAnsi="Times New Roman" w:cs="Times New Roman"/>
+          <w:rFonts w:eastAsia="Times New Roman" w:cs="Times New Roman" w:ascii="Times New Roman" w:hAnsi="Times New Roman"/>
           <w:color w:val="0F4761"/>
         </w:rPr>
         <w:t>Contenido</w:t>
@@ -369,21 +447,20 @@
     </w:p>
     <w:sdt>
       <w:sdtPr>
-        <w:id w:val="-338464990"/>
         <w:docPartObj>
           <w:docPartGallery w:val="Table of Contents"/>
-          <w:docPartUnique/>
+          <w:docPartUnique w:val="true"/>
         </w:docPartObj>
       </w:sdtPr>
-      <w:sdtEndPr/>
       <w:sdtContent>
         <w:p>
           <w:pPr>
             <w:pStyle w:val="normal1"/>
             <w:tabs>
-              <w:tab w:val="right" w:leader="dot" w:pos="9350"/>
+              <w:tab w:val="clear" w:pos="720"/>
+              <w:tab w:val="right" w:pos="9350" w:leader="dot"/>
             </w:tabs>
-            <w:spacing w:after="100"/>
+            <w:spacing w:before="0" w:after="100"/>
             <w:rPr>
               <w:color w:val="000000"/>
             </w:rPr>
@@ -393,32 +470,37 @@
           </w:r>
           <w:r>
             <w:rPr>
+              <w:webHidden/>
               <w:rStyle w:val="IndexLink"/>
-              <w:rFonts w:ascii="Times New Roman" w:eastAsia="Times New Roman" w:hAnsi="Times New Roman" w:cs="Times New Roman"/>
               <w:b/>
               <w:bCs/>
-              <w:webHidden/>
+              <w:vanish w:val="false"/>
+              <w:rFonts w:eastAsia="Times New Roman" w:cs="Times New Roman" w:ascii="Times New Roman" w:hAnsi="Times New Roman"/>
               <w:color w:val="000000"/>
             </w:rPr>
             <w:instrText xml:space="preserve"> TOC \z \o "1-9" \u \t "Heading 1,1,Heading 2,2,Heading 3,3" \h</w:instrText>
           </w:r>
           <w:r>
             <w:rPr>
+              <w:webHidden/>
               <w:rStyle w:val="IndexLink"/>
-              <w:rFonts w:ascii="Times New Roman" w:eastAsia="Times New Roman" w:hAnsi="Times New Roman" w:cs="Times New Roman"/>
               <w:b/>
               <w:bCs/>
+              <w:vanish w:val="false"/>
+              <w:rFonts w:eastAsia="Times New Roman" w:cs="Times New Roman" w:ascii="Times New Roman" w:hAnsi="Times New Roman"/>
+              <w:color w:val="000000"/>
             </w:rPr>
             <w:fldChar w:fldCharType="separate"/>
           </w:r>
           <w:hyperlink w:anchor="_heading=h.xp66o7om23r0">
             <w:r>
               <w:rPr>
+                <w:webHidden/>
                 <w:rStyle w:val="IndexLink"/>
-                <w:rFonts w:ascii="Times New Roman" w:eastAsia="Times New Roman" w:hAnsi="Times New Roman" w:cs="Times New Roman"/>
+                <w:rFonts w:eastAsia="Times New Roman" w:cs="Times New Roman" w:ascii="Times New Roman" w:hAnsi="Times New Roman"/>
                 <w:b/>
                 <w:bCs/>
-                <w:webHidden/>
+                <w:vanish w:val="false"/>
                 <w:color w:val="000000"/>
               </w:rPr>
               <w:t>Introducción:</w:t>
@@ -427,8 +509,9 @@
           <w:hyperlink w:anchor="_heading=h.xp66o7om23r0">
             <w:r>
               <w:rPr>
+                <w:webHidden/>
                 <w:rStyle w:val="IndexLink"/>
-                <w:webHidden/>
+                <w:vanish w:val="false"/>
                 <w:color w:val="000000"/>
               </w:rPr>
               <w:tab/>
@@ -440,9 +523,10 @@
           <w:pPr>
             <w:pStyle w:val="normal1"/>
             <w:tabs>
-              <w:tab w:val="right" w:leader="dot" w:pos="9350"/>
+              <w:tab w:val="clear" w:pos="720"/>
+              <w:tab w:val="right" w:pos="9350" w:leader="dot"/>
             </w:tabs>
-            <w:spacing w:after="100"/>
+            <w:spacing w:before="0" w:after="100"/>
             <w:rPr>
               <w:color w:val="000000"/>
             </w:rPr>
@@ -450,11 +534,12 @@
           <w:hyperlink w:anchor="_heading=h.a28yd89poycw">
             <w:r>
               <w:rPr>
+                <w:webHidden/>
                 <w:rStyle w:val="IndexLink"/>
-                <w:rFonts w:ascii="Times New Roman" w:eastAsia="Times New Roman" w:hAnsi="Times New Roman" w:cs="Times New Roman"/>
+                <w:rFonts w:eastAsia="Times New Roman" w:cs="Times New Roman" w:ascii="Times New Roman" w:hAnsi="Times New Roman"/>
                 <w:b/>
                 <w:bCs/>
-                <w:webHidden/>
+                <w:vanish w:val="false"/>
                 <w:color w:val="000000"/>
               </w:rPr>
               <w:t>Análisis del problema:</w:t>
@@ -463,8 +548,9 @@
           <w:hyperlink w:anchor="_heading=h.a28yd89poycw">
             <w:r>
               <w:rPr>
+                <w:webHidden/>
                 <w:rStyle w:val="IndexLink"/>
-                <w:webHidden/>
+                <w:vanish w:val="false"/>
                 <w:color w:val="000000"/>
               </w:rPr>
               <w:tab/>
@@ -476,9 +562,10 @@
           <w:pPr>
             <w:pStyle w:val="normal1"/>
             <w:tabs>
-              <w:tab w:val="right" w:leader="dot" w:pos="9350"/>
+              <w:tab w:val="clear" w:pos="720"/>
+              <w:tab w:val="right" w:pos="9350" w:leader="dot"/>
             </w:tabs>
-            <w:spacing w:after="100"/>
+            <w:spacing w:before="0" w:after="100"/>
             <w:rPr>
               <w:color w:val="000000"/>
             </w:rPr>
@@ -486,11 +573,12 @@
           <w:hyperlink w:anchor="_heading=h.q354jb8i14qd">
             <w:r>
               <w:rPr>
+                <w:webHidden/>
                 <w:rStyle w:val="IndexLink"/>
-                <w:rFonts w:ascii="Times New Roman" w:eastAsia="Times New Roman" w:hAnsi="Times New Roman" w:cs="Times New Roman"/>
+                <w:rFonts w:eastAsia="Times New Roman" w:cs="Times New Roman" w:ascii="Times New Roman" w:hAnsi="Times New Roman"/>
                 <w:b/>
                 <w:bCs/>
-                <w:webHidden/>
+                <w:vanish w:val="false"/>
                 <w:color w:val="000000"/>
               </w:rPr>
               <w:t>Solución del problema:</w:t>
@@ -499,8 +587,9 @@
           <w:hyperlink w:anchor="_heading=h.q354jb8i14qd">
             <w:r>
               <w:rPr>
+                <w:webHidden/>
                 <w:rStyle w:val="IndexLink"/>
-                <w:webHidden/>
+                <w:vanish w:val="false"/>
                 <w:color w:val="000000"/>
               </w:rPr>
               <w:tab/>
@@ -517,9 +606,10 @@
           <w:pPr>
             <w:pStyle w:val="normal1"/>
             <w:tabs>
-              <w:tab w:val="right" w:leader="dot" w:pos="9350"/>
+              <w:tab w:val="clear" w:pos="720"/>
+              <w:tab w:val="right" w:pos="9350" w:leader="dot"/>
             </w:tabs>
-            <w:spacing w:after="100"/>
+            <w:spacing w:before="0" w:after="100"/>
             <w:rPr>
               <w:color w:val="000000"/>
             </w:rPr>
@@ -527,11 +617,12 @@
           <w:hyperlink w:anchor="_heading=h.mq3336rnmk8j">
             <w:r>
               <w:rPr>
+                <w:webHidden/>
                 <w:rStyle w:val="IndexLink"/>
-                <w:rFonts w:ascii="Times New Roman" w:eastAsia="Times New Roman" w:hAnsi="Times New Roman" w:cs="Times New Roman"/>
+                <w:rFonts w:eastAsia="Times New Roman" w:cs="Times New Roman" w:ascii="Times New Roman" w:hAnsi="Times New Roman"/>
                 <w:b/>
                 <w:bCs/>
-                <w:webHidden/>
+                <w:vanish w:val="false"/>
                 <w:color w:val="000000"/>
               </w:rPr>
               <w:t>Análisis de los resultados</w:t>
@@ -540,8 +631,9 @@
           <w:hyperlink w:anchor="_heading=h.mq3336rnmk8j">
             <w:r>
               <w:rPr>
+                <w:webHidden/>
                 <w:rStyle w:val="IndexLink"/>
-                <w:webHidden/>
+                <w:vanish w:val="false"/>
                 <w:color w:val="000000"/>
               </w:rPr>
               <w:tab/>
@@ -551,16 +643,23 @@
             <w:rPr>
               <w:color w:val="000000"/>
             </w:rPr>
-            <w:t>12</w:t>
+            <w:t>1</w:t>
+          </w:r>
+          <w:r>
+            <w:rPr>
+              <w:color w:val="000000"/>
+            </w:rPr>
+            <w:t>3</w:t>
           </w:r>
         </w:p>
         <w:p>
           <w:pPr>
             <w:pStyle w:val="normal1"/>
             <w:tabs>
-              <w:tab w:val="right" w:leader="dot" w:pos="9350"/>
+              <w:tab w:val="clear" w:pos="720"/>
+              <w:tab w:val="right" w:pos="9350" w:leader="dot"/>
             </w:tabs>
-            <w:spacing w:after="100"/>
+            <w:spacing w:before="0" w:after="100"/>
             <w:ind w:left="240"/>
             <w:rPr>
               <w:color w:val="000000"/>
@@ -569,9 +668,10 @@
           <w:hyperlink w:anchor="_heading=h.1rfg0qyrrwz5">
             <w:r>
               <w:rPr>
+                <w:webHidden/>
                 <w:rStyle w:val="IndexLink"/>
-                <w:rFonts w:ascii="Times New Roman" w:eastAsia="Times New Roman" w:hAnsi="Times New Roman" w:cs="Times New Roman"/>
-                <w:webHidden/>
+                <w:rFonts w:eastAsia="Times New Roman" w:cs="Times New Roman" w:ascii="Times New Roman" w:hAnsi="Times New Roman"/>
+                <w:vanish w:val="false"/>
                 <w:color w:val="000000"/>
               </w:rPr>
               <w:t>Estado de cada componente del sistema:</w:t>
@@ -580,8 +680,9 @@
           <w:hyperlink w:anchor="_heading=h.1rfg0qyrrwz5">
             <w:r>
               <w:rPr>
+                <w:webHidden/>
                 <w:rStyle w:val="IndexLink"/>
-                <w:webHidden/>
+                <w:vanish w:val="false"/>
                 <w:color w:val="000000"/>
               </w:rPr>
               <w:tab/>
@@ -591,16 +692,23 @@
             <w:rPr>
               <w:color w:val="000000"/>
             </w:rPr>
-            <w:t>12</w:t>
+            <w:t>1</w:t>
+          </w:r>
+          <w:r>
+            <w:rPr>
+              <w:color w:val="000000"/>
+            </w:rPr>
+            <w:t>3</w:t>
           </w:r>
         </w:p>
         <w:p>
           <w:pPr>
             <w:pStyle w:val="normal1"/>
             <w:tabs>
-              <w:tab w:val="right" w:leader="dot" w:pos="9350"/>
+              <w:tab w:val="clear" w:pos="720"/>
+              <w:tab w:val="right" w:pos="9350" w:leader="dot"/>
             </w:tabs>
-            <w:spacing w:after="100"/>
+            <w:spacing w:before="0" w:after="100"/>
             <w:ind w:left="240"/>
             <w:rPr>
               <w:color w:val="000000"/>
@@ -609,9 +717,10 @@
           <w:hyperlink w:anchor="_heading=h.c0ojwfrqp1iv">
             <w:r>
               <w:rPr>
+                <w:webHidden/>
                 <w:rStyle w:val="IndexLink"/>
-                <w:rFonts w:ascii="Times New Roman" w:eastAsia="Times New Roman" w:hAnsi="Times New Roman" w:cs="Times New Roman"/>
-                <w:webHidden/>
+                <w:rFonts w:eastAsia="Times New Roman" w:cs="Times New Roman" w:ascii="Times New Roman" w:hAnsi="Times New Roman"/>
+                <w:vanish w:val="false"/>
                 <w:color w:val="000000"/>
               </w:rPr>
               <w:t>Aportes administrativos:</w:t>
@@ -620,8 +729,9 @@
           <w:hyperlink w:anchor="_heading=h.c0ojwfrqp1iv">
             <w:r>
               <w:rPr>
+                <w:webHidden/>
                 <w:rStyle w:val="IndexLink"/>
-                <w:webHidden/>
+                <w:vanish w:val="false"/>
                 <w:color w:val="000000"/>
               </w:rPr>
               <w:tab/>
@@ -631,16 +741,23 @@
             <w:rPr>
               <w:color w:val="000000"/>
             </w:rPr>
-            <w:t>13</w:t>
+            <w:t>1</w:t>
+          </w:r>
+          <w:r>
+            <w:rPr>
+              <w:color w:val="000000"/>
+            </w:rPr>
+            <w:t>4</w:t>
           </w:r>
         </w:p>
         <w:p>
           <w:pPr>
             <w:pStyle w:val="normal1"/>
             <w:tabs>
-              <w:tab w:val="right" w:leader="dot" w:pos="9350"/>
+              <w:tab w:val="clear" w:pos="720"/>
+              <w:tab w:val="right" w:pos="9350" w:leader="dot"/>
             </w:tabs>
-            <w:spacing w:after="100"/>
+            <w:spacing w:before="0" w:after="100"/>
             <w:rPr>
               <w:color w:val="000000"/>
             </w:rPr>
@@ -648,11 +765,12 @@
           <w:hyperlink w:anchor="_heading=h.1hdd2ivo1rf3">
             <w:r>
               <w:rPr>
+                <w:webHidden/>
                 <w:rStyle w:val="IndexLink"/>
-                <w:rFonts w:ascii="Times New Roman" w:eastAsia="Times New Roman" w:hAnsi="Times New Roman" w:cs="Times New Roman"/>
+                <w:rFonts w:eastAsia="Times New Roman" w:cs="Times New Roman" w:ascii="Times New Roman" w:hAnsi="Times New Roman"/>
                 <w:b/>
                 <w:bCs/>
-                <w:webHidden/>
+                <w:vanish w:val="false"/>
                 <w:color w:val="000000"/>
               </w:rPr>
               <w:t>Conclusiones:</w:t>
@@ -661,8 +779,9 @@
           <w:hyperlink w:anchor="_heading=h.1hdd2ivo1rf3">
             <w:r>
               <w:rPr>
+                <w:webHidden/>
                 <w:rStyle w:val="IndexLink"/>
-                <w:webHidden/>
+                <w:vanish w:val="false"/>
                 <w:color w:val="000000"/>
               </w:rPr>
               <w:tab/>
@@ -672,16 +791,23 @@
             <w:rPr>
               <w:color w:val="000000"/>
             </w:rPr>
-            <w:t>15</w:t>
+            <w:t>1</w:t>
+          </w:r>
+          <w:r>
+            <w:rPr>
+              <w:color w:val="000000"/>
+            </w:rPr>
+            <w:t>6</w:t>
           </w:r>
         </w:p>
         <w:p>
           <w:pPr>
             <w:pStyle w:val="normal1"/>
             <w:tabs>
-              <w:tab w:val="right" w:leader="dot" w:pos="9350"/>
+              <w:tab w:val="clear" w:pos="720"/>
+              <w:tab w:val="right" w:pos="9350" w:leader="dot"/>
             </w:tabs>
-            <w:spacing w:after="100"/>
+            <w:spacing w:before="0" w:after="100"/>
             <w:rPr>
               <w:color w:val="000000"/>
             </w:rPr>
@@ -689,11 +815,12 @@
           <w:hyperlink w:anchor="_heading=h.oyzj47m4qt1e">
             <w:r>
               <w:rPr>
+                <w:webHidden/>
                 <w:rStyle w:val="IndexLink"/>
-                <w:rFonts w:ascii="Times New Roman" w:eastAsia="Times New Roman" w:hAnsi="Times New Roman" w:cs="Times New Roman"/>
+                <w:rFonts w:eastAsia="Times New Roman" w:cs="Times New Roman" w:ascii="Times New Roman" w:hAnsi="Times New Roman"/>
                 <w:b/>
                 <w:bCs/>
-                <w:webHidden/>
+                <w:vanish w:val="false"/>
                 <w:color w:val="000000"/>
               </w:rPr>
               <w:t>Recomendaciones</w:t>
@@ -702,8 +829,9 @@
           <w:hyperlink w:anchor="_heading=h.oyzj47m4qt1e">
             <w:r>
               <w:rPr>
+                <w:webHidden/>
                 <w:rStyle w:val="IndexLink"/>
-                <w:webHidden/>
+                <w:vanish w:val="false"/>
                 <w:color w:val="000000"/>
               </w:rPr>
               <w:tab/>
@@ -713,16 +841,23 @@
             <w:rPr>
               <w:color w:val="000000"/>
             </w:rPr>
-            <w:t>16</w:t>
+            <w:t>1</w:t>
+          </w:r>
+          <w:r>
+            <w:rPr>
+              <w:color w:val="000000"/>
+            </w:rPr>
+            <w:t>7</w:t>
           </w:r>
         </w:p>
         <w:p>
           <w:pPr>
             <w:pStyle w:val="normal1"/>
             <w:tabs>
-              <w:tab w:val="right" w:leader="dot" w:pos="9350"/>
+              <w:tab w:val="clear" w:pos="720"/>
+              <w:tab w:val="right" w:pos="9350" w:leader="dot"/>
             </w:tabs>
-            <w:spacing w:after="100"/>
+            <w:spacing w:before="0" w:after="100"/>
             <w:rPr>
               <w:color w:val="000000"/>
             </w:rPr>
@@ -730,11 +865,12 @@
           <w:hyperlink w:anchor="_heading=h.43357oc72s61">
             <w:r>
               <w:rPr>
+                <w:webHidden/>
                 <w:rStyle w:val="IndexLink"/>
-                <w:rFonts w:ascii="Times New Roman" w:eastAsia="Times New Roman" w:hAnsi="Times New Roman" w:cs="Times New Roman"/>
+                <w:rFonts w:eastAsia="Times New Roman" w:cs="Times New Roman" w:ascii="Times New Roman" w:hAnsi="Times New Roman"/>
                 <w:b/>
                 <w:bCs/>
-                <w:webHidden/>
+                <w:vanish w:val="false"/>
                 <w:color w:val="000000"/>
               </w:rPr>
               <w:t>Referencias bibliográficas:</w:t>
@@ -743,8 +879,9 @@
           <w:hyperlink w:anchor="_heading=h.43357oc72s61">
             <w:r>
               <w:rPr>
+                <w:webHidden/>
                 <w:rStyle w:val="IndexLink"/>
-                <w:webHidden/>
+                <w:vanish w:val="false"/>
                 <w:color w:val="000000"/>
               </w:rPr>
               <w:tab/>
@@ -754,7 +891,13 @@
             <w:rPr>
               <w:color w:val="000000"/>
             </w:rPr>
-            <w:t>18</w:t>
+            <w:t>1</w:t>
+          </w:r>
+          <w:r>
+            <w:rPr>
+              <w:color w:val="000000"/>
+            </w:rPr>
+            <w:t>9</w:t>
           </w:r>
           <w:r>
             <w:rPr>
@@ -768,51 +911,62 @@
     <w:p>
       <w:pPr>
         <w:pStyle w:val="normal1"/>
-        <w:spacing w:after="0" w:line="480" w:lineRule="auto"/>
-        <w:ind w:firstLine="720"/>
-        <w:rPr>
-          <w:rFonts w:ascii="Times New Roman" w:eastAsia="Times New Roman" w:hAnsi="Times New Roman" w:cs="Times New Roman"/>
-        </w:rPr>
-      </w:pPr>
-    </w:p>
-    <w:p>
-      <w:pPr>
-        <w:pStyle w:val="normal1"/>
-        <w:spacing w:line="480" w:lineRule="auto"/>
-        <w:ind w:firstLine="720"/>
-        <w:rPr>
-          <w:rFonts w:ascii="Times New Roman" w:eastAsia="Times New Roman" w:hAnsi="Times New Roman" w:cs="Times New Roman"/>
+        <w:spacing w:lineRule="auto" w:line="480" w:before="0" w:after="0"/>
+        <w:ind w:firstLine="720"/>
+        <w:rPr>
+          <w:rFonts w:ascii="Times New Roman" w:hAnsi="Times New Roman" w:eastAsia="Times New Roman" w:cs="Times New Roman"/>
+        </w:rPr>
+      </w:pPr>
+      <w:r>
+        <w:rPr>
+          <w:rFonts w:eastAsia="Times New Roman" w:cs="Times New Roman" w:ascii="Times New Roman" w:hAnsi="Times New Roman"/>
+        </w:rPr>
+      </w:r>
+    </w:p>
+    <w:p>
+      <w:pPr>
+        <w:pStyle w:val="normal1"/>
+        <w:spacing w:lineRule="auto" w:line="480"/>
+        <w:ind w:firstLine="720"/>
+        <w:rPr>
+          <w:rFonts w:ascii="Times New Roman" w:hAnsi="Times New Roman" w:eastAsia="Times New Roman" w:cs="Times New Roman"/>
           <w:b/>
           <w:bCs/>
         </w:rPr>
       </w:pPr>
       <w:r>
+        <w:rPr>
+          <w:rFonts w:eastAsia="Times New Roman" w:cs="Times New Roman" w:ascii="Times New Roman" w:hAnsi="Times New Roman"/>
+          <w:b/>
+          <w:bCs/>
+        </w:rPr>
+      </w:r>
+      <w:r>
         <w:br w:type="page"/>
       </w:r>
     </w:p>
     <w:p>
       <w:pPr>
-        <w:pStyle w:val="Ttulo1"/>
-        <w:spacing w:before="0"/>
-        <w:rPr>
-          <w:rFonts w:ascii="Times New Roman" w:eastAsia="Times New Roman" w:hAnsi="Times New Roman" w:cs="Times New Roman"/>
+        <w:pStyle w:val="Heading1"/>
+        <w:spacing w:before="0" w:after="80"/>
+        <w:rPr>
+          <w:rFonts w:ascii="Times New Roman" w:hAnsi="Times New Roman" w:eastAsia="Times New Roman" w:cs="Times New Roman"/>
           <w:b/>
           <w:bCs/>
           <w:sz w:val="24"/>
           <w:szCs w:val="24"/>
         </w:rPr>
       </w:pPr>
-      <w:bookmarkStart w:id="2" w:name="_heading=h.xp66o7om23r0"/>
-      <w:bookmarkEnd w:id="2"/>
-      <w:r>
-        <w:rPr>
-          <w:rFonts w:ascii="Times New Roman" w:eastAsia="Times New Roman" w:hAnsi="Times New Roman" w:cs="Times New Roman"/>
+      <w:bookmarkStart w:id="3" w:name="_heading=h.xp66o7om23r0"/>
+      <w:bookmarkEnd w:id="3"/>
+      <w:r>
+        <w:rPr>
+          <w:rFonts w:eastAsia="Times New Roman" w:cs="Times New Roman" w:ascii="Times New Roman" w:hAnsi="Times New Roman"/>
           <w:b/>
           <w:bCs/>
           <w:sz w:val="24"/>
           <w:szCs w:val="24"/>
         </w:rPr>
-        <w:lastRenderedPageBreak/>
         <w:tab/>
         <w:t>Introducción:</w:t>
       </w:r>
@@ -820,13 +974,14 @@
     <w:p>
       <w:pPr>
         <w:pStyle w:val="normal1"/>
-        <w:spacing w:after="0" w:line="480" w:lineRule="auto"/>
+        <w:spacing w:lineRule="auto" w:line="480" w:before="0" w:after="0"/>
         <w:ind w:firstLine="720"/>
         <w:jc w:val="both"/>
-      </w:pPr>
-      <w:r>
-        <w:rPr>
-          <w:rFonts w:ascii="Times New Roman" w:eastAsia="Times New Roman" w:hAnsi="Times New Roman" w:cs="Times New Roman"/>
+        <w:rPr/>
+      </w:pPr>
+      <w:r>
+        <w:rPr>
+          <w:rFonts w:eastAsia="Times New Roman" w:cs="Times New Roman" w:ascii="Times New Roman" w:hAnsi="Times New Roman"/>
         </w:rPr>
         <w:t>Este proyecto se desarrolla con el propósito de implementar un videojuego de laberinto dinámico en Python, utilizando una interfaz gráfica y una matriz como estructura principal para representar el entorno de juego. La solución busca incorporar mecanismos de desplazamiento automático, generación dinámica de obstáculos, control de recompensas y persistencia de puntajes, permitiendo aplicar distintos conceptos fundamentales de programación dentro de un sistema interactivo.</w:t>
       </w:r>
@@ -834,13 +989,14 @@
     <w:p>
       <w:pPr>
         <w:pStyle w:val="normal1"/>
-        <w:spacing w:after="0" w:line="480" w:lineRule="auto"/>
+        <w:spacing w:lineRule="auto" w:line="480" w:before="0" w:after="0"/>
         <w:ind w:firstLine="720"/>
         <w:jc w:val="both"/>
-      </w:pPr>
-      <w:r>
-        <w:rPr>
-          <w:rFonts w:ascii="Times New Roman" w:eastAsia="Times New Roman" w:hAnsi="Times New Roman" w:cs="Times New Roman"/>
+        <w:rPr/>
+      </w:pPr>
+      <w:r>
+        <w:rPr>
+          <w:rFonts w:eastAsia="Times New Roman" w:cs="Times New Roman" w:ascii="Times New Roman" w:hAnsi="Times New Roman"/>
         </w:rPr>
         <w:t>Además, el proyecto integra técnicas utilizadas en el desarrollo moderno de software, como el uso de concurrencia mediante hilos para desacoplar procesos de ejecución, validación de movimientos en entornos dinámicos y administración de estados en tiempo real. Estos componentes favorecen el desarrollo de habilidades relacionadas con análisis lógico, organización estructurada del código y diseño de aplicaciones orientadas a eventos.</w:t>
       </w:r>
@@ -848,27 +1004,16 @@
     <w:p>
       <w:pPr>
         <w:pStyle w:val="normal1"/>
-        <w:spacing w:line="480" w:lineRule="auto"/>
+        <w:spacing w:lineRule="auto" w:line="480"/>
         <w:ind w:firstLine="720"/>
         <w:jc w:val="both"/>
-      </w:pPr>
-      <w:r>
-        <w:rPr>
-          <w:rFonts w:ascii="Times New Roman" w:eastAsia="Times New Roman" w:hAnsi="Times New Roman" w:cs="Times New Roman"/>
-        </w:rPr>
-        <w:t xml:space="preserve">Por último, </w:t>
-      </w:r>
-      <w:r>
-        <w:rPr>
-          <w:rFonts w:ascii="Times New Roman" w:eastAsia="Times New Roman" w:hAnsi="Times New Roman" w:cs="Times New Roman"/>
-        </w:rPr>
-        <w:t>el proyecto busca</w:t>
-      </w:r>
-      <w:r>
-        <w:rPr>
-          <w:rFonts w:ascii="Times New Roman" w:eastAsia="Times New Roman" w:hAnsi="Times New Roman" w:cs="Times New Roman"/>
-        </w:rPr>
-        <w:t xml:space="preserve"> implementar diferentes áreas de programación en un videojuego. La matriz permite presentar el mapa de juego. La interfaz gráfica permite una interacción amigable con el usuario y de esta manera existe una mejor experiencia.</w:t>
+        <w:rPr/>
+      </w:pPr>
+      <w:r>
+        <w:rPr>
+          <w:rFonts w:eastAsia="Times New Roman" w:cs="Times New Roman" w:ascii="Times New Roman" w:hAnsi="Times New Roman"/>
+        </w:rPr>
+        <w:t>Por último, el proyecto busca implementar diferentes áreas de programación en un videojuego. La matriz permite presentar el mapa de juego. La interfaz gráfica permite una interacción amigable con el usuario y de esta manera existe una mejor experiencia.</w:t>
       </w:r>
       <w:r>
         <w:br w:type="page"/>
@@ -876,25 +1021,24 @@
     </w:p>
     <w:p>
       <w:pPr>
-        <w:pStyle w:val="Ttulo1"/>
-        <w:spacing w:before="0"/>
-        <w:rPr>
-          <w:rFonts w:ascii="Times New Roman" w:eastAsia="Times New Roman" w:hAnsi="Times New Roman" w:cs="Times New Roman"/>
+        <w:pStyle w:val="Heading1"/>
+        <w:spacing w:before="0" w:after="80"/>
+        <w:rPr>
+          <w:rFonts w:ascii="Times New Roman" w:hAnsi="Times New Roman" w:eastAsia="Times New Roman" w:cs="Times New Roman"/>
           <w:sz w:val="24"/>
           <w:szCs w:val="24"/>
         </w:rPr>
       </w:pPr>
-      <w:bookmarkStart w:id="3" w:name="_heading=h.a28yd89poycw"/>
-      <w:bookmarkEnd w:id="3"/>
-      <w:r>
-        <w:rPr>
-          <w:rFonts w:ascii="Times New Roman" w:eastAsia="Times New Roman" w:hAnsi="Times New Roman" w:cs="Times New Roman"/>
+      <w:bookmarkStart w:id="4" w:name="_heading=h.a28yd89poycw"/>
+      <w:bookmarkEnd w:id="4"/>
+      <w:r>
+        <w:rPr>
+          <w:rFonts w:eastAsia="Times New Roman" w:cs="Times New Roman" w:ascii="Times New Roman" w:hAnsi="Times New Roman"/>
           <w:b/>
           <w:bCs/>
           <w:sz w:val="24"/>
           <w:szCs w:val="24"/>
         </w:rPr>
-        <w:lastRenderedPageBreak/>
         <w:tab/>
         <w:t xml:space="preserve">Análisis del problema: </w:t>
       </w:r>
@@ -902,16 +1046,16 @@
     <w:p>
       <w:pPr>
         <w:pStyle w:val="normal1"/>
-        <w:spacing w:after="0" w:line="480" w:lineRule="auto"/>
+        <w:spacing w:lineRule="auto" w:line="480" w:before="0" w:after="0"/>
         <w:ind w:firstLine="720"/>
         <w:jc w:val="both"/>
         <w:rPr>
-          <w:rFonts w:ascii="Times New Roman" w:eastAsia="Times New Roman" w:hAnsi="Times New Roman" w:cs="Times New Roman"/>
-        </w:rPr>
-      </w:pPr>
-      <w:r>
-        <w:rPr>
-          <w:rFonts w:ascii="Times New Roman" w:eastAsia="Times New Roman" w:hAnsi="Times New Roman" w:cs="Times New Roman"/>
+          <w:rFonts w:ascii="Times New Roman" w:hAnsi="Times New Roman" w:eastAsia="Times New Roman" w:cs="Times New Roman"/>
+        </w:rPr>
+      </w:pPr>
+      <w:r>
+        <w:rPr>
+          <w:rFonts w:eastAsia="Times New Roman" w:cs="Times New Roman" w:ascii="Times New Roman" w:hAnsi="Times New Roman"/>
         </w:rPr>
         <w:tab/>
         <w:t>El proyecto consiste en desarrollar un videjuego de laberinto dinámico en Python con interfaz gráfica. El reto principal es lograr cordinar múltiples componentes como: el mapa, el jugador, los obstáculos, los elementos recolectables, el desplazamiento automático, la dificultad progresiva, el sistema de puntajes y la representacion visual del videjuego.</w:t>
@@ -920,16 +1064,16 @@
     <w:p>
       <w:pPr>
         <w:pStyle w:val="normal1"/>
-        <w:spacing w:after="0" w:line="480" w:lineRule="auto"/>
+        <w:spacing w:lineRule="auto" w:line="480" w:before="0" w:after="0"/>
         <w:ind w:firstLine="720"/>
         <w:jc w:val="both"/>
         <w:rPr>
-          <w:rFonts w:ascii="Times New Roman" w:eastAsia="Times New Roman" w:hAnsi="Times New Roman" w:cs="Times New Roman"/>
-        </w:rPr>
-      </w:pPr>
-      <w:r>
-        <w:rPr>
-          <w:rFonts w:ascii="Times New Roman" w:eastAsia="Times New Roman" w:hAnsi="Times New Roman" w:cs="Times New Roman"/>
+          <w:rFonts w:ascii="Times New Roman" w:hAnsi="Times New Roman" w:eastAsia="Times New Roman" w:cs="Times New Roman"/>
+        </w:rPr>
+      </w:pPr>
+      <w:r>
+        <w:rPr>
+          <w:rFonts w:eastAsia="Times New Roman" w:cs="Times New Roman" w:ascii="Times New Roman" w:hAnsi="Times New Roman"/>
         </w:rPr>
         <w:t>El sistema debe contener tres tamaños de laberinto los cuales son 10x10, 20x20 y 30x30, los cuales no deben de depender de estructuras fijas. Esto obliga a generar filas, columnas, tamaños de celdas y posición inicial del jugador. El mapa de distinguir con claridad entre las celdas libres y los obstáculos y elementos especiales, ya que cada tipo cumple con funciones distintas.</w:t>
       </w:r>
@@ -937,16 +1081,16 @@
     <w:p>
       <w:pPr>
         <w:pStyle w:val="normal1"/>
-        <w:spacing w:after="0" w:line="480" w:lineRule="auto"/>
+        <w:spacing w:lineRule="auto" w:line="480" w:before="0" w:after="0"/>
         <w:ind w:firstLine="720"/>
         <w:jc w:val="both"/>
         <w:rPr>
-          <w:rFonts w:ascii="Times New Roman" w:eastAsia="Times New Roman" w:hAnsi="Times New Roman" w:cs="Times New Roman"/>
-        </w:rPr>
-      </w:pPr>
-      <w:r>
-        <w:rPr>
-          <w:rFonts w:ascii="Times New Roman" w:eastAsia="Times New Roman" w:hAnsi="Times New Roman" w:cs="Times New Roman"/>
+          <w:rFonts w:ascii="Times New Roman" w:hAnsi="Times New Roman" w:eastAsia="Times New Roman" w:cs="Times New Roman"/>
+        </w:rPr>
+      </w:pPr>
+      <w:r>
+        <w:rPr>
+          <w:rFonts w:eastAsia="Times New Roman" w:cs="Times New Roman" w:ascii="Times New Roman" w:hAnsi="Times New Roman"/>
         </w:rPr>
         <w:t>La posición inicial del personaje debe calcularse actomáticamente para asi poder garantizar que caiga en una celda válida. Durante la partida, cada movimiento debe verificar que la nueva posición esté dentro de los límites de la matriz y que de esa manera no exista un obstáculo, evitando que el jugador atraviese muros o salga de la matriz.</w:t>
       </w:r>
@@ -954,16 +1098,16 @@
     <w:p>
       <w:pPr>
         <w:pStyle w:val="normal1"/>
-        <w:spacing w:after="0" w:line="480" w:lineRule="auto"/>
+        <w:spacing w:lineRule="auto" w:line="480" w:before="0" w:after="0"/>
         <w:ind w:firstLine="720"/>
         <w:jc w:val="both"/>
         <w:rPr>
-          <w:rFonts w:ascii="Times New Roman" w:eastAsia="Times New Roman" w:hAnsi="Times New Roman" w:cs="Times New Roman"/>
-        </w:rPr>
-      </w:pPr>
-      <w:r>
-        <w:rPr>
-          <w:rFonts w:ascii="Times New Roman" w:eastAsia="Times New Roman" w:hAnsi="Times New Roman" w:cs="Times New Roman"/>
+          <w:rFonts w:ascii="Times New Roman" w:hAnsi="Times New Roman" w:eastAsia="Times New Roman" w:cs="Times New Roman"/>
+        </w:rPr>
+      </w:pPr>
+      <w:r>
+        <w:rPr>
+          <w:rFonts w:eastAsia="Times New Roman" w:cs="Times New Roman" w:ascii="Times New Roman" w:hAnsi="Times New Roman"/>
         </w:rPr>
         <w:t>El mapa debe desplazarse de manera progresiva durante la partida, generando nuevas filas y eliminando las anteriores. Esto exige que la matriz este de manera sincronizada en todo momento. La condición de derrota debe estar directamente vinculada a este desplazamiento, para que esta manera, si el jugador se encuentra en la última fila y el mapa avanza, entonces la partida termina.</w:t>
       </w:r>
@@ -971,16 +1115,16 @@
     <w:p>
       <w:pPr>
         <w:pStyle w:val="normal1"/>
-        <w:spacing w:after="0" w:line="480" w:lineRule="auto"/>
+        <w:spacing w:lineRule="auto" w:line="480" w:before="0" w:after="0"/>
         <w:ind w:firstLine="720"/>
         <w:jc w:val="both"/>
         <w:rPr>
-          <w:rFonts w:ascii="Times New Roman" w:eastAsia="Times New Roman" w:hAnsi="Times New Roman" w:cs="Times New Roman"/>
-        </w:rPr>
-      </w:pPr>
-      <w:r>
-        <w:rPr>
-          <w:rFonts w:ascii="Times New Roman" w:eastAsia="Times New Roman" w:hAnsi="Times New Roman" w:cs="Times New Roman"/>
+          <w:rFonts w:ascii="Times New Roman" w:hAnsi="Times New Roman" w:eastAsia="Times New Roman" w:cs="Times New Roman"/>
+        </w:rPr>
+      </w:pPr>
+      <w:r>
+        <w:rPr>
+          <w:rFonts w:eastAsia="Times New Roman" w:cs="Times New Roman" w:ascii="Times New Roman" w:hAnsi="Times New Roman"/>
         </w:rPr>
         <w:t>La distribución de obstáculos no puede ser completamente aleatoria, ya que podría generar caminos imposibles o niveles demasiados sencillos. Por eso, el sistema debe controlar el porcentaje de celdas bloquedas por fila y de esta forma garantizar al menos un camino viable. Por otra parte, la dificultad debe aumentar, reduciendo de esta manera el intervalo de desplazamiento del mapa.</w:t>
       </w:r>
@@ -988,89 +1132,52 @@
     <w:p>
       <w:pPr>
         <w:pStyle w:val="normal1"/>
-        <w:spacing w:after="0" w:line="480" w:lineRule="auto"/>
+        <w:spacing w:lineRule="auto" w:line="480" w:before="0" w:after="0"/>
         <w:ind w:firstLine="720"/>
         <w:jc w:val="both"/>
         <w:rPr>
-          <w:rFonts w:ascii="Times New Roman" w:eastAsia="Times New Roman" w:hAnsi="Times New Roman" w:cs="Times New Roman"/>
-        </w:rPr>
-      </w:pPr>
-      <w:r>
-        <w:rPr>
-          <w:rFonts w:ascii="Times New Roman" w:eastAsia="Times New Roman" w:hAnsi="Times New Roman" w:cs="Times New Roman"/>
-        </w:rPr>
-        <w:lastRenderedPageBreak/>
-        <w:t xml:space="preserve">Las monedas y poderes especiales deben generarse únicamente en posiciones libres, por esta razón el sistema debe diferenciar entre tipos de monedas con distintos valores y controlar el tiempo de permanencia de cada elemento. Los poderes se necesitan trabajar de manera distinta, ya que siguen una lógica distinta al videojuego. Esto obliga a crear distintas funciones que se </w:t>
-      </w:r>
-      <w:r>
-        <w:rPr>
-          <w:rFonts w:ascii="Times New Roman" w:eastAsia="Times New Roman" w:hAnsi="Times New Roman" w:cs="Times New Roman"/>
-        </w:rPr>
-        <w:t>encarguen</w:t>
-      </w:r>
-      <w:r>
-        <w:rPr>
-          <w:rFonts w:ascii="Times New Roman" w:eastAsia="Times New Roman" w:hAnsi="Times New Roman" w:cs="Times New Roman"/>
-        </w:rPr>
-        <w:t xml:space="preserve"> de manejar la destrucción o saltos de obstáculos.</w:t>
-      </w:r>
-    </w:p>
-    <w:p>
-      <w:pPr>
-        <w:pStyle w:val="normal1"/>
-        <w:spacing w:after="0" w:line="480" w:lineRule="auto"/>
+          <w:rFonts w:ascii="Times New Roman" w:hAnsi="Times New Roman" w:eastAsia="Times New Roman" w:cs="Times New Roman"/>
+        </w:rPr>
+      </w:pPr>
+      <w:r>
+        <w:rPr>
+          <w:rFonts w:eastAsia="Times New Roman" w:cs="Times New Roman" w:ascii="Times New Roman" w:hAnsi="Times New Roman"/>
+        </w:rPr>
+        <w:t>Las monedas y poderes especiales deben generarse únicamente en posiciones libres, por esta razón el sistema debe diferenciar entre tipos de monedas con distintos valores y controlar el tiempo de permanencia de cada elemento. Los poderes se necesitan trabajar de manera distinta, ya que siguen una lógica distinta al videojuego. Esto obliga a crear distintas funciones que se encarguen de manejar la destrucción o saltos de obstáculos.</w:t>
+      </w:r>
+    </w:p>
+    <w:p>
+      <w:pPr>
+        <w:pStyle w:val="normal1"/>
+        <w:spacing w:lineRule="auto" w:line="480" w:before="0" w:after="0"/>
         <w:ind w:firstLine="720"/>
         <w:jc w:val="both"/>
         <w:rPr>
-          <w:rFonts w:ascii="Times New Roman" w:eastAsia="Times New Roman" w:hAnsi="Times New Roman" w:cs="Times New Roman"/>
-        </w:rPr>
-      </w:pPr>
-      <w:r>
-        <w:rPr>
-          <w:rFonts w:ascii="Times New Roman" w:eastAsia="Times New Roman" w:hAnsi="Times New Roman" w:cs="Times New Roman"/>
-        </w:rPr>
-        <w:t xml:space="preserve">La interfaz gráfica debe mantenerse activa, para asi poder capturar decisiones del usuario, lo que puede causar problemas de sincronización entre procesos. Por eso el sistema debe </w:t>
-      </w:r>
-      <w:r>
-        <w:rPr>
-          <w:rFonts w:ascii="Times New Roman" w:eastAsia="Times New Roman" w:hAnsi="Times New Roman" w:cs="Times New Roman"/>
-        </w:rPr>
-        <w:t>transformar</w:t>
-      </w:r>
-      <w:r>
-        <w:rPr>
-          <w:rFonts w:ascii="Times New Roman" w:eastAsia="Times New Roman" w:hAnsi="Times New Roman" w:cs="Times New Roman"/>
-        </w:rPr>
-        <w:t xml:space="preserve"> la estructura lógica y una representación visual clara. EL videojuego también gestiona múltiples pantallas, por lo que se requiere un mecanismo de navegación correcto.</w:t>
-      </w:r>
-    </w:p>
-    <w:p>
-      <w:pPr>
-        <w:pStyle w:val="normal1"/>
-        <w:spacing w:after="0" w:line="480" w:lineRule="auto"/>
+          <w:rFonts w:ascii="Times New Roman" w:hAnsi="Times New Roman" w:eastAsia="Times New Roman" w:cs="Times New Roman"/>
+        </w:rPr>
+      </w:pPr>
+      <w:r>
+        <w:rPr>
+          <w:rFonts w:eastAsia="Times New Roman" w:cs="Times New Roman" w:ascii="Times New Roman" w:hAnsi="Times New Roman"/>
+        </w:rPr>
+        <w:t>La interfaz gráfica debe mantenerse activa, para asi poder capturar decisiones del usuario, lo que puede causar problemas de sincronización entre procesos. Por eso el sistema debe transformar la estructura lógica y una representación visual clara. EL videojuego también gestiona múltiples pantallas, por lo que se requiere un mecanismo de navegación correcto.</w:t>
+      </w:r>
+    </w:p>
+    <w:p>
+      <w:pPr>
+        <w:pStyle w:val="normal1"/>
+        <w:spacing w:lineRule="auto" w:line="480" w:before="0" w:after="0"/>
         <w:ind w:firstLine="720"/>
         <w:jc w:val="both"/>
         <w:rPr>
-          <w:rFonts w:ascii="Times New Roman" w:eastAsia="Times New Roman" w:hAnsi="Times New Roman" w:cs="Times New Roman"/>
-        </w:rPr>
-      </w:pPr>
-      <w:r>
-        <w:rPr>
-          <w:rFonts w:ascii="Times New Roman" w:eastAsia="Times New Roman" w:hAnsi="Times New Roman" w:cs="Times New Roman"/>
-        </w:rPr>
-        <w:t>Por último, el mayor desafío del proyecto es</w:t>
-      </w:r>
-      <w:r>
-        <w:rPr>
-          <w:rFonts w:ascii="Times New Roman" w:eastAsia="Times New Roman" w:hAnsi="Times New Roman" w:cs="Times New Roman"/>
-        </w:rPr>
-        <w:t xml:space="preserve"> </w:t>
-      </w:r>
-      <w:r>
-        <w:rPr>
-          <w:rFonts w:ascii="Times New Roman" w:eastAsia="Times New Roman" w:hAnsi="Times New Roman" w:cs="Times New Roman"/>
-        </w:rPr>
-        <w:t>que todos estos componentes deben de funcionar de manera simultánea. EL movimiento del jugador depende de las validaciones del mapa, los poderes deben de manejar de manera adecuada. Cada cambio interno debe reflejarse en la interfaz gráfica, para que de esta manera exista una mejor jugabilidad. Por ello, el problema no se limita a desarrollar funciones aisladas, sino a coordinar correctamente la lógica, datos, concurrencia y presentación dentro de la interacción del usuario con el videojuego.</w:t>
+          <w:rFonts w:ascii="Times New Roman" w:hAnsi="Times New Roman" w:eastAsia="Times New Roman" w:cs="Times New Roman"/>
+        </w:rPr>
+      </w:pPr>
+      <w:r>
+        <w:rPr>
+          <w:rFonts w:eastAsia="Times New Roman" w:cs="Times New Roman" w:ascii="Times New Roman" w:hAnsi="Times New Roman"/>
+        </w:rPr>
+        <w:t>Por último, el mayor desafío del proyecto es que todos estos componentes deben de funcionar de manera simultánea. EL movimiento del jugador depende de las validaciones del mapa, los poderes deben de manejar de manera adecuada. Cada cambio interno debe reflejarse en la interfaz gráfica, para que de esta manera exista una mejor jugabilidad. Por ello, el problema no se limita a desarrollar funciones aisladas, sino a coordinar correctamente la lógica, datos, concurrencia y presentación dentro de la interacción del usuario con el videojuego.</w:t>
       </w:r>
       <w:r>
         <w:br w:type="page"/>
@@ -1078,28 +1185,27 @@
     </w:p>
     <w:p>
       <w:pPr>
-        <w:pStyle w:val="Ttulo1"/>
-        <w:spacing w:before="0"/>
+        <w:pStyle w:val="Heading1"/>
+        <w:spacing w:before="0" w:after="80"/>
         <w:jc w:val="both"/>
         <w:rPr>
-          <w:rFonts w:ascii="Times New Roman" w:eastAsia="Times New Roman" w:hAnsi="Times New Roman" w:cs="Times New Roman"/>
+          <w:rFonts w:ascii="Times New Roman" w:hAnsi="Times New Roman" w:eastAsia="Times New Roman" w:cs="Times New Roman"/>
           <w:b/>
           <w:bCs/>
           <w:sz w:val="24"/>
           <w:szCs w:val="24"/>
         </w:rPr>
       </w:pPr>
-      <w:bookmarkStart w:id="4" w:name="_heading=h.q354jb8i14qd"/>
-      <w:bookmarkEnd w:id="4"/>
-      <w:r>
-        <w:rPr>
-          <w:rFonts w:ascii="Times New Roman" w:eastAsia="Times New Roman" w:hAnsi="Times New Roman" w:cs="Times New Roman"/>
+      <w:bookmarkStart w:id="5" w:name="_heading=h.q354jb8i14qd"/>
+      <w:bookmarkEnd w:id="5"/>
+      <w:r>
+        <w:rPr>
+          <w:rFonts w:eastAsia="Times New Roman" w:cs="Times New Roman" w:ascii="Times New Roman" w:hAnsi="Times New Roman"/>
           <w:b/>
           <w:bCs/>
           <w:sz w:val="24"/>
           <w:szCs w:val="24"/>
         </w:rPr>
-        <w:lastRenderedPageBreak/>
         <w:tab/>
         <w:t>Solución del problema:</w:t>
       </w:r>
@@ -1107,13 +1213,14 @@
     <w:p>
       <w:pPr>
         <w:pStyle w:val="normal1"/>
-        <w:spacing w:after="0" w:line="480" w:lineRule="auto"/>
+        <w:spacing w:lineRule="auto" w:line="480" w:before="0" w:after="0"/>
         <w:ind w:firstLine="720"/>
         <w:jc w:val="both"/>
-      </w:pPr>
-      <w:r>
-        <w:rPr>
-          <w:rFonts w:ascii="Times New Roman" w:eastAsia="Times New Roman" w:hAnsi="Times New Roman" w:cs="Times New Roman"/>
+        <w:rPr/>
+      </w:pPr>
+      <w:r>
+        <w:rPr>
+          <w:rFonts w:eastAsia="Times New Roman" w:cs="Times New Roman" w:ascii="Times New Roman" w:hAnsi="Times New Roman"/>
         </w:rPr>
         <w:t>Para el desarrollo del videojuego se utilizaron distintas librerías de Python encargadas de controlar aspectos relacionados con el tiempo, generación aleatoria, manejo de archivos, concurrencia e interfaz gráfica. Estas herramientas permitieron implementar funciones necesarias para la lógica interna del juego y la interacción visual con el usuario.</w:t>
       </w:r>
@@ -1121,13 +1228,14 @@
     <w:p>
       <w:pPr>
         <w:pStyle w:val="normal1"/>
-        <w:spacing w:after="0" w:line="480" w:lineRule="auto"/>
+        <w:spacing w:lineRule="auto" w:line="480" w:before="0" w:after="0"/>
         <w:ind w:firstLine="720"/>
         <w:jc w:val="both"/>
-      </w:pPr>
-      <w:r>
-        <w:rPr>
-          <w:rFonts w:ascii="Times New Roman" w:eastAsia="Times New Roman" w:hAnsi="Times New Roman" w:cs="Times New Roman"/>
+        <w:rPr/>
+      </w:pPr>
+      <w:r>
+        <w:rPr>
+          <w:rFonts w:eastAsia="Times New Roman" w:cs="Times New Roman" w:ascii="Times New Roman" w:hAnsi="Times New Roman"/>
           <w:b/>
           <w:bCs/>
         </w:rPr>
@@ -1135,7 +1243,7 @@
       </w:r>
       <w:r>
         <w:rPr>
-          <w:rFonts w:ascii="Times New Roman" w:eastAsia="Times New Roman" w:hAnsi="Times New Roman" w:cs="Times New Roman"/>
+          <w:rFonts w:eastAsia="Times New Roman" w:cs="Times New Roman" w:ascii="Times New Roman" w:hAnsi="Times New Roman"/>
         </w:rPr>
         <w:t>La librería time permite trabajar con control del tiempo dentro de Python. En el proyecto se utilizó para controlar intervalos de desplazamiento del mapa, aparición de elementos, aumento progresivo de dificultad y duración temporal de recompensas y poderes. Según Python Software Foundation (s.f.), el módulo time proporciona funciones relacionadas con el manejo del tiempo, incluyendo medición de intervalos, pausas de ejecución y obtención del tiempo actual dentro de programas desarrollados en Python.</w:t>
       </w:r>
@@ -1143,13 +1251,14 @@
     <w:p>
       <w:pPr>
         <w:pStyle w:val="normal1"/>
-        <w:spacing w:after="0" w:line="480" w:lineRule="auto"/>
+        <w:spacing w:lineRule="auto" w:line="480" w:before="0" w:after="0"/>
         <w:ind w:firstLine="720"/>
         <w:jc w:val="both"/>
-      </w:pPr>
-      <w:r>
-        <w:rPr>
-          <w:rFonts w:ascii="Times New Roman" w:eastAsia="Times New Roman" w:hAnsi="Times New Roman" w:cs="Times New Roman"/>
+        <w:rPr/>
+      </w:pPr>
+      <w:r>
+        <w:rPr>
+          <w:rFonts w:eastAsia="Times New Roman" w:cs="Times New Roman" w:ascii="Times New Roman" w:hAnsi="Times New Roman"/>
           <w:b/>
           <w:bCs/>
         </w:rPr>
@@ -1157,7 +1266,7 @@
       </w:r>
       <w:r>
         <w:rPr>
-          <w:rFonts w:ascii="Times New Roman" w:eastAsia="Times New Roman" w:hAnsi="Times New Roman" w:cs="Times New Roman"/>
+          <w:rFonts w:eastAsia="Times New Roman" w:cs="Times New Roman" w:ascii="Times New Roman" w:hAnsi="Times New Roman"/>
         </w:rPr>
         <w:t>La librería random permite generar valores aleatorios. Dentro del proyecto se empleó para crear obstáculos, seleccionar posiciones disponibles, entre otros. Según Python Software Foundation (s.f.), el módulo random implementa generadores de números aleatorios y funciones para realizar selecciones aleatorias dentro de distintas estructuras de datos en Python.</w:t>
       </w:r>
@@ -1165,13 +1274,14 @@
     <w:p>
       <w:pPr>
         <w:pStyle w:val="normal1"/>
-        <w:spacing w:after="0" w:line="480" w:lineRule="auto"/>
+        <w:spacing w:lineRule="auto" w:line="480" w:before="0" w:after="0"/>
         <w:ind w:firstLine="720"/>
         <w:jc w:val="both"/>
-      </w:pPr>
-      <w:r>
-        <w:rPr>
-          <w:rFonts w:ascii="Times New Roman" w:eastAsia="Times New Roman" w:hAnsi="Times New Roman" w:cs="Times New Roman"/>
+        <w:rPr/>
+      </w:pPr>
+      <w:r>
+        <w:rPr>
+          <w:rFonts w:eastAsia="Times New Roman" w:cs="Times New Roman" w:ascii="Times New Roman" w:hAnsi="Times New Roman"/>
           <w:b/>
           <w:bCs/>
         </w:rPr>
@@ -1179,7 +1289,7 @@
       </w:r>
       <w:r>
         <w:rPr>
-          <w:rFonts w:ascii="Times New Roman" w:eastAsia="Times New Roman" w:hAnsi="Times New Roman" w:cs="Times New Roman"/>
+          <w:rFonts w:eastAsia="Times New Roman" w:cs="Times New Roman" w:ascii="Times New Roman" w:hAnsi="Times New Roman"/>
         </w:rPr>
         <w:t>La librería os proporciona herramientas para interactuar con el sistema operativo. En el proyecto se utilizó para gestionar archivos relacionados con el almacenamiento de puntajes. Según Python Software Foundation (s.f.), el módulo os permite utilizar funcionalidades dependientes del sistema operativo, incluyendo manejo de archivos, rutas y directorios dentro de programas desarrollados en Python.</w:t>
       </w:r>
@@ -1187,17 +1297,17 @@
     <w:p>
       <w:pPr>
         <w:pStyle w:val="normal1"/>
-        <w:spacing w:after="0" w:line="480" w:lineRule="auto"/>
-        <w:ind w:firstLine="720"/>
-        <w:rPr>
-          <w:rFonts w:ascii="Times New Roman" w:eastAsia="Times New Roman" w:hAnsi="Times New Roman" w:cs="Times New Roman"/>
+        <w:spacing w:lineRule="auto" w:line="480" w:before="0" w:after="0"/>
+        <w:ind w:firstLine="720"/>
+        <w:rPr>
+          <w:rFonts w:ascii="Times New Roman" w:hAnsi="Times New Roman" w:eastAsia="Times New Roman" w:cs="Times New Roman"/>
           <w:b/>
           <w:bCs/>
         </w:rPr>
       </w:pPr>
       <w:r>
         <w:rPr>
-          <w:rFonts w:ascii="Times New Roman" w:eastAsia="Times New Roman" w:hAnsi="Times New Roman" w:cs="Times New Roman"/>
+          <w:rFonts w:eastAsia="Times New Roman" w:cs="Times New Roman" w:ascii="Times New Roman" w:hAnsi="Times New Roman"/>
           <w:b/>
           <w:bCs/>
         </w:rPr>
@@ -1205,31 +1315,24 @@
       </w:r>
       <w:r>
         <w:rPr>
-          <w:rFonts w:ascii="Times New Roman" w:eastAsia="Times New Roman" w:hAnsi="Times New Roman" w:cs="Times New Roman"/>
-        </w:rPr>
-        <w:t xml:space="preserve">La librería threading permite ejecutar múltiples procesos. En el videojuego se utilizó para mantener el desplazamiento automático del mapa y la actualización lógica del juego mientras la interfaz gráfica permanecía activa. Según Python Software Foundation (s.f.), el </w:t>
-      </w:r>
-      <w:r>
-        <w:rPr>
-          <w:rFonts w:ascii="Times New Roman" w:eastAsia="Times New Roman" w:hAnsi="Times New Roman" w:cs="Times New Roman"/>
-        </w:rPr>
-        <w:lastRenderedPageBreak/>
-        <w:t>módulo threading proporciona herramientas para trabajar con múltiples hilos de ejecución, permitiendo ejecutar tareas y administrar mecanismos de sincronización entre procesos.</w:t>
-      </w:r>
-    </w:p>
-    <w:p>
-      <w:pPr>
-        <w:pStyle w:val="normal1"/>
-        <w:spacing w:after="0" w:line="480" w:lineRule="auto"/>
+          <w:rFonts w:eastAsia="Times New Roman" w:cs="Times New Roman" w:ascii="Times New Roman" w:hAnsi="Times New Roman"/>
+        </w:rPr>
+        <w:t>La librería threading permite ejecutar múltiples procesos. En el videojuego se utilizó para mantener el desplazamiento automático del mapa y la actualización lógica del juego mientras la interfaz gráfica permanecía activa. Según Python Software Foundation (s.f.), el módulo threading proporciona herramientas para trabajar con múltiples hilos de ejecución, permitiendo ejecutar tareas y administrar mecanismos de sincronización entre procesos.</w:t>
+      </w:r>
+    </w:p>
+    <w:p>
+      <w:pPr>
+        <w:pStyle w:val="normal1"/>
+        <w:spacing w:lineRule="auto" w:line="480" w:before="0" w:after="0"/>
         <w:ind w:firstLine="720"/>
         <w:jc w:val="both"/>
         <w:rPr>
-          <w:rFonts w:ascii="Times New Roman" w:eastAsia="Times New Roman" w:hAnsi="Times New Roman" w:cs="Times New Roman"/>
-        </w:rPr>
-      </w:pPr>
-      <w:r>
-        <w:rPr>
-          <w:rFonts w:ascii="Times New Roman" w:eastAsia="Times New Roman" w:hAnsi="Times New Roman" w:cs="Times New Roman"/>
+          <w:rFonts w:ascii="Times New Roman" w:hAnsi="Times New Roman" w:eastAsia="Times New Roman" w:cs="Times New Roman"/>
+        </w:rPr>
+      </w:pPr>
+      <w:r>
+        <w:rPr>
+          <w:rFonts w:eastAsia="Times New Roman" w:cs="Times New Roman" w:ascii="Times New Roman" w:hAnsi="Times New Roman"/>
           <w:b/>
           <w:bCs/>
         </w:rPr>
@@ -1237,7 +1340,7 @@
       </w:r>
       <w:r>
         <w:rPr>
-          <w:rFonts w:ascii="Times New Roman" w:eastAsia="Times New Roman" w:hAnsi="Times New Roman" w:cs="Times New Roman"/>
+          <w:rFonts w:eastAsia="Times New Roman" w:cs="Times New Roman" w:ascii="Times New Roman" w:hAnsi="Times New Roman"/>
         </w:rPr>
         <w:t>La librería pygame proporciona herramientas para el desarrollo de videojuegos en Python mediante gráficos, eventos y renderizado en tiempo real. Dentro del proyecto se utilizó para construir la interfaz gráfica, capturar entradas del usuario, dibujar el escenario y actualizar visualmente el estado del juego. Según Pygame Community (s.f.), Pygame corresponde a un conjunto de módulos de Python diseñados para la creación de videojuegos y aplicaciones multimedia, funcionando sobre la biblioteca SDL y permitiendo desarrollar aplicaciones gráficas multiplataforma.</w:t>
       </w:r>
@@ -1245,16 +1348,16 @@
     <w:p>
       <w:pPr>
         <w:pStyle w:val="normal1"/>
-        <w:spacing w:after="0" w:line="480" w:lineRule="auto"/>
+        <w:spacing w:lineRule="auto" w:line="480" w:before="0" w:after="0"/>
         <w:ind w:firstLine="720"/>
         <w:jc w:val="both"/>
         <w:rPr>
-          <w:rFonts w:ascii="Times New Roman" w:eastAsia="Times New Roman" w:hAnsi="Times New Roman" w:cs="Times New Roman"/>
-        </w:rPr>
-      </w:pPr>
-      <w:r>
-        <w:rPr>
-          <w:rFonts w:ascii="Times New Roman" w:eastAsia="Times New Roman" w:hAnsi="Times New Roman" w:cs="Times New Roman"/>
+          <w:rFonts w:ascii="Times New Roman" w:hAnsi="Times New Roman" w:eastAsia="Times New Roman" w:cs="Times New Roman"/>
+        </w:rPr>
+      </w:pPr>
+      <w:r>
+        <w:rPr>
+          <w:rFonts w:eastAsia="Times New Roman" w:cs="Times New Roman" w:ascii="Times New Roman" w:hAnsi="Times New Roman"/>
           <w:b/>
           <w:bCs/>
         </w:rPr>
@@ -1262,7 +1365,7 @@
       </w:r>
       <w:r>
         <w:rPr>
-          <w:rFonts w:ascii="Times New Roman" w:eastAsia="Times New Roman" w:hAnsi="Times New Roman" w:cs="Times New Roman"/>
+          <w:rFonts w:eastAsia="Times New Roman" w:cs="Times New Roman" w:ascii="Times New Roman" w:hAnsi="Times New Roman"/>
         </w:rPr>
         <w:t xml:space="preserve"> La plataforma Soundimage proporciona música y efectos de sonido orientados al desarrollo de videojuegos y proyectos multimedia. En el proyecto se utilizó para incorporar efectos de audio relacionados con acciones y dinámicas del videojuego, permitiendo mejorar la ambientación y la experiencia interactiva del usuario. Según Eric Matyas (s.f.), Soundimage ofrece recursos de audio gratuitos organizados por categorías temáticas, diseñados para ser utilizados en videojuegos, animaciones y proyectos digitales.</w:t>
       </w:r>
@@ -1270,16 +1373,16 @@
     <w:p>
       <w:pPr>
         <w:pStyle w:val="normal1"/>
-        <w:spacing w:after="0" w:line="480" w:lineRule="auto"/>
+        <w:spacing w:lineRule="auto" w:line="480" w:before="0" w:after="0"/>
         <w:ind w:firstLine="720"/>
         <w:jc w:val="both"/>
         <w:rPr>
-          <w:rFonts w:ascii="Times New Roman" w:eastAsia="Times New Roman" w:hAnsi="Times New Roman" w:cs="Times New Roman"/>
-        </w:rPr>
-      </w:pPr>
-      <w:r>
-        <w:rPr>
-          <w:rFonts w:ascii="Times New Roman" w:eastAsia="Times New Roman" w:hAnsi="Times New Roman" w:cs="Times New Roman"/>
+          <w:rFonts w:ascii="Times New Roman" w:hAnsi="Times New Roman" w:eastAsia="Times New Roman" w:cs="Times New Roman"/>
+        </w:rPr>
+      </w:pPr>
+      <w:r>
+        <w:rPr>
+          <w:rFonts w:eastAsia="Times New Roman" w:cs="Times New Roman" w:ascii="Times New Roman" w:hAnsi="Times New Roman"/>
           <w:b/>
           <w:bCs/>
         </w:rPr>
@@ -1287,7 +1390,7 @@
       </w:r>
       <w:r>
         <w:rPr>
-          <w:rFonts w:ascii="Times New Roman" w:eastAsia="Times New Roman" w:hAnsi="Times New Roman" w:cs="Times New Roman"/>
+          <w:rFonts w:eastAsia="Times New Roman" w:cs="Times New Roman" w:ascii="Times New Roman" w:hAnsi="Times New Roman"/>
         </w:rPr>
         <w:t xml:space="preserve"> La plataforma OpenGameArt proporciona recursos multimedia gratuitos orientados al desarrollo de videojuegos, incluyendo efectos de sonido, música, sprites, fondos y animaciones. Dentro del proyecto se utilizó para obtener efectos de sonido aplicados a acciones y eventos del videojuego, permitiendo mejorar la interacción y retroalimentación auditiva para el usuario. Según OpenGameArt (s.f.), el sitio funciona como una biblioteca comunitaria de recursos abiertos para videojuegos, donde desarrolladores y artistas comparten contenido reutilizable para proyectos digitales y educativos.</w:t>
       </w:r>
@@ -1295,31 +1398,31 @@
     <w:p>
       <w:pPr>
         <w:pStyle w:val="normal1"/>
-        <w:spacing w:after="0" w:line="480" w:lineRule="auto"/>
+        <w:spacing w:lineRule="auto" w:line="480" w:before="0" w:after="0"/>
         <w:ind w:firstLine="720"/>
         <w:jc w:val="both"/>
         <w:rPr>
-          <w:rFonts w:ascii="Times New Roman" w:eastAsia="Times New Roman" w:hAnsi="Times New Roman" w:cs="Times New Roman"/>
-        </w:rPr>
-      </w:pPr>
-      <w:r>
-        <w:rPr>
-          <w:rFonts w:ascii="Times New Roman" w:eastAsia="Times New Roman" w:hAnsi="Times New Roman" w:cs="Times New Roman"/>
-        </w:rPr>
-        <w:lastRenderedPageBreak/>
+          <w:rFonts w:ascii="Times New Roman" w:hAnsi="Times New Roman" w:eastAsia="Times New Roman" w:cs="Times New Roman"/>
+        </w:rPr>
+      </w:pPr>
+      <w:r>
+        <w:rPr>
+          <w:rFonts w:eastAsia="Times New Roman" w:cs="Times New Roman" w:ascii="Times New Roman" w:hAnsi="Times New Roman"/>
+        </w:rPr>
         <w:t>La solución del proyecto se diseñó mediante una arquitectura modular, donde cada componente del sistema cumple una responsabilidad específica dentro del funcionamiento general del videojuego. A partir del análisis realizado, el programa se dividió en módulos encargados de la configuración general, control del jugador, administración del mapa, lógica principal del juego, interfaz gráfica y manejo de puntajes.</w:t>
       </w:r>
     </w:p>
     <w:p>
       <w:pPr>
         <w:pStyle w:val="normal1"/>
-        <w:spacing w:after="0" w:line="480" w:lineRule="auto"/>
+        <w:spacing w:lineRule="auto" w:line="480" w:before="0" w:after="0"/>
         <w:ind w:firstLine="720"/>
         <w:jc w:val="both"/>
-      </w:pPr>
-      <w:r>
-        <w:rPr>
-          <w:rFonts w:ascii="Times New Roman" w:eastAsia="Times New Roman" w:hAnsi="Times New Roman" w:cs="Times New Roman"/>
+        <w:rPr/>
+      </w:pPr>
+      <w:r>
+        <w:rPr>
+          <w:rFonts w:eastAsia="Times New Roman" w:cs="Times New Roman" w:ascii="Times New Roman" w:hAnsi="Times New Roman"/>
         </w:rPr>
         <w:t>La propuesta se basa en representar el laberinto mediante una matriz dinámica, controlar al jugador usando coordenadas de fila y columna, generar obstáculos progresivamente, actualizar el escenario automáticamente mediante procesos independientes y mostrar el estado del juego en tiempo real utilizando Pygame. Además, el sistema almacena los puntajes en archivos separados.</w:t>
       </w:r>
@@ -1327,13 +1430,14 @@
     <w:p>
       <w:pPr>
         <w:pStyle w:val="normal1"/>
-        <w:spacing w:after="0" w:line="480" w:lineRule="auto"/>
+        <w:spacing w:lineRule="auto" w:line="480" w:before="0" w:after="0"/>
         <w:ind w:firstLine="720"/>
         <w:jc w:val="both"/>
-      </w:pPr>
-      <w:r>
-        <w:rPr>
-          <w:rFonts w:ascii="Times New Roman" w:eastAsia="Times New Roman" w:hAnsi="Times New Roman" w:cs="Times New Roman"/>
+        <w:rPr/>
+      </w:pPr>
+      <w:r>
+        <w:rPr>
+          <w:rFonts w:eastAsia="Times New Roman" w:cs="Times New Roman" w:ascii="Times New Roman" w:hAnsi="Times New Roman"/>
         </w:rPr>
         <w:t>Para resolver el problema de trabajar con diferentes dimensiones de laberinto, se implementó un sistema de selección de tamaños que permite generar mapas de 10x10, 20x20 y 30x30. El tamaño elegido por el usuario se utiliza posteriormente para construir toda la estructura lógica del juego. Este enfoque evita crear escenarios fijos y permite que la misma lógica funcione correctamente.</w:t>
       </w:r>
@@ -1341,13 +1445,14 @@
     <w:p>
       <w:pPr>
         <w:pStyle w:val="normal1"/>
-        <w:spacing w:after="0" w:line="480" w:lineRule="auto"/>
+        <w:spacing w:lineRule="auto" w:line="480" w:before="0" w:after="0"/>
         <w:ind w:firstLine="720"/>
         <w:jc w:val="both"/>
-      </w:pPr>
-      <w:r>
-        <w:rPr>
-          <w:rFonts w:ascii="Times New Roman" w:eastAsia="Times New Roman" w:hAnsi="Times New Roman" w:cs="Times New Roman"/>
+        <w:rPr/>
+      </w:pPr>
+      <w:r>
+        <w:rPr>
+          <w:rFonts w:eastAsia="Times New Roman" w:cs="Times New Roman" w:ascii="Times New Roman" w:hAnsi="Times New Roman"/>
         </w:rPr>
         <w:t>La representación interna del laberinto se resolvió utilizando una matriz de listas en Python. Cada posición de la matriz representa una celda del escenario y permite diferenciar entre espacios libres y obstáculos. Los elementos especiales, como monedas o poderes, se almacenan en estructuras independientes para evitar mezclar información dentro de la misma matriz.</w:t>
       </w:r>
@@ -1355,13 +1460,14 @@
     <w:p>
       <w:pPr>
         <w:pStyle w:val="normal1"/>
-        <w:spacing w:after="0" w:line="480" w:lineRule="auto"/>
+        <w:spacing w:lineRule="auto" w:line="480" w:before="0" w:after="0"/>
         <w:ind w:firstLine="720"/>
         <w:jc w:val="both"/>
-      </w:pPr>
-      <w:r>
-        <w:rPr>
-          <w:rFonts w:ascii="Times New Roman" w:eastAsia="Times New Roman" w:hAnsi="Times New Roman" w:cs="Times New Roman"/>
+        <w:rPr/>
+      </w:pPr>
+      <w:r>
+        <w:rPr>
+          <w:rFonts w:eastAsia="Times New Roman" w:cs="Times New Roman" w:ascii="Times New Roman" w:hAnsi="Times New Roman"/>
         </w:rPr>
         <w:t xml:space="preserve">La posición inicial del jugador se calculó automáticamente tomando como referencia el tamaño del mapa. El personaje inicia en la última fila y en una posición central del tablero, garantizando que la ubicación inicial funcione correctamente en cualquier dimensión permitida. </w:t>
       </w:r>
@@ -1369,37 +1475,31 @@
     <w:p>
       <w:pPr>
         <w:pStyle w:val="normal1"/>
-        <w:spacing w:after="0" w:line="480" w:lineRule="auto"/>
+        <w:spacing w:lineRule="auto" w:line="480" w:before="0" w:after="0"/>
         <w:ind w:firstLine="720"/>
         <w:jc w:val="both"/>
         <w:rPr>
-          <w:rFonts w:ascii="Times New Roman" w:eastAsia="Times New Roman" w:hAnsi="Times New Roman" w:cs="Times New Roman"/>
-        </w:rPr>
-      </w:pPr>
-      <w:r>
-        <w:rPr>
-          <w:rFonts w:ascii="Times New Roman" w:eastAsia="Times New Roman" w:hAnsi="Times New Roman" w:cs="Times New Roman"/>
-        </w:rPr>
-        <w:t xml:space="preserve">El movimiento del jugador se resolvió mediante coordenadas de fila y columna. Cada desplazamiento modifica la posición actual dependiendo de la dirección seleccionada. Antes de </w:t>
-      </w:r>
-      <w:r>
-        <w:rPr>
-          <w:rFonts w:ascii="Times New Roman" w:eastAsia="Times New Roman" w:hAnsi="Times New Roman" w:cs="Times New Roman"/>
-        </w:rPr>
-        <w:lastRenderedPageBreak/>
-        <w:t xml:space="preserve">permitir un movimiento, el sistema valida que la nueva posición este dentro del rango. Este mecanismo evita que el jugador atraviese muros o salga del escenario. </w:t>
-      </w:r>
-    </w:p>
-    <w:p>
-      <w:pPr>
-        <w:pStyle w:val="normal1"/>
-        <w:spacing w:after="0" w:line="480" w:lineRule="auto"/>
+          <w:rFonts w:ascii="Times New Roman" w:hAnsi="Times New Roman" w:eastAsia="Times New Roman" w:cs="Times New Roman"/>
+        </w:rPr>
+      </w:pPr>
+      <w:r>
+        <w:rPr>
+          <w:rFonts w:eastAsia="Times New Roman" w:cs="Times New Roman" w:ascii="Times New Roman" w:hAnsi="Times New Roman"/>
+        </w:rPr>
+        <w:t xml:space="preserve">El movimiento del jugador se resolvió mediante coordenadas de fila y columna. Cada desplazamiento modifica la posición actual dependiendo de la dirección seleccionada. Antes de permitir un movimiento, el sistema valida que la nueva posición este dentro del rango. Este mecanismo evita que el jugador atraviese muros o salga del escenario. </w:t>
+      </w:r>
+    </w:p>
+    <w:p>
+      <w:pPr>
+        <w:pStyle w:val="normal1"/>
+        <w:spacing w:lineRule="auto" w:line="480" w:before="0" w:after="0"/>
         <w:ind w:firstLine="720"/>
         <w:jc w:val="both"/>
-      </w:pPr>
-      <w:r>
-        <w:rPr>
-          <w:rFonts w:ascii="Times New Roman" w:eastAsia="Times New Roman" w:hAnsi="Times New Roman" w:cs="Times New Roman"/>
+        <w:rPr/>
+      </w:pPr>
+      <w:r>
+        <w:rPr>
+          <w:rFonts w:eastAsia="Times New Roman" w:cs="Times New Roman" w:ascii="Times New Roman" w:hAnsi="Times New Roman"/>
         </w:rPr>
         <w:t>La construcción del mapa se planteó como un proceso dinámico y progresivo. Durante la partida se generan nuevas filas en la parte superior del tablero mientras las filas inferiores desaparecen, creando el efecto de desplazamiento constante del escenario. El desplazamiento automático del escenario se implementó mediante un proceso independiente encargado de actualizar el mapa después de determinados intervalos de tiempo.</w:t>
       </w:r>
@@ -1407,13 +1507,14 @@
     <w:p>
       <w:pPr>
         <w:pStyle w:val="normal1"/>
-        <w:spacing w:after="0" w:line="480" w:lineRule="auto"/>
+        <w:spacing w:lineRule="auto" w:line="480" w:before="0" w:after="0"/>
         <w:ind w:firstLine="720"/>
         <w:jc w:val="both"/>
-      </w:pPr>
-      <w:r>
-        <w:rPr>
-          <w:rFonts w:ascii="Times New Roman" w:eastAsia="Times New Roman" w:hAnsi="Times New Roman" w:cs="Times New Roman"/>
+        <w:rPr/>
+      </w:pPr>
+      <w:r>
+        <w:rPr>
+          <w:rFonts w:eastAsia="Times New Roman" w:cs="Times New Roman" w:ascii="Times New Roman" w:hAnsi="Times New Roman"/>
         </w:rPr>
         <w:t xml:space="preserve">La condición de derrota se relacionó directamente con el avance del mapa. El sistema verifica constantemente si el jugador permanece en la última fila antes de realizar un desplazamiento. Si esto ocurre, la partida termina debido a que el escenario elimina la fila donde se encuentra el personaje. Esta lógica mantiene coherencia con la mecánica central del juego. </w:t>
       </w:r>
@@ -1421,13 +1522,14 @@
     <w:p>
       <w:pPr>
         <w:pStyle w:val="normal1"/>
-        <w:spacing w:after="0" w:line="480" w:lineRule="auto"/>
+        <w:spacing w:lineRule="auto" w:line="480" w:before="0" w:after="0"/>
         <w:ind w:firstLine="720"/>
         <w:jc w:val="both"/>
-      </w:pPr>
-      <w:r>
-        <w:rPr>
-          <w:rFonts w:ascii="Times New Roman" w:eastAsia="Times New Roman" w:hAnsi="Times New Roman" w:cs="Times New Roman"/>
+        <w:rPr/>
+      </w:pPr>
+      <w:r>
+        <w:rPr>
+          <w:rFonts w:eastAsia="Times New Roman" w:cs="Times New Roman" w:ascii="Times New Roman" w:hAnsi="Times New Roman"/>
         </w:rPr>
         <w:t xml:space="preserve">La generación de obstáculos se resolvió mediante reglas controladas de distribución. Cada fila intenta aproximarse a una proporción específica de obstáculos y limita la cantidad de espacios libres consecutivos. Este enfoque evita generar caminos excesivamente fáciles y mantiene un nivel de dificultad consistente durante toda la partida. </w:t>
       </w:r>
@@ -1435,13 +1537,14 @@
     <w:p>
       <w:pPr>
         <w:pStyle w:val="normal1"/>
-        <w:spacing w:after="0" w:line="480" w:lineRule="auto"/>
+        <w:spacing w:lineRule="auto" w:line="480" w:before="0" w:after="0"/>
         <w:ind w:firstLine="720"/>
         <w:jc w:val="both"/>
-      </w:pPr>
-      <w:r>
-        <w:rPr>
-          <w:rFonts w:ascii="Times New Roman" w:eastAsia="Times New Roman" w:hAnsi="Times New Roman" w:cs="Times New Roman"/>
+        <w:rPr/>
+      </w:pPr>
+      <w:r>
+        <w:rPr>
+          <w:rFonts w:eastAsia="Times New Roman" w:cs="Times New Roman" w:ascii="Times New Roman" w:hAnsi="Times New Roman"/>
         </w:rPr>
         <w:t xml:space="preserve">El aumento de dificultad se implementó reduciendo progresivamente el tiempo entre desplazamientos del mapa. Conforme avanza la partida, el escenario se mueve con mayor velocidad hasta alcanzar un límite mínimo previamente definido. De esta manera, el juego incrementa gradualmente su dificultad. </w:t>
       </w:r>
@@ -1449,13 +1552,14 @@
     <w:p>
       <w:pPr>
         <w:pStyle w:val="normal1"/>
-        <w:spacing w:after="0" w:line="480" w:lineRule="auto"/>
+        <w:spacing w:lineRule="auto" w:line="480" w:before="0" w:after="0"/>
         <w:ind w:firstLine="720"/>
         <w:jc w:val="both"/>
-      </w:pPr>
-      <w:r>
-        <w:rPr>
-          <w:rFonts w:ascii="Times New Roman" w:eastAsia="Times New Roman" w:hAnsi="Times New Roman" w:cs="Times New Roman"/>
+        <w:rPr/>
+      </w:pPr>
+      <w:r>
+        <w:rPr>
+          <w:rFonts w:eastAsia="Times New Roman" w:cs="Times New Roman" w:ascii="Times New Roman" w:hAnsi="Times New Roman"/>
         </w:rPr>
         <w:t xml:space="preserve">La aparición de recompensas y poderes se resolvió utilizando estructuras de datos independientes que almacenan la posición y características de cada elemento. El sistema genera objetos en posiciones libres del mapa y controla automáticamente su tiempo de permanencia dentro de la partida. Esto permite administrar monedas y poderes de manera dinámica. </w:t>
       </w:r>
@@ -1463,28 +1567,29 @@
     <w:p>
       <w:pPr>
         <w:pStyle w:val="normal1"/>
-        <w:spacing w:after="0" w:line="480" w:lineRule="auto"/>
+        <w:spacing w:lineRule="auto" w:line="480" w:before="0" w:after="0"/>
         <w:ind w:firstLine="720"/>
         <w:jc w:val="both"/>
-      </w:pPr>
-      <w:r>
-        <w:rPr>
-          <w:rFonts w:ascii="Times New Roman" w:eastAsia="Times New Roman" w:hAnsi="Times New Roman" w:cs="Times New Roman"/>
-        </w:rPr>
-        <w:lastRenderedPageBreak/>
+        <w:rPr/>
+      </w:pPr>
+      <w:r>
+        <w:rPr>
+          <w:rFonts w:eastAsia="Times New Roman" w:cs="Times New Roman" w:ascii="Times New Roman" w:hAnsi="Times New Roman"/>
+        </w:rPr>
         <w:t>El sistema de monedas se integró directamente con el movimiento del jugador. Cuando el personaje alcanza una posición donde existe una moneda, el sistema incrementa automáticamente el puntaje y elimina el elemento recolectado. Se implementaron monedas normales y especiales con distintos valores.</w:t>
       </w:r>
     </w:p>
     <w:p>
       <w:pPr>
         <w:pStyle w:val="normal1"/>
-        <w:spacing w:after="0" w:line="480" w:lineRule="auto"/>
+        <w:spacing w:lineRule="auto" w:line="480" w:before="0" w:after="0"/>
         <w:ind w:firstLine="720"/>
         <w:jc w:val="both"/>
-      </w:pPr>
-      <w:r>
-        <w:rPr>
-          <w:rFonts w:ascii="Times New Roman" w:eastAsia="Times New Roman" w:hAnsi="Times New Roman" w:cs="Times New Roman"/>
+        <w:rPr/>
+      </w:pPr>
+      <w:r>
+        <w:rPr>
+          <w:rFonts w:eastAsia="Times New Roman" w:cs="Times New Roman" w:ascii="Times New Roman" w:hAnsi="Times New Roman"/>
         </w:rPr>
         <w:t xml:space="preserve">Los poderes especiales se diseñaron como herramientas estratégicas para modificar temporalmente el comportamiento del escenario. El poder de bomba permite destruir obstáculos cercanos y abrir nuevos caminos dentro de la matriz, mientras que el paso fantasma permite atravesar obstáculos específicos bajo determinadas condiciones. Ambos mecanismos amplían las posibilidades de movimiento. </w:t>
       </w:r>
@@ -1492,13 +1597,14 @@
     <w:p>
       <w:pPr>
         <w:pStyle w:val="normal1"/>
-        <w:spacing w:after="0" w:line="480" w:lineRule="auto"/>
+        <w:spacing w:lineRule="auto" w:line="480" w:before="0" w:after="0"/>
         <w:ind w:firstLine="720"/>
         <w:jc w:val="both"/>
-      </w:pPr>
-      <w:r>
-        <w:rPr>
-          <w:rFonts w:ascii="Times New Roman" w:eastAsia="Times New Roman" w:hAnsi="Times New Roman" w:cs="Times New Roman"/>
+        <w:rPr/>
+      </w:pPr>
+      <w:r>
+        <w:rPr>
+          <w:rFonts w:eastAsia="Times New Roman" w:cs="Times New Roman" w:ascii="Times New Roman" w:hAnsi="Times New Roman"/>
         </w:rPr>
         <w:t>La acumulación de poderes se resolvió mediante contadores numéricos asociados al jugador. Cada vez que el personaje obtiene un poder, el sistema incrementa el contador correspondiente. Cuando el usuario utiliza uno de estos recursos, el valor disminuye automáticamente. Este enfoque permite administrar los recursos disponibles de manera sencilla.</w:t>
       </w:r>
@@ -1506,13 +1612,14 @@
     <w:p>
       <w:pPr>
         <w:pStyle w:val="normal1"/>
-        <w:spacing w:after="0" w:line="480" w:lineRule="auto"/>
+        <w:spacing w:lineRule="auto" w:line="480" w:before="0" w:after="0"/>
         <w:ind w:firstLine="720"/>
         <w:jc w:val="both"/>
-      </w:pPr>
-      <w:r>
-        <w:rPr>
-          <w:rFonts w:ascii="Times New Roman" w:eastAsia="Times New Roman" w:hAnsi="Times New Roman" w:cs="Times New Roman"/>
+        <w:rPr/>
+      </w:pPr>
+      <w:r>
+        <w:rPr>
+          <w:rFonts w:eastAsia="Times New Roman" w:cs="Times New Roman" w:ascii="Times New Roman" w:hAnsi="Times New Roman"/>
         </w:rPr>
         <w:t>La organización general del sistema se desarrolló aplicando programación orientada a objetos y separación modular. Cada archivo y clase cumple una responsabilidad específica dentro del proyecto. El módulo del jugador administra posición y puntaje, el mapa controla obstáculos y elementos, la lógica del juego coordina reglas y dificultad, la interfaz administra la representación visual y el módulo de puntajes conserva los resultados históricos.</w:t>
       </w:r>
@@ -1520,37 +1627,31 @@
     <w:p>
       <w:pPr>
         <w:pStyle w:val="normal1"/>
-        <w:spacing w:after="0" w:line="480" w:lineRule="auto"/>
+        <w:spacing w:lineRule="auto" w:line="480" w:before="0" w:after="0"/>
         <w:ind w:firstLine="720"/>
         <w:jc w:val="both"/>
-      </w:pPr>
-      <w:r>
-        <w:rPr>
-          <w:rFonts w:ascii="Times New Roman" w:eastAsia="Times New Roman" w:hAnsi="Times New Roman" w:cs="Times New Roman"/>
-        </w:rPr>
-        <w:t xml:space="preserve">El manejo de procesos concurrentes se resolvió separando la lógica automática del juego de la interfaz gráfica. Mientras el hilo principal administra los eventos de teclado y la representación visual, un segundo proceso se encarga de actualizar el desplazamiento del mapa, controlar la dificultad y administrar la aparición de elementos. Además, se implementaron </w:t>
-      </w:r>
-      <w:r>
-        <w:rPr>
-          <w:rFonts w:ascii="Times New Roman" w:eastAsia="Times New Roman" w:hAnsi="Times New Roman" w:cs="Times New Roman"/>
-        </w:rPr>
-        <w:lastRenderedPageBreak/>
-        <w:t xml:space="preserve">mecanismos de sincronización para evitar conflictos al acceder simultáneamente a los datos del juego. </w:t>
-      </w:r>
-    </w:p>
-    <w:p>
-      <w:pPr>
-        <w:pStyle w:val="normal1"/>
-        <w:spacing w:after="0" w:line="480" w:lineRule="auto"/>
+        <w:rPr/>
+      </w:pPr>
+      <w:r>
+        <w:rPr>
+          <w:rFonts w:eastAsia="Times New Roman" w:cs="Times New Roman" w:ascii="Times New Roman" w:hAnsi="Times New Roman"/>
+        </w:rPr>
+        <w:t xml:space="preserve">El manejo de procesos concurrentes se resolvió separando la lógica automática del juego de la interfaz gráfica. Mientras el hilo principal administra los eventos de teclado y la representación visual, un segundo proceso se encarga de actualizar el desplazamiento del mapa, controlar la dificultad y administrar la aparición de elementos. Además, se implementaron mecanismos de sincronización para evitar conflictos al acceder simultáneamente a los datos del juego. </w:t>
+      </w:r>
+    </w:p>
+    <w:p>
+      <w:pPr>
+        <w:pStyle w:val="normal1"/>
+        <w:spacing w:lineRule="auto" w:line="480" w:before="0" w:after="0"/>
         <w:ind w:firstLine="720"/>
         <w:jc w:val="both"/>
         <w:rPr>
-          <w:rFonts w:ascii="Times New Roman" w:eastAsia="Times New Roman" w:hAnsi="Times New Roman" w:cs="Times New Roman"/>
-        </w:rPr>
-      </w:pPr>
-      <w:r>
-        <w:rPr>
-          <w:rFonts w:ascii="Times New Roman" w:eastAsia="Times New Roman" w:hAnsi="Times New Roman" w:cs="Times New Roman"/>
+          <w:rFonts w:ascii="Times New Roman" w:hAnsi="Times New Roman" w:eastAsia="Times New Roman" w:cs="Times New Roman"/>
+        </w:rPr>
+      </w:pPr>
+      <w:r>
+        <w:rPr>
+          <w:rFonts w:eastAsia="Times New Roman" w:cs="Times New Roman" w:ascii="Times New Roman" w:hAnsi="Times New Roman"/>
         </w:rPr>
         <w:t xml:space="preserve">La interfaz gráfica se desarrolló utilizando Pygame. El sistema muestra menús, pantallas de selección, configuración, puntajes y el escenario principal de juego. Cada celda de la matriz se representa visualmente según su contenido, diferenciando obstáculos, espacios libres, elementos recolectables y posición del jugador. Esto permite transformar el estado lógico interno en una representación visual clara para el usuario. </w:t>
       </w:r>
@@ -1558,13 +1659,14 @@
     <w:p>
       <w:pPr>
         <w:pStyle w:val="normal1"/>
-        <w:spacing w:after="0" w:line="480" w:lineRule="auto"/>
+        <w:spacing w:lineRule="auto" w:line="480" w:before="0" w:after="0"/>
         <w:ind w:firstLine="720"/>
         <w:jc w:val="both"/>
-      </w:pPr>
-      <w:r>
-        <w:rPr>
-          <w:rFonts w:ascii="Times New Roman" w:eastAsia="Times New Roman" w:hAnsi="Times New Roman" w:cs="Times New Roman"/>
+        <w:rPr/>
+      </w:pPr>
+      <w:r>
+        <w:rPr>
+          <w:rFonts w:eastAsia="Times New Roman" w:cs="Times New Roman" w:ascii="Times New Roman" w:hAnsi="Times New Roman"/>
         </w:rPr>
         <w:t xml:space="preserve">La navegación entre pantallas se resolvió mediante un sistema de estados. Dependiendo del valor actual del estado de pantalla, el programa decide qué interfaz mostrar y qué acciones permitir al usuario. Gracias a este enfoque, el flujo general del videojuego se mantiene organizado y cada pantalla funciona de manera independiente. </w:t>
       </w:r>
@@ -1572,16 +1674,16 @@
     <w:p>
       <w:pPr>
         <w:pStyle w:val="normal1"/>
-        <w:spacing w:after="0" w:line="480" w:lineRule="auto"/>
+        <w:spacing w:lineRule="auto" w:line="480" w:before="0" w:after="0"/>
         <w:ind w:firstLine="720"/>
         <w:jc w:val="both"/>
         <w:rPr>
-          <w:rFonts w:ascii="Times New Roman" w:eastAsia="Times New Roman" w:hAnsi="Times New Roman" w:cs="Times New Roman"/>
-        </w:rPr>
-      </w:pPr>
-      <w:r>
-        <w:rPr>
-          <w:rFonts w:ascii="Times New Roman" w:eastAsia="Times New Roman" w:hAnsi="Times New Roman" w:cs="Times New Roman"/>
+          <w:rFonts w:ascii="Times New Roman" w:hAnsi="Times New Roman" w:eastAsia="Times New Roman" w:cs="Times New Roman"/>
+        </w:rPr>
+      </w:pPr>
+      <w:r>
+        <w:rPr>
+          <w:rFonts w:eastAsia="Times New Roman" w:cs="Times New Roman" w:ascii="Times New Roman" w:hAnsi="Times New Roman"/>
         </w:rPr>
         <w:t xml:space="preserve">La configuración de controles se implementó mediante estructuras que relacionan acciones con teclas específicas. El sistema permite modificar controles desde la interfaz y valida automáticamente que no existan conflictos entre teclas asignadas. Esto mejora la personalización y evita errores durante la partida. </w:t>
       </w:r>
@@ -1589,13 +1691,14 @@
     <w:p>
       <w:pPr>
         <w:pStyle w:val="normal1"/>
-        <w:spacing w:after="0" w:line="480" w:lineRule="auto"/>
+        <w:spacing w:lineRule="auto" w:line="480" w:before="0" w:after="0"/>
         <w:ind w:firstLine="720"/>
         <w:jc w:val="both"/>
-      </w:pPr>
-      <w:r>
-        <w:rPr>
-          <w:rFonts w:ascii="Times New Roman" w:eastAsia="Times New Roman" w:hAnsi="Times New Roman" w:cs="Times New Roman"/>
+        <w:rPr/>
+      </w:pPr>
+      <w:r>
+        <w:rPr>
+          <w:rFonts w:eastAsia="Times New Roman" w:cs="Times New Roman" w:ascii="Times New Roman" w:hAnsi="Times New Roman"/>
         </w:rPr>
         <w:t xml:space="preserve">El almacenamiento de puntajes se resolvió utilizando archivos de texto separados según el tamaño del mapa. Al finalizar cada partida, el sistema registra el nuevo resultado, ordena los puntajes obtenidos y conserva únicamente los mejores registros. Esta solución permite mantener clasificaciones independientes para cada dificultad disponible dentro del juego. </w:t>
       </w:r>
@@ -1603,25 +1706,18 @@
     <w:p>
       <w:pPr>
         <w:pStyle w:val="normal1"/>
-        <w:spacing w:line="480" w:lineRule="auto"/>
+        <w:spacing w:lineRule="auto" w:line="480"/>
         <w:ind w:firstLine="720"/>
         <w:jc w:val="both"/>
         <w:rPr>
-          <w:rFonts w:ascii="Times New Roman" w:eastAsia="Times New Roman" w:hAnsi="Times New Roman" w:cs="Times New Roman"/>
-        </w:rPr>
-      </w:pPr>
-      <w:r>
-        <w:rPr>
-          <w:rFonts w:ascii="Times New Roman" w:eastAsia="Times New Roman" w:hAnsi="Times New Roman" w:cs="Times New Roman"/>
-        </w:rPr>
-        <w:t xml:space="preserve">Finalmente, para garantizar la consistencia general del sistema, se estableció un flujo de comunicación controlado entre módulos. La interfaz interpreta las acciones del usuario, la lógica del juego coordina las operaciones y el mapa valida o modifica el escenario. Posteriormente, la interfaz actualiza la representación visual utilizando el nuevo estado generado. Gracias a esta </w:t>
-      </w:r>
-      <w:r>
-        <w:rPr>
-          <w:rFonts w:ascii="Times New Roman" w:eastAsia="Times New Roman" w:hAnsi="Times New Roman" w:cs="Times New Roman"/>
-        </w:rPr>
-        <w:lastRenderedPageBreak/>
-        <w:t xml:space="preserve">estructura, el videojuego mantiene coherencia entre la lógica interna y la experiencia visual presentada al jugador. </w:t>
+          <w:rFonts w:ascii="Times New Roman" w:hAnsi="Times New Roman" w:eastAsia="Times New Roman" w:cs="Times New Roman"/>
+        </w:rPr>
+      </w:pPr>
+      <w:r>
+        <w:rPr>
+          <w:rFonts w:eastAsia="Times New Roman" w:cs="Times New Roman" w:ascii="Times New Roman" w:hAnsi="Times New Roman"/>
+        </w:rPr>
+        <w:t xml:space="preserve">Finalmente, para garantizar la consistencia general del sistema, se estableció un flujo de comunicación controlado entre módulos. La interfaz interpreta las acciones del usuario, la lógica del juego coordina las operaciones y el mapa valida o modifica el escenario. Posteriormente, la interfaz actualiza la representación visual utilizando el nuevo estado generado. Gracias a esta estructura, el videojuego mantiene coherencia entre la lógica interna y la experiencia visual presentada al jugador. </w:t>
       </w:r>
       <w:r>
         <w:br w:type="page"/>
@@ -1629,38 +1725,38 @@
     </w:p>
     <w:p>
       <w:pPr>
-        <w:pStyle w:val="Ttulo1"/>
-        <w:spacing w:before="0"/>
-      </w:pPr>
-      <w:bookmarkStart w:id="5" w:name="_heading=h.mq3336rnmk8j"/>
-      <w:bookmarkEnd w:id="5"/>
-      <w:r>
-        <w:rPr>
-          <w:rFonts w:ascii="Times New Roman" w:eastAsia="Times New Roman" w:hAnsi="Times New Roman" w:cs="Times New Roman"/>
+        <w:pStyle w:val="Heading1"/>
+        <w:spacing w:before="0" w:after="80"/>
+        <w:rPr/>
+      </w:pPr>
+      <w:bookmarkStart w:id="6" w:name="_heading=h.mq3336rnmk8j"/>
+      <w:bookmarkEnd w:id="6"/>
+      <w:r>
+        <w:rPr>
+          <w:rFonts w:eastAsia="Times New Roman" w:cs="Times New Roman" w:ascii="Times New Roman" w:hAnsi="Times New Roman"/>
           <w:b/>
           <w:bCs/>
           <w:sz w:val="24"/>
           <w:szCs w:val="24"/>
         </w:rPr>
-        <w:lastRenderedPageBreak/>
         <w:tab/>
         <w:t>Análisis de los resultados:</w:t>
       </w:r>
     </w:p>
     <w:p>
       <w:pPr>
-        <w:pStyle w:val="Ttulo2"/>
-        <w:rPr>
-          <w:rFonts w:ascii="Times New Roman" w:eastAsia="Times New Roman" w:hAnsi="Times New Roman" w:cs="Times New Roman"/>
+        <w:pStyle w:val="Heading2"/>
+        <w:rPr>
+          <w:rFonts w:ascii="Times New Roman" w:hAnsi="Times New Roman" w:eastAsia="Times New Roman" w:cs="Times New Roman"/>
           <w:sz w:val="24"/>
           <w:szCs w:val="24"/>
         </w:rPr>
       </w:pPr>
-      <w:bookmarkStart w:id="6" w:name="_heading=h.1rfg0qyrrwz5"/>
-      <w:bookmarkEnd w:id="6"/>
-      <w:r>
-        <w:rPr>
-          <w:rFonts w:ascii="Times New Roman" w:eastAsia="Times New Roman" w:hAnsi="Times New Roman" w:cs="Times New Roman"/>
+      <w:bookmarkStart w:id="7" w:name="_heading=h.1rfg0qyrrwz5"/>
+      <w:bookmarkEnd w:id="7"/>
+      <w:r>
+        <w:rPr>
+          <w:rFonts w:eastAsia="Times New Roman" w:cs="Times New Roman" w:ascii="Times New Roman" w:hAnsi="Times New Roman"/>
           <w:sz w:val="24"/>
           <w:szCs w:val="24"/>
         </w:rPr>
@@ -1671,16 +1767,16 @@
     <w:p>
       <w:pPr>
         <w:pStyle w:val="normal1"/>
-        <w:spacing w:after="0" w:line="480" w:lineRule="auto"/>
+        <w:spacing w:lineRule="auto" w:line="480" w:before="0" w:after="0"/>
         <w:ind w:firstLine="720"/>
         <w:jc w:val="both"/>
         <w:rPr>
-          <w:rFonts w:ascii="Times New Roman" w:eastAsia="Times New Roman" w:hAnsi="Times New Roman" w:cs="Times New Roman"/>
-        </w:rPr>
-      </w:pPr>
-      <w:r>
-        <w:rPr>
-          <w:rFonts w:ascii="Times New Roman" w:eastAsia="Times New Roman" w:hAnsi="Times New Roman" w:cs="Times New Roman"/>
+          <w:rFonts w:ascii="Times New Roman" w:hAnsi="Times New Roman" w:eastAsia="Times New Roman" w:cs="Times New Roman"/>
+        </w:rPr>
+      </w:pPr>
+      <w:r>
+        <w:rPr>
+          <w:rFonts w:eastAsia="Times New Roman" w:cs="Times New Roman" w:ascii="Times New Roman" w:hAnsi="Times New Roman"/>
         </w:rPr>
         <w:t>Tabla 1</w:t>
       </w:r>
@@ -1689,6 +1785,7 @@
       <w:tblPr>
         <w:tblStyle w:val="TableNormal"/>
         <w:tblW w:w="9060" w:type="dxa"/>
+        <w:jc w:val="left"/>
         <w:tblInd w:w="264" w:type="dxa"/>
         <w:tblLayout w:type="fixed"/>
         <w:tblCellMar>
@@ -1697,37 +1794,51 @@
           <w:bottom w:w="0" w:type="dxa"/>
           <w:right w:w="108" w:type="dxa"/>
         </w:tblCellMar>
-        <w:tblLook w:val="0400" w:firstRow="0" w:lastRow="0" w:firstColumn="0" w:lastColumn="0" w:noHBand="0" w:noVBand="1"/>
+        <w:tblLook w:val="0400" w:noHBand="0" w:noVBand="1" w:firstColumn="0" w:lastRow="0" w:lastColumn="0" w:firstRow="0"/>
       </w:tblPr>
       <w:tblGrid>
-        <w:gridCol w:w="2568"/>
+        <w:gridCol w:w="2567"/>
         <w:gridCol w:w="2940"/>
-        <w:gridCol w:w="3552"/>
+        <w:gridCol w:w="3553"/>
       </w:tblGrid>
       <w:tr>
-        <w:tc>
-          <w:tcPr>
-            <w:tcW w:w="2568" w:type="dxa"/>
-            <w:tcBorders>
-              <w:top w:val="single" w:sz="4" w:space="0" w:color="000000"/>
-              <w:left w:val="single" w:sz="4" w:space="0" w:color="000000"/>
-              <w:bottom w:val="single" w:sz="4" w:space="0" w:color="000000"/>
-              <w:right w:val="single" w:sz="4" w:space="0" w:color="000000"/>
-            </w:tcBorders>
-            <w:shd w:val="clear" w:color="auto" w:fill="C1E4F5"/>
+        <w:trPr/>
+        <w:tc>
+          <w:tcPr>
+            <w:tcW w:w="2567" w:type="dxa"/>
+            <w:tcBorders>
+              <w:top w:val="single" w:sz="4" w:space="0" w:color="000000"/>
+              <w:left w:val="single" w:sz="4" w:space="0" w:color="000000"/>
+              <w:bottom w:val="single" w:sz="4" w:space="0" w:color="000000"/>
+              <w:right w:val="single" w:sz="4" w:space="0" w:color="000000"/>
+            </w:tcBorders>
+            <w:shd w:color="auto" w:fill="C1E4F5" w:val="clear"/>
             <w:vAlign w:val="center"/>
           </w:tcPr>
           <w:p>
             <w:pPr>
               <w:pStyle w:val="normal1"/>
-              <w:spacing w:after="0" w:line="360" w:lineRule="auto"/>
-              <w:jc w:val="center"/>
-            </w:pPr>
-            <w:r>
-              <w:rPr>
-                <w:rFonts w:ascii="Times New Roman" w:eastAsia="Times New Roman" w:hAnsi="Times New Roman" w:cs="Times New Roman"/>
+              <w:widowControl/>
+              <w:suppressAutoHyphens w:val="true"/>
+              <w:spacing w:lineRule="auto" w:line="360" w:before="0" w:after="0"/>
+              <w:jc w:val="center"/>
+              <w:rPr>
+                <w:rFonts w:ascii="Aptos" w:hAnsi="Aptos" w:eastAsia="Aptos" w:cs="Aptos"/>
+                <w:kern w:val="0"/>
+                <w:sz w:val="24"/>
+                <w:szCs w:val="24"/>
+                <w:lang w:val="es-CR" w:eastAsia="zh-CN" w:bidi="hi-IN"/>
+              </w:rPr>
+            </w:pPr>
+            <w:r>
+              <w:rPr>
+                <w:rFonts w:eastAsia="Times New Roman" w:cs="Times New Roman" w:ascii="Times New Roman" w:hAnsi="Times New Roman"/>
                 <w:b/>
                 <w:bCs/>
+                <w:kern w:val="0"/>
+                <w:sz w:val="24"/>
+                <w:szCs w:val="24"/>
+                <w:lang w:val="es-CR" w:eastAsia="zh-CN" w:bidi="hi-IN"/>
               </w:rPr>
               <w:t>Tarea/Requerimiento</w:t>
             </w:r>
@@ -1742,20 +1853,33 @@
               <w:bottom w:val="single" w:sz="4" w:space="0" w:color="000000"/>
               <w:right w:val="single" w:sz="4" w:space="0" w:color="000000"/>
             </w:tcBorders>
-            <w:shd w:val="clear" w:color="auto" w:fill="C1E4F5"/>
+            <w:shd w:color="auto" w:fill="C1E4F5" w:val="clear"/>
             <w:vAlign w:val="center"/>
           </w:tcPr>
           <w:p>
             <w:pPr>
               <w:pStyle w:val="normal1"/>
-              <w:spacing w:after="0" w:line="360" w:lineRule="auto"/>
-              <w:jc w:val="center"/>
-            </w:pPr>
-            <w:r>
-              <w:rPr>
-                <w:rFonts w:ascii="Times New Roman" w:eastAsia="Times New Roman" w:hAnsi="Times New Roman" w:cs="Times New Roman"/>
+              <w:widowControl/>
+              <w:suppressAutoHyphens w:val="true"/>
+              <w:spacing w:lineRule="auto" w:line="360" w:before="0" w:after="0"/>
+              <w:jc w:val="center"/>
+              <w:rPr>
+                <w:rFonts w:ascii="Aptos" w:hAnsi="Aptos" w:eastAsia="Aptos" w:cs="Aptos"/>
+                <w:kern w:val="0"/>
+                <w:sz w:val="24"/>
+                <w:szCs w:val="24"/>
+                <w:lang w:val="es-CR" w:eastAsia="zh-CN" w:bidi="hi-IN"/>
+              </w:rPr>
+            </w:pPr>
+            <w:r>
+              <w:rPr>
+                <w:rFonts w:eastAsia="Times New Roman" w:cs="Times New Roman" w:ascii="Times New Roman" w:hAnsi="Times New Roman"/>
                 <w:b/>
                 <w:bCs/>
+                <w:kern w:val="0"/>
+                <w:sz w:val="24"/>
+                <w:szCs w:val="24"/>
+                <w:lang w:val="es-CR" w:eastAsia="zh-CN" w:bidi="hi-IN"/>
               </w:rPr>
               <w:t>Estado</w:t>
             </w:r>
@@ -1763,27 +1887,40 @@
         </w:tc>
         <w:tc>
           <w:tcPr>
-            <w:tcW w:w="3552" w:type="dxa"/>
-            <w:tcBorders>
-              <w:top w:val="single" w:sz="4" w:space="0" w:color="000000"/>
-              <w:left w:val="single" w:sz="4" w:space="0" w:color="000000"/>
-              <w:bottom w:val="single" w:sz="4" w:space="0" w:color="000000"/>
-              <w:right w:val="single" w:sz="4" w:space="0" w:color="000000"/>
-            </w:tcBorders>
-            <w:shd w:val="clear" w:color="auto" w:fill="C1E4F5"/>
+            <w:tcW w:w="3553" w:type="dxa"/>
+            <w:tcBorders>
+              <w:top w:val="single" w:sz="4" w:space="0" w:color="000000"/>
+              <w:left w:val="single" w:sz="4" w:space="0" w:color="000000"/>
+              <w:bottom w:val="single" w:sz="4" w:space="0" w:color="000000"/>
+              <w:right w:val="single" w:sz="4" w:space="0" w:color="000000"/>
+            </w:tcBorders>
+            <w:shd w:color="auto" w:fill="C1E4F5" w:val="clear"/>
             <w:vAlign w:val="center"/>
           </w:tcPr>
           <w:p>
             <w:pPr>
               <w:pStyle w:val="normal1"/>
-              <w:spacing w:after="0" w:line="360" w:lineRule="auto"/>
-              <w:jc w:val="center"/>
-            </w:pPr>
-            <w:r>
-              <w:rPr>
-                <w:rFonts w:ascii="Times New Roman" w:eastAsia="Times New Roman" w:hAnsi="Times New Roman" w:cs="Times New Roman"/>
+              <w:widowControl/>
+              <w:suppressAutoHyphens w:val="true"/>
+              <w:spacing w:lineRule="auto" w:line="360" w:before="0" w:after="0"/>
+              <w:jc w:val="center"/>
+              <w:rPr>
+                <w:rFonts w:ascii="Aptos" w:hAnsi="Aptos" w:eastAsia="Aptos" w:cs="Aptos"/>
+                <w:kern w:val="0"/>
+                <w:sz w:val="24"/>
+                <w:szCs w:val="24"/>
+                <w:lang w:val="es-CR" w:eastAsia="zh-CN" w:bidi="hi-IN"/>
+              </w:rPr>
+            </w:pPr>
+            <w:r>
+              <w:rPr>
+                <w:rFonts w:eastAsia="Times New Roman" w:cs="Times New Roman" w:ascii="Times New Roman" w:hAnsi="Times New Roman"/>
                 <w:b/>
                 <w:bCs/>
+                <w:kern w:val="0"/>
+                <w:sz w:val="24"/>
+                <w:szCs w:val="24"/>
+                <w:lang w:val="es-CR" w:eastAsia="zh-CN" w:bidi="hi-IN"/>
               </w:rPr>
               <w:t>Observaciones</w:t>
             </w:r>
@@ -1791,9 +1928,10 @@
         </w:tc>
       </w:tr>
       <w:tr>
-        <w:tc>
-          <w:tcPr>
-            <w:tcW w:w="2568" w:type="dxa"/>
+        <w:trPr/>
+        <w:tc>
+          <w:tcPr>
+            <w:tcW w:w="2567" w:type="dxa"/>
             <w:tcBorders>
               <w:top w:val="single" w:sz="4" w:space="0" w:color="000000"/>
               <w:left w:val="single" w:sz="4" w:space="0" w:color="000000"/>
@@ -1805,12 +1943,25 @@
           <w:p>
             <w:pPr>
               <w:pStyle w:val="normal1"/>
-              <w:spacing w:after="0" w:line="360" w:lineRule="auto"/>
-              <w:jc w:val="center"/>
-            </w:pPr>
-            <w:r>
-              <w:rPr>
-                <w:rFonts w:ascii="Times New Roman" w:eastAsia="Times New Roman" w:hAnsi="Times New Roman" w:cs="Times New Roman"/>
+              <w:widowControl/>
+              <w:suppressAutoHyphens w:val="true"/>
+              <w:spacing w:lineRule="auto" w:line="360" w:before="0" w:after="0"/>
+              <w:jc w:val="center"/>
+              <w:rPr>
+                <w:rFonts w:ascii="Aptos" w:hAnsi="Aptos" w:eastAsia="Aptos" w:cs="Aptos"/>
+                <w:kern w:val="0"/>
+                <w:sz w:val="24"/>
+                <w:szCs w:val="24"/>
+                <w:lang w:val="es-CR" w:eastAsia="zh-CN" w:bidi="hi-IN"/>
+              </w:rPr>
+            </w:pPr>
+            <w:r>
+              <w:rPr>
+                <w:rFonts w:eastAsia="Times New Roman" w:cs="Times New Roman" w:ascii="Times New Roman" w:hAnsi="Times New Roman"/>
+                <w:kern w:val="0"/>
+                <w:sz w:val="24"/>
+                <w:szCs w:val="24"/>
+                <w:lang w:val="es-CR" w:eastAsia="zh-CN" w:bidi="hi-IN"/>
               </w:rPr>
               <w:t>Generación de Matriz</w:t>
             </w:r>
@@ -1830,12 +1981,25 @@
           <w:p>
             <w:pPr>
               <w:pStyle w:val="normal1"/>
-              <w:spacing w:after="0" w:line="360" w:lineRule="auto"/>
-              <w:jc w:val="center"/>
-            </w:pPr>
-            <w:r>
-              <w:rPr>
-                <w:rFonts w:ascii="Times New Roman" w:eastAsia="Times New Roman" w:hAnsi="Times New Roman" w:cs="Times New Roman"/>
+              <w:widowControl/>
+              <w:suppressAutoHyphens w:val="true"/>
+              <w:spacing w:lineRule="auto" w:line="360" w:before="0" w:after="0"/>
+              <w:jc w:val="center"/>
+              <w:rPr>
+                <w:rFonts w:ascii="Aptos" w:hAnsi="Aptos" w:eastAsia="Aptos" w:cs="Aptos"/>
+                <w:kern w:val="0"/>
+                <w:sz w:val="24"/>
+                <w:szCs w:val="24"/>
+                <w:lang w:val="es-CR" w:eastAsia="zh-CN" w:bidi="hi-IN"/>
+              </w:rPr>
+            </w:pPr>
+            <w:r>
+              <w:rPr>
+                <w:rFonts w:eastAsia="Times New Roman" w:cs="Times New Roman" w:ascii="Times New Roman" w:hAnsi="Times New Roman"/>
+                <w:kern w:val="0"/>
+                <w:sz w:val="24"/>
+                <w:szCs w:val="24"/>
+                <w:lang w:val="es-CR" w:eastAsia="zh-CN" w:bidi="hi-IN"/>
               </w:rPr>
               <w:t>Completo</w:t>
             </w:r>
@@ -1843,23 +2007,36 @@
         </w:tc>
         <w:tc>
           <w:tcPr>
-            <w:tcW w:w="3552" w:type="dxa"/>
-            <w:tcBorders>
-              <w:top w:val="single" w:sz="4" w:space="0" w:color="000000"/>
-              <w:left w:val="single" w:sz="4" w:space="0" w:color="000000"/>
-              <w:bottom w:val="single" w:sz="4" w:space="0" w:color="000000"/>
-              <w:right w:val="single" w:sz="4" w:space="0" w:color="000000"/>
-            </w:tcBorders>
-          </w:tcPr>
-          <w:p>
-            <w:pPr>
-              <w:pStyle w:val="normal1"/>
-              <w:spacing w:after="0" w:line="360" w:lineRule="auto"/>
-              <w:jc w:val="center"/>
-            </w:pPr>
-            <w:r>
-              <w:rPr>
-                <w:rFonts w:ascii="Times New Roman" w:eastAsia="Times New Roman" w:hAnsi="Times New Roman" w:cs="Times New Roman"/>
+            <w:tcW w:w="3553" w:type="dxa"/>
+            <w:tcBorders>
+              <w:top w:val="single" w:sz="4" w:space="0" w:color="000000"/>
+              <w:left w:val="single" w:sz="4" w:space="0" w:color="000000"/>
+              <w:bottom w:val="single" w:sz="4" w:space="0" w:color="000000"/>
+              <w:right w:val="single" w:sz="4" w:space="0" w:color="000000"/>
+            </w:tcBorders>
+          </w:tcPr>
+          <w:p>
+            <w:pPr>
+              <w:pStyle w:val="normal1"/>
+              <w:widowControl/>
+              <w:suppressAutoHyphens w:val="true"/>
+              <w:spacing w:lineRule="auto" w:line="360" w:before="0" w:after="0"/>
+              <w:jc w:val="center"/>
+              <w:rPr>
+                <w:rFonts w:ascii="Aptos" w:hAnsi="Aptos" w:eastAsia="Aptos" w:cs="Aptos"/>
+                <w:kern w:val="0"/>
+                <w:sz w:val="24"/>
+                <w:szCs w:val="24"/>
+                <w:lang w:val="es-CR" w:eastAsia="zh-CN" w:bidi="hi-IN"/>
+              </w:rPr>
+            </w:pPr>
+            <w:r>
+              <w:rPr>
+                <w:rFonts w:eastAsia="Times New Roman" w:cs="Times New Roman" w:ascii="Times New Roman" w:hAnsi="Times New Roman"/>
+                <w:kern w:val="0"/>
+                <w:sz w:val="24"/>
+                <w:szCs w:val="24"/>
+                <w:lang w:val="es-CR" w:eastAsia="zh-CN" w:bidi="hi-IN"/>
               </w:rPr>
               <w:t>La matriz se genera dinámicamente según el tamaño seleccionado por el usuario.</w:t>
             </w:r>
@@ -1867,9 +2044,10 @@
         </w:tc>
       </w:tr>
       <w:tr>
-        <w:tc>
-          <w:tcPr>
-            <w:tcW w:w="2568" w:type="dxa"/>
+        <w:trPr/>
+        <w:tc>
+          <w:tcPr>
+            <w:tcW w:w="2567" w:type="dxa"/>
             <w:tcBorders>
               <w:top w:val="single" w:sz="4" w:space="0" w:color="000000"/>
               <w:left w:val="single" w:sz="4" w:space="0" w:color="000000"/>
@@ -1881,12 +2059,25 @@
           <w:p>
             <w:pPr>
               <w:pStyle w:val="normal1"/>
-              <w:spacing w:after="0" w:line="360" w:lineRule="auto"/>
-              <w:jc w:val="center"/>
-            </w:pPr>
-            <w:r>
-              <w:rPr>
-                <w:rFonts w:ascii="Times New Roman" w:eastAsia="Times New Roman" w:hAnsi="Times New Roman" w:cs="Times New Roman"/>
+              <w:widowControl/>
+              <w:suppressAutoHyphens w:val="true"/>
+              <w:spacing w:lineRule="auto" w:line="360" w:before="0" w:after="0"/>
+              <w:jc w:val="center"/>
+              <w:rPr>
+                <w:rFonts w:ascii="Aptos" w:hAnsi="Aptos" w:eastAsia="Aptos" w:cs="Aptos"/>
+                <w:kern w:val="0"/>
+                <w:sz w:val="24"/>
+                <w:szCs w:val="24"/>
+                <w:lang w:val="es-CR" w:eastAsia="zh-CN" w:bidi="hi-IN"/>
+              </w:rPr>
+            </w:pPr>
+            <w:r>
+              <w:rPr>
+                <w:rFonts w:eastAsia="Times New Roman" w:cs="Times New Roman" w:ascii="Times New Roman" w:hAnsi="Times New Roman"/>
+                <w:kern w:val="0"/>
+                <w:sz w:val="24"/>
+                <w:szCs w:val="24"/>
+                <w:lang w:val="es-CR" w:eastAsia="zh-CN" w:bidi="hi-IN"/>
               </w:rPr>
               <w:t>Movimiento del jugador</w:t>
             </w:r>
@@ -1906,12 +2097,25 @@
           <w:p>
             <w:pPr>
               <w:pStyle w:val="normal1"/>
-              <w:spacing w:after="0" w:line="360" w:lineRule="auto"/>
-              <w:jc w:val="center"/>
-            </w:pPr>
-            <w:r>
-              <w:rPr>
-                <w:rFonts w:ascii="Times New Roman" w:eastAsia="Times New Roman" w:hAnsi="Times New Roman" w:cs="Times New Roman"/>
+              <w:widowControl/>
+              <w:suppressAutoHyphens w:val="true"/>
+              <w:spacing w:lineRule="auto" w:line="360" w:before="0" w:after="0"/>
+              <w:jc w:val="center"/>
+              <w:rPr>
+                <w:rFonts w:ascii="Aptos" w:hAnsi="Aptos" w:eastAsia="Aptos" w:cs="Aptos"/>
+                <w:kern w:val="0"/>
+                <w:sz w:val="24"/>
+                <w:szCs w:val="24"/>
+                <w:lang w:val="es-CR" w:eastAsia="zh-CN" w:bidi="hi-IN"/>
+              </w:rPr>
+            </w:pPr>
+            <w:r>
+              <w:rPr>
+                <w:rFonts w:eastAsia="Times New Roman" w:cs="Times New Roman" w:ascii="Times New Roman" w:hAnsi="Times New Roman"/>
+                <w:kern w:val="0"/>
+                <w:sz w:val="24"/>
+                <w:szCs w:val="24"/>
+                <w:lang w:val="es-CR" w:eastAsia="zh-CN" w:bidi="hi-IN"/>
               </w:rPr>
               <w:t>Completo</w:t>
             </w:r>
@@ -1919,23 +2123,36 @@
         </w:tc>
         <w:tc>
           <w:tcPr>
-            <w:tcW w:w="3552" w:type="dxa"/>
-            <w:tcBorders>
-              <w:top w:val="single" w:sz="4" w:space="0" w:color="000000"/>
-              <w:left w:val="single" w:sz="4" w:space="0" w:color="000000"/>
-              <w:bottom w:val="single" w:sz="4" w:space="0" w:color="000000"/>
-              <w:right w:val="single" w:sz="4" w:space="0" w:color="000000"/>
-            </w:tcBorders>
-          </w:tcPr>
-          <w:p>
-            <w:pPr>
-              <w:pStyle w:val="normal1"/>
-              <w:spacing w:after="0" w:line="360" w:lineRule="auto"/>
-              <w:jc w:val="center"/>
-            </w:pPr>
-            <w:r>
-              <w:rPr>
-                <w:rFonts w:ascii="Times New Roman" w:eastAsia="Times New Roman" w:hAnsi="Times New Roman" w:cs="Times New Roman"/>
+            <w:tcW w:w="3553" w:type="dxa"/>
+            <w:tcBorders>
+              <w:top w:val="single" w:sz="4" w:space="0" w:color="000000"/>
+              <w:left w:val="single" w:sz="4" w:space="0" w:color="000000"/>
+              <w:bottom w:val="single" w:sz="4" w:space="0" w:color="000000"/>
+              <w:right w:val="single" w:sz="4" w:space="0" w:color="000000"/>
+            </w:tcBorders>
+          </w:tcPr>
+          <w:p>
+            <w:pPr>
+              <w:pStyle w:val="normal1"/>
+              <w:widowControl/>
+              <w:suppressAutoHyphens w:val="true"/>
+              <w:spacing w:lineRule="auto" w:line="360" w:before="0" w:after="0"/>
+              <w:jc w:val="center"/>
+              <w:rPr>
+                <w:rFonts w:ascii="Aptos" w:hAnsi="Aptos" w:eastAsia="Aptos" w:cs="Aptos"/>
+                <w:kern w:val="0"/>
+                <w:sz w:val="24"/>
+                <w:szCs w:val="24"/>
+                <w:lang w:val="es-CR" w:eastAsia="zh-CN" w:bidi="hi-IN"/>
+              </w:rPr>
+            </w:pPr>
+            <w:r>
+              <w:rPr>
+                <w:rFonts w:eastAsia="Times New Roman" w:cs="Times New Roman" w:ascii="Times New Roman" w:hAnsi="Times New Roman"/>
+                <w:kern w:val="0"/>
+                <w:sz w:val="24"/>
+                <w:szCs w:val="24"/>
+                <w:lang w:val="es-CR" w:eastAsia="zh-CN" w:bidi="hi-IN"/>
               </w:rPr>
               <w:t>El jugador puede desplazarse en las cuatro direcciones mediante el teclado.</w:t>
             </w:r>
@@ -1943,9 +2160,10 @@
         </w:tc>
       </w:tr>
       <w:tr>
-        <w:tc>
-          <w:tcPr>
-            <w:tcW w:w="2568" w:type="dxa"/>
+        <w:trPr/>
+        <w:tc>
+          <w:tcPr>
+            <w:tcW w:w="2567" w:type="dxa"/>
             <w:tcBorders>
               <w:top w:val="single" w:sz="4" w:space="0" w:color="000000"/>
               <w:left w:val="single" w:sz="4" w:space="0" w:color="000000"/>
@@ -1957,12 +2175,25 @@
           <w:p>
             <w:pPr>
               <w:pStyle w:val="normal1"/>
-              <w:spacing w:after="0" w:line="360" w:lineRule="auto"/>
-              <w:jc w:val="center"/>
-            </w:pPr>
-            <w:r>
-              <w:rPr>
-                <w:rFonts w:ascii="Times New Roman" w:eastAsia="Times New Roman" w:hAnsi="Times New Roman" w:cs="Times New Roman"/>
+              <w:widowControl/>
+              <w:suppressAutoHyphens w:val="true"/>
+              <w:spacing w:lineRule="auto" w:line="360" w:before="0" w:after="0"/>
+              <w:jc w:val="center"/>
+              <w:rPr>
+                <w:rFonts w:ascii="Aptos" w:hAnsi="Aptos" w:eastAsia="Aptos" w:cs="Aptos"/>
+                <w:kern w:val="0"/>
+                <w:sz w:val="24"/>
+                <w:szCs w:val="24"/>
+                <w:lang w:val="es-CR" w:eastAsia="zh-CN" w:bidi="hi-IN"/>
+              </w:rPr>
+            </w:pPr>
+            <w:r>
+              <w:rPr>
+                <w:rFonts w:eastAsia="Times New Roman" w:cs="Times New Roman" w:ascii="Times New Roman" w:hAnsi="Times New Roman"/>
+                <w:kern w:val="0"/>
+                <w:sz w:val="24"/>
+                <w:szCs w:val="24"/>
+                <w:lang w:val="es-CR" w:eastAsia="zh-CN" w:bidi="hi-IN"/>
               </w:rPr>
               <w:t>Validación de obstáculos</w:t>
             </w:r>
@@ -1982,12 +2213,25 @@
           <w:p>
             <w:pPr>
               <w:pStyle w:val="normal1"/>
-              <w:spacing w:after="0" w:line="360" w:lineRule="auto"/>
-              <w:jc w:val="center"/>
-            </w:pPr>
-            <w:r>
-              <w:rPr>
-                <w:rFonts w:ascii="Times New Roman" w:eastAsia="Times New Roman" w:hAnsi="Times New Roman" w:cs="Times New Roman"/>
+              <w:widowControl/>
+              <w:suppressAutoHyphens w:val="true"/>
+              <w:spacing w:lineRule="auto" w:line="360" w:before="0" w:after="0"/>
+              <w:jc w:val="center"/>
+              <w:rPr>
+                <w:rFonts w:ascii="Aptos" w:hAnsi="Aptos" w:eastAsia="Aptos" w:cs="Aptos"/>
+                <w:kern w:val="0"/>
+                <w:sz w:val="24"/>
+                <w:szCs w:val="24"/>
+                <w:lang w:val="es-CR" w:eastAsia="zh-CN" w:bidi="hi-IN"/>
+              </w:rPr>
+            </w:pPr>
+            <w:r>
+              <w:rPr>
+                <w:rFonts w:eastAsia="Times New Roman" w:cs="Times New Roman" w:ascii="Times New Roman" w:hAnsi="Times New Roman"/>
+                <w:kern w:val="0"/>
+                <w:sz w:val="24"/>
+                <w:szCs w:val="24"/>
+                <w:lang w:val="es-CR" w:eastAsia="zh-CN" w:bidi="hi-IN"/>
               </w:rPr>
               <w:t>Completo</w:t>
             </w:r>
@@ -1995,23 +2239,36 @@
         </w:tc>
         <w:tc>
           <w:tcPr>
-            <w:tcW w:w="3552" w:type="dxa"/>
-            <w:tcBorders>
-              <w:top w:val="single" w:sz="4" w:space="0" w:color="000000"/>
-              <w:left w:val="single" w:sz="4" w:space="0" w:color="000000"/>
-              <w:bottom w:val="single" w:sz="4" w:space="0" w:color="000000"/>
-              <w:right w:val="single" w:sz="4" w:space="0" w:color="000000"/>
-            </w:tcBorders>
-          </w:tcPr>
-          <w:p>
-            <w:pPr>
-              <w:pStyle w:val="normal1"/>
-              <w:spacing w:after="0" w:line="360" w:lineRule="auto"/>
-              <w:jc w:val="center"/>
-            </w:pPr>
-            <w:r>
-              <w:rPr>
-                <w:rFonts w:ascii="Times New Roman" w:eastAsia="Times New Roman" w:hAnsi="Times New Roman" w:cs="Times New Roman"/>
+            <w:tcW w:w="3553" w:type="dxa"/>
+            <w:tcBorders>
+              <w:top w:val="single" w:sz="4" w:space="0" w:color="000000"/>
+              <w:left w:val="single" w:sz="4" w:space="0" w:color="000000"/>
+              <w:bottom w:val="single" w:sz="4" w:space="0" w:color="000000"/>
+              <w:right w:val="single" w:sz="4" w:space="0" w:color="000000"/>
+            </w:tcBorders>
+          </w:tcPr>
+          <w:p>
+            <w:pPr>
+              <w:pStyle w:val="normal1"/>
+              <w:widowControl/>
+              <w:suppressAutoHyphens w:val="true"/>
+              <w:spacing w:lineRule="auto" w:line="360" w:before="0" w:after="0"/>
+              <w:jc w:val="center"/>
+              <w:rPr>
+                <w:rFonts w:ascii="Aptos" w:hAnsi="Aptos" w:eastAsia="Aptos" w:cs="Aptos"/>
+                <w:kern w:val="0"/>
+                <w:sz w:val="24"/>
+                <w:szCs w:val="24"/>
+                <w:lang w:val="es-CR" w:eastAsia="zh-CN" w:bidi="hi-IN"/>
+              </w:rPr>
+            </w:pPr>
+            <w:r>
+              <w:rPr>
+                <w:rFonts w:eastAsia="Times New Roman" w:cs="Times New Roman" w:ascii="Times New Roman" w:hAnsi="Times New Roman"/>
+                <w:kern w:val="0"/>
+                <w:sz w:val="24"/>
+                <w:szCs w:val="24"/>
+                <w:lang w:val="es-CR" w:eastAsia="zh-CN" w:bidi="hi-IN"/>
               </w:rPr>
               <w:t>El sistema impide atravesar celdas ocupadas por muros.</w:t>
             </w:r>
@@ -2019,9 +2276,10 @@
         </w:tc>
       </w:tr>
       <w:tr>
-        <w:tc>
-          <w:tcPr>
-            <w:tcW w:w="2568" w:type="dxa"/>
+        <w:trPr/>
+        <w:tc>
+          <w:tcPr>
+            <w:tcW w:w="2567" w:type="dxa"/>
             <w:tcBorders>
               <w:top w:val="single" w:sz="4" w:space="0" w:color="000000"/>
               <w:left w:val="single" w:sz="4" w:space="0" w:color="000000"/>
@@ -2033,12 +2291,25 @@
           <w:p>
             <w:pPr>
               <w:pStyle w:val="normal1"/>
-              <w:spacing w:after="0" w:line="360" w:lineRule="auto"/>
-              <w:jc w:val="center"/>
-            </w:pPr>
-            <w:r>
-              <w:rPr>
-                <w:rFonts w:ascii="Times New Roman" w:eastAsia="Times New Roman" w:hAnsi="Times New Roman" w:cs="Times New Roman"/>
+              <w:widowControl/>
+              <w:suppressAutoHyphens w:val="true"/>
+              <w:spacing w:lineRule="auto" w:line="360" w:before="0" w:after="0"/>
+              <w:jc w:val="center"/>
+              <w:rPr>
+                <w:rFonts w:ascii="Aptos" w:hAnsi="Aptos" w:eastAsia="Aptos" w:cs="Aptos"/>
+                <w:kern w:val="0"/>
+                <w:sz w:val="24"/>
+                <w:szCs w:val="24"/>
+                <w:lang w:val="es-CR" w:eastAsia="zh-CN" w:bidi="hi-IN"/>
+              </w:rPr>
+            </w:pPr>
+            <w:r>
+              <w:rPr>
+                <w:rFonts w:eastAsia="Times New Roman" w:cs="Times New Roman" w:ascii="Times New Roman" w:hAnsi="Times New Roman"/>
+                <w:kern w:val="0"/>
+                <w:sz w:val="24"/>
+                <w:szCs w:val="24"/>
+                <w:lang w:val="es-CR" w:eastAsia="zh-CN" w:bidi="hi-IN"/>
               </w:rPr>
               <w:t>Scroll automático del mapa</w:t>
             </w:r>
@@ -2058,12 +2329,25 @@
           <w:p>
             <w:pPr>
               <w:pStyle w:val="normal1"/>
-              <w:spacing w:after="0" w:line="360" w:lineRule="auto"/>
-              <w:jc w:val="center"/>
-            </w:pPr>
-            <w:r>
-              <w:rPr>
-                <w:rFonts w:ascii="Times New Roman" w:eastAsia="Times New Roman" w:hAnsi="Times New Roman" w:cs="Times New Roman"/>
+              <w:widowControl/>
+              <w:suppressAutoHyphens w:val="true"/>
+              <w:spacing w:lineRule="auto" w:line="360" w:before="0" w:after="0"/>
+              <w:jc w:val="center"/>
+              <w:rPr>
+                <w:rFonts w:ascii="Aptos" w:hAnsi="Aptos" w:eastAsia="Aptos" w:cs="Aptos"/>
+                <w:kern w:val="0"/>
+                <w:sz w:val="24"/>
+                <w:szCs w:val="24"/>
+                <w:lang w:val="es-CR" w:eastAsia="zh-CN" w:bidi="hi-IN"/>
+              </w:rPr>
+            </w:pPr>
+            <w:r>
+              <w:rPr>
+                <w:rFonts w:eastAsia="Times New Roman" w:cs="Times New Roman" w:ascii="Times New Roman" w:hAnsi="Times New Roman"/>
+                <w:kern w:val="0"/>
+                <w:sz w:val="24"/>
+                <w:szCs w:val="24"/>
+                <w:lang w:val="es-CR" w:eastAsia="zh-CN" w:bidi="hi-IN"/>
               </w:rPr>
               <w:t>Completo</w:t>
             </w:r>
@@ -2071,23 +2355,36 @@
         </w:tc>
         <w:tc>
           <w:tcPr>
-            <w:tcW w:w="3552" w:type="dxa"/>
-            <w:tcBorders>
-              <w:top w:val="single" w:sz="4" w:space="0" w:color="000000"/>
-              <w:left w:val="single" w:sz="4" w:space="0" w:color="000000"/>
-              <w:bottom w:val="single" w:sz="4" w:space="0" w:color="000000"/>
-              <w:right w:val="single" w:sz="4" w:space="0" w:color="000000"/>
-            </w:tcBorders>
-          </w:tcPr>
-          <w:p>
-            <w:pPr>
-              <w:pStyle w:val="normal1"/>
-              <w:spacing w:after="0" w:line="360" w:lineRule="auto"/>
-              <w:jc w:val="center"/>
-            </w:pPr>
-            <w:r>
-              <w:rPr>
-                <w:rFonts w:ascii="Times New Roman" w:eastAsia="Times New Roman" w:hAnsi="Times New Roman" w:cs="Times New Roman"/>
+            <w:tcW w:w="3553" w:type="dxa"/>
+            <w:tcBorders>
+              <w:top w:val="single" w:sz="4" w:space="0" w:color="000000"/>
+              <w:left w:val="single" w:sz="4" w:space="0" w:color="000000"/>
+              <w:bottom w:val="single" w:sz="4" w:space="0" w:color="000000"/>
+              <w:right w:val="single" w:sz="4" w:space="0" w:color="000000"/>
+            </w:tcBorders>
+          </w:tcPr>
+          <w:p>
+            <w:pPr>
+              <w:pStyle w:val="normal1"/>
+              <w:widowControl/>
+              <w:suppressAutoHyphens w:val="true"/>
+              <w:spacing w:lineRule="auto" w:line="360" w:before="0" w:after="0"/>
+              <w:jc w:val="center"/>
+              <w:rPr>
+                <w:rFonts w:ascii="Aptos" w:hAnsi="Aptos" w:eastAsia="Aptos" w:cs="Aptos"/>
+                <w:kern w:val="0"/>
+                <w:sz w:val="24"/>
+                <w:szCs w:val="24"/>
+                <w:lang w:val="es-CR" w:eastAsia="zh-CN" w:bidi="hi-IN"/>
+              </w:rPr>
+            </w:pPr>
+            <w:r>
+              <w:rPr>
+                <w:rFonts w:eastAsia="Times New Roman" w:cs="Times New Roman" w:ascii="Times New Roman" w:hAnsi="Times New Roman"/>
+                <w:kern w:val="0"/>
+                <w:sz w:val="24"/>
+                <w:szCs w:val="24"/>
+                <w:lang w:val="es-CR" w:eastAsia="zh-CN" w:bidi="hi-IN"/>
               </w:rPr>
               <w:t>El mapa se desplaza automáticamente agregando nuevas filas superiores.</w:t>
             </w:r>
@@ -2095,9 +2392,10 @@
         </w:tc>
       </w:tr>
       <w:tr>
-        <w:tc>
-          <w:tcPr>
-            <w:tcW w:w="2568" w:type="dxa"/>
+        <w:trPr/>
+        <w:tc>
+          <w:tcPr>
+            <w:tcW w:w="2567" w:type="dxa"/>
             <w:tcBorders>
               <w:top w:val="single" w:sz="4" w:space="0" w:color="000000"/>
               <w:left w:val="single" w:sz="4" w:space="0" w:color="000000"/>
@@ -2109,12 +2407,25 @@
           <w:p>
             <w:pPr>
               <w:pStyle w:val="normal1"/>
-              <w:spacing w:after="0" w:line="360" w:lineRule="auto"/>
-              <w:jc w:val="center"/>
-            </w:pPr>
-            <w:r>
-              <w:rPr>
-                <w:rFonts w:ascii="Times New Roman" w:eastAsia="Times New Roman" w:hAnsi="Times New Roman" w:cs="Times New Roman"/>
+              <w:widowControl/>
+              <w:suppressAutoHyphens w:val="true"/>
+              <w:spacing w:lineRule="auto" w:line="360" w:before="0" w:after="0"/>
+              <w:jc w:val="center"/>
+              <w:rPr>
+                <w:rFonts w:ascii="Aptos" w:hAnsi="Aptos" w:eastAsia="Aptos" w:cs="Aptos"/>
+                <w:kern w:val="0"/>
+                <w:sz w:val="24"/>
+                <w:szCs w:val="24"/>
+                <w:lang w:val="es-CR" w:eastAsia="zh-CN" w:bidi="hi-IN"/>
+              </w:rPr>
+            </w:pPr>
+            <w:r>
+              <w:rPr>
+                <w:rFonts w:eastAsia="Times New Roman" w:cs="Times New Roman" w:ascii="Times New Roman" w:hAnsi="Times New Roman"/>
+                <w:kern w:val="0"/>
+                <w:sz w:val="24"/>
+                <w:szCs w:val="24"/>
+                <w:lang w:val="es-CR" w:eastAsia="zh-CN" w:bidi="hi-IN"/>
               </w:rPr>
               <w:t>Sistema de dificultad</w:t>
             </w:r>
@@ -2134,12 +2445,25 @@
           <w:p>
             <w:pPr>
               <w:pStyle w:val="normal1"/>
-              <w:spacing w:after="0" w:line="360" w:lineRule="auto"/>
-              <w:jc w:val="center"/>
-            </w:pPr>
-            <w:r>
-              <w:rPr>
-                <w:rFonts w:ascii="Times New Roman" w:eastAsia="Times New Roman" w:hAnsi="Times New Roman" w:cs="Times New Roman"/>
+              <w:widowControl/>
+              <w:suppressAutoHyphens w:val="true"/>
+              <w:spacing w:lineRule="auto" w:line="360" w:before="0" w:after="0"/>
+              <w:jc w:val="center"/>
+              <w:rPr>
+                <w:rFonts w:ascii="Aptos" w:hAnsi="Aptos" w:eastAsia="Aptos" w:cs="Aptos"/>
+                <w:kern w:val="0"/>
+                <w:sz w:val="24"/>
+                <w:szCs w:val="24"/>
+                <w:lang w:val="es-CR" w:eastAsia="zh-CN" w:bidi="hi-IN"/>
+              </w:rPr>
+            </w:pPr>
+            <w:r>
+              <w:rPr>
+                <w:rFonts w:eastAsia="Times New Roman" w:cs="Times New Roman" w:ascii="Times New Roman" w:hAnsi="Times New Roman"/>
+                <w:kern w:val="0"/>
+                <w:sz w:val="24"/>
+                <w:szCs w:val="24"/>
+                <w:lang w:val="es-CR" w:eastAsia="zh-CN" w:bidi="hi-IN"/>
               </w:rPr>
               <w:t>Completo</w:t>
             </w:r>
@@ -2147,23 +2471,36 @@
         </w:tc>
         <w:tc>
           <w:tcPr>
-            <w:tcW w:w="3552" w:type="dxa"/>
-            <w:tcBorders>
-              <w:top w:val="single" w:sz="4" w:space="0" w:color="000000"/>
-              <w:left w:val="single" w:sz="4" w:space="0" w:color="000000"/>
-              <w:bottom w:val="single" w:sz="4" w:space="0" w:color="000000"/>
-              <w:right w:val="single" w:sz="4" w:space="0" w:color="000000"/>
-            </w:tcBorders>
-          </w:tcPr>
-          <w:p>
-            <w:pPr>
-              <w:pStyle w:val="normal1"/>
-              <w:spacing w:after="0" w:line="360" w:lineRule="auto"/>
-              <w:jc w:val="center"/>
-            </w:pPr>
-            <w:r>
-              <w:rPr>
-                <w:rFonts w:ascii="Times New Roman" w:eastAsia="Times New Roman" w:hAnsi="Times New Roman" w:cs="Times New Roman"/>
+            <w:tcW w:w="3553" w:type="dxa"/>
+            <w:tcBorders>
+              <w:top w:val="single" w:sz="4" w:space="0" w:color="000000"/>
+              <w:left w:val="single" w:sz="4" w:space="0" w:color="000000"/>
+              <w:bottom w:val="single" w:sz="4" w:space="0" w:color="000000"/>
+              <w:right w:val="single" w:sz="4" w:space="0" w:color="000000"/>
+            </w:tcBorders>
+          </w:tcPr>
+          <w:p>
+            <w:pPr>
+              <w:pStyle w:val="normal1"/>
+              <w:widowControl/>
+              <w:suppressAutoHyphens w:val="true"/>
+              <w:spacing w:lineRule="auto" w:line="360" w:before="0" w:after="0"/>
+              <w:jc w:val="center"/>
+              <w:rPr>
+                <w:rFonts w:ascii="Aptos" w:hAnsi="Aptos" w:eastAsia="Aptos" w:cs="Aptos"/>
+                <w:kern w:val="0"/>
+                <w:sz w:val="24"/>
+                <w:szCs w:val="24"/>
+                <w:lang w:val="es-CR" w:eastAsia="zh-CN" w:bidi="hi-IN"/>
+              </w:rPr>
+            </w:pPr>
+            <w:r>
+              <w:rPr>
+                <w:rFonts w:eastAsia="Times New Roman" w:cs="Times New Roman" w:ascii="Times New Roman" w:hAnsi="Times New Roman"/>
+                <w:kern w:val="0"/>
+                <w:sz w:val="24"/>
+                <w:szCs w:val="24"/>
+                <w:lang w:val="es-CR" w:eastAsia="zh-CN" w:bidi="hi-IN"/>
               </w:rPr>
               <w:t>La velocidad del desplazamiento aumenta progresivamente cada 15 segundos.</w:t>
             </w:r>
@@ -2171,9 +2508,10 @@
         </w:tc>
       </w:tr>
       <w:tr>
-        <w:tc>
-          <w:tcPr>
-            <w:tcW w:w="2568" w:type="dxa"/>
+        <w:trPr/>
+        <w:tc>
+          <w:tcPr>
+            <w:tcW w:w="2567" w:type="dxa"/>
             <w:tcBorders>
               <w:top w:val="single" w:sz="4" w:space="0" w:color="000000"/>
               <w:left w:val="single" w:sz="4" w:space="0" w:color="000000"/>
@@ -2185,12 +2523,25 @@
           <w:p>
             <w:pPr>
               <w:pStyle w:val="normal1"/>
-              <w:spacing w:after="0" w:line="360" w:lineRule="auto"/>
-              <w:jc w:val="center"/>
-            </w:pPr>
-            <w:r>
-              <w:rPr>
-                <w:rFonts w:ascii="Times New Roman" w:eastAsia="Times New Roman" w:hAnsi="Times New Roman" w:cs="Times New Roman"/>
+              <w:widowControl/>
+              <w:suppressAutoHyphens w:val="true"/>
+              <w:spacing w:lineRule="auto" w:line="360" w:before="0" w:after="0"/>
+              <w:jc w:val="center"/>
+              <w:rPr>
+                <w:rFonts w:ascii="Aptos" w:hAnsi="Aptos" w:eastAsia="Aptos" w:cs="Aptos"/>
+                <w:kern w:val="0"/>
+                <w:sz w:val="24"/>
+                <w:szCs w:val="24"/>
+                <w:lang w:val="es-CR" w:eastAsia="zh-CN" w:bidi="hi-IN"/>
+              </w:rPr>
+            </w:pPr>
+            <w:r>
+              <w:rPr>
+                <w:rFonts w:eastAsia="Times New Roman" w:cs="Times New Roman" w:ascii="Times New Roman" w:hAnsi="Times New Roman"/>
+                <w:kern w:val="0"/>
+                <w:sz w:val="24"/>
+                <w:szCs w:val="24"/>
+                <w:lang w:val="es-CR" w:eastAsia="zh-CN" w:bidi="hi-IN"/>
               </w:rPr>
               <w:t>Sistema de monedas</w:t>
             </w:r>
@@ -2210,12 +2561,25 @@
           <w:p>
             <w:pPr>
               <w:pStyle w:val="normal1"/>
-              <w:spacing w:after="0" w:line="360" w:lineRule="auto"/>
-              <w:jc w:val="center"/>
-            </w:pPr>
-            <w:r>
-              <w:rPr>
-                <w:rFonts w:ascii="Times New Roman" w:eastAsia="Times New Roman" w:hAnsi="Times New Roman" w:cs="Times New Roman"/>
+              <w:widowControl/>
+              <w:suppressAutoHyphens w:val="true"/>
+              <w:spacing w:lineRule="auto" w:line="360" w:before="0" w:after="0"/>
+              <w:jc w:val="center"/>
+              <w:rPr>
+                <w:rFonts w:ascii="Aptos" w:hAnsi="Aptos" w:eastAsia="Aptos" w:cs="Aptos"/>
+                <w:kern w:val="0"/>
+                <w:sz w:val="24"/>
+                <w:szCs w:val="24"/>
+                <w:lang w:val="es-CR" w:eastAsia="zh-CN" w:bidi="hi-IN"/>
+              </w:rPr>
+            </w:pPr>
+            <w:r>
+              <w:rPr>
+                <w:rFonts w:eastAsia="Times New Roman" w:cs="Times New Roman" w:ascii="Times New Roman" w:hAnsi="Times New Roman"/>
+                <w:kern w:val="0"/>
+                <w:sz w:val="24"/>
+                <w:szCs w:val="24"/>
+                <w:lang w:val="es-CR" w:eastAsia="zh-CN" w:bidi="hi-IN"/>
               </w:rPr>
               <w:t>Completo</w:t>
             </w:r>
@@ -2223,23 +2587,36 @@
         </w:tc>
         <w:tc>
           <w:tcPr>
-            <w:tcW w:w="3552" w:type="dxa"/>
-            <w:tcBorders>
-              <w:top w:val="single" w:sz="4" w:space="0" w:color="000000"/>
-              <w:left w:val="single" w:sz="4" w:space="0" w:color="000000"/>
-              <w:bottom w:val="single" w:sz="4" w:space="0" w:color="000000"/>
-              <w:right w:val="single" w:sz="4" w:space="0" w:color="000000"/>
-            </w:tcBorders>
-          </w:tcPr>
-          <w:p>
-            <w:pPr>
-              <w:pStyle w:val="normal1"/>
-              <w:spacing w:after="0" w:line="360" w:lineRule="auto"/>
-              <w:jc w:val="center"/>
-            </w:pPr>
-            <w:r>
-              <w:rPr>
-                <w:rFonts w:ascii="Times New Roman" w:eastAsia="Times New Roman" w:hAnsi="Times New Roman" w:cs="Times New Roman"/>
+            <w:tcW w:w="3553" w:type="dxa"/>
+            <w:tcBorders>
+              <w:top w:val="single" w:sz="4" w:space="0" w:color="000000"/>
+              <w:left w:val="single" w:sz="4" w:space="0" w:color="000000"/>
+              <w:bottom w:val="single" w:sz="4" w:space="0" w:color="000000"/>
+              <w:right w:val="single" w:sz="4" w:space="0" w:color="000000"/>
+            </w:tcBorders>
+          </w:tcPr>
+          <w:p>
+            <w:pPr>
+              <w:pStyle w:val="normal1"/>
+              <w:widowControl/>
+              <w:suppressAutoHyphens w:val="true"/>
+              <w:spacing w:lineRule="auto" w:line="360" w:before="0" w:after="0"/>
+              <w:jc w:val="center"/>
+              <w:rPr>
+                <w:rFonts w:ascii="Aptos" w:hAnsi="Aptos" w:eastAsia="Aptos" w:cs="Aptos"/>
+                <w:kern w:val="0"/>
+                <w:sz w:val="24"/>
+                <w:szCs w:val="24"/>
+                <w:lang w:val="es-CR" w:eastAsia="zh-CN" w:bidi="hi-IN"/>
+              </w:rPr>
+            </w:pPr>
+            <w:r>
+              <w:rPr>
+                <w:rFonts w:eastAsia="Times New Roman" w:cs="Times New Roman" w:ascii="Times New Roman" w:hAnsi="Times New Roman"/>
+                <w:kern w:val="0"/>
+                <w:sz w:val="24"/>
+                <w:szCs w:val="24"/>
+                <w:lang w:val="es-CR" w:eastAsia="zh-CN" w:bidi="hi-IN"/>
               </w:rPr>
               <w:t>Se generan monedas aleatorias de 5 y 10 puntos sobre celdas libres.</w:t>
             </w:r>
@@ -2247,9 +2624,10 @@
         </w:tc>
       </w:tr>
       <w:tr>
-        <w:tc>
-          <w:tcPr>
-            <w:tcW w:w="2568" w:type="dxa"/>
+        <w:trPr/>
+        <w:tc>
+          <w:tcPr>
+            <w:tcW w:w="2567" w:type="dxa"/>
             <w:tcBorders>
               <w:top w:val="single" w:sz="4" w:space="0" w:color="000000"/>
               <w:left w:val="single" w:sz="4" w:space="0" w:color="000000"/>
@@ -2261,12 +2639,25 @@
           <w:p>
             <w:pPr>
               <w:pStyle w:val="normal1"/>
-              <w:spacing w:after="0" w:line="360" w:lineRule="auto"/>
-              <w:jc w:val="center"/>
-            </w:pPr>
-            <w:r>
-              <w:rPr>
-                <w:rFonts w:ascii="Times New Roman" w:eastAsia="Times New Roman" w:hAnsi="Times New Roman" w:cs="Times New Roman"/>
+              <w:widowControl/>
+              <w:suppressAutoHyphens w:val="true"/>
+              <w:spacing w:lineRule="auto" w:line="360" w:before="0" w:after="0"/>
+              <w:jc w:val="center"/>
+              <w:rPr>
+                <w:rFonts w:ascii="Aptos" w:hAnsi="Aptos" w:eastAsia="Aptos" w:cs="Aptos"/>
+                <w:kern w:val="0"/>
+                <w:sz w:val="24"/>
+                <w:szCs w:val="24"/>
+                <w:lang w:val="es-CR" w:eastAsia="zh-CN" w:bidi="hi-IN"/>
+              </w:rPr>
+            </w:pPr>
+            <w:r>
+              <w:rPr>
+                <w:rFonts w:eastAsia="Times New Roman" w:cs="Times New Roman" w:ascii="Times New Roman" w:hAnsi="Times New Roman"/>
+                <w:kern w:val="0"/>
+                <w:sz w:val="24"/>
+                <w:szCs w:val="24"/>
+                <w:lang w:val="es-CR" w:eastAsia="zh-CN" w:bidi="hi-IN"/>
               </w:rPr>
               <w:t>Sistema de poderes</w:t>
             </w:r>
@@ -2286,12 +2677,25 @@
           <w:p>
             <w:pPr>
               <w:pStyle w:val="normal1"/>
-              <w:spacing w:after="0" w:line="360" w:lineRule="auto"/>
-              <w:jc w:val="center"/>
-            </w:pPr>
-            <w:r>
-              <w:rPr>
-                <w:rFonts w:ascii="Times New Roman" w:eastAsia="Times New Roman" w:hAnsi="Times New Roman" w:cs="Times New Roman"/>
+              <w:widowControl/>
+              <w:suppressAutoHyphens w:val="true"/>
+              <w:spacing w:lineRule="auto" w:line="360" w:before="0" w:after="0"/>
+              <w:jc w:val="center"/>
+              <w:rPr>
+                <w:rFonts w:ascii="Aptos" w:hAnsi="Aptos" w:eastAsia="Aptos" w:cs="Aptos"/>
+                <w:kern w:val="0"/>
+                <w:sz w:val="24"/>
+                <w:szCs w:val="24"/>
+                <w:lang w:val="es-CR" w:eastAsia="zh-CN" w:bidi="hi-IN"/>
+              </w:rPr>
+            </w:pPr>
+            <w:r>
+              <w:rPr>
+                <w:rFonts w:eastAsia="Times New Roman" w:cs="Times New Roman" w:ascii="Times New Roman" w:hAnsi="Times New Roman"/>
+                <w:kern w:val="0"/>
+                <w:sz w:val="24"/>
+                <w:szCs w:val="24"/>
+                <w:lang w:val="es-CR" w:eastAsia="zh-CN" w:bidi="hi-IN"/>
               </w:rPr>
               <w:t>Completo</w:t>
             </w:r>
@@ -2299,23 +2703,36 @@
         </w:tc>
         <w:tc>
           <w:tcPr>
-            <w:tcW w:w="3552" w:type="dxa"/>
-            <w:tcBorders>
-              <w:top w:val="single" w:sz="4" w:space="0" w:color="000000"/>
-              <w:left w:val="single" w:sz="4" w:space="0" w:color="000000"/>
-              <w:bottom w:val="single" w:sz="4" w:space="0" w:color="000000"/>
-              <w:right w:val="single" w:sz="4" w:space="0" w:color="000000"/>
-            </w:tcBorders>
-          </w:tcPr>
-          <w:p>
-            <w:pPr>
-              <w:pStyle w:val="normal1"/>
-              <w:spacing w:after="0" w:line="360" w:lineRule="auto"/>
-              <w:jc w:val="center"/>
-            </w:pPr>
-            <w:r>
-              <w:rPr>
-                <w:rFonts w:ascii="Times New Roman" w:eastAsia="Times New Roman" w:hAnsi="Times New Roman" w:cs="Times New Roman"/>
+            <w:tcW w:w="3553" w:type="dxa"/>
+            <w:tcBorders>
+              <w:top w:val="single" w:sz="4" w:space="0" w:color="000000"/>
+              <w:left w:val="single" w:sz="4" w:space="0" w:color="000000"/>
+              <w:bottom w:val="single" w:sz="4" w:space="0" w:color="000000"/>
+              <w:right w:val="single" w:sz="4" w:space="0" w:color="000000"/>
+            </w:tcBorders>
+          </w:tcPr>
+          <w:p>
+            <w:pPr>
+              <w:pStyle w:val="normal1"/>
+              <w:widowControl/>
+              <w:suppressAutoHyphens w:val="true"/>
+              <w:spacing w:lineRule="auto" w:line="360" w:before="0" w:after="0"/>
+              <w:jc w:val="center"/>
+              <w:rPr>
+                <w:rFonts w:ascii="Aptos" w:hAnsi="Aptos" w:eastAsia="Aptos" w:cs="Aptos"/>
+                <w:kern w:val="0"/>
+                <w:sz w:val="24"/>
+                <w:szCs w:val="24"/>
+                <w:lang w:val="es-CR" w:eastAsia="zh-CN" w:bidi="hi-IN"/>
+              </w:rPr>
+            </w:pPr>
+            <w:r>
+              <w:rPr>
+                <w:rFonts w:eastAsia="Times New Roman" w:cs="Times New Roman" w:ascii="Times New Roman" w:hAnsi="Times New Roman"/>
+                <w:kern w:val="0"/>
+                <w:sz w:val="24"/>
+                <w:szCs w:val="24"/>
+                <w:lang w:val="es-CR" w:eastAsia="zh-CN" w:bidi="hi-IN"/>
               </w:rPr>
               <w:t>Se implementaron bomba y paso fantasma con sus respectivas teclas de activación.</w:t>
             </w:r>
@@ -2323,9 +2740,10 @@
         </w:tc>
       </w:tr>
       <w:tr>
-        <w:tc>
-          <w:tcPr>
-            <w:tcW w:w="2568" w:type="dxa"/>
+        <w:trPr/>
+        <w:tc>
+          <w:tcPr>
+            <w:tcW w:w="2567" w:type="dxa"/>
             <w:tcBorders>
               <w:top w:val="single" w:sz="4" w:space="0" w:color="000000"/>
               <w:left w:val="single" w:sz="4" w:space="0" w:color="000000"/>
@@ -2337,12 +2755,25 @@
           <w:p>
             <w:pPr>
               <w:pStyle w:val="normal1"/>
-              <w:spacing w:after="0" w:line="360" w:lineRule="auto"/>
-              <w:jc w:val="center"/>
-            </w:pPr>
-            <w:r>
-              <w:rPr>
-                <w:rFonts w:ascii="Times New Roman" w:eastAsia="Times New Roman" w:hAnsi="Times New Roman" w:cs="Times New Roman"/>
+              <w:widowControl/>
+              <w:suppressAutoHyphens w:val="true"/>
+              <w:spacing w:lineRule="auto" w:line="360" w:before="0" w:after="0"/>
+              <w:jc w:val="center"/>
+              <w:rPr>
+                <w:rFonts w:ascii="Aptos" w:hAnsi="Aptos" w:eastAsia="Aptos" w:cs="Aptos"/>
+                <w:kern w:val="0"/>
+                <w:sz w:val="24"/>
+                <w:szCs w:val="24"/>
+                <w:lang w:val="es-CR" w:eastAsia="zh-CN" w:bidi="hi-IN"/>
+              </w:rPr>
+            </w:pPr>
+            <w:r>
+              <w:rPr>
+                <w:rFonts w:eastAsia="Times New Roman" w:cs="Times New Roman" w:ascii="Times New Roman" w:hAnsi="Times New Roman"/>
+                <w:kern w:val="0"/>
+                <w:sz w:val="24"/>
+                <w:szCs w:val="24"/>
+                <w:lang w:val="es-CR" w:eastAsia="zh-CN" w:bidi="hi-IN"/>
               </w:rPr>
               <w:t>Persistencia de puntajes</w:t>
             </w:r>
@@ -2362,12 +2793,25 @@
           <w:p>
             <w:pPr>
               <w:pStyle w:val="normal1"/>
-              <w:spacing w:after="0" w:line="360" w:lineRule="auto"/>
-              <w:jc w:val="center"/>
-            </w:pPr>
-            <w:r>
-              <w:rPr>
-                <w:rFonts w:ascii="Times New Roman" w:eastAsia="Times New Roman" w:hAnsi="Times New Roman" w:cs="Times New Roman"/>
+              <w:widowControl/>
+              <w:suppressAutoHyphens w:val="true"/>
+              <w:spacing w:lineRule="auto" w:line="360" w:before="0" w:after="0"/>
+              <w:jc w:val="center"/>
+              <w:rPr>
+                <w:rFonts w:ascii="Aptos" w:hAnsi="Aptos" w:eastAsia="Aptos" w:cs="Aptos"/>
+                <w:kern w:val="0"/>
+                <w:sz w:val="24"/>
+                <w:szCs w:val="24"/>
+                <w:lang w:val="es-CR" w:eastAsia="zh-CN" w:bidi="hi-IN"/>
+              </w:rPr>
+            </w:pPr>
+            <w:r>
+              <w:rPr>
+                <w:rFonts w:eastAsia="Times New Roman" w:cs="Times New Roman" w:ascii="Times New Roman" w:hAnsi="Times New Roman"/>
+                <w:kern w:val="0"/>
+                <w:sz w:val="24"/>
+                <w:szCs w:val="24"/>
+                <w:lang w:val="es-CR" w:eastAsia="zh-CN" w:bidi="hi-IN"/>
               </w:rPr>
               <w:t>Completo</w:t>
             </w:r>
@@ -2375,23 +2819,36 @@
         </w:tc>
         <w:tc>
           <w:tcPr>
-            <w:tcW w:w="3552" w:type="dxa"/>
-            <w:tcBorders>
-              <w:top w:val="single" w:sz="4" w:space="0" w:color="000000"/>
-              <w:left w:val="single" w:sz="4" w:space="0" w:color="000000"/>
-              <w:bottom w:val="single" w:sz="4" w:space="0" w:color="000000"/>
-              <w:right w:val="single" w:sz="4" w:space="0" w:color="000000"/>
-            </w:tcBorders>
-          </w:tcPr>
-          <w:p>
-            <w:pPr>
-              <w:pStyle w:val="normal1"/>
-              <w:spacing w:after="0" w:line="360" w:lineRule="auto"/>
-              <w:jc w:val="center"/>
-            </w:pPr>
-            <w:r>
-              <w:rPr>
-                <w:rFonts w:ascii="Times New Roman" w:eastAsia="Times New Roman" w:hAnsi="Times New Roman" w:cs="Times New Roman"/>
+            <w:tcW w:w="3553" w:type="dxa"/>
+            <w:tcBorders>
+              <w:top w:val="single" w:sz="4" w:space="0" w:color="000000"/>
+              <w:left w:val="single" w:sz="4" w:space="0" w:color="000000"/>
+              <w:bottom w:val="single" w:sz="4" w:space="0" w:color="000000"/>
+              <w:right w:val="single" w:sz="4" w:space="0" w:color="000000"/>
+            </w:tcBorders>
+          </w:tcPr>
+          <w:p>
+            <w:pPr>
+              <w:pStyle w:val="normal1"/>
+              <w:widowControl/>
+              <w:suppressAutoHyphens w:val="true"/>
+              <w:spacing w:lineRule="auto" w:line="360" w:before="0" w:after="0"/>
+              <w:jc w:val="center"/>
+              <w:rPr>
+                <w:rFonts w:ascii="Aptos" w:hAnsi="Aptos" w:eastAsia="Aptos" w:cs="Aptos"/>
+                <w:kern w:val="0"/>
+                <w:sz w:val="24"/>
+                <w:szCs w:val="24"/>
+                <w:lang w:val="es-CR" w:eastAsia="zh-CN" w:bidi="hi-IN"/>
+              </w:rPr>
+            </w:pPr>
+            <w:r>
+              <w:rPr>
+                <w:rFonts w:eastAsia="Times New Roman" w:cs="Times New Roman" w:ascii="Times New Roman" w:hAnsi="Times New Roman"/>
+                <w:kern w:val="0"/>
+                <w:sz w:val="24"/>
+                <w:szCs w:val="24"/>
+                <w:lang w:val="es-CR" w:eastAsia="zh-CN" w:bidi="hi-IN"/>
               </w:rPr>
               <w:t>El sistema guarda y actualiza el Top 20 de puntajes históricos.</w:t>
             </w:r>
@@ -2399,9 +2856,10 @@
         </w:tc>
       </w:tr>
       <w:tr>
-        <w:tc>
-          <w:tcPr>
-            <w:tcW w:w="2568" w:type="dxa"/>
+        <w:trPr/>
+        <w:tc>
+          <w:tcPr>
+            <w:tcW w:w="2567" w:type="dxa"/>
             <w:tcBorders>
               <w:top w:val="single" w:sz="4" w:space="0" w:color="000000"/>
               <w:left w:val="single" w:sz="4" w:space="0" w:color="000000"/>
@@ -2413,12 +2871,25 @@
           <w:p>
             <w:pPr>
               <w:pStyle w:val="normal1"/>
-              <w:spacing w:after="0" w:line="360" w:lineRule="auto"/>
-              <w:jc w:val="center"/>
-            </w:pPr>
-            <w:r>
-              <w:rPr>
-                <w:rFonts w:ascii="Times New Roman" w:eastAsia="Times New Roman" w:hAnsi="Times New Roman" w:cs="Times New Roman"/>
+              <w:widowControl/>
+              <w:suppressAutoHyphens w:val="true"/>
+              <w:spacing w:lineRule="auto" w:line="360" w:before="0" w:after="0"/>
+              <w:jc w:val="center"/>
+              <w:rPr>
+                <w:rFonts w:ascii="Aptos" w:hAnsi="Aptos" w:eastAsia="Aptos" w:cs="Aptos"/>
+                <w:kern w:val="0"/>
+                <w:sz w:val="24"/>
+                <w:szCs w:val="24"/>
+                <w:lang w:val="es-CR" w:eastAsia="zh-CN" w:bidi="hi-IN"/>
+              </w:rPr>
+            </w:pPr>
+            <w:r>
+              <w:rPr>
+                <w:rFonts w:eastAsia="Times New Roman" w:cs="Times New Roman" w:ascii="Times New Roman" w:hAnsi="Times New Roman"/>
+                <w:kern w:val="0"/>
+                <w:sz w:val="24"/>
+                <w:szCs w:val="24"/>
+                <w:lang w:val="es-CR" w:eastAsia="zh-CN" w:bidi="hi-IN"/>
               </w:rPr>
               <w:t>Uso de hilos</w:t>
             </w:r>
@@ -2438,12 +2909,25 @@
           <w:p>
             <w:pPr>
               <w:pStyle w:val="normal1"/>
-              <w:spacing w:after="0" w:line="360" w:lineRule="auto"/>
-              <w:jc w:val="center"/>
-            </w:pPr>
-            <w:r>
-              <w:rPr>
-                <w:rFonts w:ascii="Times New Roman" w:eastAsia="Times New Roman" w:hAnsi="Times New Roman" w:cs="Times New Roman"/>
+              <w:widowControl/>
+              <w:suppressAutoHyphens w:val="true"/>
+              <w:spacing w:lineRule="auto" w:line="360" w:before="0" w:after="0"/>
+              <w:jc w:val="center"/>
+              <w:rPr>
+                <w:rFonts w:ascii="Aptos" w:hAnsi="Aptos" w:eastAsia="Aptos" w:cs="Aptos"/>
+                <w:kern w:val="0"/>
+                <w:sz w:val="24"/>
+                <w:szCs w:val="24"/>
+                <w:lang w:val="es-CR" w:eastAsia="zh-CN" w:bidi="hi-IN"/>
+              </w:rPr>
+            </w:pPr>
+            <w:r>
+              <w:rPr>
+                <w:rFonts w:eastAsia="Times New Roman" w:cs="Times New Roman" w:ascii="Times New Roman" w:hAnsi="Times New Roman"/>
+                <w:kern w:val="0"/>
+                <w:sz w:val="24"/>
+                <w:szCs w:val="24"/>
+                <w:lang w:val="es-CR" w:eastAsia="zh-CN" w:bidi="hi-IN"/>
               </w:rPr>
               <w:t>Completo</w:t>
             </w:r>
@@ -2451,23 +2935,36 @@
         </w:tc>
         <w:tc>
           <w:tcPr>
-            <w:tcW w:w="3552" w:type="dxa"/>
-            <w:tcBorders>
-              <w:top w:val="single" w:sz="4" w:space="0" w:color="000000"/>
-              <w:left w:val="single" w:sz="4" w:space="0" w:color="000000"/>
-              <w:bottom w:val="single" w:sz="4" w:space="0" w:color="000000"/>
-              <w:right w:val="single" w:sz="4" w:space="0" w:color="000000"/>
-            </w:tcBorders>
-          </w:tcPr>
-          <w:p>
-            <w:pPr>
-              <w:pStyle w:val="normal1"/>
-              <w:spacing w:after="0" w:line="360" w:lineRule="auto"/>
-              <w:jc w:val="center"/>
-            </w:pPr>
-            <w:r>
-              <w:rPr>
-                <w:rFonts w:ascii="Times New Roman" w:eastAsia="Times New Roman" w:hAnsi="Times New Roman" w:cs="Times New Roman"/>
+            <w:tcW w:w="3553" w:type="dxa"/>
+            <w:tcBorders>
+              <w:top w:val="single" w:sz="4" w:space="0" w:color="000000"/>
+              <w:left w:val="single" w:sz="4" w:space="0" w:color="000000"/>
+              <w:bottom w:val="single" w:sz="4" w:space="0" w:color="000000"/>
+              <w:right w:val="single" w:sz="4" w:space="0" w:color="000000"/>
+            </w:tcBorders>
+          </w:tcPr>
+          <w:p>
+            <w:pPr>
+              <w:pStyle w:val="normal1"/>
+              <w:widowControl/>
+              <w:suppressAutoHyphens w:val="true"/>
+              <w:spacing w:lineRule="auto" w:line="360" w:before="0" w:after="0"/>
+              <w:jc w:val="center"/>
+              <w:rPr>
+                <w:rFonts w:ascii="Aptos" w:hAnsi="Aptos" w:eastAsia="Aptos" w:cs="Aptos"/>
+                <w:kern w:val="0"/>
+                <w:sz w:val="24"/>
+                <w:szCs w:val="24"/>
+                <w:lang w:val="es-CR" w:eastAsia="zh-CN" w:bidi="hi-IN"/>
+              </w:rPr>
+            </w:pPr>
+            <w:r>
+              <w:rPr>
+                <w:rFonts w:eastAsia="Times New Roman" w:cs="Times New Roman" w:ascii="Times New Roman" w:hAnsi="Times New Roman"/>
+                <w:kern w:val="0"/>
+                <w:sz w:val="24"/>
+                <w:szCs w:val="24"/>
+                <w:lang w:val="es-CR" w:eastAsia="zh-CN" w:bidi="hi-IN"/>
               </w:rPr>
               <w:t>Se utilizan hilos para separar la lógica del juego y la interfaz gráfica.</w:t>
             </w:r>
@@ -2475,9 +2972,10 @@
         </w:tc>
       </w:tr>
       <w:tr>
-        <w:tc>
-          <w:tcPr>
-            <w:tcW w:w="2568" w:type="dxa"/>
+        <w:trPr/>
+        <w:tc>
+          <w:tcPr>
+            <w:tcW w:w="2567" w:type="dxa"/>
             <w:tcBorders>
               <w:top w:val="single" w:sz="4" w:space="0" w:color="000000"/>
               <w:left w:val="single" w:sz="4" w:space="0" w:color="000000"/>
@@ -2489,12 +2987,25 @@
           <w:p>
             <w:pPr>
               <w:pStyle w:val="normal1"/>
-              <w:spacing w:after="0" w:line="360" w:lineRule="auto"/>
-              <w:jc w:val="center"/>
-            </w:pPr>
-            <w:r>
-              <w:rPr>
-                <w:rFonts w:ascii="Times New Roman" w:eastAsia="Times New Roman" w:hAnsi="Times New Roman" w:cs="Times New Roman"/>
+              <w:widowControl/>
+              <w:suppressAutoHyphens w:val="true"/>
+              <w:spacing w:lineRule="auto" w:line="360" w:before="0" w:after="0"/>
+              <w:jc w:val="center"/>
+              <w:rPr>
+                <w:rFonts w:ascii="Aptos" w:hAnsi="Aptos" w:eastAsia="Aptos" w:cs="Aptos"/>
+                <w:kern w:val="0"/>
+                <w:sz w:val="24"/>
+                <w:szCs w:val="24"/>
+                <w:lang w:val="es-CR" w:eastAsia="zh-CN" w:bidi="hi-IN"/>
+              </w:rPr>
+            </w:pPr>
+            <w:r>
+              <w:rPr>
+                <w:rFonts w:eastAsia="Times New Roman" w:cs="Times New Roman" w:ascii="Times New Roman" w:hAnsi="Times New Roman"/>
+                <w:kern w:val="0"/>
+                <w:sz w:val="24"/>
+                <w:szCs w:val="24"/>
+                <w:lang w:val="es-CR" w:eastAsia="zh-CN" w:bidi="hi-IN"/>
               </w:rPr>
               <w:t>Interfaz gráfica</w:t>
             </w:r>
@@ -2514,12 +3025,25 @@
           <w:p>
             <w:pPr>
               <w:pStyle w:val="normal1"/>
-              <w:spacing w:after="0" w:line="360" w:lineRule="auto"/>
-              <w:jc w:val="center"/>
-            </w:pPr>
-            <w:r>
-              <w:rPr>
-                <w:rFonts w:ascii="Times New Roman" w:eastAsia="Times New Roman" w:hAnsi="Times New Roman" w:cs="Times New Roman"/>
+              <w:widowControl/>
+              <w:suppressAutoHyphens w:val="true"/>
+              <w:spacing w:lineRule="auto" w:line="360" w:before="0" w:after="0"/>
+              <w:jc w:val="center"/>
+              <w:rPr>
+                <w:rFonts w:ascii="Aptos" w:hAnsi="Aptos" w:eastAsia="Aptos" w:cs="Aptos"/>
+                <w:kern w:val="0"/>
+                <w:sz w:val="24"/>
+                <w:szCs w:val="24"/>
+                <w:lang w:val="es-CR" w:eastAsia="zh-CN" w:bidi="hi-IN"/>
+              </w:rPr>
+            </w:pPr>
+            <w:r>
+              <w:rPr>
+                <w:rFonts w:eastAsia="Times New Roman" w:cs="Times New Roman" w:ascii="Times New Roman" w:hAnsi="Times New Roman"/>
+                <w:kern w:val="0"/>
+                <w:sz w:val="24"/>
+                <w:szCs w:val="24"/>
+                <w:lang w:val="es-CR" w:eastAsia="zh-CN" w:bidi="hi-IN"/>
               </w:rPr>
               <w:t>Completo</w:t>
             </w:r>
@@ -2527,40 +3051,47 @@
         </w:tc>
         <w:tc>
           <w:tcPr>
-            <w:tcW w:w="3552" w:type="dxa"/>
-            <w:tcBorders>
-              <w:top w:val="single" w:sz="4" w:space="0" w:color="000000"/>
-              <w:left w:val="single" w:sz="4" w:space="0" w:color="000000"/>
-              <w:bottom w:val="single" w:sz="4" w:space="0" w:color="000000"/>
-              <w:right w:val="single" w:sz="4" w:space="0" w:color="000000"/>
-            </w:tcBorders>
-          </w:tcPr>
-          <w:p>
-            <w:pPr>
-              <w:pStyle w:val="normal1"/>
-              <w:spacing w:after="0" w:line="360" w:lineRule="auto"/>
-              <w:jc w:val="center"/>
-            </w:pPr>
-            <w:r>
-              <w:rPr>
-                <w:rFonts w:ascii="Times New Roman" w:eastAsia="Times New Roman" w:hAnsi="Times New Roman" w:cs="Times New Roman"/>
-              </w:rPr>
-              <w:t xml:space="preserve">La interfaz muestra correctamente el mapa, objetos y estado del </w:t>
-            </w:r>
-            <w:r>
-              <w:rPr>
-                <w:rFonts w:ascii="Times New Roman" w:eastAsia="Times New Roman" w:hAnsi="Times New Roman" w:cs="Times New Roman"/>
-              </w:rPr>
-              <w:lastRenderedPageBreak/>
-              <w:t>jugador.</w:t>
+            <w:tcW w:w="3553" w:type="dxa"/>
+            <w:tcBorders>
+              <w:top w:val="single" w:sz="4" w:space="0" w:color="000000"/>
+              <w:left w:val="single" w:sz="4" w:space="0" w:color="000000"/>
+              <w:bottom w:val="single" w:sz="4" w:space="0" w:color="000000"/>
+              <w:right w:val="single" w:sz="4" w:space="0" w:color="000000"/>
+            </w:tcBorders>
+          </w:tcPr>
+          <w:p>
+            <w:pPr>
+              <w:pStyle w:val="normal1"/>
+              <w:widowControl/>
+              <w:suppressAutoHyphens w:val="true"/>
+              <w:spacing w:lineRule="auto" w:line="360" w:before="0" w:after="0"/>
+              <w:jc w:val="center"/>
+              <w:rPr>
+                <w:rFonts w:ascii="Aptos" w:hAnsi="Aptos" w:eastAsia="Aptos" w:cs="Aptos"/>
+                <w:kern w:val="0"/>
+                <w:sz w:val="24"/>
+                <w:szCs w:val="24"/>
+                <w:lang w:val="es-CR" w:eastAsia="zh-CN" w:bidi="hi-IN"/>
+              </w:rPr>
+            </w:pPr>
+            <w:r>
+              <w:rPr>
+                <w:rFonts w:eastAsia="Times New Roman" w:cs="Times New Roman" w:ascii="Times New Roman" w:hAnsi="Times New Roman"/>
+                <w:kern w:val="0"/>
+                <w:sz w:val="24"/>
+                <w:szCs w:val="24"/>
+                <w:lang w:val="es-CR" w:eastAsia="zh-CN" w:bidi="hi-IN"/>
+              </w:rPr>
+              <w:t>La interfaz muestra correctamente el mapa, objetos y estado del jugador.</w:t>
             </w:r>
           </w:p>
         </w:tc>
       </w:tr>
       <w:tr>
-        <w:tc>
-          <w:tcPr>
-            <w:tcW w:w="2568" w:type="dxa"/>
+        <w:trPr/>
+        <w:tc>
+          <w:tcPr>
+            <w:tcW w:w="2567" w:type="dxa"/>
             <w:tcBorders>
               <w:top w:val="single" w:sz="4" w:space="0" w:color="000000"/>
               <w:left w:val="single" w:sz="4" w:space="0" w:color="000000"/>
@@ -2572,14 +3103,26 @@
           <w:p>
             <w:pPr>
               <w:pStyle w:val="normal1"/>
-              <w:spacing w:after="0" w:line="360" w:lineRule="auto"/>
-              <w:jc w:val="center"/>
-            </w:pPr>
-            <w:r>
-              <w:rPr>
-                <w:rFonts w:ascii="Times New Roman" w:eastAsia="Times New Roman" w:hAnsi="Times New Roman" w:cs="Times New Roman"/>
-              </w:rPr>
-              <w:lastRenderedPageBreak/>
+              <w:widowControl/>
+              <w:suppressAutoHyphens w:val="true"/>
+              <w:spacing w:lineRule="auto" w:line="360" w:before="0" w:after="0"/>
+              <w:jc w:val="center"/>
+              <w:rPr>
+                <w:rFonts w:ascii="Aptos" w:hAnsi="Aptos" w:eastAsia="Aptos" w:cs="Aptos"/>
+                <w:kern w:val="0"/>
+                <w:sz w:val="24"/>
+                <w:szCs w:val="24"/>
+                <w:lang w:val="es-CR" w:eastAsia="zh-CN" w:bidi="hi-IN"/>
+              </w:rPr>
+            </w:pPr>
+            <w:r>
+              <w:rPr>
+                <w:rFonts w:eastAsia="Times New Roman" w:cs="Times New Roman" w:ascii="Times New Roman" w:hAnsi="Times New Roman"/>
+                <w:kern w:val="0"/>
+                <w:sz w:val="24"/>
+                <w:szCs w:val="24"/>
+                <w:lang w:val="es-CR" w:eastAsia="zh-CN" w:bidi="hi-IN"/>
+              </w:rPr>
               <w:t>Programación orientada a objetos</w:t>
             </w:r>
           </w:p>
@@ -2598,12 +3141,25 @@
           <w:p>
             <w:pPr>
               <w:pStyle w:val="normal1"/>
-              <w:spacing w:after="0" w:line="360" w:lineRule="auto"/>
-              <w:jc w:val="center"/>
-            </w:pPr>
-            <w:r>
-              <w:rPr>
-                <w:rFonts w:ascii="Times New Roman" w:eastAsia="Times New Roman" w:hAnsi="Times New Roman" w:cs="Times New Roman"/>
+              <w:widowControl/>
+              <w:suppressAutoHyphens w:val="true"/>
+              <w:spacing w:lineRule="auto" w:line="360" w:before="0" w:after="0"/>
+              <w:jc w:val="center"/>
+              <w:rPr>
+                <w:rFonts w:ascii="Aptos" w:hAnsi="Aptos" w:eastAsia="Aptos" w:cs="Aptos"/>
+                <w:kern w:val="0"/>
+                <w:sz w:val="24"/>
+                <w:szCs w:val="24"/>
+                <w:lang w:val="es-CR" w:eastAsia="zh-CN" w:bidi="hi-IN"/>
+              </w:rPr>
+            </w:pPr>
+            <w:r>
+              <w:rPr>
+                <w:rFonts w:eastAsia="Times New Roman" w:cs="Times New Roman" w:ascii="Times New Roman" w:hAnsi="Times New Roman"/>
+                <w:kern w:val="0"/>
+                <w:sz w:val="24"/>
+                <w:szCs w:val="24"/>
+                <w:lang w:val="es-CR" w:eastAsia="zh-CN" w:bidi="hi-IN"/>
               </w:rPr>
               <w:t>Completo</w:t>
             </w:r>
@@ -2611,23 +3167,36 @@
         </w:tc>
         <w:tc>
           <w:tcPr>
-            <w:tcW w:w="3552" w:type="dxa"/>
-            <w:tcBorders>
-              <w:top w:val="single" w:sz="4" w:space="0" w:color="000000"/>
-              <w:left w:val="single" w:sz="4" w:space="0" w:color="000000"/>
-              <w:bottom w:val="single" w:sz="4" w:space="0" w:color="000000"/>
-              <w:right w:val="single" w:sz="4" w:space="0" w:color="000000"/>
-            </w:tcBorders>
-          </w:tcPr>
-          <w:p>
-            <w:pPr>
-              <w:pStyle w:val="normal1"/>
-              <w:spacing w:after="0" w:line="360" w:lineRule="auto"/>
-              <w:jc w:val="center"/>
-            </w:pPr>
-            <w:r>
-              <w:rPr>
-                <w:rFonts w:ascii="Times New Roman" w:eastAsia="Times New Roman" w:hAnsi="Times New Roman" w:cs="Times New Roman"/>
+            <w:tcW w:w="3553" w:type="dxa"/>
+            <w:tcBorders>
+              <w:top w:val="single" w:sz="4" w:space="0" w:color="000000"/>
+              <w:left w:val="single" w:sz="4" w:space="0" w:color="000000"/>
+              <w:bottom w:val="single" w:sz="4" w:space="0" w:color="000000"/>
+              <w:right w:val="single" w:sz="4" w:space="0" w:color="000000"/>
+            </w:tcBorders>
+          </w:tcPr>
+          <w:p>
+            <w:pPr>
+              <w:pStyle w:val="normal1"/>
+              <w:widowControl/>
+              <w:suppressAutoHyphens w:val="true"/>
+              <w:spacing w:lineRule="auto" w:line="360" w:before="0" w:after="0"/>
+              <w:jc w:val="center"/>
+              <w:rPr>
+                <w:rFonts w:ascii="Aptos" w:hAnsi="Aptos" w:eastAsia="Aptos" w:cs="Aptos"/>
+                <w:kern w:val="0"/>
+                <w:sz w:val="24"/>
+                <w:szCs w:val="24"/>
+                <w:lang w:val="es-CR" w:eastAsia="zh-CN" w:bidi="hi-IN"/>
+              </w:rPr>
+            </w:pPr>
+            <w:r>
+              <w:rPr>
+                <w:rFonts w:eastAsia="Times New Roman" w:cs="Times New Roman" w:ascii="Times New Roman" w:hAnsi="Times New Roman"/>
+                <w:kern w:val="0"/>
+                <w:sz w:val="24"/>
+                <w:szCs w:val="24"/>
+                <w:lang w:val="es-CR" w:eastAsia="zh-CN" w:bidi="hi-IN"/>
               </w:rPr>
               <w:t>El proyecto utiliza clases para organizar la lógica del sistema.</w:t>
             </w:r>
@@ -2635,9 +3204,10 @@
         </w:tc>
       </w:tr>
       <w:tr>
-        <w:tc>
-          <w:tcPr>
-            <w:tcW w:w="2568" w:type="dxa"/>
+        <w:trPr/>
+        <w:tc>
+          <w:tcPr>
+            <w:tcW w:w="2567" w:type="dxa"/>
             <w:tcBorders>
               <w:top w:val="single" w:sz="4" w:space="0" w:color="000000"/>
               <w:left w:val="single" w:sz="4" w:space="0" w:color="000000"/>
@@ -2649,12 +3219,25 @@
           <w:p>
             <w:pPr>
               <w:pStyle w:val="normal1"/>
-              <w:spacing w:after="0" w:line="360" w:lineRule="auto"/>
-              <w:jc w:val="center"/>
-            </w:pPr>
-            <w:r>
-              <w:rPr>
-                <w:rFonts w:ascii="Times New Roman" w:eastAsia="Times New Roman" w:hAnsi="Times New Roman" w:cs="Times New Roman"/>
+              <w:widowControl/>
+              <w:suppressAutoHyphens w:val="true"/>
+              <w:spacing w:lineRule="auto" w:line="360" w:before="0" w:after="0"/>
+              <w:jc w:val="center"/>
+              <w:rPr>
+                <w:rFonts w:ascii="Aptos" w:hAnsi="Aptos" w:eastAsia="Aptos" w:cs="Aptos"/>
+                <w:kern w:val="0"/>
+                <w:sz w:val="24"/>
+                <w:szCs w:val="24"/>
+                <w:lang w:val="es-CR" w:eastAsia="zh-CN" w:bidi="hi-IN"/>
+              </w:rPr>
+            </w:pPr>
+            <w:r>
+              <w:rPr>
+                <w:rFonts w:eastAsia="Times New Roman" w:cs="Times New Roman" w:ascii="Times New Roman" w:hAnsi="Times New Roman"/>
+                <w:kern w:val="0"/>
+                <w:sz w:val="24"/>
+                <w:szCs w:val="24"/>
+                <w:lang w:val="es-CR" w:eastAsia="zh-CN" w:bidi="hi-IN"/>
               </w:rPr>
               <w:t>Documentación interna</w:t>
             </w:r>
@@ -2674,22 +3257,46 @@
           <w:p>
             <w:pPr>
               <w:pStyle w:val="normal1"/>
-              <w:spacing w:after="0" w:line="360" w:lineRule="auto"/>
-              <w:jc w:val="center"/>
-              <w:rPr>
-                <w:rFonts w:ascii="Times New Roman" w:eastAsia="Times New Roman" w:hAnsi="Times New Roman" w:cs="Times New Roman"/>
-              </w:rPr>
-            </w:pPr>
-          </w:p>
-          <w:p>
-            <w:pPr>
-              <w:pStyle w:val="normal1"/>
-              <w:spacing w:after="0" w:line="360" w:lineRule="auto"/>
-              <w:jc w:val="center"/>
-            </w:pPr>
-            <w:r>
-              <w:rPr>
-                <w:rFonts w:ascii="Times New Roman" w:eastAsia="Times New Roman" w:hAnsi="Times New Roman" w:cs="Times New Roman"/>
+              <w:widowControl/>
+              <w:suppressAutoHyphens w:val="true"/>
+              <w:spacing w:lineRule="auto" w:line="360" w:before="0" w:after="0"/>
+              <w:jc w:val="center"/>
+              <w:rPr>
+                <w:rFonts w:ascii="Times New Roman" w:hAnsi="Times New Roman" w:eastAsia="Times New Roman" w:cs="Times New Roman"/>
+              </w:rPr>
+            </w:pPr>
+            <w:r>
+              <w:rPr>
+                <w:rFonts w:eastAsia="Times New Roman" w:cs="Times New Roman" w:ascii="Times New Roman" w:hAnsi="Times New Roman"/>
+                <w:kern w:val="0"/>
+                <w:sz w:val="24"/>
+                <w:szCs w:val="24"/>
+                <w:lang w:val="es-CR" w:eastAsia="zh-CN" w:bidi="hi-IN"/>
+              </w:rPr>
+            </w:r>
+          </w:p>
+          <w:p>
+            <w:pPr>
+              <w:pStyle w:val="normal1"/>
+              <w:widowControl/>
+              <w:suppressAutoHyphens w:val="true"/>
+              <w:spacing w:lineRule="auto" w:line="360" w:before="0" w:after="0"/>
+              <w:jc w:val="center"/>
+              <w:rPr>
+                <w:rFonts w:ascii="Aptos" w:hAnsi="Aptos" w:eastAsia="Aptos" w:cs="Aptos"/>
+                <w:kern w:val="0"/>
+                <w:sz w:val="24"/>
+                <w:szCs w:val="24"/>
+                <w:lang w:val="es-CR" w:eastAsia="zh-CN" w:bidi="hi-IN"/>
+              </w:rPr>
+            </w:pPr>
+            <w:r>
+              <w:rPr>
+                <w:rFonts w:eastAsia="Times New Roman" w:cs="Times New Roman" w:ascii="Times New Roman" w:hAnsi="Times New Roman"/>
+                <w:kern w:val="0"/>
+                <w:sz w:val="24"/>
+                <w:szCs w:val="24"/>
+                <w:lang w:val="es-CR" w:eastAsia="zh-CN" w:bidi="hi-IN"/>
               </w:rPr>
               <w:t>Completo</w:t>
             </w:r>
@@ -2697,23 +3304,36 @@
         </w:tc>
         <w:tc>
           <w:tcPr>
-            <w:tcW w:w="3552" w:type="dxa"/>
-            <w:tcBorders>
-              <w:top w:val="single" w:sz="4" w:space="0" w:color="000000"/>
-              <w:left w:val="single" w:sz="4" w:space="0" w:color="000000"/>
-              <w:bottom w:val="single" w:sz="4" w:space="0" w:color="000000"/>
-              <w:right w:val="single" w:sz="4" w:space="0" w:color="000000"/>
-            </w:tcBorders>
-          </w:tcPr>
-          <w:p>
-            <w:pPr>
-              <w:pStyle w:val="normal1"/>
-              <w:spacing w:after="0" w:line="360" w:lineRule="auto"/>
-              <w:jc w:val="center"/>
-            </w:pPr>
-            <w:r>
-              <w:rPr>
-                <w:rFonts w:ascii="Times New Roman" w:hAnsi="Times New Roman"/>
+            <w:tcW w:w="3553" w:type="dxa"/>
+            <w:tcBorders>
+              <w:top w:val="single" w:sz="4" w:space="0" w:color="000000"/>
+              <w:left w:val="single" w:sz="4" w:space="0" w:color="000000"/>
+              <w:bottom w:val="single" w:sz="4" w:space="0" w:color="000000"/>
+              <w:right w:val="single" w:sz="4" w:space="0" w:color="000000"/>
+            </w:tcBorders>
+          </w:tcPr>
+          <w:p>
+            <w:pPr>
+              <w:pStyle w:val="normal1"/>
+              <w:widowControl/>
+              <w:suppressAutoHyphens w:val="true"/>
+              <w:spacing w:lineRule="auto" w:line="360" w:before="0" w:after="0"/>
+              <w:jc w:val="center"/>
+              <w:rPr>
+                <w:rFonts w:ascii="Aptos" w:hAnsi="Aptos" w:eastAsia="Aptos" w:cs="Aptos"/>
+                <w:kern w:val="0"/>
+                <w:sz w:val="24"/>
+                <w:szCs w:val="24"/>
+                <w:lang w:val="es-CR" w:eastAsia="zh-CN" w:bidi="hi-IN"/>
+              </w:rPr>
+            </w:pPr>
+            <w:r>
+              <w:rPr>
+                <w:rFonts w:eastAsia="Aptos" w:cs="Aptos" w:ascii="Times New Roman" w:hAnsi="Times New Roman"/>
+                <w:kern w:val="0"/>
+                <w:sz w:val="24"/>
+                <w:szCs w:val="24"/>
+                <w:lang w:val="es-CR" w:eastAsia="zh-CN" w:bidi="hi-IN"/>
               </w:rPr>
               <w:t>El código incorpora comentarios y docstrings en las funciones principales.</w:t>
             </w:r>
@@ -2722,11 +3342,11 @@
       </w:tr>
       <w:tr>
         <w:trPr>
-          <w:trHeight w:val="624"/>
+          <w:trHeight w:val="624" w:hRule="atLeast"/>
         </w:trPr>
         <w:tc>
           <w:tcPr>
-            <w:tcW w:w="2568" w:type="dxa"/>
+            <w:tcW w:w="2567" w:type="dxa"/>
             <w:tcBorders>
               <w:top w:val="single" w:sz="4" w:space="0" w:color="000000"/>
               <w:left w:val="single" w:sz="4" w:space="0" w:color="000000"/>
@@ -2738,12 +3358,25 @@
           <w:p>
             <w:pPr>
               <w:pStyle w:val="normal1"/>
-              <w:spacing w:after="0" w:line="360" w:lineRule="auto"/>
-              <w:jc w:val="center"/>
-            </w:pPr>
-            <w:r>
-              <w:rPr>
-                <w:rFonts w:ascii="Times New Roman" w:eastAsia="Times New Roman" w:hAnsi="Times New Roman" w:cs="Times New Roman"/>
+              <w:widowControl/>
+              <w:suppressAutoHyphens w:val="true"/>
+              <w:spacing w:lineRule="auto" w:line="360" w:before="0" w:after="0"/>
+              <w:jc w:val="center"/>
+              <w:rPr>
+                <w:rFonts w:ascii="Aptos" w:hAnsi="Aptos" w:eastAsia="Aptos" w:cs="Aptos"/>
+                <w:kern w:val="0"/>
+                <w:sz w:val="24"/>
+                <w:szCs w:val="24"/>
+                <w:lang w:val="es-CR" w:eastAsia="zh-CN" w:bidi="hi-IN"/>
+              </w:rPr>
+            </w:pPr>
+            <w:r>
+              <w:rPr>
+                <w:rFonts w:eastAsia="Times New Roman" w:cs="Times New Roman" w:ascii="Times New Roman" w:hAnsi="Times New Roman"/>
+                <w:kern w:val="0"/>
+                <w:sz w:val="24"/>
+                <w:szCs w:val="24"/>
+                <w:lang w:val="es-CR" w:eastAsia="zh-CN" w:bidi="hi-IN"/>
               </w:rPr>
               <w:t>Documentación externa</w:t>
             </w:r>
@@ -2763,12 +3396,25 @@
           <w:p>
             <w:pPr>
               <w:pStyle w:val="normal1"/>
-              <w:spacing w:after="0" w:line="360" w:lineRule="auto"/>
-              <w:jc w:val="center"/>
-            </w:pPr>
-            <w:r>
-              <w:rPr>
-                <w:rFonts w:ascii="Times New Roman" w:eastAsia="Times New Roman" w:hAnsi="Times New Roman" w:cs="Times New Roman"/>
+              <w:widowControl/>
+              <w:suppressAutoHyphens w:val="true"/>
+              <w:spacing w:lineRule="auto" w:line="360" w:before="0" w:after="0"/>
+              <w:jc w:val="center"/>
+              <w:rPr>
+                <w:rFonts w:ascii="Aptos" w:hAnsi="Aptos" w:eastAsia="Aptos" w:cs="Aptos"/>
+                <w:kern w:val="0"/>
+                <w:sz w:val="24"/>
+                <w:szCs w:val="24"/>
+                <w:lang w:val="es-CR" w:eastAsia="zh-CN" w:bidi="hi-IN"/>
+              </w:rPr>
+            </w:pPr>
+            <w:r>
+              <w:rPr>
+                <w:rFonts w:eastAsia="Times New Roman" w:cs="Times New Roman" w:ascii="Times New Roman" w:hAnsi="Times New Roman"/>
+                <w:kern w:val="0"/>
+                <w:sz w:val="24"/>
+                <w:szCs w:val="24"/>
+                <w:lang w:val="es-CR" w:eastAsia="zh-CN" w:bidi="hi-IN"/>
               </w:rPr>
               <w:t>Completa</w:t>
             </w:r>
@@ -2776,23 +3422,36 @@
         </w:tc>
         <w:tc>
           <w:tcPr>
-            <w:tcW w:w="3552" w:type="dxa"/>
-            <w:tcBorders>
-              <w:top w:val="single" w:sz="4" w:space="0" w:color="000000"/>
-              <w:left w:val="single" w:sz="4" w:space="0" w:color="000000"/>
-              <w:bottom w:val="single" w:sz="4" w:space="0" w:color="000000"/>
-              <w:right w:val="single" w:sz="4" w:space="0" w:color="000000"/>
-            </w:tcBorders>
-          </w:tcPr>
-          <w:p>
-            <w:pPr>
-              <w:pStyle w:val="normal1"/>
-              <w:spacing w:after="0" w:line="360" w:lineRule="auto"/>
-              <w:jc w:val="center"/>
-            </w:pPr>
-            <w:r>
-              <w:rPr>
-                <w:rFonts w:ascii="Times New Roman" w:eastAsia="Times New Roman" w:hAnsi="Times New Roman" w:cs="Times New Roman"/>
+            <w:tcW w:w="3553" w:type="dxa"/>
+            <w:tcBorders>
+              <w:top w:val="single" w:sz="4" w:space="0" w:color="000000"/>
+              <w:left w:val="single" w:sz="4" w:space="0" w:color="000000"/>
+              <w:bottom w:val="single" w:sz="4" w:space="0" w:color="000000"/>
+              <w:right w:val="single" w:sz="4" w:space="0" w:color="000000"/>
+            </w:tcBorders>
+          </w:tcPr>
+          <w:p>
+            <w:pPr>
+              <w:pStyle w:val="normal1"/>
+              <w:widowControl/>
+              <w:suppressAutoHyphens w:val="true"/>
+              <w:spacing w:lineRule="auto" w:line="360" w:before="0" w:after="0"/>
+              <w:jc w:val="center"/>
+              <w:rPr>
+                <w:rFonts w:ascii="Aptos" w:hAnsi="Aptos" w:eastAsia="Aptos" w:cs="Aptos"/>
+                <w:kern w:val="0"/>
+                <w:sz w:val="24"/>
+                <w:szCs w:val="24"/>
+                <w:lang w:val="es-CR" w:eastAsia="zh-CN" w:bidi="hi-IN"/>
+              </w:rPr>
+            </w:pPr>
+            <w:r>
+              <w:rPr>
+                <w:rFonts w:eastAsia="Times New Roman" w:cs="Times New Roman" w:ascii="Times New Roman" w:hAnsi="Times New Roman"/>
+                <w:kern w:val="0"/>
+                <w:sz w:val="24"/>
+                <w:szCs w:val="24"/>
+                <w:lang w:val="es-CR" w:eastAsia="zh-CN" w:bidi="hi-IN"/>
               </w:rPr>
               <w:t>Se construye mediante la realización del proyecto.</w:t>
             </w:r>
@@ -2802,18 +3461,18 @@
     </w:tbl>
     <w:p>
       <w:pPr>
-        <w:pStyle w:val="Ttulo2"/>
-        <w:rPr>
-          <w:rFonts w:ascii="Times New Roman" w:eastAsia="Times New Roman" w:hAnsi="Times New Roman" w:cs="Times New Roman"/>
+        <w:pStyle w:val="Heading2"/>
+        <w:rPr>
+          <w:rFonts w:ascii="Times New Roman" w:hAnsi="Times New Roman" w:eastAsia="Times New Roman" w:cs="Times New Roman"/>
           <w:sz w:val="24"/>
           <w:szCs w:val="24"/>
         </w:rPr>
       </w:pPr>
-      <w:bookmarkStart w:id="7" w:name="_heading=h.c0ojwfrqp1iv"/>
-      <w:bookmarkEnd w:id="7"/>
-      <w:r>
-        <w:rPr>
-          <w:rFonts w:ascii="Times New Roman" w:eastAsia="Times New Roman" w:hAnsi="Times New Roman" w:cs="Times New Roman"/>
+      <w:bookmarkStart w:id="8" w:name="_heading=h.c0ojwfrqp1iv"/>
+      <w:bookmarkEnd w:id="8"/>
+      <w:r>
+        <w:rPr>
+          <w:rFonts w:eastAsia="Times New Roman" w:cs="Times New Roman" w:ascii="Times New Roman" w:hAnsi="Times New Roman"/>
           <w:sz w:val="24"/>
           <w:szCs w:val="24"/>
         </w:rPr>
@@ -2824,16 +3483,16 @@
     <w:p>
       <w:pPr>
         <w:pStyle w:val="normal1"/>
-        <w:spacing w:after="0" w:line="480" w:lineRule="auto"/>
+        <w:spacing w:lineRule="auto" w:line="480" w:before="0" w:after="0"/>
         <w:ind w:firstLine="720"/>
         <w:jc w:val="both"/>
         <w:rPr>
-          <w:rFonts w:ascii="Times New Roman" w:eastAsia="Times New Roman" w:hAnsi="Times New Roman" w:cs="Times New Roman"/>
-        </w:rPr>
-      </w:pPr>
-      <w:r>
-        <w:rPr>
-          <w:rFonts w:ascii="Times New Roman" w:eastAsia="Times New Roman" w:hAnsi="Times New Roman" w:cs="Times New Roman"/>
+          <w:rFonts w:ascii="Times New Roman" w:hAnsi="Times New Roman" w:eastAsia="Times New Roman" w:cs="Times New Roman"/>
+        </w:rPr>
+      </w:pPr>
+      <w:r>
+        <w:rPr>
+          <w:rFonts w:eastAsia="Times New Roman" w:cs="Times New Roman" w:ascii="Times New Roman" w:hAnsi="Times New Roman"/>
         </w:rPr>
         <w:t>Tabla 2</w:t>
       </w:r>
@@ -2842,6 +3501,7 @@
       <w:tblPr>
         <w:tblStyle w:val="TableNormal"/>
         <w:tblW w:w="9095" w:type="dxa"/>
+        <w:jc w:val="left"/>
         <w:tblInd w:w="264" w:type="dxa"/>
         <w:tblLayout w:type="fixed"/>
         <w:tblCellMar>
@@ -2850,39 +3510,52 @@
           <w:bottom w:w="0" w:type="dxa"/>
           <w:right w:w="108" w:type="dxa"/>
         </w:tblCellMar>
-        <w:tblLook w:val="0400" w:firstRow="0" w:lastRow="0" w:firstColumn="0" w:lastColumn="0" w:noHBand="0" w:noVBand="1"/>
+        <w:tblLook w:val="0400" w:noHBand="0" w:noVBand="1" w:firstColumn="0" w:lastRow="0" w:lastColumn="0" w:firstRow="0"/>
       </w:tblPr>
       <w:tblGrid>
-        <w:gridCol w:w="2748"/>
+        <w:gridCol w:w="2747"/>
         <w:gridCol w:w="3084"/>
-        <w:gridCol w:w="3263"/>
+        <w:gridCol w:w="3264"/>
       </w:tblGrid>
       <w:tr>
         <w:trPr>
-          <w:trHeight w:val="1005"/>
+          <w:trHeight w:val="1005" w:hRule="atLeast"/>
         </w:trPr>
         <w:tc>
           <w:tcPr>
-            <w:tcW w:w="2748" w:type="dxa"/>
-            <w:tcBorders>
-              <w:top w:val="single" w:sz="4" w:space="0" w:color="000000"/>
-              <w:left w:val="single" w:sz="4" w:space="0" w:color="000000"/>
-              <w:bottom w:val="single" w:sz="4" w:space="0" w:color="000000"/>
-              <w:right w:val="single" w:sz="4" w:space="0" w:color="000000"/>
-            </w:tcBorders>
-            <w:shd w:val="clear" w:color="auto" w:fill="00B0F0"/>
-          </w:tcPr>
-          <w:p>
-            <w:pPr>
-              <w:pStyle w:val="normal1"/>
-              <w:spacing w:after="0" w:line="360" w:lineRule="auto"/>
-              <w:jc w:val="center"/>
-            </w:pPr>
-            <w:r>
-              <w:rPr>
-                <w:rFonts w:ascii="Times New Roman" w:eastAsia="Times New Roman" w:hAnsi="Times New Roman" w:cs="Times New Roman"/>
+            <w:tcW w:w="2747" w:type="dxa"/>
+            <w:tcBorders>
+              <w:top w:val="single" w:sz="4" w:space="0" w:color="000000"/>
+              <w:left w:val="single" w:sz="4" w:space="0" w:color="000000"/>
+              <w:bottom w:val="single" w:sz="4" w:space="0" w:color="000000"/>
+              <w:right w:val="single" w:sz="4" w:space="0" w:color="000000"/>
+            </w:tcBorders>
+            <w:shd w:color="auto" w:fill="00B0F0" w:val="clear"/>
+          </w:tcPr>
+          <w:p>
+            <w:pPr>
+              <w:pStyle w:val="normal1"/>
+              <w:widowControl/>
+              <w:suppressAutoHyphens w:val="true"/>
+              <w:spacing w:lineRule="auto" w:line="360" w:before="0" w:after="0"/>
+              <w:jc w:val="center"/>
+              <w:rPr>
+                <w:rFonts w:ascii="Aptos" w:hAnsi="Aptos" w:eastAsia="Aptos" w:cs="Aptos"/>
+                <w:kern w:val="0"/>
+                <w:sz w:val="24"/>
+                <w:szCs w:val="24"/>
+                <w:lang w:val="es-CR" w:eastAsia="zh-CN" w:bidi="hi-IN"/>
+              </w:rPr>
+            </w:pPr>
+            <w:r>
+              <w:rPr>
+                <w:rFonts w:eastAsia="Times New Roman" w:cs="Times New Roman" w:ascii="Times New Roman" w:hAnsi="Times New Roman"/>
                 <w:b/>
                 <w:bCs/>
+                <w:kern w:val="0"/>
+                <w:sz w:val="24"/>
+                <w:szCs w:val="24"/>
+                <w:lang w:val="es-CR" w:eastAsia="zh-CN" w:bidi="hi-IN"/>
               </w:rPr>
               <w:t>Rubro</w:t>
             </w:r>
@@ -2897,19 +3570,32 @@
               <w:bottom w:val="single" w:sz="4" w:space="0" w:color="000000"/>
               <w:right w:val="single" w:sz="4" w:space="0" w:color="000000"/>
             </w:tcBorders>
-            <w:shd w:val="clear" w:color="auto" w:fill="00B0F0"/>
-          </w:tcPr>
-          <w:p>
-            <w:pPr>
-              <w:pStyle w:val="normal1"/>
-              <w:spacing w:after="0" w:line="360" w:lineRule="auto"/>
-              <w:jc w:val="center"/>
-            </w:pPr>
-            <w:r>
-              <w:rPr>
-                <w:rFonts w:ascii="Times New Roman" w:eastAsia="Times New Roman" w:hAnsi="Times New Roman" w:cs="Times New Roman"/>
+            <w:shd w:color="auto" w:fill="00B0F0" w:val="clear"/>
+          </w:tcPr>
+          <w:p>
+            <w:pPr>
+              <w:pStyle w:val="normal1"/>
+              <w:widowControl/>
+              <w:suppressAutoHyphens w:val="true"/>
+              <w:spacing w:lineRule="auto" w:line="360" w:before="0" w:after="0"/>
+              <w:jc w:val="center"/>
+              <w:rPr>
+                <w:rFonts w:ascii="Aptos" w:hAnsi="Aptos" w:eastAsia="Aptos" w:cs="Aptos"/>
+                <w:kern w:val="0"/>
+                <w:sz w:val="24"/>
+                <w:szCs w:val="24"/>
+                <w:lang w:val="es-CR" w:eastAsia="zh-CN" w:bidi="hi-IN"/>
+              </w:rPr>
+            </w:pPr>
+            <w:r>
+              <w:rPr>
+                <w:rFonts w:eastAsia="Times New Roman" w:cs="Times New Roman" w:ascii="Times New Roman" w:hAnsi="Times New Roman"/>
                 <w:b/>
                 <w:bCs/>
+                <w:kern w:val="0"/>
+                <w:sz w:val="24"/>
+                <w:szCs w:val="24"/>
+                <w:lang w:val="es-CR" w:eastAsia="zh-CN" w:bidi="hi-IN"/>
               </w:rPr>
               <w:t>Víctor Julio Chavarria Ordoñez</w:t>
             </w:r>
@@ -2917,26 +3603,39 @@
         </w:tc>
         <w:tc>
           <w:tcPr>
-            <w:tcW w:w="3263" w:type="dxa"/>
-            <w:tcBorders>
-              <w:top w:val="single" w:sz="4" w:space="0" w:color="000000"/>
-              <w:left w:val="single" w:sz="4" w:space="0" w:color="000000"/>
-              <w:bottom w:val="single" w:sz="4" w:space="0" w:color="000000"/>
-              <w:right w:val="single" w:sz="4" w:space="0" w:color="000000"/>
-            </w:tcBorders>
-            <w:shd w:val="clear" w:color="auto" w:fill="00B0F0"/>
-          </w:tcPr>
-          <w:p>
-            <w:pPr>
-              <w:pStyle w:val="normal1"/>
-              <w:spacing w:after="0" w:line="360" w:lineRule="auto"/>
-              <w:jc w:val="center"/>
-            </w:pPr>
-            <w:r>
-              <w:rPr>
-                <w:rFonts w:ascii="Times New Roman" w:eastAsia="Times New Roman" w:hAnsi="Times New Roman" w:cs="Times New Roman"/>
+            <w:tcW w:w="3264" w:type="dxa"/>
+            <w:tcBorders>
+              <w:top w:val="single" w:sz="4" w:space="0" w:color="000000"/>
+              <w:left w:val="single" w:sz="4" w:space="0" w:color="000000"/>
+              <w:bottom w:val="single" w:sz="4" w:space="0" w:color="000000"/>
+              <w:right w:val="single" w:sz="4" w:space="0" w:color="000000"/>
+            </w:tcBorders>
+            <w:shd w:color="auto" w:fill="00B0F0" w:val="clear"/>
+          </w:tcPr>
+          <w:p>
+            <w:pPr>
+              <w:pStyle w:val="normal1"/>
+              <w:widowControl/>
+              <w:suppressAutoHyphens w:val="true"/>
+              <w:spacing w:lineRule="auto" w:line="360" w:before="0" w:after="0"/>
+              <w:jc w:val="center"/>
+              <w:rPr>
+                <w:rFonts w:ascii="Aptos" w:hAnsi="Aptos" w:eastAsia="Aptos" w:cs="Aptos"/>
+                <w:kern w:val="0"/>
+                <w:sz w:val="24"/>
+                <w:szCs w:val="24"/>
+                <w:lang w:val="es-CR" w:eastAsia="zh-CN" w:bidi="hi-IN"/>
+              </w:rPr>
+            </w:pPr>
+            <w:r>
+              <w:rPr>
+                <w:rFonts w:eastAsia="Times New Roman" w:cs="Times New Roman" w:ascii="Times New Roman" w:hAnsi="Times New Roman"/>
                 <w:b/>
                 <w:bCs/>
+                <w:kern w:val="0"/>
+                <w:sz w:val="24"/>
+                <w:szCs w:val="24"/>
+                <w:lang w:val="es-CR" w:eastAsia="zh-CN" w:bidi="hi-IN"/>
               </w:rPr>
               <w:t>Josias Manuel Tijerino Gutiérrez</w:t>
             </w:r>
@@ -2945,11 +3644,11 @@
       </w:tr>
       <w:tr>
         <w:trPr>
-          <w:trHeight w:val="836"/>
+          <w:trHeight w:val="836" w:hRule="atLeast"/>
         </w:trPr>
         <w:tc>
           <w:tcPr>
-            <w:tcW w:w="2748" w:type="dxa"/>
+            <w:tcW w:w="2747" w:type="dxa"/>
             <w:tcBorders>
               <w:top w:val="single" w:sz="4" w:space="0" w:color="000000"/>
               <w:left w:val="single" w:sz="4" w:space="0" w:color="000000"/>
@@ -2961,12 +3660,25 @@
           <w:p>
             <w:pPr>
               <w:pStyle w:val="normal1"/>
-              <w:spacing w:after="0" w:line="360" w:lineRule="auto"/>
-              <w:jc w:val="center"/>
-            </w:pPr>
-            <w:r>
-              <w:rPr>
-                <w:rFonts w:ascii="Times New Roman" w:eastAsia="Times New Roman" w:hAnsi="Times New Roman" w:cs="Times New Roman"/>
+              <w:widowControl/>
+              <w:suppressAutoHyphens w:val="true"/>
+              <w:spacing w:lineRule="auto" w:line="360" w:before="0" w:after="0"/>
+              <w:jc w:val="center"/>
+              <w:rPr>
+                <w:rFonts w:ascii="Aptos" w:hAnsi="Aptos" w:eastAsia="Aptos" w:cs="Aptos"/>
+                <w:kern w:val="0"/>
+                <w:sz w:val="24"/>
+                <w:szCs w:val="24"/>
+                <w:lang w:val="es-CR" w:eastAsia="zh-CN" w:bidi="hi-IN"/>
+              </w:rPr>
+            </w:pPr>
+            <w:r>
+              <w:rPr>
+                <w:rFonts w:eastAsia="Times New Roman" w:cs="Times New Roman" w:ascii="Times New Roman" w:hAnsi="Times New Roman"/>
+                <w:kern w:val="0"/>
+                <w:sz w:val="24"/>
+                <w:szCs w:val="24"/>
+                <w:lang w:val="es-CR" w:eastAsia="zh-CN" w:bidi="hi-IN"/>
               </w:rPr>
               <w:t>Análisis y diseño general del proyecto</w:t>
             </w:r>
@@ -2985,15 +3697,29 @@
           <w:p>
             <w:pPr>
               <w:pStyle w:val="normal1"/>
+              <w:widowControl/>
               <w:tabs>
-                <w:tab w:val="left" w:pos="335"/>
+                <w:tab w:val="clear" w:pos="720"/>
+                <w:tab w:val="left" w:pos="335" w:leader="none"/>
               </w:tabs>
-              <w:spacing w:after="0" w:line="360" w:lineRule="auto"/>
-              <w:jc w:val="center"/>
-            </w:pPr>
-            <w:r>
-              <w:rPr>
-                <w:rFonts w:ascii="Times New Roman" w:eastAsia="Times New Roman" w:hAnsi="Times New Roman" w:cs="Times New Roman"/>
+              <w:suppressAutoHyphens w:val="true"/>
+              <w:spacing w:lineRule="auto" w:line="360" w:before="0" w:after="0"/>
+              <w:jc w:val="center"/>
+              <w:rPr>
+                <w:rFonts w:ascii="Aptos" w:hAnsi="Aptos" w:eastAsia="Aptos" w:cs="Aptos"/>
+                <w:kern w:val="0"/>
+                <w:sz w:val="24"/>
+                <w:szCs w:val="24"/>
+                <w:lang w:val="es-CR" w:eastAsia="zh-CN" w:bidi="hi-IN"/>
+              </w:rPr>
+            </w:pPr>
+            <w:r>
+              <w:rPr>
+                <w:rFonts w:eastAsia="Times New Roman" w:cs="Times New Roman" w:ascii="Times New Roman" w:hAnsi="Times New Roman"/>
+                <w:kern w:val="0"/>
+                <w:sz w:val="24"/>
+                <w:szCs w:val="24"/>
+                <w:lang w:val="es-CR" w:eastAsia="zh-CN" w:bidi="hi-IN"/>
               </w:rPr>
               <w:t>60%</w:t>
             </w:r>
@@ -3001,23 +3727,36 @@
         </w:tc>
         <w:tc>
           <w:tcPr>
-            <w:tcW w:w="3263" w:type="dxa"/>
-            <w:tcBorders>
-              <w:top w:val="single" w:sz="4" w:space="0" w:color="000000"/>
-              <w:left w:val="single" w:sz="4" w:space="0" w:color="000000"/>
-              <w:bottom w:val="single" w:sz="4" w:space="0" w:color="000000"/>
-              <w:right w:val="single" w:sz="4" w:space="0" w:color="000000"/>
-            </w:tcBorders>
-          </w:tcPr>
-          <w:p>
-            <w:pPr>
-              <w:pStyle w:val="normal1"/>
-              <w:spacing w:after="0" w:line="360" w:lineRule="auto"/>
-              <w:jc w:val="center"/>
-            </w:pPr>
-            <w:r>
-              <w:rPr>
-                <w:rFonts w:ascii="Times New Roman" w:eastAsia="Times New Roman" w:hAnsi="Times New Roman" w:cs="Times New Roman"/>
+            <w:tcW w:w="3264" w:type="dxa"/>
+            <w:tcBorders>
+              <w:top w:val="single" w:sz="4" w:space="0" w:color="000000"/>
+              <w:left w:val="single" w:sz="4" w:space="0" w:color="000000"/>
+              <w:bottom w:val="single" w:sz="4" w:space="0" w:color="000000"/>
+              <w:right w:val="single" w:sz="4" w:space="0" w:color="000000"/>
+            </w:tcBorders>
+          </w:tcPr>
+          <w:p>
+            <w:pPr>
+              <w:pStyle w:val="normal1"/>
+              <w:widowControl/>
+              <w:suppressAutoHyphens w:val="true"/>
+              <w:spacing w:lineRule="auto" w:line="360" w:before="0" w:after="0"/>
+              <w:jc w:val="center"/>
+              <w:rPr>
+                <w:rFonts w:ascii="Aptos" w:hAnsi="Aptos" w:eastAsia="Aptos" w:cs="Aptos"/>
+                <w:kern w:val="0"/>
+                <w:sz w:val="24"/>
+                <w:szCs w:val="24"/>
+                <w:lang w:val="es-CR" w:eastAsia="zh-CN" w:bidi="hi-IN"/>
+              </w:rPr>
+            </w:pPr>
+            <w:r>
+              <w:rPr>
+                <w:rFonts w:eastAsia="Times New Roman" w:cs="Times New Roman" w:ascii="Times New Roman" w:hAnsi="Times New Roman"/>
+                <w:kern w:val="0"/>
+                <w:sz w:val="24"/>
+                <w:szCs w:val="24"/>
+                <w:lang w:val="es-CR" w:eastAsia="zh-CN" w:bidi="hi-IN"/>
               </w:rPr>
               <w:t>40%</w:t>
             </w:r>
@@ -3026,11 +3765,11 @@
       </w:tr>
       <w:tr>
         <w:trPr>
-          <w:trHeight w:val="1550"/>
+          <w:trHeight w:val="1550" w:hRule="atLeast"/>
         </w:trPr>
         <w:tc>
           <w:tcPr>
-            <w:tcW w:w="2748" w:type="dxa"/>
+            <w:tcW w:w="2747" w:type="dxa"/>
             <w:tcBorders>
               <w:top w:val="single" w:sz="4" w:space="0" w:color="000000"/>
               <w:left w:val="single" w:sz="4" w:space="0" w:color="000000"/>
@@ -3042,12 +3781,25 @@
           <w:p>
             <w:pPr>
               <w:pStyle w:val="normal1"/>
-              <w:spacing w:after="0" w:line="360" w:lineRule="auto"/>
-              <w:jc w:val="center"/>
-            </w:pPr>
-            <w:r>
-              <w:rPr>
-                <w:rFonts w:ascii="Times New Roman" w:eastAsia="Times New Roman" w:hAnsi="Times New Roman" w:cs="Times New Roman"/>
+              <w:widowControl/>
+              <w:suppressAutoHyphens w:val="true"/>
+              <w:spacing w:lineRule="auto" w:line="360" w:before="0" w:after="0"/>
+              <w:jc w:val="center"/>
+              <w:rPr>
+                <w:rFonts w:ascii="Aptos" w:hAnsi="Aptos" w:eastAsia="Aptos" w:cs="Aptos"/>
+                <w:kern w:val="0"/>
+                <w:sz w:val="24"/>
+                <w:szCs w:val="24"/>
+                <w:lang w:val="es-CR" w:eastAsia="zh-CN" w:bidi="hi-IN"/>
+              </w:rPr>
+            </w:pPr>
+            <w:r>
+              <w:rPr>
+                <w:rFonts w:eastAsia="Times New Roman" w:cs="Times New Roman" w:ascii="Times New Roman" w:hAnsi="Times New Roman"/>
+                <w:kern w:val="0"/>
+                <w:sz w:val="24"/>
+                <w:szCs w:val="24"/>
+                <w:lang w:val="es-CR" w:eastAsia="zh-CN" w:bidi="hi-IN"/>
               </w:rPr>
               <w:t>Diseño de la matriz y estructura del mapa</w:t>
             </w:r>
@@ -3055,12 +3807,23 @@
           <w:p>
             <w:pPr>
               <w:pStyle w:val="normal1"/>
-              <w:spacing w:after="0" w:line="360" w:lineRule="auto"/>
-              <w:jc w:val="center"/>
-              <w:rPr>
-                <w:rFonts w:ascii="Times New Roman" w:eastAsia="Times New Roman" w:hAnsi="Times New Roman" w:cs="Times New Roman"/>
-              </w:rPr>
-            </w:pPr>
+              <w:widowControl/>
+              <w:suppressAutoHyphens w:val="true"/>
+              <w:spacing w:lineRule="auto" w:line="360" w:before="0" w:after="0"/>
+              <w:jc w:val="center"/>
+              <w:rPr>
+                <w:rFonts w:ascii="Times New Roman" w:hAnsi="Times New Roman" w:eastAsia="Times New Roman" w:cs="Times New Roman"/>
+              </w:rPr>
+            </w:pPr>
+            <w:r>
+              <w:rPr>
+                <w:rFonts w:eastAsia="Times New Roman" w:cs="Times New Roman" w:ascii="Times New Roman" w:hAnsi="Times New Roman"/>
+                <w:kern w:val="0"/>
+                <w:sz w:val="24"/>
+                <w:szCs w:val="24"/>
+                <w:lang w:val="es-CR" w:eastAsia="zh-CN" w:bidi="hi-IN"/>
+              </w:rPr>
+            </w:r>
           </w:p>
         </w:tc>
         <w:tc>
@@ -3076,12 +3839,25 @@
           <w:p>
             <w:pPr>
               <w:pStyle w:val="normal1"/>
-              <w:spacing w:after="0" w:line="360" w:lineRule="auto"/>
-              <w:jc w:val="center"/>
-            </w:pPr>
-            <w:r>
-              <w:rPr>
-                <w:rFonts w:ascii="Times New Roman" w:eastAsia="Times New Roman" w:hAnsi="Times New Roman" w:cs="Times New Roman"/>
+              <w:widowControl/>
+              <w:suppressAutoHyphens w:val="true"/>
+              <w:spacing w:lineRule="auto" w:line="360" w:before="0" w:after="0"/>
+              <w:jc w:val="center"/>
+              <w:rPr>
+                <w:rFonts w:ascii="Aptos" w:hAnsi="Aptos" w:eastAsia="Aptos" w:cs="Aptos"/>
+                <w:kern w:val="0"/>
+                <w:sz w:val="24"/>
+                <w:szCs w:val="24"/>
+                <w:lang w:val="es-CR" w:eastAsia="zh-CN" w:bidi="hi-IN"/>
+              </w:rPr>
+            </w:pPr>
+            <w:r>
+              <w:rPr>
+                <w:rFonts w:eastAsia="Times New Roman" w:cs="Times New Roman" w:ascii="Times New Roman" w:hAnsi="Times New Roman"/>
+                <w:kern w:val="0"/>
+                <w:sz w:val="24"/>
+                <w:szCs w:val="24"/>
+                <w:lang w:val="es-CR" w:eastAsia="zh-CN" w:bidi="hi-IN"/>
               </w:rPr>
               <w:t>50%</w:t>
             </w:r>
@@ -3089,27 +3865,41 @@
         </w:tc>
         <w:tc>
           <w:tcPr>
-            <w:tcW w:w="3263" w:type="dxa"/>
-            <w:tcBorders>
-              <w:top w:val="single" w:sz="4" w:space="0" w:color="000000"/>
-              <w:left w:val="single" w:sz="4" w:space="0" w:color="000000"/>
-              <w:bottom w:val="single" w:sz="4" w:space="0" w:color="000000"/>
-              <w:right w:val="single" w:sz="4" w:space="0" w:color="000000"/>
-            </w:tcBorders>
-          </w:tcPr>
-          <w:p>
-            <w:pPr>
-              <w:pStyle w:val="normal1"/>
+            <w:tcW w:w="3264" w:type="dxa"/>
+            <w:tcBorders>
+              <w:top w:val="single" w:sz="4" w:space="0" w:color="000000"/>
+              <w:left w:val="single" w:sz="4" w:space="0" w:color="000000"/>
+              <w:bottom w:val="single" w:sz="4" w:space="0" w:color="000000"/>
+              <w:right w:val="single" w:sz="4" w:space="0" w:color="000000"/>
+            </w:tcBorders>
+          </w:tcPr>
+          <w:p>
+            <w:pPr>
+              <w:pStyle w:val="normal1"/>
+              <w:widowControl/>
               <w:tabs>
-                <w:tab w:val="left" w:pos="1122"/>
-                <w:tab w:val="center" w:pos="1424"/>
+                <w:tab w:val="clear" w:pos="720"/>
+                <w:tab w:val="left" w:pos="1122" w:leader="none"/>
+                <w:tab w:val="center" w:pos="1424" w:leader="none"/>
               </w:tabs>
-              <w:spacing w:after="0" w:line="360" w:lineRule="auto"/>
-              <w:jc w:val="center"/>
-            </w:pPr>
-            <w:r>
-              <w:rPr>
-                <w:rFonts w:ascii="Times New Roman" w:eastAsia="Times New Roman" w:hAnsi="Times New Roman" w:cs="Times New Roman"/>
+              <w:suppressAutoHyphens w:val="true"/>
+              <w:spacing w:lineRule="auto" w:line="360" w:before="0" w:after="0"/>
+              <w:jc w:val="center"/>
+              <w:rPr>
+                <w:rFonts w:ascii="Aptos" w:hAnsi="Aptos" w:eastAsia="Aptos" w:cs="Aptos"/>
+                <w:kern w:val="0"/>
+                <w:sz w:val="24"/>
+                <w:szCs w:val="24"/>
+                <w:lang w:val="es-CR" w:eastAsia="zh-CN" w:bidi="hi-IN"/>
+              </w:rPr>
+            </w:pPr>
+            <w:r>
+              <w:rPr>
+                <w:rFonts w:eastAsia="Times New Roman" w:cs="Times New Roman" w:ascii="Times New Roman" w:hAnsi="Times New Roman"/>
+                <w:kern w:val="0"/>
+                <w:sz w:val="24"/>
+                <w:szCs w:val="24"/>
+                <w:lang w:val="es-CR" w:eastAsia="zh-CN" w:bidi="hi-IN"/>
               </w:rPr>
               <w:t>50%</w:t>
             </w:r>
@@ -3118,11 +3908,11 @@
       </w:tr>
       <w:tr>
         <w:trPr>
-          <w:trHeight w:val="772"/>
+          <w:trHeight w:val="772" w:hRule="atLeast"/>
         </w:trPr>
         <w:tc>
           <w:tcPr>
-            <w:tcW w:w="2748" w:type="dxa"/>
+            <w:tcW w:w="2747" w:type="dxa"/>
             <w:tcBorders>
               <w:top w:val="single" w:sz="4" w:space="0" w:color="000000"/>
               <w:left w:val="single" w:sz="4" w:space="0" w:color="000000"/>
@@ -3134,12 +3924,25 @@
           <w:p>
             <w:pPr>
               <w:pStyle w:val="normal1"/>
-              <w:spacing w:after="0" w:line="360" w:lineRule="auto"/>
-              <w:jc w:val="center"/>
-            </w:pPr>
-            <w:r>
-              <w:rPr>
-                <w:rFonts w:ascii="Times New Roman" w:eastAsia="Times New Roman" w:hAnsi="Times New Roman" w:cs="Times New Roman"/>
+              <w:widowControl/>
+              <w:suppressAutoHyphens w:val="true"/>
+              <w:spacing w:lineRule="auto" w:line="360" w:before="0" w:after="0"/>
+              <w:jc w:val="center"/>
+              <w:rPr>
+                <w:rFonts w:ascii="Aptos" w:hAnsi="Aptos" w:eastAsia="Aptos" w:cs="Aptos"/>
+                <w:kern w:val="0"/>
+                <w:sz w:val="24"/>
+                <w:szCs w:val="24"/>
+                <w:lang w:val="es-CR" w:eastAsia="zh-CN" w:bidi="hi-IN"/>
+              </w:rPr>
+            </w:pPr>
+            <w:r>
+              <w:rPr>
+                <w:rFonts w:eastAsia="Times New Roman" w:cs="Times New Roman" w:ascii="Times New Roman" w:hAnsi="Times New Roman"/>
+                <w:kern w:val="0"/>
+                <w:sz w:val="24"/>
+                <w:szCs w:val="24"/>
+                <w:lang w:val="es-CR" w:eastAsia="zh-CN" w:bidi="hi-IN"/>
               </w:rPr>
               <w:t>Movimiento y validación del jugador</w:t>
             </w:r>
@@ -3158,15 +3961,29 @@
           <w:p>
             <w:pPr>
               <w:pStyle w:val="normal1"/>
+              <w:widowControl/>
               <w:tabs>
-                <w:tab w:val="left" w:pos="251"/>
+                <w:tab w:val="clear" w:pos="720"/>
+                <w:tab w:val="left" w:pos="251" w:leader="none"/>
               </w:tabs>
-              <w:spacing w:after="0" w:line="360" w:lineRule="auto"/>
-              <w:jc w:val="center"/>
-            </w:pPr>
-            <w:r>
-              <w:rPr>
-                <w:rFonts w:ascii="Times New Roman" w:eastAsia="Times New Roman" w:hAnsi="Times New Roman" w:cs="Times New Roman"/>
+              <w:suppressAutoHyphens w:val="true"/>
+              <w:spacing w:lineRule="auto" w:line="360" w:before="0" w:after="0"/>
+              <w:jc w:val="center"/>
+              <w:rPr>
+                <w:rFonts w:ascii="Aptos" w:hAnsi="Aptos" w:eastAsia="Aptos" w:cs="Aptos"/>
+                <w:kern w:val="0"/>
+                <w:sz w:val="24"/>
+                <w:szCs w:val="24"/>
+                <w:lang w:val="es-CR" w:eastAsia="zh-CN" w:bidi="hi-IN"/>
+              </w:rPr>
+            </w:pPr>
+            <w:r>
+              <w:rPr>
+                <w:rFonts w:eastAsia="Times New Roman" w:cs="Times New Roman" w:ascii="Times New Roman" w:hAnsi="Times New Roman"/>
+                <w:kern w:val="0"/>
+                <w:sz w:val="24"/>
+                <w:szCs w:val="24"/>
+                <w:lang w:val="es-CR" w:eastAsia="zh-CN" w:bidi="hi-IN"/>
               </w:rPr>
               <w:t>60%</w:t>
             </w:r>
@@ -3174,23 +3991,36 @@
         </w:tc>
         <w:tc>
           <w:tcPr>
-            <w:tcW w:w="3263" w:type="dxa"/>
-            <w:tcBorders>
-              <w:top w:val="single" w:sz="4" w:space="0" w:color="000000"/>
-              <w:left w:val="single" w:sz="4" w:space="0" w:color="000000"/>
-              <w:bottom w:val="single" w:sz="4" w:space="0" w:color="000000"/>
-              <w:right w:val="single" w:sz="4" w:space="0" w:color="000000"/>
-            </w:tcBorders>
-          </w:tcPr>
-          <w:p>
-            <w:pPr>
-              <w:pStyle w:val="normal1"/>
-              <w:spacing w:after="0" w:line="360" w:lineRule="auto"/>
-              <w:jc w:val="center"/>
-            </w:pPr>
-            <w:r>
-              <w:rPr>
-                <w:rFonts w:ascii="Times New Roman" w:eastAsia="Times New Roman" w:hAnsi="Times New Roman" w:cs="Times New Roman"/>
+            <w:tcW w:w="3264" w:type="dxa"/>
+            <w:tcBorders>
+              <w:top w:val="single" w:sz="4" w:space="0" w:color="000000"/>
+              <w:left w:val="single" w:sz="4" w:space="0" w:color="000000"/>
+              <w:bottom w:val="single" w:sz="4" w:space="0" w:color="000000"/>
+              <w:right w:val="single" w:sz="4" w:space="0" w:color="000000"/>
+            </w:tcBorders>
+          </w:tcPr>
+          <w:p>
+            <w:pPr>
+              <w:pStyle w:val="normal1"/>
+              <w:widowControl/>
+              <w:suppressAutoHyphens w:val="true"/>
+              <w:spacing w:lineRule="auto" w:line="360" w:before="0" w:after="0"/>
+              <w:jc w:val="center"/>
+              <w:rPr>
+                <w:rFonts w:ascii="Aptos" w:hAnsi="Aptos" w:eastAsia="Aptos" w:cs="Aptos"/>
+                <w:kern w:val="0"/>
+                <w:sz w:val="24"/>
+                <w:szCs w:val="24"/>
+                <w:lang w:val="es-CR" w:eastAsia="zh-CN" w:bidi="hi-IN"/>
+              </w:rPr>
+            </w:pPr>
+            <w:r>
+              <w:rPr>
+                <w:rFonts w:eastAsia="Times New Roman" w:cs="Times New Roman" w:ascii="Times New Roman" w:hAnsi="Times New Roman"/>
+                <w:kern w:val="0"/>
+                <w:sz w:val="24"/>
+                <w:szCs w:val="24"/>
+                <w:lang w:val="es-CR" w:eastAsia="zh-CN" w:bidi="hi-IN"/>
               </w:rPr>
               <w:t>40%</w:t>
             </w:r>
@@ -3199,11 +4029,11 @@
       </w:tr>
       <w:tr>
         <w:trPr>
-          <w:trHeight w:val="781"/>
+          <w:trHeight w:val="781" w:hRule="atLeast"/>
         </w:trPr>
         <w:tc>
           <w:tcPr>
-            <w:tcW w:w="2748" w:type="dxa"/>
+            <w:tcW w:w="2747" w:type="dxa"/>
             <w:tcBorders>
               <w:top w:val="single" w:sz="4" w:space="0" w:color="000000"/>
               <w:left w:val="single" w:sz="4" w:space="0" w:color="000000"/>
@@ -3215,12 +4045,25 @@
           <w:p>
             <w:pPr>
               <w:pStyle w:val="normal1"/>
-              <w:spacing w:after="0" w:line="360" w:lineRule="auto"/>
-              <w:jc w:val="center"/>
-            </w:pPr>
-            <w:r>
-              <w:rPr>
-                <w:rFonts w:ascii="Times New Roman" w:eastAsia="Times New Roman" w:hAnsi="Times New Roman" w:cs="Times New Roman"/>
+              <w:widowControl/>
+              <w:suppressAutoHyphens w:val="true"/>
+              <w:spacing w:lineRule="auto" w:line="360" w:before="0" w:after="0"/>
+              <w:jc w:val="center"/>
+              <w:rPr>
+                <w:rFonts w:ascii="Aptos" w:hAnsi="Aptos" w:eastAsia="Aptos" w:cs="Aptos"/>
+                <w:kern w:val="0"/>
+                <w:sz w:val="24"/>
+                <w:szCs w:val="24"/>
+                <w:lang w:val="es-CR" w:eastAsia="zh-CN" w:bidi="hi-IN"/>
+              </w:rPr>
+            </w:pPr>
+            <w:r>
+              <w:rPr>
+                <w:rFonts w:eastAsia="Times New Roman" w:cs="Times New Roman" w:ascii="Times New Roman" w:hAnsi="Times New Roman"/>
+                <w:kern w:val="0"/>
+                <w:sz w:val="24"/>
+                <w:szCs w:val="24"/>
+                <w:lang w:val="es-CR" w:eastAsia="zh-CN" w:bidi="hi-IN"/>
               </w:rPr>
               <w:t>Generación dinámica del mapa</w:t>
             </w:r>
@@ -3239,12 +4082,25 @@
           <w:p>
             <w:pPr>
               <w:pStyle w:val="normal1"/>
-              <w:spacing w:after="0" w:line="360" w:lineRule="auto"/>
-              <w:jc w:val="center"/>
-            </w:pPr>
-            <w:r>
-              <w:rPr>
-                <w:rFonts w:ascii="Times New Roman" w:eastAsia="Times New Roman" w:hAnsi="Times New Roman" w:cs="Times New Roman"/>
+              <w:widowControl/>
+              <w:suppressAutoHyphens w:val="true"/>
+              <w:spacing w:lineRule="auto" w:line="360" w:before="0" w:after="0"/>
+              <w:jc w:val="center"/>
+              <w:rPr>
+                <w:rFonts w:ascii="Aptos" w:hAnsi="Aptos" w:eastAsia="Aptos" w:cs="Aptos"/>
+                <w:kern w:val="0"/>
+                <w:sz w:val="24"/>
+                <w:szCs w:val="24"/>
+                <w:lang w:val="es-CR" w:eastAsia="zh-CN" w:bidi="hi-IN"/>
+              </w:rPr>
+            </w:pPr>
+            <w:r>
+              <w:rPr>
+                <w:rFonts w:eastAsia="Times New Roman" w:cs="Times New Roman" w:ascii="Times New Roman" w:hAnsi="Times New Roman"/>
+                <w:kern w:val="0"/>
+                <w:sz w:val="24"/>
+                <w:szCs w:val="24"/>
+                <w:lang w:val="es-CR" w:eastAsia="zh-CN" w:bidi="hi-IN"/>
               </w:rPr>
               <w:t>80%</w:t>
             </w:r>
@@ -3252,23 +4108,36 @@
         </w:tc>
         <w:tc>
           <w:tcPr>
-            <w:tcW w:w="3263" w:type="dxa"/>
-            <w:tcBorders>
-              <w:top w:val="single" w:sz="4" w:space="0" w:color="000000"/>
-              <w:left w:val="single" w:sz="4" w:space="0" w:color="000000"/>
-              <w:bottom w:val="single" w:sz="4" w:space="0" w:color="000000"/>
-              <w:right w:val="single" w:sz="4" w:space="0" w:color="000000"/>
-            </w:tcBorders>
-          </w:tcPr>
-          <w:p>
-            <w:pPr>
-              <w:pStyle w:val="normal1"/>
-              <w:spacing w:after="0" w:line="360" w:lineRule="auto"/>
-              <w:jc w:val="center"/>
-            </w:pPr>
-            <w:r>
-              <w:rPr>
-                <w:rFonts w:ascii="Times New Roman" w:eastAsia="Times New Roman" w:hAnsi="Times New Roman" w:cs="Times New Roman"/>
+            <w:tcW w:w="3264" w:type="dxa"/>
+            <w:tcBorders>
+              <w:top w:val="single" w:sz="4" w:space="0" w:color="000000"/>
+              <w:left w:val="single" w:sz="4" w:space="0" w:color="000000"/>
+              <w:bottom w:val="single" w:sz="4" w:space="0" w:color="000000"/>
+              <w:right w:val="single" w:sz="4" w:space="0" w:color="000000"/>
+            </w:tcBorders>
+          </w:tcPr>
+          <w:p>
+            <w:pPr>
+              <w:pStyle w:val="normal1"/>
+              <w:widowControl/>
+              <w:suppressAutoHyphens w:val="true"/>
+              <w:spacing w:lineRule="auto" w:line="360" w:before="0" w:after="0"/>
+              <w:jc w:val="center"/>
+              <w:rPr>
+                <w:rFonts w:ascii="Aptos" w:hAnsi="Aptos" w:eastAsia="Aptos" w:cs="Aptos"/>
+                <w:kern w:val="0"/>
+                <w:sz w:val="24"/>
+                <w:szCs w:val="24"/>
+                <w:lang w:val="es-CR" w:eastAsia="zh-CN" w:bidi="hi-IN"/>
+              </w:rPr>
+            </w:pPr>
+            <w:r>
+              <w:rPr>
+                <w:rFonts w:eastAsia="Times New Roman" w:cs="Times New Roman" w:ascii="Times New Roman" w:hAnsi="Times New Roman"/>
+                <w:kern w:val="0"/>
+                <w:sz w:val="24"/>
+                <w:szCs w:val="24"/>
+                <w:lang w:val="es-CR" w:eastAsia="zh-CN" w:bidi="hi-IN"/>
               </w:rPr>
               <w:t>20%</w:t>
             </w:r>
@@ -3277,11 +4146,11 @@
       </w:tr>
       <w:tr>
         <w:trPr>
-          <w:trHeight w:val="772"/>
+          <w:trHeight w:val="772" w:hRule="atLeast"/>
         </w:trPr>
         <w:tc>
           <w:tcPr>
-            <w:tcW w:w="2748" w:type="dxa"/>
+            <w:tcW w:w="2747" w:type="dxa"/>
             <w:tcBorders>
               <w:top w:val="single" w:sz="4" w:space="0" w:color="000000"/>
               <w:left w:val="single" w:sz="4" w:space="0" w:color="000000"/>
@@ -3293,15 +4162,29 @@
           <w:p>
             <w:pPr>
               <w:pStyle w:val="normal1"/>
+              <w:widowControl/>
               <w:tabs>
-                <w:tab w:val="left" w:pos="2143"/>
+                <w:tab w:val="clear" w:pos="720"/>
+                <w:tab w:val="left" w:pos="2143" w:leader="none"/>
               </w:tabs>
-              <w:spacing w:after="0" w:line="360" w:lineRule="auto"/>
-              <w:jc w:val="center"/>
-            </w:pPr>
-            <w:r>
-              <w:rPr>
-                <w:rFonts w:ascii="Times New Roman" w:eastAsia="Times New Roman" w:hAnsi="Times New Roman" w:cs="Times New Roman"/>
+              <w:suppressAutoHyphens w:val="true"/>
+              <w:spacing w:lineRule="auto" w:line="360" w:before="0" w:after="0"/>
+              <w:jc w:val="center"/>
+              <w:rPr>
+                <w:rFonts w:ascii="Aptos" w:hAnsi="Aptos" w:eastAsia="Aptos" w:cs="Aptos"/>
+                <w:kern w:val="0"/>
+                <w:sz w:val="24"/>
+                <w:szCs w:val="24"/>
+                <w:lang w:val="es-CR" w:eastAsia="zh-CN" w:bidi="hi-IN"/>
+              </w:rPr>
+            </w:pPr>
+            <w:r>
+              <w:rPr>
+                <w:rFonts w:eastAsia="Times New Roman" w:cs="Times New Roman" w:ascii="Times New Roman" w:hAnsi="Times New Roman"/>
+                <w:kern w:val="0"/>
+                <w:sz w:val="24"/>
+                <w:szCs w:val="24"/>
+                <w:lang w:val="es-CR" w:eastAsia="zh-CN" w:bidi="hi-IN"/>
               </w:rPr>
               <w:t>Sistema de dificultad progresiva</w:t>
             </w:r>
@@ -3320,12 +4203,25 @@
           <w:p>
             <w:pPr>
               <w:pStyle w:val="normal1"/>
-              <w:spacing w:after="0" w:line="360" w:lineRule="auto"/>
-              <w:jc w:val="center"/>
-            </w:pPr>
-            <w:r>
-              <w:rPr>
-                <w:rFonts w:ascii="Times New Roman" w:eastAsia="Times New Roman" w:hAnsi="Times New Roman" w:cs="Times New Roman"/>
+              <w:widowControl/>
+              <w:suppressAutoHyphens w:val="true"/>
+              <w:spacing w:lineRule="auto" w:line="360" w:before="0" w:after="0"/>
+              <w:jc w:val="center"/>
+              <w:rPr>
+                <w:rFonts w:ascii="Aptos" w:hAnsi="Aptos" w:eastAsia="Aptos" w:cs="Aptos"/>
+                <w:kern w:val="0"/>
+                <w:sz w:val="24"/>
+                <w:szCs w:val="24"/>
+                <w:lang w:val="es-CR" w:eastAsia="zh-CN" w:bidi="hi-IN"/>
+              </w:rPr>
+            </w:pPr>
+            <w:r>
+              <w:rPr>
+                <w:rFonts w:eastAsia="Times New Roman" w:cs="Times New Roman" w:ascii="Times New Roman" w:hAnsi="Times New Roman"/>
+                <w:kern w:val="0"/>
+                <w:sz w:val="24"/>
+                <w:szCs w:val="24"/>
+                <w:lang w:val="es-CR" w:eastAsia="zh-CN" w:bidi="hi-IN"/>
               </w:rPr>
               <w:t>75%</w:t>
             </w:r>
@@ -3333,23 +4229,36 @@
         </w:tc>
         <w:tc>
           <w:tcPr>
-            <w:tcW w:w="3263" w:type="dxa"/>
-            <w:tcBorders>
-              <w:top w:val="single" w:sz="4" w:space="0" w:color="000000"/>
-              <w:left w:val="single" w:sz="4" w:space="0" w:color="000000"/>
-              <w:bottom w:val="single" w:sz="4" w:space="0" w:color="000000"/>
-              <w:right w:val="single" w:sz="4" w:space="0" w:color="000000"/>
-            </w:tcBorders>
-          </w:tcPr>
-          <w:p>
-            <w:pPr>
-              <w:pStyle w:val="normal1"/>
-              <w:spacing w:after="0" w:line="360" w:lineRule="auto"/>
-              <w:jc w:val="center"/>
-            </w:pPr>
-            <w:r>
-              <w:rPr>
-                <w:rFonts w:ascii="Times New Roman" w:eastAsia="Times New Roman" w:hAnsi="Times New Roman" w:cs="Times New Roman"/>
+            <w:tcW w:w="3264" w:type="dxa"/>
+            <w:tcBorders>
+              <w:top w:val="single" w:sz="4" w:space="0" w:color="000000"/>
+              <w:left w:val="single" w:sz="4" w:space="0" w:color="000000"/>
+              <w:bottom w:val="single" w:sz="4" w:space="0" w:color="000000"/>
+              <w:right w:val="single" w:sz="4" w:space="0" w:color="000000"/>
+            </w:tcBorders>
+          </w:tcPr>
+          <w:p>
+            <w:pPr>
+              <w:pStyle w:val="normal1"/>
+              <w:widowControl/>
+              <w:suppressAutoHyphens w:val="true"/>
+              <w:spacing w:lineRule="auto" w:line="360" w:before="0" w:after="0"/>
+              <w:jc w:val="center"/>
+              <w:rPr>
+                <w:rFonts w:ascii="Aptos" w:hAnsi="Aptos" w:eastAsia="Aptos" w:cs="Aptos"/>
+                <w:kern w:val="0"/>
+                <w:sz w:val="24"/>
+                <w:szCs w:val="24"/>
+                <w:lang w:val="es-CR" w:eastAsia="zh-CN" w:bidi="hi-IN"/>
+              </w:rPr>
+            </w:pPr>
+            <w:r>
+              <w:rPr>
+                <w:rFonts w:eastAsia="Times New Roman" w:cs="Times New Roman" w:ascii="Times New Roman" w:hAnsi="Times New Roman"/>
+                <w:kern w:val="0"/>
+                <w:sz w:val="24"/>
+                <w:szCs w:val="24"/>
+                <w:lang w:val="es-CR" w:eastAsia="zh-CN" w:bidi="hi-IN"/>
               </w:rPr>
               <w:t>25%</w:t>
             </w:r>
@@ -3358,11 +4267,11 @@
       </w:tr>
       <w:tr>
         <w:trPr>
-          <w:trHeight w:val="1158"/>
+          <w:trHeight w:val="1158" w:hRule="atLeast"/>
         </w:trPr>
         <w:tc>
           <w:tcPr>
-            <w:tcW w:w="2748" w:type="dxa"/>
+            <w:tcW w:w="2747" w:type="dxa"/>
             <w:tcBorders>
               <w:top w:val="single" w:sz="4" w:space="0" w:color="000000"/>
               <w:left w:val="single" w:sz="4" w:space="0" w:color="000000"/>
@@ -3374,12 +4283,25 @@
           <w:p>
             <w:pPr>
               <w:pStyle w:val="normal1"/>
-              <w:spacing w:after="0" w:line="360" w:lineRule="auto"/>
-              <w:jc w:val="center"/>
-            </w:pPr>
-            <w:r>
-              <w:rPr>
-                <w:rFonts w:ascii="Times New Roman" w:eastAsia="Times New Roman" w:hAnsi="Times New Roman" w:cs="Times New Roman"/>
+              <w:widowControl/>
+              <w:suppressAutoHyphens w:val="true"/>
+              <w:spacing w:lineRule="auto" w:line="360" w:before="0" w:after="0"/>
+              <w:jc w:val="center"/>
+              <w:rPr>
+                <w:rFonts w:ascii="Aptos" w:hAnsi="Aptos" w:eastAsia="Aptos" w:cs="Aptos"/>
+                <w:kern w:val="0"/>
+                <w:sz w:val="24"/>
+                <w:szCs w:val="24"/>
+                <w:lang w:val="es-CR" w:eastAsia="zh-CN" w:bidi="hi-IN"/>
+              </w:rPr>
+            </w:pPr>
+            <w:r>
+              <w:rPr>
+                <w:rFonts w:eastAsia="Times New Roman" w:cs="Times New Roman" w:ascii="Times New Roman" w:hAnsi="Times New Roman"/>
+                <w:kern w:val="0"/>
+                <w:sz w:val="24"/>
+                <w:szCs w:val="24"/>
+                <w:lang w:val="es-CR" w:eastAsia="zh-CN" w:bidi="hi-IN"/>
               </w:rPr>
               <w:t>Desarrollo de recompensas y poderes</w:t>
             </w:r>
@@ -3398,15 +4320,29 @@
           <w:p>
             <w:pPr>
               <w:pStyle w:val="normal1"/>
+              <w:widowControl/>
               <w:tabs>
-                <w:tab w:val="left" w:pos="938"/>
+                <w:tab w:val="clear" w:pos="720"/>
+                <w:tab w:val="left" w:pos="938" w:leader="none"/>
               </w:tabs>
-              <w:spacing w:after="0" w:line="360" w:lineRule="auto"/>
-              <w:jc w:val="center"/>
-            </w:pPr>
-            <w:r>
-              <w:rPr>
-                <w:rFonts w:ascii="Times New Roman" w:eastAsia="Times New Roman" w:hAnsi="Times New Roman" w:cs="Times New Roman"/>
+              <w:suppressAutoHyphens w:val="true"/>
+              <w:spacing w:lineRule="auto" w:line="360" w:before="0" w:after="0"/>
+              <w:jc w:val="center"/>
+              <w:rPr>
+                <w:rFonts w:ascii="Aptos" w:hAnsi="Aptos" w:eastAsia="Aptos" w:cs="Aptos"/>
+                <w:kern w:val="0"/>
+                <w:sz w:val="24"/>
+                <w:szCs w:val="24"/>
+                <w:lang w:val="es-CR" w:eastAsia="zh-CN" w:bidi="hi-IN"/>
+              </w:rPr>
+            </w:pPr>
+            <w:r>
+              <w:rPr>
+                <w:rFonts w:eastAsia="Times New Roman" w:cs="Times New Roman" w:ascii="Times New Roman" w:hAnsi="Times New Roman"/>
+                <w:kern w:val="0"/>
+                <w:sz w:val="24"/>
+                <w:szCs w:val="24"/>
+                <w:lang w:val="es-CR" w:eastAsia="zh-CN" w:bidi="hi-IN"/>
               </w:rPr>
               <w:t>50%</w:t>
             </w:r>
@@ -3414,23 +4350,36 @@
         </w:tc>
         <w:tc>
           <w:tcPr>
-            <w:tcW w:w="3263" w:type="dxa"/>
-            <w:tcBorders>
-              <w:top w:val="single" w:sz="4" w:space="0" w:color="000000"/>
-              <w:left w:val="single" w:sz="4" w:space="0" w:color="000000"/>
-              <w:bottom w:val="single" w:sz="4" w:space="0" w:color="000000"/>
-              <w:right w:val="single" w:sz="4" w:space="0" w:color="000000"/>
-            </w:tcBorders>
-          </w:tcPr>
-          <w:p>
-            <w:pPr>
-              <w:pStyle w:val="normal1"/>
-              <w:spacing w:after="0" w:line="360" w:lineRule="auto"/>
-              <w:jc w:val="center"/>
-            </w:pPr>
-            <w:r>
-              <w:rPr>
-                <w:rFonts w:ascii="Times New Roman" w:eastAsia="Times New Roman" w:hAnsi="Times New Roman" w:cs="Times New Roman"/>
+            <w:tcW w:w="3264" w:type="dxa"/>
+            <w:tcBorders>
+              <w:top w:val="single" w:sz="4" w:space="0" w:color="000000"/>
+              <w:left w:val="single" w:sz="4" w:space="0" w:color="000000"/>
+              <w:bottom w:val="single" w:sz="4" w:space="0" w:color="000000"/>
+              <w:right w:val="single" w:sz="4" w:space="0" w:color="000000"/>
+            </w:tcBorders>
+          </w:tcPr>
+          <w:p>
+            <w:pPr>
+              <w:pStyle w:val="normal1"/>
+              <w:widowControl/>
+              <w:suppressAutoHyphens w:val="true"/>
+              <w:spacing w:lineRule="auto" w:line="360" w:before="0" w:after="0"/>
+              <w:jc w:val="center"/>
+              <w:rPr>
+                <w:rFonts w:ascii="Aptos" w:hAnsi="Aptos" w:eastAsia="Aptos" w:cs="Aptos"/>
+                <w:kern w:val="0"/>
+                <w:sz w:val="24"/>
+                <w:szCs w:val="24"/>
+                <w:lang w:val="es-CR" w:eastAsia="zh-CN" w:bidi="hi-IN"/>
+              </w:rPr>
+            </w:pPr>
+            <w:r>
+              <w:rPr>
+                <w:rFonts w:eastAsia="Times New Roman" w:cs="Times New Roman" w:ascii="Times New Roman" w:hAnsi="Times New Roman"/>
+                <w:kern w:val="0"/>
+                <w:sz w:val="24"/>
+                <w:szCs w:val="24"/>
+                <w:lang w:val="es-CR" w:eastAsia="zh-CN" w:bidi="hi-IN"/>
               </w:rPr>
               <w:t>50%</w:t>
             </w:r>
@@ -3439,11 +4388,11 @@
       </w:tr>
       <w:tr>
         <w:trPr>
-          <w:trHeight w:val="897"/>
+          <w:trHeight w:val="897" w:hRule="atLeast"/>
         </w:trPr>
         <w:tc>
           <w:tcPr>
-            <w:tcW w:w="2748" w:type="dxa"/>
+            <w:tcW w:w="2747" w:type="dxa"/>
             <w:tcBorders>
               <w:top w:val="single" w:sz="4" w:space="0" w:color="000000"/>
               <w:left w:val="single" w:sz="4" w:space="0" w:color="000000"/>
@@ -3455,12 +4404,25 @@
           <w:p>
             <w:pPr>
               <w:pStyle w:val="normal1"/>
-              <w:spacing w:after="0" w:line="360" w:lineRule="auto"/>
-              <w:jc w:val="center"/>
-            </w:pPr>
-            <w:r>
-              <w:rPr>
-                <w:rFonts w:ascii="Times New Roman" w:eastAsia="Times New Roman" w:hAnsi="Times New Roman" w:cs="Times New Roman"/>
+              <w:widowControl/>
+              <w:suppressAutoHyphens w:val="true"/>
+              <w:spacing w:lineRule="auto" w:line="360" w:before="0" w:after="0"/>
+              <w:jc w:val="center"/>
+              <w:rPr>
+                <w:rFonts w:ascii="Aptos" w:hAnsi="Aptos" w:eastAsia="Aptos" w:cs="Aptos"/>
+                <w:kern w:val="0"/>
+                <w:sz w:val="24"/>
+                <w:szCs w:val="24"/>
+                <w:lang w:val="es-CR" w:eastAsia="zh-CN" w:bidi="hi-IN"/>
+              </w:rPr>
+            </w:pPr>
+            <w:r>
+              <w:rPr>
+                <w:rFonts w:eastAsia="Times New Roman" w:cs="Times New Roman" w:ascii="Times New Roman" w:hAnsi="Times New Roman"/>
+                <w:kern w:val="0"/>
+                <w:sz w:val="24"/>
+                <w:szCs w:val="24"/>
+                <w:lang w:val="es-CR" w:eastAsia="zh-CN" w:bidi="hi-IN"/>
               </w:rPr>
               <w:t>Manejo de hilos y concurrencia</w:t>
             </w:r>
@@ -3468,15 +4430,27 @@
           <w:p>
             <w:pPr>
               <w:pStyle w:val="normal1"/>
+              <w:widowControl/>
               <w:tabs>
-                <w:tab w:val="left" w:pos="2127"/>
+                <w:tab w:val="clear" w:pos="720"/>
+                <w:tab w:val="left" w:pos="2127" w:leader="none"/>
               </w:tabs>
-              <w:spacing w:after="0" w:line="360" w:lineRule="auto"/>
-              <w:jc w:val="center"/>
-              <w:rPr>
-                <w:rFonts w:ascii="Times New Roman" w:eastAsia="Times New Roman" w:hAnsi="Times New Roman" w:cs="Times New Roman"/>
-              </w:rPr>
-            </w:pPr>
+              <w:suppressAutoHyphens w:val="true"/>
+              <w:spacing w:lineRule="auto" w:line="360" w:before="0" w:after="0"/>
+              <w:jc w:val="center"/>
+              <w:rPr>
+                <w:rFonts w:ascii="Times New Roman" w:hAnsi="Times New Roman" w:eastAsia="Times New Roman" w:cs="Times New Roman"/>
+              </w:rPr>
+            </w:pPr>
+            <w:r>
+              <w:rPr>
+                <w:rFonts w:eastAsia="Times New Roman" w:cs="Times New Roman" w:ascii="Times New Roman" w:hAnsi="Times New Roman"/>
+                <w:kern w:val="0"/>
+                <w:sz w:val="24"/>
+                <w:szCs w:val="24"/>
+                <w:lang w:val="es-CR" w:eastAsia="zh-CN" w:bidi="hi-IN"/>
+              </w:rPr>
+            </w:r>
           </w:p>
         </w:tc>
         <w:tc>
@@ -3492,12 +4466,25 @@
           <w:p>
             <w:pPr>
               <w:pStyle w:val="normal1"/>
-              <w:spacing w:after="0" w:line="360" w:lineRule="auto"/>
-              <w:jc w:val="center"/>
-            </w:pPr>
-            <w:r>
-              <w:rPr>
-                <w:rFonts w:ascii="Times New Roman" w:eastAsia="Times New Roman" w:hAnsi="Times New Roman" w:cs="Times New Roman"/>
+              <w:widowControl/>
+              <w:suppressAutoHyphens w:val="true"/>
+              <w:spacing w:lineRule="auto" w:line="360" w:before="0" w:after="0"/>
+              <w:jc w:val="center"/>
+              <w:rPr>
+                <w:rFonts w:ascii="Aptos" w:hAnsi="Aptos" w:eastAsia="Aptos" w:cs="Aptos"/>
+                <w:kern w:val="0"/>
+                <w:sz w:val="24"/>
+                <w:szCs w:val="24"/>
+                <w:lang w:val="es-CR" w:eastAsia="zh-CN" w:bidi="hi-IN"/>
+              </w:rPr>
+            </w:pPr>
+            <w:r>
+              <w:rPr>
+                <w:rFonts w:eastAsia="Times New Roman" w:cs="Times New Roman" w:ascii="Times New Roman" w:hAnsi="Times New Roman"/>
+                <w:kern w:val="0"/>
+                <w:sz w:val="24"/>
+                <w:szCs w:val="24"/>
+                <w:lang w:val="es-CR" w:eastAsia="zh-CN" w:bidi="hi-IN"/>
               </w:rPr>
               <w:t>80%</w:t>
             </w:r>
@@ -3505,23 +4492,36 @@
         </w:tc>
         <w:tc>
           <w:tcPr>
-            <w:tcW w:w="3263" w:type="dxa"/>
-            <w:tcBorders>
-              <w:top w:val="single" w:sz="4" w:space="0" w:color="000000"/>
-              <w:left w:val="single" w:sz="4" w:space="0" w:color="000000"/>
-              <w:bottom w:val="single" w:sz="4" w:space="0" w:color="000000"/>
-              <w:right w:val="single" w:sz="4" w:space="0" w:color="000000"/>
-            </w:tcBorders>
-          </w:tcPr>
-          <w:p>
-            <w:pPr>
-              <w:pStyle w:val="normal1"/>
-              <w:spacing w:after="0" w:line="360" w:lineRule="auto"/>
-              <w:jc w:val="center"/>
-            </w:pPr>
-            <w:r>
-              <w:rPr>
-                <w:rFonts w:ascii="Times New Roman" w:eastAsia="Times New Roman" w:hAnsi="Times New Roman" w:cs="Times New Roman"/>
+            <w:tcW w:w="3264" w:type="dxa"/>
+            <w:tcBorders>
+              <w:top w:val="single" w:sz="4" w:space="0" w:color="000000"/>
+              <w:left w:val="single" w:sz="4" w:space="0" w:color="000000"/>
+              <w:bottom w:val="single" w:sz="4" w:space="0" w:color="000000"/>
+              <w:right w:val="single" w:sz="4" w:space="0" w:color="000000"/>
+            </w:tcBorders>
+          </w:tcPr>
+          <w:p>
+            <w:pPr>
+              <w:pStyle w:val="normal1"/>
+              <w:widowControl/>
+              <w:suppressAutoHyphens w:val="true"/>
+              <w:spacing w:lineRule="auto" w:line="360" w:before="0" w:after="0"/>
+              <w:jc w:val="center"/>
+              <w:rPr>
+                <w:rFonts w:ascii="Aptos" w:hAnsi="Aptos" w:eastAsia="Aptos" w:cs="Aptos"/>
+                <w:kern w:val="0"/>
+                <w:sz w:val="24"/>
+                <w:szCs w:val="24"/>
+                <w:lang w:val="es-CR" w:eastAsia="zh-CN" w:bidi="hi-IN"/>
+              </w:rPr>
+            </w:pPr>
+            <w:r>
+              <w:rPr>
+                <w:rFonts w:eastAsia="Times New Roman" w:cs="Times New Roman" w:ascii="Times New Roman" w:hAnsi="Times New Roman"/>
+                <w:kern w:val="0"/>
+                <w:sz w:val="24"/>
+                <w:szCs w:val="24"/>
+                <w:lang w:val="es-CR" w:eastAsia="zh-CN" w:bidi="hi-IN"/>
               </w:rPr>
               <w:t>20%</w:t>
             </w:r>
@@ -3530,11 +4530,11 @@
       </w:tr>
       <w:tr>
         <w:trPr>
-          <w:trHeight w:val="1005"/>
+          <w:trHeight w:val="1005" w:hRule="atLeast"/>
         </w:trPr>
         <w:tc>
           <w:tcPr>
-            <w:tcW w:w="2748" w:type="dxa"/>
+            <w:tcW w:w="2747" w:type="dxa"/>
             <w:tcBorders>
               <w:top w:val="single" w:sz="4" w:space="0" w:color="000000"/>
               <w:left w:val="single" w:sz="4" w:space="0" w:color="000000"/>
@@ -3546,14 +4546,26 @@
           <w:p>
             <w:pPr>
               <w:pStyle w:val="normal1"/>
-              <w:spacing w:after="0" w:line="360" w:lineRule="auto"/>
-              <w:jc w:val="center"/>
-            </w:pPr>
-            <w:r>
-              <w:rPr>
-                <w:rFonts w:ascii="Times New Roman" w:eastAsia="Times New Roman" w:hAnsi="Times New Roman" w:cs="Times New Roman"/>
-              </w:rPr>
-              <w:lastRenderedPageBreak/>
+              <w:widowControl/>
+              <w:suppressAutoHyphens w:val="true"/>
+              <w:spacing w:lineRule="auto" w:line="360" w:before="0" w:after="0"/>
+              <w:jc w:val="center"/>
+              <w:rPr>
+                <w:rFonts w:ascii="Aptos" w:hAnsi="Aptos" w:eastAsia="Aptos" w:cs="Aptos"/>
+                <w:kern w:val="0"/>
+                <w:sz w:val="24"/>
+                <w:szCs w:val="24"/>
+                <w:lang w:val="es-CR" w:eastAsia="zh-CN" w:bidi="hi-IN"/>
+              </w:rPr>
+            </w:pPr>
+            <w:r>
+              <w:rPr>
+                <w:rFonts w:eastAsia="Times New Roman" w:cs="Times New Roman" w:ascii="Times New Roman" w:hAnsi="Times New Roman"/>
+                <w:kern w:val="0"/>
+                <w:sz w:val="24"/>
+                <w:szCs w:val="24"/>
+                <w:lang w:val="es-CR" w:eastAsia="zh-CN" w:bidi="hi-IN"/>
+              </w:rPr>
               <w:t>Desarrollo de interfaz gráfica</w:t>
             </w:r>
           </w:p>
@@ -3571,12 +4583,25 @@
           <w:p>
             <w:pPr>
               <w:pStyle w:val="normal1"/>
-              <w:spacing w:after="0" w:line="360" w:lineRule="auto"/>
-              <w:jc w:val="center"/>
-            </w:pPr>
-            <w:r>
-              <w:rPr>
-                <w:rFonts w:ascii="Times New Roman" w:eastAsia="Times New Roman" w:hAnsi="Times New Roman" w:cs="Times New Roman"/>
+              <w:widowControl/>
+              <w:suppressAutoHyphens w:val="true"/>
+              <w:spacing w:lineRule="auto" w:line="360" w:before="0" w:after="0"/>
+              <w:jc w:val="center"/>
+              <w:rPr>
+                <w:rFonts w:ascii="Aptos" w:hAnsi="Aptos" w:eastAsia="Aptos" w:cs="Aptos"/>
+                <w:kern w:val="0"/>
+                <w:sz w:val="24"/>
+                <w:szCs w:val="24"/>
+                <w:lang w:val="es-CR" w:eastAsia="zh-CN" w:bidi="hi-IN"/>
+              </w:rPr>
+            </w:pPr>
+            <w:r>
+              <w:rPr>
+                <w:rFonts w:eastAsia="Times New Roman" w:cs="Times New Roman" w:ascii="Times New Roman" w:hAnsi="Times New Roman"/>
+                <w:kern w:val="0"/>
+                <w:sz w:val="24"/>
+                <w:szCs w:val="24"/>
+                <w:lang w:val="es-CR" w:eastAsia="zh-CN" w:bidi="hi-IN"/>
               </w:rPr>
               <w:t>75%</w:t>
             </w:r>
@@ -3584,23 +4609,36 @@
         </w:tc>
         <w:tc>
           <w:tcPr>
-            <w:tcW w:w="3263" w:type="dxa"/>
-            <w:tcBorders>
-              <w:top w:val="single" w:sz="4" w:space="0" w:color="000000"/>
-              <w:left w:val="single" w:sz="4" w:space="0" w:color="000000"/>
-              <w:bottom w:val="single" w:sz="4" w:space="0" w:color="000000"/>
-              <w:right w:val="single" w:sz="4" w:space="0" w:color="000000"/>
-            </w:tcBorders>
-          </w:tcPr>
-          <w:p>
-            <w:pPr>
-              <w:pStyle w:val="normal1"/>
-              <w:spacing w:after="0" w:line="360" w:lineRule="auto"/>
-              <w:jc w:val="center"/>
-            </w:pPr>
-            <w:r>
-              <w:rPr>
-                <w:rFonts w:ascii="Times New Roman" w:eastAsia="Times New Roman" w:hAnsi="Times New Roman" w:cs="Times New Roman"/>
+            <w:tcW w:w="3264" w:type="dxa"/>
+            <w:tcBorders>
+              <w:top w:val="single" w:sz="4" w:space="0" w:color="000000"/>
+              <w:left w:val="single" w:sz="4" w:space="0" w:color="000000"/>
+              <w:bottom w:val="single" w:sz="4" w:space="0" w:color="000000"/>
+              <w:right w:val="single" w:sz="4" w:space="0" w:color="000000"/>
+            </w:tcBorders>
+          </w:tcPr>
+          <w:p>
+            <w:pPr>
+              <w:pStyle w:val="normal1"/>
+              <w:widowControl/>
+              <w:suppressAutoHyphens w:val="true"/>
+              <w:spacing w:lineRule="auto" w:line="360" w:before="0" w:after="0"/>
+              <w:jc w:val="center"/>
+              <w:rPr>
+                <w:rFonts w:ascii="Aptos" w:hAnsi="Aptos" w:eastAsia="Aptos" w:cs="Aptos"/>
+                <w:kern w:val="0"/>
+                <w:sz w:val="24"/>
+                <w:szCs w:val="24"/>
+                <w:lang w:val="es-CR" w:eastAsia="zh-CN" w:bidi="hi-IN"/>
+              </w:rPr>
+            </w:pPr>
+            <w:r>
+              <w:rPr>
+                <w:rFonts w:eastAsia="Times New Roman" w:cs="Times New Roman" w:ascii="Times New Roman" w:hAnsi="Times New Roman"/>
+                <w:kern w:val="0"/>
+                <w:sz w:val="24"/>
+                <w:szCs w:val="24"/>
+                <w:lang w:val="es-CR" w:eastAsia="zh-CN" w:bidi="hi-IN"/>
               </w:rPr>
               <w:t>25%</w:t>
             </w:r>
@@ -3609,11 +4647,11 @@
       </w:tr>
       <w:tr>
         <w:trPr>
-          <w:trHeight w:val="1469"/>
+          <w:trHeight w:val="1469" w:hRule="atLeast"/>
         </w:trPr>
         <w:tc>
           <w:tcPr>
-            <w:tcW w:w="2748" w:type="dxa"/>
+            <w:tcW w:w="2747" w:type="dxa"/>
             <w:tcBorders>
               <w:top w:val="single" w:sz="4" w:space="0" w:color="000000"/>
               <w:left w:val="single" w:sz="4" w:space="0" w:color="000000"/>
@@ -3625,12 +4663,25 @@
           <w:p>
             <w:pPr>
               <w:pStyle w:val="normal1"/>
-              <w:spacing w:after="0" w:line="360" w:lineRule="auto"/>
-              <w:jc w:val="center"/>
-            </w:pPr>
-            <w:r>
-              <w:rPr>
-                <w:rFonts w:ascii="Times New Roman" w:eastAsia="Times New Roman" w:hAnsi="Times New Roman" w:cs="Times New Roman"/>
+              <w:widowControl/>
+              <w:suppressAutoHyphens w:val="true"/>
+              <w:spacing w:lineRule="auto" w:line="360" w:before="0" w:after="0"/>
+              <w:jc w:val="center"/>
+              <w:rPr>
+                <w:rFonts w:ascii="Aptos" w:hAnsi="Aptos" w:eastAsia="Aptos" w:cs="Aptos"/>
+                <w:kern w:val="0"/>
+                <w:sz w:val="24"/>
+                <w:szCs w:val="24"/>
+                <w:lang w:val="es-CR" w:eastAsia="zh-CN" w:bidi="hi-IN"/>
+              </w:rPr>
+            </w:pPr>
+            <w:r>
+              <w:rPr>
+                <w:rFonts w:eastAsia="Times New Roman" w:cs="Times New Roman" w:ascii="Times New Roman" w:hAnsi="Times New Roman"/>
+                <w:kern w:val="0"/>
+                <w:sz w:val="24"/>
+                <w:szCs w:val="24"/>
+                <w:lang w:val="es-CR" w:eastAsia="zh-CN" w:bidi="hi-IN"/>
               </w:rPr>
               <w:t>Configuración y navegación entre pantallas</w:t>
             </w:r>
@@ -3649,12 +4700,25 @@
           <w:p>
             <w:pPr>
               <w:pStyle w:val="normal1"/>
-              <w:spacing w:after="0" w:line="360" w:lineRule="auto"/>
-              <w:jc w:val="center"/>
-            </w:pPr>
-            <w:r>
-              <w:rPr>
-                <w:rFonts w:ascii="Times New Roman" w:eastAsia="Times New Roman" w:hAnsi="Times New Roman" w:cs="Times New Roman"/>
+              <w:widowControl/>
+              <w:suppressAutoHyphens w:val="true"/>
+              <w:spacing w:lineRule="auto" w:line="360" w:before="0" w:after="0"/>
+              <w:jc w:val="center"/>
+              <w:rPr>
+                <w:rFonts w:ascii="Aptos" w:hAnsi="Aptos" w:eastAsia="Aptos" w:cs="Aptos"/>
+                <w:kern w:val="0"/>
+                <w:sz w:val="24"/>
+                <w:szCs w:val="24"/>
+                <w:lang w:val="es-CR" w:eastAsia="zh-CN" w:bidi="hi-IN"/>
+              </w:rPr>
+            </w:pPr>
+            <w:r>
+              <w:rPr>
+                <w:rFonts w:eastAsia="Times New Roman" w:cs="Times New Roman" w:ascii="Times New Roman" w:hAnsi="Times New Roman"/>
+                <w:kern w:val="0"/>
+                <w:sz w:val="24"/>
+                <w:szCs w:val="24"/>
+                <w:lang w:val="es-CR" w:eastAsia="zh-CN" w:bidi="hi-IN"/>
               </w:rPr>
               <w:t>60%</w:t>
             </w:r>
@@ -3662,23 +4726,36 @@
         </w:tc>
         <w:tc>
           <w:tcPr>
-            <w:tcW w:w="3263" w:type="dxa"/>
-            <w:tcBorders>
-              <w:top w:val="single" w:sz="4" w:space="0" w:color="000000"/>
-              <w:left w:val="single" w:sz="4" w:space="0" w:color="000000"/>
-              <w:bottom w:val="single" w:sz="4" w:space="0" w:color="000000"/>
-              <w:right w:val="single" w:sz="4" w:space="0" w:color="000000"/>
-            </w:tcBorders>
-          </w:tcPr>
-          <w:p>
-            <w:pPr>
-              <w:pStyle w:val="normal1"/>
-              <w:spacing w:after="0" w:line="360" w:lineRule="auto"/>
-              <w:jc w:val="center"/>
-            </w:pPr>
-            <w:r>
-              <w:rPr>
-                <w:rFonts w:ascii="Times New Roman" w:eastAsia="Times New Roman" w:hAnsi="Times New Roman" w:cs="Times New Roman"/>
+            <w:tcW w:w="3264" w:type="dxa"/>
+            <w:tcBorders>
+              <w:top w:val="single" w:sz="4" w:space="0" w:color="000000"/>
+              <w:left w:val="single" w:sz="4" w:space="0" w:color="000000"/>
+              <w:bottom w:val="single" w:sz="4" w:space="0" w:color="000000"/>
+              <w:right w:val="single" w:sz="4" w:space="0" w:color="000000"/>
+            </w:tcBorders>
+          </w:tcPr>
+          <w:p>
+            <w:pPr>
+              <w:pStyle w:val="normal1"/>
+              <w:widowControl/>
+              <w:suppressAutoHyphens w:val="true"/>
+              <w:spacing w:lineRule="auto" w:line="360" w:before="0" w:after="0"/>
+              <w:jc w:val="center"/>
+              <w:rPr>
+                <w:rFonts w:ascii="Aptos" w:hAnsi="Aptos" w:eastAsia="Aptos" w:cs="Aptos"/>
+                <w:kern w:val="0"/>
+                <w:sz w:val="24"/>
+                <w:szCs w:val="24"/>
+                <w:lang w:val="es-CR" w:eastAsia="zh-CN" w:bidi="hi-IN"/>
+              </w:rPr>
+            </w:pPr>
+            <w:r>
+              <w:rPr>
+                <w:rFonts w:eastAsia="Times New Roman" w:cs="Times New Roman" w:ascii="Times New Roman" w:hAnsi="Times New Roman"/>
+                <w:kern w:val="0"/>
+                <w:sz w:val="24"/>
+                <w:szCs w:val="24"/>
+                <w:lang w:val="es-CR" w:eastAsia="zh-CN" w:bidi="hi-IN"/>
               </w:rPr>
               <w:t>40%</w:t>
             </w:r>
@@ -3687,11 +4764,11 @@
       </w:tr>
       <w:tr>
         <w:trPr>
-          <w:trHeight w:val="1303"/>
+          <w:trHeight w:val="1303" w:hRule="atLeast"/>
         </w:trPr>
         <w:tc>
           <w:tcPr>
-            <w:tcW w:w="2748" w:type="dxa"/>
+            <w:tcW w:w="2747" w:type="dxa"/>
             <w:tcBorders>
               <w:top w:val="single" w:sz="4" w:space="0" w:color="000000"/>
               <w:left w:val="single" w:sz="4" w:space="0" w:color="000000"/>
@@ -3703,12 +4780,25 @@
           <w:p>
             <w:pPr>
               <w:pStyle w:val="normal1"/>
-              <w:spacing w:after="0" w:line="360" w:lineRule="auto"/>
-              <w:jc w:val="center"/>
-            </w:pPr>
-            <w:r>
-              <w:rPr>
-                <w:rFonts w:ascii="Times New Roman" w:eastAsia="Times New Roman" w:hAnsi="Times New Roman" w:cs="Times New Roman"/>
+              <w:widowControl/>
+              <w:suppressAutoHyphens w:val="true"/>
+              <w:spacing w:lineRule="auto" w:line="360" w:before="0" w:after="0"/>
+              <w:jc w:val="center"/>
+              <w:rPr>
+                <w:rFonts w:ascii="Aptos" w:hAnsi="Aptos" w:eastAsia="Aptos" w:cs="Aptos"/>
+                <w:kern w:val="0"/>
+                <w:sz w:val="24"/>
+                <w:szCs w:val="24"/>
+                <w:lang w:val="es-CR" w:eastAsia="zh-CN" w:bidi="hi-IN"/>
+              </w:rPr>
+            </w:pPr>
+            <w:r>
+              <w:rPr>
+                <w:rFonts w:eastAsia="Times New Roman" w:cs="Times New Roman" w:ascii="Times New Roman" w:hAnsi="Times New Roman"/>
+                <w:kern w:val="0"/>
+                <w:sz w:val="24"/>
+                <w:szCs w:val="24"/>
+                <w:lang w:val="es-CR" w:eastAsia="zh-CN" w:bidi="hi-IN"/>
               </w:rPr>
               <w:t>Sistema de puntajes y archivos</w:t>
             </w:r>
@@ -3727,12 +4817,25 @@
           <w:p>
             <w:pPr>
               <w:pStyle w:val="normal1"/>
-              <w:spacing w:after="0" w:line="360" w:lineRule="auto"/>
-              <w:jc w:val="center"/>
-            </w:pPr>
-            <w:r>
-              <w:rPr>
-                <w:rFonts w:ascii="Times New Roman" w:eastAsia="Times New Roman" w:hAnsi="Times New Roman" w:cs="Times New Roman"/>
+              <w:widowControl/>
+              <w:suppressAutoHyphens w:val="true"/>
+              <w:spacing w:lineRule="auto" w:line="360" w:before="0" w:after="0"/>
+              <w:jc w:val="center"/>
+              <w:rPr>
+                <w:rFonts w:ascii="Aptos" w:hAnsi="Aptos" w:eastAsia="Aptos" w:cs="Aptos"/>
+                <w:kern w:val="0"/>
+                <w:sz w:val="24"/>
+                <w:szCs w:val="24"/>
+                <w:lang w:val="es-CR" w:eastAsia="zh-CN" w:bidi="hi-IN"/>
+              </w:rPr>
+            </w:pPr>
+            <w:r>
+              <w:rPr>
+                <w:rFonts w:eastAsia="Times New Roman" w:cs="Times New Roman" w:ascii="Times New Roman" w:hAnsi="Times New Roman"/>
+                <w:kern w:val="0"/>
+                <w:sz w:val="24"/>
+                <w:szCs w:val="24"/>
+                <w:lang w:val="es-CR" w:eastAsia="zh-CN" w:bidi="hi-IN"/>
               </w:rPr>
               <w:t>70%</w:t>
             </w:r>
@@ -3740,23 +4843,36 @@
         </w:tc>
         <w:tc>
           <w:tcPr>
-            <w:tcW w:w="3263" w:type="dxa"/>
-            <w:tcBorders>
-              <w:top w:val="single" w:sz="4" w:space="0" w:color="000000"/>
-              <w:left w:val="single" w:sz="4" w:space="0" w:color="000000"/>
-              <w:bottom w:val="single" w:sz="4" w:space="0" w:color="000000"/>
-              <w:right w:val="single" w:sz="4" w:space="0" w:color="000000"/>
-            </w:tcBorders>
-          </w:tcPr>
-          <w:p>
-            <w:pPr>
-              <w:pStyle w:val="normal1"/>
-              <w:spacing w:after="0" w:line="360" w:lineRule="auto"/>
-              <w:jc w:val="center"/>
-            </w:pPr>
-            <w:r>
-              <w:rPr>
-                <w:rFonts w:ascii="Times New Roman" w:eastAsia="Times New Roman" w:hAnsi="Times New Roman" w:cs="Times New Roman"/>
+            <w:tcW w:w="3264" w:type="dxa"/>
+            <w:tcBorders>
+              <w:top w:val="single" w:sz="4" w:space="0" w:color="000000"/>
+              <w:left w:val="single" w:sz="4" w:space="0" w:color="000000"/>
+              <w:bottom w:val="single" w:sz="4" w:space="0" w:color="000000"/>
+              <w:right w:val="single" w:sz="4" w:space="0" w:color="000000"/>
+            </w:tcBorders>
+          </w:tcPr>
+          <w:p>
+            <w:pPr>
+              <w:pStyle w:val="normal1"/>
+              <w:widowControl/>
+              <w:suppressAutoHyphens w:val="true"/>
+              <w:spacing w:lineRule="auto" w:line="360" w:before="0" w:after="0"/>
+              <w:jc w:val="center"/>
+              <w:rPr>
+                <w:rFonts w:ascii="Aptos" w:hAnsi="Aptos" w:eastAsia="Aptos" w:cs="Aptos"/>
+                <w:kern w:val="0"/>
+                <w:sz w:val="24"/>
+                <w:szCs w:val="24"/>
+                <w:lang w:val="es-CR" w:eastAsia="zh-CN" w:bidi="hi-IN"/>
+              </w:rPr>
+            </w:pPr>
+            <w:r>
+              <w:rPr>
+                <w:rFonts w:eastAsia="Times New Roman" w:cs="Times New Roman" w:ascii="Times New Roman" w:hAnsi="Times New Roman"/>
+                <w:kern w:val="0"/>
+                <w:sz w:val="24"/>
+                <w:szCs w:val="24"/>
+                <w:lang w:val="es-CR" w:eastAsia="zh-CN" w:bidi="hi-IN"/>
               </w:rPr>
               <w:t>30%</w:t>
             </w:r>
@@ -3765,11 +4881,11 @@
       </w:tr>
       <w:tr>
         <w:trPr>
-          <w:trHeight w:val="1227"/>
+          <w:trHeight w:val="1227" w:hRule="atLeast"/>
         </w:trPr>
         <w:tc>
           <w:tcPr>
-            <w:tcW w:w="2748" w:type="dxa"/>
+            <w:tcW w:w="2747" w:type="dxa"/>
             <w:tcBorders>
               <w:top w:val="single" w:sz="4" w:space="0" w:color="000000"/>
               <w:left w:val="single" w:sz="4" w:space="0" w:color="000000"/>
@@ -3781,12 +4897,25 @@
           <w:p>
             <w:pPr>
               <w:pStyle w:val="normal1"/>
-              <w:spacing w:after="0" w:line="360" w:lineRule="auto"/>
-              <w:jc w:val="center"/>
-            </w:pPr>
-            <w:r>
-              <w:rPr>
-                <w:rFonts w:ascii="Times New Roman" w:eastAsia="Times New Roman" w:hAnsi="Times New Roman" w:cs="Times New Roman"/>
+              <w:widowControl/>
+              <w:suppressAutoHyphens w:val="true"/>
+              <w:spacing w:lineRule="auto" w:line="360" w:before="0" w:after="0"/>
+              <w:jc w:val="center"/>
+              <w:rPr>
+                <w:rFonts w:ascii="Aptos" w:hAnsi="Aptos" w:eastAsia="Aptos" w:cs="Aptos"/>
+                <w:kern w:val="0"/>
+                <w:sz w:val="24"/>
+                <w:szCs w:val="24"/>
+                <w:lang w:val="es-CR" w:eastAsia="zh-CN" w:bidi="hi-IN"/>
+              </w:rPr>
+            </w:pPr>
+            <w:r>
+              <w:rPr>
+                <w:rFonts w:eastAsia="Times New Roman" w:cs="Times New Roman" w:ascii="Times New Roman" w:hAnsi="Times New Roman"/>
+                <w:kern w:val="0"/>
+                <w:sz w:val="24"/>
+                <w:szCs w:val="24"/>
+                <w:lang w:val="es-CR" w:eastAsia="zh-CN" w:bidi="hi-IN"/>
               </w:rPr>
               <w:t>Validación y pruebas del sistema</w:t>
             </w:r>
@@ -3805,12 +4934,25 @@
           <w:p>
             <w:pPr>
               <w:pStyle w:val="normal1"/>
-              <w:spacing w:after="0" w:line="360" w:lineRule="auto"/>
-              <w:jc w:val="center"/>
-            </w:pPr>
-            <w:r>
-              <w:rPr>
-                <w:rFonts w:ascii="Times New Roman" w:eastAsia="Times New Roman" w:hAnsi="Times New Roman" w:cs="Times New Roman"/>
+              <w:widowControl/>
+              <w:suppressAutoHyphens w:val="true"/>
+              <w:spacing w:lineRule="auto" w:line="360" w:before="0" w:after="0"/>
+              <w:jc w:val="center"/>
+              <w:rPr>
+                <w:rFonts w:ascii="Aptos" w:hAnsi="Aptos" w:eastAsia="Aptos" w:cs="Aptos"/>
+                <w:kern w:val="0"/>
+                <w:sz w:val="24"/>
+                <w:szCs w:val="24"/>
+                <w:lang w:val="es-CR" w:eastAsia="zh-CN" w:bidi="hi-IN"/>
+              </w:rPr>
+            </w:pPr>
+            <w:r>
+              <w:rPr>
+                <w:rFonts w:eastAsia="Times New Roman" w:cs="Times New Roman" w:ascii="Times New Roman" w:hAnsi="Times New Roman"/>
+                <w:kern w:val="0"/>
+                <w:sz w:val="24"/>
+                <w:szCs w:val="24"/>
+                <w:lang w:val="es-CR" w:eastAsia="zh-CN" w:bidi="hi-IN"/>
               </w:rPr>
               <w:t>60%</w:t>
             </w:r>
@@ -3818,23 +4960,36 @@
         </w:tc>
         <w:tc>
           <w:tcPr>
-            <w:tcW w:w="3263" w:type="dxa"/>
-            <w:tcBorders>
-              <w:top w:val="single" w:sz="4" w:space="0" w:color="000000"/>
-              <w:left w:val="single" w:sz="4" w:space="0" w:color="000000"/>
-              <w:bottom w:val="single" w:sz="4" w:space="0" w:color="000000"/>
-              <w:right w:val="single" w:sz="4" w:space="0" w:color="000000"/>
-            </w:tcBorders>
-          </w:tcPr>
-          <w:p>
-            <w:pPr>
-              <w:pStyle w:val="normal1"/>
-              <w:spacing w:after="0" w:line="360" w:lineRule="auto"/>
-              <w:jc w:val="center"/>
-            </w:pPr>
-            <w:r>
-              <w:rPr>
-                <w:rFonts w:ascii="Times New Roman" w:eastAsia="Times New Roman" w:hAnsi="Times New Roman" w:cs="Times New Roman"/>
+            <w:tcW w:w="3264" w:type="dxa"/>
+            <w:tcBorders>
+              <w:top w:val="single" w:sz="4" w:space="0" w:color="000000"/>
+              <w:left w:val="single" w:sz="4" w:space="0" w:color="000000"/>
+              <w:bottom w:val="single" w:sz="4" w:space="0" w:color="000000"/>
+              <w:right w:val="single" w:sz="4" w:space="0" w:color="000000"/>
+            </w:tcBorders>
+          </w:tcPr>
+          <w:p>
+            <w:pPr>
+              <w:pStyle w:val="normal1"/>
+              <w:widowControl/>
+              <w:suppressAutoHyphens w:val="true"/>
+              <w:spacing w:lineRule="auto" w:line="360" w:before="0" w:after="0"/>
+              <w:jc w:val="center"/>
+              <w:rPr>
+                <w:rFonts w:ascii="Aptos" w:hAnsi="Aptos" w:eastAsia="Aptos" w:cs="Aptos"/>
+                <w:kern w:val="0"/>
+                <w:sz w:val="24"/>
+                <w:szCs w:val="24"/>
+                <w:lang w:val="es-CR" w:eastAsia="zh-CN" w:bidi="hi-IN"/>
+              </w:rPr>
+            </w:pPr>
+            <w:r>
+              <w:rPr>
+                <w:rFonts w:eastAsia="Times New Roman" w:cs="Times New Roman" w:ascii="Times New Roman" w:hAnsi="Times New Roman"/>
+                <w:kern w:val="0"/>
+                <w:sz w:val="24"/>
+                <w:szCs w:val="24"/>
+                <w:lang w:val="es-CR" w:eastAsia="zh-CN" w:bidi="hi-IN"/>
               </w:rPr>
               <w:t>40%</w:t>
             </w:r>
@@ -3843,11 +4998,11 @@
       </w:tr>
       <w:tr>
         <w:trPr>
-          <w:trHeight w:val="1151"/>
+          <w:trHeight w:val="1151" w:hRule="atLeast"/>
         </w:trPr>
         <w:tc>
           <w:tcPr>
-            <w:tcW w:w="2748" w:type="dxa"/>
+            <w:tcW w:w="2747" w:type="dxa"/>
             <w:tcBorders>
               <w:top w:val="single" w:sz="4" w:space="0" w:color="000000"/>
               <w:left w:val="single" w:sz="4" w:space="0" w:color="000000"/>
@@ -3859,12 +5014,25 @@
           <w:p>
             <w:pPr>
               <w:pStyle w:val="normal1"/>
-              <w:spacing w:after="0" w:line="360" w:lineRule="auto"/>
-              <w:jc w:val="center"/>
-            </w:pPr>
-            <w:r>
-              <w:rPr>
-                <w:rFonts w:ascii="Times New Roman" w:eastAsia="Times New Roman" w:hAnsi="Times New Roman" w:cs="Times New Roman"/>
+              <w:widowControl/>
+              <w:suppressAutoHyphens w:val="true"/>
+              <w:spacing w:lineRule="auto" w:line="360" w:before="0" w:after="0"/>
+              <w:jc w:val="center"/>
+              <w:rPr>
+                <w:rFonts w:ascii="Aptos" w:hAnsi="Aptos" w:eastAsia="Aptos" w:cs="Aptos"/>
+                <w:kern w:val="0"/>
+                <w:sz w:val="24"/>
+                <w:szCs w:val="24"/>
+                <w:lang w:val="es-CR" w:eastAsia="zh-CN" w:bidi="hi-IN"/>
+              </w:rPr>
+            </w:pPr>
+            <w:r>
+              <w:rPr>
+                <w:rFonts w:eastAsia="Times New Roman" w:cs="Times New Roman" w:ascii="Times New Roman" w:hAnsi="Times New Roman"/>
+                <w:kern w:val="0"/>
+                <w:sz w:val="24"/>
+                <w:szCs w:val="24"/>
+                <w:lang w:val="es-CR" w:eastAsia="zh-CN" w:bidi="hi-IN"/>
               </w:rPr>
               <w:t>Documentación del proyecto</w:t>
             </w:r>
@@ -3872,15 +5040,27 @@
           <w:p>
             <w:pPr>
               <w:pStyle w:val="normal1"/>
+              <w:widowControl/>
               <w:tabs>
-                <w:tab w:val="left" w:pos="1959"/>
+                <w:tab w:val="clear" w:pos="720"/>
+                <w:tab w:val="left" w:pos="1959" w:leader="none"/>
               </w:tabs>
-              <w:spacing w:after="0" w:line="360" w:lineRule="auto"/>
-              <w:jc w:val="center"/>
-              <w:rPr>
-                <w:rFonts w:ascii="Times New Roman" w:eastAsia="Times New Roman" w:hAnsi="Times New Roman" w:cs="Times New Roman"/>
-              </w:rPr>
-            </w:pPr>
+              <w:suppressAutoHyphens w:val="true"/>
+              <w:spacing w:lineRule="auto" w:line="360" w:before="0" w:after="0"/>
+              <w:jc w:val="center"/>
+              <w:rPr>
+                <w:rFonts w:ascii="Times New Roman" w:hAnsi="Times New Roman" w:eastAsia="Times New Roman" w:cs="Times New Roman"/>
+              </w:rPr>
+            </w:pPr>
+            <w:r>
+              <w:rPr>
+                <w:rFonts w:eastAsia="Times New Roman" w:cs="Times New Roman" w:ascii="Times New Roman" w:hAnsi="Times New Roman"/>
+                <w:kern w:val="0"/>
+                <w:sz w:val="24"/>
+                <w:szCs w:val="24"/>
+                <w:lang w:val="es-CR" w:eastAsia="zh-CN" w:bidi="hi-IN"/>
+              </w:rPr>
+            </w:r>
           </w:p>
         </w:tc>
         <w:tc>
@@ -3896,12 +5076,25 @@
           <w:p>
             <w:pPr>
               <w:pStyle w:val="normal1"/>
-              <w:spacing w:after="0" w:line="360" w:lineRule="auto"/>
-              <w:jc w:val="center"/>
-            </w:pPr>
-            <w:r>
-              <w:rPr>
-                <w:rFonts w:ascii="Times New Roman" w:eastAsia="Times New Roman" w:hAnsi="Times New Roman" w:cs="Times New Roman"/>
+              <w:widowControl/>
+              <w:suppressAutoHyphens w:val="true"/>
+              <w:spacing w:lineRule="auto" w:line="360" w:before="0" w:after="0"/>
+              <w:jc w:val="center"/>
+              <w:rPr>
+                <w:rFonts w:ascii="Aptos" w:hAnsi="Aptos" w:eastAsia="Aptos" w:cs="Aptos"/>
+                <w:kern w:val="0"/>
+                <w:sz w:val="24"/>
+                <w:szCs w:val="24"/>
+                <w:lang w:val="es-CR" w:eastAsia="zh-CN" w:bidi="hi-IN"/>
+              </w:rPr>
+            </w:pPr>
+            <w:r>
+              <w:rPr>
+                <w:rFonts w:eastAsia="Times New Roman" w:cs="Times New Roman" w:ascii="Times New Roman" w:hAnsi="Times New Roman"/>
+                <w:kern w:val="0"/>
+                <w:sz w:val="24"/>
+                <w:szCs w:val="24"/>
+                <w:lang w:val="es-CR" w:eastAsia="zh-CN" w:bidi="hi-IN"/>
               </w:rPr>
               <w:t>20%</w:t>
             </w:r>
@@ -3909,23 +5102,36 @@
         </w:tc>
         <w:tc>
           <w:tcPr>
-            <w:tcW w:w="3263" w:type="dxa"/>
-            <w:tcBorders>
-              <w:top w:val="single" w:sz="4" w:space="0" w:color="000000"/>
-              <w:left w:val="single" w:sz="4" w:space="0" w:color="000000"/>
-              <w:bottom w:val="single" w:sz="4" w:space="0" w:color="000000"/>
-              <w:right w:val="single" w:sz="4" w:space="0" w:color="000000"/>
-            </w:tcBorders>
-          </w:tcPr>
-          <w:p>
-            <w:pPr>
-              <w:pStyle w:val="normal1"/>
-              <w:spacing w:after="0" w:line="360" w:lineRule="auto"/>
-              <w:jc w:val="center"/>
-            </w:pPr>
-            <w:r>
-              <w:rPr>
-                <w:rFonts w:ascii="Times New Roman" w:eastAsia="Times New Roman" w:hAnsi="Times New Roman" w:cs="Times New Roman"/>
+            <w:tcW w:w="3264" w:type="dxa"/>
+            <w:tcBorders>
+              <w:top w:val="single" w:sz="4" w:space="0" w:color="000000"/>
+              <w:left w:val="single" w:sz="4" w:space="0" w:color="000000"/>
+              <w:bottom w:val="single" w:sz="4" w:space="0" w:color="000000"/>
+              <w:right w:val="single" w:sz="4" w:space="0" w:color="000000"/>
+            </w:tcBorders>
+          </w:tcPr>
+          <w:p>
+            <w:pPr>
+              <w:pStyle w:val="normal1"/>
+              <w:widowControl/>
+              <w:suppressAutoHyphens w:val="true"/>
+              <w:spacing w:lineRule="auto" w:line="360" w:before="0" w:after="0"/>
+              <w:jc w:val="center"/>
+              <w:rPr>
+                <w:rFonts w:ascii="Aptos" w:hAnsi="Aptos" w:eastAsia="Aptos" w:cs="Aptos"/>
+                <w:kern w:val="0"/>
+                <w:sz w:val="24"/>
+                <w:szCs w:val="24"/>
+                <w:lang w:val="es-CR" w:eastAsia="zh-CN" w:bidi="hi-IN"/>
+              </w:rPr>
+            </w:pPr>
+            <w:r>
+              <w:rPr>
+                <w:rFonts w:eastAsia="Times New Roman" w:cs="Times New Roman" w:ascii="Times New Roman" w:hAnsi="Times New Roman"/>
+                <w:kern w:val="0"/>
+                <w:sz w:val="24"/>
+                <w:szCs w:val="24"/>
+                <w:lang w:val="es-CR" w:eastAsia="zh-CN" w:bidi="hi-IN"/>
               </w:rPr>
               <w:t>80%</w:t>
             </w:r>
@@ -3936,53 +5142,88 @@
     <w:p>
       <w:pPr>
         <w:pStyle w:val="normal1"/>
-        <w:spacing w:after="0" w:line="480" w:lineRule="auto"/>
-        <w:ind w:firstLine="720"/>
-        <w:rPr>
-          <w:rFonts w:ascii="Times New Roman" w:eastAsia="Times New Roman" w:hAnsi="Times New Roman" w:cs="Times New Roman"/>
+        <w:spacing w:lineRule="auto" w:line="480" w:before="0" w:after="0"/>
+        <w:ind w:firstLine="720"/>
+        <w:rPr>
+          <w:rFonts w:ascii="Times New Roman" w:hAnsi="Times New Roman" w:eastAsia="Times New Roman" w:cs="Times New Roman"/>
           <w:b/>
           <w:bCs/>
         </w:rPr>
       </w:pPr>
-    </w:p>
-    <w:p>
-      <w:pPr>
-        <w:pStyle w:val="normal1"/>
-        <w:spacing w:line="480" w:lineRule="auto"/>
-        <w:ind w:firstLine="720"/>
-        <w:rPr>
-          <w:rFonts w:ascii="Times New Roman" w:eastAsia="Times New Roman" w:hAnsi="Times New Roman" w:cs="Times New Roman"/>
+      <w:r>
+        <w:rPr>
+          <w:rFonts w:eastAsia="Times New Roman" w:cs="Times New Roman" w:ascii="Times New Roman" w:hAnsi="Times New Roman"/>
           <w:b/>
           <w:bCs/>
         </w:rPr>
-      </w:pPr>
+      </w:r>
+    </w:p>
+    <w:p>
+      <w:pPr>
+        <w:pStyle w:val="normal1"/>
+        <w:spacing w:lineRule="auto" w:line="480"/>
+        <w:ind w:hanging="0"/>
+        <w:rPr>
+          <w:rFonts w:ascii="Times New Roman" w:hAnsi="Times New Roman" w:eastAsia="Times New Roman" w:cs="Times New Roman"/>
+          <w:b/>
+          <w:bCs/>
+        </w:rPr>
+      </w:pPr>
+      <w:r>
+        <w:rPr>
+          <w:rFonts w:eastAsia="Times New Roman" w:cs="Times New Roman" w:ascii="Times New Roman" w:hAnsi="Times New Roman"/>
+          <w:b/>
+          <w:bCs/>
+        </w:rPr>
+        <w:t xml:space="preserve">Link de GitHub: </w:t>
+      </w:r>
+      <w:hyperlink r:id="rId2">
+        <w:r>
+          <w:rPr>
+            <w:rStyle w:val="Hyperlink"/>
+            <w:rFonts w:eastAsia="Times New Roman" w:cs="Times New Roman" w:ascii="Times New Roman" w:hAnsi="Times New Roman"/>
+            <w:b/>
+            <w:bCs/>
+          </w:rPr>
+          <w:t>https://github.com/victorjulioch777-ui/Segundo_proyecto</w:t>
+        </w:r>
+      </w:hyperlink>
+      <w:hyperlink r:id="rId3">
+        <w:r>
+          <w:rPr>
+            <w:rFonts w:eastAsia="Times New Roman" w:cs="Times New Roman" w:ascii="Times New Roman" w:hAnsi="Times New Roman"/>
+            <w:b/>
+            <w:bCs/>
+          </w:rPr>
+          <w:t xml:space="preserve"> </w:t>
+        </w:r>
+      </w:hyperlink>
       <w:r>
         <w:br w:type="page"/>
       </w:r>
     </w:p>
     <w:p>
       <w:pPr>
-        <w:pStyle w:val="Ttulo1"/>
-        <w:spacing w:before="0"/>
-        <w:rPr>
-          <w:rFonts w:ascii="Times New Roman" w:eastAsia="Times New Roman" w:hAnsi="Times New Roman" w:cs="Times New Roman"/>
+        <w:pStyle w:val="Heading1"/>
+        <w:spacing w:before="0" w:after="80"/>
+        <w:rPr>
+          <w:rFonts w:ascii="Times New Roman" w:hAnsi="Times New Roman" w:eastAsia="Times New Roman" w:cs="Times New Roman"/>
           <w:b/>
           <w:bCs/>
           <w:sz w:val="24"/>
           <w:szCs w:val="24"/>
         </w:rPr>
       </w:pPr>
-      <w:bookmarkStart w:id="8" w:name="_heading=h.1hdd2ivo1rf3"/>
-      <w:bookmarkEnd w:id="8"/>
-      <w:r>
-        <w:rPr>
-          <w:rFonts w:ascii="Times New Roman" w:eastAsia="Times New Roman" w:hAnsi="Times New Roman" w:cs="Times New Roman"/>
+      <w:bookmarkStart w:id="9" w:name="_heading=h.1hdd2ivo1rf3"/>
+      <w:bookmarkEnd w:id="9"/>
+      <w:r>
+        <w:rPr>
+          <w:rFonts w:eastAsia="Times New Roman" w:cs="Times New Roman" w:ascii="Times New Roman" w:hAnsi="Times New Roman"/>
           <w:b/>
           <w:bCs/>
           <w:sz w:val="24"/>
           <w:szCs w:val="24"/>
         </w:rPr>
-        <w:lastRenderedPageBreak/>
         <w:tab/>
         <w:t>Conclusiones:</w:t>
       </w:r>
@@ -3994,44 +5235,17 @@
           <w:ilvl w:val="0"/>
           <w:numId w:val="2"/>
         </w:numPr>
-        <w:spacing w:after="0" w:line="480" w:lineRule="auto"/>
+        <w:spacing w:lineRule="auto" w:line="480" w:before="0" w:after="0"/>
         <w:ind w:firstLine="720"/>
         <w:jc w:val="both"/>
-      </w:pPr>
-      <w:r>
-        <w:rPr>
-          <w:rFonts w:ascii="Times New Roman" w:eastAsia="Times New Roman" w:hAnsi="Times New Roman" w:cs="Times New Roman"/>
+        <w:rPr/>
+      </w:pPr>
+      <w:r>
+        <w:rPr>
+          <w:rFonts w:eastAsia="Times New Roman" w:cs="Times New Roman" w:ascii="Times New Roman" w:hAnsi="Times New Roman"/>
           <w:color w:val="000000"/>
         </w:rPr>
-        <w:t xml:space="preserve">El uso de una matriz dinámica demostró ser la mejor solución para representar el laberinto, ya que </w:t>
-      </w:r>
-      <w:r>
-        <w:rPr>
-          <w:rFonts w:ascii="Times New Roman" w:eastAsia="Times New Roman" w:hAnsi="Times New Roman" w:cs="Times New Roman"/>
-          <w:color w:val="000000"/>
-        </w:rPr>
-        <w:t>permitió</w:t>
-      </w:r>
-      <w:r>
-        <w:rPr>
-          <w:rFonts w:ascii="Times New Roman" w:eastAsia="Times New Roman" w:hAnsi="Times New Roman" w:cs="Times New Roman"/>
-          <w:color w:val="000000"/>
-        </w:rPr>
-        <w:t xml:space="preserve"> gestionar de forma correcta </w:t>
-      </w:r>
-      <w:r>
-        <w:rPr>
-          <w:rFonts w:ascii="Times New Roman" w:eastAsia="Times New Roman" w:hAnsi="Times New Roman" w:cs="Times New Roman"/>
-          <w:color w:val="000000"/>
-        </w:rPr>
-        <w:t>los obstáculos</w:t>
-      </w:r>
-      <w:r>
-        <w:rPr>
-          <w:rFonts w:ascii="Times New Roman" w:eastAsia="Times New Roman" w:hAnsi="Times New Roman" w:cs="Times New Roman"/>
-          <w:color w:val="000000"/>
-        </w:rPr>
-        <w:t>, elementos y el desplazamiento de la matriz dentro de una misma estructura lógica.</w:t>
+        <w:t>El uso de una matriz dinámica demostró ser la mejor solución para representar el laberinto, ya que permitió gestionar de forma correcta los obstáculos, elementos y el desplazamiento de la matriz dentro de una misma estructura lógica.</w:t>
       </w:r>
     </w:p>
     <w:p>
@@ -4041,44 +5255,17 @@
           <w:ilvl w:val="0"/>
           <w:numId w:val="2"/>
         </w:numPr>
-        <w:spacing w:after="0" w:line="480" w:lineRule="auto"/>
+        <w:spacing w:lineRule="auto" w:line="480" w:before="0" w:after="0"/>
         <w:ind w:firstLine="720"/>
         <w:jc w:val="both"/>
-      </w:pPr>
-      <w:r>
-        <w:rPr>
-          <w:rFonts w:ascii="Times New Roman" w:eastAsia="Times New Roman" w:hAnsi="Times New Roman" w:cs="Times New Roman"/>
+        <w:rPr/>
+      </w:pPr>
+      <w:r>
+        <w:rPr>
+          <w:rFonts w:eastAsia="Times New Roman" w:cs="Times New Roman" w:ascii="Times New Roman" w:hAnsi="Times New Roman"/>
           <w:color w:val="000000"/>
         </w:rPr>
-        <w:t xml:space="preserve">Dividir el sistema en distintos módulos permitió que cada </w:t>
-      </w:r>
-      <w:r>
-        <w:rPr>
-          <w:rFonts w:ascii="Times New Roman" w:eastAsia="Times New Roman" w:hAnsi="Times New Roman" w:cs="Times New Roman"/>
-          <w:color w:val="000000"/>
-        </w:rPr>
-        <w:t>componente</w:t>
-      </w:r>
-      <w:r>
-        <w:rPr>
-          <w:rFonts w:ascii="Times New Roman" w:eastAsia="Times New Roman" w:hAnsi="Times New Roman" w:cs="Times New Roman"/>
-          <w:color w:val="000000"/>
-        </w:rPr>
-        <w:t xml:space="preserve"> tuviera una </w:t>
-      </w:r>
-      <w:r>
-        <w:rPr>
-          <w:rFonts w:ascii="Times New Roman" w:eastAsia="Times New Roman" w:hAnsi="Times New Roman" w:cs="Times New Roman"/>
-          <w:color w:val="000000"/>
-        </w:rPr>
-        <w:t>responsabilidad</w:t>
-      </w:r>
-      <w:r>
-        <w:rPr>
-          <w:rFonts w:ascii="Times New Roman" w:eastAsia="Times New Roman" w:hAnsi="Times New Roman" w:cs="Times New Roman"/>
-          <w:color w:val="000000"/>
-        </w:rPr>
-        <w:t xml:space="preserve"> clara, reduciendo la dependencia entre parte y haciendo el código más organizado y comprensible.</w:t>
+        <w:t>Dividir el sistema en distintos módulos permitió que cada componente tuviera una responsabilidad clara, reduciendo la dependencia entre parte y haciendo el código más organizado y comprensible.</w:t>
       </w:r>
     </w:p>
     <w:p>
@@ -4088,13 +5275,14 @@
           <w:ilvl w:val="0"/>
           <w:numId w:val="2"/>
         </w:numPr>
-        <w:spacing w:after="0" w:line="480" w:lineRule="auto"/>
+        <w:spacing w:lineRule="auto" w:line="480" w:before="0" w:after="0"/>
         <w:ind w:firstLine="720"/>
         <w:jc w:val="both"/>
-      </w:pPr>
-      <w:r>
-        <w:rPr>
-          <w:rFonts w:ascii="Times New Roman" w:eastAsia="Times New Roman" w:hAnsi="Times New Roman" w:cs="Times New Roman"/>
+        <w:rPr/>
+      </w:pPr>
+      <w:r>
+        <w:rPr>
+          <w:rFonts w:eastAsia="Times New Roman" w:cs="Times New Roman" w:ascii="Times New Roman" w:hAnsi="Times New Roman"/>
           <w:color w:val="000000"/>
         </w:rPr>
         <w:t>Implementar un hilo secundario fue clave, porque de esta manera el desplazamiento automático del mapa permitió mantener la interfaz gráfica activa, logrando que el juego se sintiera fluido.</w:t>
@@ -4107,58 +5295,17 @@
           <w:ilvl w:val="0"/>
           <w:numId w:val="2"/>
         </w:numPr>
-        <w:spacing w:after="0" w:line="480" w:lineRule="auto"/>
+        <w:spacing w:lineRule="auto" w:line="480" w:before="0" w:after="0"/>
         <w:ind w:firstLine="720"/>
         <w:jc w:val="both"/>
-      </w:pPr>
-      <w:r>
-        <w:rPr>
-          <w:rFonts w:ascii="Times New Roman" w:eastAsia="Times New Roman" w:hAnsi="Times New Roman" w:cs="Times New Roman"/>
+        <w:rPr/>
+      </w:pPr>
+      <w:r>
+        <w:rPr>
+          <w:rFonts w:eastAsia="Times New Roman" w:cs="Times New Roman" w:ascii="Times New Roman" w:hAnsi="Times New Roman"/>
           <w:color w:val="000000"/>
         </w:rPr>
-        <w:t xml:space="preserve">La </w:t>
-      </w:r>
-      <w:r>
-        <w:rPr>
-          <w:rFonts w:ascii="Times New Roman" w:eastAsia="Times New Roman" w:hAnsi="Times New Roman" w:cs="Times New Roman"/>
-          <w:color w:val="000000"/>
-        </w:rPr>
-        <w:t>generación controlada</w:t>
-      </w:r>
-      <w:r>
-        <w:rPr>
-          <w:rFonts w:ascii="Times New Roman" w:eastAsia="Times New Roman" w:hAnsi="Times New Roman" w:cs="Times New Roman"/>
-          <w:color w:val="000000"/>
-        </w:rPr>
-        <w:t xml:space="preserve"> de obstáculos con el incremento gradual de la velocidad del mapa dio de resultado una </w:t>
-      </w:r>
-      <w:r>
-        <w:rPr>
-          <w:rFonts w:ascii="Times New Roman" w:eastAsia="Times New Roman" w:hAnsi="Times New Roman" w:cs="Times New Roman"/>
-          <w:color w:val="000000"/>
-        </w:rPr>
-        <w:t>experiencia</w:t>
-      </w:r>
-      <w:r>
-        <w:rPr>
-          <w:rFonts w:ascii="Times New Roman" w:eastAsia="Times New Roman" w:hAnsi="Times New Roman" w:cs="Times New Roman"/>
-          <w:color w:val="000000"/>
-        </w:rPr>
-        <w:t xml:space="preserve"> de juego equilibrada, donde la dificultad aumenta con el tiempo y de esta manera no se </w:t>
-      </w:r>
-      <w:r>
-        <w:rPr>
-          <w:rFonts w:ascii="Times New Roman" w:eastAsia="Times New Roman" w:hAnsi="Times New Roman" w:cs="Times New Roman"/>
-          <w:color w:val="000000"/>
-        </w:rPr>
-        <w:t>vuelve difícil de jugar</w:t>
-      </w:r>
-      <w:r>
-        <w:rPr>
-          <w:rFonts w:ascii="Times New Roman" w:eastAsia="Times New Roman" w:hAnsi="Times New Roman" w:cs="Times New Roman"/>
-          <w:color w:val="000000"/>
-        </w:rPr>
-        <w:t>.</w:t>
+        <w:t>La generación controlada de obstáculos con el incremento gradual de la velocidad del mapa dio de resultado una experiencia de juego equilibrada, donde la dificultad aumenta con el tiempo y de esta manera no se vuelve difícil de jugar.</w:t>
       </w:r>
     </w:p>
     <w:p>
@@ -4168,90 +5315,54 @@
           <w:ilvl w:val="0"/>
           <w:numId w:val="2"/>
         </w:numPr>
-        <w:spacing w:after="0" w:line="480" w:lineRule="auto"/>
+        <w:spacing w:lineRule="auto" w:line="480" w:before="0" w:after="0"/>
         <w:ind w:firstLine="720"/>
         <w:jc w:val="both"/>
-      </w:pPr>
-      <w:r>
-        <w:rPr>
-          <w:rFonts w:ascii="Times New Roman" w:eastAsia="Times New Roman" w:hAnsi="Times New Roman" w:cs="Times New Roman"/>
+        <w:rPr/>
+      </w:pPr>
+      <w:r>
+        <w:rPr>
+          <w:rFonts w:eastAsia="Times New Roman" w:cs="Times New Roman" w:ascii="Times New Roman" w:hAnsi="Times New Roman"/>
           <w:color w:val="000000"/>
         </w:rPr>
-        <w:t xml:space="preserve">Por </w:t>
-      </w:r>
-      <w:r>
-        <w:rPr>
-          <w:rFonts w:ascii="Times New Roman" w:eastAsia="Times New Roman" w:hAnsi="Times New Roman" w:cs="Times New Roman"/>
-          <w:color w:val="000000"/>
-        </w:rPr>
-        <w:t>último,</w:t>
-      </w:r>
-      <w:r>
-        <w:rPr>
-          <w:rFonts w:ascii="Times New Roman" w:eastAsia="Times New Roman" w:hAnsi="Times New Roman" w:cs="Times New Roman"/>
-          <w:color w:val="000000"/>
-        </w:rPr>
-        <w:t xml:space="preserve"> el videojuego alcanzó con el objetivo al aplicar programación orientada a objetos, manejo de archivos, concurrencia </w:t>
-      </w:r>
-      <w:r>
-        <w:rPr>
-          <w:rFonts w:ascii="Times New Roman" w:eastAsia="Times New Roman" w:hAnsi="Times New Roman" w:cs="Times New Roman"/>
-          <w:color w:val="000000"/>
-        </w:rPr>
-        <w:t>mediante</w:t>
-      </w:r>
-      <w:r>
-        <w:rPr>
-          <w:rFonts w:ascii="Times New Roman" w:eastAsia="Times New Roman" w:hAnsi="Times New Roman" w:cs="Times New Roman"/>
-          <w:color w:val="000000"/>
-        </w:rPr>
-        <w:t xml:space="preserve"> hilos, estructura de datos y una interfaz gráfica, demostrando que estos conceptos son de suma importancia a la hora de realizar un </w:t>
-      </w:r>
-      <w:r>
-        <w:rPr>
-          <w:rFonts w:ascii="Times New Roman" w:eastAsia="Times New Roman" w:hAnsi="Times New Roman" w:cs="Times New Roman"/>
-          <w:color w:val="000000"/>
-        </w:rPr>
-        <w:t>videojuego</w:t>
-      </w:r>
-      <w:r>
-        <w:rPr>
-          <w:rFonts w:ascii="Times New Roman" w:eastAsia="Times New Roman" w:hAnsi="Times New Roman" w:cs="Times New Roman"/>
-          <w:color w:val="000000"/>
-        </w:rPr>
-        <w:t xml:space="preserve"> de forma coherente y que sea en un sistema interactivo real.</w:t>
-      </w:r>
-    </w:p>
-    <w:p>
-      <w:pPr>
-        <w:pStyle w:val="normal1"/>
-        <w:spacing w:line="480" w:lineRule="auto"/>
+        <w:t>Por último, el videojuego alcanzó con el objetivo al aplicar programación orientada a objetos, manejo de archivos, concurrencia mediante hilos, estructura de datos y una interfaz gráfica, demostrando que estos conceptos son de suma importancia a la hora de realizar un videojuego de forma coherente y que sea en un sistema interactivo real.</w:t>
+      </w:r>
+    </w:p>
+    <w:p>
+      <w:pPr>
+        <w:pStyle w:val="normal1"/>
+        <w:spacing w:lineRule="auto" w:line="480"/>
         <w:ind w:left="720"/>
         <w:jc w:val="both"/>
         <w:rPr>
-          <w:rFonts w:ascii="Times New Roman" w:eastAsia="Times New Roman" w:hAnsi="Times New Roman" w:cs="Times New Roman"/>
-        </w:rPr>
-      </w:pPr>
+          <w:rFonts w:ascii="Times New Roman" w:hAnsi="Times New Roman" w:eastAsia="Times New Roman" w:cs="Times New Roman"/>
+        </w:rPr>
+      </w:pPr>
+      <w:r>
+        <w:rPr>
+          <w:rFonts w:eastAsia="Times New Roman" w:cs="Times New Roman" w:ascii="Times New Roman" w:hAnsi="Times New Roman"/>
+        </w:rPr>
+      </w:r>
       <w:r>
         <w:br w:type="page"/>
       </w:r>
     </w:p>
     <w:p>
       <w:pPr>
-        <w:pStyle w:val="Ttulo1"/>
-        <w:spacing w:before="0"/>
-      </w:pPr>
-      <w:bookmarkStart w:id="9" w:name="_heading=h.oyzj47m4qt1e"/>
-      <w:bookmarkEnd w:id="9"/>
-      <w:r>
-        <w:rPr>
-          <w:rFonts w:ascii="Times New Roman" w:eastAsia="Times New Roman" w:hAnsi="Times New Roman" w:cs="Times New Roman"/>
+        <w:pStyle w:val="Heading1"/>
+        <w:spacing w:before="0" w:after="80"/>
+        <w:rPr/>
+      </w:pPr>
+      <w:bookmarkStart w:id="10" w:name="_heading=h.oyzj47m4qt1e"/>
+      <w:bookmarkEnd w:id="10"/>
+      <w:r>
+        <w:rPr>
+          <w:rFonts w:eastAsia="Times New Roman" w:cs="Times New Roman" w:ascii="Times New Roman" w:hAnsi="Times New Roman"/>
           <w:b/>
           <w:bCs/>
           <w:sz w:val="24"/>
           <w:szCs w:val="24"/>
         </w:rPr>
-        <w:lastRenderedPageBreak/>
         <w:tab/>
         <w:t>Recomendaciones</w:t>
       </w:r>
@@ -4263,13 +5374,14 @@
           <w:ilvl w:val="0"/>
           <w:numId w:val="1"/>
         </w:numPr>
-        <w:spacing w:after="0" w:line="480" w:lineRule="auto"/>
+        <w:spacing w:lineRule="auto" w:line="480" w:before="0" w:after="0"/>
         <w:ind w:firstLine="720"/>
         <w:jc w:val="both"/>
-      </w:pPr>
-      <w:r>
-        <w:rPr>
-          <w:rFonts w:ascii="Times New Roman" w:eastAsia="Times New Roman" w:hAnsi="Times New Roman" w:cs="Times New Roman"/>
+        <w:rPr/>
+      </w:pPr>
+      <w:r>
+        <w:rPr>
+          <w:rFonts w:eastAsia="Times New Roman" w:cs="Times New Roman" w:ascii="Times New Roman" w:hAnsi="Times New Roman"/>
         </w:rPr>
         <w:t>Ampliar el sistema de mapas para incorporar nuevos estilos visuales o niveles con reglas diferentes. Esto permitiría aumentar el alcance del proyecto sin modificar la lógica principal del juego, ya que actualmente el sistema ya separa el tipo de mapa de la estructura interna de la matriz.</w:t>
       </w:r>
@@ -4281,13 +5393,14 @@
           <w:ilvl w:val="0"/>
           <w:numId w:val="1"/>
         </w:numPr>
-        <w:spacing w:after="0" w:line="480" w:lineRule="auto"/>
+        <w:spacing w:lineRule="auto" w:line="480" w:before="0" w:after="0"/>
         <w:ind w:firstLine="720"/>
         <w:jc w:val="both"/>
-      </w:pPr>
-      <w:r>
-        <w:rPr>
-          <w:rFonts w:ascii="Times New Roman" w:eastAsia="Times New Roman" w:hAnsi="Times New Roman" w:cs="Times New Roman"/>
+        <w:rPr/>
+      </w:pPr>
+      <w:r>
+        <w:rPr>
+          <w:rFonts w:eastAsia="Times New Roman" w:cs="Times New Roman" w:ascii="Times New Roman" w:hAnsi="Times New Roman"/>
         </w:rPr>
         <w:t>Agregar una pantalla de instrucciones antes de iniciar la partida. Esta pantalla podría explicar brevemente el objetivo del juego, el significado de cada poder, la condición de derrota y las teclas configuradas por el usuario.</w:t>
       </w:r>
@@ -4299,13 +5412,14 @@
           <w:ilvl w:val="0"/>
           <w:numId w:val="1"/>
         </w:numPr>
-        <w:spacing w:after="0" w:line="480" w:lineRule="auto"/>
+        <w:spacing w:lineRule="auto" w:line="480" w:before="0" w:after="0"/>
         <w:ind w:firstLine="720"/>
         <w:jc w:val="both"/>
-      </w:pPr>
-      <w:r>
-        <w:rPr>
-          <w:rFonts w:ascii="Times New Roman" w:eastAsia="Times New Roman" w:hAnsi="Times New Roman" w:cs="Times New Roman"/>
+        <w:rPr/>
+      </w:pPr>
+      <w:r>
+        <w:rPr>
+          <w:rFonts w:eastAsia="Times New Roman" w:cs="Times New Roman" w:ascii="Times New Roman" w:hAnsi="Times New Roman"/>
         </w:rPr>
         <w:t>Mejorar la representación visual de los elementos recolectables. Actualmente las monedas, bombas y pasos fantasma se muestran como círculos de colores, pero podrían utilizarse íconos o imágenes para que el jugador identifique más rápidamente cada elemento.</w:t>
       </w:r>
@@ -4317,13 +5431,14 @@
           <w:ilvl w:val="0"/>
           <w:numId w:val="1"/>
         </w:numPr>
-        <w:spacing w:after="0" w:line="480" w:lineRule="auto"/>
+        <w:spacing w:lineRule="auto" w:line="480" w:before="0" w:after="0"/>
         <w:ind w:firstLine="720"/>
         <w:jc w:val="both"/>
-      </w:pPr>
-      <w:r>
-        <w:rPr>
-          <w:rFonts w:ascii="Times New Roman" w:eastAsia="Times New Roman" w:hAnsi="Times New Roman" w:cs="Times New Roman"/>
+        <w:rPr/>
+      </w:pPr>
+      <w:r>
+        <w:rPr>
+          <w:rFonts w:eastAsia="Times New Roman" w:cs="Times New Roman" w:ascii="Times New Roman" w:hAnsi="Times New Roman"/>
         </w:rPr>
         <w:t>Añadir una validación visual previa al uso de poderes. Por ejemplo, se podría resaltar la celda que será destruida por la bomba o la posición de destino del paso fantasma. Esto ayudaría a que el jugador tome decisiones con mayor precisión.</w:t>
       </w:r>
@@ -4335,13 +5450,14 @@
           <w:ilvl w:val="0"/>
           <w:numId w:val="1"/>
         </w:numPr>
-        <w:spacing w:after="0" w:line="480" w:lineRule="auto"/>
+        <w:spacing w:lineRule="auto" w:line="480" w:before="0" w:after="0"/>
         <w:ind w:firstLine="720"/>
         <w:jc w:val="both"/>
-      </w:pPr>
-      <w:r>
-        <w:rPr>
-          <w:rFonts w:ascii="Times New Roman" w:eastAsia="Times New Roman" w:hAnsi="Times New Roman" w:cs="Times New Roman"/>
+        <w:rPr/>
+      </w:pPr>
+      <w:r>
+        <w:rPr>
+          <w:rFonts w:eastAsia="Times New Roman" w:cs="Times New Roman" w:ascii="Times New Roman" w:hAnsi="Times New Roman"/>
         </w:rPr>
         <w:t>Mejorar la persistencia de datos incluyendo el nombre del jugador junto al puntaje. De esta manera, el Top 20 no solo mostraría valores numéricos, sino también quién obtuvo cada resultado.</w:t>
       </w:r>
@@ -4353,13 +5469,14 @@
           <w:ilvl w:val="0"/>
           <w:numId w:val="1"/>
         </w:numPr>
-        <w:spacing w:after="0" w:line="480" w:lineRule="auto"/>
+        <w:spacing w:lineRule="auto" w:line="480" w:before="0" w:after="0"/>
         <w:ind w:firstLine="720"/>
         <w:jc w:val="both"/>
-      </w:pPr>
-      <w:r>
-        <w:rPr>
-          <w:rFonts w:ascii="Times New Roman" w:eastAsia="Times New Roman" w:hAnsi="Times New Roman" w:cs="Times New Roman"/>
+        <w:rPr/>
+      </w:pPr>
+      <w:r>
+        <w:rPr>
+          <w:rFonts w:eastAsia="Times New Roman" w:cs="Times New Roman" w:ascii="Times New Roman" w:hAnsi="Times New Roman"/>
         </w:rPr>
         <w:t>Corregir el tamaño de la interfaz a nivel de presentación al usuario. Aunque esto no afecta directamente la ejecución, sí mejora la presentación, lectura y mantenimiento del proyecto.</w:t>
       </w:r>
@@ -4371,44 +5488,43 @@
           <w:ilvl w:val="0"/>
           <w:numId w:val="1"/>
         </w:numPr>
-        <w:spacing w:after="0" w:line="480" w:lineRule="auto"/>
+        <w:spacing w:lineRule="auto" w:line="480" w:before="0" w:after="0"/>
         <w:ind w:firstLine="720"/>
         <w:jc w:val="both"/>
-      </w:pPr>
-      <w:r>
-        <w:rPr>
-          <w:rFonts w:ascii="Times New Roman" w:eastAsia="Times New Roman" w:hAnsi="Times New Roman" w:cs="Times New Roman"/>
-        </w:rPr>
-        <w:t xml:space="preserve">Agregar pruebas manuales documentadas para verificar los principales casos del juego: movimiento contra límites, movimiento contra obstáculos, uso de </w:t>
-      </w:r>
-      <w:r>
-        <w:rPr>
-          <w:rFonts w:ascii="Times New Roman" w:eastAsia="Times New Roman" w:hAnsi="Times New Roman" w:cs="Times New Roman"/>
-        </w:rPr>
-        <w:lastRenderedPageBreak/>
-        <w:t>bomba, uso de paso fantasma, recolección de monedas, derrota por desplazamiento y guardado de puntajes.</w:t>
-      </w:r>
-    </w:p>
-    <w:p>
-      <w:pPr>
-        <w:pStyle w:val="normal1"/>
-        <w:spacing w:line="480" w:lineRule="auto"/>
+        <w:rPr/>
+      </w:pPr>
+      <w:r>
+        <w:rPr>
+          <w:rFonts w:eastAsia="Times New Roman" w:cs="Times New Roman" w:ascii="Times New Roman" w:hAnsi="Times New Roman"/>
+        </w:rPr>
+        <w:t>Agregar pruebas manuales documentadas para verificar los principales casos del juego: movimiento contra límites, movimiento contra obstáculos, uso de bomba, uso de paso fantasma, recolección de monedas, derrota por desplazamiento y guardado de puntajes.</w:t>
+      </w:r>
+    </w:p>
+    <w:p>
+      <w:pPr>
+        <w:pStyle w:val="normal1"/>
+        <w:spacing w:lineRule="auto" w:line="480"/>
         <w:ind w:firstLine="720"/>
         <w:jc w:val="both"/>
         <w:rPr>
-          <w:rFonts w:ascii="Times New Roman" w:eastAsia="Times New Roman" w:hAnsi="Times New Roman" w:cs="Times New Roman"/>
-        </w:rPr>
-      </w:pPr>
+          <w:rFonts w:ascii="Times New Roman" w:hAnsi="Times New Roman" w:eastAsia="Times New Roman" w:cs="Times New Roman"/>
+        </w:rPr>
+      </w:pPr>
+      <w:r>
+        <w:rPr>
+          <w:rFonts w:eastAsia="Times New Roman" w:cs="Times New Roman" w:ascii="Times New Roman" w:hAnsi="Times New Roman"/>
+        </w:rPr>
+      </w:r>
       <w:r>
         <w:br w:type="page"/>
       </w:r>
     </w:p>
     <w:p>
       <w:pPr>
-        <w:pStyle w:val="Ttulo1"/>
-        <w:spacing w:before="0"/>
-        <w:rPr>
-          <w:rFonts w:ascii="Times New Roman" w:eastAsia="Times New Roman" w:hAnsi="Times New Roman" w:cs="Times New Roman"/>
+        <w:pStyle w:val="Heading1"/>
+        <w:spacing w:before="0" w:after="80"/>
+        <w:rPr>
+          <w:rFonts w:ascii="Times New Roman" w:hAnsi="Times New Roman" w:eastAsia="Times New Roman" w:cs="Times New Roman"/>
           <w:b/>
           <w:bCs/>
           <w:sz w:val="24"/>
@@ -4416,22 +5532,21 @@
           <w:lang w:val="en-US"/>
         </w:rPr>
       </w:pPr>
-      <w:bookmarkStart w:id="10" w:name="_heading=h.43357oc72s61"/>
-      <w:bookmarkEnd w:id="10"/>
-      <w:r>
-        <w:rPr>
-          <w:rFonts w:ascii="Times New Roman" w:eastAsia="Times New Roman" w:hAnsi="Times New Roman" w:cs="Times New Roman"/>
+      <w:bookmarkStart w:id="11" w:name="_heading=h.43357oc72s61"/>
+      <w:bookmarkEnd w:id="11"/>
+      <w:r>
+        <w:rPr>
+          <w:rFonts w:eastAsia="Times New Roman" w:cs="Times New Roman" w:ascii="Times New Roman" w:hAnsi="Times New Roman"/>
           <w:b/>
           <w:bCs/>
           <w:sz w:val="24"/>
           <w:szCs w:val="24"/>
         </w:rPr>
-        <w:lastRenderedPageBreak/>
         <w:tab/>
       </w:r>
       <w:r>
         <w:rPr>
-          <w:rFonts w:ascii="Times New Roman" w:eastAsia="Times New Roman" w:hAnsi="Times New Roman" w:cs="Times New Roman"/>
+          <w:rFonts w:eastAsia="Times New Roman" w:cs="Times New Roman" w:ascii="Times New Roman" w:hAnsi="Times New Roman"/>
           <w:b/>
           <w:bCs/>
           <w:sz w:val="24"/>
@@ -4444,127 +5559,82 @@
     <w:p>
       <w:pPr>
         <w:pStyle w:val="normal1"/>
-        <w:spacing w:after="0" w:line="480" w:lineRule="auto"/>
-        <w:ind w:left="720" w:hanging="720"/>
-        <w:rPr>
-          <w:rFonts w:ascii="Times New Roman" w:eastAsia="Times New Roman" w:hAnsi="Times New Roman" w:cs="Times New Roman"/>
-        </w:rPr>
-      </w:pPr>
-      <w:r>
-        <w:rPr>
-          <w:rFonts w:ascii="Times New Roman" w:eastAsia="Times New Roman" w:hAnsi="Times New Roman" w:cs="Times New Roman"/>
+        <w:spacing w:lineRule="auto" w:line="480" w:before="0" w:after="0"/>
+        <w:ind w:hanging="720" w:left="720"/>
+        <w:rPr>
+          <w:rFonts w:ascii="Times New Roman" w:hAnsi="Times New Roman" w:eastAsia="Times New Roman" w:cs="Times New Roman"/>
+        </w:rPr>
+      </w:pPr>
+      <w:r>
+        <w:rPr>
+          <w:rFonts w:eastAsia="Times New Roman" w:cs="Times New Roman" w:ascii="Times New Roman" w:hAnsi="Times New Roman"/>
           <w:lang w:val="en-US"/>
         </w:rPr>
         <w:t xml:space="preserve">Eric Matyas. (s.f.). Action 4. </w:t>
       </w:r>
       <w:r>
         <w:rPr>
-          <w:rFonts w:ascii="Times New Roman" w:eastAsia="Times New Roman" w:hAnsi="Times New Roman" w:cs="Times New Roman"/>
-        </w:rPr>
-        <w:t>Soundimage.org. Recuperado el 18 de mayo de 2026, de</w:t>
-      </w:r>
-      <w:r>
-        <w:rPr>
-          <w:rFonts w:ascii="Times New Roman" w:eastAsia="Times New Roman" w:hAnsi="Times New Roman" w:cs="Times New Roman"/>
-        </w:rPr>
-        <w:t xml:space="preserve"> </w:t>
-      </w:r>
-      <w:hyperlink r:id="rId8" w:history="1">
+          <w:rFonts w:eastAsia="Times New Roman" w:cs="Times New Roman" w:ascii="Times New Roman" w:hAnsi="Times New Roman"/>
+        </w:rPr>
+        <w:t xml:space="preserve">Soundimage.org. Recuperado el 18 de mayo de 2026, de </w:t>
+      </w:r>
+      <w:hyperlink r:id="rId4">
         <w:r>
           <w:rPr>
-            <w:rStyle w:val="Hipervnculo"/>
-            <w:rFonts w:ascii="Times New Roman" w:eastAsia="Times New Roman" w:hAnsi="Times New Roman" w:cs="Times New Roman"/>
+            <w:rStyle w:val="Hyperlink"/>
+            <w:rFonts w:eastAsia="Times New Roman" w:cs="Times New Roman" w:ascii="Times New Roman" w:hAnsi="Times New Roman"/>
           </w:rPr>
-          <w:t>https://soundimage.org/</w:t>
+          <w:t>https://soundimage.org/action-4/</w:t>
         </w:r>
+      </w:hyperlink>
+    </w:p>
+    <w:p>
+      <w:pPr>
+        <w:pStyle w:val="normal1"/>
+        <w:spacing w:lineRule="auto" w:line="480" w:before="0" w:after="0"/>
+        <w:ind w:hanging="720" w:left="720"/>
+        <w:rPr>
+          <w:rFonts w:ascii="Times New Roman" w:hAnsi="Times New Roman" w:eastAsia="Times New Roman" w:cs="Times New Roman"/>
+        </w:rPr>
+      </w:pPr>
+      <w:r>
+        <w:rPr>
+          <w:rFonts w:eastAsia="Times New Roman" w:cs="Times New Roman" w:ascii="Times New Roman" w:hAnsi="Times New Roman"/>
+        </w:rPr>
+        <w:t xml:space="preserve">OpenGameArt. (s.f.). OpenGameArt.org. Recuperado el 18 de mayo de 2026, de </w:t>
+      </w:r>
+      <w:hyperlink r:id="rId5">
         <w:r>
           <w:rPr>
-            <w:rStyle w:val="Hipervnculo"/>
-            <w:rFonts w:ascii="Times New Roman" w:eastAsia="Times New Roman" w:hAnsi="Times New Roman" w:cs="Times New Roman"/>
+            <w:rStyle w:val="Hyperlink"/>
+            <w:rFonts w:eastAsia="Times New Roman" w:cs="Times New Roman" w:ascii="Times New Roman" w:hAnsi="Times New Roman"/>
           </w:rPr>
-          <w:t>a</w:t>
+          <w:t>https://opengameart.org/</w:t>
         </w:r>
+      </w:hyperlink>
+    </w:p>
+    <w:p>
+      <w:pPr>
+        <w:pStyle w:val="normal1"/>
+        <w:spacing w:lineRule="auto" w:line="480" w:before="0" w:after="0"/>
+        <w:ind w:hanging="720" w:left="720"/>
+        <w:rPr>
+          <w:rFonts w:ascii="Times New Roman" w:hAnsi="Times New Roman" w:eastAsia="Times New Roman" w:cs="Times New Roman"/>
+          <w:lang w:val="en-US"/>
+        </w:rPr>
+      </w:pPr>
+      <w:r>
+        <w:rPr>
+          <w:rFonts w:eastAsia="Times New Roman" w:cs="Times New Roman" w:ascii="Times New Roman" w:hAnsi="Times New Roman"/>
+          <w:lang w:val="en-US"/>
+        </w:rPr>
+        <w:t xml:space="preserve">Pygame Community. (s.f.). Pygame documentation. Pygame. </w:t>
+      </w:r>
+      <w:hyperlink r:id="rId6">
         <w:r>
           <w:rPr>
-            <w:rStyle w:val="Hipervnculo"/>
-            <w:rFonts w:ascii="Times New Roman" w:eastAsia="Times New Roman" w:hAnsi="Times New Roman" w:cs="Times New Roman"/>
-          </w:rPr>
-          <w:t>ction-4/</w:t>
-        </w:r>
-      </w:hyperlink>
-    </w:p>
-    <w:p>
-      <w:pPr>
-        <w:pStyle w:val="normal1"/>
-        <w:spacing w:after="0" w:line="480" w:lineRule="auto"/>
-        <w:ind w:left="720" w:hanging="720"/>
-        <w:rPr>
-          <w:rFonts w:ascii="Times New Roman" w:eastAsia="Times New Roman" w:hAnsi="Times New Roman" w:cs="Times New Roman"/>
-        </w:rPr>
-      </w:pPr>
-      <w:r>
-        <w:rPr>
-          <w:rFonts w:ascii="Times New Roman" w:eastAsia="Times New Roman" w:hAnsi="Times New Roman" w:cs="Times New Roman"/>
-        </w:rPr>
-        <w:t xml:space="preserve">OpenGameArt. </w:t>
-      </w:r>
-      <w:r>
-        <w:rPr>
-          <w:rFonts w:ascii="Times New Roman" w:eastAsia="Times New Roman" w:hAnsi="Times New Roman" w:cs="Times New Roman"/>
-        </w:rPr>
-        <w:t>(s.f.). OpenGameArt.org. Recuperado el 18 de mayo de 2026, de</w:t>
-      </w:r>
-      <w:r>
-        <w:rPr>
-          <w:rFonts w:ascii="Times New Roman" w:eastAsia="Times New Roman" w:hAnsi="Times New Roman" w:cs="Times New Roman"/>
-        </w:rPr>
-        <w:t xml:space="preserve"> </w:t>
-      </w:r>
-      <w:hyperlink r:id="rId9" w:history="1">
-        <w:r>
-          <w:rPr>
-            <w:rStyle w:val="Hipervnculo"/>
-            <w:rFonts w:ascii="Times New Roman" w:eastAsia="Times New Roman" w:hAnsi="Times New Roman" w:cs="Times New Roman"/>
-          </w:rPr>
-          <w:t>https://opengameart</w:t>
-        </w:r>
-        <w:r>
-          <w:rPr>
-            <w:rStyle w:val="Hipervnculo"/>
-            <w:rFonts w:ascii="Times New Roman" w:eastAsia="Times New Roman" w:hAnsi="Times New Roman" w:cs="Times New Roman"/>
-          </w:rPr>
-          <w:t>.</w:t>
-        </w:r>
-        <w:r>
-          <w:rPr>
-            <w:rStyle w:val="Hipervnculo"/>
-            <w:rFonts w:ascii="Times New Roman" w:eastAsia="Times New Roman" w:hAnsi="Times New Roman" w:cs="Times New Roman"/>
-          </w:rPr>
-          <w:t>org/</w:t>
-        </w:r>
-      </w:hyperlink>
-    </w:p>
-    <w:p>
-      <w:pPr>
-        <w:pStyle w:val="normal1"/>
-        <w:spacing w:after="0" w:line="480" w:lineRule="auto"/>
-        <w:ind w:left="720" w:hanging="720"/>
-        <w:rPr>
-          <w:rFonts w:ascii="Times New Roman" w:eastAsia="Times New Roman" w:hAnsi="Times New Roman" w:cs="Times New Roman"/>
-          <w:lang w:val="en-US"/>
-        </w:rPr>
-      </w:pPr>
-      <w:r>
-        <w:rPr>
-          <w:rFonts w:ascii="Times New Roman" w:eastAsia="Times New Roman" w:hAnsi="Times New Roman" w:cs="Times New Roman"/>
-          <w:lang w:val="en-US"/>
-        </w:rPr>
-        <w:t xml:space="preserve">Pygame Community. (s.f.). Pygame documentation. Pygame. </w:t>
-      </w:r>
-      <w:hyperlink r:id="rId10">
-        <w:r>
-          <w:rPr>
-            <w:rFonts w:ascii="Times New Roman" w:eastAsia="Times New Roman" w:hAnsi="Times New Roman" w:cs="Times New Roman"/>
+            <w:rStyle w:val="ListLabel29"/>
+            <w:rFonts w:eastAsia="Times New Roman" w:cs="Times New Roman" w:ascii="Times New Roman" w:hAnsi="Times New Roman"/>
             <w:color w:val="467886"/>
             <w:u w:val="single"/>
             <w:lang w:val="en-US"/>
@@ -4576,24 +5646,25 @@
     <w:p>
       <w:pPr>
         <w:pStyle w:val="normal1"/>
-        <w:spacing w:after="0" w:line="480" w:lineRule="auto"/>
-        <w:ind w:left="720" w:hanging="720"/>
-        <w:rPr>
-          <w:rFonts w:ascii="Times New Roman" w:eastAsia="Times New Roman" w:hAnsi="Times New Roman" w:cs="Times New Roman"/>
+        <w:spacing w:lineRule="auto" w:line="480" w:before="0" w:after="0"/>
+        <w:ind w:hanging="720" w:left="720"/>
+        <w:rPr>
+          <w:rFonts w:ascii="Times New Roman" w:hAnsi="Times New Roman" w:eastAsia="Times New Roman" w:cs="Times New Roman"/>
           <w:lang w:val="en-US"/>
         </w:rPr>
       </w:pPr>
       <w:r>
         <w:rPr>
-          <w:rFonts w:ascii="Times New Roman" w:eastAsia="Times New Roman" w:hAnsi="Times New Roman" w:cs="Times New Roman"/>
+          <w:rFonts w:eastAsia="Times New Roman" w:cs="Times New Roman" w:ascii="Times New Roman" w:hAnsi="Times New Roman"/>
           <w:lang w:val="en-US"/>
         </w:rPr>
         <w:t xml:space="preserve">Documentation. Python Software Foundation. (s.f.). os, Miscellaneous operating system interfaces. Python Documentation. </w:t>
       </w:r>
-      <w:hyperlink r:id="rId11">
+      <w:hyperlink r:id="rId7">
         <w:r>
           <w:rPr>
-            <w:rFonts w:ascii="Times New Roman" w:eastAsia="Times New Roman" w:hAnsi="Times New Roman" w:cs="Times New Roman"/>
+            <w:rStyle w:val="ListLabel29"/>
+            <w:rFonts w:eastAsia="Times New Roman" w:cs="Times New Roman" w:ascii="Times New Roman" w:hAnsi="Times New Roman"/>
             <w:color w:val="467886"/>
             <w:u w:val="single"/>
             <w:lang w:val="en-US"/>
@@ -4605,24 +5676,25 @@
     <w:p>
       <w:pPr>
         <w:pStyle w:val="normal1"/>
-        <w:spacing w:after="0" w:line="480" w:lineRule="auto"/>
-        <w:ind w:left="720" w:hanging="720"/>
-        <w:rPr>
-          <w:rFonts w:ascii="Times New Roman" w:eastAsia="Times New Roman" w:hAnsi="Times New Roman" w:cs="Times New Roman"/>
+        <w:spacing w:lineRule="auto" w:line="480" w:before="0" w:after="0"/>
+        <w:ind w:hanging="720" w:left="720"/>
+        <w:rPr>
+          <w:rFonts w:ascii="Times New Roman" w:hAnsi="Times New Roman" w:eastAsia="Times New Roman" w:cs="Times New Roman"/>
           <w:lang w:val="en-US"/>
         </w:rPr>
       </w:pPr>
       <w:r>
         <w:rPr>
-          <w:rFonts w:ascii="Times New Roman" w:eastAsia="Times New Roman" w:hAnsi="Times New Roman" w:cs="Times New Roman"/>
+          <w:rFonts w:eastAsia="Times New Roman" w:cs="Times New Roman" w:ascii="Times New Roman" w:hAnsi="Times New Roman"/>
           <w:lang w:val="en-US"/>
         </w:rPr>
         <w:t xml:space="preserve">Python Software Foundation. (s.f.). random, Generate pseudo-random numbers. Python Documentation. </w:t>
       </w:r>
-      <w:hyperlink r:id="rId12">
+      <w:hyperlink r:id="rId8">
         <w:r>
           <w:rPr>
-            <w:rFonts w:ascii="Times New Roman" w:eastAsia="Times New Roman" w:hAnsi="Times New Roman" w:cs="Times New Roman"/>
+            <w:rStyle w:val="ListLabel29"/>
+            <w:rFonts w:eastAsia="Times New Roman" w:cs="Times New Roman" w:ascii="Times New Roman" w:hAnsi="Times New Roman"/>
             <w:color w:val="467886"/>
             <w:u w:val="single"/>
             <w:lang w:val="en-US"/>
@@ -4634,24 +5706,25 @@
     <w:p>
       <w:pPr>
         <w:pStyle w:val="normal1"/>
-        <w:spacing w:after="0" w:line="480" w:lineRule="auto"/>
-        <w:ind w:left="720" w:hanging="720"/>
-        <w:rPr>
-          <w:rFonts w:ascii="Times New Roman" w:eastAsia="Times New Roman" w:hAnsi="Times New Roman" w:cs="Times New Roman"/>
+        <w:spacing w:lineRule="auto" w:line="480" w:before="0" w:after="0"/>
+        <w:ind w:hanging="720" w:left="720"/>
+        <w:rPr>
+          <w:rFonts w:ascii="Times New Roman" w:hAnsi="Times New Roman" w:eastAsia="Times New Roman" w:cs="Times New Roman"/>
           <w:lang w:val="en-US"/>
         </w:rPr>
       </w:pPr>
       <w:r>
         <w:rPr>
-          <w:rFonts w:ascii="Times New Roman" w:eastAsia="Times New Roman" w:hAnsi="Times New Roman" w:cs="Times New Roman"/>
+          <w:rFonts w:eastAsia="Times New Roman" w:cs="Times New Roman" w:ascii="Times New Roman" w:hAnsi="Times New Roman"/>
           <w:lang w:val="en-US"/>
         </w:rPr>
         <w:t xml:space="preserve">Python Software Foundation. (s.f.). threading, Thread-based parallelism. Python Documentation.  </w:t>
       </w:r>
-      <w:hyperlink r:id="rId13">
+      <w:hyperlink r:id="rId9">
         <w:r>
           <w:rPr>
-            <w:rFonts w:ascii="Times New Roman" w:eastAsia="Times New Roman" w:hAnsi="Times New Roman" w:cs="Times New Roman"/>
+            <w:rStyle w:val="ListLabel29"/>
+            <w:rFonts w:eastAsia="Times New Roman" w:cs="Times New Roman" w:ascii="Times New Roman" w:hAnsi="Times New Roman"/>
             <w:color w:val="467886"/>
             <w:u w:val="single"/>
             <w:lang w:val="en-US"/>
@@ -4663,26 +5736,28 @@
     <w:p>
       <w:pPr>
         <w:pStyle w:val="normal1"/>
-        <w:spacing w:after="0" w:line="480" w:lineRule="auto"/>
-        <w:ind w:left="720" w:hanging="720"/>
-      </w:pPr>
-      <w:r>
-        <w:rPr>
-          <w:rFonts w:ascii="Times New Roman" w:eastAsia="Times New Roman" w:hAnsi="Times New Roman" w:cs="Times New Roman"/>
+        <w:spacing w:lineRule="auto" w:line="480" w:before="0" w:after="0"/>
+        <w:ind w:hanging="720" w:left="720"/>
+        <w:rPr/>
+      </w:pPr>
+      <w:r>
+        <w:rPr>
+          <w:rFonts w:eastAsia="Times New Roman" w:cs="Times New Roman" w:ascii="Times New Roman" w:hAnsi="Times New Roman"/>
           <w:lang w:val="en-US"/>
         </w:rPr>
         <w:t xml:space="preserve">Python Software Foundation. (s.f.). time, Time access and conversions. </w:t>
       </w:r>
       <w:r>
         <w:rPr>
-          <w:rFonts w:ascii="Times New Roman" w:eastAsia="Times New Roman" w:hAnsi="Times New Roman" w:cs="Times New Roman"/>
+          <w:rFonts w:eastAsia="Times New Roman" w:cs="Times New Roman" w:ascii="Times New Roman" w:hAnsi="Times New Roman"/>
         </w:rPr>
         <w:t xml:space="preserve">Python Documentation. </w:t>
       </w:r>
-      <w:hyperlink r:id="rId14">
+      <w:hyperlink r:id="rId10">
         <w:r>
           <w:rPr>
-            <w:rFonts w:ascii="Times New Roman" w:eastAsia="Times New Roman" w:hAnsi="Times New Roman" w:cs="Times New Roman"/>
+            <w:rStyle w:val="ListLabel30"/>
+            <w:rFonts w:eastAsia="Times New Roman" w:cs="Times New Roman" w:ascii="Times New Roman" w:hAnsi="Times New Roman"/>
             <w:color w:val="467886"/>
             <w:u w:val="single"/>
           </w:rPr>
@@ -4693,65 +5768,55 @@
     <w:p>
       <w:pPr>
         <w:pStyle w:val="normal1"/>
-        <w:spacing w:line="480" w:lineRule="auto"/>
-        <w:ind w:firstLine="720"/>
-        <w:rPr>
-          <w:rFonts w:ascii="Times New Roman" w:eastAsia="Times New Roman" w:hAnsi="Times New Roman" w:cs="Times New Roman"/>
-        </w:rPr>
-      </w:pPr>
+        <w:spacing w:lineRule="auto" w:line="480" w:before="0" w:after="160"/>
+        <w:ind w:firstLine="720"/>
+        <w:rPr>
+          <w:rFonts w:ascii="Times New Roman" w:hAnsi="Times New Roman" w:eastAsia="Times New Roman" w:cs="Times New Roman"/>
+        </w:rPr>
+      </w:pPr>
+      <w:r>
+        <w:rPr>
+          <w:rFonts w:eastAsia="Times New Roman" w:cs="Times New Roman" w:ascii="Times New Roman" w:hAnsi="Times New Roman"/>
+        </w:rPr>
+      </w:r>
     </w:p>
     <w:sectPr>
-      <w:footerReference w:type="even" r:id="rId15"/>
-      <w:footerReference w:type="default" r:id="rId16"/>
-      <w:footerReference w:type="first" r:id="rId17"/>
+      <w:footerReference w:type="even" r:id="rId11"/>
+      <w:footerReference w:type="default" r:id="rId12"/>
+      <w:footerReference w:type="first" r:id="rId13"/>
+      <w:type w:val="nextPage"/>
       <w:pgSz w:w="12240" w:h="15840"/>
-      <w:pgMar w:top="1440" w:right="1440" w:bottom="1440" w:left="1440" w:header="0" w:footer="709" w:gutter="0"/>
-      <w:pgNumType w:start="1"/>
-      <w:cols w:space="720"/>
-      <w:formProt w:val="0"/>
-      <w:docGrid w:linePitch="100"/>
+      <w:pgMar w:left="1440" w:right="1440" w:gutter="0" w:header="0" w:top="1440" w:footer="709" w:bottom="1440"/>
+      <w:pgNumType w:start="1" w:fmt="decimal"/>
+      <w:formProt w:val="false"/>
+      <w:textDirection w:val="lrTb"/>
+      <w:docGrid w:type="default" w:linePitch="100" w:charSpace="0"/>
     </w:sectPr>
   </w:body>
 </w:document>
 </file>
 
-<file path=word/endnotes.xml><?xml version="1.0" encoding="utf-8"?>
-<w:endnotes xmlns:wpc="http://schemas.microsoft.com/office/word/2010/wordprocessingCanvas" xmlns:cx="http://schemas.microsoft.com/office/drawing/2014/chartex" xmlns:cx1="http://schemas.microsoft.com/office/drawing/2015/9/8/chartex" xmlns:cx2="http://schemas.microsoft.com/office/drawing/2015/10/21/chartex" xmlns:cx3="http://schemas.microsoft.com/office/drawing/2016/5/9/chartex" xmlns:cx4="http://schemas.microsoft.com/office/drawing/2016/5/10/chartex" xmlns:cx5="http://schemas.microsoft.com/office/drawing/2016/5/11/chartex" xmlns:cx6="http://schemas.microsoft.com/office/drawing/2016/5/12/chartex" xmlns:cx7="http://schemas.microsoft.com/office/drawing/2016/5/13/chartex" xmlns:cx8="http://schemas.microsoft.com/office/drawing/2016/5/14/chartex" xmlns:mc="http://schemas.openxmlformats.org/markup-compatibility/2006" xmlns:aink="http://schemas.microsoft.com/office/drawing/2016/ink" xmlns:am3d="http://schemas.microsoft.com/office/drawing/2017/model3d" xmlns:o="urn:schemas-microsoft-com:office:office" xmlns:oel="http://schemas.microsoft.com/office/2019/extlst" xmlns:r="http://schemas.openxmlformats.org/officeDocument/2006/relationships" xmlns:m="http://schemas.openxmlformats.org/officeDocument/2006/math" xmlns:v="urn:schemas-microsoft-com:vml" xmlns:wp14="http://schemas.microsoft.com/office/word/2010/wordprocessingDrawing" xmlns:wp="http://schemas.openxmlformats.org/drawingml/2006/wordprocessingDrawing" xmlns:w10="urn:schemas-microsoft-com:office:word" xmlns:w="http://schemas.openxmlformats.org/wordprocessingml/2006/main" xmlns:w14="http://schemas.microsoft.com/office/word/2010/wordml" xmlns:w15="http://schemas.microsoft.com/office/word/2012/wordml" xmlns:w16cex="http://schemas.microsoft.com/office/word/2018/wordml/cex" xmlns:w16cid="http://schemas.microsoft.com/office/word/2016/wordml/cid" xmlns:w16="http://schemas.microsoft.com/office/word/2018/wordml" xmlns:w16du="http://schemas.microsoft.com/office/word/2023/wordml/word16du" xmlns:w16sdtdh="http://schemas.microsoft.com/office/word/2020/wordml/sdtdatahash" xmlns:w16sdtfl="http://schemas.microsoft.com/office/word/2024/wordml/sdtformatlock" xmlns:w16se="http://schemas.microsoft.com/office/word/2015/wordml/symex" xmlns:wpg="http://schemas.microsoft.com/office/word/2010/wordprocessingGroup" xmlns:wpi="http://schemas.microsoft.com/office/word/2010/wordprocessingInk" xmlns:wne="http://schemas.microsoft.com/office/word/2006/wordml" xmlns:wps="http://schemas.microsoft.com/office/word/2010/wordprocessingShape" mc:Ignorable="w14 w15 w16se w16cid w16 w16cex w16sdtdh w16sdtfl w16du wp14">
-  <w:endnote w:type="separator" w:id="-1">
-    <w:p>
-      <w:pPr>
-        <w:spacing w:after="0" w:line="240" w:lineRule="auto"/>
-      </w:pPr>
-      <w:r>
-        <w:separator/>
-      </w:r>
-    </w:p>
-  </w:endnote>
-  <w:endnote w:type="continuationSeparator" w:id="0">
-    <w:p>
-      <w:pPr>
-        <w:spacing w:after="0" w:line="240" w:lineRule="auto"/>
-      </w:pPr>
-      <w:r>
-        <w:continuationSeparator/>
-      </w:r>
-    </w:p>
-  </w:endnote>
-</w:endnotes>
-</file>
-
 <file path=word/footer1.xml><?xml version="1.0" encoding="utf-8"?>
-<w:ftr xmlns:wpc="http://schemas.microsoft.com/office/word/2010/wordprocessingCanvas" xmlns:cx="http://schemas.microsoft.com/office/drawing/2014/chartex" xmlns:cx1="http://schemas.microsoft.com/office/drawing/2015/9/8/chartex" xmlns:cx2="http://schemas.microsoft.com/office/drawing/2015/10/21/chartex" xmlns:cx3="http://schemas.microsoft.com/office/drawing/2016/5/9/chartex" xmlns:cx4="http://schemas.microsoft.com/office/drawing/2016/5/10/chartex" xmlns:cx5="http://schemas.microsoft.com/office/drawing/2016/5/11/chartex" xmlns:cx6="http://schemas.microsoft.com/office/drawing/2016/5/12/chartex" xmlns:cx7="http://schemas.microsoft.com/office/drawing/2016/5/13/chartex" xmlns:cx8="http://schemas.microsoft.com/office/drawing/2016/5/14/chartex" xmlns:mc="http://schemas.openxmlformats.org/markup-compatibility/2006" xmlns:aink="http://schemas.microsoft.com/office/drawing/2016/ink" xmlns:am3d="http://schemas.microsoft.com/office/drawing/2017/model3d" xmlns:o="urn:schemas-microsoft-com:office:office" xmlns:oel="http://schemas.microsoft.com/office/2019/extlst" xmlns:r="http://schemas.openxmlformats.org/officeDocument/2006/relationships" xmlns:m="http://schemas.openxmlformats.org/officeDocument/2006/math" xmlns:v="urn:schemas-microsoft-com:vml" xmlns:wp14="http://schemas.microsoft.com/office/word/2010/wordprocessingDrawing" xmlns:wp="http://schemas.openxmlformats.org/drawingml/2006/wordprocessingDrawing" xmlns:w10="urn:schemas-microsoft-com:office:word" xmlns:w="http://schemas.openxmlformats.org/wordprocessingml/2006/main" xmlns:w14="http://schemas.microsoft.com/office/word/2010/wordml" xmlns:w15="http://schemas.microsoft.com/office/word/2012/wordml" xmlns:w16cex="http://schemas.microsoft.com/office/word/2018/wordml/cex" xmlns:w16cid="http://schemas.microsoft.com/office/word/2016/wordml/cid" xmlns:w16="http://schemas.microsoft.com/office/word/2018/wordml" xmlns:w16du="http://schemas.microsoft.com/office/word/2023/wordml/word16du" xmlns:w16sdtdh="http://schemas.microsoft.com/office/word/2020/wordml/sdtdatahash" xmlns:w16sdtfl="http://schemas.microsoft.com/office/word/2024/wordml/sdtformatlock" xmlns:w16se="http://schemas.microsoft.com/office/word/2015/wordml/symex" xmlns:wpg="http://schemas.microsoft.com/office/word/2010/wordprocessingGroup" xmlns:wpi="http://schemas.microsoft.com/office/word/2010/wordprocessingInk" xmlns:wne="http://schemas.microsoft.com/office/word/2006/wordml" xmlns:wps="http://schemas.microsoft.com/office/word/2010/wordprocessingShape" mc:Ignorable="w14 w15 w16se w16cid w16 w16cex w16sdtdh w16sdtfl w16du wp14">
+<w:ftr xmlns:o="urn:schemas-microsoft-com:office:office" xmlns:r="http://schemas.openxmlformats.org/officeDocument/2006/relationships" xmlns:v="urn:schemas-microsoft-com:vml" xmlns:w="http://schemas.openxmlformats.org/wordprocessingml/2006/main" xmlns:w10="urn:schemas-microsoft-com:office:word" xmlns:wp="http://schemas.openxmlformats.org/drawingml/2006/wordprocessingDrawing" xmlns:wps="http://schemas.microsoft.com/office/word/2010/wordprocessingShape" xmlns:wpg="http://schemas.microsoft.com/office/word/2010/wordprocessingGroup" xmlns:mc="http://schemas.openxmlformats.org/markup-compatibility/2006" xmlns:wp14="http://schemas.microsoft.com/office/word/2010/wordprocessingDrawing" xmlns:w14="http://schemas.microsoft.com/office/word/2010/wordml" xmlns:w15="http://schemas.microsoft.com/office/word/2012/wordml" mc:Ignorable="w14 wp14 w15">
   <w:p>
     <w:pPr>
       <w:pStyle w:val="normal1"/>
+      <w:widowControl/>
+      <w:suppressAutoHyphens w:val="true"/>
+      <w:bidi w:val="0"/>
+      <w:spacing w:lineRule="auto" w:line="276" w:before="0" w:after="160"/>
+      <w:jc w:val="left"/>
+      <w:rPr/>
     </w:pPr>
+    <w:r>
+      <w:rPr/>
+    </w:r>
   </w:p>
 </w:ftr>
 </file>
 
 <file path=word/footer2.xml><?xml version="1.0" encoding="utf-8"?>
-<w:ftr xmlns:wpc="http://schemas.microsoft.com/office/word/2010/wordprocessingCanvas" xmlns:cx="http://schemas.microsoft.com/office/drawing/2014/chartex" xmlns:cx1="http://schemas.microsoft.com/office/drawing/2015/9/8/chartex" xmlns:cx2="http://schemas.microsoft.com/office/drawing/2015/10/21/chartex" xmlns:cx3="http://schemas.microsoft.com/office/drawing/2016/5/9/chartex" xmlns:cx4="http://schemas.microsoft.com/office/drawing/2016/5/10/chartex" xmlns:cx5="http://schemas.microsoft.com/office/drawing/2016/5/11/chartex" xmlns:cx6="http://schemas.microsoft.com/office/drawing/2016/5/12/chartex" xmlns:cx7="http://schemas.microsoft.com/office/drawing/2016/5/13/chartex" xmlns:cx8="http://schemas.microsoft.com/office/drawing/2016/5/14/chartex" xmlns:mc="http://schemas.openxmlformats.org/markup-compatibility/2006" xmlns:aink="http://schemas.microsoft.com/office/drawing/2016/ink" xmlns:am3d="http://schemas.microsoft.com/office/drawing/2017/model3d" xmlns:o="urn:schemas-microsoft-com:office:office" xmlns:oel="http://schemas.microsoft.com/office/2019/extlst" xmlns:r="http://schemas.openxmlformats.org/officeDocument/2006/relationships" xmlns:m="http://schemas.openxmlformats.org/officeDocument/2006/math" xmlns:v="urn:schemas-microsoft-com:vml" xmlns:wp14="http://schemas.microsoft.com/office/word/2010/wordprocessingDrawing" xmlns:wp="http://schemas.openxmlformats.org/drawingml/2006/wordprocessingDrawing" xmlns:w10="urn:schemas-microsoft-com:office:word" xmlns:w="http://schemas.openxmlformats.org/wordprocessingml/2006/main" xmlns:w14="http://schemas.microsoft.com/office/word/2010/wordml" xmlns:w15="http://schemas.microsoft.com/office/word/2012/wordml" xmlns:w16cex="http://schemas.microsoft.com/office/word/2018/wordml/cex" xmlns:w16cid="http://schemas.microsoft.com/office/word/2016/wordml/cid" xmlns:w16="http://schemas.microsoft.com/office/word/2018/wordml" xmlns:w16du="http://schemas.microsoft.com/office/word/2023/wordml/word16du" xmlns:w16sdtdh="http://schemas.microsoft.com/office/word/2020/wordml/sdtdatahash" xmlns:w16sdtfl="http://schemas.microsoft.com/office/word/2024/wordml/sdtformatlock" xmlns:w16se="http://schemas.microsoft.com/office/word/2015/wordml/symex" xmlns:wpg="http://schemas.microsoft.com/office/word/2010/wordprocessingGroup" xmlns:wpi="http://schemas.microsoft.com/office/word/2010/wordprocessingInk" xmlns:wne="http://schemas.microsoft.com/office/word/2006/wordml" xmlns:wps="http://schemas.microsoft.com/office/word/2010/wordprocessingShape" mc:Ignorable="w14 w15 w16se w16cid w16 w16cex w16sdtdh w16sdtfl w16du wp14">
+<w:ftr xmlns:o="urn:schemas-microsoft-com:office:office" xmlns:r="http://schemas.openxmlformats.org/officeDocument/2006/relationships" xmlns:v="urn:schemas-microsoft-com:vml" xmlns:w="http://schemas.openxmlformats.org/wordprocessingml/2006/main" xmlns:w10="urn:schemas-microsoft-com:office:word" xmlns:wp="http://schemas.openxmlformats.org/drawingml/2006/wordprocessingDrawing" xmlns:wps="http://schemas.microsoft.com/office/word/2010/wordprocessingShape" xmlns:wpg="http://schemas.microsoft.com/office/word/2010/wordprocessingGroup" xmlns:mc="http://schemas.openxmlformats.org/markup-compatibility/2006" xmlns:wp14="http://schemas.microsoft.com/office/word/2010/wordprocessingDrawing" xmlns:w14="http://schemas.microsoft.com/office/word/2010/wordml" xmlns:w15="http://schemas.microsoft.com/office/word/2012/wordml" mc:Ignorable="w14 wp14 w15">
   <w:p>
     <w:pPr>
       <w:pStyle w:val="normal1"/>
@@ -4759,35 +5824,47 @@
         <w:top w:val="single" w:sz="4" w:space="1" w:color="D9D9D9"/>
       </w:pBdr>
       <w:tabs>
-        <w:tab w:val="center" w:pos="4419"/>
-        <w:tab w:val="right" w:pos="8838"/>
+        <w:tab w:val="clear" w:pos="720"/>
+        <w:tab w:val="center" w:pos="4419" w:leader="none"/>
+        <w:tab w:val="right" w:pos="8838" w:leader="none"/>
       </w:tabs>
-      <w:spacing w:after="0" w:line="240" w:lineRule="auto"/>
+      <w:spacing w:lineRule="auto" w:line="240" w:before="0" w:after="0"/>
       <w:jc w:val="right"/>
       <w:rPr>
         <w:color w:val="000000"/>
       </w:rPr>
     </w:pPr>
     <w:r>
+      <w:rPr/>
       <w:fldChar w:fldCharType="begin"/>
     </w:r>
     <w:r>
+      <w:rPr/>
       <w:instrText xml:space="preserve"> PAGE </w:instrText>
     </w:r>
     <w:r>
+      <w:rPr/>
       <w:fldChar w:fldCharType="separate"/>
     </w:r>
     <w:r>
-      <w:t>18</w:t>
+      <w:rPr/>
+      <w:t>19</w:t>
     </w:r>
     <w:r>
+      <w:rPr/>
       <w:fldChar w:fldCharType="end"/>
     </w:r>
     <w:r>
       <w:rPr>
         <w:color w:val="000000"/>
       </w:rPr>
-      <w:t xml:space="preserve"> | </w:t>
+      <w:t xml:space="preserve"> </w:t>
+    </w:r>
+    <w:r>
+      <w:rPr>
+        <w:color w:val="000000"/>
+      </w:rPr>
+      <w:t xml:space="preserve">| </w:t>
     </w:r>
     <w:r>
       <w:rPr>
@@ -4800,20 +5877,26 @@
     <w:pPr>
       <w:pStyle w:val="normal1"/>
       <w:tabs>
-        <w:tab w:val="center" w:pos="4419"/>
-        <w:tab w:val="right" w:pos="8838"/>
+        <w:tab w:val="clear" w:pos="720"/>
+        <w:tab w:val="center" w:pos="4419" w:leader="none"/>
+        <w:tab w:val="right" w:pos="8838" w:leader="none"/>
       </w:tabs>
-      <w:spacing w:after="0" w:line="240" w:lineRule="auto"/>
+      <w:spacing w:lineRule="auto" w:line="240" w:before="0" w:after="0"/>
       <w:rPr>
         <w:color w:val="000000"/>
       </w:rPr>
     </w:pPr>
+    <w:r>
+      <w:rPr>
+        <w:color w:val="000000"/>
+      </w:rPr>
+    </w:r>
   </w:p>
 </w:ftr>
 </file>
 
 <file path=word/footer3.xml><?xml version="1.0" encoding="utf-8"?>
-<w:ftr xmlns:wpc="http://schemas.microsoft.com/office/word/2010/wordprocessingCanvas" xmlns:cx="http://schemas.microsoft.com/office/drawing/2014/chartex" xmlns:cx1="http://schemas.microsoft.com/office/drawing/2015/9/8/chartex" xmlns:cx2="http://schemas.microsoft.com/office/drawing/2015/10/21/chartex" xmlns:cx3="http://schemas.microsoft.com/office/drawing/2016/5/9/chartex" xmlns:cx4="http://schemas.microsoft.com/office/drawing/2016/5/10/chartex" xmlns:cx5="http://schemas.microsoft.com/office/drawing/2016/5/11/chartex" xmlns:cx6="http://schemas.microsoft.com/office/drawing/2016/5/12/chartex" xmlns:cx7="http://schemas.microsoft.com/office/drawing/2016/5/13/chartex" xmlns:cx8="http://schemas.microsoft.com/office/drawing/2016/5/14/chartex" xmlns:mc="http://schemas.openxmlformats.org/markup-compatibility/2006" xmlns:aink="http://schemas.microsoft.com/office/drawing/2016/ink" xmlns:am3d="http://schemas.microsoft.com/office/drawing/2017/model3d" xmlns:o="urn:schemas-microsoft-com:office:office" xmlns:oel="http://schemas.microsoft.com/office/2019/extlst" xmlns:r="http://schemas.openxmlformats.org/officeDocument/2006/relationships" xmlns:m="http://schemas.openxmlformats.org/officeDocument/2006/math" xmlns:v="urn:schemas-microsoft-com:vml" xmlns:wp14="http://schemas.microsoft.com/office/word/2010/wordprocessingDrawing" xmlns:wp="http://schemas.openxmlformats.org/drawingml/2006/wordprocessingDrawing" xmlns:w10="urn:schemas-microsoft-com:office:word" xmlns:w="http://schemas.openxmlformats.org/wordprocessingml/2006/main" xmlns:w14="http://schemas.microsoft.com/office/word/2010/wordml" xmlns:w15="http://schemas.microsoft.com/office/word/2012/wordml" xmlns:w16cex="http://schemas.microsoft.com/office/word/2018/wordml/cex" xmlns:w16cid="http://schemas.microsoft.com/office/word/2016/wordml/cid" xmlns:w16="http://schemas.microsoft.com/office/word/2018/wordml" xmlns:w16du="http://schemas.microsoft.com/office/word/2023/wordml/word16du" xmlns:w16sdtdh="http://schemas.microsoft.com/office/word/2020/wordml/sdtdatahash" xmlns:w16sdtfl="http://schemas.microsoft.com/office/word/2024/wordml/sdtformatlock" xmlns:w16se="http://schemas.microsoft.com/office/word/2015/wordml/symex" xmlns:wpg="http://schemas.microsoft.com/office/word/2010/wordprocessingGroup" xmlns:wpi="http://schemas.microsoft.com/office/word/2010/wordprocessingInk" xmlns:wne="http://schemas.microsoft.com/office/word/2006/wordml" xmlns:wps="http://schemas.microsoft.com/office/word/2010/wordprocessingShape" mc:Ignorable="w14 w15 w16se w16cid w16 w16cex w16sdtdh w16sdtfl w16du wp14">
+<w:ftr xmlns:o="urn:schemas-microsoft-com:office:office" xmlns:r="http://schemas.openxmlformats.org/officeDocument/2006/relationships" xmlns:v="urn:schemas-microsoft-com:vml" xmlns:w="http://schemas.openxmlformats.org/wordprocessingml/2006/main" xmlns:w10="urn:schemas-microsoft-com:office:word" xmlns:wp="http://schemas.openxmlformats.org/drawingml/2006/wordprocessingDrawing" xmlns:wps="http://schemas.microsoft.com/office/word/2010/wordprocessingShape" xmlns:wpg="http://schemas.microsoft.com/office/word/2010/wordprocessingGroup" xmlns:mc="http://schemas.openxmlformats.org/markup-compatibility/2006" xmlns:wp14="http://schemas.microsoft.com/office/word/2010/wordprocessingDrawing" xmlns:w14="http://schemas.microsoft.com/office/word/2010/wordml" xmlns:w15="http://schemas.microsoft.com/office/word/2012/wordml" mc:Ignorable="w14 wp14 w15">
   <w:p>
     <w:pPr>
       <w:pStyle w:val="normal1"/>
@@ -4821,35 +5904,47 @@
         <w:top w:val="single" w:sz="4" w:space="1" w:color="D9D9D9"/>
       </w:pBdr>
       <w:tabs>
-        <w:tab w:val="center" w:pos="4419"/>
-        <w:tab w:val="right" w:pos="8838"/>
+        <w:tab w:val="clear" w:pos="720"/>
+        <w:tab w:val="center" w:pos="4419" w:leader="none"/>
+        <w:tab w:val="right" w:pos="8838" w:leader="none"/>
       </w:tabs>
-      <w:spacing w:after="0" w:line="240" w:lineRule="auto"/>
+      <w:spacing w:lineRule="auto" w:line="240" w:before="0" w:after="0"/>
       <w:jc w:val="right"/>
       <w:rPr>
         <w:color w:val="000000"/>
       </w:rPr>
     </w:pPr>
     <w:r>
+      <w:rPr/>
       <w:fldChar w:fldCharType="begin"/>
     </w:r>
     <w:r>
+      <w:rPr/>
       <w:instrText xml:space="preserve"> PAGE </w:instrText>
     </w:r>
     <w:r>
+      <w:rPr/>
       <w:fldChar w:fldCharType="separate"/>
     </w:r>
     <w:r>
-      <w:t>18</w:t>
+      <w:rPr/>
+      <w:t>19</w:t>
     </w:r>
     <w:r>
+      <w:rPr/>
       <w:fldChar w:fldCharType="end"/>
     </w:r>
     <w:r>
       <w:rPr>
         <w:color w:val="000000"/>
       </w:rPr>
-      <w:t xml:space="preserve"> | </w:t>
+      <w:t xml:space="preserve"> </w:t>
+    </w:r>
+    <w:r>
+      <w:rPr>
+        <w:color w:val="000000"/>
+      </w:rPr>
+      <w:t xml:space="preserve">| </w:t>
     </w:r>
     <w:r>
       <w:rPr>
@@ -4862,49 +5957,265 @@
     <w:pPr>
       <w:pStyle w:val="normal1"/>
       <w:tabs>
-        <w:tab w:val="center" w:pos="4419"/>
-        <w:tab w:val="right" w:pos="8838"/>
+        <w:tab w:val="clear" w:pos="720"/>
+        <w:tab w:val="center" w:pos="4419" w:leader="none"/>
+        <w:tab w:val="right" w:pos="8838" w:leader="none"/>
       </w:tabs>
-      <w:spacing w:after="0" w:line="240" w:lineRule="auto"/>
+      <w:spacing w:lineRule="auto" w:line="240" w:before="0" w:after="0"/>
       <w:rPr>
         <w:color w:val="000000"/>
       </w:rPr>
     </w:pPr>
+    <w:r>
+      <w:rPr>
+        <w:color w:val="000000"/>
+      </w:rPr>
+    </w:r>
   </w:p>
 </w:ftr>
 </file>
 
-<file path=word/footnotes.xml><?xml version="1.0" encoding="utf-8"?>
-<w:footnotes xmlns:wpc="http://schemas.microsoft.com/office/word/2010/wordprocessingCanvas" xmlns:cx="http://schemas.microsoft.com/office/drawing/2014/chartex" xmlns:cx1="http://schemas.microsoft.com/office/drawing/2015/9/8/chartex" xmlns:cx2="http://schemas.microsoft.com/office/drawing/2015/10/21/chartex" xmlns:cx3="http://schemas.microsoft.com/office/drawing/2016/5/9/chartex" xmlns:cx4="http://schemas.microsoft.com/office/drawing/2016/5/10/chartex" xmlns:cx5="http://schemas.microsoft.com/office/drawing/2016/5/11/chartex" xmlns:cx6="http://schemas.microsoft.com/office/drawing/2016/5/12/chartex" xmlns:cx7="http://schemas.microsoft.com/office/drawing/2016/5/13/chartex" xmlns:cx8="http://schemas.microsoft.com/office/drawing/2016/5/14/chartex" xmlns:mc="http://schemas.openxmlformats.org/markup-compatibility/2006" xmlns:aink="http://schemas.microsoft.com/office/drawing/2016/ink" xmlns:am3d="http://schemas.microsoft.com/office/drawing/2017/model3d" xmlns:o="urn:schemas-microsoft-com:office:office" xmlns:oel="http://schemas.microsoft.com/office/2019/extlst" xmlns:r="http://schemas.openxmlformats.org/officeDocument/2006/relationships" xmlns:m="http://schemas.openxmlformats.org/officeDocument/2006/math" xmlns:v="urn:schemas-microsoft-com:vml" xmlns:wp14="http://schemas.microsoft.com/office/word/2010/wordprocessingDrawing" xmlns:wp="http://schemas.openxmlformats.org/drawingml/2006/wordprocessingDrawing" xmlns:w10="urn:schemas-microsoft-com:office:word" xmlns:w="http://schemas.openxmlformats.org/wordprocessingml/2006/main" xmlns:w14="http://schemas.microsoft.com/office/word/2010/wordml" xmlns:w15="http://schemas.microsoft.com/office/word/2012/wordml" xmlns:w16cex="http://schemas.microsoft.com/office/word/2018/wordml/cex" xmlns:w16cid="http://schemas.microsoft.com/office/word/2016/wordml/cid" xmlns:w16="http://schemas.microsoft.com/office/word/2018/wordml" xmlns:w16du="http://schemas.microsoft.com/office/word/2023/wordml/word16du" xmlns:w16sdtdh="http://schemas.microsoft.com/office/word/2020/wordml/sdtdatahash" xmlns:w16sdtfl="http://schemas.microsoft.com/office/word/2024/wordml/sdtformatlock" xmlns:w16se="http://schemas.microsoft.com/office/word/2015/wordml/symex" xmlns:wpg="http://schemas.microsoft.com/office/word/2010/wordprocessingGroup" xmlns:wpi="http://schemas.microsoft.com/office/word/2010/wordprocessingInk" xmlns:wne="http://schemas.microsoft.com/office/word/2006/wordml" xmlns:wps="http://schemas.microsoft.com/office/word/2010/wordprocessingShape" mc:Ignorable="w14 w15 w16se w16cid w16 w16cex w16sdtdh w16sdtfl w16du wp14">
-  <w:footnote w:type="separator" w:id="-1">
-    <w:p>
-      <w:pPr>
-        <w:spacing w:after="0" w:line="240" w:lineRule="auto"/>
-      </w:pPr>
-      <w:r>
-        <w:separator/>
-      </w:r>
-    </w:p>
-  </w:footnote>
-  <w:footnote w:type="continuationSeparator" w:id="0">
-    <w:p>
-      <w:pPr>
-        <w:spacing w:after="0" w:line="240" w:lineRule="auto"/>
-      </w:pPr>
-      <w:r>
-        <w:continuationSeparator/>
-      </w:r>
-    </w:p>
-  </w:footnote>
-</w:footnotes>
-</file>
-
 <file path=word/numbering.xml><?xml version="1.0" encoding="utf-8"?>
-<w:numbering xmlns:wpc="http://schemas.microsoft.com/office/word/2010/wordprocessingCanvas" xmlns:cx="http://schemas.microsoft.com/office/drawing/2014/chartex" xmlns:cx1="http://schemas.microsoft.com/office/drawing/2015/9/8/chartex" xmlns:cx2="http://schemas.microsoft.com/office/drawing/2015/10/21/chartex" xmlns:cx3="http://schemas.microsoft.com/office/drawing/2016/5/9/chartex" xmlns:cx4="http://schemas.microsoft.com/office/drawing/2016/5/10/chartex" xmlns:cx5="http://schemas.microsoft.com/office/drawing/2016/5/11/chartex" xmlns:cx6="http://schemas.microsoft.com/office/drawing/2016/5/12/chartex" xmlns:cx7="http://schemas.microsoft.com/office/drawing/2016/5/13/chartex" xmlns:cx8="http://schemas.microsoft.com/office/drawing/2016/5/14/chartex" xmlns:mc="http://schemas.openxmlformats.org/markup-compatibility/2006" xmlns:aink="http://schemas.microsoft.com/office/drawing/2016/ink" xmlns:am3d="http://schemas.microsoft.com/office/drawing/2017/model3d" xmlns:o="urn:schemas-microsoft-com:office:office" xmlns:oel="http://schemas.microsoft.com/office/2019/extlst" xmlns:r="http://schemas.openxmlformats.org/officeDocument/2006/relationships" xmlns:m="http://schemas.openxmlformats.org/officeDocument/2006/math" xmlns:v="urn:schemas-microsoft-com:vml" xmlns:wp14="http://schemas.microsoft.com/office/word/2010/wordprocessingDrawing" xmlns:wp="http://schemas.openxmlformats.org/drawingml/2006/wordprocessingDrawing" xmlns:w10="urn:schemas-microsoft-com:office:word" xmlns:w="http://schemas.openxmlformats.org/wordprocessingml/2006/main" xmlns:w14="http://schemas.microsoft.com/office/word/2010/wordml" xmlns:w15="http://schemas.microsoft.com/office/word/2012/wordml" xmlns:w16cex="http://schemas.microsoft.com/office/word/2018/wordml/cex" xmlns:w16cid="http://schemas.microsoft.com/office/word/2016/wordml/cid" xmlns:w16="http://schemas.microsoft.com/office/word/2018/wordml" xmlns:w16du="http://schemas.microsoft.com/office/word/2023/wordml/word16du" xmlns:w16sdtdh="http://schemas.microsoft.com/office/word/2020/wordml/sdtdatahash" xmlns:w16sdtfl="http://schemas.microsoft.com/office/word/2024/wordml/sdtformatlock" xmlns:w16se="http://schemas.microsoft.com/office/word/2015/wordml/symex" xmlns:wpg="http://schemas.microsoft.com/office/word/2010/wordprocessingGroup" xmlns:wpi="http://schemas.microsoft.com/office/word/2010/wordprocessingInk" xmlns:wne="http://schemas.microsoft.com/office/word/2006/wordml" xmlns:wps="http://schemas.microsoft.com/office/word/2010/wordprocessingShape" mc:Ignorable="w14 w15 w16se w16cid w16 w16cex w16sdtdh w16sdtfl w16du wp14">
-  <w:abstractNum w:abstractNumId="0" w15:restartNumberingAfterBreak="0">
-    <w:nsid w:val="38A3044C"/>
-    <w:multiLevelType w:val="multilevel"/>
-    <w:tmpl w:val="22567F92"/>
+<w:numbering xmlns:w="http://schemas.openxmlformats.org/wordprocessingml/2006/main" xmlns:o="urn:schemas-microsoft-com:office:office" xmlns:r="http://schemas.openxmlformats.org/officeDocument/2006/relationships" xmlns:v="urn:schemas-microsoft-com:vml" xmlns:mc="http://schemas.openxmlformats.org/markup-compatibility/2006" xmlns:w14="http://schemas.microsoft.com/office/word/2010/wordml" mc:Ignorable="w14">
+  <w:abstractNum w:abstractNumId="1">
+    <w:lvl w:ilvl="0">
+      <w:start w:val="1"/>
+      <w:numFmt w:val="decimal"/>
+      <w:lvlText w:val="%1."/>
+      <w:lvlJc w:val="left"/>
+      <w:pPr>
+        <w:tabs>
+          <w:tab w:val="num" w:pos="0"/>
+        </w:tabs>
+        <w:ind w:left="720" w:hanging="360"/>
+      </w:pPr>
+      <w:rPr/>
+    </w:lvl>
+    <w:lvl w:ilvl="1">
+      <w:start w:val="1"/>
+      <w:numFmt w:val="decimal"/>
+      <w:lvlText w:val="%2."/>
+      <w:lvlJc w:val="left"/>
+      <w:pPr>
+        <w:tabs>
+          <w:tab w:val="num" w:pos="0"/>
+        </w:tabs>
+        <w:ind w:left="1440" w:hanging="360"/>
+      </w:pPr>
+      <w:rPr/>
+    </w:lvl>
+    <w:lvl w:ilvl="2">
+      <w:start w:val="1"/>
+      <w:numFmt w:val="decimal"/>
+      <w:lvlText w:val="%3."/>
+      <w:lvlJc w:val="left"/>
+      <w:pPr>
+        <w:tabs>
+          <w:tab w:val="num" w:pos="0"/>
+        </w:tabs>
+        <w:ind w:left="2160" w:hanging="360"/>
+      </w:pPr>
+      <w:rPr/>
+    </w:lvl>
+    <w:lvl w:ilvl="3">
+      <w:start w:val="1"/>
+      <w:numFmt w:val="decimal"/>
+      <w:lvlText w:val="%4."/>
+      <w:lvlJc w:val="left"/>
+      <w:pPr>
+        <w:tabs>
+          <w:tab w:val="num" w:pos="0"/>
+        </w:tabs>
+        <w:ind w:left="2880" w:hanging="360"/>
+      </w:pPr>
+      <w:rPr/>
+    </w:lvl>
+    <w:lvl w:ilvl="4">
+      <w:start w:val="1"/>
+      <w:numFmt w:val="decimal"/>
+      <w:lvlText w:val="%5."/>
+      <w:lvlJc w:val="left"/>
+      <w:pPr>
+        <w:tabs>
+          <w:tab w:val="num" w:pos="0"/>
+        </w:tabs>
+        <w:ind w:left="3600" w:hanging="360"/>
+      </w:pPr>
+      <w:rPr/>
+    </w:lvl>
+    <w:lvl w:ilvl="5">
+      <w:start w:val="1"/>
+      <w:numFmt w:val="decimal"/>
+      <w:lvlText w:val="%6."/>
+      <w:lvlJc w:val="left"/>
+      <w:pPr>
+        <w:tabs>
+          <w:tab w:val="num" w:pos="0"/>
+        </w:tabs>
+        <w:ind w:left="4320" w:hanging="360"/>
+      </w:pPr>
+      <w:rPr/>
+    </w:lvl>
+    <w:lvl w:ilvl="6">
+      <w:start w:val="1"/>
+      <w:numFmt w:val="decimal"/>
+      <w:lvlText w:val="%7."/>
+      <w:lvlJc w:val="left"/>
+      <w:pPr>
+        <w:tabs>
+          <w:tab w:val="num" w:pos="0"/>
+        </w:tabs>
+        <w:ind w:left="5040" w:hanging="360"/>
+      </w:pPr>
+      <w:rPr/>
+    </w:lvl>
+    <w:lvl w:ilvl="7">
+      <w:start w:val="1"/>
+      <w:numFmt w:val="decimal"/>
+      <w:lvlText w:val="%8."/>
+      <w:lvlJc w:val="left"/>
+      <w:pPr>
+        <w:tabs>
+          <w:tab w:val="num" w:pos="0"/>
+        </w:tabs>
+        <w:ind w:left="5760" w:hanging="360"/>
+      </w:pPr>
+      <w:rPr/>
+    </w:lvl>
+    <w:lvl w:ilvl="8">
+      <w:start w:val="1"/>
+      <w:numFmt w:val="decimal"/>
+      <w:lvlText w:val="%9."/>
+      <w:lvlJc w:val="left"/>
+      <w:pPr>
+        <w:tabs>
+          <w:tab w:val="num" w:pos="0"/>
+        </w:tabs>
+        <w:ind w:left="6480" w:hanging="360"/>
+      </w:pPr>
+      <w:rPr/>
+    </w:lvl>
+  </w:abstractNum>
+  <w:abstractNum w:abstractNumId="2">
+    <w:lvl w:ilvl="0">
+      <w:start w:val="1"/>
+      <w:numFmt w:val="decimal"/>
+      <w:lvlText w:val="%1."/>
+      <w:lvlJc w:val="left"/>
+      <w:pPr>
+        <w:tabs>
+          <w:tab w:val="num" w:pos="0"/>
+        </w:tabs>
+        <w:ind w:left="720" w:hanging="360"/>
+      </w:pPr>
+      <w:rPr/>
+    </w:lvl>
+    <w:lvl w:ilvl="1">
+      <w:start w:val="1"/>
+      <w:numFmt w:val="lowerLetter"/>
+      <w:lvlText w:val="%2."/>
+      <w:lvlJc w:val="left"/>
+      <w:pPr>
+        <w:tabs>
+          <w:tab w:val="num" w:pos="0"/>
+        </w:tabs>
+        <w:ind w:left="1440" w:hanging="360"/>
+      </w:pPr>
+      <w:rPr/>
+    </w:lvl>
+    <w:lvl w:ilvl="2">
+      <w:start w:val="1"/>
+      <w:numFmt w:val="lowerRoman"/>
+      <w:lvlText w:val="%3."/>
+      <w:lvlJc w:val="right"/>
+      <w:pPr>
+        <w:tabs>
+          <w:tab w:val="num" w:pos="0"/>
+        </w:tabs>
+        <w:ind w:left="2160" w:hanging="180"/>
+      </w:pPr>
+      <w:rPr/>
+    </w:lvl>
+    <w:lvl w:ilvl="3">
+      <w:start w:val="1"/>
+      <w:numFmt w:val="decimal"/>
+      <w:lvlText w:val="%4."/>
+      <w:lvlJc w:val="left"/>
+      <w:pPr>
+        <w:tabs>
+          <w:tab w:val="num" w:pos="0"/>
+        </w:tabs>
+        <w:ind w:left="2880" w:hanging="360"/>
+      </w:pPr>
+      <w:rPr/>
+    </w:lvl>
+    <w:lvl w:ilvl="4">
+      <w:start w:val="1"/>
+      <w:numFmt w:val="lowerLetter"/>
+      <w:lvlText w:val="%5."/>
+      <w:lvlJc w:val="left"/>
+      <w:pPr>
+        <w:tabs>
+          <w:tab w:val="num" w:pos="0"/>
+        </w:tabs>
+        <w:ind w:left="3600" w:hanging="360"/>
+      </w:pPr>
+      <w:rPr/>
+    </w:lvl>
+    <w:lvl w:ilvl="5">
+      <w:start w:val="1"/>
+      <w:numFmt w:val="lowerRoman"/>
+      <w:lvlText w:val="%6."/>
+      <w:lvlJc w:val="right"/>
+      <w:pPr>
+        <w:tabs>
+          <w:tab w:val="num" w:pos="0"/>
+        </w:tabs>
+        <w:ind w:left="4320" w:hanging="180"/>
+      </w:pPr>
+      <w:rPr/>
+    </w:lvl>
+    <w:lvl w:ilvl="6">
+      <w:start w:val="1"/>
+      <w:numFmt w:val="decimal"/>
+      <w:lvlText w:val="%7."/>
+      <w:lvlJc w:val="left"/>
+      <w:pPr>
+        <w:tabs>
+          <w:tab w:val="num" w:pos="0"/>
+        </w:tabs>
+        <w:ind w:left="5040" w:hanging="360"/>
+      </w:pPr>
+      <w:rPr/>
+    </w:lvl>
+    <w:lvl w:ilvl="7">
+      <w:start w:val="1"/>
+      <w:numFmt w:val="lowerLetter"/>
+      <w:lvlText w:val="%8."/>
+      <w:lvlJc w:val="left"/>
+      <w:pPr>
+        <w:tabs>
+          <w:tab w:val="num" w:pos="0"/>
+        </w:tabs>
+        <w:ind w:left="5760" w:hanging="360"/>
+      </w:pPr>
+      <w:rPr/>
+    </w:lvl>
+    <w:lvl w:ilvl="8">
+      <w:start w:val="1"/>
+      <w:numFmt w:val="lowerRoman"/>
+      <w:lvlText w:val="%9."/>
+      <w:lvlJc w:val="right"/>
+      <w:pPr>
+        <w:tabs>
+          <w:tab w:val="num" w:pos="0"/>
+        </w:tabs>
+        <w:ind w:left="6480" w:hanging="180"/>
+      </w:pPr>
+      <w:rPr/>
+    </w:lvl>
+  </w:abstractNum>
+  <w:abstractNum w:abstractNumId="3">
     <w:lvl w:ilvl="0">
       <w:start w:val="1"/>
       <w:numFmt w:val="none"/>
@@ -4915,7 +6226,7 @@
         <w:tabs>
           <w:tab w:val="num" w:pos="0"/>
         </w:tabs>
-        <w:ind w:left="0" w:firstLine="0"/>
+        <w:ind w:left="0" w:hanging="0"/>
       </w:pPr>
     </w:lvl>
     <w:lvl w:ilvl="1">
@@ -4928,7 +6239,7 @@
         <w:tabs>
           <w:tab w:val="num" w:pos="0"/>
         </w:tabs>
-        <w:ind w:left="0" w:firstLine="0"/>
+        <w:ind w:left="0" w:hanging="0"/>
       </w:pPr>
     </w:lvl>
     <w:lvl w:ilvl="2">
@@ -4941,7 +6252,7 @@
         <w:tabs>
           <w:tab w:val="num" w:pos="0"/>
         </w:tabs>
-        <w:ind w:left="0" w:firstLine="0"/>
+        <w:ind w:left="0" w:hanging="0"/>
       </w:pPr>
     </w:lvl>
     <w:lvl w:ilvl="3">
@@ -4954,7 +6265,7 @@
         <w:tabs>
           <w:tab w:val="num" w:pos="0"/>
         </w:tabs>
-        <w:ind w:left="0" w:firstLine="0"/>
+        <w:ind w:left="0" w:hanging="0"/>
       </w:pPr>
     </w:lvl>
     <w:lvl w:ilvl="4">
@@ -4967,7 +6278,7 @@
         <w:tabs>
           <w:tab w:val="num" w:pos="0"/>
         </w:tabs>
-        <w:ind w:left="0" w:firstLine="0"/>
+        <w:ind w:left="0" w:hanging="0"/>
       </w:pPr>
     </w:lvl>
     <w:lvl w:ilvl="5">
@@ -4980,7 +6291,7 @@
         <w:tabs>
           <w:tab w:val="num" w:pos="0"/>
         </w:tabs>
-        <w:ind w:left="0" w:firstLine="0"/>
+        <w:ind w:left="0" w:hanging="0"/>
       </w:pPr>
     </w:lvl>
     <w:lvl w:ilvl="6">
@@ -4993,7 +6304,7 @@
         <w:tabs>
           <w:tab w:val="num" w:pos="0"/>
         </w:tabs>
-        <w:ind w:left="0" w:firstLine="0"/>
+        <w:ind w:left="0" w:hanging="0"/>
       </w:pPr>
     </w:lvl>
     <w:lvl w:ilvl="7">
@@ -5006,7 +6317,7 @@
         <w:tabs>
           <w:tab w:val="num" w:pos="0"/>
         </w:tabs>
-        <w:ind w:left="0" w:firstLine="0"/>
+        <w:ind w:left="0" w:hanging="0"/>
       </w:pPr>
     </w:lvl>
     <w:lvl w:ilvl="8">
@@ -5019,254 +6330,28 @@
         <w:tabs>
           <w:tab w:val="num" w:pos="0"/>
         </w:tabs>
-        <w:ind w:left="0" w:firstLine="0"/>
+        <w:ind w:left="0" w:hanging="0"/>
       </w:pPr>
     </w:lvl>
   </w:abstractNum>
-  <w:abstractNum w:abstractNumId="1" w15:restartNumberingAfterBreak="0">
-    <w:nsid w:val="65F64E84"/>
-    <w:multiLevelType w:val="multilevel"/>
-    <w:tmpl w:val="6E7AAD1C"/>
-    <w:lvl w:ilvl="0">
-      <w:start w:val="1"/>
-      <w:numFmt w:val="decimal"/>
-      <w:lvlText w:val="%1."/>
-      <w:lvlJc w:val="left"/>
-      <w:pPr>
-        <w:tabs>
-          <w:tab w:val="num" w:pos="0"/>
-        </w:tabs>
-        <w:ind w:left="720" w:hanging="360"/>
-      </w:pPr>
-    </w:lvl>
-    <w:lvl w:ilvl="1">
-      <w:start w:val="1"/>
-      <w:numFmt w:val="decimal"/>
-      <w:lvlText w:val="%2."/>
-      <w:lvlJc w:val="left"/>
-      <w:pPr>
-        <w:tabs>
-          <w:tab w:val="num" w:pos="0"/>
-        </w:tabs>
-        <w:ind w:left="1440" w:hanging="360"/>
-      </w:pPr>
-    </w:lvl>
-    <w:lvl w:ilvl="2">
-      <w:start w:val="1"/>
-      <w:numFmt w:val="decimal"/>
-      <w:lvlText w:val="%3."/>
-      <w:lvlJc w:val="left"/>
-      <w:pPr>
-        <w:tabs>
-          <w:tab w:val="num" w:pos="0"/>
-        </w:tabs>
-        <w:ind w:left="2160" w:hanging="360"/>
-      </w:pPr>
-    </w:lvl>
-    <w:lvl w:ilvl="3">
-      <w:start w:val="1"/>
-      <w:numFmt w:val="decimal"/>
-      <w:lvlText w:val="%4."/>
-      <w:lvlJc w:val="left"/>
-      <w:pPr>
-        <w:tabs>
-          <w:tab w:val="num" w:pos="0"/>
-        </w:tabs>
-        <w:ind w:left="2880" w:hanging="360"/>
-      </w:pPr>
-    </w:lvl>
-    <w:lvl w:ilvl="4">
-      <w:start w:val="1"/>
-      <w:numFmt w:val="decimal"/>
-      <w:lvlText w:val="%5."/>
-      <w:lvlJc w:val="left"/>
-      <w:pPr>
-        <w:tabs>
-          <w:tab w:val="num" w:pos="0"/>
-        </w:tabs>
-        <w:ind w:left="3600" w:hanging="360"/>
-      </w:pPr>
-    </w:lvl>
-    <w:lvl w:ilvl="5">
-      <w:start w:val="1"/>
-      <w:numFmt w:val="decimal"/>
-      <w:lvlText w:val="%6."/>
-      <w:lvlJc w:val="left"/>
-      <w:pPr>
-        <w:tabs>
-          <w:tab w:val="num" w:pos="0"/>
-        </w:tabs>
-        <w:ind w:left="4320" w:hanging="360"/>
-      </w:pPr>
-    </w:lvl>
-    <w:lvl w:ilvl="6">
-      <w:start w:val="1"/>
-      <w:numFmt w:val="decimal"/>
-      <w:lvlText w:val="%7."/>
-      <w:lvlJc w:val="left"/>
-      <w:pPr>
-        <w:tabs>
-          <w:tab w:val="num" w:pos="0"/>
-        </w:tabs>
-        <w:ind w:left="5040" w:hanging="360"/>
-      </w:pPr>
-    </w:lvl>
-    <w:lvl w:ilvl="7">
-      <w:start w:val="1"/>
-      <w:numFmt w:val="decimal"/>
-      <w:lvlText w:val="%8."/>
-      <w:lvlJc w:val="left"/>
-      <w:pPr>
-        <w:tabs>
-          <w:tab w:val="num" w:pos="0"/>
-        </w:tabs>
-        <w:ind w:left="5760" w:hanging="360"/>
-      </w:pPr>
-    </w:lvl>
-    <w:lvl w:ilvl="8">
-      <w:start w:val="1"/>
-      <w:numFmt w:val="decimal"/>
-      <w:lvlText w:val="%9."/>
-      <w:lvlJc w:val="left"/>
-      <w:pPr>
-        <w:tabs>
-          <w:tab w:val="num" w:pos="0"/>
-        </w:tabs>
-        <w:ind w:left="6480" w:hanging="360"/>
-      </w:pPr>
-    </w:lvl>
-  </w:abstractNum>
-  <w:abstractNum w:abstractNumId="2" w15:restartNumberingAfterBreak="0">
-    <w:nsid w:val="687C3D6E"/>
-    <w:multiLevelType w:val="multilevel"/>
-    <w:tmpl w:val="C022599E"/>
-    <w:lvl w:ilvl="0">
-      <w:start w:val="1"/>
-      <w:numFmt w:val="decimal"/>
-      <w:lvlText w:val="%1."/>
-      <w:lvlJc w:val="left"/>
-      <w:pPr>
-        <w:tabs>
-          <w:tab w:val="num" w:pos="0"/>
-        </w:tabs>
-        <w:ind w:left="720" w:hanging="360"/>
-      </w:pPr>
-    </w:lvl>
-    <w:lvl w:ilvl="1">
-      <w:start w:val="1"/>
-      <w:numFmt w:val="lowerLetter"/>
-      <w:lvlText w:val="%2."/>
-      <w:lvlJc w:val="left"/>
-      <w:pPr>
-        <w:tabs>
-          <w:tab w:val="num" w:pos="0"/>
-        </w:tabs>
-        <w:ind w:left="1440" w:hanging="360"/>
-      </w:pPr>
-    </w:lvl>
-    <w:lvl w:ilvl="2">
-      <w:start w:val="1"/>
-      <w:numFmt w:val="lowerRoman"/>
-      <w:lvlText w:val="%3."/>
-      <w:lvlJc w:val="right"/>
-      <w:pPr>
-        <w:tabs>
-          <w:tab w:val="num" w:pos="0"/>
-        </w:tabs>
-        <w:ind w:left="2160" w:hanging="180"/>
-      </w:pPr>
-    </w:lvl>
-    <w:lvl w:ilvl="3">
-      <w:start w:val="1"/>
-      <w:numFmt w:val="decimal"/>
-      <w:lvlText w:val="%4."/>
-      <w:lvlJc w:val="left"/>
-      <w:pPr>
-        <w:tabs>
-          <w:tab w:val="num" w:pos="0"/>
-        </w:tabs>
-        <w:ind w:left="2880" w:hanging="360"/>
-      </w:pPr>
-    </w:lvl>
-    <w:lvl w:ilvl="4">
-      <w:start w:val="1"/>
-      <w:numFmt w:val="lowerLetter"/>
-      <w:lvlText w:val="%5."/>
-      <w:lvlJc w:val="left"/>
-      <w:pPr>
-        <w:tabs>
-          <w:tab w:val="num" w:pos="0"/>
-        </w:tabs>
-        <w:ind w:left="3600" w:hanging="360"/>
-      </w:pPr>
-    </w:lvl>
-    <w:lvl w:ilvl="5">
-      <w:start w:val="1"/>
-      <w:numFmt w:val="lowerRoman"/>
-      <w:lvlText w:val="%6."/>
-      <w:lvlJc w:val="right"/>
-      <w:pPr>
-        <w:tabs>
-          <w:tab w:val="num" w:pos="0"/>
-        </w:tabs>
-        <w:ind w:left="4320" w:hanging="180"/>
-      </w:pPr>
-    </w:lvl>
-    <w:lvl w:ilvl="6">
-      <w:start w:val="1"/>
-      <w:numFmt w:val="decimal"/>
-      <w:lvlText w:val="%7."/>
-      <w:lvlJc w:val="left"/>
-      <w:pPr>
-        <w:tabs>
-          <w:tab w:val="num" w:pos="0"/>
-        </w:tabs>
-        <w:ind w:left="5040" w:hanging="360"/>
-      </w:pPr>
-    </w:lvl>
-    <w:lvl w:ilvl="7">
-      <w:start w:val="1"/>
-      <w:numFmt w:val="lowerLetter"/>
-      <w:lvlText w:val="%8."/>
-      <w:lvlJc w:val="left"/>
-      <w:pPr>
-        <w:tabs>
-          <w:tab w:val="num" w:pos="0"/>
-        </w:tabs>
-        <w:ind w:left="5760" w:hanging="360"/>
-      </w:pPr>
-    </w:lvl>
-    <w:lvl w:ilvl="8">
-      <w:start w:val="1"/>
-      <w:numFmt w:val="lowerRoman"/>
-      <w:lvlText w:val="%9."/>
-      <w:lvlJc w:val="right"/>
-      <w:pPr>
-        <w:tabs>
-          <w:tab w:val="num" w:pos="0"/>
-        </w:tabs>
-        <w:ind w:left="6480" w:hanging="180"/>
-      </w:pPr>
-    </w:lvl>
-  </w:abstractNum>
-  <w:num w:numId="1" w16cid:durableId="1958103001">
+  <w:num w:numId="1">
     <w:abstractNumId w:val="1"/>
   </w:num>
-  <w:num w:numId="2" w16cid:durableId="1526868224">
+  <w:num w:numId="2">
     <w:abstractNumId w:val="2"/>
   </w:num>
-  <w:num w:numId="3" w16cid:durableId="663508357">
-    <w:abstractNumId w:val="0"/>
+  <w:num w:numId="3">
+    <w:abstractNumId w:val="3"/>
   </w:num>
 </w:numbering>
 </file>
 
 <file path=word/styles.xml><?xml version="1.0" encoding="utf-8"?>
-<w:styles xmlns:mc="http://schemas.openxmlformats.org/markup-compatibility/2006" xmlns:r="http://schemas.openxmlformats.org/officeDocument/2006/relationships" xmlns:w="http://schemas.openxmlformats.org/wordprocessingml/2006/main" xmlns:w14="http://schemas.microsoft.com/office/word/2010/wordml" xmlns:w15="http://schemas.microsoft.com/office/word/2012/wordml" xmlns:w16cex="http://schemas.microsoft.com/office/word/2018/wordml/cex" xmlns:w16cid="http://schemas.microsoft.com/office/word/2016/wordml/cid" xmlns:w16="http://schemas.microsoft.com/office/word/2018/wordml" xmlns:w16du="http://schemas.microsoft.com/office/word/2023/wordml/word16du" xmlns:w16sdtdh="http://schemas.microsoft.com/office/word/2020/wordml/sdtdatahash" xmlns:w16sdtfl="http://schemas.microsoft.com/office/word/2024/wordml/sdtformatlock" xmlns:w16se="http://schemas.microsoft.com/office/word/2015/wordml/symex" mc:Ignorable="w14 w15 w16se w16cid w16 w16cex w16sdtdh w16sdtfl w16du">
+<w:styles xmlns:w="http://schemas.openxmlformats.org/wordprocessingml/2006/main" xmlns:w14="http://schemas.microsoft.com/office/word/2010/wordml" xmlns:mc="http://schemas.openxmlformats.org/markup-compatibility/2006" mc:Ignorable="w14">
   <w:docDefaults>
     <w:rPrDefault>
       <w:rPr>
-        <w:rFonts w:ascii="Aptos" w:eastAsia="Aptos" w:hAnsi="Aptos" w:cs="Aptos"/>
+        <w:rFonts w:ascii="Aptos" w:hAnsi="Aptos" w:eastAsia="Aptos" w:cs="Aptos"/>
         <w:sz w:val="24"/>
         <w:szCs w:val="24"/>
         <w:lang w:val="es-CR" w:eastAsia="zh-CN" w:bidi="hi-IN"/>
@@ -5274,21 +6359,21 @@
     </w:rPrDefault>
     <w:pPrDefault>
       <w:pPr>
-        <w:suppressAutoHyphens/>
+        <w:suppressAutoHyphens w:val="true"/>
       </w:pPr>
     </w:pPrDefault>
   </w:docDefaults>
   <w:latentStyles w:defLockedState="0" w:defUIPriority="99" w:defSemiHidden="0" w:defUnhideWhenUsed="0" w:defQFormat="0" w:count="376">
     <w:lsdException w:name="Normal" w:uiPriority="0" w:qFormat="1"/>
     <w:lsdException w:name="heading 1" w:uiPriority="9" w:qFormat="1"/>
-    <w:lsdException w:name="heading 2" w:semiHidden="1" w:uiPriority="9" w:unhideWhenUsed="1" w:qFormat="1"/>
-    <w:lsdException w:name="heading 3" w:semiHidden="1" w:uiPriority="9" w:unhideWhenUsed="1" w:qFormat="1"/>
-    <w:lsdException w:name="heading 4" w:semiHidden="1" w:uiPriority="9" w:unhideWhenUsed="1" w:qFormat="1"/>
-    <w:lsdException w:name="heading 5" w:semiHidden="1" w:uiPriority="9" w:unhideWhenUsed="1" w:qFormat="1"/>
-    <w:lsdException w:name="heading 6" w:semiHidden="1" w:uiPriority="9" w:unhideWhenUsed="1" w:qFormat="1"/>
-    <w:lsdException w:name="heading 7" w:semiHidden="1" w:uiPriority="9" w:unhideWhenUsed="1" w:qFormat="1"/>
-    <w:lsdException w:name="heading 8" w:semiHidden="1" w:uiPriority="9" w:unhideWhenUsed="1" w:qFormat="1"/>
-    <w:lsdException w:name="heading 9" w:semiHidden="1" w:uiPriority="9" w:unhideWhenUsed="1" w:qFormat="1"/>
+    <w:lsdException w:name="heading 2" w:uiPriority="9" w:semiHidden="1" w:unhideWhenUsed="1" w:qFormat="1"/>
+    <w:lsdException w:name="heading 3" w:uiPriority="9" w:semiHidden="1" w:unhideWhenUsed="1" w:qFormat="1"/>
+    <w:lsdException w:name="heading 4" w:uiPriority="9" w:semiHidden="1" w:unhideWhenUsed="1" w:qFormat="1"/>
+    <w:lsdException w:name="heading 5" w:uiPriority="9" w:semiHidden="1" w:unhideWhenUsed="1" w:qFormat="1"/>
+    <w:lsdException w:name="heading 6" w:uiPriority="9" w:semiHidden="1" w:unhideWhenUsed="1" w:qFormat="1"/>
+    <w:lsdException w:name="heading 7" w:uiPriority="9" w:semiHidden="1" w:unhideWhenUsed="1" w:qFormat="1"/>
+    <w:lsdException w:name="heading 8" w:uiPriority="9" w:semiHidden="1" w:unhideWhenUsed="1" w:qFormat="1"/>
+    <w:lsdException w:name="heading 9" w:uiPriority="9" w:semiHidden="1" w:unhideWhenUsed="1" w:qFormat="1"/>
     <w:lsdException w:name="index 1" w:semiHidden="1" w:unhideWhenUsed="1"/>
     <w:lsdException w:name="index 2" w:semiHidden="1" w:unhideWhenUsed="1"/>
     <w:lsdException w:name="index 3" w:semiHidden="1" w:unhideWhenUsed="1"/>
@@ -5298,22 +6383,22 @@
     <w:lsdException w:name="index 7" w:semiHidden="1" w:unhideWhenUsed="1"/>
     <w:lsdException w:name="index 8" w:semiHidden="1" w:unhideWhenUsed="1"/>
     <w:lsdException w:name="index 9" w:semiHidden="1" w:unhideWhenUsed="1"/>
-    <w:lsdException w:name="toc 1" w:semiHidden="1" w:uiPriority="39" w:unhideWhenUsed="1"/>
-    <w:lsdException w:name="toc 2" w:semiHidden="1" w:uiPriority="39" w:unhideWhenUsed="1"/>
-    <w:lsdException w:name="toc 3" w:semiHidden="1" w:uiPriority="39" w:unhideWhenUsed="1"/>
-    <w:lsdException w:name="toc 4" w:semiHidden="1" w:uiPriority="39" w:unhideWhenUsed="1"/>
-    <w:lsdException w:name="toc 5" w:semiHidden="1" w:uiPriority="39" w:unhideWhenUsed="1"/>
-    <w:lsdException w:name="toc 6" w:semiHidden="1" w:uiPriority="39" w:unhideWhenUsed="1"/>
-    <w:lsdException w:name="toc 7" w:semiHidden="1" w:uiPriority="39" w:unhideWhenUsed="1"/>
-    <w:lsdException w:name="toc 8" w:semiHidden="1" w:uiPriority="39" w:unhideWhenUsed="1"/>
-    <w:lsdException w:name="toc 9" w:semiHidden="1" w:uiPriority="39" w:unhideWhenUsed="1"/>
+    <w:lsdException w:name="toc 1" w:uiPriority="39" w:semiHidden="1" w:unhideWhenUsed="1"/>
+    <w:lsdException w:name="toc 2" w:uiPriority="39" w:semiHidden="1" w:unhideWhenUsed="1"/>
+    <w:lsdException w:name="toc 3" w:uiPriority="39" w:semiHidden="1" w:unhideWhenUsed="1"/>
+    <w:lsdException w:name="toc 4" w:uiPriority="39" w:semiHidden="1" w:unhideWhenUsed="1"/>
+    <w:lsdException w:name="toc 5" w:uiPriority="39" w:semiHidden="1" w:unhideWhenUsed="1"/>
+    <w:lsdException w:name="toc 6" w:uiPriority="39" w:semiHidden="1" w:unhideWhenUsed="1"/>
+    <w:lsdException w:name="toc 7" w:uiPriority="39" w:semiHidden="1" w:unhideWhenUsed="1"/>
+    <w:lsdException w:name="toc 8" w:uiPriority="39" w:semiHidden="1" w:unhideWhenUsed="1"/>
+    <w:lsdException w:name="toc 9" w:uiPriority="39" w:semiHidden="1" w:unhideWhenUsed="1"/>
     <w:lsdException w:name="Normal Indent" w:semiHidden="1" w:unhideWhenUsed="1"/>
     <w:lsdException w:name="footnote text" w:semiHidden="1" w:unhideWhenUsed="1"/>
     <w:lsdException w:name="annotation text" w:semiHidden="1" w:unhideWhenUsed="1"/>
     <w:lsdException w:name="header" w:semiHidden="1" w:unhideWhenUsed="1"/>
     <w:lsdException w:name="footer" w:semiHidden="1" w:unhideWhenUsed="1"/>
     <w:lsdException w:name="index heading" w:semiHidden="1" w:unhideWhenUsed="1"/>
-    <w:lsdException w:name="caption" w:semiHidden="1" w:uiPriority="35" w:unhideWhenUsed="1" w:qFormat="1"/>
+    <w:lsdException w:name="caption" w:uiPriority="35" w:semiHidden="1" w:unhideWhenUsed="1" w:qFormat="1"/>
     <w:lsdException w:name="table of figures" w:semiHidden="1" w:unhideWhenUsed="1"/>
     <w:lsdException w:name="envelope address" w:semiHidden="1" w:unhideWhenUsed="1"/>
     <w:lsdException w:name="envelope return" w:semiHidden="1" w:unhideWhenUsed="1"/>
@@ -5344,7 +6429,7 @@
     <w:lsdException w:name="Title" w:uiPriority="10" w:qFormat="1"/>
     <w:lsdException w:name="Closing" w:semiHidden="1" w:unhideWhenUsed="1"/>
     <w:lsdException w:name="Signature" w:semiHidden="1" w:unhideWhenUsed="1"/>
-    <w:lsdException w:name="Default Paragraph Font" w:semiHidden="1" w:uiPriority="1" w:unhideWhenUsed="1"/>
+    <w:lsdException w:name="Default Paragraph Font" w:uiPriority="1" w:semiHidden="1" w:unhideWhenUsed="1"/>
     <w:lsdException w:name="Body Text" w:semiHidden="1" w:unhideWhenUsed="1"/>
     <w:lsdException w:name="Body Text Indent" w:semiHidden="1" w:unhideWhenUsed="1"/>
     <w:lsdException w:name="List Continue" w:semiHidden="1" w:unhideWhenUsed="1"/>
@@ -5544,8 +6629,8 @@
     <w:lsdException w:name="Subtle Reference" w:uiPriority="31" w:qFormat="1"/>
     <w:lsdException w:name="Intense Reference" w:uiPriority="32" w:qFormat="1"/>
     <w:lsdException w:name="Book Title" w:uiPriority="33" w:qFormat="1"/>
-    <w:lsdException w:name="Bibliography" w:semiHidden="1" w:uiPriority="37" w:unhideWhenUsed="1"/>
-    <w:lsdException w:name="TOC Heading" w:semiHidden="1" w:uiPriority="39" w:unhideWhenUsed="1" w:qFormat="1"/>
+    <w:lsdException w:name="Bibliography" w:uiPriority="37" w:semiHidden="1" w:unhideWhenUsed="1"/>
+    <w:lsdException w:name="TOC Heading" w:uiPriority="39" w:semiHidden="1" w:unhideWhenUsed="1" w:qFormat="1"/>
     <w:lsdException w:name="Plain Table 1" w:uiPriority="41"/>
     <w:lsdException w:name="Plain Table 2" w:uiPriority="42"/>
     <w:lsdException w:name="Plain Table 3" w:uiPriority="43"/>
@@ -5656,54 +6741,66 @@
     <w:lsdException w:name="Unresolved Mention" w:semiHidden="1" w:unhideWhenUsed="1"/>
     <w:lsdException w:name="Smart Link" w:semiHidden="1" w:unhideWhenUsed="1"/>
   </w:latentStyles>
-  <w:style w:type="paragraph" w:default="1" w:styleId="Normal">
+  <w:style w:type="paragraph" w:styleId="Normal" w:default="1">
     <w:name w:val="Normal"/>
     <w:qFormat/>
     <w:pPr>
-      <w:spacing w:after="160" w:line="276" w:lineRule="auto"/>
+      <w:widowControl/>
+      <w:suppressAutoHyphens w:val="true"/>
+      <w:bidi w:val="0"/>
+      <w:spacing w:lineRule="auto" w:line="276" w:before="0" w:after="160"/>
+      <w:jc w:val="left"/>
     </w:pPr>
+    <w:rPr>
+      <w:rFonts w:ascii="Aptos" w:hAnsi="Aptos" w:eastAsia="Aptos" w:cs="Aptos"/>
+      <w:color w:val="auto"/>
+      <w:kern w:val="0"/>
+      <w:sz w:val="24"/>
+      <w:szCs w:val="24"/>
+      <w:lang w:val="es-CR" w:eastAsia="zh-CN" w:bidi="hi-IN"/>
+    </w:rPr>
   </w:style>
-  <w:style w:type="paragraph" w:styleId="Ttulo1">
-    <w:name w:val="heading 1"/>
+  <w:style w:type="paragraph" w:styleId="Heading1">
+    <w:name w:val="Heading 1"/>
     <w:basedOn w:val="normal1"/>
     <w:next w:val="normal1"/>
     <w:uiPriority w:val="9"/>
     <w:qFormat/>
     <w:pPr>
-      <w:keepNext/>
+      <w:keepNext w:val="true"/>
       <w:keepLines/>
-      <w:spacing w:before="360" w:after="80" w:line="240" w:lineRule="auto"/>
+      <w:spacing w:lineRule="auto" w:line="240" w:before="360" w:after="80"/>
       <w:outlineLvl w:val="0"/>
     </w:pPr>
     <w:rPr>
-      <w:rFonts w:ascii="Play" w:eastAsia="Play" w:hAnsi="Play" w:cs="Play"/>
+      <w:rFonts w:ascii="Play" w:hAnsi="Play" w:eastAsia="Play" w:cs="Play"/>
       <w:color w:val="0F4761"/>
       <w:sz w:val="40"/>
       <w:szCs w:val="40"/>
     </w:rPr>
   </w:style>
-  <w:style w:type="paragraph" w:styleId="Ttulo2">
-    <w:name w:val="heading 2"/>
+  <w:style w:type="paragraph" w:styleId="Heading2">
+    <w:name w:val="Heading 2"/>
     <w:basedOn w:val="normal1"/>
     <w:next w:val="normal1"/>
     <w:uiPriority w:val="9"/>
     <w:unhideWhenUsed/>
     <w:qFormat/>
     <w:pPr>
-      <w:keepNext/>
+      <w:keepNext w:val="true"/>
       <w:keepLines/>
-      <w:spacing w:before="160" w:after="80" w:line="240" w:lineRule="auto"/>
+      <w:spacing w:lineRule="auto" w:line="240" w:before="160" w:after="80"/>
       <w:outlineLvl w:val="1"/>
     </w:pPr>
     <w:rPr>
-      <w:rFonts w:ascii="Play" w:eastAsia="Play" w:hAnsi="Play" w:cs="Play"/>
+      <w:rFonts w:ascii="Play" w:hAnsi="Play" w:eastAsia="Play" w:cs="Play"/>
       <w:color w:val="0F4761"/>
       <w:sz w:val="32"/>
       <w:szCs w:val="32"/>
     </w:rPr>
   </w:style>
-  <w:style w:type="paragraph" w:styleId="Ttulo3">
-    <w:name w:val="heading 3"/>
+  <w:style w:type="paragraph" w:styleId="Heading3">
+    <w:name w:val="Heading 3"/>
     <w:basedOn w:val="normal1"/>
     <w:next w:val="normal1"/>
     <w:uiPriority w:val="9"/>
@@ -5711,9 +6808,9 @@
     <w:unhideWhenUsed/>
     <w:qFormat/>
     <w:pPr>
-      <w:keepNext/>
+      <w:keepNext w:val="true"/>
       <w:keepLines/>
-      <w:spacing w:before="160" w:after="80" w:line="240" w:lineRule="auto"/>
+      <w:spacing w:lineRule="auto" w:line="240" w:before="160" w:after="80"/>
       <w:outlineLvl w:val="2"/>
     </w:pPr>
     <w:rPr>
@@ -5722,8 +6819,8 @@
       <w:szCs w:val="28"/>
     </w:rPr>
   </w:style>
-  <w:style w:type="paragraph" w:styleId="Ttulo4">
-    <w:name w:val="heading 4"/>
+  <w:style w:type="paragraph" w:styleId="Heading4">
+    <w:name w:val="Heading 4"/>
     <w:basedOn w:val="normal1"/>
     <w:next w:val="normal1"/>
     <w:uiPriority w:val="9"/>
@@ -5731,9 +6828,9 @@
     <w:unhideWhenUsed/>
     <w:qFormat/>
     <w:pPr>
-      <w:keepNext/>
+      <w:keepNext w:val="true"/>
       <w:keepLines/>
-      <w:spacing w:before="80" w:after="40" w:line="240" w:lineRule="auto"/>
+      <w:spacing w:lineRule="auto" w:line="240" w:before="80" w:after="40"/>
       <w:outlineLvl w:val="3"/>
     </w:pPr>
     <w:rPr>
@@ -5742,8 +6839,8 @@
       <w:color w:val="0F4761"/>
     </w:rPr>
   </w:style>
-  <w:style w:type="paragraph" w:styleId="Ttulo5">
-    <w:name w:val="heading 5"/>
+  <w:style w:type="paragraph" w:styleId="Heading5">
+    <w:name w:val="Heading 5"/>
     <w:basedOn w:val="normal1"/>
     <w:next w:val="normal1"/>
     <w:uiPriority w:val="9"/>
@@ -5751,17 +6848,17 @@
     <w:unhideWhenUsed/>
     <w:qFormat/>
     <w:pPr>
-      <w:keepNext/>
+      <w:keepNext w:val="true"/>
       <w:keepLines/>
-      <w:spacing w:before="80" w:after="40" w:line="240" w:lineRule="auto"/>
+      <w:spacing w:lineRule="auto" w:line="240" w:before="80" w:after="40"/>
       <w:outlineLvl w:val="4"/>
     </w:pPr>
     <w:rPr>
       <w:color w:val="0F4761"/>
     </w:rPr>
   </w:style>
-  <w:style w:type="paragraph" w:styleId="Ttulo6">
-    <w:name w:val="heading 6"/>
+  <w:style w:type="paragraph" w:styleId="Heading6">
+    <w:name w:val="Heading 6"/>
     <w:basedOn w:val="normal1"/>
     <w:next w:val="normal1"/>
     <w:uiPriority w:val="9"/>
@@ -5769,9 +6866,9 @@
     <w:unhideWhenUsed/>
     <w:qFormat/>
     <w:pPr>
-      <w:keepNext/>
+      <w:keepNext w:val="true"/>
       <w:keepLines/>
-      <w:spacing w:before="40" w:after="0" w:line="240" w:lineRule="auto"/>
+      <w:spacing w:lineRule="auto" w:line="240" w:before="40" w:after="0"/>
       <w:outlineLvl w:val="5"/>
     </w:pPr>
     <w:rPr>
@@ -5780,74 +6877,83 @@
       <w:color w:val="595959"/>
     </w:rPr>
   </w:style>
-  <w:style w:type="character" w:default="1" w:styleId="Fuentedeprrafopredeter">
+  <w:style w:type="character" w:styleId="DefaultParagraphFont" w:default="1">
     <w:name w:val="Default Paragraph Font"/>
     <w:uiPriority w:val="1"/>
     <w:unhideWhenUsed/>
+    <w:qFormat/>
+    <w:rPr/>
   </w:style>
-  <w:style w:type="table" w:default="1" w:styleId="Tablanormal">
-    <w:name w:val="Normal Table"/>
-    <w:uiPriority w:val="99"/>
-    <w:semiHidden/>
-    <w:unhideWhenUsed/>
-    <w:tblPr>
-      <w:tblInd w:w="0" w:type="dxa"/>
-      <w:tblCellMar>
-        <w:top w:w="0" w:type="dxa"/>
-        <w:left w:w="108" w:type="dxa"/>
-        <w:bottom w:w="0" w:type="dxa"/>
-        <w:right w:w="108" w:type="dxa"/>
-      </w:tblCellMar>
-    </w:tblPr>
-  </w:style>
-  <w:style w:type="numbering" w:default="1" w:styleId="Sinlista">
-    <w:name w:val="No List"/>
-    <w:uiPriority w:val="99"/>
-    <w:semiHidden/>
-    <w:unhideWhenUsed/>
-  </w:style>
-  <w:style w:type="character" w:styleId="Hipervnculo">
+  <w:style w:type="character" w:styleId="Hyperlink">
     <w:name w:val="Hyperlink"/>
     <w:rPr>
       <w:color w:val="000080"/>
       <w:u w:val="single"/>
     </w:rPr>
   </w:style>
-  <w:style w:type="character" w:customStyle="1" w:styleId="IndexLink">
+  <w:style w:type="character" w:styleId="IndexLink" w:customStyle="1">
     <w:name w:val="Index Link"/>
     <w:qFormat/>
+    <w:rPr/>
   </w:style>
-  <w:style w:type="paragraph" w:customStyle="1" w:styleId="Heading">
+  <w:style w:type="character" w:styleId="UnresolvedMention">
+    <w:name w:val="Unresolved Mention"/>
+    <w:basedOn w:val="DefaultParagraphFont"/>
+    <w:uiPriority w:val="99"/>
+    <w:semiHidden/>
+    <w:unhideWhenUsed/>
+    <w:qFormat/>
+    <w:rsid w:val="006b75fa"/>
+    <w:rPr>
+      <w:color w:val="605E5C"/>
+      <w:shd w:fill="E1DFDD" w:val="clear"/>
+    </w:rPr>
+  </w:style>
+  <w:style w:type="character" w:styleId="FollowedHyperlink">
+    <w:name w:val="FollowedHyperlink"/>
+    <w:basedOn w:val="DefaultParagraphFont"/>
+    <w:uiPriority w:val="99"/>
+    <w:semiHidden/>
+    <w:unhideWhenUsed/>
+    <w:rsid w:val="006b75fa"/>
+    <w:rPr>
+      <w:color w:themeColor="followedHyperlink" w:val="800080"/>
+      <w:u w:val="single"/>
+    </w:rPr>
+  </w:style>
+  <w:style w:type="paragraph" w:styleId="Heading" w:customStyle="1">
     <w:name w:val="Heading"/>
     <w:basedOn w:val="Normal"/>
-    <w:next w:val="Textoindependiente"/>
+    <w:next w:val="BodyText"/>
     <w:qFormat/>
     <w:pPr>
-      <w:keepNext/>
+      <w:keepNext w:val="true"/>
       <w:spacing w:before="240" w:after="120"/>
     </w:pPr>
     <w:rPr>
-      <w:rFonts w:ascii="Liberation Sans" w:eastAsia="Noto Sans CJK SC" w:hAnsi="Liberation Sans" w:cs="Noto Sans Devanagari"/>
+      <w:rFonts w:ascii="Liberation Sans" w:hAnsi="Liberation Sans" w:eastAsia="Noto Sans CJK SC" w:cs="Noto Sans Devanagari"/>
       <w:sz w:val="28"/>
       <w:szCs w:val="28"/>
     </w:rPr>
   </w:style>
-  <w:style w:type="paragraph" w:styleId="Textoindependiente">
+  <w:style w:type="paragraph" w:styleId="BodyText">
     <w:name w:val="Body Text"/>
     <w:basedOn w:val="Normal"/>
     <w:pPr>
-      <w:spacing w:after="140"/>
+      <w:spacing w:before="0" w:after="140"/>
     </w:pPr>
+    <w:rPr/>
   </w:style>
-  <w:style w:type="paragraph" w:styleId="Lista">
+  <w:style w:type="paragraph" w:styleId="List">
     <w:name w:val="List"/>
-    <w:basedOn w:val="Textoindependiente"/>
+    <w:basedOn w:val="BodyText"/>
+    <w:pPr/>
     <w:rPr>
       <w:rFonts w:cs="Noto Sans Devanagari"/>
     </w:rPr>
   </w:style>
-  <w:style w:type="paragraph" w:styleId="Descripcin">
-    <w:name w:val="caption"/>
+  <w:style w:type="paragraph" w:styleId="Caption">
+    <w:name w:val="Caption"/>
     <w:basedOn w:val="Normal"/>
     <w:qFormat/>
     <w:pPr>
@@ -5860,7 +6966,7 @@
       <w:iCs/>
     </w:rPr>
   </w:style>
-  <w:style w:type="paragraph" w:customStyle="1" w:styleId="Index">
+  <w:style w:type="paragraph" w:styleId="Index" w:customStyle="1">
     <w:name w:val="Index"/>
     <w:basedOn w:val="Normal"/>
     <w:qFormat/>
@@ -5871,59 +6977,77 @@
       <w:rFonts w:cs="Noto Sans Devanagari"/>
     </w:rPr>
   </w:style>
-  <w:style w:type="paragraph" w:customStyle="1" w:styleId="normal1">
+  <w:style w:type="paragraph" w:styleId="normal1" w:customStyle="1">
     <w:name w:val="normal1"/>
     <w:qFormat/>
     <w:pPr>
-      <w:spacing w:after="160" w:line="276" w:lineRule="auto"/>
+      <w:widowControl/>
+      <w:suppressAutoHyphens w:val="true"/>
+      <w:bidi w:val="0"/>
+      <w:spacing w:lineRule="auto" w:line="276" w:before="0" w:after="160"/>
+      <w:jc w:val="left"/>
     </w:pPr>
+    <w:rPr>
+      <w:rFonts w:ascii="Aptos" w:hAnsi="Aptos" w:eastAsia="Aptos" w:cs="Aptos"/>
+      <w:color w:val="auto"/>
+      <w:kern w:val="0"/>
+      <w:sz w:val="24"/>
+      <w:szCs w:val="24"/>
+      <w:lang w:val="es-CR" w:eastAsia="zh-CN" w:bidi="hi-IN"/>
+    </w:rPr>
   </w:style>
-  <w:style w:type="paragraph" w:styleId="Ttulo">
+  <w:style w:type="paragraph" w:styleId="Title">
     <w:name w:val="Title"/>
     <w:basedOn w:val="normal1"/>
     <w:next w:val="normal1"/>
     <w:uiPriority w:val="10"/>
     <w:qFormat/>
     <w:pPr>
-      <w:spacing w:after="80" w:line="240" w:lineRule="auto"/>
+      <w:spacing w:lineRule="auto" w:line="240" w:before="0" w:after="80"/>
     </w:pPr>
     <w:rPr>
-      <w:rFonts w:ascii="Play" w:eastAsia="Play" w:hAnsi="Play" w:cs="Play"/>
+      <w:rFonts w:ascii="Play" w:hAnsi="Play" w:eastAsia="Play" w:cs="Play"/>
       <w:sz w:val="56"/>
       <w:szCs w:val="56"/>
     </w:rPr>
   </w:style>
-  <w:style w:type="paragraph" w:styleId="Subttulo">
+  <w:style w:type="paragraph" w:styleId="Subtitle">
     <w:name w:val="Subtitle"/>
     <w:basedOn w:val="normal1"/>
     <w:next w:val="normal1"/>
     <w:uiPriority w:val="11"/>
     <w:qFormat/>
+    <w:pPr/>
     <w:rPr>
       <w:color w:val="595959"/>
       <w:sz w:val="28"/>
       <w:szCs w:val="28"/>
     </w:rPr>
   </w:style>
-  <w:style w:type="paragraph" w:customStyle="1" w:styleId="HeaderandFooter">
+  <w:style w:type="paragraph" w:styleId="HeaderandFooter" w:customStyle="1">
     <w:name w:val="Header and Footer"/>
     <w:basedOn w:val="Normal"/>
     <w:qFormat/>
+    <w:pPr/>
+    <w:rPr/>
   </w:style>
-  <w:style w:type="paragraph" w:styleId="Piedepgina">
-    <w:name w:val="footer"/>
+  <w:style w:type="paragraph" w:styleId="Footer">
+    <w:name w:val="Footer"/>
     <w:basedOn w:val="HeaderandFooter"/>
+    <w:pPr/>
+    <w:rPr/>
   </w:style>
-  <w:style w:type="paragraph" w:customStyle="1" w:styleId="TableContents">
+  <w:style w:type="paragraph" w:styleId="TableContents" w:customStyle="1">
     <w:name w:val="Table Contents"/>
     <w:basedOn w:val="Normal"/>
     <w:qFormat/>
     <w:pPr>
-      <w:widowControl w:val="0"/>
+      <w:widowControl w:val="false"/>
       <w:suppressLineNumbers/>
     </w:pPr>
+    <w:rPr/>
   </w:style>
-  <w:style w:type="paragraph" w:customStyle="1" w:styleId="TableHeading">
+  <w:style w:type="paragraph" w:styleId="TableHeading" w:customStyle="1">
     <w:name w:val="Table Heading"/>
     <w:basedOn w:val="TableContents"/>
     <w:qFormat/>
@@ -5934,6 +7058,27 @@
       <w:b/>
       <w:bCs/>
     </w:rPr>
+  </w:style>
+  <w:style w:type="numbering" w:styleId="NoList" w:default="1">
+    <w:name w:val="No List"/>
+    <w:uiPriority w:val="99"/>
+    <w:semiHidden/>
+    <w:unhideWhenUsed/>
+    <w:qFormat/>
+  </w:style>
+  <w:style w:type="table" w:default="1" w:styleId="Tablanormal">
+    <w:name w:val="Normal Table"/>
+    <w:uiPriority w:val="99"/>
+    <w:semiHidden/>
+    <w:unhideWhenUsed/>
+    <w:tblPr>
+      <w:tblCellMar>
+        <w:top w:w="0" w:type="dxa"/>
+        <w:left w:w="108" w:type="dxa"/>
+        <w:bottom w:w="0" w:type="dxa"/>
+        <w:right w:w="108" w:type="dxa"/>
+      </w:tblCellMar>
+    </w:tblPr>
   </w:style>
   <w:style w:type="table" w:customStyle="1" w:styleId="TableNormal">
     <w:name w:val="TableNormal"/>
@@ -5946,69 +7091,45 @@
       </w:tblCellMar>
     </w:tblPr>
   </w:style>
-  <w:style w:type="character" w:styleId="Mencinsinresolver">
-    <w:name w:val="Unresolved Mention"/>
-    <w:basedOn w:val="Fuentedeprrafopredeter"/>
-    <w:uiPriority w:val="99"/>
-    <w:semiHidden/>
-    <w:unhideWhenUsed/>
-    <w:rsid w:val="006B75FA"/>
-    <w:rPr>
-      <w:color w:val="605E5C"/>
-      <w:shd w:val="clear" w:color="auto" w:fill="E1DFDD"/>
-    </w:rPr>
-  </w:style>
-  <w:style w:type="character" w:styleId="Hipervnculovisitado">
-    <w:name w:val="FollowedHyperlink"/>
-    <w:basedOn w:val="Fuentedeprrafopredeter"/>
-    <w:uiPriority w:val="99"/>
-    <w:semiHidden/>
-    <w:unhideWhenUsed/>
-    <w:rsid w:val="006B75FA"/>
-    <w:rPr>
-      <w:color w:val="800080" w:themeColor="followedHyperlink"/>
-      <w:u w:val="single"/>
-    </w:rPr>
-  </w:style>
 </w:styles>
 </file>
 
 <file path=word/theme/theme1.xml><?xml version="1.0" encoding="utf-8"?>
-<a:theme xmlns:a="http://schemas.openxmlformats.org/drawingml/2006/main" name="Office Theme">
+<a:theme xmlns:a="http://schemas.openxmlformats.org/drawingml/2006/main" xmlns:r="http://schemas.openxmlformats.org/officeDocument/2006/relationships" name="Office Theme">
   <a:themeElements>
     <a:clrScheme name="Office">
       <a:dk1>
         <a:srgbClr val="000000"/>
       </a:dk1>
       <a:lt1>
-        <a:srgbClr val="FFFFFF"/>
+        <a:srgbClr val="ffffff"/>
       </a:lt1>
       <a:dk2>
-        <a:srgbClr val="1F497D"/>
+        <a:srgbClr val="1f497d"/>
       </a:dk2>
       <a:lt2>
-        <a:srgbClr val="EEECE1"/>
+        <a:srgbClr val="eeece1"/>
       </a:lt2>
       <a:accent1>
-        <a:srgbClr val="4F81BD"/>
+        <a:srgbClr val="4f81bd"/>
       </a:accent1>
       <a:accent2>
-        <a:srgbClr val="C0504D"/>
+        <a:srgbClr val="c0504d"/>
       </a:accent2>
       <a:accent3>
-        <a:srgbClr val="9BBB59"/>
+        <a:srgbClr val="9bbb59"/>
       </a:accent3>
       <a:accent4>
-        <a:srgbClr val="8064A2"/>
+        <a:srgbClr val="8064a2"/>
       </a:accent4>
       <a:accent5>
-        <a:srgbClr val="4BACC6"/>
+        <a:srgbClr val="4bacc6"/>
       </a:accent5>
       <a:accent6>
-        <a:srgbClr val="F79646"/>
+        <a:srgbClr val="f79646"/>
       </a:accent6>
       <a:hlink>
-        <a:srgbClr val="0000FF"/>
+        <a:srgbClr val="0000ff"/>
       </a:hlink>
       <a:folHlink>
         <a:srgbClr val="800080"/>
@@ -6016,12 +7137,12 @@
     </a:clrScheme>
     <a:fontScheme name="Office">
       <a:majorFont>
-        <a:latin typeface="Calibri"/>
+        <a:latin typeface="Calibri" pitchFamily="0" charset="1"/>
         <a:ea typeface=""/>
         <a:cs typeface=""/>
       </a:majorFont>
       <a:minorFont>
-        <a:latin typeface="Cambria"/>
+        <a:latin typeface="Cambria" pitchFamily="0" charset="1"/>
         <a:ea typeface=""/>
         <a:cs typeface=""/>
       </a:minorFont>
@@ -6050,7 +7171,7 @@
             </a:gs>
           </a:gsLst>
           <a:lin ang="16200000" scaled="1"/>
-          <a:tileRect/>
+          <a:tileRect l="0" t="0" r="0" b="0"/>
         </a:gradFill>
         <a:gradFill>
           <a:gsLst>
@@ -6068,7 +7189,7 @@
             </a:gs>
           </a:gsLst>
           <a:lin ang="16200000" scaled="0"/>
-          <a:tileRect/>
+          <a:tileRect l="0" t="0" r="0" b="0"/>
         </a:gradFill>
       </a:fillStyleLst>
       <a:lnStyleLst>
@@ -6119,7 +7240,7 @@
           <a:path path="circle">
             <a:fillToRect l="50000" t="-80000" r="50000" b="180000"/>
           </a:path>
-          <a:tileRect/>
+          <a:tileRect l="0" t="0" r="0" b="0"/>
         </a:gradFill>
         <a:gradFill>
           <a:gsLst>
@@ -6137,13 +7258,11 @@
           <a:path path="circle">
             <a:fillToRect l="50000" t="50000" r="50000" b="50000"/>
           </a:path>
-          <a:tileRect/>
+          <a:tileRect l="0" t="0" r="0" b="0"/>
         </a:gradFill>
       </a:bgFillStyleLst>
     </a:fmtScheme>
   </a:themeElements>
-  <a:objectDefaults/>
-  <a:extraClrSchemeLst/>
 </a:theme>
 </file>
 
